--- a/docs/Katona Zalán - Záródolgozat.docx
+++ b/docs/Katona Zalán - Záródolgozat.docx
@@ -3646,7 +3646,7 @@
   <w:style w:type="paragraph" w:default="1" w:styleId="Norml">
     <w:name w:val="Normal"/>
     <w:qFormat/>
-    <w:rsid w:val="005C3246"/>
+    <w:rsid w:val="007E7BCC"/>
     <w:rPr>
       <w:rFonts w:ascii="Times New Roman" w:hAnsi="Times New Roman"/>
       <w:sz w:val="24"/>
@@ -3850,7 +3850,6 @@
   <w:style w:type="character" w:default="1" w:styleId="Bekezdsalapbettpusa">
     <w:name w:val="Default Paragraph Font"/>
     <w:uiPriority w:val="1"/>
-    <w:semiHidden/>
     <w:unhideWhenUsed/>
   </w:style>
   <w:style w:type="table" w:default="1" w:styleId="Normltblzat">

--- a/docs/Katona Zalán - Záródolgozat.docx
+++ b/docs/Katona Zalán - Záródolgozat.docx
@@ -3681,11 +3681,12 @@
     <w:uiPriority w:val="9"/>
     <w:unhideWhenUsed/>
     <w:qFormat/>
-    <w:rsid w:val="00CA022A"/>
+    <w:rsid w:val="005E1527"/>
     <w:pPr>
       <w:keepNext/>
       <w:keepLines/>
       <w:spacing w:before="160" w:after="80"/>
+      <w:jc w:val="center"/>
       <w:outlineLvl w:val="1"/>
     </w:pPr>
     <w:rPr>
@@ -3702,7 +3703,7 @@
     <w:uiPriority w:val="9"/>
     <w:unhideWhenUsed/>
     <w:qFormat/>
-    <w:rsid w:val="00715AB8"/>
+    <w:rsid w:val="0073718E"/>
     <w:pPr>
       <w:keepNext/>
       <w:keepLines/>
@@ -3711,8 +3712,8 @@
     </w:pPr>
     <w:rPr>
       <w:rFonts w:eastAsiaTheme="majorEastAsia" w:cstheme="majorBidi"/>
-      <w:color w:val="0F4761" w:themeColor="accent1" w:themeShade="BF"/>
-      <w:sz w:val="28"/>
+      <w:b/>
+      <w:color w:val="000000" w:themeColor="text1"/>
       <w:szCs w:val="28"/>
     </w:rPr>
   </w:style>
@@ -3891,7 +3892,7 @@
     <w:basedOn w:val="Bekezdsalapbettpusa"/>
     <w:link w:val="Cmsor2"/>
     <w:uiPriority w:val="9"/>
-    <w:rsid w:val="00CA022A"/>
+    <w:rsid w:val="005E1527"/>
     <w:rPr>
       <w:rFonts w:ascii="Times New Roman" w:eastAsiaTheme="majorEastAsia" w:hAnsi="Times New Roman" w:cstheme="majorBidi"/>
       <w:sz w:val="32"/>
@@ -3903,11 +3904,12 @@
     <w:basedOn w:val="Bekezdsalapbettpusa"/>
     <w:link w:val="Cmsor3"/>
     <w:uiPriority w:val="9"/>
-    <w:rsid w:val="00715AB8"/>
+    <w:rsid w:val="0073718E"/>
     <w:rPr>
-      <w:rFonts w:eastAsiaTheme="majorEastAsia" w:cstheme="majorBidi"/>
-      <w:color w:val="0F4761" w:themeColor="accent1" w:themeShade="BF"/>
-      <w:sz w:val="28"/>
+      <w:rFonts w:ascii="Times New Roman" w:eastAsiaTheme="majorEastAsia" w:hAnsi="Times New Roman" w:cstheme="majorBidi"/>
+      <w:b/>
+      <w:color w:val="000000" w:themeColor="text1"/>
+      <w:sz w:val="24"/>
       <w:szCs w:val="28"/>
     </w:rPr>
   </w:style>

--- a/docs/Katona Zalán - Záródolgozat.docx
+++ b/docs/Katona Zalán - Záródolgozat.docx
@@ -3851,6 +3851,7 @@
   <w:style w:type="character" w:default="1" w:styleId="Bekezdsalapbettpusa">
     <w:name w:val="Default Paragraph Font"/>
     <w:uiPriority w:val="1"/>
+    <w:semiHidden/>
     <w:unhideWhenUsed/>
   </w:style>
   <w:style w:type="table" w:default="1" w:styleId="Normltblzat">

--- a/docs/Katona Zalán - Záródolgozat.docx
+++ b/docs/Katona Zalán - Záródolgozat.docx
@@ -4070,7 +4070,7 @@
         <w:pStyle w:val="Kpalrs"/>
       </w:pPr>
       <w:fldSimple w:instr=" SEQ ábra \* ARABIC ">
-        <w:bookmarkStart w:id="7" w:name="_Toc225083804"/>
+        <w:bookmarkStart w:id="7" w:name="_Toc225241856"/>
         <w:r>
           <w:rPr>
             <w:noProof/>
@@ -4653,8 +4653,16 @@
           <w:numId w:val="16"/>
         </w:numPr>
         <w:spacing w:line="360" w:lineRule="auto"/>
-      </w:pPr>
-      <w:r>
+        <w:rPr>
+          <w:b/>
+          <w:bCs/>
+        </w:rPr>
+      </w:pPr>
+      <w:r>
+        <w:rPr>
+          <w:b/>
+          <w:bCs/>
+        </w:rPr>
         <w:t>draw.io</w:t>
       </w:r>
     </w:p>
@@ -4670,9 +4678,14 @@
       <w:pPr>
         <w:spacing w:line="360" w:lineRule="auto"/>
       </w:pPr>
-      <w:r>
-        <w:t>https://www.drawio.com/</w:t>
-      </w:r>
+      <w:hyperlink r:id="rId11" w:history="1">
+        <w:r>
+          <w:rPr>
+            <w:rStyle w:val="Hiperhivatkozs"/>
+          </w:rPr>
+          <w:t>https://www.drawio.com/</w:t>
+        </w:r>
+      </w:hyperlink>
     </w:p>
     <w:p>
       <w:r>
@@ -4742,7 +4755,7 @@
       <w:pPr>
         <w:spacing w:line="360" w:lineRule="auto"/>
       </w:pPr>
-      <w:hyperlink r:id="rId11" w:history="1">
+      <w:hyperlink r:id="rId12" w:history="1">
         <w:r>
           <w:rPr>
             <w:rStyle w:val="Hiperhivatkozs"/>
@@ -4790,7 +4803,7 @@
       <w:pPr>
         <w:spacing w:line="360" w:lineRule="auto"/>
       </w:pPr>
-      <w:hyperlink r:id="rId12" w:history="1">
+      <w:hyperlink r:id="rId13" w:history="1">
         <w:r>
           <w:rPr>
             <w:rStyle w:val="Hiperhivatkozs"/>
@@ -4841,7 +4854,7 @@
       <w:pPr>
         <w:spacing w:line="360" w:lineRule="auto"/>
       </w:pPr>
-      <w:hyperlink r:id="rId13" w:history="1">
+      <w:hyperlink r:id="rId14" w:history="1">
         <w:r>
           <w:rPr>
             <w:rStyle w:val="Hiperhivatkozs"/>
@@ -4886,7 +4899,7 @@
       <w:pPr>
         <w:spacing w:line="360" w:lineRule="auto"/>
       </w:pPr>
-      <w:hyperlink r:id="rId14" w:history="1">
+      <w:hyperlink r:id="rId15" w:history="1">
         <w:r>
           <w:rPr>
             <w:rStyle w:val="Hiperhivatkozs"/>
@@ -4928,7 +4941,7 @@
       <w:pPr>
         <w:spacing w:line="360" w:lineRule="auto"/>
       </w:pPr>
-      <w:hyperlink r:id="rId15" w:history="1">
+      <w:hyperlink r:id="rId16" w:history="1">
         <w:r>
           <w:rPr>
             <w:rStyle w:val="Hiperhivatkozs"/>
@@ -4941,7 +4954,7 @@
       <w:pPr>
         <w:spacing w:line="360" w:lineRule="auto"/>
       </w:pPr>
-      <w:hyperlink r:id="rId16" w:history="1">
+      <w:hyperlink r:id="rId17" w:history="1">
         <w:r>
           <w:rPr>
             <w:rStyle w:val="Hiperhivatkozs"/>
@@ -4992,7 +5005,7 @@
       <w:pPr>
         <w:spacing w:line="360" w:lineRule="auto"/>
       </w:pPr>
-      <w:hyperlink r:id="rId17" w:history="1">
+      <w:hyperlink r:id="rId18" w:history="1">
         <w:r>
           <w:rPr>
             <w:rStyle w:val="Hiperhivatkozs"/>
@@ -5043,7 +5056,7 @@
       <w:pPr>
         <w:spacing w:line="360" w:lineRule="auto"/>
       </w:pPr>
-      <w:hyperlink r:id="rId18" w:history="1">
+      <w:hyperlink r:id="rId19" w:history="1">
         <w:r>
           <w:rPr>
             <w:rStyle w:val="Hiperhivatkozs"/>
@@ -5056,54 +5069,12 @@
       <w:pPr>
         <w:spacing w:line="360" w:lineRule="auto"/>
       </w:pPr>
-      <w:hyperlink r:id="rId19" w:history="1">
+      <w:hyperlink r:id="rId20" w:history="1">
         <w:r>
           <w:rPr>
             <w:rStyle w:val="Hiperhivatkozs"/>
           </w:rPr>
           <w:t>https://www.npmjs.com/package/jsonwebtoken</w:t>
-        </w:r>
-      </w:hyperlink>
-    </w:p>
-    <w:p>
-      <w:pPr>
-        <w:pStyle w:val="Listaszerbekezds"/>
-        <w:numPr>
-          <w:ilvl w:val="0"/>
-          <w:numId w:val="16"/>
-        </w:numPr>
-        <w:spacing w:line="360" w:lineRule="auto"/>
-        <w:rPr>
-          <w:b/>
-          <w:bCs/>
-        </w:rPr>
-      </w:pPr>
-      <w:r>
-        <w:rPr>
-          <w:b/>
-          <w:bCs/>
-        </w:rPr>
-        <w:t>music-metadata</w:t>
-      </w:r>
-    </w:p>
-    <w:p>
-      <w:pPr>
-        <w:spacing w:line="360" w:lineRule="auto"/>
-      </w:pPr>
-      <w:r>
-        <w:t>Hangfájlok metaadatainak feldolgozására használt modul.</w:t>
-      </w:r>
-    </w:p>
-    <w:p>
-      <w:pPr>
-        <w:spacing w:line="360" w:lineRule="auto"/>
-      </w:pPr>
-      <w:hyperlink r:id="rId20" w:history="1">
-        <w:r>
-          <w:rPr>
-            <w:rStyle w:val="Hiperhivatkozs"/>
-          </w:rPr>
-          <w:t>https://www.npmjs.com/package/music-metadata</w:t>
         </w:r>
       </w:hyperlink>
     </w:p>
@@ -5391,7 +5362,6 @@
           <w:b/>
           <w:bCs/>
         </w:rPr>
-        <w:lastRenderedPageBreak/>
         <w:t>mul</w:t>
       </w:r>
       <w:r>
@@ -5444,6 +5414,7 @@
           <w:b/>
           <w:bCs/>
         </w:rPr>
+        <w:lastRenderedPageBreak/>
         <w:t>fs-extra</w:t>
       </w:r>
     </w:p>
@@ -8955,7 +8926,7 @@
         </w:rPr>
         <w:fldChar w:fldCharType="separate"/>
       </w:r>
-      <w:bookmarkStart w:id="21" w:name="_Toc225083805"/>
+      <w:bookmarkStart w:id="21" w:name="_Toc225241857"/>
       <w:r>
         <w:rPr>
           <w:noProof/>
@@ -9765,7 +9736,7 @@
         </w:rPr>
       </w:pPr>
       <w:fldSimple w:instr=" SEQ ábra \* ARABIC ">
-        <w:bookmarkStart w:id="26" w:name="_Toc225083806"/>
+        <w:bookmarkStart w:id="26" w:name="_Toc225241858"/>
         <w:r>
           <w:rPr>
             <w:noProof/>
@@ -9893,7 +9864,7 @@
         <w:pStyle w:val="Kpalrs"/>
       </w:pPr>
       <w:fldSimple w:instr=" SEQ ábra \* ARABIC ">
-        <w:bookmarkStart w:id="28" w:name="_Toc225083807"/>
+        <w:bookmarkStart w:id="28" w:name="_Toc225241859"/>
         <w:r>
           <w:rPr>
             <w:noProof/>
@@ -10022,7 +9993,7 @@
         </w:rPr>
         <w:fldChar w:fldCharType="separate"/>
       </w:r>
-      <w:bookmarkStart w:id="30" w:name="_Toc225083808"/>
+      <w:bookmarkStart w:id="30" w:name="_Toc225241860"/>
       <w:r>
         <w:rPr>
           <w:noProof/>
@@ -10152,7 +10123,7 @@
         </w:rPr>
         <w:fldChar w:fldCharType="separate"/>
       </w:r>
-      <w:bookmarkStart w:id="32" w:name="_Toc225083809"/>
+      <w:bookmarkStart w:id="32" w:name="_Toc225241861"/>
       <w:r>
         <w:rPr>
           <w:noProof/>
@@ -10362,7 +10333,7 @@
         </w:rPr>
         <w:fldChar w:fldCharType="separate"/>
       </w:r>
-      <w:bookmarkStart w:id="34" w:name="_Toc225083810"/>
+      <w:bookmarkStart w:id="34" w:name="_Toc225241862"/>
       <w:r>
         <w:rPr>
           <w:noProof/>
@@ -10511,7 +10482,7 @@
         <w:pStyle w:val="Kpalrs"/>
       </w:pPr>
       <w:fldSimple w:instr=" SEQ ábra \* ARABIC ">
-        <w:bookmarkStart w:id="37" w:name="_Toc225083811"/>
+        <w:bookmarkStart w:id="37" w:name="_Toc225241863"/>
         <w:r>
           <w:rPr>
             <w:noProof/>
@@ -10567,6 +10538,9 @@
         <w:keepNext/>
       </w:pPr>
       <w:r>
+        <w:rPr>
+          <w:noProof/>
+        </w:rPr>
         <w:drawing>
           <wp:inline distT="0" distB="0" distL="0" distR="0" wp14:anchorId="22F4B08D" wp14:editId="100726E8">
             <wp:extent cx="5759450" cy="1522095"/>
@@ -10609,7 +10583,7 @@
         <w:pStyle w:val="Kpalrs"/>
       </w:pPr>
       <w:fldSimple w:instr=" SEQ ábra \* ARABIC ">
-        <w:bookmarkStart w:id="38" w:name="_Toc225083812"/>
+        <w:bookmarkStart w:id="38" w:name="_Toc225241864"/>
         <w:r>
           <w:rPr>
             <w:noProof/>
@@ -10674,6 +10648,9 @@
         <w:keepNext/>
       </w:pPr>
       <w:r>
+        <w:rPr>
+          <w:noProof/>
+        </w:rPr>
         <w:drawing>
           <wp:inline distT="0" distB="0" distL="0" distR="0" wp14:anchorId="3486F863" wp14:editId="7464F6F1">
             <wp:extent cx="5759450" cy="1475740"/>
@@ -10719,7 +10696,7 @@
         </w:rPr>
       </w:pPr>
       <w:fldSimple w:instr=" SEQ ábra \* ARABIC ">
-        <w:bookmarkStart w:id="39" w:name="_Toc225083813"/>
+        <w:bookmarkStart w:id="39" w:name="_Toc225241865"/>
         <w:r>
           <w:rPr>
             <w:noProof/>
@@ -10873,7 +10850,7 @@
         <w:pStyle w:val="Kpalrs"/>
       </w:pPr>
       <w:fldSimple w:instr=" SEQ ábra \* ARABIC ">
-        <w:bookmarkStart w:id="41" w:name="_Toc225083814"/>
+        <w:bookmarkStart w:id="41" w:name="_Toc225241866"/>
         <w:r>
           <w:rPr>
             <w:noProof/>
@@ -11016,7 +10993,7 @@
         </w:rPr>
         <w:fldChar w:fldCharType="separate"/>
       </w:r>
-      <w:bookmarkStart w:id="42" w:name="_Toc225083815"/>
+      <w:bookmarkStart w:id="42" w:name="_Toc225241867"/>
       <w:r>
         <w:rPr>
           <w:noProof/>
@@ -11197,7 +11174,7 @@
         </w:rPr>
         <w:fldChar w:fldCharType="separate"/>
       </w:r>
-      <w:bookmarkStart w:id="43" w:name="_Toc225083816"/>
+      <w:bookmarkStart w:id="43" w:name="_Toc225241868"/>
       <w:r>
         <w:rPr>
           <w:noProof/>
@@ -11350,7 +11327,7 @@
         <w:pStyle w:val="Kpalrs"/>
       </w:pPr>
       <w:fldSimple w:instr=" SEQ ábra \* ARABIC ">
-        <w:bookmarkStart w:id="44" w:name="_Toc225083817"/>
+        <w:bookmarkStart w:id="44" w:name="_Toc225241869"/>
         <w:r>
           <w:rPr>
             <w:noProof/>
@@ -11485,7 +11462,7 @@
         </w:rPr>
         <w:fldChar w:fldCharType="separate"/>
       </w:r>
-      <w:hyperlink w:anchor="_Toc225083804" w:history="1">
+      <w:hyperlink w:anchor="_Toc225241856" w:history="1">
         <w:r>
           <w:rPr>
             <w:rStyle w:val="Hiperhivatkozs"/>
@@ -11512,7 +11489,7 @@
             <w:noProof/>
             <w:webHidden/>
           </w:rPr>
-          <w:instrText xml:space="preserve"> PAGEREF _Toc225083804 \h </w:instrText>
+          <w:instrText xml:space="preserve"> PAGEREF _Toc225241856 \h </w:instrText>
         </w:r>
         <w:r>
           <w:rPr>
@@ -11556,7 +11533,7 @@
           <w:lang w:eastAsia="hu-HU"/>
         </w:rPr>
       </w:pPr>
-      <w:hyperlink w:anchor="_Toc225083805" w:history="1">
+      <w:hyperlink w:anchor="_Toc225241857" w:history="1">
         <w:r>
           <w:rPr>
             <w:rStyle w:val="Hiperhivatkozs"/>
@@ -11591,7 +11568,7 @@
             <w:noProof/>
             <w:webHidden/>
           </w:rPr>
-          <w:instrText xml:space="preserve"> PAGEREF _Toc225083805 \h </w:instrText>
+          <w:instrText xml:space="preserve"> PAGEREF _Toc225241857 \h </w:instrText>
         </w:r>
         <w:r>
           <w:rPr>
@@ -11635,7 +11612,7 @@
           <w:lang w:eastAsia="hu-HU"/>
         </w:rPr>
       </w:pPr>
-      <w:hyperlink w:anchor="_Toc225083806" w:history="1">
+      <w:hyperlink w:anchor="_Toc225241858" w:history="1">
         <w:r>
           <w:rPr>
             <w:rStyle w:val="Hiperhivatkozs"/>
@@ -11662,7 +11639,7 @@
             <w:noProof/>
             <w:webHidden/>
           </w:rPr>
-          <w:instrText xml:space="preserve"> PAGEREF _Toc225083806 \h </w:instrText>
+          <w:instrText xml:space="preserve"> PAGEREF _Toc225241858 \h </w:instrText>
         </w:r>
         <w:r>
           <w:rPr>
@@ -11706,7 +11683,7 @@
           <w:lang w:eastAsia="hu-HU"/>
         </w:rPr>
       </w:pPr>
-      <w:hyperlink w:anchor="_Toc225083807" w:history="1">
+      <w:hyperlink w:anchor="_Toc225241859" w:history="1">
         <w:r>
           <w:rPr>
             <w:rStyle w:val="Hiperhivatkozs"/>
@@ -11733,7 +11710,7 @@
             <w:noProof/>
             <w:webHidden/>
           </w:rPr>
-          <w:instrText xml:space="preserve"> PAGEREF _Toc225083807 \h </w:instrText>
+          <w:instrText xml:space="preserve"> PAGEREF _Toc225241859 \h </w:instrText>
         </w:r>
         <w:r>
           <w:rPr>
@@ -11777,7 +11754,7 @@
           <w:lang w:eastAsia="hu-HU"/>
         </w:rPr>
       </w:pPr>
-      <w:hyperlink w:anchor="_Toc225083808" w:history="1">
+      <w:hyperlink w:anchor="_Toc225241860" w:history="1">
         <w:r>
           <w:rPr>
             <w:rStyle w:val="Hiperhivatkozs"/>
@@ -11812,7 +11789,7 @@
             <w:noProof/>
             <w:webHidden/>
           </w:rPr>
-          <w:instrText xml:space="preserve"> PAGEREF _Toc225083808 \h </w:instrText>
+          <w:instrText xml:space="preserve"> PAGEREF _Toc225241860 \h </w:instrText>
         </w:r>
         <w:r>
           <w:rPr>
@@ -11856,7 +11833,7 @@
           <w:lang w:eastAsia="hu-HU"/>
         </w:rPr>
       </w:pPr>
-      <w:hyperlink w:anchor="_Toc225083809" w:history="1">
+      <w:hyperlink w:anchor="_Toc225241861" w:history="1">
         <w:r>
           <w:rPr>
             <w:rStyle w:val="Hiperhivatkozs"/>
@@ -11891,7 +11868,7 @@
             <w:noProof/>
             <w:webHidden/>
           </w:rPr>
-          <w:instrText xml:space="preserve"> PAGEREF _Toc225083809 \h </w:instrText>
+          <w:instrText xml:space="preserve"> PAGEREF _Toc225241861 \h </w:instrText>
         </w:r>
         <w:r>
           <w:rPr>
@@ -11935,7 +11912,7 @@
           <w:lang w:eastAsia="hu-HU"/>
         </w:rPr>
       </w:pPr>
-      <w:hyperlink w:anchor="_Toc225083810" w:history="1">
+      <w:hyperlink w:anchor="_Toc225241862" w:history="1">
         <w:r>
           <w:rPr>
             <w:rStyle w:val="Hiperhivatkozs"/>
@@ -11970,7 +11947,7 @@
             <w:noProof/>
             <w:webHidden/>
           </w:rPr>
-          <w:instrText xml:space="preserve"> PAGEREF _Toc225083810 \h </w:instrText>
+          <w:instrText xml:space="preserve"> PAGEREF _Toc225241862 \h </w:instrText>
         </w:r>
         <w:r>
           <w:rPr>
@@ -12014,7 +11991,7 @@
           <w:lang w:eastAsia="hu-HU"/>
         </w:rPr>
       </w:pPr>
-      <w:hyperlink w:anchor="_Toc225083811" w:history="1">
+      <w:hyperlink w:anchor="_Toc225241863" w:history="1">
         <w:r>
           <w:rPr>
             <w:rStyle w:val="Hiperhivatkozs"/>
@@ -12041,7 +12018,7 @@
             <w:noProof/>
             <w:webHidden/>
           </w:rPr>
-          <w:instrText xml:space="preserve"> PAGEREF _Toc225083811 \h </w:instrText>
+          <w:instrText xml:space="preserve"> PAGEREF _Toc225241863 \h </w:instrText>
         </w:r>
         <w:r>
           <w:rPr>
@@ -12085,7 +12062,7 @@
           <w:lang w:eastAsia="hu-HU"/>
         </w:rPr>
       </w:pPr>
-      <w:hyperlink w:anchor="_Toc225083812" w:history="1">
+      <w:hyperlink w:anchor="_Toc225241864" w:history="1">
         <w:r>
           <w:rPr>
             <w:rStyle w:val="Hiperhivatkozs"/>
@@ -12112,7 +12089,7 @@
             <w:noProof/>
             <w:webHidden/>
           </w:rPr>
-          <w:instrText xml:space="preserve"> PAGEREF _Toc225083812 \h </w:instrText>
+          <w:instrText xml:space="preserve"> PAGEREF _Toc225241864 \h </w:instrText>
         </w:r>
         <w:r>
           <w:rPr>
@@ -12156,7 +12133,7 @@
           <w:lang w:eastAsia="hu-HU"/>
         </w:rPr>
       </w:pPr>
-      <w:hyperlink w:anchor="_Toc225083813" w:history="1">
+      <w:hyperlink w:anchor="_Toc225241865" w:history="1">
         <w:r>
           <w:rPr>
             <w:rStyle w:val="Hiperhivatkozs"/>
@@ -12183,7 +12160,7 @@
             <w:noProof/>
             <w:webHidden/>
           </w:rPr>
-          <w:instrText xml:space="preserve"> PAGEREF _Toc225083813 \h </w:instrText>
+          <w:instrText xml:space="preserve"> PAGEREF _Toc225241865 \h </w:instrText>
         </w:r>
         <w:r>
           <w:rPr>
@@ -12227,7 +12204,7 @@
           <w:lang w:eastAsia="hu-HU"/>
         </w:rPr>
       </w:pPr>
-      <w:hyperlink w:anchor="_Toc225083814" w:history="1">
+      <w:hyperlink w:anchor="_Toc225241866" w:history="1">
         <w:r>
           <w:rPr>
             <w:rStyle w:val="Hiperhivatkozs"/>
@@ -12254,7 +12231,7 @@
             <w:noProof/>
             <w:webHidden/>
           </w:rPr>
-          <w:instrText xml:space="preserve"> PAGEREF _Toc225083814 \h </w:instrText>
+          <w:instrText xml:space="preserve"> PAGEREF _Toc225241866 \h </w:instrText>
         </w:r>
         <w:r>
           <w:rPr>
@@ -12298,7 +12275,7 @@
           <w:lang w:eastAsia="hu-HU"/>
         </w:rPr>
       </w:pPr>
-      <w:hyperlink w:anchor="_Toc225083815" w:history="1">
+      <w:hyperlink w:anchor="_Toc225241867" w:history="1">
         <w:r>
           <w:rPr>
             <w:rStyle w:val="Hiperhivatkozs"/>
@@ -12333,7 +12310,7 @@
             <w:noProof/>
             <w:webHidden/>
           </w:rPr>
-          <w:instrText xml:space="preserve"> PAGEREF _Toc225083815 \h </w:instrText>
+          <w:instrText xml:space="preserve"> PAGEREF _Toc225241867 \h </w:instrText>
         </w:r>
         <w:r>
           <w:rPr>
@@ -12377,7 +12354,7 @@
           <w:lang w:eastAsia="hu-HU"/>
         </w:rPr>
       </w:pPr>
-      <w:hyperlink w:anchor="_Toc225083816" w:history="1">
+      <w:hyperlink w:anchor="_Toc225241868" w:history="1">
         <w:r>
           <w:rPr>
             <w:rStyle w:val="Hiperhivatkozs"/>
@@ -12412,7 +12389,7 @@
             <w:noProof/>
             <w:webHidden/>
           </w:rPr>
-          <w:instrText xml:space="preserve"> PAGEREF _Toc225083816 \h </w:instrText>
+          <w:instrText xml:space="preserve"> PAGEREF _Toc225241868 \h </w:instrText>
         </w:r>
         <w:r>
           <w:rPr>
@@ -12456,7 +12433,7 @@
           <w:lang w:eastAsia="hu-HU"/>
         </w:rPr>
       </w:pPr>
-      <w:hyperlink w:anchor="_Toc225083817" w:history="1">
+      <w:hyperlink w:anchor="_Toc225241869" w:history="1">
         <w:r>
           <w:rPr>
             <w:rStyle w:val="Hiperhivatkozs"/>
@@ -12483,7 +12460,7 @@
             <w:noProof/>
             <w:webHidden/>
           </w:rPr>
-          <w:instrText xml:space="preserve"> PAGEREF _Toc225083817 \h </w:instrText>
+          <w:instrText xml:space="preserve"> PAGEREF _Toc225241869 \h </w:instrText>
         </w:r>
         <w:r>
           <w:rPr>
@@ -16537,6 +16514,7 @@
   <w:style w:type="character" w:default="1" w:styleId="Bekezdsalapbettpusa">
     <w:name w:val="Default Paragraph Font"/>
     <w:uiPriority w:val="1"/>
+    <w:semiHidden/>
     <w:unhideWhenUsed/>
   </w:style>
   <w:style w:type="table" w:default="1" w:styleId="Normltblzat">

--- a/docs/Katona Zalán - Záródolgozat.docx
+++ b/docs/Katona Zalán - Záródolgozat.docx
@@ -257,6 +257,13 @@
         </w:rPr>
         <w:br w:type="page"/>
       </w:r>
+      <w:r>
+        <w:rPr>
+          <w:rFonts w:cs="Times New Roman"/>
+        </w:rPr>
+        <w:lastRenderedPageBreak/>
+        <w:br w:type="page"/>
+      </w:r>
     </w:p>
     <w:sdt>
       <w:sdtPr>
@@ -299,9 +306,6 @@
         <w:p>
           <w:pPr>
             <w:pStyle w:val="TJ1"/>
-            <w:tabs>
-              <w:tab w:val="right" w:leader="dot" w:pos="9060"/>
-            </w:tabs>
             <w:rPr>
               <w:rFonts w:asciiTheme="minorHAnsi" w:eastAsiaTheme="minorEastAsia" w:hAnsiTheme="minorHAnsi"/>
               <w:noProof/>
@@ -327,7 +331,7 @@
             </w:rPr>
             <w:fldChar w:fldCharType="separate"/>
           </w:r>
-          <w:hyperlink w:anchor="_Toc225083292" w:history="1">
+          <w:hyperlink w:anchor="_Toc225435152" w:history="1">
             <w:r>
               <w:rPr>
                 <w:rStyle w:val="Hiperhivatkozs"/>
@@ -355,7 +359,7 @@
                 <w:noProof/>
                 <w:webHidden/>
               </w:rPr>
-              <w:instrText xml:space="preserve"> PAGEREF _Toc225083292 \h </w:instrText>
+              <w:instrText xml:space="preserve"> PAGEREF _Toc225435152 \h </w:instrText>
             </w:r>
             <w:r>
               <w:rPr>
@@ -389,9 +393,6 @@
         <w:p>
           <w:pPr>
             <w:pStyle w:val="TJ1"/>
-            <w:tabs>
-              <w:tab w:val="right" w:leader="dot" w:pos="9060"/>
-            </w:tabs>
             <w:rPr>
               <w:rFonts w:asciiTheme="minorHAnsi" w:eastAsiaTheme="minorEastAsia" w:hAnsiTheme="minorHAnsi"/>
               <w:noProof/>
@@ -399,7 +400,7 @@
               <w:lang w:eastAsia="hu-HU"/>
             </w:rPr>
           </w:pPr>
-          <w:hyperlink w:anchor="_Toc225083293" w:history="1">
+          <w:hyperlink w:anchor="_Toc225435153" w:history="1">
             <w:r>
               <w:rPr>
                 <w:rStyle w:val="Hiperhivatkozs"/>
@@ -426,7 +427,7 @@
                 <w:noProof/>
                 <w:webHidden/>
               </w:rPr>
-              <w:instrText xml:space="preserve"> PAGEREF _Toc225083293 \h </w:instrText>
+              <w:instrText xml:space="preserve"> PAGEREF _Toc225435153 \h </w:instrText>
             </w:r>
             <w:r>
               <w:rPr>
@@ -470,7 +471,7 @@
               <w:lang w:eastAsia="hu-HU"/>
             </w:rPr>
           </w:pPr>
-          <w:hyperlink w:anchor="_Toc225083294" w:history="1">
+          <w:hyperlink w:anchor="_Toc225435154" w:history="1">
             <w:r>
               <w:rPr>
                 <w:rStyle w:val="Hiperhivatkozs"/>
@@ -497,7 +498,7 @@
                 <w:noProof/>
                 <w:webHidden/>
               </w:rPr>
-              <w:instrText xml:space="preserve"> PAGEREF _Toc225083294 \h </w:instrText>
+              <w:instrText xml:space="preserve"> PAGEREF _Toc225435154 \h </w:instrText>
             </w:r>
             <w:r>
               <w:rPr>
@@ -541,7 +542,7 @@
               <w:lang w:eastAsia="hu-HU"/>
             </w:rPr>
           </w:pPr>
-          <w:hyperlink w:anchor="_Toc225083295" w:history="1">
+          <w:hyperlink w:anchor="_Toc225435155" w:history="1">
             <w:r>
               <w:rPr>
                 <w:rStyle w:val="Hiperhivatkozs"/>
@@ -568,7 +569,7 @@
                 <w:noProof/>
                 <w:webHidden/>
               </w:rPr>
-              <w:instrText xml:space="preserve"> PAGEREF _Toc225083295 \h </w:instrText>
+              <w:instrText xml:space="preserve"> PAGEREF _Toc225435155 \h </w:instrText>
             </w:r>
             <w:r>
               <w:rPr>
@@ -612,7 +613,7 @@
               <w:lang w:eastAsia="hu-HU"/>
             </w:rPr>
           </w:pPr>
-          <w:hyperlink w:anchor="_Toc225083296" w:history="1">
+          <w:hyperlink w:anchor="_Toc225435156" w:history="1">
             <w:r>
               <w:rPr>
                 <w:rStyle w:val="Hiperhivatkozs"/>
@@ -639,7 +640,7 @@
                 <w:noProof/>
                 <w:webHidden/>
               </w:rPr>
-              <w:instrText xml:space="preserve"> PAGEREF _Toc225083296 \h </w:instrText>
+              <w:instrText xml:space="preserve"> PAGEREF _Toc225435156 \h </w:instrText>
             </w:r>
             <w:r>
               <w:rPr>
@@ -683,7 +684,7 @@
               <w:lang w:eastAsia="hu-HU"/>
             </w:rPr>
           </w:pPr>
-          <w:hyperlink w:anchor="_Toc225083297" w:history="1">
+          <w:hyperlink w:anchor="_Toc225435157" w:history="1">
             <w:r>
               <w:rPr>
                 <w:rStyle w:val="Hiperhivatkozs"/>
@@ -710,7 +711,7 @@
                 <w:noProof/>
                 <w:webHidden/>
               </w:rPr>
-              <w:instrText xml:space="preserve"> PAGEREF _Toc225083297 \h </w:instrText>
+              <w:instrText xml:space="preserve"> PAGEREF _Toc225435157 \h </w:instrText>
             </w:r>
             <w:r>
               <w:rPr>
@@ -754,7 +755,7 @@
               <w:lang w:eastAsia="hu-HU"/>
             </w:rPr>
           </w:pPr>
-          <w:hyperlink w:anchor="_Toc225083298" w:history="1">
+          <w:hyperlink w:anchor="_Toc225435158" w:history="1">
             <w:r>
               <w:rPr>
                 <w:rStyle w:val="Hiperhivatkozs"/>
@@ -781,7 +782,7 @@
                 <w:noProof/>
                 <w:webHidden/>
               </w:rPr>
-              <w:instrText xml:space="preserve"> PAGEREF _Toc225083298 \h </w:instrText>
+              <w:instrText xml:space="preserve"> PAGEREF _Toc225435158 \h </w:instrText>
             </w:r>
             <w:r>
               <w:rPr>
@@ -802,77 +803,6 @@
                 <w:webHidden/>
               </w:rPr>
               <w:t>6</w:t>
-            </w:r>
-            <w:r>
-              <w:rPr>
-                <w:noProof/>
-                <w:webHidden/>
-              </w:rPr>
-              <w:fldChar w:fldCharType="end"/>
-            </w:r>
-          </w:hyperlink>
-        </w:p>
-        <w:p>
-          <w:pPr>
-            <w:pStyle w:val="TJ1"/>
-            <w:tabs>
-              <w:tab w:val="right" w:leader="dot" w:pos="9060"/>
-            </w:tabs>
-            <w:rPr>
-              <w:rFonts w:asciiTheme="minorHAnsi" w:eastAsiaTheme="minorEastAsia" w:hAnsiTheme="minorHAnsi"/>
-              <w:noProof/>
-              <w:szCs w:val="24"/>
-              <w:lang w:eastAsia="hu-HU"/>
-            </w:rPr>
-          </w:pPr>
-          <w:hyperlink w:anchor="_Toc225083299" w:history="1">
-            <w:r>
-              <w:rPr>
-                <w:rStyle w:val="Hiperhivatkozs"/>
-                <w:noProof/>
-              </w:rPr>
-              <w:t>2. Fejlesztői dokumentáció</w:t>
-            </w:r>
-            <w:r>
-              <w:rPr>
-                <w:noProof/>
-                <w:webHidden/>
-              </w:rPr>
-              <w:tab/>
-            </w:r>
-            <w:r>
-              <w:rPr>
-                <w:noProof/>
-                <w:webHidden/>
-              </w:rPr>
-              <w:fldChar w:fldCharType="begin"/>
-            </w:r>
-            <w:r>
-              <w:rPr>
-                <w:noProof/>
-                <w:webHidden/>
-              </w:rPr>
-              <w:instrText xml:space="preserve"> PAGEREF _Toc225083299 \h </w:instrText>
-            </w:r>
-            <w:r>
-              <w:rPr>
-                <w:noProof/>
-                <w:webHidden/>
-              </w:rPr>
-            </w:r>
-            <w:r>
-              <w:rPr>
-                <w:noProof/>
-                <w:webHidden/>
-              </w:rPr>
-              <w:fldChar w:fldCharType="separate"/>
-            </w:r>
-            <w:r>
-              <w:rPr>
-                <w:noProof/>
-                <w:webHidden/>
-              </w:rPr>
-              <w:t>7</w:t>
             </w:r>
             <w:r>
               <w:rPr>
@@ -896,13 +826,13 @@
               <w:lang w:eastAsia="hu-HU"/>
             </w:rPr>
           </w:pPr>
-          <w:hyperlink w:anchor="_Toc225083300" w:history="1">
+          <w:hyperlink w:anchor="_Toc225435159" w:history="1">
             <w:r>
               <w:rPr>
                 <w:rStyle w:val="Hiperhivatkozs"/>
                 <w:noProof/>
               </w:rPr>
-              <w:t>2.1 Témaválasztás</w:t>
+              <w:t>1.2. A program használatának részletes leírása</w:t>
             </w:r>
             <w:r>
               <w:rPr>
@@ -923,7 +853,7 @@
                 <w:noProof/>
                 <w:webHidden/>
               </w:rPr>
-              <w:instrText xml:space="preserve"> PAGEREF _Toc225083300 \h </w:instrText>
+              <w:instrText xml:space="preserve"> PAGEREF _Toc225435159 \h </w:instrText>
             </w:r>
             <w:r>
               <w:rPr>
@@ -944,6 +874,145 @@
                 <w:webHidden/>
               </w:rPr>
               <w:t>7</w:t>
+            </w:r>
+            <w:r>
+              <w:rPr>
+                <w:noProof/>
+                <w:webHidden/>
+              </w:rPr>
+              <w:fldChar w:fldCharType="end"/>
+            </w:r>
+          </w:hyperlink>
+        </w:p>
+        <w:p>
+          <w:pPr>
+            <w:pStyle w:val="TJ3"/>
+            <w:tabs>
+              <w:tab w:val="right" w:leader="dot" w:pos="9060"/>
+            </w:tabs>
+            <w:rPr>
+              <w:rFonts w:asciiTheme="minorHAnsi" w:eastAsiaTheme="minorEastAsia" w:hAnsiTheme="minorHAnsi"/>
+              <w:noProof/>
+              <w:szCs w:val="24"/>
+              <w:lang w:eastAsia="hu-HU"/>
+            </w:rPr>
+          </w:pPr>
+          <w:hyperlink w:anchor="_Toc225435160" w:history="1">
+            <w:r>
+              <w:rPr>
+                <w:rStyle w:val="Hiperhivatkozs"/>
+                <w:noProof/>
+              </w:rPr>
+              <w:t>1.2.1 Bejelentkezési és regisztrációs oldal</w:t>
+            </w:r>
+            <w:r>
+              <w:rPr>
+                <w:noProof/>
+                <w:webHidden/>
+              </w:rPr>
+              <w:tab/>
+            </w:r>
+            <w:r>
+              <w:rPr>
+                <w:noProof/>
+                <w:webHidden/>
+              </w:rPr>
+              <w:fldChar w:fldCharType="begin"/>
+            </w:r>
+            <w:r>
+              <w:rPr>
+                <w:noProof/>
+                <w:webHidden/>
+              </w:rPr>
+              <w:instrText xml:space="preserve"> PAGEREF _Toc225435160 \h </w:instrText>
+            </w:r>
+            <w:r>
+              <w:rPr>
+                <w:noProof/>
+                <w:webHidden/>
+              </w:rPr>
+            </w:r>
+            <w:r>
+              <w:rPr>
+                <w:noProof/>
+                <w:webHidden/>
+              </w:rPr>
+              <w:fldChar w:fldCharType="separate"/>
+            </w:r>
+            <w:r>
+              <w:rPr>
+                <w:noProof/>
+                <w:webHidden/>
+              </w:rPr>
+              <w:t>7</w:t>
+            </w:r>
+            <w:r>
+              <w:rPr>
+                <w:noProof/>
+                <w:webHidden/>
+              </w:rPr>
+              <w:fldChar w:fldCharType="end"/>
+            </w:r>
+          </w:hyperlink>
+        </w:p>
+        <w:p>
+          <w:pPr>
+            <w:pStyle w:val="TJ1"/>
+            <w:rPr>
+              <w:rFonts w:asciiTheme="minorHAnsi" w:eastAsiaTheme="minorEastAsia" w:hAnsiTheme="minorHAnsi"/>
+              <w:noProof/>
+              <w:szCs w:val="24"/>
+              <w:lang w:eastAsia="hu-HU"/>
+            </w:rPr>
+          </w:pPr>
+          <w:hyperlink w:anchor="_Toc225435161" w:history="1">
+            <w:r>
+              <w:rPr>
+                <w:rStyle w:val="Hiperhivatkozs"/>
+                <w:noProof/>
+              </w:rPr>
+              <w:t>2. Fejlesztői dokumentáció</w:t>
+            </w:r>
+            <w:r>
+              <w:rPr>
+                <w:noProof/>
+                <w:webHidden/>
+              </w:rPr>
+              <w:tab/>
+            </w:r>
+            <w:r>
+              <w:rPr>
+                <w:noProof/>
+                <w:webHidden/>
+              </w:rPr>
+              <w:fldChar w:fldCharType="begin"/>
+            </w:r>
+            <w:r>
+              <w:rPr>
+                <w:noProof/>
+                <w:webHidden/>
+              </w:rPr>
+              <w:instrText xml:space="preserve"> PAGEREF _Toc225435161 \h </w:instrText>
+            </w:r>
+            <w:r>
+              <w:rPr>
+                <w:noProof/>
+                <w:webHidden/>
+              </w:rPr>
+            </w:r>
+            <w:r>
+              <w:rPr>
+                <w:noProof/>
+                <w:webHidden/>
+              </w:rPr>
+              <w:fldChar w:fldCharType="separate"/>
+            </w:r>
+            <w:r>
+              <w:rPr>
+                <w:noProof/>
+                <w:webHidden/>
+              </w:rPr>
+              <w:t>9</w:t>
             </w:r>
             <w:r>
               <w:rPr>
@@ -967,12 +1036,83 @@
               <w:lang w:eastAsia="hu-HU"/>
             </w:rPr>
           </w:pPr>
-          <w:hyperlink w:anchor="_Toc225083301" w:history="1">
+          <w:hyperlink w:anchor="_Toc225435162" w:history="1">
             <w:r>
               <w:rPr>
                 <w:rStyle w:val="Hiperhivatkozs"/>
                 <w:noProof/>
               </w:rPr>
+              <w:t>2.1 Témaválasztás</w:t>
+            </w:r>
+            <w:r>
+              <w:rPr>
+                <w:noProof/>
+                <w:webHidden/>
+              </w:rPr>
+              <w:tab/>
+            </w:r>
+            <w:r>
+              <w:rPr>
+                <w:noProof/>
+                <w:webHidden/>
+              </w:rPr>
+              <w:fldChar w:fldCharType="begin"/>
+            </w:r>
+            <w:r>
+              <w:rPr>
+                <w:noProof/>
+                <w:webHidden/>
+              </w:rPr>
+              <w:instrText xml:space="preserve"> PAGEREF _Toc225435162 \h </w:instrText>
+            </w:r>
+            <w:r>
+              <w:rPr>
+                <w:noProof/>
+                <w:webHidden/>
+              </w:rPr>
+            </w:r>
+            <w:r>
+              <w:rPr>
+                <w:noProof/>
+                <w:webHidden/>
+              </w:rPr>
+              <w:fldChar w:fldCharType="separate"/>
+            </w:r>
+            <w:r>
+              <w:rPr>
+                <w:noProof/>
+                <w:webHidden/>
+              </w:rPr>
+              <w:t>9</w:t>
+            </w:r>
+            <w:r>
+              <w:rPr>
+                <w:noProof/>
+                <w:webHidden/>
+              </w:rPr>
+              <w:fldChar w:fldCharType="end"/>
+            </w:r>
+          </w:hyperlink>
+        </w:p>
+        <w:p>
+          <w:pPr>
+            <w:pStyle w:val="TJ2"/>
+            <w:tabs>
+              <w:tab w:val="right" w:leader="dot" w:pos="9060"/>
+            </w:tabs>
+            <w:rPr>
+              <w:rFonts w:asciiTheme="minorHAnsi" w:eastAsiaTheme="minorEastAsia" w:hAnsiTheme="minorHAnsi"/>
+              <w:noProof/>
+              <w:szCs w:val="24"/>
+              <w:lang w:eastAsia="hu-HU"/>
+            </w:rPr>
+          </w:pPr>
+          <w:hyperlink w:anchor="_Toc225435163" w:history="1">
+            <w:r>
+              <w:rPr>
+                <w:rStyle w:val="Hiperhivatkozs"/>
+                <w:noProof/>
+              </w:rPr>
               <w:t>2.2. Alkalmazott fejlesztői eszközök.</w:t>
             </w:r>
             <w:r>
@@ -994,7 +1134,7 @@
                 <w:noProof/>
                 <w:webHidden/>
               </w:rPr>
-              <w:instrText xml:space="preserve"> PAGEREF _Toc225083301 \h </w:instrText>
+              <w:instrText xml:space="preserve"> PAGEREF _Toc225435163 \h </w:instrText>
             </w:r>
             <w:r>
               <w:rPr>
@@ -1014,7 +1154,7 @@
                 <w:noProof/>
                 <w:webHidden/>
               </w:rPr>
-              <w:t>8</w:t>
+              <w:t>10</w:t>
             </w:r>
             <w:r>
               <w:rPr>
@@ -1038,7 +1178,7 @@
               <w:lang w:eastAsia="hu-HU"/>
             </w:rPr>
           </w:pPr>
-          <w:hyperlink w:anchor="_Toc225083302" w:history="1">
+          <w:hyperlink w:anchor="_Toc225435164" w:history="1">
             <w:r>
               <w:rPr>
                 <w:rStyle w:val="Hiperhivatkozs"/>
@@ -1065,7 +1205,7 @@
                 <w:noProof/>
                 <w:webHidden/>
               </w:rPr>
-              <w:instrText xml:space="preserve"> PAGEREF _Toc225083302 \h </w:instrText>
+              <w:instrText xml:space="preserve"> PAGEREF _Toc225435164 \h </w:instrText>
             </w:r>
             <w:r>
               <w:rPr>
@@ -1085,7 +1225,7 @@
                 <w:noProof/>
                 <w:webHidden/>
               </w:rPr>
-              <w:t>8</w:t>
+              <w:t>10</w:t>
             </w:r>
             <w:r>
               <w:rPr>
@@ -1109,7 +1249,7 @@
               <w:lang w:eastAsia="hu-HU"/>
             </w:rPr>
           </w:pPr>
-          <w:hyperlink w:anchor="_Toc225083303" w:history="1">
+          <w:hyperlink w:anchor="_Toc225435165" w:history="1">
             <w:r>
               <w:rPr>
                 <w:rStyle w:val="Hiperhivatkozs"/>
@@ -1136,7 +1276,7 @@
                 <w:noProof/>
                 <w:webHidden/>
               </w:rPr>
-              <w:instrText xml:space="preserve"> PAGEREF _Toc225083303 \h </w:instrText>
+              <w:instrText xml:space="preserve"> PAGEREF _Toc225435165 \h </w:instrText>
             </w:r>
             <w:r>
               <w:rPr>
@@ -1156,7 +1296,7 @@
                 <w:noProof/>
                 <w:webHidden/>
               </w:rPr>
-              <w:t>10</w:t>
+              <w:t>12</w:t>
             </w:r>
             <w:r>
               <w:rPr>
@@ -1180,7 +1320,7 @@
               <w:lang w:eastAsia="hu-HU"/>
             </w:rPr>
           </w:pPr>
-          <w:hyperlink w:anchor="_Toc225083304" w:history="1">
+          <w:hyperlink w:anchor="_Toc225435166" w:history="1">
             <w:r>
               <w:rPr>
                 <w:rStyle w:val="Hiperhivatkozs"/>
@@ -1207,7 +1347,7 @@
                 <w:noProof/>
                 <w:webHidden/>
               </w:rPr>
-              <w:instrText xml:space="preserve"> PAGEREF _Toc225083304 \h </w:instrText>
+              <w:instrText xml:space="preserve"> PAGEREF _Toc225435166 \h </w:instrText>
             </w:r>
             <w:r>
               <w:rPr>
@@ -1227,7 +1367,7 @@
                 <w:noProof/>
                 <w:webHidden/>
               </w:rPr>
-              <w:t>13</w:t>
+              <w:t>15</w:t>
             </w:r>
             <w:r>
               <w:rPr>
@@ -1251,7 +1391,7 @@
               <w:lang w:eastAsia="hu-HU"/>
             </w:rPr>
           </w:pPr>
-          <w:hyperlink w:anchor="_Toc225083305" w:history="1">
+          <w:hyperlink w:anchor="_Toc225435167" w:history="1">
             <w:r>
               <w:rPr>
                 <w:rStyle w:val="Hiperhivatkozs"/>
@@ -1278,7 +1418,7 @@
                 <w:noProof/>
                 <w:webHidden/>
               </w:rPr>
-              <w:instrText xml:space="preserve"> PAGEREF _Toc225083305 \h </w:instrText>
+              <w:instrText xml:space="preserve"> PAGEREF _Toc225435167 \h </w:instrText>
             </w:r>
             <w:r>
               <w:rPr>
@@ -1298,7 +1438,7 @@
                 <w:noProof/>
                 <w:webHidden/>
               </w:rPr>
-              <w:t>14</w:t>
+              <w:t>16</w:t>
             </w:r>
             <w:r>
               <w:rPr>
@@ -1322,7 +1462,7 @@
               <w:lang w:eastAsia="hu-HU"/>
             </w:rPr>
           </w:pPr>
-          <w:hyperlink w:anchor="_Toc225083306" w:history="1">
+          <w:hyperlink w:anchor="_Toc225435168" w:history="1">
             <w:r>
               <w:rPr>
                 <w:rStyle w:val="Hiperhivatkozs"/>
@@ -1349,7 +1489,7 @@
                 <w:noProof/>
                 <w:webHidden/>
               </w:rPr>
-              <w:instrText xml:space="preserve"> PAGEREF _Toc225083306 \h </w:instrText>
+              <w:instrText xml:space="preserve"> PAGEREF _Toc225435168 \h </w:instrText>
             </w:r>
             <w:r>
               <w:rPr>
@@ -1369,7 +1509,7 @@
                 <w:noProof/>
                 <w:webHidden/>
               </w:rPr>
-              <w:t>15</w:t>
+              <w:t>17</w:t>
             </w:r>
             <w:r>
               <w:rPr>
@@ -1393,7 +1533,7 @@
               <w:lang w:eastAsia="hu-HU"/>
             </w:rPr>
           </w:pPr>
-          <w:hyperlink w:anchor="_Toc225083307" w:history="1">
+          <w:hyperlink w:anchor="_Toc225435169" w:history="1">
             <w:r>
               <w:rPr>
                 <w:rStyle w:val="Hiperhivatkozs"/>
@@ -1421,7 +1561,7 @@
                 <w:noProof/>
                 <w:webHidden/>
               </w:rPr>
-              <w:instrText xml:space="preserve"> PAGEREF _Toc225083307 \h </w:instrText>
+              <w:instrText xml:space="preserve"> PAGEREF _Toc225435169 \h </w:instrText>
             </w:r>
             <w:r>
               <w:rPr>
@@ -1441,7 +1581,7 @@
                 <w:noProof/>
                 <w:webHidden/>
               </w:rPr>
-              <w:t>15</w:t>
+              <w:t>17</w:t>
             </w:r>
             <w:r>
               <w:rPr>
@@ -1465,7 +1605,7 @@
               <w:lang w:eastAsia="hu-HU"/>
             </w:rPr>
           </w:pPr>
-          <w:hyperlink w:anchor="_Toc225083308" w:history="1">
+          <w:hyperlink w:anchor="_Toc225435170" w:history="1">
             <w:r>
               <w:rPr>
                 <w:rStyle w:val="Hiperhivatkozs"/>
@@ -1493,7 +1633,7 @@
                 <w:noProof/>
                 <w:webHidden/>
               </w:rPr>
-              <w:instrText xml:space="preserve"> PAGEREF _Toc225083308 \h </w:instrText>
+              <w:instrText xml:space="preserve"> PAGEREF _Toc225435170 \h </w:instrText>
             </w:r>
             <w:r>
               <w:rPr>
@@ -1513,7 +1653,7 @@
                 <w:noProof/>
                 <w:webHidden/>
               </w:rPr>
-              <w:t>16</w:t>
+              <w:t>18</w:t>
             </w:r>
             <w:r>
               <w:rPr>
@@ -1537,7 +1677,7 @@
               <w:lang w:eastAsia="hu-HU"/>
             </w:rPr>
           </w:pPr>
-          <w:hyperlink w:anchor="_Toc225083309" w:history="1">
+          <w:hyperlink w:anchor="_Toc225435171" w:history="1">
             <w:r>
               <w:rPr>
                 <w:rStyle w:val="Hiperhivatkozs"/>
@@ -1565,7 +1705,7 @@
                 <w:noProof/>
                 <w:webHidden/>
               </w:rPr>
-              <w:instrText xml:space="preserve"> PAGEREF _Toc225083309 \h </w:instrText>
+              <w:instrText xml:space="preserve"> PAGEREF _Toc225435171 \h </w:instrText>
             </w:r>
             <w:r>
               <w:rPr>
@@ -1585,7 +1725,7 @@
                 <w:noProof/>
                 <w:webHidden/>
               </w:rPr>
-              <w:t>17</w:t>
+              <w:t>19</w:t>
             </w:r>
             <w:r>
               <w:rPr>
@@ -1609,7 +1749,7 @@
               <w:lang w:eastAsia="hu-HU"/>
             </w:rPr>
           </w:pPr>
-          <w:hyperlink w:anchor="_Toc225083310" w:history="1">
+          <w:hyperlink w:anchor="_Toc225435172" w:history="1">
             <w:r>
               <w:rPr>
                 <w:rStyle w:val="Hiperhivatkozs"/>
@@ -1637,7 +1777,7 @@
                 <w:noProof/>
                 <w:webHidden/>
               </w:rPr>
-              <w:instrText xml:space="preserve"> PAGEREF _Toc225083310 \h </w:instrText>
+              <w:instrText xml:space="preserve"> PAGEREF _Toc225435172 \h </w:instrText>
             </w:r>
             <w:r>
               <w:rPr>
@@ -1657,7 +1797,7 @@
                 <w:noProof/>
                 <w:webHidden/>
               </w:rPr>
-              <w:t>17</w:t>
+              <w:t>19</w:t>
             </w:r>
             <w:r>
               <w:rPr>
@@ -1681,7 +1821,7 @@
               <w:lang w:eastAsia="hu-HU"/>
             </w:rPr>
           </w:pPr>
-          <w:hyperlink w:anchor="_Toc225083311" w:history="1">
+          <w:hyperlink w:anchor="_Toc225435173" w:history="1">
             <w:r>
               <w:rPr>
                 <w:rStyle w:val="Hiperhivatkozs"/>
@@ -1709,7 +1849,7 @@
                 <w:noProof/>
                 <w:webHidden/>
               </w:rPr>
-              <w:instrText xml:space="preserve"> PAGEREF _Toc225083311 \h </w:instrText>
+              <w:instrText xml:space="preserve"> PAGEREF _Toc225435173 \h </w:instrText>
             </w:r>
             <w:r>
               <w:rPr>
@@ -1729,7 +1869,7 @@
                 <w:noProof/>
                 <w:webHidden/>
               </w:rPr>
-              <w:t>18</w:t>
+              <w:t>20</w:t>
             </w:r>
             <w:r>
               <w:rPr>
@@ -1753,7 +1893,7 @@
               <w:lang w:eastAsia="hu-HU"/>
             </w:rPr>
           </w:pPr>
-          <w:hyperlink w:anchor="_Toc225083312" w:history="1">
+          <w:hyperlink w:anchor="_Toc225435174" w:history="1">
             <w:r>
               <w:rPr>
                 <w:rStyle w:val="Hiperhivatkozs"/>
@@ -1781,7 +1921,7 @@
                 <w:noProof/>
                 <w:webHidden/>
               </w:rPr>
-              <w:instrText xml:space="preserve"> PAGEREF _Toc225083312 \h </w:instrText>
+              <w:instrText xml:space="preserve"> PAGEREF _Toc225435174 \h </w:instrText>
             </w:r>
             <w:r>
               <w:rPr>
@@ -1801,7 +1941,7 @@
                 <w:noProof/>
                 <w:webHidden/>
               </w:rPr>
-              <w:t>19</w:t>
+              <w:t>21</w:t>
             </w:r>
             <w:r>
               <w:rPr>
@@ -1825,7 +1965,7 @@
               <w:lang w:eastAsia="hu-HU"/>
             </w:rPr>
           </w:pPr>
-          <w:hyperlink w:anchor="_Toc225083313" w:history="1">
+          <w:hyperlink w:anchor="_Toc225435175" w:history="1">
             <w:r>
               <w:rPr>
                 <w:rStyle w:val="Hiperhivatkozs"/>
@@ -1860,7 +2000,7 @@
                 <w:noProof/>
                 <w:webHidden/>
               </w:rPr>
-              <w:instrText xml:space="preserve"> PAGEREF _Toc225083313 \h </w:instrText>
+              <w:instrText xml:space="preserve"> PAGEREF _Toc225435175 \h </w:instrText>
             </w:r>
             <w:r>
               <w:rPr>
@@ -1880,7 +2020,7 @@
                 <w:noProof/>
                 <w:webHidden/>
               </w:rPr>
-              <w:t>20</w:t>
+              <w:t>22</w:t>
             </w:r>
             <w:r>
               <w:rPr>
@@ -1904,7 +2044,7 @@
               <w:lang w:eastAsia="hu-HU"/>
             </w:rPr>
           </w:pPr>
-          <w:hyperlink w:anchor="_Toc225083314" w:history="1">
+          <w:hyperlink w:anchor="_Toc225435176" w:history="1">
             <w:r>
               <w:rPr>
                 <w:rStyle w:val="Hiperhivatkozs"/>
@@ -1931,7 +2071,7 @@
                 <w:noProof/>
                 <w:webHidden/>
               </w:rPr>
-              <w:instrText xml:space="preserve"> PAGEREF _Toc225083314 \h </w:instrText>
+              <w:instrText xml:space="preserve"> PAGEREF _Toc225435176 \h </w:instrText>
             </w:r>
             <w:r>
               <w:rPr>
@@ -1951,7 +2091,7 @@
                 <w:noProof/>
                 <w:webHidden/>
               </w:rPr>
-              <w:t>20</w:t>
+              <w:t>22</w:t>
             </w:r>
             <w:r>
               <w:rPr>
@@ -1975,7 +2115,7 @@
               <w:lang w:eastAsia="hu-HU"/>
             </w:rPr>
           </w:pPr>
-          <w:hyperlink w:anchor="_Toc225083315" w:history="1">
+          <w:hyperlink w:anchor="_Toc225435177" w:history="1">
             <w:r>
               <w:rPr>
                 <w:rStyle w:val="Hiperhivatkozs"/>
@@ -2002,7 +2142,7 @@
                 <w:noProof/>
                 <w:webHidden/>
               </w:rPr>
-              <w:instrText xml:space="preserve"> PAGEREF _Toc225083315 \h </w:instrText>
+              <w:instrText xml:space="preserve"> PAGEREF _Toc225435177 \h </w:instrText>
             </w:r>
             <w:r>
               <w:rPr>
@@ -2022,7 +2162,7 @@
                 <w:noProof/>
                 <w:webHidden/>
               </w:rPr>
-              <w:t>21</w:t>
+              <w:t>23</w:t>
             </w:r>
             <w:r>
               <w:rPr>
@@ -2046,7 +2186,7 @@
               <w:lang w:eastAsia="hu-HU"/>
             </w:rPr>
           </w:pPr>
-          <w:hyperlink w:anchor="_Toc225083316" w:history="1">
+          <w:hyperlink w:anchor="_Toc225435178" w:history="1">
             <w:r>
               <w:rPr>
                 <w:rStyle w:val="Hiperhivatkozs"/>
@@ -2073,7 +2213,7 @@
                 <w:noProof/>
                 <w:webHidden/>
               </w:rPr>
-              <w:instrText xml:space="preserve"> PAGEREF _Toc225083316 \h </w:instrText>
+              <w:instrText xml:space="preserve"> PAGEREF _Toc225435178 \h </w:instrText>
             </w:r>
             <w:r>
               <w:rPr>
@@ -2093,7 +2233,7 @@
                 <w:noProof/>
                 <w:webHidden/>
               </w:rPr>
-              <w:t>21</w:t>
+              <w:t>23</w:t>
             </w:r>
             <w:r>
               <w:rPr>
@@ -2117,7 +2257,7 @@
               <w:lang w:eastAsia="hu-HU"/>
             </w:rPr>
           </w:pPr>
-          <w:hyperlink w:anchor="_Toc225083317" w:history="1">
+          <w:hyperlink w:anchor="_Toc225435179" w:history="1">
             <w:r>
               <w:rPr>
                 <w:rStyle w:val="Hiperhivatkozs"/>
@@ -2145,7 +2285,7 @@
                 <w:noProof/>
                 <w:webHidden/>
               </w:rPr>
-              <w:instrText xml:space="preserve"> PAGEREF _Toc225083317 \h </w:instrText>
+              <w:instrText xml:space="preserve"> PAGEREF _Toc225435179 \h </w:instrText>
             </w:r>
             <w:r>
               <w:rPr>
@@ -2165,7 +2305,7 @@
                 <w:noProof/>
                 <w:webHidden/>
               </w:rPr>
-              <w:t>22</w:t>
+              <w:t>24</w:t>
             </w:r>
             <w:r>
               <w:rPr>
@@ -2189,7 +2329,7 @@
               <w:lang w:eastAsia="hu-HU"/>
             </w:rPr>
           </w:pPr>
-          <w:hyperlink w:anchor="_Toc225083318" w:history="1">
+          <w:hyperlink w:anchor="_Toc225435180" w:history="1">
             <w:r>
               <w:rPr>
                 <w:rStyle w:val="Hiperhivatkozs"/>
@@ -2217,7 +2357,7 @@
                 <w:noProof/>
                 <w:webHidden/>
               </w:rPr>
-              <w:instrText xml:space="preserve"> PAGEREF _Toc225083318 \h </w:instrText>
+              <w:instrText xml:space="preserve"> PAGEREF _Toc225435180 \h </w:instrText>
             </w:r>
             <w:r>
               <w:rPr>
@@ -2237,7 +2377,7 @@
                 <w:noProof/>
                 <w:webHidden/>
               </w:rPr>
-              <w:t>23</w:t>
+              <w:t>25</w:t>
             </w:r>
             <w:r>
               <w:rPr>
@@ -2261,7 +2401,7 @@
               <w:lang w:eastAsia="hu-HU"/>
             </w:rPr>
           </w:pPr>
-          <w:hyperlink w:anchor="_Toc225083319" w:history="1">
+          <w:hyperlink w:anchor="_Toc225435181" w:history="1">
             <w:r>
               <w:rPr>
                 <w:rStyle w:val="Hiperhivatkozs"/>
@@ -2289,7 +2429,7 @@
                 <w:noProof/>
                 <w:webHidden/>
               </w:rPr>
-              <w:instrText xml:space="preserve"> PAGEREF _Toc225083319 \h </w:instrText>
+              <w:instrText xml:space="preserve"> PAGEREF _Toc225435181 \h </w:instrText>
             </w:r>
             <w:r>
               <w:rPr>
@@ -2309,7 +2449,7 @@
                 <w:noProof/>
                 <w:webHidden/>
               </w:rPr>
-              <w:t>24</w:t>
+              <w:t>26</w:t>
             </w:r>
             <w:r>
               <w:rPr>
@@ -2333,7 +2473,7 @@
               <w:lang w:eastAsia="hu-HU"/>
             </w:rPr>
           </w:pPr>
-          <w:hyperlink w:anchor="_Toc225083320" w:history="1">
+          <w:hyperlink w:anchor="_Toc225435182" w:history="1">
             <w:r>
               <w:rPr>
                 <w:rStyle w:val="Hiperhivatkozs"/>
@@ -2361,7 +2501,7 @@
                 <w:noProof/>
                 <w:webHidden/>
               </w:rPr>
-              <w:instrText xml:space="preserve"> PAGEREF _Toc225083320 \h </w:instrText>
+              <w:instrText xml:space="preserve"> PAGEREF _Toc225435182 \h </w:instrText>
             </w:r>
             <w:r>
               <w:rPr>
@@ -2381,7 +2521,7 @@
                 <w:noProof/>
                 <w:webHidden/>
               </w:rPr>
-              <w:t>25</w:t>
+              <w:t>27</w:t>
             </w:r>
             <w:r>
               <w:rPr>
@@ -2405,7 +2545,7 @@
               <w:lang w:eastAsia="hu-HU"/>
             </w:rPr>
           </w:pPr>
-          <w:hyperlink w:anchor="_Toc225083321" w:history="1">
+          <w:hyperlink w:anchor="_Toc225435183" w:history="1">
             <w:r>
               <w:rPr>
                 <w:rStyle w:val="Hiperhivatkozs"/>
@@ -2433,7 +2573,7 @@
                 <w:noProof/>
                 <w:webHidden/>
               </w:rPr>
-              <w:instrText xml:space="preserve"> PAGEREF _Toc225083321 \h </w:instrText>
+              <w:instrText xml:space="preserve"> PAGEREF _Toc225435183 \h </w:instrText>
             </w:r>
             <w:r>
               <w:rPr>
@@ -2453,7 +2593,7 @@
                 <w:noProof/>
                 <w:webHidden/>
               </w:rPr>
-              <w:t>25</w:t>
+              <w:t>27</w:t>
             </w:r>
             <w:r>
               <w:rPr>
@@ -2477,7 +2617,7 @@
               <w:lang w:eastAsia="hu-HU"/>
             </w:rPr>
           </w:pPr>
-          <w:hyperlink w:anchor="_Toc225083322" w:history="1">
+          <w:hyperlink w:anchor="_Toc225435184" w:history="1">
             <w:r>
               <w:rPr>
                 <w:rStyle w:val="Hiperhivatkozs"/>
@@ -2505,7 +2645,7 @@
                 <w:noProof/>
                 <w:webHidden/>
               </w:rPr>
-              <w:instrText xml:space="preserve"> PAGEREF _Toc225083322 \h </w:instrText>
+              <w:instrText xml:space="preserve"> PAGEREF _Toc225435184 \h </w:instrText>
             </w:r>
             <w:r>
               <w:rPr>
@@ -2525,7 +2665,7 @@
                 <w:noProof/>
                 <w:webHidden/>
               </w:rPr>
-              <w:t>26</w:t>
+              <w:t>28</w:t>
             </w:r>
             <w:r>
               <w:rPr>
@@ -2549,7 +2689,7 @@
               <w:lang w:eastAsia="hu-HU"/>
             </w:rPr>
           </w:pPr>
-          <w:hyperlink w:anchor="_Toc225083323" w:history="1">
+          <w:hyperlink w:anchor="_Toc225435185" w:history="1">
             <w:r>
               <w:rPr>
                 <w:rStyle w:val="Hiperhivatkozs"/>
@@ -2577,7 +2717,7 @@
                 <w:noProof/>
                 <w:webHidden/>
               </w:rPr>
-              <w:instrText xml:space="preserve"> PAGEREF _Toc225083323 \h </w:instrText>
+              <w:instrText xml:space="preserve"> PAGEREF _Toc225435185 \h </w:instrText>
             </w:r>
             <w:r>
               <w:rPr>
@@ -2597,7 +2737,7 @@
                 <w:noProof/>
                 <w:webHidden/>
               </w:rPr>
-              <w:t>28</w:t>
+              <w:t>30</w:t>
             </w:r>
             <w:r>
               <w:rPr>
@@ -2611,9 +2751,6 @@
         <w:p>
           <w:pPr>
             <w:pStyle w:val="TJ1"/>
-            <w:tabs>
-              <w:tab w:val="right" w:leader="dot" w:pos="9060"/>
-            </w:tabs>
             <w:rPr>
               <w:rFonts w:asciiTheme="minorHAnsi" w:eastAsiaTheme="minorEastAsia" w:hAnsiTheme="minorHAnsi"/>
               <w:noProof/>
@@ -2621,7 +2758,7 @@
               <w:lang w:eastAsia="hu-HU"/>
             </w:rPr>
           </w:pPr>
-          <w:hyperlink w:anchor="_Toc225083324" w:history="1">
+          <w:hyperlink w:anchor="_Toc225435186" w:history="1">
             <w:r>
               <w:rPr>
                 <w:rStyle w:val="Hiperhivatkozs"/>
@@ -2649,7 +2786,7 @@
                 <w:noProof/>
                 <w:webHidden/>
               </w:rPr>
-              <w:instrText xml:space="preserve"> PAGEREF _Toc225083324 \h </w:instrText>
+              <w:instrText xml:space="preserve"> PAGEREF _Toc225435186 \h </w:instrText>
             </w:r>
             <w:r>
               <w:rPr>
@@ -2669,7 +2806,7 @@
                 <w:noProof/>
                 <w:webHidden/>
               </w:rPr>
-              <w:t>29</w:t>
+              <w:t>31</w:t>
             </w:r>
             <w:r>
               <w:rPr>
@@ -2701,10 +2838,26 @@
     </w:sdt>
     <w:p>
       <w:pPr>
+        <w:rPr>
+          <w:rFonts w:eastAsiaTheme="majorEastAsia" w:cs="Times New Roman"/>
+          <w:color w:val="000000" w:themeColor="text1"/>
+          <w:sz w:val="40"/>
+          <w:szCs w:val="40"/>
+        </w:rPr>
+      </w:pPr>
+      <w:bookmarkStart w:id="0" w:name="_Toc225435152"/>
+      <w:r>
+        <w:rPr>
+          <w:rFonts w:cs="Times New Roman"/>
+        </w:rPr>
+        <w:br w:type="page"/>
+      </w:r>
+    </w:p>
+    <w:p>
+      <w:pPr>
         <w:pStyle w:val="Cmsor1"/>
         <w:jc w:val="center"/>
       </w:pPr>
-      <w:bookmarkStart w:id="0" w:name="_Toc225083292"/>
       <w:r>
         <w:rPr>
           <w:rFonts w:cs="Times New Roman"/>
@@ -3293,7 +3446,7 @@
         <w:ind w:left="360"/>
         <w:jc w:val="center"/>
       </w:pPr>
-      <w:bookmarkStart w:id="1" w:name="_Toc225083293"/>
+      <w:bookmarkStart w:id="1" w:name="_Toc225435153"/>
       <w:r>
         <w:lastRenderedPageBreak/>
         <w:t>1.</w:t>
@@ -3310,7 +3463,7 @@
       <w:pPr>
         <w:pStyle w:val="Cmsor2"/>
       </w:pPr>
-      <w:bookmarkStart w:id="2" w:name="_Toc225083294"/>
+      <w:bookmarkStart w:id="2" w:name="_Toc225435154"/>
       <w:r>
         <w:t xml:space="preserve">1.1. </w:t>
       </w:r>
@@ -3377,7 +3530,7 @@
       <w:pPr>
         <w:pStyle w:val="Cmsor2"/>
       </w:pPr>
-      <w:bookmarkStart w:id="3" w:name="_Toc225083295"/>
+      <w:bookmarkStart w:id="3" w:name="_Toc225435155"/>
       <w:r>
         <w:lastRenderedPageBreak/>
         <w:t>1.2.</w:t>
@@ -3394,7 +3547,7 @@
       <w:pPr>
         <w:pStyle w:val="Cmsor3"/>
       </w:pPr>
-      <w:bookmarkStart w:id="4" w:name="_Toc225083296"/>
+      <w:bookmarkStart w:id="4" w:name="_Toc225435156"/>
       <w:r>
         <w:t xml:space="preserve">1.2.1. </w:t>
       </w:r>
@@ -3672,7 +3825,7 @@
       <w:pPr>
         <w:pStyle w:val="Cmsor3"/>
       </w:pPr>
-      <w:bookmarkStart w:id="5" w:name="_Toc225083297"/>
+      <w:bookmarkStart w:id="5" w:name="_Toc225435157"/>
       <w:r>
         <w:t xml:space="preserve">1.2.2 </w:t>
       </w:r>
@@ -3977,7 +4130,7 @@
         <w:pStyle w:val="Cmsor2"/>
         <w:ind w:left="720"/>
       </w:pPr>
-      <w:bookmarkStart w:id="6" w:name="_Toc225083298"/>
+      <w:bookmarkStart w:id="6" w:name="_Toc225435158"/>
       <w:r>
         <w:lastRenderedPageBreak/>
         <w:t>1.</w:t>
@@ -4001,7 +4154,13 @@
         <w:ind w:firstLine="567"/>
       </w:pPr>
       <w:r>
-        <w:t>Oldalunk az interneten keresztül elérhető íg bármilyen internetkapcsolattal rendelkező és a követelményeknek megfelelő eszközről elérhető. A böngészőn kívül semmilyen más programra nincs szükség az oldal használatához.</w:t>
+        <w:t>Oldalunk az interneten keresztül elérhető íg</w:t>
+      </w:r>
+      <w:r>
+        <w:t>y</w:t>
+      </w:r>
+      <w:r>
+        <w:t xml:space="preserve"> bármilyen internetkapcsolattal rendelkező és a követelményeknek megfelelő eszközről elérhető. A böngészőn kívül semmilyen más programra nincs szükség az oldal használatához.</w:t>
       </w:r>
     </w:p>
     <w:p>
@@ -4070,7 +4229,7 @@
         <w:pStyle w:val="Kpalrs"/>
       </w:pPr>
       <w:fldSimple w:instr=" SEQ ábra \* ARABIC ">
-        <w:bookmarkStart w:id="7" w:name="_Toc225241856"/>
+        <w:bookmarkStart w:id="7" w:name="_Toc225435554"/>
         <w:r>
           <w:rPr>
             <w:noProof/>
@@ -4084,14 +4243,362 @@
       <w:bookmarkEnd w:id="7"/>
     </w:p>
     <w:p>
-      <w:pPr>
-        <w:rPr>
-          <w:rFonts w:eastAsiaTheme="majorEastAsia" w:cstheme="majorBidi"/>
-          <w:color w:val="000000" w:themeColor="text1"/>
-          <w:sz w:val="40"/>
-          <w:szCs w:val="40"/>
-        </w:rPr>
-      </w:pPr>
+      <w:r>
+        <w:br w:type="page"/>
+      </w:r>
+    </w:p>
+    <w:p>
+      <w:pPr>
+        <w:pStyle w:val="Cmsor2"/>
+      </w:pPr>
+      <w:bookmarkStart w:id="8" w:name="_Toc225435159"/>
+      <w:r>
+        <w:lastRenderedPageBreak/>
+        <w:t>1.2. A program használatának részletes leírása</w:t>
+      </w:r>
+      <w:bookmarkEnd w:id="8"/>
+    </w:p>
+    <w:p>
+      <w:pPr>
+        <w:pStyle w:val="Cmsor3"/>
+      </w:pPr>
+      <w:bookmarkStart w:id="9" w:name="_Toc225435160"/>
+      <w:r>
+        <w:t>1.2.1 Bejelentkezési és regisztrációs oldal</w:t>
+      </w:r>
+      <w:bookmarkEnd w:id="9"/>
+    </w:p>
+    <w:p>
+      <w:pPr>
+        <w:spacing w:line="360" w:lineRule="auto"/>
+        <w:ind w:firstLine="567"/>
+        <w:jc w:val="both"/>
+      </w:pPr>
+      <w:r>
+        <w:t>Az oldalra navigálás és az oldal betöltését követően a felhasználó a bejelentkezési</w:t>
+      </w:r>
+      <w:r>
+        <w:t xml:space="preserve">- </w:t>
+      </w:r>
+      <w:r>
+        <w:t>és regisztrációs</w:t>
+      </w:r>
+      <w:r>
+        <w:t xml:space="preserve"> </w:t>
+      </w:r>
+      <w:r>
+        <w:t xml:space="preserve">oldalon találja magát. </w:t>
+      </w:r>
+      <w:r>
+        <w:t>A weboldal használata fiókhoz kötött, erre az adatok és munkamenet mentése illetve a hozzáférés ellenőrzése miatt van szükség. A bejelentkezési oldalon</w:t>
+      </w:r>
+      <w:r>
+        <w:t xml:space="preserve"> (</w:t>
+      </w:r>
+      <w:r>
+        <w:rPr>
+          <w:i/>
+          <w:iCs/>
+        </w:rPr>
+        <w:t>2.ábra</w:t>
+      </w:r>
+      <w:r>
+        <w:t>)</w:t>
+      </w:r>
+      <w:r>
+        <w:t xml:space="preserve"> a felhasználó már létező fiókjába tud belépni email cím és jelszó kombinációval</w:t>
+      </w:r>
+      <w:r>
+        <w:t>.</w:t>
+      </w:r>
+    </w:p>
+    <w:p>
+      <w:pPr>
+        <w:keepNext/>
+      </w:pPr>
+      <w:r>
+        <w:drawing>
+          <wp:inline distT="0" distB="0" distL="0" distR="0" wp14:anchorId="6A236D65" wp14:editId="3142C423">
+            <wp:extent cx="5759450" cy="3181350"/>
+            <wp:effectExtent l="0" t="0" r="0" b="0"/>
+            <wp:docPr id="664837867" name="Kép 1"/>
+            <wp:cNvGraphicFramePr>
+              <a:graphicFrameLocks xmlns:a="http://schemas.openxmlformats.org/drawingml/2006/main" noChangeAspect="1"/>
+            </wp:cNvGraphicFramePr>
+            <a:graphic xmlns:a="http://schemas.openxmlformats.org/drawingml/2006/main">
+              <a:graphicData uri="http://schemas.openxmlformats.org/drawingml/2006/picture">
+                <pic:pic xmlns:pic="http://schemas.openxmlformats.org/drawingml/2006/picture">
+                  <pic:nvPicPr>
+                    <pic:cNvPr id="664837867" name=""/>
+                    <pic:cNvPicPr/>
+                  </pic:nvPicPr>
+                  <pic:blipFill>
+                    <a:blip r:embed="rId11"/>
+                    <a:stretch>
+                      <a:fillRect/>
+                    </a:stretch>
+                  </pic:blipFill>
+                  <pic:spPr>
+                    <a:xfrm>
+                      <a:off x="0" y="0"/>
+                      <a:ext cx="5759450" cy="3181350"/>
+                    </a:xfrm>
+                    <a:prstGeom prst="rect">
+                      <a:avLst/>
+                    </a:prstGeom>
+                  </pic:spPr>
+                </pic:pic>
+              </a:graphicData>
+            </a:graphic>
+          </wp:inline>
+        </w:drawing>
+      </w:r>
+    </w:p>
+    <w:p>
+      <w:pPr>
+        <w:pStyle w:val="Kpalrs"/>
+      </w:pPr>
+      <w:fldSimple w:instr=" SEQ ábra \* ARABIC ">
+        <w:bookmarkStart w:id="10" w:name="_Toc225435555"/>
+        <w:r>
+          <w:rPr>
+            <w:noProof/>
+          </w:rPr>
+          <w:t>2</w:t>
+        </w:r>
+      </w:fldSimple>
+      <w:r>
+        <w:t>. ábra Bejelentkezési oldal</w:t>
+      </w:r>
+      <w:bookmarkEnd w:id="10"/>
+    </w:p>
+    <w:p>
+      <w:pPr>
+        <w:spacing w:line="360" w:lineRule="auto"/>
+        <w:ind w:firstLine="567"/>
+        <w:jc w:val="both"/>
+      </w:pPr>
+      <w:r>
+        <w:t>A sikeres bejelentkezést a „Login successful” felugró üzenet</w:t>
+      </w:r>
+      <w:r>
+        <w:t xml:space="preserve"> (</w:t>
+      </w:r>
+      <w:r>
+        <w:rPr>
+          <w:i/>
+          <w:iCs/>
+        </w:rPr>
+        <w:t>3.ábra</w:t>
+      </w:r>
+      <w:r>
+        <w:t>)</w:t>
+      </w:r>
+      <w:r>
+        <w:t xml:space="preserve"> jelzi, amit az oldal a „react-toastify” modul használatával jelenít meg. A felugró üzenet sikertelen bejelentkezés során több féle hiba üzenettel térhet vissza a fiók állapotától függően:</w:t>
+      </w:r>
+    </w:p>
+    <w:p>
+      <w:pPr>
+        <w:pStyle w:val="Listaszerbekezds"/>
+        <w:numPr>
+          <w:ilvl w:val="0"/>
+          <w:numId w:val="33"/>
+        </w:numPr>
+        <w:tabs>
+          <w:tab w:val="left" w:pos="927"/>
+        </w:tabs>
+        <w:spacing w:line="360" w:lineRule="auto"/>
+        <w:ind w:left="567" w:hanging="567"/>
+        <w:jc w:val="both"/>
+      </w:pPr>
+      <w:r>
+        <w:t>„</w:t>
+      </w:r>
+      <w:r>
+        <w:t>INVALID_CREDENTIALS</w:t>
+      </w:r>
+      <w:r>
+        <w:t>”</w:t>
+      </w:r>
+      <w:r>
+        <w:t xml:space="preserve">: A felhasználó nem megfelelő bejelentkezési adatokkal próbálta hitelesíteni magát. </w:t>
+      </w:r>
+    </w:p>
+    <w:p>
+      <w:pPr>
+        <w:pStyle w:val="Listaszerbekezds"/>
+        <w:numPr>
+          <w:ilvl w:val="0"/>
+          <w:numId w:val="33"/>
+        </w:numPr>
+        <w:spacing w:line="360" w:lineRule="auto"/>
+        <w:ind w:left="567" w:hanging="567"/>
+        <w:jc w:val="both"/>
+      </w:pPr>
+      <w:r>
+        <w:t>„</w:t>
+      </w:r>
+      <w:r>
+        <w:t>ACCOUNT_NOT_VERIFIED</w:t>
+      </w:r>
+      <w:r>
+        <w:t>”</w:t>
+      </w:r>
+      <w:r>
+        <w:t xml:space="preserve">: A felhasználó nem teljesítette az email megerősítési folyamatot. </w:t>
+      </w:r>
+    </w:p>
+    <w:p>
+      <w:pPr>
+        <w:pStyle w:val="Listaszerbekezds"/>
+        <w:numPr>
+          <w:ilvl w:val="0"/>
+          <w:numId w:val="33"/>
+        </w:numPr>
+        <w:spacing w:line="360" w:lineRule="auto"/>
+        <w:ind w:left="567" w:hanging="567"/>
+        <w:jc w:val="both"/>
+      </w:pPr>
+      <w:r>
+        <w:t>„</w:t>
+      </w:r>
+      <w:r>
+        <w:t>ACCOUNT_DISABLED</w:t>
+      </w:r>
+      <w:r>
+        <w:t>”</w:t>
+      </w:r>
+      <w:r>
+        <w:t xml:space="preserve">: Karbantartási fiókoknál használatos, mivel az ilyen jellegű fiókok csak akkor és addig vannak engedélyezve amég hibaelhárítás vagy frissítés folyik. </w:t>
+      </w:r>
+    </w:p>
+    <w:p>
+      <w:pPr>
+        <w:keepNext/>
+      </w:pPr>
+      <w:r>
+        <w:drawing>
+          <wp:inline distT="0" distB="0" distL="0" distR="0" wp14:anchorId="02C4573E" wp14:editId="41538884">
+            <wp:extent cx="3134162" cy="704948"/>
+            <wp:effectExtent l="0" t="0" r="9525" b="0"/>
+            <wp:docPr id="1367738027" name="Kép 1"/>
+            <wp:cNvGraphicFramePr>
+              <a:graphicFrameLocks xmlns:a="http://schemas.openxmlformats.org/drawingml/2006/main" noChangeAspect="1"/>
+            </wp:cNvGraphicFramePr>
+            <a:graphic xmlns:a="http://schemas.openxmlformats.org/drawingml/2006/main">
+              <a:graphicData uri="http://schemas.openxmlformats.org/drawingml/2006/picture">
+                <pic:pic xmlns:pic="http://schemas.openxmlformats.org/drawingml/2006/picture">
+                  <pic:nvPicPr>
+                    <pic:cNvPr id="1367738027" name=""/>
+                    <pic:cNvPicPr/>
+                  </pic:nvPicPr>
+                  <pic:blipFill>
+                    <a:blip r:embed="rId12"/>
+                    <a:stretch>
+                      <a:fillRect/>
+                    </a:stretch>
+                  </pic:blipFill>
+                  <pic:spPr>
+                    <a:xfrm>
+                      <a:off x="0" y="0"/>
+                      <a:ext cx="3134162" cy="704948"/>
+                    </a:xfrm>
+                    <a:prstGeom prst="rect">
+                      <a:avLst/>
+                    </a:prstGeom>
+                  </pic:spPr>
+                </pic:pic>
+              </a:graphicData>
+            </a:graphic>
+          </wp:inline>
+        </w:drawing>
+      </w:r>
+    </w:p>
+    <w:p>
+      <w:pPr>
+        <w:pStyle w:val="Kpalrs"/>
+      </w:pPr>
+      <w:fldSimple w:instr=" SEQ ábra \* ARABIC ">
+        <w:bookmarkStart w:id="11" w:name="_Toc225435556"/>
+        <w:r>
+          <w:rPr>
+            <w:noProof/>
+          </w:rPr>
+          <w:t>3</w:t>
+        </w:r>
+      </w:fldSimple>
+      <w:r>
+        <w:t>. ábra Felugró üzenet – React toastify</w:t>
+      </w:r>
+      <w:bookmarkEnd w:id="11"/>
+    </w:p>
+    <w:p>
+      <w:pPr>
+        <w:keepNext/>
+      </w:pPr>
+    </w:p>
+    <w:p>
+      <w:pPr>
+        <w:keepNext/>
+      </w:pPr>
+      <w:r>
+        <w:drawing>
+          <wp:inline distT="0" distB="0" distL="0" distR="0" wp14:anchorId="74C87DDF" wp14:editId="485654D2">
+            <wp:extent cx="5759450" cy="3188335"/>
+            <wp:effectExtent l="0" t="0" r="0" b="0"/>
+            <wp:docPr id="1500512875" name="Kép 1"/>
+            <wp:cNvGraphicFramePr>
+              <a:graphicFrameLocks xmlns:a="http://schemas.openxmlformats.org/drawingml/2006/main" noChangeAspect="1"/>
+            </wp:cNvGraphicFramePr>
+            <a:graphic xmlns:a="http://schemas.openxmlformats.org/drawingml/2006/main">
+              <a:graphicData uri="http://schemas.openxmlformats.org/drawingml/2006/picture">
+                <pic:pic xmlns:pic="http://schemas.openxmlformats.org/drawingml/2006/picture">
+                  <pic:nvPicPr>
+                    <pic:cNvPr id="1500512875" name=""/>
+                    <pic:cNvPicPr/>
+                  </pic:nvPicPr>
+                  <pic:blipFill>
+                    <a:blip r:embed="rId13"/>
+                    <a:stretch>
+                      <a:fillRect/>
+                    </a:stretch>
+                  </pic:blipFill>
+                  <pic:spPr>
+                    <a:xfrm>
+                      <a:off x="0" y="0"/>
+                      <a:ext cx="5759450" cy="3188335"/>
+                    </a:xfrm>
+                    <a:prstGeom prst="rect">
+                      <a:avLst/>
+                    </a:prstGeom>
+                  </pic:spPr>
+                </pic:pic>
+              </a:graphicData>
+            </a:graphic>
+          </wp:inline>
+        </w:drawing>
+      </w:r>
+    </w:p>
+    <w:p>
+      <w:pPr>
+        <w:pStyle w:val="Kpalrs"/>
+      </w:pPr>
+      <w:fldSimple w:instr=" SEQ ábra \* ARABIC ">
+        <w:bookmarkStart w:id="12" w:name="_Toc225435557"/>
+        <w:r>
+          <w:rPr>
+            <w:noProof/>
+          </w:rPr>
+          <w:t>4</w:t>
+        </w:r>
+      </w:fldSimple>
+      <w:r>
+        <w:t>. ábra Regisztrációs oldal</w:t>
+      </w:r>
+      <w:bookmarkEnd w:id="12"/>
+    </w:p>
+    <w:p>
       <w:r>
         <w:br w:type="page"/>
       </w:r>
@@ -4103,7 +4610,7 @@
         <w:ind w:firstLine="709"/>
         <w:jc w:val="center"/>
       </w:pPr>
-      <w:bookmarkStart w:id="8" w:name="_Toc225083299"/>
+      <w:bookmarkStart w:id="13" w:name="_Toc225435161"/>
       <w:r>
         <w:lastRenderedPageBreak/>
         <w:t xml:space="preserve">2. </w:t>
@@ -4111,14 +4618,14 @@
       <w:r>
         <w:t>Fejlesztői dokumentáció</w:t>
       </w:r>
-      <w:bookmarkEnd w:id="8"/>
+      <w:bookmarkEnd w:id="13"/>
     </w:p>
     <w:p>
       <w:pPr>
         <w:pStyle w:val="Cmsor2"/>
         <w:spacing w:line="360" w:lineRule="auto"/>
       </w:pPr>
-      <w:bookmarkStart w:id="9" w:name="_Toc225083300"/>
+      <w:bookmarkStart w:id="14" w:name="_Toc225435162"/>
       <w:r>
         <w:t>2.1</w:t>
       </w:r>
@@ -4128,7 +4635,7 @@
       <w:r>
         <w:t>Témaválasztás</w:t>
       </w:r>
-      <w:bookmarkEnd w:id="9"/>
+      <w:bookmarkEnd w:id="14"/>
     </w:p>
     <w:p>
       <w:pPr>
@@ -4169,7 +4676,7 @@
         <w:pStyle w:val="Cmsor2"/>
         <w:spacing w:line="360" w:lineRule="auto"/>
       </w:pPr>
-      <w:bookmarkStart w:id="10" w:name="_Toc225083301"/>
+      <w:bookmarkStart w:id="15" w:name="_Toc225435163"/>
       <w:r>
         <w:lastRenderedPageBreak/>
         <w:t>2.2.</w:t>
@@ -4180,17 +4687,17 @@
       <w:r>
         <w:t>Alkalmazott fejlesztői eszközök.</w:t>
       </w:r>
-      <w:bookmarkEnd w:id="10"/>
+      <w:bookmarkEnd w:id="15"/>
     </w:p>
     <w:p>
       <w:pPr>
         <w:pStyle w:val="Cmsor3"/>
       </w:pPr>
-      <w:bookmarkStart w:id="11" w:name="_Toc225083302"/>
+      <w:bookmarkStart w:id="16" w:name="_Toc225435164"/>
       <w:r>
         <w:t>2.2.1 Programok, szolgáltatások</w:t>
       </w:r>
-      <w:bookmarkEnd w:id="11"/>
+      <w:bookmarkEnd w:id="16"/>
     </w:p>
     <w:p>
       <w:pPr>
@@ -4605,7 +5112,7 @@
           <w:b/>
           <w:bCs/>
         </w:rPr>
-        <w:t>Docker</w:t>
+        <w:t>MariaDB</w:t>
       </w:r>
     </w:p>
     <w:p>
@@ -4613,7 +5120,7 @@
         <w:spacing w:line="360" w:lineRule="auto"/>
       </w:pPr>
       <w:r>
-        <w:t>Konténerizációs környezet, a weboldal futtatását könnyíti meg.</w:t>
+        <w:t>A weboldal adatainak tárolására használt adatbázis.</w:t>
       </w:r>
     </w:p>
     <w:p>
@@ -4634,7 +5141,7 @@
           <w:b/>
           <w:bCs/>
         </w:rPr>
-        <w:t>MariaDB</w:t>
+        <w:t>draw.io</w:t>
       </w:r>
     </w:p>
     <w:p>
@@ -4642,43 +5149,14 @@
         <w:spacing w:line="360" w:lineRule="auto"/>
       </w:pPr>
       <w:r>
-        <w:t>A weboldal adatainak tárolására használt adatbázis.</w:t>
-      </w:r>
-    </w:p>
-    <w:p>
-      <w:pPr>
-        <w:pStyle w:val="Listaszerbekezds"/>
-        <w:numPr>
-          <w:ilvl w:val="0"/>
-          <w:numId w:val="16"/>
-        </w:numPr>
+        <w:t>Dokumentáció folyamatábráinak készítéséihez használt oldal.</w:t>
+      </w:r>
+    </w:p>
+    <w:p>
+      <w:pPr>
         <w:spacing w:line="360" w:lineRule="auto"/>
-        <w:rPr>
-          <w:b/>
-          <w:bCs/>
-        </w:rPr>
-      </w:pPr>
-      <w:r>
-        <w:rPr>
-          <w:b/>
-          <w:bCs/>
-        </w:rPr>
-        <w:t>draw.io</w:t>
-      </w:r>
-    </w:p>
-    <w:p>
-      <w:pPr>
-        <w:spacing w:line="360" w:lineRule="auto"/>
-      </w:pPr>
-      <w:r>
-        <w:t>Dokumentáció folyamatábráinak készítéséihez használt oldal.</w:t>
-      </w:r>
-    </w:p>
-    <w:p>
-      <w:pPr>
-        <w:spacing w:line="360" w:lineRule="auto"/>
-      </w:pPr>
-      <w:hyperlink r:id="rId11" w:history="1">
+      </w:pPr>
+      <w:hyperlink r:id="rId14" w:history="1">
         <w:r>
           <w:rPr>
             <w:rStyle w:val="Hiperhivatkozs"/>
@@ -4696,7 +5174,7 @@
       <w:pPr>
         <w:pStyle w:val="Cmsor3"/>
       </w:pPr>
-      <w:bookmarkStart w:id="12" w:name="_Toc225083303"/>
+      <w:bookmarkStart w:id="17" w:name="_Toc225435165"/>
       <w:r>
         <w:lastRenderedPageBreak/>
         <w:t>2.2.2</w:t>
@@ -4704,7 +5182,7 @@
       <w:r>
         <w:t xml:space="preserve"> Backend modulok</w:t>
       </w:r>
-      <w:bookmarkEnd w:id="12"/>
+      <w:bookmarkEnd w:id="17"/>
     </w:p>
     <w:p>
       <w:pPr>
@@ -4755,7 +5233,7 @@
       <w:pPr>
         <w:spacing w:line="360" w:lineRule="auto"/>
       </w:pPr>
-      <w:hyperlink r:id="rId12" w:history="1">
+      <w:hyperlink r:id="rId15" w:history="1">
         <w:r>
           <w:rPr>
             <w:rStyle w:val="Hiperhivatkozs"/>
@@ -4803,7 +5281,7 @@
       <w:pPr>
         <w:spacing w:line="360" w:lineRule="auto"/>
       </w:pPr>
-      <w:hyperlink r:id="rId13" w:history="1">
+      <w:hyperlink r:id="rId16" w:history="1">
         <w:r>
           <w:rPr>
             <w:rStyle w:val="Hiperhivatkozs"/>
@@ -4854,7 +5332,7 @@
       <w:pPr>
         <w:spacing w:line="360" w:lineRule="auto"/>
       </w:pPr>
-      <w:hyperlink r:id="rId14" w:history="1">
+      <w:hyperlink r:id="rId17" w:history="1">
         <w:r>
           <w:rPr>
             <w:rStyle w:val="Hiperhivatkozs"/>
@@ -4899,7 +5377,7 @@
       <w:pPr>
         <w:spacing w:line="360" w:lineRule="auto"/>
       </w:pPr>
-      <w:hyperlink r:id="rId15" w:history="1">
+      <w:hyperlink r:id="rId18" w:history="1">
         <w:r>
           <w:rPr>
             <w:rStyle w:val="Hiperhivatkozs"/>
@@ -4941,7 +5419,7 @@
       <w:pPr>
         <w:spacing w:line="360" w:lineRule="auto"/>
       </w:pPr>
-      <w:hyperlink r:id="rId16" w:history="1">
+      <w:hyperlink r:id="rId19" w:history="1">
         <w:r>
           <w:rPr>
             <w:rStyle w:val="Hiperhivatkozs"/>
@@ -4954,7 +5432,7 @@
       <w:pPr>
         <w:spacing w:line="360" w:lineRule="auto"/>
       </w:pPr>
-      <w:hyperlink r:id="rId17" w:history="1">
+      <w:hyperlink r:id="rId20" w:history="1">
         <w:r>
           <w:rPr>
             <w:rStyle w:val="Hiperhivatkozs"/>
@@ -5005,7 +5483,7 @@
       <w:pPr>
         <w:spacing w:line="360" w:lineRule="auto"/>
       </w:pPr>
-      <w:hyperlink r:id="rId18" w:history="1">
+      <w:hyperlink r:id="rId21" w:history="1">
         <w:r>
           <w:rPr>
             <w:rStyle w:val="Hiperhivatkozs"/>
@@ -5056,7 +5534,7 @@
       <w:pPr>
         <w:spacing w:line="360" w:lineRule="auto"/>
       </w:pPr>
-      <w:hyperlink r:id="rId19" w:history="1">
+      <w:hyperlink r:id="rId22" w:history="1">
         <w:r>
           <w:rPr>
             <w:rStyle w:val="Hiperhivatkozs"/>
@@ -5069,7 +5547,7 @@
       <w:pPr>
         <w:spacing w:line="360" w:lineRule="auto"/>
       </w:pPr>
-      <w:hyperlink r:id="rId20" w:history="1">
+      <w:hyperlink r:id="rId23" w:history="1">
         <w:r>
           <w:rPr>
             <w:rStyle w:val="Hiperhivatkozs"/>
@@ -5123,7 +5601,7 @@
       <w:pPr>
         <w:spacing w:line="360" w:lineRule="auto"/>
       </w:pPr>
-      <w:hyperlink r:id="rId21" w:history="1">
+      <w:hyperlink r:id="rId24" w:history="1">
         <w:r>
           <w:rPr>
             <w:rStyle w:val="Hiperhivatkozs"/>
@@ -5171,7 +5649,7 @@
       <w:pPr>
         <w:spacing w:line="360" w:lineRule="auto"/>
       </w:pPr>
-      <w:hyperlink r:id="rId22" w:history="1">
+      <w:hyperlink r:id="rId25" w:history="1">
         <w:r>
           <w:rPr>
             <w:rStyle w:val="Hiperhivatkozs"/>
@@ -5184,7 +5662,7 @@
       <w:pPr>
         <w:spacing w:line="360" w:lineRule="auto"/>
       </w:pPr>
-      <w:hyperlink r:id="rId23" w:history="1">
+      <w:hyperlink r:id="rId26" w:history="1">
         <w:r>
           <w:rPr>
             <w:rStyle w:val="Hiperhivatkozs"/>
@@ -5238,7 +5716,7 @@
       <w:pPr>
         <w:spacing w:line="360" w:lineRule="auto"/>
       </w:pPr>
-      <w:hyperlink r:id="rId24" w:history="1">
+      <w:hyperlink r:id="rId27" w:history="1">
         <w:r>
           <w:rPr>
             <w:rStyle w:val="Hiperhivatkozs"/>
@@ -5251,7 +5729,7 @@
       <w:pPr>
         <w:spacing w:line="360" w:lineRule="auto"/>
       </w:pPr>
-      <w:hyperlink r:id="rId25" w:history="1">
+      <w:hyperlink r:id="rId28" w:history="1">
         <w:r>
           <w:rPr>
             <w:rStyle w:val="Hiperhivatkozs"/>
@@ -5293,7 +5771,7 @@
       <w:pPr>
         <w:spacing w:line="360" w:lineRule="auto"/>
       </w:pPr>
-      <w:hyperlink r:id="rId26" w:history="1">
+      <w:hyperlink r:id="rId29" w:history="1">
         <w:r>
           <w:rPr>
             <w:rStyle w:val="Hiperhivatkozs"/>
@@ -5335,7 +5813,7 @@
       <w:pPr>
         <w:spacing w:line="360" w:lineRule="auto"/>
       </w:pPr>
-      <w:hyperlink r:id="rId27" w:history="1">
+      <w:hyperlink r:id="rId30" w:history="1">
         <w:r>
           <w:rPr>
             <w:rStyle w:val="Hiperhivatkozs"/>
@@ -5391,7 +5869,7 @@
       <w:pPr>
         <w:spacing w:line="360" w:lineRule="auto"/>
       </w:pPr>
-      <w:hyperlink r:id="rId28" w:history="1">
+      <w:hyperlink r:id="rId31" w:history="1">
         <w:r>
           <w:rPr>
             <w:rStyle w:val="Hiperhivatkozs"/>
@@ -5433,7 +5911,7 @@
       <w:pPr>
         <w:spacing w:line="360" w:lineRule="auto"/>
       </w:pPr>
-      <w:hyperlink r:id="rId29" w:history="1">
+      <w:hyperlink r:id="rId32" w:history="1">
         <w:r>
           <w:rPr>
             <w:rStyle w:val="Hiperhivatkozs"/>
@@ -5481,7 +5959,7 @@
       <w:pPr>
         <w:spacing w:line="360" w:lineRule="auto"/>
       </w:pPr>
-      <w:hyperlink r:id="rId30" w:history="1">
+      <w:hyperlink r:id="rId33" w:history="1">
         <w:r>
           <w:rPr>
             <w:rStyle w:val="Hiperhivatkozs"/>
@@ -5523,7 +6001,7 @@
       <w:pPr>
         <w:spacing w:line="360" w:lineRule="auto"/>
       </w:pPr>
-      <w:hyperlink r:id="rId31" w:history="1">
+      <w:hyperlink r:id="rId34" w:history="1">
         <w:r>
           <w:rPr>
             <w:rStyle w:val="Hiperhivatkozs"/>
@@ -5539,12 +6017,12 @@
       <w:r>
         <w:br w:type="page"/>
       </w:r>
-      <w:bookmarkStart w:id="13" w:name="_Toc225083304"/>
+      <w:bookmarkStart w:id="18" w:name="_Toc225435166"/>
       <w:r>
         <w:lastRenderedPageBreak/>
         <w:t>2.2.3 Frontend modulok</w:t>
       </w:r>
-      <w:bookmarkEnd w:id="13"/>
+      <w:bookmarkEnd w:id="18"/>
     </w:p>
     <w:p>
       <w:pPr>
@@ -5580,7 +6058,7 @@
       </w:r>
     </w:p>
     <w:p>
-      <w:hyperlink r:id="rId32" w:history="1">
+      <w:hyperlink r:id="rId35" w:history="1">
         <w:r>
           <w:rPr>
             <w:rStyle w:val="Hiperhivatkozs"/>
@@ -5640,7 +6118,7 @@
       <w:pPr>
         <w:spacing w:line="360" w:lineRule="auto"/>
       </w:pPr>
-      <w:hyperlink r:id="rId33" w:history="1">
+      <w:hyperlink r:id="rId36" w:history="1">
         <w:r>
           <w:rPr>
             <w:rStyle w:val="Hiperhivatkozs"/>
@@ -5689,7 +6167,7 @@
       <w:pPr>
         <w:spacing w:line="360" w:lineRule="auto"/>
       </w:pPr>
-      <w:hyperlink r:id="rId34" w:history="1">
+      <w:hyperlink r:id="rId37" w:history="1">
         <w:r>
           <w:rPr>
             <w:rStyle w:val="Hiperhivatkozs"/>
@@ -5735,7 +6213,7 @@
       <w:pPr>
         <w:spacing w:line="360" w:lineRule="auto"/>
       </w:pPr>
-      <w:hyperlink r:id="rId35" w:history="1">
+      <w:hyperlink r:id="rId38" w:history="1">
         <w:r>
           <w:rPr>
             <w:rStyle w:val="Hiperhivatkozs"/>
@@ -5781,7 +6259,7 @@
       <w:pPr>
         <w:spacing w:line="360" w:lineRule="auto"/>
       </w:pPr>
-      <w:hyperlink r:id="rId36" w:history="1">
+      <w:hyperlink r:id="rId39" w:history="1">
         <w:r>
           <w:rPr>
             <w:rStyle w:val="Hiperhivatkozs"/>
@@ -5827,7 +6305,7 @@
       <w:pPr>
         <w:spacing w:line="360" w:lineRule="auto"/>
       </w:pPr>
-      <w:hyperlink r:id="rId37" w:history="1">
+      <w:hyperlink r:id="rId40" w:history="1">
         <w:r>
           <w:rPr>
             <w:rStyle w:val="Hiperhivatkozs"/>
@@ -5873,7 +6351,7 @@
       <w:pPr>
         <w:spacing w:line="360" w:lineRule="auto"/>
       </w:pPr>
-      <w:hyperlink r:id="rId38" w:history="1">
+      <w:hyperlink r:id="rId41" w:history="1">
         <w:r>
           <w:rPr>
             <w:rStyle w:val="Hiperhivatkozs"/>
@@ -5901,12 +6379,12 @@
       <w:pPr>
         <w:pStyle w:val="Cmsor3"/>
       </w:pPr>
-      <w:bookmarkStart w:id="14" w:name="_Toc225083305"/>
+      <w:bookmarkStart w:id="19" w:name="_Toc225435167"/>
       <w:r>
         <w:lastRenderedPageBreak/>
         <w:t>2.2.4 Programozási- és leírónyelvek</w:t>
       </w:r>
-      <w:bookmarkEnd w:id="14"/>
+      <w:bookmarkEnd w:id="19"/>
     </w:p>
     <w:p>
       <w:pPr>
@@ -6150,7 +6628,7 @@
         <w:pStyle w:val="Cmsor2"/>
         <w:spacing w:line="360" w:lineRule="auto"/>
       </w:pPr>
-      <w:bookmarkStart w:id="15" w:name="_Toc225083306"/>
+      <w:bookmarkStart w:id="20" w:name="_Toc225435168"/>
       <w:r>
         <w:lastRenderedPageBreak/>
         <w:t>2.3 Adatmodell leírása</w:t>
@@ -6158,7 +6636,7 @@
       <w:r>
         <w:t>, adatbázis felépítése</w:t>
       </w:r>
-      <w:bookmarkEnd w:id="15"/>
+      <w:bookmarkEnd w:id="20"/>
     </w:p>
     <w:p>
       <w:pPr>
@@ -6167,7 +6645,7 @@
           <w:lang w:eastAsia="hu-HU"/>
         </w:rPr>
       </w:pPr>
-      <w:bookmarkStart w:id="16" w:name="_Toc225083307"/>
+      <w:bookmarkStart w:id="21" w:name="_Toc225435169"/>
       <w:r>
         <w:rPr>
           <w:lang w:eastAsia="hu-HU"/>
@@ -6186,7 +6664,7 @@
         </w:rPr>
         <w:t>” tábla és felépítése:</w:t>
       </w:r>
-      <w:bookmarkEnd w:id="16"/>
+      <w:bookmarkEnd w:id="21"/>
     </w:p>
     <w:p>
       <w:pPr>
@@ -6990,7 +7468,7 @@
           <w:lang w:eastAsia="hu-HU"/>
         </w:rPr>
       </w:pPr>
-      <w:bookmarkStart w:id="17" w:name="_Toc225083308"/>
+      <w:bookmarkStart w:id="22" w:name="_Toc225435170"/>
       <w:r>
         <w:rPr>
           <w:noProof/>
@@ -7012,7 +7490,7 @@
         </w:rPr>
         <w:t>és felépítése:</w:t>
       </w:r>
-      <w:bookmarkEnd w:id="17"/>
+      <w:bookmarkEnd w:id="22"/>
     </w:p>
     <w:p>
       <w:pPr>
@@ -7401,7 +7879,7 @@
                 <w:noProof/>
                 <w:lang w:eastAsia="hu-HU"/>
               </w:rPr>
-              <w:t>loopable</w:t>
+              <w:t>sound_file_path</w:t>
             </w:r>
           </w:p>
         </w:tc>
@@ -7423,7 +7901,7 @@
                 <w:noProof/>
                 <w:lang w:eastAsia="hu-HU"/>
               </w:rPr>
-              <w:t>TINYINT</w:t>
+              <w:t>VARCHAR</w:t>
             </w:r>
           </w:p>
         </w:tc>
@@ -7445,7 +7923,7 @@
                 <w:noProof/>
                 <w:lang w:eastAsia="hu-HU"/>
               </w:rPr>
-              <w:t>Folyamatos lejátszásra alkalmas-e.</w:t>
+              <w:t>A hangfájl elérési útvonala a szerver fájlrendszerén.</w:t>
             </w:r>
           </w:p>
         </w:tc>
@@ -7470,7 +7948,7 @@
                 <w:noProof/>
                 <w:lang w:eastAsia="hu-HU"/>
               </w:rPr>
-              <w:t>sound_file_path</w:t>
+              <w:t>image_file_path</w:t>
             </w:r>
           </w:p>
         </w:tc>
@@ -7514,7 +7992,7 @@
                 <w:noProof/>
                 <w:lang w:eastAsia="hu-HU"/>
               </w:rPr>
-              <w:t>A hangfájl elérési útvonala a szerver fájlrendszerén.</w:t>
+              <w:t>A borítókép fájl elérési útvonala a szerver fájlrendszerén.</w:t>
             </w:r>
           </w:p>
         </w:tc>
@@ -7539,7 +8017,7 @@
                 <w:noProof/>
                 <w:lang w:eastAsia="hu-HU"/>
               </w:rPr>
-              <w:t>image_file_path</w:t>
+              <w:t>created_at</w:t>
             </w:r>
           </w:p>
         </w:tc>
@@ -7561,7 +8039,7 @@
                 <w:noProof/>
                 <w:lang w:eastAsia="hu-HU"/>
               </w:rPr>
-              <w:t>VARCHAR</w:t>
+              <w:t>TIMESTAMP</w:t>
             </w:r>
           </w:p>
         </w:tc>
@@ -7583,7 +8061,7 @@
                 <w:noProof/>
                 <w:lang w:eastAsia="hu-HU"/>
               </w:rPr>
-              <w:t>A borítókép fájl elérési útvonala a szerver fájlrendszerén.</w:t>
+              <w:t>Létrehozás ideje.</w:t>
             </w:r>
           </w:p>
         </w:tc>
@@ -7608,7 +8086,7 @@
                 <w:noProof/>
                 <w:lang w:eastAsia="hu-HU"/>
               </w:rPr>
-              <w:t>created_at</w:t>
+              <w:t>updated_at</w:t>
             </w:r>
           </w:p>
         </w:tc>
@@ -7652,7 +8130,7 @@
                 <w:noProof/>
                 <w:lang w:eastAsia="hu-HU"/>
               </w:rPr>
-              <w:t>Létrehozás ideje.</w:t>
+              <w:t>Utolsó módosítás ideje.</w:t>
             </w:r>
           </w:p>
         </w:tc>
@@ -7677,7 +8155,7 @@
                 <w:noProof/>
                 <w:lang w:eastAsia="hu-HU"/>
               </w:rPr>
-              <w:t>updated_at</w:t>
+              <w:t>type</w:t>
             </w:r>
           </w:p>
         </w:tc>
@@ -7699,7 +8177,7 @@
                 <w:noProof/>
                 <w:lang w:eastAsia="hu-HU"/>
               </w:rPr>
-              <w:t>TIMESTAMP</w:t>
+              <w:t>ENUM</w:t>
             </w:r>
           </w:p>
         </w:tc>
@@ -7721,7 +8199,14 @@
                 <w:noProof/>
                 <w:lang w:eastAsia="hu-HU"/>
               </w:rPr>
-              <w:t>Utolsó módosítás ideje.</w:t>
+              <w:t>Hang típusa: oneshot, ambience, scene</w:t>
+            </w:r>
+            <w:r>
+              <w:rPr>
+                <w:noProof/>
+                <w:lang w:eastAsia="hu-HU"/>
+              </w:rPr>
+              <w:t>.</w:t>
             </w:r>
           </w:p>
         </w:tc>
@@ -7746,7 +8231,7 @@
                 <w:noProof/>
                 <w:lang w:eastAsia="hu-HU"/>
               </w:rPr>
-              <w:t>type</w:t>
+              <w:t>is_enabled</w:t>
             </w:r>
           </w:p>
         </w:tc>
@@ -7768,7 +8253,7 @@
                 <w:noProof/>
                 <w:lang w:eastAsia="hu-HU"/>
               </w:rPr>
-              <w:t>ENUM</w:t>
+              <w:t>TINYINT</w:t>
             </w:r>
           </w:p>
         </w:tc>
@@ -7790,82 +8275,6 @@
                 <w:noProof/>
                 <w:lang w:eastAsia="hu-HU"/>
               </w:rPr>
-              <w:t>Hang típusa: oneshot, ambience, scene</w:t>
-            </w:r>
-            <w:r>
-              <w:rPr>
-                <w:noProof/>
-                <w:lang w:eastAsia="hu-HU"/>
-              </w:rPr>
-              <w:t>.</w:t>
-            </w:r>
-          </w:p>
-        </w:tc>
-      </w:tr>
-      <w:tr>
-        <w:tc>
-          <w:tcPr>
-            <w:tcW w:w="3020" w:type="dxa"/>
-            <w:shd w:val="clear" w:color="auto" w:fill="E8E8E8" w:themeFill="background2"/>
-          </w:tcPr>
-          <w:p>
-            <w:pPr>
-              <w:spacing w:line="360" w:lineRule="auto"/>
-              <w:jc w:val="center"/>
-              <w:rPr>
-                <w:noProof/>
-                <w:lang w:eastAsia="hu-HU"/>
-              </w:rPr>
-            </w:pPr>
-            <w:r>
-              <w:rPr>
-                <w:noProof/>
-                <w:lang w:eastAsia="hu-HU"/>
-              </w:rPr>
-              <w:t>is_enabled</w:t>
-            </w:r>
-          </w:p>
-        </w:tc>
-        <w:tc>
-          <w:tcPr>
-            <w:tcW w:w="3020" w:type="dxa"/>
-          </w:tcPr>
-          <w:p>
-            <w:pPr>
-              <w:spacing w:line="360" w:lineRule="auto"/>
-              <w:jc w:val="center"/>
-              <w:rPr>
-                <w:noProof/>
-                <w:lang w:eastAsia="hu-HU"/>
-              </w:rPr>
-            </w:pPr>
-            <w:r>
-              <w:rPr>
-                <w:noProof/>
-                <w:lang w:eastAsia="hu-HU"/>
-              </w:rPr>
-              <w:t>TINYINT</w:t>
-            </w:r>
-          </w:p>
-        </w:tc>
-        <w:tc>
-          <w:tcPr>
-            <w:tcW w:w="3020" w:type="dxa"/>
-          </w:tcPr>
-          <w:p>
-            <w:pPr>
-              <w:spacing w:line="360" w:lineRule="auto"/>
-              <w:jc w:val="center"/>
-              <w:rPr>
-                <w:noProof/>
-                <w:lang w:eastAsia="hu-HU"/>
-              </w:rPr>
-            </w:pPr>
-            <w:r>
-              <w:rPr>
-                <w:noProof/>
-                <w:lang w:eastAsia="hu-HU"/>
-              </w:rPr>
               <w:t>Elréhető-.?</w:t>
             </w:r>
           </w:p>
@@ -7885,19 +8294,48 @@
     </w:p>
     <w:p>
       <w:pPr>
+        <w:rPr>
+          <w:b/>
+          <w:bCs/>
+          <w:noProof/>
+          <w:lang w:eastAsia="hu-HU"/>
+        </w:rPr>
+      </w:pPr>
+      <w:r>
+        <w:rPr>
+          <w:b/>
+          <w:bCs/>
+          <w:noProof/>
+          <w:lang w:eastAsia="hu-HU"/>
+        </w:rPr>
+        <w:br w:type="page"/>
+      </w:r>
+    </w:p>
+    <w:p>
+      <w:pPr>
+        <w:spacing w:line="360" w:lineRule="auto"/>
+        <w:rPr>
+          <w:b/>
+          <w:bCs/>
+          <w:noProof/>
+          <w:lang w:eastAsia="hu-HU"/>
+        </w:rPr>
+      </w:pPr>
+    </w:p>
+    <w:p>
+      <w:pPr>
         <w:pStyle w:val="Cmsor3"/>
         <w:rPr>
           <w:noProof/>
           <w:lang w:eastAsia="hu-HU"/>
         </w:rPr>
       </w:pPr>
-      <w:bookmarkStart w:id="18" w:name="_Toc225083309"/>
-      <w:r>
-        <w:rPr>
-          <w:noProof/>
-          <w:lang w:eastAsia="hu-HU"/>
-        </w:rPr>
-        <w:lastRenderedPageBreak/>
+      <w:bookmarkStart w:id="23" w:name="_Toc225435171"/>
+      <w:r>
+        <w:rPr>
+          <w:noProof/>
+          <w:lang w:eastAsia="hu-HU"/>
+        </w:rPr>
         <w:t>2.3.3 „email_codes” tábla</w:t>
       </w:r>
       <w:r>
@@ -7913,7 +8351,7 @@
         </w:rPr>
         <w:t>és felépítése:</w:t>
       </w:r>
-      <w:bookmarkEnd w:id="18"/>
+      <w:bookmarkEnd w:id="23"/>
     </w:p>
     <w:p>
       <w:pPr>
@@ -8334,7 +8772,7 @@
           <w:lang w:eastAsia="hu-HU"/>
         </w:rPr>
       </w:pPr>
-      <w:bookmarkStart w:id="19" w:name="_Toc225083310"/>
+      <w:bookmarkStart w:id="24" w:name="_Toc225435172"/>
       <w:r>
         <w:rPr>
           <w:noProof/>
@@ -8349,7 +8787,7 @@
         </w:rPr>
         <w:t>.3.4 „favourites” tábla és felépítése</w:t>
       </w:r>
-      <w:bookmarkEnd w:id="19"/>
+      <w:bookmarkEnd w:id="24"/>
     </w:p>
     <w:p>
       <w:pPr>
@@ -8690,7 +9128,7 @@
           <w:lang w:eastAsia="hu-HU"/>
         </w:rPr>
       </w:pPr>
-      <w:bookmarkStart w:id="20" w:name="_Toc225083311"/>
+      <w:bookmarkStart w:id="25" w:name="_Toc225435173"/>
       <w:r>
         <w:rPr>
           <w:noProof/>
@@ -8713,7 +9151,7 @@
         </w:rPr>
         <w:t xml:space="preserve"> táblák közötti kapcsolat</w:t>
       </w:r>
-      <w:bookmarkEnd w:id="20"/>
+      <w:bookmarkEnd w:id="25"/>
     </w:p>
     <w:p>
       <w:pPr>
@@ -8875,7 +9313,7 @@
                     <pic:cNvPicPr/>
                   </pic:nvPicPr>
                   <pic:blipFill>
-                    <a:blip r:embed="rId39"/>
+                    <a:blip r:embed="rId42"/>
                     <a:stretch>
                       <a:fillRect/>
                     </a:stretch>
@@ -8926,13 +9364,13 @@
         </w:rPr>
         <w:fldChar w:fldCharType="separate"/>
       </w:r>
-      <w:bookmarkStart w:id="21" w:name="_Toc225241857"/>
-      <w:r>
-        <w:rPr>
-          <w:noProof/>
-          <w:lang w:eastAsia="hu-HU"/>
-        </w:rPr>
-        <w:t>2</w:t>
+      <w:bookmarkStart w:id="26" w:name="_Toc225435558"/>
+      <w:r>
+        <w:rPr>
+          <w:noProof/>
+          <w:lang w:eastAsia="hu-HU"/>
+        </w:rPr>
+        <w:t>5</w:t>
       </w:r>
       <w:r>
         <w:rPr>
@@ -8944,7 +9382,7 @@
       <w:r>
         <w:t>. ábra: Táblák közötti kapcsolat - DBeaver</w:t>
       </w:r>
-      <w:bookmarkEnd w:id="21"/>
+      <w:bookmarkEnd w:id="26"/>
     </w:p>
     <w:p>
       <w:pPr>
@@ -8970,7 +9408,7 @@
           <w:lang w:eastAsia="hu-HU"/>
         </w:rPr>
       </w:pPr>
-      <w:bookmarkStart w:id="22" w:name="_Toc225083312"/>
+      <w:bookmarkStart w:id="27" w:name="_Toc225435174"/>
       <w:r>
         <w:rPr>
           <w:noProof/>
@@ -8986,7 +9424,7 @@
         </w:rPr>
         <w:t xml:space="preserve"> A program által kommunikációra használt adatmodell</w:t>
       </w:r>
-      <w:bookmarkEnd w:id="22"/>
+      <w:bookmarkEnd w:id="27"/>
     </w:p>
     <w:p>
       <w:pPr>
@@ -9239,7 +9677,7 @@
         </w:rPr>
         <w:br w:type="page"/>
       </w:r>
-      <w:bookmarkStart w:id="23" w:name="_Toc225083313"/>
+      <w:bookmarkStart w:id="28" w:name="_Toc225435175"/>
       <w:r>
         <w:rPr>
           <w:rFonts w:eastAsiaTheme="minorEastAsia"/>
@@ -9252,17 +9690,17 @@
       <w:r>
         <w:t>Részletes feladatspecifikáció, algoritmusok</w:t>
       </w:r>
-      <w:bookmarkEnd w:id="23"/>
+      <w:bookmarkEnd w:id="28"/>
     </w:p>
     <w:p>
       <w:pPr>
         <w:pStyle w:val="Cmsor3"/>
       </w:pPr>
-      <w:bookmarkStart w:id="24" w:name="_Toc225083314"/>
+      <w:bookmarkStart w:id="29" w:name="_Toc225435176"/>
       <w:r>
         <w:t>2.4.1 Backend felépítése</w:t>
       </w:r>
-      <w:bookmarkEnd w:id="24"/>
+      <w:bookmarkEnd w:id="29"/>
     </w:p>
     <w:p>
       <w:pPr>
@@ -9645,7 +10083,7 @@
           <w:rStyle w:val="Cmsor3Char"/>
         </w:rPr>
       </w:pPr>
-      <w:bookmarkStart w:id="25" w:name="_Toc225083315"/>
+      <w:bookmarkStart w:id="30" w:name="_Toc225435177"/>
       <w:r>
         <w:rPr>
           <w:rStyle w:val="Cmsor3Char"/>
@@ -9671,7 +10109,7 @@
         </w:rPr>
         <w:t>s folyamat</w:t>
       </w:r>
-      <w:bookmarkEnd w:id="25"/>
+      <w:bookmarkEnd w:id="30"/>
     </w:p>
     <w:p>
       <w:r>
@@ -9696,7 +10134,7 @@
                     </pic:cNvPicPr>
                   </pic:nvPicPr>
                   <pic:blipFill>
-                    <a:blip r:embed="rId40">
+                    <a:blip r:embed="rId43">
                       <a:extLst>
                         <a:ext uri="{28A0092B-C50C-407E-A947-70E740481C1C}">
                           <a14:useLocalDpi xmlns:a14="http://schemas.microsoft.com/office/drawing/2010/main" val="0"/>
@@ -9736,12 +10174,12 @@
         </w:rPr>
       </w:pPr>
       <w:fldSimple w:instr=" SEQ ábra \* ARABIC ">
-        <w:bookmarkStart w:id="26" w:name="_Toc225241858"/>
+        <w:bookmarkStart w:id="31" w:name="_Toc225435559"/>
         <w:r>
           <w:rPr>
             <w:noProof/>
           </w:rPr>
-          <w:t>3</w:t>
+          <w:t>6</w:t>
         </w:r>
       </w:fldSimple>
       <w:r>
@@ -9753,13 +10191,13 @@
         </w:rPr>
         <w:t>áiós folyamat</w:t>
       </w:r>
-      <w:bookmarkEnd w:id="26"/>
+      <w:bookmarkEnd w:id="31"/>
     </w:p>
     <w:p>
       <w:pPr>
         <w:pStyle w:val="Cmsor3"/>
       </w:pPr>
-      <w:bookmarkStart w:id="27" w:name="_Toc225083316"/>
+      <w:bookmarkStart w:id="32" w:name="_Toc225435178"/>
       <w:r>
         <w:t>2.4.</w:t>
       </w:r>
@@ -9769,7 +10207,7 @@
       <w:r>
         <w:t xml:space="preserve"> Vak index létrehozása</w:t>
       </w:r>
-      <w:bookmarkEnd w:id="27"/>
+      <w:bookmarkEnd w:id="32"/>
     </w:p>
     <w:p>
       <w:pPr>
@@ -9838,7 +10276,7 @@
                     <pic:cNvPicPr/>
                   </pic:nvPicPr>
                   <pic:blipFill>
-                    <a:blip r:embed="rId41"/>
+                    <a:blip r:embed="rId44"/>
                     <a:stretch>
                       <a:fillRect/>
                     </a:stretch>
@@ -9864,12 +10302,12 @@
         <w:pStyle w:val="Kpalrs"/>
       </w:pPr>
       <w:fldSimple w:instr=" SEQ ábra \* ARABIC ">
-        <w:bookmarkStart w:id="28" w:name="_Toc225241859"/>
+        <w:bookmarkStart w:id="33" w:name="_Toc225435560"/>
         <w:r>
           <w:rPr>
             <w:noProof/>
           </w:rPr>
-          <w:t>4</w:t>
+          <w:t>7</w:t>
         </w:r>
       </w:fldSimple>
       <w:r>
@@ -9881,7 +10319,7 @@
       <w:r>
         <w:t xml:space="preserve"> index kódrészlet</w:t>
       </w:r>
-      <w:bookmarkEnd w:id="28"/>
+      <w:bookmarkEnd w:id="33"/>
     </w:p>
     <w:p>
       <w:pPr>
@@ -9892,7 +10330,7 @@
           <w:lang w:eastAsia="hu-HU"/>
         </w:rPr>
       </w:pPr>
-      <w:bookmarkStart w:id="29" w:name="_Toc225083317"/>
+      <w:bookmarkStart w:id="34" w:name="_Toc225435179"/>
       <w:r>
         <w:rPr>
           <w:rFonts w:eastAsiaTheme="minorEastAsia"/>
@@ -9902,7 +10340,7 @@
         <w:lastRenderedPageBreak/>
         <w:t>2.4.4 Token hitelesítési folyamat</w:t>
       </w:r>
-      <w:bookmarkEnd w:id="29"/>
+      <w:bookmarkEnd w:id="34"/>
     </w:p>
     <w:p>
       <w:pPr>
@@ -9932,7 +10370,7 @@
                     </pic:cNvPicPr>
                   </pic:nvPicPr>
                   <pic:blipFill>
-                    <a:blip r:embed="rId42">
+                    <a:blip r:embed="rId45">
                       <a:extLst>
                         <a:ext uri="{28A0092B-C50C-407E-A947-70E740481C1C}">
                           <a14:useLocalDpi xmlns:a14="http://schemas.microsoft.com/office/drawing/2010/main" val="0"/>
@@ -9993,13 +10431,13 @@
         </w:rPr>
         <w:fldChar w:fldCharType="separate"/>
       </w:r>
-      <w:bookmarkStart w:id="30" w:name="_Toc225241860"/>
-      <w:r>
-        <w:rPr>
-          <w:noProof/>
-          <w:lang w:eastAsia="hu-HU"/>
-        </w:rPr>
-        <w:t>5</w:t>
+      <w:bookmarkStart w:id="35" w:name="_Toc225435561"/>
+      <w:r>
+        <w:rPr>
+          <w:noProof/>
+          <w:lang w:eastAsia="hu-HU"/>
+        </w:rPr>
+        <w:t>8</w:t>
       </w:r>
       <w:r>
         <w:rPr>
@@ -10017,7 +10455,7 @@
         </w:rPr>
         <w:t xml:space="preserve"> hitelesítési folyamat</w:t>
       </w:r>
-      <w:bookmarkEnd w:id="30"/>
+      <w:bookmarkEnd w:id="35"/>
     </w:p>
     <w:p>
       <w:pPr>
@@ -10027,7 +10465,7 @@
           <w:lang w:eastAsia="hu-HU"/>
         </w:rPr>
       </w:pPr>
-      <w:bookmarkStart w:id="31" w:name="_Toc225083318"/>
+      <w:bookmarkStart w:id="36" w:name="_Toc225435180"/>
       <w:r>
         <w:rPr>
           <w:rFonts w:eastAsiaTheme="minorEastAsia"/>
@@ -10037,7 +10475,7 @@
         <w:lastRenderedPageBreak/>
         <w:t>2.4.5 Új hang feltöltése</w:t>
       </w:r>
-      <w:bookmarkEnd w:id="31"/>
+      <w:bookmarkEnd w:id="36"/>
     </w:p>
     <w:p>
       <w:pPr>
@@ -10066,7 +10504,7 @@
                     </pic:cNvPicPr>
                   </pic:nvPicPr>
                   <pic:blipFill>
-                    <a:blip r:embed="rId43">
+                    <a:blip r:embed="rId46">
                       <a:extLst>
                         <a:ext uri="{28A0092B-C50C-407E-A947-70E740481C1C}">
                           <a14:useLocalDpi xmlns:a14="http://schemas.microsoft.com/office/drawing/2010/main" val="0"/>
@@ -10123,13 +10561,13 @@
         </w:rPr>
         <w:fldChar w:fldCharType="separate"/>
       </w:r>
-      <w:bookmarkStart w:id="32" w:name="_Toc225241861"/>
-      <w:r>
-        <w:rPr>
-          <w:noProof/>
-          <w:lang w:eastAsia="hu-HU"/>
-        </w:rPr>
-        <w:t>6</w:t>
+      <w:bookmarkStart w:id="37" w:name="_Toc225435562"/>
+      <w:r>
+        <w:rPr>
+          <w:noProof/>
+          <w:lang w:eastAsia="hu-HU"/>
+        </w:rPr>
+        <w:t>9</w:t>
       </w:r>
       <w:r>
         <w:rPr>
@@ -10141,7 +10579,7 @@
       <w:r>
         <w:t>. ábra Feltöltési Folyamat</w:t>
       </w:r>
-      <w:bookmarkEnd w:id="32"/>
+      <w:bookmarkEnd w:id="37"/>
     </w:p>
     <w:p>
       <w:pPr>
@@ -10219,7 +10657,7 @@
         </w:rPr>
         <w:br w:type="page"/>
       </w:r>
-      <w:bookmarkStart w:id="33" w:name="_Toc225083319"/>
+      <w:bookmarkStart w:id="38" w:name="_Toc225435181"/>
       <w:r>
         <w:rPr>
           <w:noProof/>
@@ -10228,7 +10666,7 @@
         <w:lastRenderedPageBreak/>
         <w:t>2.4.6 Archívum feltöltése</w:t>
       </w:r>
-      <w:bookmarkEnd w:id="33"/>
+      <w:bookmarkEnd w:id="38"/>
     </w:p>
     <w:p>
       <w:pPr>
@@ -10287,7 +10725,7 @@
                     <pic:cNvPicPr/>
                   </pic:nvPicPr>
                   <pic:blipFill>
-                    <a:blip r:embed="rId44"/>
+                    <a:blip r:embed="rId47"/>
                     <a:stretch>
                       <a:fillRect/>
                     </a:stretch>
@@ -10333,13 +10771,13 @@
         </w:rPr>
         <w:fldChar w:fldCharType="separate"/>
       </w:r>
-      <w:bookmarkStart w:id="34" w:name="_Toc225241862"/>
-      <w:r>
-        <w:rPr>
-          <w:noProof/>
-          <w:lang w:eastAsia="hu-HU"/>
-        </w:rPr>
-        <w:t>7</w:t>
+      <w:bookmarkStart w:id="39" w:name="_Toc225435563"/>
+      <w:r>
+        <w:rPr>
+          <w:noProof/>
+          <w:lang w:eastAsia="hu-HU"/>
+        </w:rPr>
+        <w:t>10</w:t>
       </w:r>
       <w:r>
         <w:rPr>
@@ -10350,7 +10788,7 @@
       <w:r>
         <w:t>. ábra Metadata.json felépítése</w:t>
       </w:r>
-      <w:bookmarkEnd w:id="34"/>
+      <w:bookmarkEnd w:id="39"/>
     </w:p>
     <w:p>
       <w:pPr>
@@ -10367,7 +10805,7 @@
         </w:rPr>
         <w:br w:type="page"/>
       </w:r>
-      <w:bookmarkStart w:id="35" w:name="_Toc225083320"/>
+      <w:bookmarkStart w:id="40" w:name="_Toc225435182"/>
       <w:r>
         <w:rPr>
           <w:noProof/>
@@ -10376,7 +10814,7 @@
         <w:lastRenderedPageBreak/>
         <w:t>2.5 Tesztelési dokumentáció</w:t>
       </w:r>
-      <w:bookmarkEnd w:id="35"/>
+      <w:bookmarkEnd w:id="40"/>
     </w:p>
     <w:p>
       <w:pPr>
@@ -10386,7 +10824,7 @@
           <w:lang w:eastAsia="hu-HU"/>
         </w:rPr>
       </w:pPr>
-      <w:bookmarkStart w:id="36" w:name="_Toc225083321"/>
+      <w:bookmarkStart w:id="41" w:name="_Toc225435183"/>
       <w:r>
         <w:rPr>
           <w:noProof/>
@@ -10394,7 +10832,7 @@
         </w:rPr>
         <w:t>2.5.1 Védett végpont elérése</w:t>
       </w:r>
-      <w:bookmarkEnd w:id="36"/>
+      <w:bookmarkEnd w:id="41"/>
     </w:p>
     <w:p>
       <w:pPr>
@@ -10456,7 +10894,7 @@
                     <pic:cNvPicPr/>
                   </pic:nvPicPr>
                   <pic:blipFill>
-                    <a:blip r:embed="rId45"/>
+                    <a:blip r:embed="rId48"/>
                     <a:stretch>
                       <a:fillRect/>
                     </a:stretch>
@@ -10482,18 +10920,18 @@
         <w:pStyle w:val="Kpalrs"/>
       </w:pPr>
       <w:fldSimple w:instr=" SEQ ábra \* ARABIC ">
-        <w:bookmarkStart w:id="37" w:name="_Toc225241863"/>
+        <w:bookmarkStart w:id="42" w:name="_Toc225435564"/>
         <w:r>
           <w:rPr>
             <w:noProof/>
           </w:rPr>
-          <w:t>8</w:t>
+          <w:t>11</w:t>
         </w:r>
       </w:fldSimple>
       <w:r>
         <w:t>. ábra Normál teszteset – Postman</w:t>
       </w:r>
-      <w:bookmarkEnd w:id="37"/>
+      <w:bookmarkEnd w:id="42"/>
     </w:p>
     <w:p>
       <w:pPr>
@@ -10557,7 +10995,7 @@
                     <pic:cNvPicPr/>
                   </pic:nvPicPr>
                   <pic:blipFill>
-                    <a:blip r:embed="rId46"/>
+                    <a:blip r:embed="rId49"/>
                     <a:stretch>
                       <a:fillRect/>
                     </a:stretch>
@@ -10583,12 +11021,12 @@
         <w:pStyle w:val="Kpalrs"/>
       </w:pPr>
       <w:fldSimple w:instr=" SEQ ábra \* ARABIC ">
-        <w:bookmarkStart w:id="38" w:name="_Toc225241864"/>
+        <w:bookmarkStart w:id="43" w:name="_Toc225435565"/>
         <w:r>
           <w:rPr>
             <w:noProof/>
           </w:rPr>
-          <w:t>9</w:t>
+          <w:t>12</w:t>
         </w:r>
       </w:fldSimple>
       <w:r>
@@ -10597,7 +11035,7 @@
       <w:r>
         <w:t xml:space="preserve"> - Postman</w:t>
       </w:r>
-      <w:bookmarkEnd w:id="38"/>
+      <w:bookmarkEnd w:id="43"/>
     </w:p>
     <w:p>
       <w:r>
@@ -10667,7 +11105,7 @@
                     <pic:cNvPicPr/>
                   </pic:nvPicPr>
                   <pic:blipFill>
-                    <a:blip r:embed="rId47"/>
+                    <a:blip r:embed="rId50"/>
                     <a:stretch>
                       <a:fillRect/>
                     </a:stretch>
@@ -10696,12 +11134,12 @@
         </w:rPr>
       </w:pPr>
       <w:fldSimple w:instr=" SEQ ábra \* ARABIC ">
-        <w:bookmarkStart w:id="39" w:name="_Toc225241865"/>
+        <w:bookmarkStart w:id="44" w:name="_Toc225435566"/>
         <w:r>
           <w:rPr>
             <w:noProof/>
           </w:rPr>
-          <w:t>10</w:t>
+          <w:t>13</w:t>
         </w:r>
       </w:fldSimple>
       <w:r>
@@ -10725,7 +11163,7 @@
         </w:rPr>
         <w:t xml:space="preserve"> Postman</w:t>
       </w:r>
-      <w:bookmarkEnd w:id="39"/>
+      <w:bookmarkEnd w:id="44"/>
     </w:p>
     <w:p>
       <w:pPr>
@@ -10735,7 +11173,7 @@
           <w:lang w:eastAsia="hu-HU"/>
         </w:rPr>
       </w:pPr>
-      <w:bookmarkStart w:id="40" w:name="_Toc225083322"/>
+      <w:bookmarkStart w:id="45" w:name="_Toc225435184"/>
       <w:r>
         <w:rPr>
           <w:noProof/>
@@ -10743,7 +11181,7 @@
         </w:rPr>
         <w:t>2.5.2 Bejelentkezés</w:t>
       </w:r>
-      <w:bookmarkEnd w:id="40"/>
+      <w:bookmarkEnd w:id="45"/>
     </w:p>
     <w:p>
       <w:pPr>
@@ -10824,7 +11262,7 @@
                     <pic:cNvPicPr/>
                   </pic:nvPicPr>
                   <pic:blipFill>
-                    <a:blip r:embed="rId48"/>
+                    <a:blip r:embed="rId51"/>
                     <a:stretch>
                       <a:fillRect/>
                     </a:stretch>
@@ -10850,18 +11288,18 @@
         <w:pStyle w:val="Kpalrs"/>
       </w:pPr>
       <w:fldSimple w:instr=" SEQ ábra \* ARABIC ">
-        <w:bookmarkStart w:id="41" w:name="_Toc225241866"/>
+        <w:bookmarkStart w:id="46" w:name="_Toc225435567"/>
         <w:r>
           <w:rPr>
             <w:noProof/>
           </w:rPr>
-          <w:t>11</w:t>
+          <w:t>14</w:t>
         </w:r>
       </w:fldSimple>
       <w:r>
         <w:t>. ábra Bejelentkezés - Normál teszteset - Postman</w:t>
       </w:r>
-      <w:bookmarkEnd w:id="41"/>
+      <w:bookmarkEnd w:id="46"/>
     </w:p>
     <w:p>
       <w:pPr>
@@ -10943,7 +11381,7 @@
                     <pic:cNvPicPr/>
                   </pic:nvPicPr>
                   <pic:blipFill>
-                    <a:blip r:embed="rId49"/>
+                    <a:blip r:embed="rId52"/>
                     <a:stretch>
                       <a:fillRect/>
                     </a:stretch>
@@ -10993,13 +11431,13 @@
         </w:rPr>
         <w:fldChar w:fldCharType="separate"/>
       </w:r>
-      <w:bookmarkStart w:id="42" w:name="_Toc225241867"/>
-      <w:r>
-        <w:rPr>
-          <w:noProof/>
-          <w:lang w:eastAsia="hu-HU"/>
-        </w:rPr>
-        <w:t>12</w:t>
+      <w:bookmarkStart w:id="47" w:name="_Toc225435568"/>
+      <w:r>
+        <w:rPr>
+          <w:noProof/>
+          <w:lang w:eastAsia="hu-HU"/>
+        </w:rPr>
+        <w:t>15</w:t>
       </w:r>
       <w:r>
         <w:rPr>
@@ -11011,7 +11449,7 @@
       <w:r>
         <w:t>. ábra Bejelentkezés - hiányzó mezők - Postman</w:t>
       </w:r>
-      <w:bookmarkEnd w:id="42"/>
+      <w:bookmarkEnd w:id="47"/>
     </w:p>
     <w:p>
       <w:pPr>
@@ -11124,7 +11562,7 @@
                     <pic:cNvPicPr/>
                   </pic:nvPicPr>
                   <pic:blipFill>
-                    <a:blip r:embed="rId50"/>
+                    <a:blip r:embed="rId53"/>
                     <a:stretch>
                       <a:fillRect/>
                     </a:stretch>
@@ -11174,13 +11612,13 @@
         </w:rPr>
         <w:fldChar w:fldCharType="separate"/>
       </w:r>
-      <w:bookmarkStart w:id="43" w:name="_Toc225241868"/>
-      <w:r>
-        <w:rPr>
-          <w:noProof/>
-          <w:lang w:eastAsia="hu-HU"/>
-        </w:rPr>
-        <w:t>13</w:t>
+      <w:bookmarkStart w:id="48" w:name="_Toc225435569"/>
+      <w:r>
+        <w:rPr>
+          <w:noProof/>
+          <w:lang w:eastAsia="hu-HU"/>
+        </w:rPr>
+        <w:t>16</w:t>
       </w:r>
       <w:r>
         <w:rPr>
@@ -11192,7 +11630,7 @@
       <w:r>
         <w:t>. ábra Bejelentkezés - helytelen hitelesítési adatok - Postman</w:t>
       </w:r>
-      <w:bookmarkEnd w:id="43"/>
+      <w:bookmarkEnd w:id="48"/>
     </w:p>
     <w:p>
       <w:pPr>
@@ -11301,7 +11739,7 @@
                     <pic:cNvPicPr/>
                   </pic:nvPicPr>
                   <pic:blipFill>
-                    <a:blip r:embed="rId51"/>
+                    <a:blip r:embed="rId54"/>
                     <a:stretch>
                       <a:fillRect/>
                     </a:stretch>
@@ -11327,18 +11765,18 @@
         <w:pStyle w:val="Kpalrs"/>
       </w:pPr>
       <w:fldSimple w:instr=" SEQ ábra \* ARABIC ">
-        <w:bookmarkStart w:id="44" w:name="_Toc225241869"/>
+        <w:bookmarkStart w:id="49" w:name="_Toc225435570"/>
         <w:r>
           <w:rPr>
             <w:noProof/>
           </w:rPr>
-          <w:t>14</w:t>
+          <w:t>17</w:t>
         </w:r>
       </w:fldSimple>
       <w:r>
         <w:t>. ábra Bejelentkezés - nem megerősített email cím - Postman</w:t>
       </w:r>
-      <w:bookmarkEnd w:id="44"/>
+      <w:bookmarkEnd w:id="49"/>
     </w:p>
     <w:p>
       <w:pPr>
@@ -11374,7 +11812,7 @@
           <w:lang w:eastAsia="hu-HU"/>
         </w:rPr>
       </w:pPr>
-      <w:bookmarkStart w:id="45" w:name="_Toc225083323"/>
+      <w:bookmarkStart w:id="50" w:name="_Toc225435185"/>
       <w:r>
         <w:rPr>
           <w:lang w:eastAsia="hu-HU"/>
@@ -11382,7 +11820,20 @@
         <w:lastRenderedPageBreak/>
         <w:t>2.6 Továbbfejlszetési lehetőségek</w:t>
       </w:r>
-      <w:bookmarkEnd w:id="45"/>
+      <w:bookmarkEnd w:id="50"/>
+    </w:p>
+    <w:p>
+      <w:pPr>
+        <w:rPr>
+          <w:lang w:eastAsia="hu-HU"/>
+        </w:rPr>
+      </w:pPr>
+      <w:r>
+        <w:rPr>
+          <w:lang w:eastAsia="hu-HU"/>
+        </w:rPr>
+        <w:t>T</w:t>
+      </w:r>
     </w:p>
     <w:p>
       <w:pPr>
@@ -11410,7 +11861,7 @@
           <w:lang w:eastAsia="hu-HU"/>
         </w:rPr>
       </w:pPr>
-      <w:bookmarkStart w:id="46" w:name="_Toc225083324"/>
+      <w:bookmarkStart w:id="51" w:name="_Toc225435186"/>
       <w:r>
         <w:rPr>
           <w:rFonts w:eastAsiaTheme="minorEastAsia"/>
@@ -11420,7 +11871,7 @@
         <w:lastRenderedPageBreak/>
         <w:t>Ábrajegyzék</w:t>
       </w:r>
-      <w:bookmarkEnd w:id="46"/>
+      <w:bookmarkEnd w:id="51"/>
     </w:p>
     <w:p>
       <w:pPr>
@@ -11462,7 +11913,7 @@
         </w:rPr>
         <w:fldChar w:fldCharType="separate"/>
       </w:r>
-      <w:hyperlink w:anchor="_Toc225241856" w:history="1">
+      <w:hyperlink w:anchor="_Toc225435554" w:history="1">
         <w:r>
           <w:rPr>
             <w:rStyle w:val="Hiperhivatkozs"/>
@@ -11489,7 +11940,7 @@
             <w:noProof/>
             <w:webHidden/>
           </w:rPr>
-          <w:instrText xml:space="preserve"> PAGEREF _Toc225241856 \h </w:instrText>
+          <w:instrText xml:space="preserve"> PAGEREF _Toc225435554 \h </w:instrText>
         </w:r>
         <w:r>
           <w:rPr>
@@ -11533,14 +11984,227 @@
           <w:lang w:eastAsia="hu-HU"/>
         </w:rPr>
       </w:pPr>
-      <w:hyperlink w:anchor="_Toc225241857" w:history="1">
+      <w:hyperlink w:anchor="_Toc225435555" w:history="1">
+        <w:r>
+          <w:rPr>
+            <w:rStyle w:val="Hiperhivatkozs"/>
+            <w:noProof/>
+          </w:rPr>
+          <w:t>2. ábra Bejelentkezési oldal</w:t>
+        </w:r>
+        <w:r>
+          <w:rPr>
+            <w:noProof/>
+            <w:webHidden/>
+          </w:rPr>
+          <w:tab/>
+        </w:r>
+        <w:r>
+          <w:rPr>
+            <w:noProof/>
+            <w:webHidden/>
+          </w:rPr>
+          <w:fldChar w:fldCharType="begin"/>
+        </w:r>
+        <w:r>
+          <w:rPr>
+            <w:noProof/>
+            <w:webHidden/>
+          </w:rPr>
+          <w:instrText xml:space="preserve"> PAGEREF _Toc225435555 \h </w:instrText>
+        </w:r>
+        <w:r>
+          <w:rPr>
+            <w:noProof/>
+            <w:webHidden/>
+          </w:rPr>
+        </w:r>
+        <w:r>
+          <w:rPr>
+            <w:noProof/>
+            <w:webHidden/>
+          </w:rPr>
+          <w:fldChar w:fldCharType="separate"/>
+        </w:r>
+        <w:r>
+          <w:rPr>
+            <w:noProof/>
+            <w:webHidden/>
+          </w:rPr>
+          <w:t>7</w:t>
+        </w:r>
+        <w:r>
+          <w:rPr>
+            <w:noProof/>
+            <w:webHidden/>
+          </w:rPr>
+          <w:fldChar w:fldCharType="end"/>
+        </w:r>
+      </w:hyperlink>
+    </w:p>
+    <w:p>
+      <w:pPr>
+        <w:pStyle w:val="brajegyzk"/>
+        <w:tabs>
+          <w:tab w:val="right" w:leader="dot" w:pos="9060"/>
+        </w:tabs>
+        <w:rPr>
+          <w:rFonts w:asciiTheme="minorHAnsi" w:eastAsiaTheme="minorEastAsia" w:hAnsiTheme="minorHAnsi"/>
+          <w:noProof/>
+          <w:szCs w:val="24"/>
+          <w:lang w:eastAsia="hu-HU"/>
+        </w:rPr>
+      </w:pPr>
+      <w:hyperlink w:anchor="_Toc225435556" w:history="1">
+        <w:r>
+          <w:rPr>
+            <w:rStyle w:val="Hiperhivatkozs"/>
+            <w:noProof/>
+          </w:rPr>
+          <w:t>3. ábra Felugró üzenet – React toastify</w:t>
+        </w:r>
+        <w:r>
+          <w:rPr>
+            <w:noProof/>
+            <w:webHidden/>
+          </w:rPr>
+          <w:tab/>
+        </w:r>
+        <w:r>
+          <w:rPr>
+            <w:noProof/>
+            <w:webHidden/>
+          </w:rPr>
+          <w:fldChar w:fldCharType="begin"/>
+        </w:r>
+        <w:r>
+          <w:rPr>
+            <w:noProof/>
+            <w:webHidden/>
+          </w:rPr>
+          <w:instrText xml:space="preserve"> PAGEREF _Toc225435556 \h </w:instrText>
+        </w:r>
+        <w:r>
+          <w:rPr>
+            <w:noProof/>
+            <w:webHidden/>
+          </w:rPr>
+        </w:r>
+        <w:r>
+          <w:rPr>
+            <w:noProof/>
+            <w:webHidden/>
+          </w:rPr>
+          <w:fldChar w:fldCharType="separate"/>
+        </w:r>
+        <w:r>
+          <w:rPr>
+            <w:noProof/>
+            <w:webHidden/>
+          </w:rPr>
+          <w:t>7</w:t>
+        </w:r>
+        <w:r>
+          <w:rPr>
+            <w:noProof/>
+            <w:webHidden/>
+          </w:rPr>
+          <w:fldChar w:fldCharType="end"/>
+        </w:r>
+      </w:hyperlink>
+    </w:p>
+    <w:p>
+      <w:pPr>
+        <w:pStyle w:val="brajegyzk"/>
+        <w:tabs>
+          <w:tab w:val="right" w:leader="dot" w:pos="9060"/>
+        </w:tabs>
+        <w:rPr>
+          <w:rFonts w:asciiTheme="minorHAnsi" w:eastAsiaTheme="minorEastAsia" w:hAnsiTheme="minorHAnsi"/>
+          <w:noProof/>
+          <w:szCs w:val="24"/>
+          <w:lang w:eastAsia="hu-HU"/>
+        </w:rPr>
+      </w:pPr>
+      <w:hyperlink w:anchor="_Toc225435557" w:history="1">
+        <w:r>
+          <w:rPr>
+            <w:rStyle w:val="Hiperhivatkozs"/>
+            <w:noProof/>
+          </w:rPr>
+          <w:t>4. ábra Regisztrációs oldal</w:t>
+        </w:r>
+        <w:r>
+          <w:rPr>
+            <w:noProof/>
+            <w:webHidden/>
+          </w:rPr>
+          <w:tab/>
+        </w:r>
+        <w:r>
+          <w:rPr>
+            <w:noProof/>
+            <w:webHidden/>
+          </w:rPr>
+          <w:fldChar w:fldCharType="begin"/>
+        </w:r>
+        <w:r>
+          <w:rPr>
+            <w:noProof/>
+            <w:webHidden/>
+          </w:rPr>
+          <w:instrText xml:space="preserve"> PAGEREF _Toc225435557 \h </w:instrText>
+        </w:r>
+        <w:r>
+          <w:rPr>
+            <w:noProof/>
+            <w:webHidden/>
+          </w:rPr>
+        </w:r>
+        <w:r>
+          <w:rPr>
+            <w:noProof/>
+            <w:webHidden/>
+          </w:rPr>
+          <w:fldChar w:fldCharType="separate"/>
+        </w:r>
+        <w:r>
+          <w:rPr>
+            <w:noProof/>
+            <w:webHidden/>
+          </w:rPr>
+          <w:t>8</w:t>
+        </w:r>
+        <w:r>
+          <w:rPr>
+            <w:noProof/>
+            <w:webHidden/>
+          </w:rPr>
+          <w:fldChar w:fldCharType="end"/>
+        </w:r>
+      </w:hyperlink>
+    </w:p>
+    <w:p>
+      <w:pPr>
+        <w:pStyle w:val="brajegyzk"/>
+        <w:tabs>
+          <w:tab w:val="right" w:leader="dot" w:pos="9060"/>
+        </w:tabs>
+        <w:rPr>
+          <w:rFonts w:asciiTheme="minorHAnsi" w:eastAsiaTheme="minorEastAsia" w:hAnsiTheme="minorHAnsi"/>
+          <w:noProof/>
+          <w:szCs w:val="24"/>
+          <w:lang w:eastAsia="hu-HU"/>
+        </w:rPr>
+      </w:pPr>
+      <w:hyperlink w:anchor="_Toc225435558" w:history="1">
         <w:r>
           <w:rPr>
             <w:rStyle w:val="Hiperhivatkozs"/>
             <w:noProof/>
             <w:lang w:eastAsia="hu-HU"/>
           </w:rPr>
-          <w:t>2</w:t>
+          <w:t>5</w:t>
         </w:r>
         <w:r>
           <w:rPr>
@@ -11568,7 +12232,7 @@
             <w:noProof/>
             <w:webHidden/>
           </w:rPr>
-          <w:instrText xml:space="preserve"> PAGEREF _Toc225241857 \h </w:instrText>
+          <w:instrText xml:space="preserve"> PAGEREF _Toc225435558 \h </w:instrText>
         </w:r>
         <w:r>
           <w:rPr>
@@ -11588,7 +12252,7 @@
             <w:noProof/>
             <w:webHidden/>
           </w:rPr>
-          <w:t>18</w:t>
+          <w:t>20</w:t>
         </w:r>
         <w:r>
           <w:rPr>
@@ -11612,13 +12276,13 @@
           <w:lang w:eastAsia="hu-HU"/>
         </w:rPr>
       </w:pPr>
-      <w:hyperlink w:anchor="_Toc225241858" w:history="1">
+      <w:hyperlink w:anchor="_Toc225435559" w:history="1">
         <w:r>
           <w:rPr>
             <w:rStyle w:val="Hiperhivatkozs"/>
             <w:noProof/>
           </w:rPr>
-          <w:t>3. ábra Regisztráiós folyamat</w:t>
+          <w:t>6. ábra Regisztráiós folyamat</w:t>
         </w:r>
         <w:r>
           <w:rPr>
@@ -11639,236 +12303,7 @@
             <w:noProof/>
             <w:webHidden/>
           </w:rPr>
-          <w:instrText xml:space="preserve"> PAGEREF _Toc225241858 \h </w:instrText>
-        </w:r>
-        <w:r>
-          <w:rPr>
-            <w:noProof/>
-            <w:webHidden/>
-          </w:rPr>
-        </w:r>
-        <w:r>
-          <w:rPr>
-            <w:noProof/>
-            <w:webHidden/>
-          </w:rPr>
-          <w:fldChar w:fldCharType="separate"/>
-        </w:r>
-        <w:r>
-          <w:rPr>
-            <w:noProof/>
-            <w:webHidden/>
-          </w:rPr>
-          <w:t>21</w:t>
-        </w:r>
-        <w:r>
-          <w:rPr>
-            <w:noProof/>
-            <w:webHidden/>
-          </w:rPr>
-          <w:fldChar w:fldCharType="end"/>
-        </w:r>
-      </w:hyperlink>
-    </w:p>
-    <w:p>
-      <w:pPr>
-        <w:pStyle w:val="brajegyzk"/>
-        <w:tabs>
-          <w:tab w:val="right" w:leader="dot" w:pos="9060"/>
-        </w:tabs>
-        <w:rPr>
-          <w:rFonts w:asciiTheme="minorHAnsi" w:eastAsiaTheme="minorEastAsia" w:hAnsiTheme="minorHAnsi"/>
-          <w:noProof/>
-          <w:szCs w:val="24"/>
-          <w:lang w:eastAsia="hu-HU"/>
-        </w:rPr>
-      </w:pPr>
-      <w:hyperlink w:anchor="_Toc225241859" w:history="1">
-        <w:r>
-          <w:rPr>
-            <w:rStyle w:val="Hiperhivatkozs"/>
-            <w:noProof/>
-          </w:rPr>
-          <w:t>4. ábra Vak index kódrészlet</w:t>
-        </w:r>
-        <w:r>
-          <w:rPr>
-            <w:noProof/>
-            <w:webHidden/>
-          </w:rPr>
-          <w:tab/>
-        </w:r>
-        <w:r>
-          <w:rPr>
-            <w:noProof/>
-            <w:webHidden/>
-          </w:rPr>
-          <w:fldChar w:fldCharType="begin"/>
-        </w:r>
-        <w:r>
-          <w:rPr>
-            <w:noProof/>
-            <w:webHidden/>
-          </w:rPr>
-          <w:instrText xml:space="preserve"> PAGEREF _Toc225241859 \h </w:instrText>
-        </w:r>
-        <w:r>
-          <w:rPr>
-            <w:noProof/>
-            <w:webHidden/>
-          </w:rPr>
-        </w:r>
-        <w:r>
-          <w:rPr>
-            <w:noProof/>
-            <w:webHidden/>
-          </w:rPr>
-          <w:fldChar w:fldCharType="separate"/>
-        </w:r>
-        <w:r>
-          <w:rPr>
-            <w:noProof/>
-            <w:webHidden/>
-          </w:rPr>
-          <w:t>21</w:t>
-        </w:r>
-        <w:r>
-          <w:rPr>
-            <w:noProof/>
-            <w:webHidden/>
-          </w:rPr>
-          <w:fldChar w:fldCharType="end"/>
-        </w:r>
-      </w:hyperlink>
-    </w:p>
-    <w:p>
-      <w:pPr>
-        <w:pStyle w:val="brajegyzk"/>
-        <w:tabs>
-          <w:tab w:val="right" w:leader="dot" w:pos="9060"/>
-        </w:tabs>
-        <w:rPr>
-          <w:rFonts w:asciiTheme="minorHAnsi" w:eastAsiaTheme="minorEastAsia" w:hAnsiTheme="minorHAnsi"/>
-          <w:noProof/>
-          <w:szCs w:val="24"/>
-          <w:lang w:eastAsia="hu-HU"/>
-        </w:rPr>
-      </w:pPr>
-      <w:hyperlink w:anchor="_Toc225241860" w:history="1">
-        <w:r>
-          <w:rPr>
-            <w:rStyle w:val="Hiperhivatkozs"/>
-            <w:noProof/>
-            <w:lang w:eastAsia="hu-HU"/>
-          </w:rPr>
-          <w:t>5</w:t>
-        </w:r>
-        <w:r>
-          <w:rPr>
-            <w:rStyle w:val="Hiperhivatkozs"/>
-            <w:noProof/>
-          </w:rPr>
-          <w:t>. ábra Token hitelesítési folyamat</w:t>
-        </w:r>
-        <w:r>
-          <w:rPr>
-            <w:noProof/>
-            <w:webHidden/>
-          </w:rPr>
-          <w:tab/>
-        </w:r>
-        <w:r>
-          <w:rPr>
-            <w:noProof/>
-            <w:webHidden/>
-          </w:rPr>
-          <w:fldChar w:fldCharType="begin"/>
-        </w:r>
-        <w:r>
-          <w:rPr>
-            <w:noProof/>
-            <w:webHidden/>
-          </w:rPr>
-          <w:instrText xml:space="preserve"> PAGEREF _Toc225241860 \h </w:instrText>
-        </w:r>
-        <w:r>
-          <w:rPr>
-            <w:noProof/>
-            <w:webHidden/>
-          </w:rPr>
-        </w:r>
-        <w:r>
-          <w:rPr>
-            <w:noProof/>
-            <w:webHidden/>
-          </w:rPr>
-          <w:fldChar w:fldCharType="separate"/>
-        </w:r>
-        <w:r>
-          <w:rPr>
-            <w:noProof/>
-            <w:webHidden/>
-          </w:rPr>
-          <w:t>22</w:t>
-        </w:r>
-        <w:r>
-          <w:rPr>
-            <w:noProof/>
-            <w:webHidden/>
-          </w:rPr>
-          <w:fldChar w:fldCharType="end"/>
-        </w:r>
-      </w:hyperlink>
-    </w:p>
-    <w:p>
-      <w:pPr>
-        <w:pStyle w:val="brajegyzk"/>
-        <w:tabs>
-          <w:tab w:val="right" w:leader="dot" w:pos="9060"/>
-        </w:tabs>
-        <w:rPr>
-          <w:rFonts w:asciiTheme="minorHAnsi" w:eastAsiaTheme="minorEastAsia" w:hAnsiTheme="minorHAnsi"/>
-          <w:noProof/>
-          <w:szCs w:val="24"/>
-          <w:lang w:eastAsia="hu-HU"/>
-        </w:rPr>
-      </w:pPr>
-      <w:hyperlink w:anchor="_Toc225241861" w:history="1">
-        <w:r>
-          <w:rPr>
-            <w:rStyle w:val="Hiperhivatkozs"/>
-            <w:noProof/>
-            <w:lang w:eastAsia="hu-HU"/>
-          </w:rPr>
-          <w:t>6</w:t>
-        </w:r>
-        <w:r>
-          <w:rPr>
-            <w:rStyle w:val="Hiperhivatkozs"/>
-            <w:noProof/>
-          </w:rPr>
-          <w:t>. ábra Feltöltési Folyamat</w:t>
-        </w:r>
-        <w:r>
-          <w:rPr>
-            <w:noProof/>
-            <w:webHidden/>
-          </w:rPr>
-          <w:tab/>
-        </w:r>
-        <w:r>
-          <w:rPr>
-            <w:noProof/>
-            <w:webHidden/>
-          </w:rPr>
-          <w:fldChar w:fldCharType="begin"/>
-        </w:r>
-        <w:r>
-          <w:rPr>
-            <w:noProof/>
-            <w:webHidden/>
-          </w:rPr>
-          <w:instrText xml:space="preserve"> PAGEREF _Toc225241861 \h </w:instrText>
+          <w:instrText xml:space="preserve"> PAGEREF _Toc225435559 \h </w:instrText>
         </w:r>
         <w:r>
           <w:rPr>
@@ -11912,21 +12347,13 @@
           <w:lang w:eastAsia="hu-HU"/>
         </w:rPr>
       </w:pPr>
-      <w:hyperlink w:anchor="_Toc225241862" w:history="1">
-        <w:r>
-          <w:rPr>
-            <w:rStyle w:val="Hiperhivatkozs"/>
-            <w:noProof/>
-            <w:lang w:eastAsia="hu-HU"/>
-          </w:rPr>
-          <w:t>7</w:t>
-        </w:r>
+      <w:hyperlink w:anchor="_Toc225435560" w:history="1">
         <w:r>
           <w:rPr>
             <w:rStyle w:val="Hiperhivatkozs"/>
             <w:noProof/>
           </w:rPr>
-          <w:t>. ábra Metadata.json felépítése</w:t>
+          <w:t>7. ábra Vak index kódrészlet</w:t>
         </w:r>
         <w:r>
           <w:rPr>
@@ -11947,7 +12374,86 @@
             <w:noProof/>
             <w:webHidden/>
           </w:rPr>
-          <w:instrText xml:space="preserve"> PAGEREF _Toc225241862 \h </w:instrText>
+          <w:instrText xml:space="preserve"> PAGEREF _Toc225435560 \h </w:instrText>
+        </w:r>
+        <w:r>
+          <w:rPr>
+            <w:noProof/>
+            <w:webHidden/>
+          </w:rPr>
+        </w:r>
+        <w:r>
+          <w:rPr>
+            <w:noProof/>
+            <w:webHidden/>
+          </w:rPr>
+          <w:fldChar w:fldCharType="separate"/>
+        </w:r>
+        <w:r>
+          <w:rPr>
+            <w:noProof/>
+            <w:webHidden/>
+          </w:rPr>
+          <w:t>23</w:t>
+        </w:r>
+        <w:r>
+          <w:rPr>
+            <w:noProof/>
+            <w:webHidden/>
+          </w:rPr>
+          <w:fldChar w:fldCharType="end"/>
+        </w:r>
+      </w:hyperlink>
+    </w:p>
+    <w:p>
+      <w:pPr>
+        <w:pStyle w:val="brajegyzk"/>
+        <w:tabs>
+          <w:tab w:val="right" w:leader="dot" w:pos="9060"/>
+        </w:tabs>
+        <w:rPr>
+          <w:rFonts w:asciiTheme="minorHAnsi" w:eastAsiaTheme="minorEastAsia" w:hAnsiTheme="minorHAnsi"/>
+          <w:noProof/>
+          <w:szCs w:val="24"/>
+          <w:lang w:eastAsia="hu-HU"/>
+        </w:rPr>
+      </w:pPr>
+      <w:hyperlink w:anchor="_Toc225435561" w:history="1">
+        <w:r>
+          <w:rPr>
+            <w:rStyle w:val="Hiperhivatkozs"/>
+            <w:noProof/>
+            <w:lang w:eastAsia="hu-HU"/>
+          </w:rPr>
+          <w:t>8</w:t>
+        </w:r>
+        <w:r>
+          <w:rPr>
+            <w:rStyle w:val="Hiperhivatkozs"/>
+            <w:noProof/>
+          </w:rPr>
+          <w:t>. ábra Token hitelesítési folyamat</w:t>
+        </w:r>
+        <w:r>
+          <w:rPr>
+            <w:noProof/>
+            <w:webHidden/>
+          </w:rPr>
+          <w:tab/>
+        </w:r>
+        <w:r>
+          <w:rPr>
+            <w:noProof/>
+            <w:webHidden/>
+          </w:rPr>
+          <w:fldChar w:fldCharType="begin"/>
+        </w:r>
+        <w:r>
+          <w:rPr>
+            <w:noProof/>
+            <w:webHidden/>
+          </w:rPr>
+          <w:instrText xml:space="preserve"> PAGEREF _Toc225435561 \h </w:instrText>
         </w:r>
         <w:r>
           <w:rPr>
@@ -11991,13 +12497,21 @@
           <w:lang w:eastAsia="hu-HU"/>
         </w:rPr>
       </w:pPr>
-      <w:hyperlink w:anchor="_Toc225241863" w:history="1">
+      <w:hyperlink w:anchor="_Toc225435562" w:history="1">
+        <w:r>
+          <w:rPr>
+            <w:rStyle w:val="Hiperhivatkozs"/>
+            <w:noProof/>
+            <w:lang w:eastAsia="hu-HU"/>
+          </w:rPr>
+          <w:t>9</w:t>
+        </w:r>
         <w:r>
           <w:rPr>
             <w:rStyle w:val="Hiperhivatkozs"/>
             <w:noProof/>
           </w:rPr>
-          <w:t>8. ábra Normál teszteset – Postman</w:t>
+          <w:t>. ábra Feltöltési Folyamat</w:t>
         </w:r>
         <w:r>
           <w:rPr>
@@ -12018,7 +12532,7 @@
             <w:noProof/>
             <w:webHidden/>
           </w:rPr>
-          <w:instrText xml:space="preserve"> PAGEREF _Toc225241863 \h </w:instrText>
+          <w:instrText xml:space="preserve"> PAGEREF _Toc225435562 \h </w:instrText>
         </w:r>
         <w:r>
           <w:rPr>
@@ -12062,13 +12576,21 @@
           <w:lang w:eastAsia="hu-HU"/>
         </w:rPr>
       </w:pPr>
-      <w:hyperlink w:anchor="_Toc225241864" w:history="1">
+      <w:hyperlink w:anchor="_Toc225435563" w:history="1">
+        <w:r>
+          <w:rPr>
+            <w:rStyle w:val="Hiperhivatkozs"/>
+            <w:noProof/>
+            <w:lang w:eastAsia="hu-HU"/>
+          </w:rPr>
+          <w:t>10</w:t>
+        </w:r>
         <w:r>
           <w:rPr>
             <w:rStyle w:val="Hiperhivatkozs"/>
             <w:noProof/>
           </w:rPr>
-          <w:t>9. ábra Teszteset: Token hiánya - Postman</w:t>
+          <w:t>. ábra Metadata.json felépítése</w:t>
         </w:r>
         <w:r>
           <w:rPr>
@@ -12089,78 +12611,7 @@
             <w:noProof/>
             <w:webHidden/>
           </w:rPr>
-          <w:instrText xml:space="preserve"> PAGEREF _Toc225241864 \h </w:instrText>
-        </w:r>
-        <w:r>
-          <w:rPr>
-            <w:noProof/>
-            <w:webHidden/>
-          </w:rPr>
-        </w:r>
-        <w:r>
-          <w:rPr>
-            <w:noProof/>
-            <w:webHidden/>
-          </w:rPr>
-          <w:fldChar w:fldCharType="separate"/>
-        </w:r>
-        <w:r>
-          <w:rPr>
-            <w:noProof/>
-            <w:webHidden/>
-          </w:rPr>
-          <w:t>25</w:t>
-        </w:r>
-        <w:r>
-          <w:rPr>
-            <w:noProof/>
-            <w:webHidden/>
-          </w:rPr>
-          <w:fldChar w:fldCharType="end"/>
-        </w:r>
-      </w:hyperlink>
-    </w:p>
-    <w:p>
-      <w:pPr>
-        <w:pStyle w:val="brajegyzk"/>
-        <w:tabs>
-          <w:tab w:val="right" w:leader="dot" w:pos="9060"/>
-        </w:tabs>
-        <w:rPr>
-          <w:rFonts w:asciiTheme="minorHAnsi" w:eastAsiaTheme="minorEastAsia" w:hAnsiTheme="minorHAnsi"/>
-          <w:noProof/>
-          <w:szCs w:val="24"/>
-          <w:lang w:eastAsia="hu-HU"/>
-        </w:rPr>
-      </w:pPr>
-      <w:hyperlink w:anchor="_Toc225241865" w:history="1">
-        <w:r>
-          <w:rPr>
-            <w:rStyle w:val="Hiperhivatkozs"/>
-            <w:noProof/>
-          </w:rPr>
-          <w:t>10. ábra Hibás frissítési token – Postman</w:t>
-        </w:r>
-        <w:r>
-          <w:rPr>
-            <w:noProof/>
-            <w:webHidden/>
-          </w:rPr>
-          <w:tab/>
-        </w:r>
-        <w:r>
-          <w:rPr>
-            <w:noProof/>
-            <w:webHidden/>
-          </w:rPr>
-          <w:fldChar w:fldCharType="begin"/>
-        </w:r>
-        <w:r>
-          <w:rPr>
-            <w:noProof/>
-            <w:webHidden/>
-          </w:rPr>
-          <w:instrText xml:space="preserve"> PAGEREF _Toc225241865 \h </w:instrText>
+          <w:instrText xml:space="preserve"> PAGEREF _Toc225435563 \h </w:instrText>
         </w:r>
         <w:r>
           <w:rPr>
@@ -12204,13 +12655,13 @@
           <w:lang w:eastAsia="hu-HU"/>
         </w:rPr>
       </w:pPr>
-      <w:hyperlink w:anchor="_Toc225241866" w:history="1">
+      <w:hyperlink w:anchor="_Toc225435564" w:history="1">
         <w:r>
           <w:rPr>
             <w:rStyle w:val="Hiperhivatkozs"/>
             <w:noProof/>
           </w:rPr>
-          <w:t>11. ábra Bejelentkezés - Normál teszteset - Postman</w:t>
+          <w:t>11. ábra Normál teszteset – Postman</w:t>
         </w:r>
         <w:r>
           <w:rPr>
@@ -12231,86 +12682,7 @@
             <w:noProof/>
             <w:webHidden/>
           </w:rPr>
-          <w:instrText xml:space="preserve"> PAGEREF _Toc225241866 \h </w:instrText>
-        </w:r>
-        <w:r>
-          <w:rPr>
-            <w:noProof/>
-            <w:webHidden/>
-          </w:rPr>
-        </w:r>
-        <w:r>
-          <w:rPr>
-            <w:noProof/>
-            <w:webHidden/>
-          </w:rPr>
-          <w:fldChar w:fldCharType="separate"/>
-        </w:r>
-        <w:r>
-          <w:rPr>
-            <w:noProof/>
-            <w:webHidden/>
-          </w:rPr>
-          <w:t>26</w:t>
-        </w:r>
-        <w:r>
-          <w:rPr>
-            <w:noProof/>
-            <w:webHidden/>
-          </w:rPr>
-          <w:fldChar w:fldCharType="end"/>
-        </w:r>
-      </w:hyperlink>
-    </w:p>
-    <w:p>
-      <w:pPr>
-        <w:pStyle w:val="brajegyzk"/>
-        <w:tabs>
-          <w:tab w:val="right" w:leader="dot" w:pos="9060"/>
-        </w:tabs>
-        <w:rPr>
-          <w:rFonts w:asciiTheme="minorHAnsi" w:eastAsiaTheme="minorEastAsia" w:hAnsiTheme="minorHAnsi"/>
-          <w:noProof/>
-          <w:szCs w:val="24"/>
-          <w:lang w:eastAsia="hu-HU"/>
-        </w:rPr>
-      </w:pPr>
-      <w:hyperlink w:anchor="_Toc225241867" w:history="1">
-        <w:r>
-          <w:rPr>
-            <w:rStyle w:val="Hiperhivatkozs"/>
-            <w:noProof/>
-            <w:lang w:eastAsia="hu-HU"/>
-          </w:rPr>
-          <w:t>12</w:t>
-        </w:r>
-        <w:r>
-          <w:rPr>
-            <w:rStyle w:val="Hiperhivatkozs"/>
-            <w:noProof/>
-          </w:rPr>
-          <w:t>. ábra Bejelentkezés - hiányzó mezők - Postman</w:t>
-        </w:r>
-        <w:r>
-          <w:rPr>
-            <w:noProof/>
-            <w:webHidden/>
-          </w:rPr>
-          <w:tab/>
-        </w:r>
-        <w:r>
-          <w:rPr>
-            <w:noProof/>
-            <w:webHidden/>
-          </w:rPr>
-          <w:fldChar w:fldCharType="begin"/>
-        </w:r>
-        <w:r>
-          <w:rPr>
-            <w:noProof/>
-            <w:webHidden/>
-          </w:rPr>
-          <w:instrText xml:space="preserve"> PAGEREF _Toc225241867 \h </w:instrText>
+          <w:instrText xml:space="preserve"> PAGEREF _Toc225435564 \h </w:instrText>
         </w:r>
         <w:r>
           <w:rPr>
@@ -12354,21 +12726,13 @@
           <w:lang w:eastAsia="hu-HU"/>
         </w:rPr>
       </w:pPr>
-      <w:hyperlink w:anchor="_Toc225241868" w:history="1">
-        <w:r>
-          <w:rPr>
-            <w:rStyle w:val="Hiperhivatkozs"/>
-            <w:noProof/>
-            <w:lang w:eastAsia="hu-HU"/>
-          </w:rPr>
-          <w:t>13</w:t>
-        </w:r>
+      <w:hyperlink w:anchor="_Toc225435565" w:history="1">
         <w:r>
           <w:rPr>
             <w:rStyle w:val="Hiperhivatkozs"/>
             <w:noProof/>
           </w:rPr>
-          <w:t>. ábra Bejelentkezés - helytelen hitelesítési adatok - Postman</w:t>
+          <w:t>12. ábra Teszteset: Token hiánya - Postman</w:t>
         </w:r>
         <w:r>
           <w:rPr>
@@ -12389,7 +12753,7 @@
             <w:noProof/>
             <w:webHidden/>
           </w:rPr>
-          <w:instrText xml:space="preserve"> PAGEREF _Toc225241868 \h </w:instrText>
+          <w:instrText xml:space="preserve"> PAGEREF _Toc225435565 \h </w:instrText>
         </w:r>
         <w:r>
           <w:rPr>
@@ -12433,13 +12797,13 @@
           <w:lang w:eastAsia="hu-HU"/>
         </w:rPr>
       </w:pPr>
-      <w:hyperlink w:anchor="_Toc225241869" w:history="1">
+      <w:hyperlink w:anchor="_Toc225435566" w:history="1">
         <w:r>
           <w:rPr>
             <w:rStyle w:val="Hiperhivatkozs"/>
             <w:noProof/>
           </w:rPr>
-          <w:t>14. ábra Bejelentkezés - nem megerősített email cím - Postman</w:t>
+          <w:t>13. ábra Hibás frissítési token – Postman</w:t>
         </w:r>
         <w:r>
           <w:rPr>
@@ -12460,7 +12824,7 @@
             <w:noProof/>
             <w:webHidden/>
           </w:rPr>
-          <w:instrText xml:space="preserve"> PAGEREF _Toc225241869 \h </w:instrText>
+          <w:instrText xml:space="preserve"> PAGEREF _Toc225435566 \h </w:instrText>
         </w:r>
         <w:r>
           <w:rPr>
@@ -12480,7 +12844,7 @@
             <w:noProof/>
             <w:webHidden/>
           </w:rPr>
-          <w:t>27</w:t>
+          <w:t>28</w:t>
         </w:r>
         <w:r>
           <w:rPr>
@@ -12504,18 +12868,318 @@
           <w:lang w:eastAsia="hu-HU"/>
         </w:rPr>
       </w:pPr>
-      <w:r>
+      <w:hyperlink w:anchor="_Toc225435567" w:history="1">
+        <w:r>
+          <w:rPr>
+            <w:rStyle w:val="Hiperhivatkozs"/>
+            <w:noProof/>
+          </w:rPr>
+          <w:t>14. ábra Bejelentkezés - Normál teszteset - Postman</w:t>
+        </w:r>
+        <w:r>
+          <w:rPr>
+            <w:noProof/>
+            <w:webHidden/>
+          </w:rPr>
+          <w:tab/>
+        </w:r>
+        <w:r>
+          <w:rPr>
+            <w:noProof/>
+            <w:webHidden/>
+          </w:rPr>
+          <w:fldChar w:fldCharType="begin"/>
+        </w:r>
+        <w:r>
+          <w:rPr>
+            <w:noProof/>
+            <w:webHidden/>
+          </w:rPr>
+          <w:instrText xml:space="preserve"> PAGEREF _Toc225435567 \h </w:instrText>
+        </w:r>
+        <w:r>
+          <w:rPr>
+            <w:noProof/>
+            <w:webHidden/>
+          </w:rPr>
+        </w:r>
+        <w:r>
+          <w:rPr>
+            <w:noProof/>
+            <w:webHidden/>
+          </w:rPr>
+          <w:fldChar w:fldCharType="separate"/>
+        </w:r>
+        <w:r>
+          <w:rPr>
+            <w:noProof/>
+            <w:webHidden/>
+          </w:rPr>
+          <w:t>28</w:t>
+        </w:r>
+        <w:r>
+          <w:rPr>
+            <w:noProof/>
+            <w:webHidden/>
+          </w:rPr>
+          <w:fldChar w:fldCharType="end"/>
+        </w:r>
+      </w:hyperlink>
+    </w:p>
+    <w:p>
+      <w:pPr>
+        <w:pStyle w:val="brajegyzk"/>
+        <w:tabs>
+          <w:tab w:val="right" w:leader="dot" w:pos="9060"/>
+        </w:tabs>
         <w:rPr>
           <w:rFonts w:asciiTheme="minorHAnsi" w:eastAsiaTheme="minorEastAsia" w:hAnsiTheme="minorHAnsi"/>
           <w:noProof/>
           <w:szCs w:val="24"/>
           <w:lang w:eastAsia="hu-HU"/>
         </w:rPr>
+      </w:pPr>
+      <w:hyperlink w:anchor="_Toc225435568" w:history="1">
+        <w:r>
+          <w:rPr>
+            <w:rStyle w:val="Hiperhivatkozs"/>
+            <w:noProof/>
+            <w:lang w:eastAsia="hu-HU"/>
+          </w:rPr>
+          <w:t>15</w:t>
+        </w:r>
+        <w:r>
+          <w:rPr>
+            <w:rStyle w:val="Hiperhivatkozs"/>
+            <w:noProof/>
+          </w:rPr>
+          <w:t>. ábra Bejelentkezés - hiányzó mezők - Postman</w:t>
+        </w:r>
+        <w:r>
+          <w:rPr>
+            <w:noProof/>
+            <w:webHidden/>
+          </w:rPr>
+          <w:tab/>
+        </w:r>
+        <w:r>
+          <w:rPr>
+            <w:noProof/>
+            <w:webHidden/>
+          </w:rPr>
+          <w:fldChar w:fldCharType="begin"/>
+        </w:r>
+        <w:r>
+          <w:rPr>
+            <w:noProof/>
+            <w:webHidden/>
+          </w:rPr>
+          <w:instrText xml:space="preserve"> PAGEREF _Toc225435568 \h </w:instrText>
+        </w:r>
+        <w:r>
+          <w:rPr>
+            <w:noProof/>
+            <w:webHidden/>
+          </w:rPr>
+        </w:r>
+        <w:r>
+          <w:rPr>
+            <w:noProof/>
+            <w:webHidden/>
+          </w:rPr>
+          <w:fldChar w:fldCharType="separate"/>
+        </w:r>
+        <w:r>
+          <w:rPr>
+            <w:noProof/>
+            <w:webHidden/>
+          </w:rPr>
+          <w:t>29</w:t>
+        </w:r>
+        <w:r>
+          <w:rPr>
+            <w:noProof/>
+            <w:webHidden/>
+          </w:rPr>
+          <w:fldChar w:fldCharType="end"/>
+        </w:r>
+      </w:hyperlink>
+    </w:p>
+    <w:p>
+      <w:pPr>
+        <w:pStyle w:val="brajegyzk"/>
+        <w:tabs>
+          <w:tab w:val="right" w:leader="dot" w:pos="9060"/>
+        </w:tabs>
+        <w:rPr>
+          <w:rFonts w:asciiTheme="minorHAnsi" w:eastAsiaTheme="minorEastAsia" w:hAnsiTheme="minorHAnsi"/>
+          <w:noProof/>
+          <w:szCs w:val="24"/>
+          <w:lang w:eastAsia="hu-HU"/>
+        </w:rPr>
+      </w:pPr>
+      <w:hyperlink w:anchor="_Toc225435569" w:history="1">
+        <w:r>
+          <w:rPr>
+            <w:rStyle w:val="Hiperhivatkozs"/>
+            <w:noProof/>
+            <w:lang w:eastAsia="hu-HU"/>
+          </w:rPr>
+          <w:t>16</w:t>
+        </w:r>
+        <w:r>
+          <w:rPr>
+            <w:rStyle w:val="Hiperhivatkozs"/>
+            <w:noProof/>
+          </w:rPr>
+          <w:t>. ábra Bejelentkezés - helytelen hitelesítési adatok - Postman</w:t>
+        </w:r>
+        <w:r>
+          <w:rPr>
+            <w:noProof/>
+            <w:webHidden/>
+          </w:rPr>
+          <w:tab/>
+        </w:r>
+        <w:r>
+          <w:rPr>
+            <w:noProof/>
+            <w:webHidden/>
+          </w:rPr>
+          <w:fldChar w:fldCharType="begin"/>
+        </w:r>
+        <w:r>
+          <w:rPr>
+            <w:noProof/>
+            <w:webHidden/>
+          </w:rPr>
+          <w:instrText xml:space="preserve"> PAGEREF _Toc225435569 \h </w:instrText>
+        </w:r>
+        <w:r>
+          <w:rPr>
+            <w:noProof/>
+            <w:webHidden/>
+          </w:rPr>
+        </w:r>
+        <w:r>
+          <w:rPr>
+            <w:noProof/>
+            <w:webHidden/>
+          </w:rPr>
+          <w:fldChar w:fldCharType="separate"/>
+        </w:r>
+        <w:r>
+          <w:rPr>
+            <w:noProof/>
+            <w:webHidden/>
+          </w:rPr>
+          <w:t>29</w:t>
+        </w:r>
+        <w:r>
+          <w:rPr>
+            <w:noProof/>
+            <w:webHidden/>
+          </w:rPr>
+          <w:fldChar w:fldCharType="end"/>
+        </w:r>
+      </w:hyperlink>
+    </w:p>
+    <w:p>
+      <w:pPr>
+        <w:pStyle w:val="brajegyzk"/>
+        <w:tabs>
+          <w:tab w:val="right" w:leader="dot" w:pos="9060"/>
+        </w:tabs>
+        <w:rPr>
+          <w:rFonts w:asciiTheme="minorHAnsi" w:eastAsiaTheme="minorEastAsia" w:hAnsiTheme="minorHAnsi"/>
+          <w:noProof/>
+          <w:szCs w:val="24"/>
+          <w:lang w:eastAsia="hu-HU"/>
+        </w:rPr>
+      </w:pPr>
+      <w:hyperlink w:anchor="_Toc225435570" w:history="1">
+        <w:r>
+          <w:rPr>
+            <w:rStyle w:val="Hiperhivatkozs"/>
+            <w:noProof/>
+          </w:rPr>
+          <w:t>17. ábra Bejelentkezés - nem megerősített email cím - Postman</w:t>
+        </w:r>
+        <w:r>
+          <w:rPr>
+            <w:noProof/>
+            <w:webHidden/>
+          </w:rPr>
+          <w:tab/>
+        </w:r>
+        <w:r>
+          <w:rPr>
+            <w:noProof/>
+            <w:webHidden/>
+          </w:rPr>
+          <w:fldChar w:fldCharType="begin"/>
+        </w:r>
+        <w:r>
+          <w:rPr>
+            <w:noProof/>
+            <w:webHidden/>
+          </w:rPr>
+          <w:instrText xml:space="preserve"> PAGEREF _Toc225435570 \h </w:instrText>
+        </w:r>
+        <w:r>
+          <w:rPr>
+            <w:noProof/>
+            <w:webHidden/>
+          </w:rPr>
+        </w:r>
+        <w:r>
+          <w:rPr>
+            <w:noProof/>
+            <w:webHidden/>
+          </w:rPr>
+          <w:fldChar w:fldCharType="separate"/>
+        </w:r>
+        <w:r>
+          <w:rPr>
+            <w:noProof/>
+            <w:webHidden/>
+          </w:rPr>
+          <w:t>29</w:t>
+        </w:r>
+        <w:r>
+          <w:rPr>
+            <w:noProof/>
+            <w:webHidden/>
+          </w:rPr>
+          <w:fldChar w:fldCharType="end"/>
+        </w:r>
+      </w:hyperlink>
+    </w:p>
+    <w:p>
+      <w:pPr>
+        <w:pStyle w:val="brajegyzk"/>
+        <w:tabs>
+          <w:tab w:val="right" w:leader="dot" w:pos="9060"/>
+        </w:tabs>
+        <w:rPr>
+          <w:rFonts w:asciiTheme="minorHAnsi" w:eastAsiaTheme="minorEastAsia" w:hAnsiTheme="minorHAnsi"/>
+          <w:noProof/>
+          <w:szCs w:val="24"/>
+          <w:lang w:eastAsia="hu-HU"/>
+        </w:rPr>
+      </w:pPr>
+      <w:r>
+        <w:rPr>
+          <w:rFonts w:asciiTheme="minorHAnsi" w:eastAsiaTheme="minorEastAsia" w:hAnsiTheme="minorHAnsi"/>
+          <w:noProof/>
+          <w:szCs w:val="24"/>
+          <w:lang w:eastAsia="hu-HU"/>
+        </w:rPr>
         <w:fldChar w:fldCharType="end"/>
       </w:r>
     </w:p>
     <w:sectPr>
-      <w:footerReference w:type="default" r:id="rId52"/>
+      <w:footerReference w:type="default" r:id="rId55"/>
       <w:pgSz w:w="11906" w:h="16838"/>
       <w:pgMar w:top="1418" w:right="1418" w:bottom="1418" w:left="1418" w:header="709" w:footer="709" w:gutter="0"/>
       <w:cols w:space="708"/>
@@ -13529,6 +14193,119 @@
     </w:lvl>
   </w:abstractNum>
   <w:abstractNum w:abstractNumId="8" w15:restartNumberingAfterBreak="0">
+    <w:nsid w:val="1EA857DA"/>
+    <w:multiLevelType w:val="hybridMultilevel"/>
+    <w:tmpl w:val="0F06C4D8"/>
+    <w:lvl w:ilvl="0" w:tplc="040E0001">
+      <w:start w:val="1"/>
+      <w:numFmt w:val="bullet"/>
+      <w:lvlText w:val=""/>
+      <w:lvlJc w:val="left"/>
+      <w:pPr>
+        <w:ind w:left="1287" w:hanging="360"/>
+      </w:pPr>
+      <w:rPr>
+        <w:rFonts w:ascii="Symbol" w:hAnsi="Symbol" w:hint="default"/>
+      </w:rPr>
+    </w:lvl>
+    <w:lvl w:ilvl="1" w:tplc="040E0003" w:tentative="1">
+      <w:start w:val="1"/>
+      <w:numFmt w:val="bullet"/>
+      <w:lvlText w:val="o"/>
+      <w:lvlJc w:val="left"/>
+      <w:pPr>
+        <w:ind w:left="2007" w:hanging="360"/>
+      </w:pPr>
+      <w:rPr>
+        <w:rFonts w:ascii="Courier New" w:hAnsi="Courier New" w:cs="Courier New" w:hint="default"/>
+      </w:rPr>
+    </w:lvl>
+    <w:lvl w:ilvl="2" w:tplc="040E0005" w:tentative="1">
+      <w:start w:val="1"/>
+      <w:numFmt w:val="bullet"/>
+      <w:lvlText w:val=""/>
+      <w:lvlJc w:val="left"/>
+      <w:pPr>
+        <w:ind w:left="2727" w:hanging="360"/>
+      </w:pPr>
+      <w:rPr>
+        <w:rFonts w:ascii="Wingdings" w:hAnsi="Wingdings" w:hint="default"/>
+      </w:rPr>
+    </w:lvl>
+    <w:lvl w:ilvl="3" w:tplc="040E0001" w:tentative="1">
+      <w:start w:val="1"/>
+      <w:numFmt w:val="bullet"/>
+      <w:lvlText w:val=""/>
+      <w:lvlJc w:val="left"/>
+      <w:pPr>
+        <w:ind w:left="3447" w:hanging="360"/>
+      </w:pPr>
+      <w:rPr>
+        <w:rFonts w:ascii="Symbol" w:hAnsi="Symbol" w:hint="default"/>
+      </w:rPr>
+    </w:lvl>
+    <w:lvl w:ilvl="4" w:tplc="040E0003" w:tentative="1">
+      <w:start w:val="1"/>
+      <w:numFmt w:val="bullet"/>
+      <w:lvlText w:val="o"/>
+      <w:lvlJc w:val="left"/>
+      <w:pPr>
+        <w:ind w:left="4167" w:hanging="360"/>
+      </w:pPr>
+      <w:rPr>
+        <w:rFonts w:ascii="Courier New" w:hAnsi="Courier New" w:cs="Courier New" w:hint="default"/>
+      </w:rPr>
+    </w:lvl>
+    <w:lvl w:ilvl="5" w:tplc="040E0005" w:tentative="1">
+      <w:start w:val="1"/>
+      <w:numFmt w:val="bullet"/>
+      <w:lvlText w:val=""/>
+      <w:lvlJc w:val="left"/>
+      <w:pPr>
+        <w:ind w:left="4887" w:hanging="360"/>
+      </w:pPr>
+      <w:rPr>
+        <w:rFonts w:ascii="Wingdings" w:hAnsi="Wingdings" w:hint="default"/>
+      </w:rPr>
+    </w:lvl>
+    <w:lvl w:ilvl="6" w:tplc="040E0001" w:tentative="1">
+      <w:start w:val="1"/>
+      <w:numFmt w:val="bullet"/>
+      <w:lvlText w:val=""/>
+      <w:lvlJc w:val="left"/>
+      <w:pPr>
+        <w:ind w:left="5607" w:hanging="360"/>
+      </w:pPr>
+      <w:rPr>
+        <w:rFonts w:ascii="Symbol" w:hAnsi="Symbol" w:hint="default"/>
+      </w:rPr>
+    </w:lvl>
+    <w:lvl w:ilvl="7" w:tplc="040E0003" w:tentative="1">
+      <w:start w:val="1"/>
+      <w:numFmt w:val="bullet"/>
+      <w:lvlText w:val="o"/>
+      <w:lvlJc w:val="left"/>
+      <w:pPr>
+        <w:ind w:left="6327" w:hanging="360"/>
+      </w:pPr>
+      <w:rPr>
+        <w:rFonts w:ascii="Courier New" w:hAnsi="Courier New" w:cs="Courier New" w:hint="default"/>
+      </w:rPr>
+    </w:lvl>
+    <w:lvl w:ilvl="8" w:tplc="040E0005" w:tentative="1">
+      <w:start w:val="1"/>
+      <w:numFmt w:val="bullet"/>
+      <w:lvlText w:val=""/>
+      <w:lvlJc w:val="left"/>
+      <w:pPr>
+        <w:ind w:left="7047" w:hanging="360"/>
+      </w:pPr>
+      <w:rPr>
+        <w:rFonts w:ascii="Wingdings" w:hAnsi="Wingdings" w:hint="default"/>
+      </w:rPr>
+    </w:lvl>
+  </w:abstractNum>
+  <w:abstractNum w:abstractNumId="9" w15:restartNumberingAfterBreak="0">
     <w:nsid w:val="21E17C10"/>
     <w:multiLevelType w:val="hybridMultilevel"/>
     <w:tmpl w:val="22766144"/>
@@ -13617,7 +14394,7 @@
       </w:pPr>
     </w:lvl>
   </w:abstractNum>
-  <w:abstractNum w:abstractNumId="9" w15:restartNumberingAfterBreak="0">
+  <w:abstractNum w:abstractNumId="10" w15:restartNumberingAfterBreak="0">
     <w:nsid w:val="31DC763F"/>
     <w:multiLevelType w:val="hybridMultilevel"/>
     <w:tmpl w:val="1C48648A"/>
@@ -13703,7 +14480,7 @@
       </w:pPr>
     </w:lvl>
   </w:abstractNum>
-  <w:abstractNum w:abstractNumId="10" w15:restartNumberingAfterBreak="0">
+  <w:abstractNum w:abstractNumId="11" w15:restartNumberingAfterBreak="0">
     <w:nsid w:val="32A40CB3"/>
     <w:multiLevelType w:val="hybridMultilevel"/>
     <w:tmpl w:val="C7B60EFC"/>
@@ -13816,7 +14593,7 @@
       </w:rPr>
     </w:lvl>
   </w:abstractNum>
-  <w:abstractNum w:abstractNumId="11" w15:restartNumberingAfterBreak="0">
+  <w:abstractNum w:abstractNumId="12" w15:restartNumberingAfterBreak="0">
     <w:nsid w:val="33336E7B"/>
     <w:multiLevelType w:val="hybridMultilevel"/>
     <w:tmpl w:val="DCDED224"/>
@@ -13905,7 +14682,7 @@
       </w:pPr>
     </w:lvl>
   </w:abstractNum>
-  <w:abstractNum w:abstractNumId="12" w15:restartNumberingAfterBreak="0">
+  <w:abstractNum w:abstractNumId="13" w15:restartNumberingAfterBreak="0">
     <w:nsid w:val="375C7C05"/>
     <w:multiLevelType w:val="hybridMultilevel"/>
     <w:tmpl w:val="AA505F06"/>
@@ -14022,7 +14799,7 @@
       </w:rPr>
     </w:lvl>
   </w:abstractNum>
-  <w:abstractNum w:abstractNumId="13" w15:restartNumberingAfterBreak="0">
+  <w:abstractNum w:abstractNumId="14" w15:restartNumberingAfterBreak="0">
     <w:nsid w:val="3C6362AD"/>
     <w:multiLevelType w:val="multilevel"/>
     <w:tmpl w:val="D75458FE"/>
@@ -14143,7 +14920,7 @@
       </w:rPr>
     </w:lvl>
   </w:abstractNum>
-  <w:abstractNum w:abstractNumId="14" w15:restartNumberingAfterBreak="0">
+  <w:abstractNum w:abstractNumId="15" w15:restartNumberingAfterBreak="0">
     <w:nsid w:val="3C7062FE"/>
     <w:multiLevelType w:val="multilevel"/>
     <w:tmpl w:val="4F18AE1A"/>
@@ -14265,7 +15042,7 @@
       </w:rPr>
     </w:lvl>
   </w:abstractNum>
-  <w:abstractNum w:abstractNumId="15" w15:restartNumberingAfterBreak="0">
+  <w:abstractNum w:abstractNumId="16" w15:restartNumberingAfterBreak="0">
     <w:nsid w:val="3F0D0A0B"/>
     <w:multiLevelType w:val="hybridMultilevel"/>
     <w:tmpl w:val="7D4E9384"/>
@@ -14378,7 +15155,120 @@
       </w:rPr>
     </w:lvl>
   </w:abstractNum>
-  <w:abstractNum w:abstractNumId="16" w15:restartNumberingAfterBreak="0">
+  <w:abstractNum w:abstractNumId="17" w15:restartNumberingAfterBreak="0">
+    <w:nsid w:val="43FB3858"/>
+    <w:multiLevelType w:val="hybridMultilevel"/>
+    <w:tmpl w:val="846EF942"/>
+    <w:lvl w:ilvl="0" w:tplc="040E0001">
+      <w:start w:val="1"/>
+      <w:numFmt w:val="bullet"/>
+      <w:lvlText w:val=""/>
+      <w:lvlJc w:val="left"/>
+      <w:pPr>
+        <w:ind w:left="720" w:hanging="360"/>
+      </w:pPr>
+      <w:rPr>
+        <w:rFonts w:ascii="Symbol" w:hAnsi="Symbol" w:hint="default"/>
+      </w:rPr>
+    </w:lvl>
+    <w:lvl w:ilvl="1" w:tplc="040E0003" w:tentative="1">
+      <w:start w:val="1"/>
+      <w:numFmt w:val="bullet"/>
+      <w:lvlText w:val="o"/>
+      <w:lvlJc w:val="left"/>
+      <w:pPr>
+        <w:ind w:left="1440" w:hanging="360"/>
+      </w:pPr>
+      <w:rPr>
+        <w:rFonts w:ascii="Courier New" w:hAnsi="Courier New" w:cs="Courier New" w:hint="default"/>
+      </w:rPr>
+    </w:lvl>
+    <w:lvl w:ilvl="2" w:tplc="040E0005" w:tentative="1">
+      <w:start w:val="1"/>
+      <w:numFmt w:val="bullet"/>
+      <w:lvlText w:val=""/>
+      <w:lvlJc w:val="left"/>
+      <w:pPr>
+        <w:ind w:left="2160" w:hanging="360"/>
+      </w:pPr>
+      <w:rPr>
+        <w:rFonts w:ascii="Wingdings" w:hAnsi="Wingdings" w:hint="default"/>
+      </w:rPr>
+    </w:lvl>
+    <w:lvl w:ilvl="3" w:tplc="040E0001" w:tentative="1">
+      <w:start w:val="1"/>
+      <w:numFmt w:val="bullet"/>
+      <w:lvlText w:val=""/>
+      <w:lvlJc w:val="left"/>
+      <w:pPr>
+        <w:ind w:left="2880" w:hanging="360"/>
+      </w:pPr>
+      <w:rPr>
+        <w:rFonts w:ascii="Symbol" w:hAnsi="Symbol" w:hint="default"/>
+      </w:rPr>
+    </w:lvl>
+    <w:lvl w:ilvl="4" w:tplc="040E0003" w:tentative="1">
+      <w:start w:val="1"/>
+      <w:numFmt w:val="bullet"/>
+      <w:lvlText w:val="o"/>
+      <w:lvlJc w:val="left"/>
+      <w:pPr>
+        <w:ind w:left="3600" w:hanging="360"/>
+      </w:pPr>
+      <w:rPr>
+        <w:rFonts w:ascii="Courier New" w:hAnsi="Courier New" w:cs="Courier New" w:hint="default"/>
+      </w:rPr>
+    </w:lvl>
+    <w:lvl w:ilvl="5" w:tplc="040E0005" w:tentative="1">
+      <w:start w:val="1"/>
+      <w:numFmt w:val="bullet"/>
+      <w:lvlText w:val=""/>
+      <w:lvlJc w:val="left"/>
+      <w:pPr>
+        <w:ind w:left="4320" w:hanging="360"/>
+      </w:pPr>
+      <w:rPr>
+        <w:rFonts w:ascii="Wingdings" w:hAnsi="Wingdings" w:hint="default"/>
+      </w:rPr>
+    </w:lvl>
+    <w:lvl w:ilvl="6" w:tplc="040E0001" w:tentative="1">
+      <w:start w:val="1"/>
+      <w:numFmt w:val="bullet"/>
+      <w:lvlText w:val=""/>
+      <w:lvlJc w:val="left"/>
+      <w:pPr>
+        <w:ind w:left="5040" w:hanging="360"/>
+      </w:pPr>
+      <w:rPr>
+        <w:rFonts w:ascii="Symbol" w:hAnsi="Symbol" w:hint="default"/>
+      </w:rPr>
+    </w:lvl>
+    <w:lvl w:ilvl="7" w:tplc="040E0003" w:tentative="1">
+      <w:start w:val="1"/>
+      <w:numFmt w:val="bullet"/>
+      <w:lvlText w:val="o"/>
+      <w:lvlJc w:val="left"/>
+      <w:pPr>
+        <w:ind w:left="5760" w:hanging="360"/>
+      </w:pPr>
+      <w:rPr>
+        <w:rFonts w:ascii="Courier New" w:hAnsi="Courier New" w:cs="Courier New" w:hint="default"/>
+      </w:rPr>
+    </w:lvl>
+    <w:lvl w:ilvl="8" w:tplc="040E0005" w:tentative="1">
+      <w:start w:val="1"/>
+      <w:numFmt w:val="bullet"/>
+      <w:lvlText w:val=""/>
+      <w:lvlJc w:val="left"/>
+      <w:pPr>
+        <w:ind w:left="6480" w:hanging="360"/>
+      </w:pPr>
+      <w:rPr>
+        <w:rFonts w:ascii="Wingdings" w:hAnsi="Wingdings" w:hint="default"/>
+      </w:rPr>
+    </w:lvl>
+  </w:abstractNum>
+  <w:abstractNum w:abstractNumId="18" w15:restartNumberingAfterBreak="0">
     <w:nsid w:val="4496651E"/>
     <w:multiLevelType w:val="hybridMultilevel"/>
     <w:tmpl w:val="EE061EA0"/>
@@ -14491,7 +15381,7 @@
       </w:rPr>
     </w:lvl>
   </w:abstractNum>
-  <w:abstractNum w:abstractNumId="17" w15:restartNumberingAfterBreak="0">
+  <w:abstractNum w:abstractNumId="19" w15:restartNumberingAfterBreak="0">
     <w:nsid w:val="473164D4"/>
     <w:multiLevelType w:val="hybridMultilevel"/>
     <w:tmpl w:val="1A34B488"/>
@@ -14604,7 +15494,7 @@
       </w:rPr>
     </w:lvl>
   </w:abstractNum>
-  <w:abstractNum w:abstractNumId="18" w15:restartNumberingAfterBreak="0">
+  <w:abstractNum w:abstractNumId="20" w15:restartNumberingAfterBreak="0">
     <w:nsid w:val="4A8634F5"/>
     <w:multiLevelType w:val="hybridMultilevel"/>
     <w:tmpl w:val="7A56A4E0"/>
@@ -14693,7 +15583,7 @@
       </w:pPr>
     </w:lvl>
   </w:abstractNum>
-  <w:abstractNum w:abstractNumId="19" w15:restartNumberingAfterBreak="0">
+  <w:abstractNum w:abstractNumId="21" w15:restartNumberingAfterBreak="0">
     <w:nsid w:val="4F261CB1"/>
     <w:multiLevelType w:val="hybridMultilevel"/>
     <w:tmpl w:val="64EAEBB0"/>
@@ -14782,7 +15672,7 @@
       </w:pPr>
     </w:lvl>
   </w:abstractNum>
-  <w:abstractNum w:abstractNumId="20" w15:restartNumberingAfterBreak="0">
+  <w:abstractNum w:abstractNumId="22" w15:restartNumberingAfterBreak="0">
     <w:nsid w:val="512C3996"/>
     <w:multiLevelType w:val="hybridMultilevel"/>
     <w:tmpl w:val="97CCF20E"/>
@@ -14871,7 +15761,93 @@
       </w:pPr>
     </w:lvl>
   </w:abstractNum>
-  <w:abstractNum w:abstractNumId="21" w15:restartNumberingAfterBreak="0">
+  <w:abstractNum w:abstractNumId="23" w15:restartNumberingAfterBreak="0">
+    <w:nsid w:val="51404D2C"/>
+    <w:multiLevelType w:val="hybridMultilevel"/>
+    <w:tmpl w:val="B56EE804"/>
+    <w:lvl w:ilvl="0" w:tplc="040E000F">
+      <w:start w:val="1"/>
+      <w:numFmt w:val="decimal"/>
+      <w:lvlText w:val="%1."/>
+      <w:lvlJc w:val="left"/>
+      <w:pPr>
+        <w:ind w:left="720" w:hanging="360"/>
+      </w:pPr>
+    </w:lvl>
+    <w:lvl w:ilvl="1" w:tplc="040E0019" w:tentative="1">
+      <w:start w:val="1"/>
+      <w:numFmt w:val="lowerLetter"/>
+      <w:lvlText w:val="%2."/>
+      <w:lvlJc w:val="left"/>
+      <w:pPr>
+        <w:ind w:left="1440" w:hanging="360"/>
+      </w:pPr>
+    </w:lvl>
+    <w:lvl w:ilvl="2" w:tplc="040E001B" w:tentative="1">
+      <w:start w:val="1"/>
+      <w:numFmt w:val="lowerRoman"/>
+      <w:lvlText w:val="%3."/>
+      <w:lvlJc w:val="right"/>
+      <w:pPr>
+        <w:ind w:left="2160" w:hanging="180"/>
+      </w:pPr>
+    </w:lvl>
+    <w:lvl w:ilvl="3" w:tplc="040E000F" w:tentative="1">
+      <w:start w:val="1"/>
+      <w:numFmt w:val="decimal"/>
+      <w:lvlText w:val="%4."/>
+      <w:lvlJc w:val="left"/>
+      <w:pPr>
+        <w:ind w:left="2880" w:hanging="360"/>
+      </w:pPr>
+    </w:lvl>
+    <w:lvl w:ilvl="4" w:tplc="040E0019" w:tentative="1">
+      <w:start w:val="1"/>
+      <w:numFmt w:val="lowerLetter"/>
+      <w:lvlText w:val="%5."/>
+      <w:lvlJc w:val="left"/>
+      <w:pPr>
+        <w:ind w:left="3600" w:hanging="360"/>
+      </w:pPr>
+    </w:lvl>
+    <w:lvl w:ilvl="5" w:tplc="040E001B" w:tentative="1">
+      <w:start w:val="1"/>
+      <w:numFmt w:val="lowerRoman"/>
+      <w:lvlText w:val="%6."/>
+      <w:lvlJc w:val="right"/>
+      <w:pPr>
+        <w:ind w:left="4320" w:hanging="180"/>
+      </w:pPr>
+    </w:lvl>
+    <w:lvl w:ilvl="6" w:tplc="040E000F" w:tentative="1">
+      <w:start w:val="1"/>
+      <w:numFmt w:val="decimal"/>
+      <w:lvlText w:val="%7."/>
+      <w:lvlJc w:val="left"/>
+      <w:pPr>
+        <w:ind w:left="5040" w:hanging="360"/>
+      </w:pPr>
+    </w:lvl>
+    <w:lvl w:ilvl="7" w:tplc="040E0019" w:tentative="1">
+      <w:start w:val="1"/>
+      <w:numFmt w:val="lowerLetter"/>
+      <w:lvlText w:val="%8."/>
+      <w:lvlJc w:val="left"/>
+      <w:pPr>
+        <w:ind w:left="5760" w:hanging="360"/>
+      </w:pPr>
+    </w:lvl>
+    <w:lvl w:ilvl="8" w:tplc="040E001B" w:tentative="1">
+      <w:start w:val="1"/>
+      <w:numFmt w:val="lowerRoman"/>
+      <w:lvlText w:val="%9."/>
+      <w:lvlJc w:val="right"/>
+      <w:pPr>
+        <w:ind w:left="6480" w:hanging="180"/>
+      </w:pPr>
+    </w:lvl>
+  </w:abstractNum>
+  <w:abstractNum w:abstractNumId="24" w15:restartNumberingAfterBreak="0">
     <w:nsid w:val="572C76FF"/>
     <w:multiLevelType w:val="multilevel"/>
     <w:tmpl w:val="C890D8CC"/>
@@ -14984,7 +15960,7 @@
       </w:rPr>
     </w:lvl>
   </w:abstractNum>
-  <w:abstractNum w:abstractNumId="22" w15:restartNumberingAfterBreak="0">
+  <w:abstractNum w:abstractNumId="25" w15:restartNumberingAfterBreak="0">
     <w:nsid w:val="5D096B16"/>
     <w:multiLevelType w:val="hybridMultilevel"/>
     <w:tmpl w:val="1818C6D4"/>
@@ -15073,7 +16049,7 @@
       </w:pPr>
     </w:lvl>
   </w:abstractNum>
-  <w:abstractNum w:abstractNumId="23" w15:restartNumberingAfterBreak="0">
+  <w:abstractNum w:abstractNumId="26" w15:restartNumberingAfterBreak="0">
     <w:nsid w:val="637C6612"/>
     <w:multiLevelType w:val="hybridMultilevel"/>
     <w:tmpl w:val="B512031E"/>
@@ -15162,7 +16138,7 @@
       </w:pPr>
     </w:lvl>
   </w:abstractNum>
-  <w:abstractNum w:abstractNumId="24" w15:restartNumberingAfterBreak="0">
+  <w:abstractNum w:abstractNumId="27" w15:restartNumberingAfterBreak="0">
     <w:nsid w:val="670D39FA"/>
     <w:multiLevelType w:val="hybridMultilevel"/>
     <w:tmpl w:val="35822894"/>
@@ -15251,7 +16227,7 @@
       </w:pPr>
     </w:lvl>
   </w:abstractNum>
-  <w:abstractNum w:abstractNumId="25" w15:restartNumberingAfterBreak="0">
+  <w:abstractNum w:abstractNumId="28" w15:restartNumberingAfterBreak="0">
     <w:nsid w:val="6A7C591E"/>
     <w:multiLevelType w:val="hybridMultilevel"/>
     <w:tmpl w:val="57C245B8"/>
@@ -15364,7 +16340,7 @@
       </w:rPr>
     </w:lvl>
   </w:abstractNum>
-  <w:abstractNum w:abstractNumId="26" w15:restartNumberingAfterBreak="0">
+  <w:abstractNum w:abstractNumId="29" w15:restartNumberingAfterBreak="0">
     <w:nsid w:val="6A911985"/>
     <w:multiLevelType w:val="multilevel"/>
     <w:tmpl w:val="613E089C"/>
@@ -15477,7 +16453,7 @@
       </w:rPr>
     </w:lvl>
   </w:abstractNum>
-  <w:abstractNum w:abstractNumId="27" w15:restartNumberingAfterBreak="0">
+  <w:abstractNum w:abstractNumId="30" w15:restartNumberingAfterBreak="0">
     <w:nsid w:val="6DDE3125"/>
     <w:multiLevelType w:val="hybridMultilevel"/>
     <w:tmpl w:val="EE44564A"/>
@@ -15590,7 +16566,7 @@
       </w:rPr>
     </w:lvl>
   </w:abstractNum>
-  <w:abstractNum w:abstractNumId="28" w15:restartNumberingAfterBreak="0">
+  <w:abstractNum w:abstractNumId="31" w15:restartNumberingAfterBreak="0">
     <w:nsid w:val="705E184F"/>
     <w:multiLevelType w:val="hybridMultilevel"/>
     <w:tmpl w:val="7F20747E"/>
@@ -15703,7 +16679,7 @@
       </w:rPr>
     </w:lvl>
   </w:abstractNum>
-  <w:abstractNum w:abstractNumId="29" w15:restartNumberingAfterBreak="0">
+  <w:abstractNum w:abstractNumId="32" w15:restartNumberingAfterBreak="0">
     <w:nsid w:val="79784754"/>
     <w:multiLevelType w:val="multilevel"/>
     <w:tmpl w:val="260AC682"/>
@@ -15817,79 +16793,79 @@
     </w:lvl>
   </w:abstractNum>
   <w:num w:numId="1" w16cid:durableId="755249854">
-    <w:abstractNumId w:val="28"/>
+    <w:abstractNumId w:val="31"/>
   </w:num>
   <w:num w:numId="2" w16cid:durableId="95563996">
-    <w:abstractNumId w:val="27"/>
+    <w:abstractNumId w:val="30"/>
   </w:num>
   <w:num w:numId="3" w16cid:durableId="1713917841">
-    <w:abstractNumId w:val="15"/>
+    <w:abstractNumId w:val="16"/>
   </w:num>
   <w:num w:numId="4" w16cid:durableId="1257203401">
-    <w:abstractNumId w:val="25"/>
+    <w:abstractNumId w:val="28"/>
   </w:num>
   <w:num w:numId="5" w16cid:durableId="1313873344">
     <w:abstractNumId w:val="6"/>
   </w:num>
   <w:num w:numId="6" w16cid:durableId="1016344970">
-    <w:abstractNumId w:val="16"/>
+    <w:abstractNumId w:val="18"/>
   </w:num>
   <w:num w:numId="7" w16cid:durableId="1732927136">
     <w:abstractNumId w:val="7"/>
   </w:num>
   <w:num w:numId="8" w16cid:durableId="781916756">
-    <w:abstractNumId w:val="9"/>
+    <w:abstractNumId w:val="10"/>
   </w:num>
   <w:num w:numId="9" w16cid:durableId="1192185662">
     <w:abstractNumId w:val="4"/>
   </w:num>
   <w:num w:numId="10" w16cid:durableId="1361934465">
-    <w:abstractNumId w:val="18"/>
+    <w:abstractNumId w:val="20"/>
   </w:num>
   <w:num w:numId="11" w16cid:durableId="518664072">
-    <w:abstractNumId w:val="24"/>
+    <w:abstractNumId w:val="27"/>
   </w:num>
   <w:num w:numId="12" w16cid:durableId="782111277">
-    <w:abstractNumId w:val="23"/>
+    <w:abstractNumId w:val="26"/>
   </w:num>
   <w:num w:numId="13" w16cid:durableId="414402737">
-    <w:abstractNumId w:val="11"/>
+    <w:abstractNumId w:val="12"/>
   </w:num>
   <w:num w:numId="14" w16cid:durableId="1412048473">
     <w:abstractNumId w:val="0"/>
   </w:num>
   <w:num w:numId="15" w16cid:durableId="467355486">
-    <w:abstractNumId w:val="17"/>
+    <w:abstractNumId w:val="19"/>
   </w:num>
   <w:num w:numId="16" w16cid:durableId="568460866">
-    <w:abstractNumId w:val="12"/>
+    <w:abstractNumId w:val="13"/>
   </w:num>
   <w:num w:numId="17" w16cid:durableId="1094857317">
-    <w:abstractNumId w:val="8"/>
+    <w:abstractNumId w:val="9"/>
   </w:num>
   <w:num w:numId="18" w16cid:durableId="1418360933">
+    <w:abstractNumId w:val="25"/>
+  </w:num>
+  <w:num w:numId="19" w16cid:durableId="254944947">
     <w:abstractNumId w:val="22"/>
   </w:num>
-  <w:num w:numId="19" w16cid:durableId="254944947">
-    <w:abstractNumId w:val="20"/>
-  </w:num>
   <w:num w:numId="20" w16cid:durableId="1611431254">
-    <w:abstractNumId w:val="10"/>
+    <w:abstractNumId w:val="11"/>
   </w:num>
   <w:num w:numId="21" w16cid:durableId="1327050500">
-    <w:abstractNumId w:val="13"/>
+    <w:abstractNumId w:val="14"/>
   </w:num>
   <w:num w:numId="22" w16cid:durableId="1958220530">
-    <w:abstractNumId w:val="14"/>
+    <w:abstractNumId w:val="15"/>
   </w:num>
   <w:num w:numId="23" w16cid:durableId="51193952">
-    <w:abstractNumId w:val="29"/>
+    <w:abstractNumId w:val="32"/>
   </w:num>
   <w:num w:numId="24" w16cid:durableId="24796760">
     <w:abstractNumId w:val="5"/>
   </w:num>
   <w:num w:numId="25" w16cid:durableId="1509713664">
-    <w:abstractNumId w:val="21"/>
+    <w:abstractNumId w:val="24"/>
   </w:num>
   <w:num w:numId="26" w16cid:durableId="375394406">
     <w:abstractNumId w:val="3"/>
@@ -15898,13 +16874,22 @@
     <w:abstractNumId w:val="2"/>
   </w:num>
   <w:num w:numId="28" w16cid:durableId="158816446">
-    <w:abstractNumId w:val="19"/>
+    <w:abstractNumId w:val="21"/>
   </w:num>
   <w:num w:numId="29" w16cid:durableId="140077247">
     <w:abstractNumId w:val="1"/>
   </w:num>
   <w:num w:numId="30" w16cid:durableId="1449471874">
-    <w:abstractNumId w:val="26"/>
+    <w:abstractNumId w:val="29"/>
+  </w:num>
+  <w:num w:numId="31" w16cid:durableId="2087917284">
+    <w:abstractNumId w:val="23"/>
+  </w:num>
+  <w:num w:numId="32" w16cid:durableId="1671257088">
+    <w:abstractNumId w:val="17"/>
+  </w:num>
+  <w:num w:numId="33" w16cid:durableId="336732812">
+    <w:abstractNumId w:val="8"/>
   </w:num>
 </w:numbering>
 </file>
@@ -16905,8 +17890,11 @@
     <w:autoRedefine/>
     <w:uiPriority w:val="39"/>
     <w:unhideWhenUsed/>
-    <w:rsid w:val="003C406B"/>
+    <w:rsid w:val="00CB27A4"/>
     <w:pPr>
+      <w:tabs>
+        <w:tab w:val="right" w:leader="dot" w:pos="9060"/>
+      </w:tabs>
       <w:spacing w:after="100"/>
     </w:pPr>
   </w:style>

--- a/docs/Katona Zalán - Záródolgozat.docx
+++ b/docs/Katona Zalán - Záródolgozat.docx
@@ -331,7 +331,7 @@
             </w:rPr>
             <w:fldChar w:fldCharType="separate"/>
           </w:r>
-          <w:hyperlink w:anchor="_Toc225435152" w:history="1">
+          <w:hyperlink w:anchor="_Toc225886155" w:history="1">
             <w:r>
               <w:rPr>
                 <w:rStyle w:val="Hiperhivatkozs"/>
@@ -359,7 +359,7 @@
                 <w:noProof/>
                 <w:webHidden/>
               </w:rPr>
-              <w:instrText xml:space="preserve"> PAGEREF _Toc225435152 \h </w:instrText>
+              <w:instrText xml:space="preserve"> PAGEREF _Toc225886155 \h </w:instrText>
             </w:r>
             <w:r>
               <w:rPr>
@@ -379,7 +379,7 @@
                 <w:noProof/>
                 <w:webHidden/>
               </w:rPr>
-              <w:t>3</w:t>
+              <w:t>5</w:t>
             </w:r>
             <w:r>
               <w:rPr>
@@ -400,7 +400,7 @@
               <w:lang w:eastAsia="hu-HU"/>
             </w:rPr>
           </w:pPr>
-          <w:hyperlink w:anchor="_Toc225435153" w:history="1">
+          <w:hyperlink w:anchor="_Toc225886156" w:history="1">
             <w:r>
               <w:rPr>
                 <w:rStyle w:val="Hiperhivatkozs"/>
@@ -427,7 +427,7 @@
                 <w:noProof/>
                 <w:webHidden/>
               </w:rPr>
-              <w:instrText xml:space="preserve"> PAGEREF _Toc225435153 \h </w:instrText>
+              <w:instrText xml:space="preserve"> PAGEREF _Toc225886156 \h </w:instrText>
             </w:r>
             <w:r>
               <w:rPr>
@@ -447,7 +447,7 @@
                 <w:noProof/>
                 <w:webHidden/>
               </w:rPr>
-              <w:t>4</w:t>
+              <w:t>6</w:t>
             </w:r>
             <w:r>
               <w:rPr>
@@ -471,7 +471,7 @@
               <w:lang w:eastAsia="hu-HU"/>
             </w:rPr>
           </w:pPr>
-          <w:hyperlink w:anchor="_Toc225435154" w:history="1">
+          <w:hyperlink w:anchor="_Toc225886157" w:history="1">
             <w:r>
               <w:rPr>
                 <w:rStyle w:val="Hiperhivatkozs"/>
@@ -498,7 +498,7 @@
                 <w:noProof/>
                 <w:webHidden/>
               </w:rPr>
-              <w:instrText xml:space="preserve"> PAGEREF _Toc225435154 \h </w:instrText>
+              <w:instrText xml:space="preserve"> PAGEREF _Toc225886157 \h </w:instrText>
             </w:r>
             <w:r>
               <w:rPr>
@@ -518,7 +518,7 @@
                 <w:noProof/>
                 <w:webHidden/>
               </w:rPr>
-              <w:t>4</w:t>
+              <w:t>6</w:t>
             </w:r>
             <w:r>
               <w:rPr>
@@ -542,7 +542,7 @@
               <w:lang w:eastAsia="hu-HU"/>
             </w:rPr>
           </w:pPr>
-          <w:hyperlink w:anchor="_Toc225435155" w:history="1">
+          <w:hyperlink w:anchor="_Toc225886158" w:history="1">
             <w:r>
               <w:rPr>
                 <w:rStyle w:val="Hiperhivatkozs"/>
@@ -569,7 +569,7 @@
                 <w:noProof/>
                 <w:webHidden/>
               </w:rPr>
-              <w:instrText xml:space="preserve"> PAGEREF _Toc225435155 \h </w:instrText>
+              <w:instrText xml:space="preserve"> PAGEREF _Toc225886158 \h </w:instrText>
             </w:r>
             <w:r>
               <w:rPr>
@@ -589,7 +589,7 @@
                 <w:noProof/>
                 <w:webHidden/>
               </w:rPr>
-              <w:t>5</w:t>
+              <w:t>7</w:t>
             </w:r>
             <w:r>
               <w:rPr>
@@ -613,7 +613,7 @@
               <w:lang w:eastAsia="hu-HU"/>
             </w:rPr>
           </w:pPr>
-          <w:hyperlink w:anchor="_Toc225435156" w:history="1">
+          <w:hyperlink w:anchor="_Toc225886159" w:history="1">
             <w:r>
               <w:rPr>
                 <w:rStyle w:val="Hiperhivatkozs"/>
@@ -640,7 +640,7 @@
                 <w:noProof/>
                 <w:webHidden/>
               </w:rPr>
-              <w:instrText xml:space="preserve"> PAGEREF _Toc225435156 \h </w:instrText>
+              <w:instrText xml:space="preserve"> PAGEREF _Toc225886159 \h </w:instrText>
             </w:r>
             <w:r>
               <w:rPr>
@@ -660,7 +660,7 @@
                 <w:noProof/>
                 <w:webHidden/>
               </w:rPr>
-              <w:t>5</w:t>
+              <w:t>7</w:t>
             </w:r>
             <w:r>
               <w:rPr>
@@ -684,7 +684,7 @@
               <w:lang w:eastAsia="hu-HU"/>
             </w:rPr>
           </w:pPr>
-          <w:hyperlink w:anchor="_Toc225435157" w:history="1">
+          <w:hyperlink w:anchor="_Toc225886160" w:history="1">
             <w:r>
               <w:rPr>
                 <w:rStyle w:val="Hiperhivatkozs"/>
@@ -711,7 +711,7 @@
                 <w:noProof/>
                 <w:webHidden/>
               </w:rPr>
-              <w:instrText xml:space="preserve"> PAGEREF _Toc225435157 \h </w:instrText>
+              <w:instrText xml:space="preserve"> PAGEREF _Toc225886160 \h </w:instrText>
             </w:r>
             <w:r>
               <w:rPr>
@@ -731,7 +731,7 @@
                 <w:noProof/>
                 <w:webHidden/>
               </w:rPr>
-              <w:t>5</w:t>
+              <w:t>7</w:t>
             </w:r>
             <w:r>
               <w:rPr>
@@ -755,7 +755,7 @@
               <w:lang w:eastAsia="hu-HU"/>
             </w:rPr>
           </w:pPr>
-          <w:hyperlink w:anchor="_Toc225435158" w:history="1">
+          <w:hyperlink w:anchor="_Toc225886161" w:history="1">
             <w:r>
               <w:rPr>
                 <w:rStyle w:val="Hiperhivatkozs"/>
@@ -782,7 +782,7 @@
                 <w:noProof/>
                 <w:webHidden/>
               </w:rPr>
-              <w:instrText xml:space="preserve"> PAGEREF _Toc225435158 \h </w:instrText>
+              <w:instrText xml:space="preserve"> PAGEREF _Toc225886161 \h </w:instrText>
             </w:r>
             <w:r>
               <w:rPr>
@@ -802,7 +802,7 @@
                 <w:noProof/>
                 <w:webHidden/>
               </w:rPr>
-              <w:t>6</w:t>
+              <w:t>8</w:t>
             </w:r>
             <w:r>
               <w:rPr>
@@ -826,7 +826,7 @@
               <w:lang w:eastAsia="hu-HU"/>
             </w:rPr>
           </w:pPr>
-          <w:hyperlink w:anchor="_Toc225435159" w:history="1">
+          <w:hyperlink w:anchor="_Toc225886162" w:history="1">
             <w:r>
               <w:rPr>
                 <w:rStyle w:val="Hiperhivatkozs"/>
@@ -853,7 +853,7 @@
                 <w:noProof/>
                 <w:webHidden/>
               </w:rPr>
-              <w:instrText xml:space="preserve"> PAGEREF _Toc225435159 \h </w:instrText>
+              <w:instrText xml:space="preserve"> PAGEREF _Toc225886162 \h </w:instrText>
             </w:r>
             <w:r>
               <w:rPr>
@@ -873,7 +873,7 @@
                 <w:noProof/>
                 <w:webHidden/>
               </w:rPr>
-              <w:t>7</w:t>
+              <w:t>9</w:t>
             </w:r>
             <w:r>
               <w:rPr>
@@ -897,7 +897,7 @@
               <w:lang w:eastAsia="hu-HU"/>
             </w:rPr>
           </w:pPr>
-          <w:hyperlink w:anchor="_Toc225435160" w:history="1">
+          <w:hyperlink w:anchor="_Toc225886163" w:history="1">
             <w:r>
               <w:rPr>
                 <w:rStyle w:val="Hiperhivatkozs"/>
@@ -924,7 +924,7 @@
                 <w:noProof/>
                 <w:webHidden/>
               </w:rPr>
-              <w:instrText xml:space="preserve"> PAGEREF _Toc225435160 \h </w:instrText>
+              <w:instrText xml:space="preserve"> PAGEREF _Toc225886163 \h </w:instrText>
             </w:r>
             <w:r>
               <w:rPr>
@@ -944,7 +944,7 @@
                 <w:noProof/>
                 <w:webHidden/>
               </w:rPr>
-              <w:t>7</w:t>
+              <w:t>9</w:t>
             </w:r>
             <w:r>
               <w:rPr>
@@ -965,7 +965,7 @@
               <w:lang w:eastAsia="hu-HU"/>
             </w:rPr>
           </w:pPr>
-          <w:hyperlink w:anchor="_Toc225435161" w:history="1">
+          <w:hyperlink w:anchor="_Toc225886164" w:history="1">
             <w:r>
               <w:rPr>
                 <w:rStyle w:val="Hiperhivatkozs"/>
@@ -992,7 +992,7 @@
                 <w:noProof/>
                 <w:webHidden/>
               </w:rPr>
-              <w:instrText xml:space="preserve"> PAGEREF _Toc225435161 \h </w:instrText>
+              <w:instrText xml:space="preserve"> PAGEREF _Toc225886164 \h </w:instrText>
             </w:r>
             <w:r>
               <w:rPr>
@@ -1012,7 +1012,7 @@
                 <w:noProof/>
                 <w:webHidden/>
               </w:rPr>
-              <w:t>9</w:t>
+              <w:t>11</w:t>
             </w:r>
             <w:r>
               <w:rPr>
@@ -1036,7 +1036,7 @@
               <w:lang w:eastAsia="hu-HU"/>
             </w:rPr>
           </w:pPr>
-          <w:hyperlink w:anchor="_Toc225435162" w:history="1">
+          <w:hyperlink w:anchor="_Toc225886165" w:history="1">
             <w:r>
               <w:rPr>
                 <w:rStyle w:val="Hiperhivatkozs"/>
@@ -1063,7 +1063,7 @@
                 <w:noProof/>
                 <w:webHidden/>
               </w:rPr>
-              <w:instrText xml:space="preserve"> PAGEREF _Toc225435162 \h </w:instrText>
+              <w:instrText xml:space="preserve"> PAGEREF _Toc225886165 \h </w:instrText>
             </w:r>
             <w:r>
               <w:rPr>
@@ -1083,7 +1083,7 @@
                 <w:noProof/>
                 <w:webHidden/>
               </w:rPr>
-              <w:t>9</w:t>
+              <w:t>11</w:t>
             </w:r>
             <w:r>
               <w:rPr>
@@ -1107,7 +1107,7 @@
               <w:lang w:eastAsia="hu-HU"/>
             </w:rPr>
           </w:pPr>
-          <w:hyperlink w:anchor="_Toc225435163" w:history="1">
+          <w:hyperlink w:anchor="_Toc225886166" w:history="1">
             <w:r>
               <w:rPr>
                 <w:rStyle w:val="Hiperhivatkozs"/>
@@ -1134,7 +1134,7 @@
                 <w:noProof/>
                 <w:webHidden/>
               </w:rPr>
-              <w:instrText xml:space="preserve"> PAGEREF _Toc225435163 \h </w:instrText>
+              <w:instrText xml:space="preserve"> PAGEREF _Toc225886166 \h </w:instrText>
             </w:r>
             <w:r>
               <w:rPr>
@@ -1154,7 +1154,7 @@
                 <w:noProof/>
                 <w:webHidden/>
               </w:rPr>
-              <w:t>10</w:t>
+              <w:t>12</w:t>
             </w:r>
             <w:r>
               <w:rPr>
@@ -1178,13 +1178,13 @@
               <w:lang w:eastAsia="hu-HU"/>
             </w:rPr>
           </w:pPr>
-          <w:hyperlink w:anchor="_Toc225435164" w:history="1">
+          <w:hyperlink w:anchor="_Toc225886167" w:history="1">
             <w:r>
               <w:rPr>
                 <w:rStyle w:val="Hiperhivatkozs"/>
                 <w:noProof/>
               </w:rPr>
-              <w:t>2.2.1 Programok, szolgáltatások</w:t>
+              <w:t>2.2.1. Programok, szolgáltatások</w:t>
             </w:r>
             <w:r>
               <w:rPr>
@@ -1205,7 +1205,7 @@
                 <w:noProof/>
                 <w:webHidden/>
               </w:rPr>
-              <w:instrText xml:space="preserve"> PAGEREF _Toc225435164 \h </w:instrText>
+              <w:instrText xml:space="preserve"> PAGEREF _Toc225886167 \h </w:instrText>
             </w:r>
             <w:r>
               <w:rPr>
@@ -1225,7 +1225,7 @@
                 <w:noProof/>
                 <w:webHidden/>
               </w:rPr>
-              <w:t>10</w:t>
+              <w:t>12</w:t>
             </w:r>
             <w:r>
               <w:rPr>
@@ -1249,13 +1249,13 @@
               <w:lang w:eastAsia="hu-HU"/>
             </w:rPr>
           </w:pPr>
-          <w:hyperlink w:anchor="_Toc225435165" w:history="1">
+          <w:hyperlink w:anchor="_Toc225886168" w:history="1">
             <w:r>
               <w:rPr>
                 <w:rStyle w:val="Hiperhivatkozs"/>
                 <w:noProof/>
               </w:rPr>
-              <w:t>2.2.2 Backend modulok</w:t>
+              <w:t>2.2.2. Backend modulok</w:t>
             </w:r>
             <w:r>
               <w:rPr>
@@ -1276,7 +1276,7 @@
                 <w:noProof/>
                 <w:webHidden/>
               </w:rPr>
-              <w:instrText xml:space="preserve"> PAGEREF _Toc225435165 \h </w:instrText>
+              <w:instrText xml:space="preserve"> PAGEREF _Toc225886168 \h </w:instrText>
             </w:r>
             <w:r>
               <w:rPr>
@@ -1296,7 +1296,7 @@
                 <w:noProof/>
                 <w:webHidden/>
               </w:rPr>
-              <w:t>12</w:t>
+              <w:t>14</w:t>
             </w:r>
             <w:r>
               <w:rPr>
@@ -1320,13 +1320,13 @@
               <w:lang w:eastAsia="hu-HU"/>
             </w:rPr>
           </w:pPr>
-          <w:hyperlink w:anchor="_Toc225435166" w:history="1">
+          <w:hyperlink w:anchor="_Toc225886169" w:history="1">
             <w:r>
               <w:rPr>
                 <w:rStyle w:val="Hiperhivatkozs"/>
                 <w:noProof/>
               </w:rPr>
-              <w:t>2.2.3 Frontend modulok</w:t>
+              <w:t>2.2.3. Frontend modulok</w:t>
             </w:r>
             <w:r>
               <w:rPr>
@@ -1347,7 +1347,7 @@
                 <w:noProof/>
                 <w:webHidden/>
               </w:rPr>
-              <w:instrText xml:space="preserve"> PAGEREF _Toc225435166 \h </w:instrText>
+              <w:instrText xml:space="preserve"> PAGEREF _Toc225886169 \h </w:instrText>
             </w:r>
             <w:r>
               <w:rPr>
@@ -1367,7 +1367,7 @@
                 <w:noProof/>
                 <w:webHidden/>
               </w:rPr>
-              <w:t>15</w:t>
+              <w:t>17</w:t>
             </w:r>
             <w:r>
               <w:rPr>
@@ -1391,13 +1391,13 @@
               <w:lang w:eastAsia="hu-HU"/>
             </w:rPr>
           </w:pPr>
-          <w:hyperlink w:anchor="_Toc225435167" w:history="1">
+          <w:hyperlink w:anchor="_Toc225886170" w:history="1">
             <w:r>
               <w:rPr>
                 <w:rStyle w:val="Hiperhivatkozs"/>
                 <w:noProof/>
               </w:rPr>
-              <w:t>2.2.4 Programozási- és leírónyelvek</w:t>
+              <w:t>2.2.4. Programozási- és leírónyelvek</w:t>
             </w:r>
             <w:r>
               <w:rPr>
@@ -1418,7 +1418,7 @@
                 <w:noProof/>
                 <w:webHidden/>
               </w:rPr>
-              <w:instrText xml:space="preserve"> PAGEREF _Toc225435167 \h </w:instrText>
+              <w:instrText xml:space="preserve"> PAGEREF _Toc225886170 \h </w:instrText>
             </w:r>
             <w:r>
               <w:rPr>
@@ -1438,7 +1438,7 @@
                 <w:noProof/>
                 <w:webHidden/>
               </w:rPr>
-              <w:t>16</w:t>
+              <w:t>18</w:t>
             </w:r>
             <w:r>
               <w:rPr>
@@ -1462,7 +1462,7 @@
               <w:lang w:eastAsia="hu-HU"/>
             </w:rPr>
           </w:pPr>
-          <w:hyperlink w:anchor="_Toc225435168" w:history="1">
+          <w:hyperlink w:anchor="_Toc225886171" w:history="1">
             <w:r>
               <w:rPr>
                 <w:rStyle w:val="Hiperhivatkozs"/>
@@ -1489,7 +1489,7 @@
                 <w:noProof/>
                 <w:webHidden/>
               </w:rPr>
-              <w:instrText xml:space="preserve"> PAGEREF _Toc225435168 \h </w:instrText>
+              <w:instrText xml:space="preserve"> PAGEREF _Toc225886171 \h </w:instrText>
             </w:r>
             <w:r>
               <w:rPr>
@@ -1509,7 +1509,7 @@
                 <w:noProof/>
                 <w:webHidden/>
               </w:rPr>
-              <w:t>17</w:t>
+              <w:t>19</w:t>
             </w:r>
             <w:r>
               <w:rPr>
@@ -1533,14 +1533,14 @@
               <w:lang w:eastAsia="hu-HU"/>
             </w:rPr>
           </w:pPr>
-          <w:hyperlink w:anchor="_Toc225435169" w:history="1">
+          <w:hyperlink w:anchor="_Toc225886172" w:history="1">
             <w:r>
               <w:rPr>
                 <w:rStyle w:val="Hiperhivatkozs"/>
                 <w:noProof/>
                 <w:lang w:eastAsia="hu-HU"/>
               </w:rPr>
-              <w:t>2.3.1 „users” tábla és felépítése:</w:t>
+              <w:t>2.3.1. „users” tábla és felépítése:</w:t>
             </w:r>
             <w:r>
               <w:rPr>
@@ -1561,7 +1561,7 @@
                 <w:noProof/>
                 <w:webHidden/>
               </w:rPr>
-              <w:instrText xml:space="preserve"> PAGEREF _Toc225435169 \h </w:instrText>
+              <w:instrText xml:space="preserve"> PAGEREF _Toc225886172 \h </w:instrText>
             </w:r>
             <w:r>
               <w:rPr>
@@ -1581,7 +1581,7 @@
                 <w:noProof/>
                 <w:webHidden/>
               </w:rPr>
-              <w:t>17</w:t>
+              <w:t>19</w:t>
             </w:r>
             <w:r>
               <w:rPr>
@@ -1605,14 +1605,14 @@
               <w:lang w:eastAsia="hu-HU"/>
             </w:rPr>
           </w:pPr>
-          <w:hyperlink w:anchor="_Toc225435170" w:history="1">
+          <w:hyperlink w:anchor="_Toc225886173" w:history="1">
             <w:r>
               <w:rPr>
                 <w:rStyle w:val="Hiperhivatkozs"/>
                 <w:noProof/>
                 <w:lang w:eastAsia="hu-HU"/>
               </w:rPr>
-              <w:t>2.3.2 „sounds” tábla és felépítése:</w:t>
+              <w:t>2.3.2. „sounds” tábla és felépítése:</w:t>
             </w:r>
             <w:r>
               <w:rPr>
@@ -1633,7 +1633,7 @@
                 <w:noProof/>
                 <w:webHidden/>
               </w:rPr>
-              <w:instrText xml:space="preserve"> PAGEREF _Toc225435170 \h </w:instrText>
+              <w:instrText xml:space="preserve"> PAGEREF _Toc225886173 \h </w:instrText>
             </w:r>
             <w:r>
               <w:rPr>
@@ -1653,7 +1653,7 @@
                 <w:noProof/>
                 <w:webHidden/>
               </w:rPr>
-              <w:t>18</w:t>
+              <w:t>20</w:t>
             </w:r>
             <w:r>
               <w:rPr>
@@ -1677,14 +1677,14 @@
               <w:lang w:eastAsia="hu-HU"/>
             </w:rPr>
           </w:pPr>
-          <w:hyperlink w:anchor="_Toc225435171" w:history="1">
+          <w:hyperlink w:anchor="_Toc225886174" w:history="1">
             <w:r>
               <w:rPr>
                 <w:rStyle w:val="Hiperhivatkozs"/>
                 <w:noProof/>
                 <w:lang w:eastAsia="hu-HU"/>
               </w:rPr>
-              <w:t>2.3.3 „email_codes” tábla és felépítése:</w:t>
+              <w:t>2.3.3. „email_codes” tábla és felépítése:</w:t>
             </w:r>
             <w:r>
               <w:rPr>
@@ -1705,7 +1705,7 @@
                 <w:noProof/>
                 <w:webHidden/>
               </w:rPr>
-              <w:instrText xml:space="preserve"> PAGEREF _Toc225435171 \h </w:instrText>
+              <w:instrText xml:space="preserve"> PAGEREF _Toc225886174 \h </w:instrText>
             </w:r>
             <w:r>
               <w:rPr>
@@ -1725,7 +1725,7 @@
                 <w:noProof/>
                 <w:webHidden/>
               </w:rPr>
-              <w:t>19</w:t>
+              <w:t>21</w:t>
             </w:r>
             <w:r>
               <w:rPr>
@@ -1749,14 +1749,14 @@
               <w:lang w:eastAsia="hu-HU"/>
             </w:rPr>
           </w:pPr>
-          <w:hyperlink w:anchor="_Toc225435172" w:history="1">
+          <w:hyperlink w:anchor="_Toc225886175" w:history="1">
             <w:r>
               <w:rPr>
                 <w:rStyle w:val="Hiperhivatkozs"/>
                 <w:noProof/>
                 <w:lang w:eastAsia="hu-HU"/>
               </w:rPr>
-              <w:t>2.3.4 „favourites” tábla és felépítése</w:t>
+              <w:t>2.3.4. „favourites” tábla és felépítése</w:t>
             </w:r>
             <w:r>
               <w:rPr>
@@ -1777,7 +1777,7 @@
                 <w:noProof/>
                 <w:webHidden/>
               </w:rPr>
-              <w:instrText xml:space="preserve"> PAGEREF _Toc225435172 \h </w:instrText>
+              <w:instrText xml:space="preserve"> PAGEREF _Toc225886175 \h </w:instrText>
             </w:r>
             <w:r>
               <w:rPr>
@@ -1797,7 +1797,7 @@
                 <w:noProof/>
                 <w:webHidden/>
               </w:rPr>
-              <w:t>19</w:t>
+              <w:t>21</w:t>
             </w:r>
             <w:r>
               <w:rPr>
@@ -1821,14 +1821,14 @@
               <w:lang w:eastAsia="hu-HU"/>
             </w:rPr>
           </w:pPr>
-          <w:hyperlink w:anchor="_Toc225435173" w:history="1">
+          <w:hyperlink w:anchor="_Toc225886176" w:history="1">
             <w:r>
               <w:rPr>
                 <w:rStyle w:val="Hiperhivatkozs"/>
                 <w:noProof/>
                 <w:lang w:eastAsia="hu-HU"/>
               </w:rPr>
-              <w:t>2.3.4 Adatbázis táblák közötti kapcsolat</w:t>
+              <w:t>2.3.5. Adatbázis táblák közötti kapcsolat</w:t>
             </w:r>
             <w:r>
               <w:rPr>
@@ -1849,7 +1849,7 @@
                 <w:noProof/>
                 <w:webHidden/>
               </w:rPr>
-              <w:instrText xml:space="preserve"> PAGEREF _Toc225435173 \h </w:instrText>
+              <w:instrText xml:space="preserve"> PAGEREF _Toc225886176 \h </w:instrText>
             </w:r>
             <w:r>
               <w:rPr>
@@ -1869,7 +1869,7 @@
                 <w:noProof/>
                 <w:webHidden/>
               </w:rPr>
-              <w:t>20</w:t>
+              <w:t>22</w:t>
             </w:r>
             <w:r>
               <w:rPr>
@@ -1893,14 +1893,14 @@
               <w:lang w:eastAsia="hu-HU"/>
             </w:rPr>
           </w:pPr>
-          <w:hyperlink w:anchor="_Toc225435174" w:history="1">
+          <w:hyperlink w:anchor="_Toc225886177" w:history="1">
             <w:r>
               <w:rPr>
                 <w:rStyle w:val="Hiperhivatkozs"/>
                 <w:noProof/>
                 <w:lang w:eastAsia="hu-HU"/>
               </w:rPr>
-              <w:t>2.3.5 A program által kommunikációra használt adatmodell</w:t>
+              <w:t>2.3.6. A program által kommunikációra használt adatmodell</w:t>
             </w:r>
             <w:r>
               <w:rPr>
@@ -1921,7 +1921,7 @@
                 <w:noProof/>
                 <w:webHidden/>
               </w:rPr>
-              <w:instrText xml:space="preserve"> PAGEREF _Toc225435174 \h </w:instrText>
+              <w:instrText xml:space="preserve"> PAGEREF _Toc225886177 \h </w:instrText>
             </w:r>
             <w:r>
               <w:rPr>
@@ -1941,7 +1941,7 @@
                 <w:noProof/>
                 <w:webHidden/>
               </w:rPr>
-              <w:t>21</w:t>
+              <w:t>23</w:t>
             </w:r>
             <w:r>
               <w:rPr>
@@ -1965,7 +1965,7 @@
               <w:lang w:eastAsia="hu-HU"/>
             </w:rPr>
           </w:pPr>
-          <w:hyperlink w:anchor="_Toc225435175" w:history="1">
+          <w:hyperlink w:anchor="_Toc225886178" w:history="1">
             <w:r>
               <w:rPr>
                 <w:rStyle w:val="Hiperhivatkozs"/>
@@ -2000,7 +2000,7 @@
                 <w:noProof/>
                 <w:webHidden/>
               </w:rPr>
-              <w:instrText xml:space="preserve"> PAGEREF _Toc225435175 \h </w:instrText>
+              <w:instrText xml:space="preserve"> PAGEREF _Toc225886178 \h </w:instrText>
             </w:r>
             <w:r>
               <w:rPr>
@@ -2020,7 +2020,7 @@
                 <w:noProof/>
                 <w:webHidden/>
               </w:rPr>
-              <w:t>22</w:t>
+              <w:t>24</w:t>
             </w:r>
             <w:r>
               <w:rPr>
@@ -2044,13 +2044,13 @@
               <w:lang w:eastAsia="hu-HU"/>
             </w:rPr>
           </w:pPr>
-          <w:hyperlink w:anchor="_Toc225435176" w:history="1">
+          <w:hyperlink w:anchor="_Toc225886179" w:history="1">
             <w:r>
               <w:rPr>
                 <w:rStyle w:val="Hiperhivatkozs"/>
                 <w:noProof/>
               </w:rPr>
-              <w:t>2.4.1 Backend felépítése</w:t>
+              <w:t>2.4.1. Backend felépítése</w:t>
             </w:r>
             <w:r>
               <w:rPr>
@@ -2071,7 +2071,7 @@
                 <w:noProof/>
                 <w:webHidden/>
               </w:rPr>
-              <w:instrText xml:space="preserve"> PAGEREF _Toc225435176 \h </w:instrText>
+              <w:instrText xml:space="preserve"> PAGEREF _Toc225886179 \h </w:instrText>
             </w:r>
             <w:r>
               <w:rPr>
@@ -2091,7 +2091,7 @@
                 <w:noProof/>
                 <w:webHidden/>
               </w:rPr>
-              <w:t>22</w:t>
+              <w:t>24</w:t>
             </w:r>
             <w:r>
               <w:rPr>
@@ -2115,13 +2115,13 @@
               <w:lang w:eastAsia="hu-HU"/>
             </w:rPr>
           </w:pPr>
-          <w:hyperlink w:anchor="_Toc225435177" w:history="1">
+          <w:hyperlink w:anchor="_Toc225886180" w:history="1">
             <w:r>
               <w:rPr>
                 <w:rStyle w:val="Hiperhivatkozs"/>
                 <w:noProof/>
               </w:rPr>
-              <w:t>2.4.2 Regisztrációs folyamat</w:t>
+              <w:t>2.4.2. Regisztrációs folyamat</w:t>
             </w:r>
             <w:r>
               <w:rPr>
@@ -2142,7 +2142,7 @@
                 <w:noProof/>
                 <w:webHidden/>
               </w:rPr>
-              <w:instrText xml:space="preserve"> PAGEREF _Toc225435177 \h </w:instrText>
+              <w:instrText xml:space="preserve"> PAGEREF _Toc225886180 \h </w:instrText>
             </w:r>
             <w:r>
               <w:rPr>
@@ -2162,7 +2162,7 @@
                 <w:noProof/>
                 <w:webHidden/>
               </w:rPr>
-              <w:t>23</w:t>
+              <w:t>25</w:t>
             </w:r>
             <w:r>
               <w:rPr>
@@ -2186,13 +2186,13 @@
               <w:lang w:eastAsia="hu-HU"/>
             </w:rPr>
           </w:pPr>
-          <w:hyperlink w:anchor="_Toc225435178" w:history="1">
+          <w:hyperlink w:anchor="_Toc225886181" w:history="1">
             <w:r>
               <w:rPr>
                 <w:rStyle w:val="Hiperhivatkozs"/>
                 <w:noProof/>
               </w:rPr>
-              <w:t>2.4.3 Vak index létrehozása</w:t>
+              <w:t>2.4.3. Vak index létrehozása</w:t>
             </w:r>
             <w:r>
               <w:rPr>
@@ -2213,7 +2213,7 @@
                 <w:noProof/>
                 <w:webHidden/>
               </w:rPr>
-              <w:instrText xml:space="preserve"> PAGEREF _Toc225435178 \h </w:instrText>
+              <w:instrText xml:space="preserve"> PAGEREF _Toc225886181 \h </w:instrText>
             </w:r>
             <w:r>
               <w:rPr>
@@ -2233,7 +2233,7 @@
                 <w:noProof/>
                 <w:webHidden/>
               </w:rPr>
-              <w:t>23</w:t>
+              <w:t>25</w:t>
             </w:r>
             <w:r>
               <w:rPr>
@@ -2257,14 +2257,14 @@
               <w:lang w:eastAsia="hu-HU"/>
             </w:rPr>
           </w:pPr>
-          <w:hyperlink w:anchor="_Toc225435179" w:history="1">
+          <w:hyperlink w:anchor="_Toc225886182" w:history="1">
             <w:r>
               <w:rPr>
                 <w:rStyle w:val="Hiperhivatkozs"/>
                 <w:noProof/>
                 <w:lang w:eastAsia="hu-HU"/>
               </w:rPr>
-              <w:t>2.4.4 Token hitelesítési folyamat</w:t>
+              <w:t>2.4.4. Token hitelesítési folyamat</w:t>
             </w:r>
             <w:r>
               <w:rPr>
@@ -2285,7 +2285,7 @@
                 <w:noProof/>
                 <w:webHidden/>
               </w:rPr>
-              <w:instrText xml:space="preserve"> PAGEREF _Toc225435179 \h </w:instrText>
+              <w:instrText xml:space="preserve"> PAGEREF _Toc225886182 \h </w:instrText>
             </w:r>
             <w:r>
               <w:rPr>
@@ -2305,7 +2305,7 @@
                 <w:noProof/>
                 <w:webHidden/>
               </w:rPr>
-              <w:t>24</w:t>
+              <w:t>26</w:t>
             </w:r>
             <w:r>
               <w:rPr>
@@ -2329,14 +2329,14 @@
               <w:lang w:eastAsia="hu-HU"/>
             </w:rPr>
           </w:pPr>
-          <w:hyperlink w:anchor="_Toc225435180" w:history="1">
+          <w:hyperlink w:anchor="_Toc225886183" w:history="1">
             <w:r>
               <w:rPr>
                 <w:rStyle w:val="Hiperhivatkozs"/>
                 <w:noProof/>
                 <w:lang w:eastAsia="hu-HU"/>
               </w:rPr>
-              <w:t>2.4.5 Új hang feltöltése</w:t>
+              <w:t>2.4.5. Új hang feltöltése</w:t>
             </w:r>
             <w:r>
               <w:rPr>
@@ -2357,7 +2357,7 @@
                 <w:noProof/>
                 <w:webHidden/>
               </w:rPr>
-              <w:instrText xml:space="preserve"> PAGEREF _Toc225435180 \h </w:instrText>
+              <w:instrText xml:space="preserve"> PAGEREF _Toc225886183 \h </w:instrText>
             </w:r>
             <w:r>
               <w:rPr>
@@ -2377,7 +2377,7 @@
                 <w:noProof/>
                 <w:webHidden/>
               </w:rPr>
-              <w:t>25</w:t>
+              <w:t>27</w:t>
             </w:r>
             <w:r>
               <w:rPr>
@@ -2401,14 +2401,14 @@
               <w:lang w:eastAsia="hu-HU"/>
             </w:rPr>
           </w:pPr>
-          <w:hyperlink w:anchor="_Toc225435181" w:history="1">
+          <w:hyperlink w:anchor="_Toc225886184" w:history="1">
             <w:r>
               <w:rPr>
                 <w:rStyle w:val="Hiperhivatkozs"/>
                 <w:noProof/>
                 <w:lang w:eastAsia="hu-HU"/>
               </w:rPr>
-              <w:t>2.4.6 Archívum feltöltése</w:t>
+              <w:t>2.4.6. Archívum feltöltése</w:t>
             </w:r>
             <w:r>
               <w:rPr>
@@ -2429,7 +2429,7 @@
                 <w:noProof/>
                 <w:webHidden/>
               </w:rPr>
-              <w:instrText xml:space="preserve"> PAGEREF _Toc225435181 \h </w:instrText>
+              <w:instrText xml:space="preserve"> PAGEREF _Toc225886184 \h </w:instrText>
             </w:r>
             <w:r>
               <w:rPr>
@@ -2449,7 +2449,7 @@
                 <w:noProof/>
                 <w:webHidden/>
               </w:rPr>
-              <w:t>26</w:t>
+              <w:t>28</w:t>
             </w:r>
             <w:r>
               <w:rPr>
@@ -2473,7 +2473,7 @@
               <w:lang w:eastAsia="hu-HU"/>
             </w:rPr>
           </w:pPr>
-          <w:hyperlink w:anchor="_Toc225435182" w:history="1">
+          <w:hyperlink w:anchor="_Toc225886185" w:history="1">
             <w:r>
               <w:rPr>
                 <w:rStyle w:val="Hiperhivatkozs"/>
@@ -2501,7 +2501,7 @@
                 <w:noProof/>
                 <w:webHidden/>
               </w:rPr>
-              <w:instrText xml:space="preserve"> PAGEREF _Toc225435182 \h </w:instrText>
+              <w:instrText xml:space="preserve"> PAGEREF _Toc225886185 \h </w:instrText>
             </w:r>
             <w:r>
               <w:rPr>
@@ -2521,7 +2521,7 @@
                 <w:noProof/>
                 <w:webHidden/>
               </w:rPr>
-              <w:t>27</w:t>
+              <w:t>29</w:t>
             </w:r>
             <w:r>
               <w:rPr>
@@ -2545,14 +2545,14 @@
               <w:lang w:eastAsia="hu-HU"/>
             </w:rPr>
           </w:pPr>
-          <w:hyperlink w:anchor="_Toc225435183" w:history="1">
+          <w:hyperlink w:anchor="_Toc225886186" w:history="1">
             <w:r>
               <w:rPr>
                 <w:rStyle w:val="Hiperhivatkozs"/>
                 <w:noProof/>
                 <w:lang w:eastAsia="hu-HU"/>
               </w:rPr>
-              <w:t>2.5.1 Védett végpont elérése</w:t>
+              <w:t>2.5.1. Védett végpont elérése</w:t>
             </w:r>
             <w:r>
               <w:rPr>
@@ -2573,7 +2573,7 @@
                 <w:noProof/>
                 <w:webHidden/>
               </w:rPr>
-              <w:instrText xml:space="preserve"> PAGEREF _Toc225435183 \h </w:instrText>
+              <w:instrText xml:space="preserve"> PAGEREF _Toc225886186 \h </w:instrText>
             </w:r>
             <w:r>
               <w:rPr>
@@ -2593,7 +2593,7 @@
                 <w:noProof/>
                 <w:webHidden/>
               </w:rPr>
-              <w:t>27</w:t>
+              <w:t>29</w:t>
             </w:r>
             <w:r>
               <w:rPr>
@@ -2617,14 +2617,14 @@
               <w:lang w:eastAsia="hu-HU"/>
             </w:rPr>
           </w:pPr>
-          <w:hyperlink w:anchor="_Toc225435184" w:history="1">
+          <w:hyperlink w:anchor="_Toc225886187" w:history="1">
             <w:r>
               <w:rPr>
                 <w:rStyle w:val="Hiperhivatkozs"/>
                 <w:noProof/>
                 <w:lang w:eastAsia="hu-HU"/>
               </w:rPr>
-              <w:t>2.5.2 Bejelentkezés</w:t>
+              <w:t>2.5.2. Bejelentkezés</w:t>
             </w:r>
             <w:r>
               <w:rPr>
@@ -2645,7 +2645,7 @@
                 <w:noProof/>
                 <w:webHidden/>
               </w:rPr>
-              <w:instrText xml:space="preserve"> PAGEREF _Toc225435184 \h </w:instrText>
+              <w:instrText xml:space="preserve"> PAGEREF _Toc225886187 \h </w:instrText>
             </w:r>
             <w:r>
               <w:rPr>
@@ -2665,7 +2665,7 @@
                 <w:noProof/>
                 <w:webHidden/>
               </w:rPr>
-              <w:t>28</w:t>
+              <w:t>30</w:t>
             </w:r>
             <w:r>
               <w:rPr>
@@ -2689,7 +2689,7 @@
               <w:lang w:eastAsia="hu-HU"/>
             </w:rPr>
           </w:pPr>
-          <w:hyperlink w:anchor="_Toc225435185" w:history="1">
+          <w:hyperlink w:anchor="_Toc225886188" w:history="1">
             <w:r>
               <w:rPr>
                 <w:rStyle w:val="Hiperhivatkozs"/>
@@ -2717,7 +2717,7 @@
                 <w:noProof/>
                 <w:webHidden/>
               </w:rPr>
-              <w:instrText xml:space="preserve"> PAGEREF _Toc225435185 \h </w:instrText>
+              <w:instrText xml:space="preserve"> PAGEREF _Toc225886188 \h </w:instrText>
             </w:r>
             <w:r>
               <w:rPr>
@@ -2737,7 +2737,7 @@
                 <w:noProof/>
                 <w:webHidden/>
               </w:rPr>
-              <w:t>30</w:t>
+              <w:t>32</w:t>
             </w:r>
             <w:r>
               <w:rPr>
@@ -2758,7 +2758,7 @@
               <w:lang w:eastAsia="hu-HU"/>
             </w:rPr>
           </w:pPr>
-          <w:hyperlink w:anchor="_Toc225435186" w:history="1">
+          <w:hyperlink w:anchor="_Toc225886189" w:history="1">
             <w:r>
               <w:rPr>
                 <w:rStyle w:val="Hiperhivatkozs"/>
@@ -2786,7 +2786,7 @@
                 <w:noProof/>
                 <w:webHidden/>
               </w:rPr>
-              <w:instrText xml:space="preserve"> PAGEREF _Toc225435186 \h </w:instrText>
+              <w:instrText xml:space="preserve"> PAGEREF _Toc225886189 \h </w:instrText>
             </w:r>
             <w:r>
               <w:rPr>
@@ -2806,7 +2806,7 @@
                 <w:noProof/>
                 <w:webHidden/>
               </w:rPr>
-              <w:t>31</w:t>
+              <w:t>33</w:t>
             </w:r>
             <w:r>
               <w:rPr>
@@ -2845,7 +2845,6 @@
           <w:szCs w:val="40"/>
         </w:rPr>
       </w:pPr>
-      <w:bookmarkStart w:id="0" w:name="_Toc225435152"/>
       <w:r>
         <w:rPr>
           <w:rFonts w:cs="Times New Roman"/>
@@ -2858,6 +2857,7 @@
         <w:pStyle w:val="Cmsor1"/>
         <w:jc w:val="center"/>
       </w:pPr>
+      <w:bookmarkStart w:id="0" w:name="_Toc225886155"/>
       <w:r>
         <w:rPr>
           <w:rFonts w:cs="Times New Roman"/>
@@ -3287,7 +3287,13 @@
         <w:t>A program</w:t>
       </w:r>
       <w:r>
-        <w:t xml:space="preserve"> felhasználóbarát megoldást kínál háttérzene valamint hangeffektek lejátszására</w:t>
+        <w:t xml:space="preserve"> felhasználóbarát megoldást kínál </w:t>
+      </w:r>
+      <w:r>
+        <w:t>háttérzene,</w:t>
+      </w:r>
+      <w:r>
+        <w:t xml:space="preserve"> valamint hangeffektek lejátszására</w:t>
       </w:r>
       <w:r>
         <w:t xml:space="preserve"> és kezelésére</w:t>
@@ -3446,7 +3452,7 @@
         <w:ind w:left="360"/>
         <w:jc w:val="center"/>
       </w:pPr>
-      <w:bookmarkStart w:id="1" w:name="_Toc225435153"/>
+      <w:bookmarkStart w:id="1" w:name="_Toc225886156"/>
       <w:r>
         <w:lastRenderedPageBreak/>
         <w:t>1.</w:t>
@@ -3463,7 +3469,7 @@
       <w:pPr>
         <w:pStyle w:val="Cmsor2"/>
       </w:pPr>
-      <w:bookmarkStart w:id="2" w:name="_Toc225435154"/>
+      <w:bookmarkStart w:id="2" w:name="_Toc225886157"/>
       <w:r>
         <w:t xml:space="preserve">1.1. </w:t>
       </w:r>
@@ -3483,7 +3489,25 @@
         <w:t xml:space="preserve">A weboldal </w:t>
       </w:r>
       <w:r>
-        <w:t xml:space="preserve">megoldást nyújt hanghatások egyszerű és gyors lejátszására, ami segít a hangulat megteremtésében. Az oldal az internet adta lehetőségeket kihasználva ideális olyanok számára akiknek nem áll rendelkezésére a megfelelő tárterület hangok tárolására,vagy éppen olyanoknak, akiknek nincs idejük, vagy forrásaik hanganyagok gyűjtéséhez. </w:t>
+        <w:t xml:space="preserve">megoldást nyújt hanghatások egyszerű és gyors lejátszására, ami segít a hangulat megteremtésében. Az oldal az internet adta lehetőségeket kihasználva ideális olyanok </w:t>
+      </w:r>
+      <w:r>
+        <w:t>számára,</w:t>
+      </w:r>
+      <w:r>
+        <w:t xml:space="preserve"> akiknek nem áll rendelkezésére a megfelelő tárterület hangok </w:t>
+      </w:r>
+      <w:r>
+        <w:t>tárolására, vagy</w:t>
+      </w:r>
+      <w:r>
+        <w:t xml:space="preserve"> éppen olyanoknak, akiknek nincs </w:t>
+      </w:r>
+      <w:r>
+        <w:t>idejük</w:t>
+      </w:r>
+      <w:r>
+        <w:t xml:space="preserve"> vagy forrásaik hanganyagok gyűjtéséhez. </w:t>
       </w:r>
     </w:p>
     <w:p>
@@ -3511,7 +3535,19 @@
         <w:jc w:val="both"/>
       </w:pPr>
       <w:r>
-        <w:t>Az oldal használata ingyenesen létrehozható fiókhoz kötött. Erre azért van szükség, hogy a felhasználó tudjon kedvenceket, valamint  különböző hangokhoz tartozó beállítások menteni. Így a felhasználó bármelyik bejelntkezett eszközén elérheti a kialakított környezetét.</w:t>
+        <w:t xml:space="preserve">Az oldal használata ingyenesen létrehozható fiókhoz kötött. Erre azért van szükség, hogy a felhasználó tudjon kedvenceket, </w:t>
+      </w:r>
+      <w:r>
+        <w:t>valamint különböző</w:t>
+      </w:r>
+      <w:r>
+        <w:t xml:space="preserve"> hangokhoz tartozó beállítások menteni. Így a felhasználó bármelyik </w:t>
+      </w:r>
+      <w:r>
+        <w:t>bejelentkezett</w:t>
+      </w:r>
+      <w:r>
+        <w:t xml:space="preserve"> eszközén elérheti a kialakított környezetét.</w:t>
       </w:r>
     </w:p>
     <w:p>
@@ -3530,7 +3566,7 @@
       <w:pPr>
         <w:pStyle w:val="Cmsor2"/>
       </w:pPr>
-      <w:bookmarkStart w:id="3" w:name="_Toc225435155"/>
+      <w:bookmarkStart w:id="3" w:name="_Toc225886158"/>
       <w:r>
         <w:lastRenderedPageBreak/>
         <w:t>1.2.</w:t>
@@ -3547,7 +3583,7 @@
       <w:pPr>
         <w:pStyle w:val="Cmsor3"/>
       </w:pPr>
-      <w:bookmarkStart w:id="4" w:name="_Toc225435156"/>
+      <w:bookmarkStart w:id="4" w:name="_Toc225886159"/>
       <w:r>
         <w:t xml:space="preserve">1.2.1. </w:t>
       </w:r>
@@ -3825,7 +3861,7 @@
       <w:pPr>
         <w:pStyle w:val="Cmsor3"/>
       </w:pPr>
-      <w:bookmarkStart w:id="5" w:name="_Toc225435157"/>
+      <w:bookmarkStart w:id="5" w:name="_Toc225886160"/>
       <w:r>
         <w:t xml:space="preserve">1.2.2 </w:t>
       </w:r>
@@ -4113,7 +4149,25 @@
           <w:sz w:val="20"/>
           <w:szCs w:val="18"/>
         </w:rPr>
-        <w:t>Biztonsági okokból mindig ajánlott a legfrisebb verziók használata.</w:t>
+        <w:t xml:space="preserve">Biztonsági okokból mindig ajánlott a </w:t>
+      </w:r>
+      <w:r>
+        <w:rPr>
+          <w:i/>
+          <w:iCs/>
+          <w:sz w:val="20"/>
+          <w:szCs w:val="18"/>
+        </w:rPr>
+        <w:t>legfrissebb</w:t>
+      </w:r>
+      <w:r>
+        <w:rPr>
+          <w:i/>
+          <w:iCs/>
+          <w:sz w:val="20"/>
+          <w:szCs w:val="18"/>
+        </w:rPr>
+        <w:t xml:space="preserve"> verziók használata.</w:t>
       </w:r>
     </w:p>
     <w:p>
@@ -4130,7 +4184,7 @@
         <w:pStyle w:val="Cmsor2"/>
         <w:ind w:left="720"/>
       </w:pPr>
-      <w:bookmarkStart w:id="6" w:name="_Toc225435158"/>
+      <w:bookmarkStart w:id="6" w:name="_Toc225886161"/>
       <w:r>
         <w:lastRenderedPageBreak/>
         <w:t>1.</w:t>
@@ -4168,7 +4222,13 @@
         <w:ind w:firstLine="567"/>
       </w:pPr>
       <w:r>
-        <w:t xml:space="preserve">Az alkamazás eléréséhez nyissa meg a választott böngészőjét, és navigáljon a következő címre: </w:t>
+        <w:t xml:space="preserve">Az </w:t>
+      </w:r>
+      <w:r>
+        <w:t>alkalmazás</w:t>
+      </w:r>
+      <w:r>
+        <w:t xml:space="preserve"> eléréséhez nyissa meg a választott böngészőjét, és navigáljon a következő címre: </w:t>
       </w:r>
       <w:hyperlink r:id="rId9" w:history="1">
         <w:r>
@@ -4229,7 +4289,7 @@
         <w:pStyle w:val="Kpalrs"/>
       </w:pPr>
       <w:fldSimple w:instr=" SEQ ábra \* ARABIC ">
-        <w:bookmarkStart w:id="7" w:name="_Toc225435554"/>
+        <w:bookmarkStart w:id="7" w:name="_Toc225886190"/>
         <w:r>
           <w:rPr>
             <w:noProof/>
@@ -4251,7 +4311,7 @@
       <w:pPr>
         <w:pStyle w:val="Cmsor2"/>
       </w:pPr>
-      <w:bookmarkStart w:id="8" w:name="_Toc225435159"/>
+      <w:bookmarkStart w:id="8" w:name="_Toc225886162"/>
       <w:r>
         <w:lastRenderedPageBreak/>
         <w:t>1.2. A program használatának részletes leírása</w:t>
@@ -4262,7 +4322,7 @@
       <w:pPr>
         <w:pStyle w:val="Cmsor3"/>
       </w:pPr>
-      <w:bookmarkStart w:id="9" w:name="_Toc225435160"/>
+      <w:bookmarkStart w:id="9" w:name="_Toc225886163"/>
       <w:r>
         <w:t>1.2.1 Bejelentkezési és regisztrációs oldal</w:t>
       </w:r>
@@ -4290,7 +4350,13 @@
         <w:t xml:space="preserve">oldalon találja magát. </w:t>
       </w:r>
       <w:r>
-        <w:t>A weboldal használata fiókhoz kötött, erre az adatok és munkamenet mentése illetve a hozzáférés ellenőrzése miatt van szükség. A bejelentkezési oldalon</w:t>
+        <w:t xml:space="preserve">A weboldal használata fiókhoz kötött, erre az adatok és munkamenet </w:t>
+      </w:r>
+      <w:r>
+        <w:t>mentése,</w:t>
+      </w:r>
+      <w:r>
+        <w:t xml:space="preserve"> illetve a hozzáférés ellenőrzése miatt van szükség. A bejelentkezési oldalon</w:t>
       </w:r>
       <w:r>
         <w:t xml:space="preserve"> (</w:t>
@@ -4317,6 +4383,9 @@
         <w:keepNext/>
       </w:pPr>
       <w:r>
+        <w:rPr>
+          <w:noProof/>
+        </w:rPr>
         <w:drawing>
           <wp:inline distT="0" distB="0" distL="0" distR="0" wp14:anchorId="6A236D65" wp14:editId="3142C423">
             <wp:extent cx="5759450" cy="3181350"/>
@@ -4359,7 +4428,7 @@
         <w:pStyle w:val="Kpalrs"/>
       </w:pPr>
       <w:fldSimple w:instr=" SEQ ábra \* ARABIC ">
-        <w:bookmarkStart w:id="10" w:name="_Toc225435555"/>
+        <w:bookmarkStart w:id="10" w:name="_Toc225886191"/>
         <w:r>
           <w:rPr>
             <w:noProof/>
@@ -4470,7 +4539,13 @@
         <w:t>”</w:t>
       </w:r>
       <w:r>
-        <w:t xml:space="preserve">: Karbantartási fiókoknál használatos, mivel az ilyen jellegű fiókok csak akkor és addig vannak engedélyezve amég hibaelhárítás vagy frissítés folyik. </w:t>
+        <w:t xml:space="preserve">: Karbantartási fiókoknál használatos, mivel az ilyen jellegű fiókok csak akkor és addig vannak engedélyezve </w:t>
+      </w:r>
+      <w:r>
+        <w:t>amíg</w:t>
+      </w:r>
+      <w:r>
+        <w:t xml:space="preserve"> hibaelhárítás vagy frissítés folyik. </w:t>
       </w:r>
     </w:p>
     <w:p>
@@ -4478,6 +4553,9 @@
         <w:keepNext/>
       </w:pPr>
       <w:r>
+        <w:rPr>
+          <w:noProof/>
+        </w:rPr>
         <w:drawing>
           <wp:inline distT="0" distB="0" distL="0" distR="0" wp14:anchorId="02C4573E" wp14:editId="41538884">
             <wp:extent cx="3134162" cy="704948"/>
@@ -4520,7 +4598,7 @@
         <w:pStyle w:val="Kpalrs"/>
       </w:pPr>
       <w:fldSimple w:instr=" SEQ ábra \* ARABIC ">
-        <w:bookmarkStart w:id="11" w:name="_Toc225435556"/>
+        <w:bookmarkStart w:id="11" w:name="_Toc225886192"/>
         <w:r>
           <w:rPr>
             <w:noProof/>
@@ -4543,6 +4621,9 @@
         <w:keepNext/>
       </w:pPr>
       <w:r>
+        <w:rPr>
+          <w:noProof/>
+        </w:rPr>
         <w:drawing>
           <wp:inline distT="0" distB="0" distL="0" distR="0" wp14:anchorId="74C87DDF" wp14:editId="485654D2">
             <wp:extent cx="5759450" cy="3188335"/>
@@ -4585,7 +4666,7 @@
         <w:pStyle w:val="Kpalrs"/>
       </w:pPr>
       <w:fldSimple w:instr=" SEQ ábra \* ARABIC ">
-        <w:bookmarkStart w:id="12" w:name="_Toc225435557"/>
+        <w:bookmarkStart w:id="12" w:name="_Toc225886193"/>
         <w:r>
           <w:rPr>
             <w:noProof/>
@@ -4610,7 +4691,7 @@
         <w:ind w:firstLine="709"/>
         <w:jc w:val="center"/>
       </w:pPr>
-      <w:bookmarkStart w:id="13" w:name="_Toc225435161"/>
+      <w:bookmarkStart w:id="13" w:name="_Toc225886164"/>
       <w:r>
         <w:lastRenderedPageBreak/>
         <w:t xml:space="preserve">2. </w:t>
@@ -4625,7 +4706,7 @@
         <w:pStyle w:val="Cmsor2"/>
         <w:spacing w:line="360" w:lineRule="auto"/>
       </w:pPr>
-      <w:bookmarkStart w:id="14" w:name="_Toc225435162"/>
+      <w:bookmarkStart w:id="14" w:name="_Toc225886165"/>
       <w:r>
         <w:t>2.1</w:t>
       </w:r>
@@ -4647,7 +4728,13 @@
         <w:t xml:space="preserve">A témaválasztás oka a saját életünkből vett problémák megoldása volt. A jelenleg elérhető eszközök lényegesen megnehezítik a </w:t>
       </w:r>
       <w:r>
-        <w:t xml:space="preserve">hangok kiválasztását, lejátszását. A jobb alternatívák általában előfizetéshez kötöttek, kedvezőtlen feltételekkel. Célunk egy olyan platform biztosítása ahol a felhasználók könnyen hozzáférhetnek a szükséges hangeffektusokhoz és gördülékenyen </w:t>
+        <w:t xml:space="preserve">hangok kiválasztását, lejátszását. A jobb alternatívák általában előfizetéshez kötöttek, kedvezőtlen feltételekkel. Célunk egy olyan platform </w:t>
+      </w:r>
+      <w:r>
+        <w:t>biztosítása,</w:t>
+      </w:r>
+      <w:r>
+        <w:t xml:space="preserve"> ahol a felhasználók könnyen hozzáférhetnek a szükséges hangeffektusokhoz és gördülékenyen </w:t>
       </w:r>
       <w:r>
         <w:t>meg</w:t>
@@ -4663,7 +4750,13 @@
         <w:jc w:val="both"/>
       </w:pPr>
       <w:r>
-        <w:t xml:space="preserve">A backend fejlesztésével törekedtem minden szükséges feltételt saját eszközökkel megteremteni. Példák erre a weboldal üzemeltetése és működtetése, a hang és képfájlok elérhetése és egyéb szükséges infrastruktúra megteremtése. </w:t>
+        <w:t xml:space="preserve">A backend fejlesztésével törekedtem minden szükséges feltételt saját eszközökkel megteremteni. Példák erre a weboldal üzemeltetése és működtetése, a hang és képfájlok </w:t>
+      </w:r>
+      <w:r>
+        <w:t xml:space="preserve">kiszolgálása </w:t>
+      </w:r>
+      <w:r>
+        <w:t xml:space="preserve">és egyéb szükséges infrastruktúra megteremtése. </w:t>
       </w:r>
     </w:p>
     <w:p>
@@ -4676,7 +4769,7 @@
         <w:pStyle w:val="Cmsor2"/>
         <w:spacing w:line="360" w:lineRule="auto"/>
       </w:pPr>
-      <w:bookmarkStart w:id="15" w:name="_Toc225435163"/>
+      <w:bookmarkStart w:id="15" w:name="_Toc225886166"/>
       <w:r>
         <w:lastRenderedPageBreak/>
         <w:t>2.2.</w:t>
@@ -4693,9 +4786,15 @@
       <w:pPr>
         <w:pStyle w:val="Cmsor3"/>
       </w:pPr>
-      <w:bookmarkStart w:id="16" w:name="_Toc225435164"/>
-      <w:r>
-        <w:t>2.2.1 Programok, szolgáltatások</w:t>
+      <w:bookmarkStart w:id="16" w:name="_Toc225886167"/>
+      <w:r>
+        <w:t>2.2.1</w:t>
+      </w:r>
+      <w:r>
+        <w:t>.</w:t>
+      </w:r>
+      <w:r>
+        <w:t xml:space="preserve"> Programok, szolgáltatások</w:t>
       </w:r>
       <w:bookmarkEnd w:id="16"/>
     </w:p>
@@ -4725,7 +4824,13 @@
         <w:spacing w:line="360" w:lineRule="auto"/>
       </w:pPr>
       <w:r>
-        <w:t>A teljes fejlesztés ebben a szerkesztőben zajlott. Testreszabhatósága és könnyedsége elősegítette a munka gördülékeny folyamát.</w:t>
+        <w:t>A teljes fejlesztés ebben a szerkesztőben zajlott. Testreszabhatósága és könnyedsége elősegítette a munk</w:t>
+      </w:r>
+      <w:r>
+        <w:t>át</w:t>
+      </w:r>
+      <w:r>
+        <w:t>.</w:t>
       </w:r>
     </w:p>
     <w:p>
@@ -5174,10 +5279,13 @@
       <w:pPr>
         <w:pStyle w:val="Cmsor3"/>
       </w:pPr>
-      <w:bookmarkStart w:id="17" w:name="_Toc225435165"/>
+      <w:bookmarkStart w:id="17" w:name="_Toc225886168"/>
       <w:r>
         <w:lastRenderedPageBreak/>
         <w:t>2.2.2</w:t>
+      </w:r>
+      <w:r>
+        <w:t>.</w:t>
       </w:r>
       <w:r>
         <w:t xml:space="preserve"> Backend modulok</w:t>
@@ -5217,7 +5325,10 @@
         <w:t>Az argon2</w:t>
       </w:r>
       <w:r>
-        <w:t xml:space="preserve"> csomag egy jelszavak hasheleséhez használt algortimus</w:t>
+        <w:t xml:space="preserve"> csomag egy jelszavak hasheleséhez használt </w:t>
+      </w:r>
+      <w:r>
+        <w:t>algoritmus</w:t>
       </w:r>
       <w:r>
         <w:t xml:space="preserve"> NodeJS</w:t>
@@ -5325,7 +5436,19 @@
         <w:t>cors</w:t>
       </w:r>
       <w:r>
-        <w:t xml:space="preserve"> csomag a Cross-Origin Resource Sharinget – eltérő eredető erőforrások megosztását teszi lehetőve.</w:t>
+        <w:t xml:space="preserve"> csomag a Cross-Origin Resource Sharinget – eltérő </w:t>
+      </w:r>
+      <w:r>
+        <w:t>eredetű</w:t>
+      </w:r>
+      <w:r>
+        <w:t xml:space="preserve"> erőforrások megosztását teszi </w:t>
+      </w:r>
+      <w:r>
+        <w:t>lehetővé</w:t>
+      </w:r>
+      <w:r>
+        <w:t>.</w:t>
       </w:r>
     </w:p>
     <w:p>
@@ -5370,7 +5493,13 @@
         <w:t xml:space="preserve">A csomag </w:t>
       </w:r>
       <w:r>
-        <w:t>környezeti változók ’.env’ fájlból betöltéséért felel.</w:t>
+        <w:t xml:space="preserve">környezeti </w:t>
+      </w:r>
+      <w:r>
+        <w:t>változók. env</w:t>
+      </w:r>
+      <w:r>
+        <w:t>’ fájlból betöltéséért felel.</w:t>
       </w:r>
     </w:p>
     <w:p>
@@ -5470,13 +5599,19 @@
         <w:t>Egyszerű kérések gyakoriságát korlátozó megvalósítás Express-hez. D</w:t>
       </w:r>
       <w:r>
-        <w:t xml:space="preserve">enail Of Service </w:t>
+        <w:t>eni</w:t>
+      </w:r>
+      <w:r>
+        <w:t>a</w:t>
+      </w:r>
+      <w:r>
+        <w:t xml:space="preserve">l Of Service </w:t>
       </w:r>
       <w:r>
         <w:t>jellegű</w:t>
       </w:r>
       <w:r>
-        <w:t xml:space="preserve"> támadásások megakadályozására valló.</w:t>
+        <w:t xml:space="preserve"> támadások megakadályozására valló.</w:t>
       </w:r>
     </w:p>
     <w:p>
@@ -6017,10 +6152,16 @@
       <w:r>
         <w:br w:type="page"/>
       </w:r>
-      <w:bookmarkStart w:id="18" w:name="_Toc225435166"/>
+      <w:bookmarkStart w:id="18" w:name="_Toc225886169"/>
       <w:r>
         <w:lastRenderedPageBreak/>
-        <w:t>2.2.3 Frontend modulok</w:t>
+        <w:t>2.2.3</w:t>
+      </w:r>
+      <w:r>
+        <w:t>.</w:t>
+      </w:r>
+      <w:r>
+        <w:t xml:space="preserve"> Frontend modulok</w:t>
       </w:r>
       <w:bookmarkEnd w:id="18"/>
     </w:p>
@@ -6379,10 +6520,16 @@
       <w:pPr>
         <w:pStyle w:val="Cmsor3"/>
       </w:pPr>
-      <w:bookmarkStart w:id="19" w:name="_Toc225435167"/>
+      <w:bookmarkStart w:id="19" w:name="_Toc225886170"/>
       <w:r>
         <w:lastRenderedPageBreak/>
-        <w:t>2.2.4 Programozási- és leírónyelvek</w:t>
+        <w:t>2.2.4</w:t>
+      </w:r>
+      <w:r>
+        <w:t>.</w:t>
+      </w:r>
+      <w:r>
+        <w:t xml:space="preserve"> Programozási- és leírónyelvek</w:t>
       </w:r>
       <w:bookmarkEnd w:id="19"/>
     </w:p>
@@ -6628,7 +6775,7 @@
         <w:pStyle w:val="Cmsor2"/>
         <w:spacing w:line="360" w:lineRule="auto"/>
       </w:pPr>
-      <w:bookmarkStart w:id="20" w:name="_Toc225435168"/>
+      <w:bookmarkStart w:id="20" w:name="_Toc225886171"/>
       <w:r>
         <w:lastRenderedPageBreak/>
         <w:t>2.3 Adatmodell leírása</w:t>
@@ -6645,12 +6792,24 @@
           <w:lang w:eastAsia="hu-HU"/>
         </w:rPr>
       </w:pPr>
-      <w:bookmarkStart w:id="21" w:name="_Toc225435169"/>
-      <w:r>
-        <w:rPr>
-          <w:lang w:eastAsia="hu-HU"/>
-        </w:rPr>
-        <w:t>2.3.1 „</w:t>
+      <w:bookmarkStart w:id="21" w:name="_Toc225886172"/>
+      <w:r>
+        <w:rPr>
+          <w:lang w:eastAsia="hu-HU"/>
+        </w:rPr>
+        <w:t>2.3.1</w:t>
+      </w:r>
+      <w:r>
+        <w:rPr>
+          <w:lang w:eastAsia="hu-HU"/>
+        </w:rPr>
+        <w:t>.</w:t>
+      </w:r>
+      <w:r>
+        <w:rPr>
+          <w:lang w:eastAsia="hu-HU"/>
+        </w:rPr>
+        <w:t xml:space="preserve"> „</w:t>
       </w:r>
       <w:r>
         <w:rPr>
@@ -7468,14 +7627,28 @@
           <w:lang w:eastAsia="hu-HU"/>
         </w:rPr>
       </w:pPr>
-      <w:bookmarkStart w:id="22" w:name="_Toc225435170"/>
+      <w:bookmarkStart w:id="22" w:name="_Toc225886173"/>
       <w:r>
         <w:rPr>
           <w:noProof/>
           <w:lang w:eastAsia="hu-HU"/>
         </w:rPr>
         <w:lastRenderedPageBreak/>
-        <w:t>2.3.2 „sounds” tábla</w:t>
+        <w:t>2.3.2</w:t>
+      </w:r>
+      <w:r>
+        <w:rPr>
+          <w:noProof/>
+          <w:lang w:eastAsia="hu-HU"/>
+        </w:rPr>
+        <w:t>.</w:t>
+      </w:r>
+      <w:r>
+        <w:rPr>
+          <w:noProof/>
+          <w:lang w:eastAsia="hu-HU"/>
+        </w:rPr>
+        <w:t xml:space="preserve"> „sounds” tábla</w:t>
       </w:r>
       <w:r>
         <w:rPr>
@@ -8330,13 +8503,27 @@
           <w:lang w:eastAsia="hu-HU"/>
         </w:rPr>
       </w:pPr>
-      <w:bookmarkStart w:id="23" w:name="_Toc225435171"/>
-      <w:r>
-        <w:rPr>
-          <w:noProof/>
-          <w:lang w:eastAsia="hu-HU"/>
-        </w:rPr>
-        <w:t>2.3.3 „email_codes” tábla</w:t>
+      <w:bookmarkStart w:id="23" w:name="_Toc225886174"/>
+      <w:r>
+        <w:rPr>
+          <w:noProof/>
+          <w:lang w:eastAsia="hu-HU"/>
+        </w:rPr>
+        <w:t>2.3.3</w:t>
+      </w:r>
+      <w:r>
+        <w:rPr>
+          <w:noProof/>
+          <w:lang w:eastAsia="hu-HU"/>
+        </w:rPr>
+        <w:t>.</w:t>
+      </w:r>
+      <w:r>
+        <w:rPr>
+          <w:noProof/>
+          <w:lang w:eastAsia="hu-HU"/>
+        </w:rPr>
+        <w:t xml:space="preserve"> „email_codes” tábla</w:t>
       </w:r>
       <w:r>
         <w:rPr>
@@ -8772,7 +8959,7 @@
           <w:lang w:eastAsia="hu-HU"/>
         </w:rPr>
       </w:pPr>
-      <w:bookmarkStart w:id="24" w:name="_Toc225435172"/>
+      <w:bookmarkStart w:id="24" w:name="_Toc225886175"/>
       <w:r>
         <w:rPr>
           <w:noProof/>
@@ -8785,7 +8972,21 @@
           <w:noProof/>
           <w:lang w:eastAsia="hu-HU"/>
         </w:rPr>
-        <w:t>.3.4 „favourites” tábla és felépítése</w:t>
+        <w:t>.3.4</w:t>
+      </w:r>
+      <w:r>
+        <w:rPr>
+          <w:noProof/>
+          <w:lang w:eastAsia="hu-HU"/>
+        </w:rPr>
+        <w:t>.</w:t>
+      </w:r>
+      <w:r>
+        <w:rPr>
+          <w:noProof/>
+          <w:lang w:eastAsia="hu-HU"/>
+        </w:rPr>
+        <w:t xml:space="preserve"> „favourites” tábla és felépítése</w:t>
       </w:r>
       <w:bookmarkEnd w:id="24"/>
     </w:p>
@@ -9128,14 +9329,28 @@
           <w:lang w:eastAsia="hu-HU"/>
         </w:rPr>
       </w:pPr>
-      <w:bookmarkStart w:id="25" w:name="_Toc225435173"/>
+      <w:bookmarkStart w:id="25" w:name="_Toc225886176"/>
       <w:r>
         <w:rPr>
           <w:noProof/>
           <w:lang w:eastAsia="hu-HU"/>
         </w:rPr>
         <w:lastRenderedPageBreak/>
-        <w:t>2.3.4 Adatbázi</w:t>
+        <w:t>2.3.</w:t>
+      </w:r>
+      <w:r>
+        <w:rPr>
+          <w:noProof/>
+          <w:lang w:eastAsia="hu-HU"/>
+        </w:rPr>
+        <w:t>5.</w:t>
+      </w:r>
+      <w:r>
+        <w:rPr>
+          <w:noProof/>
+          <w:lang w:eastAsia="hu-HU"/>
+        </w:rPr>
+        <w:t xml:space="preserve"> Adatbázi</w:t>
       </w:r>
       <w:r>
         <w:rPr>
@@ -9364,7 +9579,7 @@
         </w:rPr>
         <w:fldChar w:fldCharType="separate"/>
       </w:r>
-      <w:bookmarkStart w:id="26" w:name="_Toc225435558"/>
+      <w:bookmarkStart w:id="26" w:name="_Toc225886194"/>
       <w:r>
         <w:rPr>
           <w:noProof/>
@@ -9408,14 +9623,21 @@
           <w:lang w:eastAsia="hu-HU"/>
         </w:rPr>
       </w:pPr>
-      <w:bookmarkStart w:id="27" w:name="_Toc225435174"/>
+      <w:bookmarkStart w:id="27" w:name="_Toc225886177"/>
       <w:r>
         <w:rPr>
           <w:noProof/>
           <w:lang w:eastAsia="hu-HU"/>
         </w:rPr>
         <w:lastRenderedPageBreak/>
-        <w:t>2.3.5</w:t>
+        <w:t>2.3.</w:t>
+      </w:r>
+      <w:r>
+        <w:rPr>
+          <w:noProof/>
+          <w:lang w:eastAsia="hu-HU"/>
+        </w:rPr>
+        <w:t>6.</w:t>
       </w:r>
       <w:r>
         <w:rPr>
@@ -9677,7 +9899,7 @@
         </w:rPr>
         <w:br w:type="page"/>
       </w:r>
-      <w:bookmarkStart w:id="28" w:name="_Toc225435175"/>
+      <w:bookmarkStart w:id="28" w:name="_Toc225886178"/>
       <w:r>
         <w:rPr>
           <w:rFonts w:eastAsiaTheme="minorEastAsia"/>
@@ -9696,9 +9918,15 @@
       <w:pPr>
         <w:pStyle w:val="Cmsor3"/>
       </w:pPr>
-      <w:bookmarkStart w:id="29" w:name="_Toc225435176"/>
-      <w:r>
-        <w:t>2.4.1 Backend felépítése</w:t>
+      <w:bookmarkStart w:id="29" w:name="_Toc225886179"/>
+      <w:r>
+        <w:t>2.4.1</w:t>
+      </w:r>
+      <w:r>
+        <w:t>.</w:t>
+      </w:r>
+      <w:r>
+        <w:t xml:space="preserve"> Backend felépítése</w:t>
       </w:r>
       <w:bookmarkEnd w:id="29"/>
     </w:p>
@@ -9760,7 +9988,16 @@
         <w:t>├───config</w:t>
       </w:r>
       <w:r>
-        <w:t xml:space="preserve"> – környezeti válltozók és egyéb konfiurációk</w:t>
+        <w:t xml:space="preserve"> – környezeti </w:t>
+      </w:r>
+      <w:r>
+        <w:t>változok</w:t>
+      </w:r>
+      <w:r>
+        <w:t xml:space="preserve"> és egyéb </w:t>
+      </w:r>
+      <w:r>
+        <w:t>konfigurációk</w:t>
       </w:r>
     </w:p>
     <w:p>
@@ -9799,7 +10036,7 @@
         <w:spacing w:after="0"/>
       </w:pPr>
       <w:r>
-        <w:t>│  </w:t>
+        <w:t xml:space="preserve">│ </w:t>
       </w:r>
       <w:r>
         <w:tab/>
@@ -9816,7 +10053,7 @@
         <w:spacing w:after="0"/>
       </w:pPr>
       <w:r>
-        <w:t>│  </w:t>
+        <w:t xml:space="preserve">│ </w:t>
       </w:r>
       <w:r>
         <w:tab/>
@@ -9842,7 +10079,13 @@
         <w:t>├───health</w:t>
       </w:r>
       <w:r>
-        <w:t xml:space="preserve"> – Api állatpot vezérlő</w:t>
+        <w:t xml:space="preserve"> – Api </w:t>
+      </w:r>
+      <w:r>
+        <w:t>állapot</w:t>
+      </w:r>
+      <w:r>
+        <w:t xml:space="preserve"> vezérlő</w:t>
       </w:r>
     </w:p>
     <w:p>
@@ -9867,7 +10110,7 @@
         <w:spacing w:after="0"/>
       </w:pPr>
       <w:r>
-        <w:t>│  </w:t>
+        <w:t xml:space="preserve">│ </w:t>
       </w:r>
       <w:r>
         <w:tab/>
@@ -9876,7 +10119,13 @@
         <w:t>└───upload</w:t>
       </w:r>
       <w:r>
-        <w:t xml:space="preserve"> – Feltőltés vezérlői</w:t>
+        <w:t xml:space="preserve"> – </w:t>
+      </w:r>
+      <w:r>
+        <w:t>Feltöltés</w:t>
+      </w:r>
+      <w:r>
+        <w:t xml:space="preserve"> vezérlői</w:t>
       </w:r>
     </w:p>
     <w:p>
@@ -10030,7 +10279,7 @@
         <w:spacing w:after="0"/>
       </w:pPr>
       <w:r>
-        <w:t>│  </w:t>
+        <w:t xml:space="preserve">│ </w:t>
       </w:r>
       <w:r>
         <w:tab/>
@@ -10083,7 +10332,7 @@
           <w:rStyle w:val="Cmsor3Char"/>
         </w:rPr>
       </w:pPr>
-      <w:bookmarkStart w:id="30" w:name="_Toc225435177"/>
+      <w:bookmarkStart w:id="30" w:name="_Toc225886180"/>
       <w:r>
         <w:rPr>
           <w:rStyle w:val="Cmsor3Char"/>
@@ -10096,6 +10345,12 @@
           <w:rStyle w:val="Cmsor3Char"/>
         </w:rPr>
         <w:t>2</w:t>
+      </w:r>
+      <w:r>
+        <w:rPr>
+          <w:rStyle w:val="Cmsor3Char"/>
+        </w:rPr>
+        <w:t>.</w:t>
       </w:r>
       <w:r>
         <w:rPr>
@@ -10174,7 +10429,7 @@
         </w:rPr>
       </w:pPr>
       <w:fldSimple w:instr=" SEQ ábra \* ARABIC ">
-        <w:bookmarkStart w:id="31" w:name="_Toc225435559"/>
+        <w:bookmarkStart w:id="31" w:name="_Toc225886195"/>
         <w:r>
           <w:rPr>
             <w:noProof/>
@@ -10189,7 +10444,19 @@
         <w:rPr>
           <w:noProof/>
         </w:rPr>
-        <w:t>áiós folyamat</w:t>
+        <w:t>á</w:t>
+      </w:r>
+      <w:r>
+        <w:rPr>
+          <w:noProof/>
+        </w:rPr>
+        <w:t>c</w:t>
+      </w:r>
+      <w:r>
+        <w:rPr>
+          <w:noProof/>
+        </w:rPr>
+        <w:t>iós folyamat</w:t>
       </w:r>
       <w:bookmarkEnd w:id="31"/>
     </w:p>
@@ -10197,12 +10464,15 @@
       <w:pPr>
         <w:pStyle w:val="Cmsor3"/>
       </w:pPr>
-      <w:bookmarkStart w:id="32" w:name="_Toc225435178"/>
+      <w:bookmarkStart w:id="32" w:name="_Toc225886181"/>
       <w:r>
         <w:t>2.4.</w:t>
       </w:r>
       <w:r>
         <w:t>3</w:t>
+      </w:r>
+      <w:r>
+        <w:t>.</w:t>
       </w:r>
       <w:r>
         <w:t xml:space="preserve"> Vak index létrehozása</w:t>
@@ -10302,7 +10572,7 @@
         <w:pStyle w:val="Kpalrs"/>
       </w:pPr>
       <w:fldSimple w:instr=" SEQ ábra \* ARABIC ">
-        <w:bookmarkStart w:id="33" w:name="_Toc225435560"/>
+        <w:bookmarkStart w:id="33" w:name="_Toc225886196"/>
         <w:r>
           <w:rPr>
             <w:noProof/>
@@ -10330,7 +10600,7 @@
           <w:lang w:eastAsia="hu-HU"/>
         </w:rPr>
       </w:pPr>
-      <w:bookmarkStart w:id="34" w:name="_Toc225435179"/>
+      <w:bookmarkStart w:id="34" w:name="_Toc225886182"/>
       <w:r>
         <w:rPr>
           <w:rFonts w:eastAsiaTheme="minorEastAsia"/>
@@ -10338,7 +10608,23 @@
           <w:lang w:eastAsia="hu-HU"/>
         </w:rPr>
         <w:lastRenderedPageBreak/>
-        <w:t>2.4.4 Token hitelesítési folyamat</w:t>
+        <w:t>2.4.4</w:t>
+      </w:r>
+      <w:r>
+        <w:rPr>
+          <w:rFonts w:eastAsiaTheme="minorEastAsia"/>
+          <w:noProof/>
+          <w:lang w:eastAsia="hu-HU"/>
+        </w:rPr>
+        <w:t>.</w:t>
+      </w:r>
+      <w:r>
+        <w:rPr>
+          <w:rFonts w:eastAsiaTheme="minorEastAsia"/>
+          <w:noProof/>
+          <w:lang w:eastAsia="hu-HU"/>
+        </w:rPr>
+        <w:t xml:space="preserve"> Token hitelesítési folyamat</w:t>
       </w:r>
       <w:bookmarkEnd w:id="34"/>
     </w:p>
@@ -10431,7 +10717,7 @@
         </w:rPr>
         <w:fldChar w:fldCharType="separate"/>
       </w:r>
-      <w:bookmarkStart w:id="35" w:name="_Toc225435561"/>
+      <w:bookmarkStart w:id="35" w:name="_Toc225886197"/>
       <w:r>
         <w:rPr>
           <w:noProof/>
@@ -10465,7 +10751,7 @@
           <w:lang w:eastAsia="hu-HU"/>
         </w:rPr>
       </w:pPr>
-      <w:bookmarkStart w:id="36" w:name="_Toc225435180"/>
+      <w:bookmarkStart w:id="36" w:name="_Toc225886183"/>
       <w:r>
         <w:rPr>
           <w:rFonts w:eastAsiaTheme="minorEastAsia"/>
@@ -10473,7 +10759,23 @@
           <w:lang w:eastAsia="hu-HU"/>
         </w:rPr>
         <w:lastRenderedPageBreak/>
-        <w:t>2.4.5 Új hang feltöltése</w:t>
+        <w:t>2.4.5</w:t>
+      </w:r>
+      <w:r>
+        <w:rPr>
+          <w:rFonts w:eastAsiaTheme="minorEastAsia"/>
+          <w:noProof/>
+          <w:lang w:eastAsia="hu-HU"/>
+        </w:rPr>
+        <w:t>.</w:t>
+      </w:r>
+      <w:r>
+        <w:rPr>
+          <w:rFonts w:eastAsiaTheme="minorEastAsia"/>
+          <w:noProof/>
+          <w:lang w:eastAsia="hu-HU"/>
+        </w:rPr>
+        <w:t xml:space="preserve"> Új hang feltöltése</w:t>
       </w:r>
       <w:bookmarkEnd w:id="36"/>
     </w:p>
@@ -10561,7 +10863,7 @@
         </w:rPr>
         <w:fldChar w:fldCharType="separate"/>
       </w:r>
-      <w:bookmarkStart w:id="37" w:name="_Toc225435562"/>
+      <w:bookmarkStart w:id="37" w:name="_Toc225886198"/>
       <w:r>
         <w:rPr>
           <w:noProof/>
@@ -10639,7 +10941,13 @@
         <w:jc w:val="both"/>
       </w:pPr>
       <w:r>
-        <w:t>Az algoritmus befelyezésképpen törli az átmeneti fájlokat.</w:t>
+        <w:t>Az algoritmus befelyezés</w:t>
+      </w:r>
+      <w:r>
+        <w:t xml:space="preserve"> </w:t>
+      </w:r>
+      <w:r>
+        <w:t>képpen törli az átmeneti fájlokat.</w:t>
       </w:r>
     </w:p>
     <w:p>
@@ -10657,14 +10965,28 @@
         </w:rPr>
         <w:br w:type="page"/>
       </w:r>
-      <w:bookmarkStart w:id="38" w:name="_Toc225435181"/>
+      <w:bookmarkStart w:id="38" w:name="_Toc225886184"/>
       <w:r>
         <w:rPr>
           <w:noProof/>
           <w:lang w:eastAsia="hu-HU"/>
         </w:rPr>
         <w:lastRenderedPageBreak/>
-        <w:t>2.4.6 Archívum feltöltése</w:t>
+        <w:t>2.4.6</w:t>
+      </w:r>
+      <w:r>
+        <w:rPr>
+          <w:noProof/>
+          <w:lang w:eastAsia="hu-HU"/>
+        </w:rPr>
+        <w:t>.</w:t>
+      </w:r>
+      <w:r>
+        <w:rPr>
+          <w:noProof/>
+          <w:lang w:eastAsia="hu-HU"/>
+        </w:rPr>
+        <w:t xml:space="preserve"> Archívum feltöltése</w:t>
       </w:r>
       <w:bookmarkEnd w:id="38"/>
     </w:p>
@@ -10687,7 +11009,13 @@
         <w:t xml:space="preserve"> archívumok feltöltésére is</w:t>
       </w:r>
       <w:r>
-        <w:t>. Az archívumban szerepelnie kell a hangoknak illetve egy „metadata.json” nevű fájlnak. A metadata fájlban szerepelnie kell az összes feltölteni kívánt hang adatainak az ábrán látható módon.</w:t>
+        <w:t xml:space="preserve">. Az archívumban szerepelnie kell a </w:t>
+      </w:r>
+      <w:r>
+        <w:t>hangoknak,</w:t>
+      </w:r>
+      <w:r>
+        <w:t xml:space="preserve"> illetve egy „metadata.json” nevű fájlnak. A metadata fájlban szerepelnie kell az összes feltölteni kívánt hang adatainak az ábrán látható módon.</w:t>
       </w:r>
     </w:p>
     <w:p>
@@ -10697,7 +11025,25 @@
         <w:jc w:val="both"/>
       </w:pPr>
       <w:r>
-        <w:t>A feltöltési logika az egszeri hangfeltöltéshez hasonló módon működik. A program elszőr ellenőrzi az archívum felépítését, majd megkezdi a hangok feldolgozását. A feldolgozás több szálon fut. Ha hibát talál a program valamelyik elemben, folytatja a feldolgozást, de a hangok tényleges feltöltése nem történik meg, helyette visszaad egy hiba listát amiben fel van sorolva minden probéma az archívumban.</w:t>
+        <w:t xml:space="preserve">A feltöltési logika az </w:t>
+      </w:r>
+      <w:r>
+        <w:t>egyszeri</w:t>
+      </w:r>
+      <w:r>
+        <w:t xml:space="preserve"> hangfeltöltéshez hasonló módon működik. A program elszőr ellenőrzi az archívum felépítését, majd megkezdi a hangok feldolgozását. A feldolgozás több szálon fut. Ha hibát talál a program valamelyik elemben, folytatja a feldolgozást, de a hangok tényleges feltöltése nem történik meg, helyette visszaad egy hiba </w:t>
+      </w:r>
+      <w:r>
+        <w:t>listát,</w:t>
+      </w:r>
+      <w:r>
+        <w:t xml:space="preserve"> amiben fel van sorolva minden </w:t>
+      </w:r>
+      <w:r>
+        <w:t>probléma</w:t>
+      </w:r>
+      <w:r>
+        <w:t xml:space="preserve"> az archívumban.</w:t>
       </w:r>
     </w:p>
     <w:p>
@@ -10771,7 +11117,7 @@
         </w:rPr>
         <w:fldChar w:fldCharType="separate"/>
       </w:r>
-      <w:bookmarkStart w:id="39" w:name="_Toc225435563"/>
+      <w:bookmarkStart w:id="39" w:name="_Toc225886199"/>
       <w:r>
         <w:rPr>
           <w:noProof/>
@@ -10805,7 +11151,7 @@
         </w:rPr>
         <w:br w:type="page"/>
       </w:r>
-      <w:bookmarkStart w:id="40" w:name="_Toc225435182"/>
+      <w:bookmarkStart w:id="40" w:name="_Toc225886185"/>
       <w:r>
         <w:rPr>
           <w:noProof/>
@@ -10824,13 +11170,27 @@
           <w:lang w:eastAsia="hu-HU"/>
         </w:rPr>
       </w:pPr>
-      <w:bookmarkStart w:id="41" w:name="_Toc225435183"/>
-      <w:r>
-        <w:rPr>
-          <w:noProof/>
-          <w:lang w:eastAsia="hu-HU"/>
-        </w:rPr>
-        <w:t>2.5.1 Védett végpont elérése</w:t>
+      <w:bookmarkStart w:id="41" w:name="_Toc225886186"/>
+      <w:r>
+        <w:rPr>
+          <w:noProof/>
+          <w:lang w:eastAsia="hu-HU"/>
+        </w:rPr>
+        <w:t>2.5.1</w:t>
+      </w:r>
+      <w:r>
+        <w:rPr>
+          <w:noProof/>
+          <w:lang w:eastAsia="hu-HU"/>
+        </w:rPr>
+        <w:t>.</w:t>
+      </w:r>
+      <w:r>
+        <w:rPr>
+          <w:noProof/>
+          <w:lang w:eastAsia="hu-HU"/>
+        </w:rPr>
+        <w:t xml:space="preserve"> Védett végpont elérése</w:t>
       </w:r>
       <w:bookmarkEnd w:id="41"/>
     </w:p>
@@ -10920,7 +11280,7 @@
         <w:pStyle w:val="Kpalrs"/>
       </w:pPr>
       <w:fldSimple w:instr=" SEQ ábra \* ARABIC ">
-        <w:bookmarkStart w:id="42" w:name="_Toc225435564"/>
+        <w:bookmarkStart w:id="42" w:name="_Toc225886200"/>
         <w:r>
           <w:rPr>
             <w:noProof/>
@@ -10945,7 +11305,21 @@
           <w:b/>
           <w:bCs/>
         </w:rPr>
-        <w:t xml:space="preserve">2.5.1.2 </w:t>
+        <w:t>2.5.1.2</w:t>
+      </w:r>
+      <w:r>
+        <w:rPr>
+          <w:b/>
+          <w:bCs/>
+        </w:rPr>
+        <w:t>.</w:t>
+      </w:r>
+      <w:r>
+        <w:rPr>
+          <w:b/>
+          <w:bCs/>
+        </w:rPr>
+        <w:t xml:space="preserve"> </w:t>
       </w:r>
       <w:r>
         <w:rPr>
@@ -10962,7 +11336,13 @@
         <w:jc w:val="both"/>
       </w:pPr>
       <w:r>
-        <w:t xml:space="preserve">A felhasználó bejelentkezés nékül próbálta meg elérni a védett végpontot. A szerver </w:t>
+        <w:t xml:space="preserve">A felhasználó bejelentkezés </w:t>
+      </w:r>
+      <w:r>
+        <w:t>nélkül</w:t>
+      </w:r>
+      <w:r>
+        <w:t xml:space="preserve"> próbálta meg elérni a védett végpontot. A szerver </w:t>
       </w:r>
       <w:r>
         <w:t>401</w:t>
@@ -11021,7 +11401,7 @@
         <w:pStyle w:val="Kpalrs"/>
       </w:pPr>
       <w:fldSimple w:instr=" SEQ ábra \* ARABIC ">
-        <w:bookmarkStart w:id="43" w:name="_Toc225435565"/>
+        <w:bookmarkStart w:id="43" w:name="_Toc225886201"/>
         <w:r>
           <w:rPr>
             <w:noProof/>
@@ -11055,7 +11435,21 @@
           <w:bCs/>
         </w:rPr>
         <w:lastRenderedPageBreak/>
-        <w:t>2.5.1.3 Elérés érvénytelen frissítési token</w:t>
+        <w:t>2.5.1.3</w:t>
+      </w:r>
+      <w:r>
+        <w:rPr>
+          <w:b/>
+          <w:bCs/>
+        </w:rPr>
+        <w:t>.</w:t>
+      </w:r>
+      <w:r>
+        <w:rPr>
+          <w:b/>
+          <w:bCs/>
+        </w:rPr>
+        <w:t xml:space="preserve"> Elérés érvénytelen frissítési token</w:t>
       </w:r>
       <w:r>
         <w:rPr>
@@ -11134,7 +11528,7 @@
         </w:rPr>
       </w:pPr>
       <w:fldSimple w:instr=" SEQ ábra \* ARABIC ">
-        <w:bookmarkStart w:id="44" w:name="_Toc225435566"/>
+        <w:bookmarkStart w:id="44" w:name="_Toc225886202"/>
         <w:r>
           <w:rPr>
             <w:noProof/>
@@ -11173,13 +11567,27 @@
           <w:lang w:eastAsia="hu-HU"/>
         </w:rPr>
       </w:pPr>
-      <w:bookmarkStart w:id="45" w:name="_Toc225435184"/>
-      <w:r>
-        <w:rPr>
-          <w:noProof/>
-          <w:lang w:eastAsia="hu-HU"/>
-        </w:rPr>
-        <w:t>2.5.2 Bejelentkezés</w:t>
+      <w:bookmarkStart w:id="45" w:name="_Toc225886187"/>
+      <w:r>
+        <w:rPr>
+          <w:noProof/>
+          <w:lang w:eastAsia="hu-HU"/>
+        </w:rPr>
+        <w:t>2.5.2</w:t>
+      </w:r>
+      <w:r>
+        <w:rPr>
+          <w:noProof/>
+          <w:lang w:eastAsia="hu-HU"/>
+        </w:rPr>
+        <w:t>.</w:t>
+      </w:r>
+      <w:r>
+        <w:rPr>
+          <w:noProof/>
+          <w:lang w:eastAsia="hu-HU"/>
+        </w:rPr>
+        <w:t xml:space="preserve"> Bejelentkezés</w:t>
       </w:r>
       <w:bookmarkEnd w:id="45"/>
     </w:p>
@@ -11190,7 +11598,13 @@
         <w:jc w:val="both"/>
       </w:pPr>
       <w:r>
-        <w:t xml:space="preserve">A „/auth/login” végpont a felhasználó bejelentkeztetéséért felelős. A végpont két mezőt vár : „email” és „password”. Sikeres kérés esetén a szerver </w:t>
+        <w:t xml:space="preserve">A „/auth/login” végpont a felhasználó bejelentkeztetéséért felelős. A végpont két mezőt </w:t>
+      </w:r>
+      <w:r>
+        <w:t>vár:</w:t>
+      </w:r>
+      <w:r>
+        <w:t xml:space="preserve"> „email” és „password”. Sikeres kérés esetén a szerver </w:t>
       </w:r>
       <w:r>
         <w:t>beállítja</w:t>
@@ -11199,7 +11613,13 @@
         <w:t xml:space="preserve"> sütiben a </w:t>
       </w:r>
       <w:r>
-        <w:t>hitelesítő tokeneket valamint elküldi a felhasználó szerepkörét.</w:t>
+        <w:t xml:space="preserve">hitelesítő </w:t>
+      </w:r>
+      <w:r>
+        <w:t>tokeneket,</w:t>
+      </w:r>
+      <w:r>
+        <w:t xml:space="preserve"> valamint elküldi a felhasználó szerepkörét.</w:t>
       </w:r>
     </w:p>
     <w:p>
@@ -11218,7 +11638,25 @@
           <w:noProof/>
           <w:lang w:eastAsia="hu-HU"/>
         </w:rPr>
-        <w:t>2.5.2.1 Normál teszteset</w:t>
+        <w:t>2.5.2.1</w:t>
+      </w:r>
+      <w:r>
+        <w:rPr>
+          <w:b/>
+          <w:bCs/>
+          <w:noProof/>
+          <w:lang w:eastAsia="hu-HU"/>
+        </w:rPr>
+        <w:t>.</w:t>
+      </w:r>
+      <w:r>
+        <w:rPr>
+          <w:b/>
+          <w:bCs/>
+          <w:noProof/>
+          <w:lang w:eastAsia="hu-HU"/>
+        </w:rPr>
+        <w:t xml:space="preserve"> Normál teszteset</w:t>
       </w:r>
     </w:p>
     <w:p>
@@ -11288,7 +11726,7 @@
         <w:pStyle w:val="Kpalrs"/>
       </w:pPr>
       <w:fldSimple w:instr=" SEQ ábra \* ARABIC ">
-        <w:bookmarkStart w:id="46" w:name="_Toc225435567"/>
+        <w:bookmarkStart w:id="46" w:name="_Toc225886203"/>
         <w:r>
           <w:rPr>
             <w:noProof/>
@@ -11337,7 +11775,25 @@
           <w:lang w:eastAsia="hu-HU"/>
         </w:rPr>
         <w:lastRenderedPageBreak/>
-        <w:t xml:space="preserve">2.5.2.2 Hiányzó mező(k) </w:t>
+        <w:t>2.5.2.2</w:t>
+      </w:r>
+      <w:r>
+        <w:rPr>
+          <w:b/>
+          <w:bCs/>
+          <w:noProof/>
+          <w:lang w:eastAsia="hu-HU"/>
+        </w:rPr>
+        <w:t>.</w:t>
+      </w:r>
+      <w:r>
+        <w:rPr>
+          <w:b/>
+          <w:bCs/>
+          <w:noProof/>
+          <w:lang w:eastAsia="hu-HU"/>
+        </w:rPr>
+        <w:t xml:space="preserve"> Hiányzó mező(k) </w:t>
       </w:r>
     </w:p>
     <w:p>
@@ -11353,7 +11809,13 @@
         <w:t>400</w:t>
       </w:r>
       <w:r>
-        <w:t>-as státuszkóddal valamint „MISSING_FIELDS” – hiányzó mezők üzenettel válaszolt.</w:t>
+        <w:t xml:space="preserve">-as </w:t>
+      </w:r>
+      <w:r>
+        <w:t>státuszkóddal,</w:t>
+      </w:r>
+      <w:r>
+        <w:t xml:space="preserve"> valamint „MISSING_FIELDS” – hiányzó mezők üzenettel válaszolt.</w:t>
       </w:r>
     </w:p>
     <w:p>
@@ -11431,7 +11893,7 @@
         </w:rPr>
         <w:fldChar w:fldCharType="separate"/>
       </w:r>
-      <w:bookmarkStart w:id="47" w:name="_Toc225435568"/>
+      <w:bookmarkStart w:id="47" w:name="_Toc225886204"/>
       <w:r>
         <w:rPr>
           <w:noProof/>
@@ -11485,7 +11947,25 @@
           <w:noProof/>
           <w:lang w:eastAsia="hu-HU"/>
         </w:rPr>
-        <w:t xml:space="preserve">3 Helytelen </w:t>
+        <w:t>3</w:t>
+      </w:r>
+      <w:r>
+        <w:rPr>
+          <w:b/>
+          <w:bCs/>
+          <w:noProof/>
+          <w:lang w:eastAsia="hu-HU"/>
+        </w:rPr>
+        <w:t>.</w:t>
+      </w:r>
+      <w:r>
+        <w:rPr>
+          <w:b/>
+          <w:bCs/>
+          <w:noProof/>
+          <w:lang w:eastAsia="hu-HU"/>
+        </w:rPr>
+        <w:t xml:space="preserve"> Helytelen </w:t>
       </w:r>
       <w:r>
         <w:rPr>
@@ -11519,7 +11999,10 @@
         <w:t>401</w:t>
       </w:r>
       <w:r>
-        <w:t>-státuszkóddal valamint „INVALID_CREDENTIALS”</w:t>
+        <w:t>-státuszkóddal,</w:t>
+      </w:r>
+      <w:r>
+        <w:t xml:space="preserve"> valamint „INVALID_CREDENTIALS”</w:t>
       </w:r>
       <w:r>
         <w:t xml:space="preserve"> – érvénytelen hitelesítési adatok </w:t>
@@ -11612,7 +12095,7 @@
         </w:rPr>
         <w:fldChar w:fldCharType="separate"/>
       </w:r>
-      <w:bookmarkStart w:id="48" w:name="_Toc225435569"/>
+      <w:bookmarkStart w:id="48" w:name="_Toc225886205"/>
       <w:r>
         <w:rPr>
           <w:noProof/>
@@ -11648,7 +12131,25 @@
           <w:noProof/>
           <w:lang w:eastAsia="hu-HU"/>
         </w:rPr>
-        <w:t xml:space="preserve">2.5.2.4 </w:t>
+        <w:t>2.5.2.4</w:t>
+      </w:r>
+      <w:r>
+        <w:rPr>
+          <w:b/>
+          <w:bCs/>
+          <w:noProof/>
+          <w:lang w:eastAsia="hu-HU"/>
+        </w:rPr>
+        <w:t>.</w:t>
+      </w:r>
+      <w:r>
+        <w:rPr>
+          <w:b/>
+          <w:bCs/>
+          <w:noProof/>
+          <w:lang w:eastAsia="hu-HU"/>
+        </w:rPr>
+        <w:t xml:space="preserve"> </w:t>
       </w:r>
       <w:r>
         <w:rPr>
@@ -11765,7 +12266,7 @@
         <w:pStyle w:val="Kpalrs"/>
       </w:pPr>
       <w:fldSimple w:instr=" SEQ ábra \* ARABIC ">
-        <w:bookmarkStart w:id="49" w:name="_Toc225435570"/>
+        <w:bookmarkStart w:id="49" w:name="_Toc225886206"/>
         <w:r>
           <w:rPr>
             <w:noProof/>
@@ -11812,13 +12313,25 @@
           <w:lang w:eastAsia="hu-HU"/>
         </w:rPr>
       </w:pPr>
-      <w:bookmarkStart w:id="50" w:name="_Toc225435185"/>
+      <w:bookmarkStart w:id="50" w:name="_Toc225886188"/>
       <w:r>
         <w:rPr>
           <w:lang w:eastAsia="hu-HU"/>
         </w:rPr>
         <w:lastRenderedPageBreak/>
-        <w:t>2.6 Továbbfejlszetési lehetőségek</w:t>
+        <w:t xml:space="preserve">2.6 </w:t>
+      </w:r>
+      <w:r>
+        <w:rPr>
+          <w:lang w:eastAsia="hu-HU"/>
+        </w:rPr>
+        <w:t>Továbbfejlesztési</w:t>
+      </w:r>
+      <w:r>
+        <w:rPr>
+          <w:lang w:eastAsia="hu-HU"/>
+        </w:rPr>
+        <w:t xml:space="preserve"> lehetőségek</w:t>
       </w:r>
       <w:bookmarkEnd w:id="50"/>
     </w:p>
@@ -11861,7 +12374,7 @@
           <w:lang w:eastAsia="hu-HU"/>
         </w:rPr>
       </w:pPr>
-      <w:bookmarkStart w:id="51" w:name="_Toc225435186"/>
+      <w:bookmarkStart w:id="51" w:name="_Toc225886189"/>
       <w:r>
         <w:rPr>
           <w:rFonts w:eastAsiaTheme="minorEastAsia"/>
@@ -11913,7 +12426,7 @@
         </w:rPr>
         <w:fldChar w:fldCharType="separate"/>
       </w:r>
-      <w:hyperlink w:anchor="_Toc225435554" w:history="1">
+      <w:hyperlink w:anchor="_Toc225886190" w:history="1">
         <w:r>
           <w:rPr>
             <w:rStyle w:val="Hiperhivatkozs"/>
@@ -11940,220 +12453,7 @@
             <w:noProof/>
             <w:webHidden/>
           </w:rPr>
-          <w:instrText xml:space="preserve"> PAGEREF _Toc225435554 \h </w:instrText>
-        </w:r>
-        <w:r>
-          <w:rPr>
-            <w:noProof/>
-            <w:webHidden/>
-          </w:rPr>
-        </w:r>
-        <w:r>
-          <w:rPr>
-            <w:noProof/>
-            <w:webHidden/>
-          </w:rPr>
-          <w:fldChar w:fldCharType="separate"/>
-        </w:r>
-        <w:r>
-          <w:rPr>
-            <w:noProof/>
-            <w:webHidden/>
-          </w:rPr>
-          <w:t>6</w:t>
-        </w:r>
-        <w:r>
-          <w:rPr>
-            <w:noProof/>
-            <w:webHidden/>
-          </w:rPr>
-          <w:fldChar w:fldCharType="end"/>
-        </w:r>
-      </w:hyperlink>
-    </w:p>
-    <w:p>
-      <w:pPr>
-        <w:pStyle w:val="brajegyzk"/>
-        <w:tabs>
-          <w:tab w:val="right" w:leader="dot" w:pos="9060"/>
-        </w:tabs>
-        <w:rPr>
-          <w:rFonts w:asciiTheme="minorHAnsi" w:eastAsiaTheme="minorEastAsia" w:hAnsiTheme="minorHAnsi"/>
-          <w:noProof/>
-          <w:szCs w:val="24"/>
-          <w:lang w:eastAsia="hu-HU"/>
-        </w:rPr>
-      </w:pPr>
-      <w:hyperlink w:anchor="_Toc225435555" w:history="1">
-        <w:r>
-          <w:rPr>
-            <w:rStyle w:val="Hiperhivatkozs"/>
-            <w:noProof/>
-          </w:rPr>
-          <w:t>2. ábra Bejelentkezési oldal</w:t>
-        </w:r>
-        <w:r>
-          <w:rPr>
-            <w:noProof/>
-            <w:webHidden/>
-          </w:rPr>
-          <w:tab/>
-        </w:r>
-        <w:r>
-          <w:rPr>
-            <w:noProof/>
-            <w:webHidden/>
-          </w:rPr>
-          <w:fldChar w:fldCharType="begin"/>
-        </w:r>
-        <w:r>
-          <w:rPr>
-            <w:noProof/>
-            <w:webHidden/>
-          </w:rPr>
-          <w:instrText xml:space="preserve"> PAGEREF _Toc225435555 \h </w:instrText>
-        </w:r>
-        <w:r>
-          <w:rPr>
-            <w:noProof/>
-            <w:webHidden/>
-          </w:rPr>
-        </w:r>
-        <w:r>
-          <w:rPr>
-            <w:noProof/>
-            <w:webHidden/>
-          </w:rPr>
-          <w:fldChar w:fldCharType="separate"/>
-        </w:r>
-        <w:r>
-          <w:rPr>
-            <w:noProof/>
-            <w:webHidden/>
-          </w:rPr>
-          <w:t>7</w:t>
-        </w:r>
-        <w:r>
-          <w:rPr>
-            <w:noProof/>
-            <w:webHidden/>
-          </w:rPr>
-          <w:fldChar w:fldCharType="end"/>
-        </w:r>
-      </w:hyperlink>
-    </w:p>
-    <w:p>
-      <w:pPr>
-        <w:pStyle w:val="brajegyzk"/>
-        <w:tabs>
-          <w:tab w:val="right" w:leader="dot" w:pos="9060"/>
-        </w:tabs>
-        <w:rPr>
-          <w:rFonts w:asciiTheme="minorHAnsi" w:eastAsiaTheme="minorEastAsia" w:hAnsiTheme="minorHAnsi"/>
-          <w:noProof/>
-          <w:szCs w:val="24"/>
-          <w:lang w:eastAsia="hu-HU"/>
-        </w:rPr>
-      </w:pPr>
-      <w:hyperlink w:anchor="_Toc225435556" w:history="1">
-        <w:r>
-          <w:rPr>
-            <w:rStyle w:val="Hiperhivatkozs"/>
-            <w:noProof/>
-          </w:rPr>
-          <w:t>3. ábra Felugró üzenet – React toastify</w:t>
-        </w:r>
-        <w:r>
-          <w:rPr>
-            <w:noProof/>
-            <w:webHidden/>
-          </w:rPr>
-          <w:tab/>
-        </w:r>
-        <w:r>
-          <w:rPr>
-            <w:noProof/>
-            <w:webHidden/>
-          </w:rPr>
-          <w:fldChar w:fldCharType="begin"/>
-        </w:r>
-        <w:r>
-          <w:rPr>
-            <w:noProof/>
-            <w:webHidden/>
-          </w:rPr>
-          <w:instrText xml:space="preserve"> PAGEREF _Toc225435556 \h </w:instrText>
-        </w:r>
-        <w:r>
-          <w:rPr>
-            <w:noProof/>
-            <w:webHidden/>
-          </w:rPr>
-        </w:r>
-        <w:r>
-          <w:rPr>
-            <w:noProof/>
-            <w:webHidden/>
-          </w:rPr>
-          <w:fldChar w:fldCharType="separate"/>
-        </w:r>
-        <w:r>
-          <w:rPr>
-            <w:noProof/>
-            <w:webHidden/>
-          </w:rPr>
-          <w:t>7</w:t>
-        </w:r>
-        <w:r>
-          <w:rPr>
-            <w:noProof/>
-            <w:webHidden/>
-          </w:rPr>
-          <w:fldChar w:fldCharType="end"/>
-        </w:r>
-      </w:hyperlink>
-    </w:p>
-    <w:p>
-      <w:pPr>
-        <w:pStyle w:val="brajegyzk"/>
-        <w:tabs>
-          <w:tab w:val="right" w:leader="dot" w:pos="9060"/>
-        </w:tabs>
-        <w:rPr>
-          <w:rFonts w:asciiTheme="minorHAnsi" w:eastAsiaTheme="minorEastAsia" w:hAnsiTheme="minorHAnsi"/>
-          <w:noProof/>
-          <w:szCs w:val="24"/>
-          <w:lang w:eastAsia="hu-HU"/>
-        </w:rPr>
-      </w:pPr>
-      <w:hyperlink w:anchor="_Toc225435557" w:history="1">
-        <w:r>
-          <w:rPr>
-            <w:rStyle w:val="Hiperhivatkozs"/>
-            <w:noProof/>
-          </w:rPr>
-          <w:t>4. ábra Regisztrációs oldal</w:t>
-        </w:r>
-        <w:r>
-          <w:rPr>
-            <w:noProof/>
-            <w:webHidden/>
-          </w:rPr>
-          <w:tab/>
-        </w:r>
-        <w:r>
-          <w:rPr>
-            <w:noProof/>
-            <w:webHidden/>
-          </w:rPr>
-          <w:fldChar w:fldCharType="begin"/>
-        </w:r>
-        <w:r>
-          <w:rPr>
-            <w:noProof/>
-            <w:webHidden/>
-          </w:rPr>
-          <w:instrText xml:space="preserve"> PAGEREF _Toc225435557 \h </w:instrText>
+          <w:instrText xml:space="preserve"> PAGEREF _Toc225886190 \h </w:instrText>
         </w:r>
         <w:r>
           <w:rPr>
@@ -12197,7 +12497,220 @@
           <w:lang w:eastAsia="hu-HU"/>
         </w:rPr>
       </w:pPr>
-      <w:hyperlink w:anchor="_Toc225435558" w:history="1">
+      <w:hyperlink w:anchor="_Toc225886191" w:history="1">
+        <w:r>
+          <w:rPr>
+            <w:rStyle w:val="Hiperhivatkozs"/>
+            <w:noProof/>
+          </w:rPr>
+          <w:t>2. ábra Bejelentkezési oldal</w:t>
+        </w:r>
+        <w:r>
+          <w:rPr>
+            <w:noProof/>
+            <w:webHidden/>
+          </w:rPr>
+          <w:tab/>
+        </w:r>
+        <w:r>
+          <w:rPr>
+            <w:noProof/>
+            <w:webHidden/>
+          </w:rPr>
+          <w:fldChar w:fldCharType="begin"/>
+        </w:r>
+        <w:r>
+          <w:rPr>
+            <w:noProof/>
+            <w:webHidden/>
+          </w:rPr>
+          <w:instrText xml:space="preserve"> PAGEREF _Toc225886191 \h </w:instrText>
+        </w:r>
+        <w:r>
+          <w:rPr>
+            <w:noProof/>
+            <w:webHidden/>
+          </w:rPr>
+        </w:r>
+        <w:r>
+          <w:rPr>
+            <w:noProof/>
+            <w:webHidden/>
+          </w:rPr>
+          <w:fldChar w:fldCharType="separate"/>
+        </w:r>
+        <w:r>
+          <w:rPr>
+            <w:noProof/>
+            <w:webHidden/>
+          </w:rPr>
+          <w:t>9</w:t>
+        </w:r>
+        <w:r>
+          <w:rPr>
+            <w:noProof/>
+            <w:webHidden/>
+          </w:rPr>
+          <w:fldChar w:fldCharType="end"/>
+        </w:r>
+      </w:hyperlink>
+    </w:p>
+    <w:p>
+      <w:pPr>
+        <w:pStyle w:val="brajegyzk"/>
+        <w:tabs>
+          <w:tab w:val="right" w:leader="dot" w:pos="9060"/>
+        </w:tabs>
+        <w:rPr>
+          <w:rFonts w:asciiTheme="minorHAnsi" w:eastAsiaTheme="minorEastAsia" w:hAnsiTheme="minorHAnsi"/>
+          <w:noProof/>
+          <w:szCs w:val="24"/>
+          <w:lang w:eastAsia="hu-HU"/>
+        </w:rPr>
+      </w:pPr>
+      <w:hyperlink w:anchor="_Toc225886192" w:history="1">
+        <w:r>
+          <w:rPr>
+            <w:rStyle w:val="Hiperhivatkozs"/>
+            <w:noProof/>
+          </w:rPr>
+          <w:t>3. ábra Felugró üzenet – React toastify</w:t>
+        </w:r>
+        <w:r>
+          <w:rPr>
+            <w:noProof/>
+            <w:webHidden/>
+          </w:rPr>
+          <w:tab/>
+        </w:r>
+        <w:r>
+          <w:rPr>
+            <w:noProof/>
+            <w:webHidden/>
+          </w:rPr>
+          <w:fldChar w:fldCharType="begin"/>
+        </w:r>
+        <w:r>
+          <w:rPr>
+            <w:noProof/>
+            <w:webHidden/>
+          </w:rPr>
+          <w:instrText xml:space="preserve"> PAGEREF _Toc225886192 \h </w:instrText>
+        </w:r>
+        <w:r>
+          <w:rPr>
+            <w:noProof/>
+            <w:webHidden/>
+          </w:rPr>
+        </w:r>
+        <w:r>
+          <w:rPr>
+            <w:noProof/>
+            <w:webHidden/>
+          </w:rPr>
+          <w:fldChar w:fldCharType="separate"/>
+        </w:r>
+        <w:r>
+          <w:rPr>
+            <w:noProof/>
+            <w:webHidden/>
+          </w:rPr>
+          <w:t>9</w:t>
+        </w:r>
+        <w:r>
+          <w:rPr>
+            <w:noProof/>
+            <w:webHidden/>
+          </w:rPr>
+          <w:fldChar w:fldCharType="end"/>
+        </w:r>
+      </w:hyperlink>
+    </w:p>
+    <w:p>
+      <w:pPr>
+        <w:pStyle w:val="brajegyzk"/>
+        <w:tabs>
+          <w:tab w:val="right" w:leader="dot" w:pos="9060"/>
+        </w:tabs>
+        <w:rPr>
+          <w:rFonts w:asciiTheme="minorHAnsi" w:eastAsiaTheme="minorEastAsia" w:hAnsiTheme="minorHAnsi"/>
+          <w:noProof/>
+          <w:szCs w:val="24"/>
+          <w:lang w:eastAsia="hu-HU"/>
+        </w:rPr>
+      </w:pPr>
+      <w:hyperlink w:anchor="_Toc225886193" w:history="1">
+        <w:r>
+          <w:rPr>
+            <w:rStyle w:val="Hiperhivatkozs"/>
+            <w:noProof/>
+          </w:rPr>
+          <w:t>4. ábra Regisztrációs oldal</w:t>
+        </w:r>
+        <w:r>
+          <w:rPr>
+            <w:noProof/>
+            <w:webHidden/>
+          </w:rPr>
+          <w:tab/>
+        </w:r>
+        <w:r>
+          <w:rPr>
+            <w:noProof/>
+            <w:webHidden/>
+          </w:rPr>
+          <w:fldChar w:fldCharType="begin"/>
+        </w:r>
+        <w:r>
+          <w:rPr>
+            <w:noProof/>
+            <w:webHidden/>
+          </w:rPr>
+          <w:instrText xml:space="preserve"> PAGEREF _Toc225886193 \h </w:instrText>
+        </w:r>
+        <w:r>
+          <w:rPr>
+            <w:noProof/>
+            <w:webHidden/>
+          </w:rPr>
+        </w:r>
+        <w:r>
+          <w:rPr>
+            <w:noProof/>
+            <w:webHidden/>
+          </w:rPr>
+          <w:fldChar w:fldCharType="separate"/>
+        </w:r>
+        <w:r>
+          <w:rPr>
+            <w:noProof/>
+            <w:webHidden/>
+          </w:rPr>
+          <w:t>10</w:t>
+        </w:r>
+        <w:r>
+          <w:rPr>
+            <w:noProof/>
+            <w:webHidden/>
+          </w:rPr>
+          <w:fldChar w:fldCharType="end"/>
+        </w:r>
+      </w:hyperlink>
+    </w:p>
+    <w:p>
+      <w:pPr>
+        <w:pStyle w:val="brajegyzk"/>
+        <w:tabs>
+          <w:tab w:val="right" w:leader="dot" w:pos="9060"/>
+        </w:tabs>
+        <w:rPr>
+          <w:rFonts w:asciiTheme="minorHAnsi" w:eastAsiaTheme="minorEastAsia" w:hAnsiTheme="minorHAnsi"/>
+          <w:noProof/>
+          <w:szCs w:val="24"/>
+          <w:lang w:eastAsia="hu-HU"/>
+        </w:rPr>
+      </w:pPr>
+      <w:hyperlink w:anchor="_Toc225886194" w:history="1">
         <w:r>
           <w:rPr>
             <w:rStyle w:val="Hiperhivatkozs"/>
@@ -12232,7 +12745,7 @@
             <w:noProof/>
             <w:webHidden/>
           </w:rPr>
-          <w:instrText xml:space="preserve"> PAGEREF _Toc225435558 \h </w:instrText>
+          <w:instrText xml:space="preserve"> PAGEREF _Toc225886194 \h </w:instrText>
         </w:r>
         <w:r>
           <w:rPr>
@@ -12252,7 +12765,7 @@
             <w:noProof/>
             <w:webHidden/>
           </w:rPr>
-          <w:t>20</w:t>
+          <w:t>22</w:t>
         </w:r>
         <w:r>
           <w:rPr>
@@ -12276,7 +12789,7 @@
           <w:lang w:eastAsia="hu-HU"/>
         </w:rPr>
       </w:pPr>
-      <w:hyperlink w:anchor="_Toc225435559" w:history="1">
+      <w:hyperlink w:anchor="_Toc225886195" w:history="1">
         <w:r>
           <w:rPr>
             <w:rStyle w:val="Hiperhivatkozs"/>
@@ -12303,7 +12816,7 @@
             <w:noProof/>
             <w:webHidden/>
           </w:rPr>
-          <w:instrText xml:space="preserve"> PAGEREF _Toc225435559 \h </w:instrText>
+          <w:instrText xml:space="preserve"> PAGEREF _Toc225886195 \h </w:instrText>
         </w:r>
         <w:r>
           <w:rPr>
@@ -12323,7 +12836,7 @@
             <w:noProof/>
             <w:webHidden/>
           </w:rPr>
-          <w:t>23</w:t>
+          <w:t>25</w:t>
         </w:r>
         <w:r>
           <w:rPr>
@@ -12347,7 +12860,7 @@
           <w:lang w:eastAsia="hu-HU"/>
         </w:rPr>
       </w:pPr>
-      <w:hyperlink w:anchor="_Toc225435560" w:history="1">
+      <w:hyperlink w:anchor="_Toc225886196" w:history="1">
         <w:r>
           <w:rPr>
             <w:rStyle w:val="Hiperhivatkozs"/>
@@ -12374,7 +12887,7 @@
             <w:noProof/>
             <w:webHidden/>
           </w:rPr>
-          <w:instrText xml:space="preserve"> PAGEREF _Toc225435560 \h </w:instrText>
+          <w:instrText xml:space="preserve"> PAGEREF _Toc225886196 \h </w:instrText>
         </w:r>
         <w:r>
           <w:rPr>
@@ -12394,7 +12907,7 @@
             <w:noProof/>
             <w:webHidden/>
           </w:rPr>
-          <w:t>23</w:t>
+          <w:t>25</w:t>
         </w:r>
         <w:r>
           <w:rPr>
@@ -12418,7 +12931,7 @@
           <w:lang w:eastAsia="hu-HU"/>
         </w:rPr>
       </w:pPr>
-      <w:hyperlink w:anchor="_Toc225435561" w:history="1">
+      <w:hyperlink w:anchor="_Toc225886197" w:history="1">
         <w:r>
           <w:rPr>
             <w:rStyle w:val="Hiperhivatkozs"/>
@@ -12453,7 +12966,7 @@
             <w:noProof/>
             <w:webHidden/>
           </w:rPr>
-          <w:instrText xml:space="preserve"> PAGEREF _Toc225435561 \h </w:instrText>
+          <w:instrText xml:space="preserve"> PAGEREF _Toc225886197 \h </w:instrText>
         </w:r>
         <w:r>
           <w:rPr>
@@ -12473,7 +12986,7 @@
             <w:noProof/>
             <w:webHidden/>
           </w:rPr>
-          <w:t>24</w:t>
+          <w:t>26</w:t>
         </w:r>
         <w:r>
           <w:rPr>
@@ -12497,7 +13010,7 @@
           <w:lang w:eastAsia="hu-HU"/>
         </w:rPr>
       </w:pPr>
-      <w:hyperlink w:anchor="_Toc225435562" w:history="1">
+      <w:hyperlink w:anchor="_Toc225886198" w:history="1">
         <w:r>
           <w:rPr>
             <w:rStyle w:val="Hiperhivatkozs"/>
@@ -12532,7 +13045,7 @@
             <w:noProof/>
             <w:webHidden/>
           </w:rPr>
-          <w:instrText xml:space="preserve"> PAGEREF _Toc225435562 \h </w:instrText>
+          <w:instrText xml:space="preserve"> PAGEREF _Toc225886198 \h </w:instrText>
         </w:r>
         <w:r>
           <w:rPr>
@@ -12552,7 +13065,7 @@
             <w:noProof/>
             <w:webHidden/>
           </w:rPr>
-          <w:t>25</w:t>
+          <w:t>27</w:t>
         </w:r>
         <w:r>
           <w:rPr>
@@ -12576,7 +13089,7 @@
           <w:lang w:eastAsia="hu-HU"/>
         </w:rPr>
       </w:pPr>
-      <w:hyperlink w:anchor="_Toc225435563" w:history="1">
+      <w:hyperlink w:anchor="_Toc225886199" w:history="1">
         <w:r>
           <w:rPr>
             <w:rStyle w:val="Hiperhivatkozs"/>
@@ -12611,220 +13124,7 @@
             <w:noProof/>
             <w:webHidden/>
           </w:rPr>
-          <w:instrText xml:space="preserve"> PAGEREF _Toc225435563 \h </w:instrText>
-        </w:r>
-        <w:r>
-          <w:rPr>
-            <w:noProof/>
-            <w:webHidden/>
-          </w:rPr>
-        </w:r>
-        <w:r>
-          <w:rPr>
-            <w:noProof/>
-            <w:webHidden/>
-          </w:rPr>
-          <w:fldChar w:fldCharType="separate"/>
-        </w:r>
-        <w:r>
-          <w:rPr>
-            <w:noProof/>
-            <w:webHidden/>
-          </w:rPr>
-          <w:t>26</w:t>
-        </w:r>
-        <w:r>
-          <w:rPr>
-            <w:noProof/>
-            <w:webHidden/>
-          </w:rPr>
-          <w:fldChar w:fldCharType="end"/>
-        </w:r>
-      </w:hyperlink>
-    </w:p>
-    <w:p>
-      <w:pPr>
-        <w:pStyle w:val="brajegyzk"/>
-        <w:tabs>
-          <w:tab w:val="right" w:leader="dot" w:pos="9060"/>
-        </w:tabs>
-        <w:rPr>
-          <w:rFonts w:asciiTheme="minorHAnsi" w:eastAsiaTheme="minorEastAsia" w:hAnsiTheme="minorHAnsi"/>
-          <w:noProof/>
-          <w:szCs w:val="24"/>
-          <w:lang w:eastAsia="hu-HU"/>
-        </w:rPr>
-      </w:pPr>
-      <w:hyperlink w:anchor="_Toc225435564" w:history="1">
-        <w:r>
-          <w:rPr>
-            <w:rStyle w:val="Hiperhivatkozs"/>
-            <w:noProof/>
-          </w:rPr>
-          <w:t>11. ábra Normál teszteset – Postman</w:t>
-        </w:r>
-        <w:r>
-          <w:rPr>
-            <w:noProof/>
-            <w:webHidden/>
-          </w:rPr>
-          <w:tab/>
-        </w:r>
-        <w:r>
-          <w:rPr>
-            <w:noProof/>
-            <w:webHidden/>
-          </w:rPr>
-          <w:fldChar w:fldCharType="begin"/>
-        </w:r>
-        <w:r>
-          <w:rPr>
-            <w:noProof/>
-            <w:webHidden/>
-          </w:rPr>
-          <w:instrText xml:space="preserve"> PAGEREF _Toc225435564 \h </w:instrText>
-        </w:r>
-        <w:r>
-          <w:rPr>
-            <w:noProof/>
-            <w:webHidden/>
-          </w:rPr>
-        </w:r>
-        <w:r>
-          <w:rPr>
-            <w:noProof/>
-            <w:webHidden/>
-          </w:rPr>
-          <w:fldChar w:fldCharType="separate"/>
-        </w:r>
-        <w:r>
-          <w:rPr>
-            <w:noProof/>
-            <w:webHidden/>
-          </w:rPr>
-          <w:t>27</w:t>
-        </w:r>
-        <w:r>
-          <w:rPr>
-            <w:noProof/>
-            <w:webHidden/>
-          </w:rPr>
-          <w:fldChar w:fldCharType="end"/>
-        </w:r>
-      </w:hyperlink>
-    </w:p>
-    <w:p>
-      <w:pPr>
-        <w:pStyle w:val="brajegyzk"/>
-        <w:tabs>
-          <w:tab w:val="right" w:leader="dot" w:pos="9060"/>
-        </w:tabs>
-        <w:rPr>
-          <w:rFonts w:asciiTheme="minorHAnsi" w:eastAsiaTheme="minorEastAsia" w:hAnsiTheme="minorHAnsi"/>
-          <w:noProof/>
-          <w:szCs w:val="24"/>
-          <w:lang w:eastAsia="hu-HU"/>
-        </w:rPr>
-      </w:pPr>
-      <w:hyperlink w:anchor="_Toc225435565" w:history="1">
-        <w:r>
-          <w:rPr>
-            <w:rStyle w:val="Hiperhivatkozs"/>
-            <w:noProof/>
-          </w:rPr>
-          <w:t>12. ábra Teszteset: Token hiánya - Postman</w:t>
-        </w:r>
-        <w:r>
-          <w:rPr>
-            <w:noProof/>
-            <w:webHidden/>
-          </w:rPr>
-          <w:tab/>
-        </w:r>
-        <w:r>
-          <w:rPr>
-            <w:noProof/>
-            <w:webHidden/>
-          </w:rPr>
-          <w:fldChar w:fldCharType="begin"/>
-        </w:r>
-        <w:r>
-          <w:rPr>
-            <w:noProof/>
-            <w:webHidden/>
-          </w:rPr>
-          <w:instrText xml:space="preserve"> PAGEREF _Toc225435565 \h </w:instrText>
-        </w:r>
-        <w:r>
-          <w:rPr>
-            <w:noProof/>
-            <w:webHidden/>
-          </w:rPr>
-        </w:r>
-        <w:r>
-          <w:rPr>
-            <w:noProof/>
-            <w:webHidden/>
-          </w:rPr>
-          <w:fldChar w:fldCharType="separate"/>
-        </w:r>
-        <w:r>
-          <w:rPr>
-            <w:noProof/>
-            <w:webHidden/>
-          </w:rPr>
-          <w:t>27</w:t>
-        </w:r>
-        <w:r>
-          <w:rPr>
-            <w:noProof/>
-            <w:webHidden/>
-          </w:rPr>
-          <w:fldChar w:fldCharType="end"/>
-        </w:r>
-      </w:hyperlink>
-    </w:p>
-    <w:p>
-      <w:pPr>
-        <w:pStyle w:val="brajegyzk"/>
-        <w:tabs>
-          <w:tab w:val="right" w:leader="dot" w:pos="9060"/>
-        </w:tabs>
-        <w:rPr>
-          <w:rFonts w:asciiTheme="minorHAnsi" w:eastAsiaTheme="minorEastAsia" w:hAnsiTheme="minorHAnsi"/>
-          <w:noProof/>
-          <w:szCs w:val="24"/>
-          <w:lang w:eastAsia="hu-HU"/>
-        </w:rPr>
-      </w:pPr>
-      <w:hyperlink w:anchor="_Toc225435566" w:history="1">
-        <w:r>
-          <w:rPr>
-            <w:rStyle w:val="Hiperhivatkozs"/>
-            <w:noProof/>
-          </w:rPr>
-          <w:t>13. ábra Hibás frissítési token – Postman</w:t>
-        </w:r>
-        <w:r>
-          <w:rPr>
-            <w:noProof/>
-            <w:webHidden/>
-          </w:rPr>
-          <w:tab/>
-        </w:r>
-        <w:r>
-          <w:rPr>
-            <w:noProof/>
-            <w:webHidden/>
-          </w:rPr>
-          <w:fldChar w:fldCharType="begin"/>
-        </w:r>
-        <w:r>
-          <w:rPr>
-            <w:noProof/>
-            <w:webHidden/>
-          </w:rPr>
-          <w:instrText xml:space="preserve"> PAGEREF _Toc225435566 \h </w:instrText>
+          <w:instrText xml:space="preserve"> PAGEREF _Toc225886199 \h </w:instrText>
         </w:r>
         <w:r>
           <w:rPr>
@@ -12868,7 +13168,220 @@
           <w:lang w:eastAsia="hu-HU"/>
         </w:rPr>
       </w:pPr>
-      <w:hyperlink w:anchor="_Toc225435567" w:history="1">
+      <w:hyperlink w:anchor="_Toc225886200" w:history="1">
+        <w:r>
+          <w:rPr>
+            <w:rStyle w:val="Hiperhivatkozs"/>
+            <w:noProof/>
+          </w:rPr>
+          <w:t>11. ábra Normál teszteset – Postman</w:t>
+        </w:r>
+        <w:r>
+          <w:rPr>
+            <w:noProof/>
+            <w:webHidden/>
+          </w:rPr>
+          <w:tab/>
+        </w:r>
+        <w:r>
+          <w:rPr>
+            <w:noProof/>
+            <w:webHidden/>
+          </w:rPr>
+          <w:fldChar w:fldCharType="begin"/>
+        </w:r>
+        <w:r>
+          <w:rPr>
+            <w:noProof/>
+            <w:webHidden/>
+          </w:rPr>
+          <w:instrText xml:space="preserve"> PAGEREF _Toc225886200 \h </w:instrText>
+        </w:r>
+        <w:r>
+          <w:rPr>
+            <w:noProof/>
+            <w:webHidden/>
+          </w:rPr>
+        </w:r>
+        <w:r>
+          <w:rPr>
+            <w:noProof/>
+            <w:webHidden/>
+          </w:rPr>
+          <w:fldChar w:fldCharType="separate"/>
+        </w:r>
+        <w:r>
+          <w:rPr>
+            <w:noProof/>
+            <w:webHidden/>
+          </w:rPr>
+          <w:t>29</w:t>
+        </w:r>
+        <w:r>
+          <w:rPr>
+            <w:noProof/>
+            <w:webHidden/>
+          </w:rPr>
+          <w:fldChar w:fldCharType="end"/>
+        </w:r>
+      </w:hyperlink>
+    </w:p>
+    <w:p>
+      <w:pPr>
+        <w:pStyle w:val="brajegyzk"/>
+        <w:tabs>
+          <w:tab w:val="right" w:leader="dot" w:pos="9060"/>
+        </w:tabs>
+        <w:rPr>
+          <w:rFonts w:asciiTheme="minorHAnsi" w:eastAsiaTheme="minorEastAsia" w:hAnsiTheme="minorHAnsi"/>
+          <w:noProof/>
+          <w:szCs w:val="24"/>
+          <w:lang w:eastAsia="hu-HU"/>
+        </w:rPr>
+      </w:pPr>
+      <w:hyperlink w:anchor="_Toc225886201" w:history="1">
+        <w:r>
+          <w:rPr>
+            <w:rStyle w:val="Hiperhivatkozs"/>
+            <w:noProof/>
+          </w:rPr>
+          <w:t>12. ábra Teszteset: Token hiánya - Postman</w:t>
+        </w:r>
+        <w:r>
+          <w:rPr>
+            <w:noProof/>
+            <w:webHidden/>
+          </w:rPr>
+          <w:tab/>
+        </w:r>
+        <w:r>
+          <w:rPr>
+            <w:noProof/>
+            <w:webHidden/>
+          </w:rPr>
+          <w:fldChar w:fldCharType="begin"/>
+        </w:r>
+        <w:r>
+          <w:rPr>
+            <w:noProof/>
+            <w:webHidden/>
+          </w:rPr>
+          <w:instrText xml:space="preserve"> PAGEREF _Toc225886201 \h </w:instrText>
+        </w:r>
+        <w:r>
+          <w:rPr>
+            <w:noProof/>
+            <w:webHidden/>
+          </w:rPr>
+        </w:r>
+        <w:r>
+          <w:rPr>
+            <w:noProof/>
+            <w:webHidden/>
+          </w:rPr>
+          <w:fldChar w:fldCharType="separate"/>
+        </w:r>
+        <w:r>
+          <w:rPr>
+            <w:noProof/>
+            <w:webHidden/>
+          </w:rPr>
+          <w:t>29</w:t>
+        </w:r>
+        <w:r>
+          <w:rPr>
+            <w:noProof/>
+            <w:webHidden/>
+          </w:rPr>
+          <w:fldChar w:fldCharType="end"/>
+        </w:r>
+      </w:hyperlink>
+    </w:p>
+    <w:p>
+      <w:pPr>
+        <w:pStyle w:val="brajegyzk"/>
+        <w:tabs>
+          <w:tab w:val="right" w:leader="dot" w:pos="9060"/>
+        </w:tabs>
+        <w:rPr>
+          <w:rFonts w:asciiTheme="minorHAnsi" w:eastAsiaTheme="minorEastAsia" w:hAnsiTheme="minorHAnsi"/>
+          <w:noProof/>
+          <w:szCs w:val="24"/>
+          <w:lang w:eastAsia="hu-HU"/>
+        </w:rPr>
+      </w:pPr>
+      <w:hyperlink w:anchor="_Toc225886202" w:history="1">
+        <w:r>
+          <w:rPr>
+            <w:rStyle w:val="Hiperhivatkozs"/>
+            <w:noProof/>
+          </w:rPr>
+          <w:t>13. ábra Hibás frissítési token – Postman</w:t>
+        </w:r>
+        <w:r>
+          <w:rPr>
+            <w:noProof/>
+            <w:webHidden/>
+          </w:rPr>
+          <w:tab/>
+        </w:r>
+        <w:r>
+          <w:rPr>
+            <w:noProof/>
+            <w:webHidden/>
+          </w:rPr>
+          <w:fldChar w:fldCharType="begin"/>
+        </w:r>
+        <w:r>
+          <w:rPr>
+            <w:noProof/>
+            <w:webHidden/>
+          </w:rPr>
+          <w:instrText xml:space="preserve"> PAGEREF _Toc225886202 \h </w:instrText>
+        </w:r>
+        <w:r>
+          <w:rPr>
+            <w:noProof/>
+            <w:webHidden/>
+          </w:rPr>
+        </w:r>
+        <w:r>
+          <w:rPr>
+            <w:noProof/>
+            <w:webHidden/>
+          </w:rPr>
+          <w:fldChar w:fldCharType="separate"/>
+        </w:r>
+        <w:r>
+          <w:rPr>
+            <w:noProof/>
+            <w:webHidden/>
+          </w:rPr>
+          <w:t>30</w:t>
+        </w:r>
+        <w:r>
+          <w:rPr>
+            <w:noProof/>
+            <w:webHidden/>
+          </w:rPr>
+          <w:fldChar w:fldCharType="end"/>
+        </w:r>
+      </w:hyperlink>
+    </w:p>
+    <w:p>
+      <w:pPr>
+        <w:pStyle w:val="brajegyzk"/>
+        <w:tabs>
+          <w:tab w:val="right" w:leader="dot" w:pos="9060"/>
+        </w:tabs>
+        <w:rPr>
+          <w:rFonts w:asciiTheme="minorHAnsi" w:eastAsiaTheme="minorEastAsia" w:hAnsiTheme="minorHAnsi"/>
+          <w:noProof/>
+          <w:szCs w:val="24"/>
+          <w:lang w:eastAsia="hu-HU"/>
+        </w:rPr>
+      </w:pPr>
+      <w:hyperlink w:anchor="_Toc225886203" w:history="1">
         <w:r>
           <w:rPr>
             <w:rStyle w:val="Hiperhivatkozs"/>
@@ -12895,7 +13408,7 @@
             <w:noProof/>
             <w:webHidden/>
           </w:rPr>
-          <w:instrText xml:space="preserve"> PAGEREF _Toc225435567 \h </w:instrText>
+          <w:instrText xml:space="preserve"> PAGEREF _Toc225886203 \h </w:instrText>
         </w:r>
         <w:r>
           <w:rPr>
@@ -12915,7 +13428,7 @@
             <w:noProof/>
             <w:webHidden/>
           </w:rPr>
-          <w:t>28</w:t>
+          <w:t>30</w:t>
         </w:r>
         <w:r>
           <w:rPr>
@@ -12939,7 +13452,7 @@
           <w:lang w:eastAsia="hu-HU"/>
         </w:rPr>
       </w:pPr>
-      <w:hyperlink w:anchor="_Toc225435568" w:history="1">
+      <w:hyperlink w:anchor="_Toc225886204" w:history="1">
         <w:r>
           <w:rPr>
             <w:rStyle w:val="Hiperhivatkozs"/>
@@ -12974,7 +13487,7 @@
             <w:noProof/>
             <w:webHidden/>
           </w:rPr>
-          <w:instrText xml:space="preserve"> PAGEREF _Toc225435568 \h </w:instrText>
+          <w:instrText xml:space="preserve"> PAGEREF _Toc225886204 \h </w:instrText>
         </w:r>
         <w:r>
           <w:rPr>
@@ -12994,7 +13507,7 @@
             <w:noProof/>
             <w:webHidden/>
           </w:rPr>
-          <w:t>29</w:t>
+          <w:t>31</w:t>
         </w:r>
         <w:r>
           <w:rPr>
@@ -13018,7 +13531,7 @@
           <w:lang w:eastAsia="hu-HU"/>
         </w:rPr>
       </w:pPr>
-      <w:hyperlink w:anchor="_Toc225435569" w:history="1">
+      <w:hyperlink w:anchor="_Toc225886205" w:history="1">
         <w:r>
           <w:rPr>
             <w:rStyle w:val="Hiperhivatkozs"/>
@@ -13053,7 +13566,7 @@
             <w:noProof/>
             <w:webHidden/>
           </w:rPr>
-          <w:instrText xml:space="preserve"> PAGEREF _Toc225435569 \h </w:instrText>
+          <w:instrText xml:space="preserve"> PAGEREF _Toc225886205 \h </w:instrText>
         </w:r>
         <w:r>
           <w:rPr>
@@ -13073,7 +13586,7 @@
             <w:noProof/>
             <w:webHidden/>
           </w:rPr>
-          <w:t>29</w:t>
+          <w:t>31</w:t>
         </w:r>
         <w:r>
           <w:rPr>
@@ -13097,7 +13610,7 @@
           <w:lang w:eastAsia="hu-HU"/>
         </w:rPr>
       </w:pPr>
-      <w:hyperlink w:anchor="_Toc225435570" w:history="1">
+      <w:hyperlink w:anchor="_Toc225886206" w:history="1">
         <w:r>
           <w:rPr>
             <w:rStyle w:val="Hiperhivatkozs"/>
@@ -13124,7 +13637,7 @@
             <w:noProof/>
             <w:webHidden/>
           </w:rPr>
-          <w:instrText xml:space="preserve"> PAGEREF _Toc225435570 \h </w:instrText>
+          <w:instrText xml:space="preserve"> PAGEREF _Toc225886206 \h </w:instrText>
         </w:r>
         <w:r>
           <w:rPr>
@@ -13144,7 +13657,7 @@
             <w:noProof/>
             <w:webHidden/>
           </w:rPr>
-          <w:t>29</w:t>
+          <w:t>31</w:t>
         </w:r>
         <w:r>
           <w:rPr>

--- a/docs/Katona Zalán - Záródolgozat.docx
+++ b/docs/Katona Zalán - Záródolgozat.docx
@@ -4381,6 +4381,7 @@
     <w:p>
       <w:pPr>
         <w:keepNext/>
+        <w:jc w:val="center"/>
       </w:pPr>
       <w:r>
         <w:rPr>
@@ -4551,6 +4552,7 @@
     <w:p>
       <w:pPr>
         <w:keepNext/>
+        <w:jc w:val="center"/>
       </w:pPr>
       <w:r>
         <w:rPr>
@@ -4619,6 +4621,7 @@
     <w:p>
       <w:pPr>
         <w:keepNext/>
+        <w:jc w:val="center"/>
       </w:pPr>
       <w:r>
         <w:rPr>

--- a/docs/Katona Zalán - Záródolgozat.docx
+++ b/docs/Katona Zalán - Záródolgozat.docx
@@ -331,7 +331,7 @@
             </w:rPr>
             <w:fldChar w:fldCharType="separate"/>
           </w:r>
-          <w:hyperlink w:anchor="_Toc225886155" w:history="1">
+          <w:hyperlink w:anchor="_Toc226056107" w:history="1">
             <w:r>
               <w:rPr>
                 <w:rStyle w:val="Hiperhivatkozs"/>
@@ -359,7 +359,7 @@
                 <w:noProof/>
                 <w:webHidden/>
               </w:rPr>
-              <w:instrText xml:space="preserve"> PAGEREF _Toc225886155 \h </w:instrText>
+              <w:instrText xml:space="preserve"> PAGEREF _Toc226056107 \h </w:instrText>
             </w:r>
             <w:r>
               <w:rPr>
@@ -400,7 +400,7 @@
               <w:lang w:eastAsia="hu-HU"/>
             </w:rPr>
           </w:pPr>
-          <w:hyperlink w:anchor="_Toc225886156" w:history="1">
+          <w:hyperlink w:anchor="_Toc226056108" w:history="1">
             <w:r>
               <w:rPr>
                 <w:rStyle w:val="Hiperhivatkozs"/>
@@ -427,7 +427,7 @@
                 <w:noProof/>
                 <w:webHidden/>
               </w:rPr>
-              <w:instrText xml:space="preserve"> PAGEREF _Toc225886156 \h </w:instrText>
+              <w:instrText xml:space="preserve"> PAGEREF _Toc226056108 \h </w:instrText>
             </w:r>
             <w:r>
               <w:rPr>
@@ -471,7 +471,7 @@
               <w:lang w:eastAsia="hu-HU"/>
             </w:rPr>
           </w:pPr>
-          <w:hyperlink w:anchor="_Toc225886157" w:history="1">
+          <w:hyperlink w:anchor="_Toc226056109" w:history="1">
             <w:r>
               <w:rPr>
                 <w:rStyle w:val="Hiperhivatkozs"/>
@@ -498,7 +498,7 @@
                 <w:noProof/>
                 <w:webHidden/>
               </w:rPr>
-              <w:instrText xml:space="preserve"> PAGEREF _Toc225886157 \h </w:instrText>
+              <w:instrText xml:space="preserve"> PAGEREF _Toc226056109 \h </w:instrText>
             </w:r>
             <w:r>
               <w:rPr>
@@ -542,7 +542,7 @@
               <w:lang w:eastAsia="hu-HU"/>
             </w:rPr>
           </w:pPr>
-          <w:hyperlink w:anchor="_Toc225886158" w:history="1">
+          <w:hyperlink w:anchor="_Toc226056110" w:history="1">
             <w:r>
               <w:rPr>
                 <w:rStyle w:val="Hiperhivatkozs"/>
@@ -569,7 +569,7 @@
                 <w:noProof/>
                 <w:webHidden/>
               </w:rPr>
-              <w:instrText xml:space="preserve"> PAGEREF _Toc225886158 \h </w:instrText>
+              <w:instrText xml:space="preserve"> PAGEREF _Toc226056110 \h </w:instrText>
             </w:r>
             <w:r>
               <w:rPr>
@@ -613,7 +613,7 @@
               <w:lang w:eastAsia="hu-HU"/>
             </w:rPr>
           </w:pPr>
-          <w:hyperlink w:anchor="_Toc225886159" w:history="1">
+          <w:hyperlink w:anchor="_Toc226056111" w:history="1">
             <w:r>
               <w:rPr>
                 <w:rStyle w:val="Hiperhivatkozs"/>
@@ -640,7 +640,7 @@
                 <w:noProof/>
                 <w:webHidden/>
               </w:rPr>
-              <w:instrText xml:space="preserve"> PAGEREF _Toc225886159 \h </w:instrText>
+              <w:instrText xml:space="preserve"> PAGEREF _Toc226056111 \h </w:instrText>
             </w:r>
             <w:r>
               <w:rPr>
@@ -684,13 +684,13 @@
               <w:lang w:eastAsia="hu-HU"/>
             </w:rPr>
           </w:pPr>
-          <w:hyperlink w:anchor="_Toc225886160" w:history="1">
+          <w:hyperlink w:anchor="_Toc226056112" w:history="1">
             <w:r>
               <w:rPr>
                 <w:rStyle w:val="Hiperhivatkozs"/>
                 <w:noProof/>
               </w:rPr>
-              <w:t>1.2.2 Szoftverkövetelmények</w:t>
+              <w:t>1.2.2. Szoftverkövetelmények</w:t>
             </w:r>
             <w:r>
               <w:rPr>
@@ -711,7 +711,7 @@
                 <w:noProof/>
                 <w:webHidden/>
               </w:rPr>
-              <w:instrText xml:space="preserve"> PAGEREF _Toc225886160 \h </w:instrText>
+              <w:instrText xml:space="preserve"> PAGEREF _Toc226056112 \h </w:instrText>
             </w:r>
             <w:r>
               <w:rPr>
@@ -755,7 +755,7 @@
               <w:lang w:eastAsia="hu-HU"/>
             </w:rPr>
           </w:pPr>
-          <w:hyperlink w:anchor="_Toc225886161" w:history="1">
+          <w:hyperlink w:anchor="_Toc226056113" w:history="1">
             <w:r>
               <w:rPr>
                 <w:rStyle w:val="Hiperhivatkozs"/>
@@ -782,7 +782,7 @@
                 <w:noProof/>
                 <w:webHidden/>
               </w:rPr>
-              <w:instrText xml:space="preserve"> PAGEREF _Toc225886161 \h </w:instrText>
+              <w:instrText xml:space="preserve"> PAGEREF _Toc226056113 \h </w:instrText>
             </w:r>
             <w:r>
               <w:rPr>
@@ -826,7 +826,7 @@
               <w:lang w:eastAsia="hu-HU"/>
             </w:rPr>
           </w:pPr>
-          <w:hyperlink w:anchor="_Toc225886162" w:history="1">
+          <w:hyperlink w:anchor="_Toc226056114" w:history="1">
             <w:r>
               <w:rPr>
                 <w:rStyle w:val="Hiperhivatkozs"/>
@@ -853,7 +853,7 @@
                 <w:noProof/>
                 <w:webHidden/>
               </w:rPr>
-              <w:instrText xml:space="preserve"> PAGEREF _Toc225886162 \h </w:instrText>
+              <w:instrText xml:space="preserve"> PAGEREF _Toc226056114 \h </w:instrText>
             </w:r>
             <w:r>
               <w:rPr>
@@ -897,13 +897,13 @@
               <w:lang w:eastAsia="hu-HU"/>
             </w:rPr>
           </w:pPr>
-          <w:hyperlink w:anchor="_Toc225886163" w:history="1">
+          <w:hyperlink w:anchor="_Toc226056115" w:history="1">
             <w:r>
               <w:rPr>
                 <w:rStyle w:val="Hiperhivatkozs"/>
                 <w:noProof/>
               </w:rPr>
-              <w:t>1.2.1 Bejelentkezési és regisztrációs oldal</w:t>
+              <w:t>1.2.1. Bejelentkezési és regisztrációs oldal</w:t>
             </w:r>
             <w:r>
               <w:rPr>
@@ -924,7 +924,7 @@
                 <w:noProof/>
                 <w:webHidden/>
               </w:rPr>
-              <w:instrText xml:space="preserve"> PAGEREF _Toc225886163 \h </w:instrText>
+              <w:instrText xml:space="preserve"> PAGEREF _Toc226056115 \h </w:instrText>
             </w:r>
             <w:r>
               <w:rPr>
@@ -945,6 +945,361 @@
                 <w:webHidden/>
               </w:rPr>
               <w:t>9</w:t>
+            </w:r>
+            <w:r>
+              <w:rPr>
+                <w:noProof/>
+                <w:webHidden/>
+              </w:rPr>
+              <w:fldChar w:fldCharType="end"/>
+            </w:r>
+          </w:hyperlink>
+        </w:p>
+        <w:p>
+          <w:pPr>
+            <w:pStyle w:val="TJ3"/>
+            <w:tabs>
+              <w:tab w:val="right" w:leader="dot" w:pos="9060"/>
+            </w:tabs>
+            <w:rPr>
+              <w:rFonts w:asciiTheme="minorHAnsi" w:eastAsiaTheme="minorEastAsia" w:hAnsiTheme="minorHAnsi"/>
+              <w:noProof/>
+              <w:szCs w:val="24"/>
+              <w:lang w:eastAsia="hu-HU"/>
+            </w:rPr>
+          </w:pPr>
+          <w:hyperlink w:anchor="_Toc226056116" w:history="1">
+            <w:r>
+              <w:rPr>
+                <w:rStyle w:val="Hiperhivatkozs"/>
+                <w:noProof/>
+              </w:rPr>
+              <w:t>1.2.2. Navigációs sáv</w:t>
+            </w:r>
+            <w:r>
+              <w:rPr>
+                <w:noProof/>
+                <w:webHidden/>
+              </w:rPr>
+              <w:tab/>
+            </w:r>
+            <w:r>
+              <w:rPr>
+                <w:noProof/>
+                <w:webHidden/>
+              </w:rPr>
+              <w:fldChar w:fldCharType="begin"/>
+            </w:r>
+            <w:r>
+              <w:rPr>
+                <w:noProof/>
+                <w:webHidden/>
+              </w:rPr>
+              <w:instrText xml:space="preserve"> PAGEREF _Toc226056116 \h </w:instrText>
+            </w:r>
+            <w:r>
+              <w:rPr>
+                <w:noProof/>
+                <w:webHidden/>
+              </w:rPr>
+            </w:r>
+            <w:r>
+              <w:rPr>
+                <w:noProof/>
+                <w:webHidden/>
+              </w:rPr>
+              <w:fldChar w:fldCharType="separate"/>
+            </w:r>
+            <w:r>
+              <w:rPr>
+                <w:noProof/>
+                <w:webHidden/>
+              </w:rPr>
+              <w:t>13</w:t>
+            </w:r>
+            <w:r>
+              <w:rPr>
+                <w:noProof/>
+                <w:webHidden/>
+              </w:rPr>
+              <w:fldChar w:fldCharType="end"/>
+            </w:r>
+          </w:hyperlink>
+        </w:p>
+        <w:p>
+          <w:pPr>
+            <w:pStyle w:val="TJ3"/>
+            <w:tabs>
+              <w:tab w:val="right" w:leader="dot" w:pos="9060"/>
+            </w:tabs>
+            <w:rPr>
+              <w:rFonts w:asciiTheme="minorHAnsi" w:eastAsiaTheme="minorEastAsia" w:hAnsiTheme="minorHAnsi"/>
+              <w:noProof/>
+              <w:szCs w:val="24"/>
+              <w:lang w:eastAsia="hu-HU"/>
+            </w:rPr>
+          </w:pPr>
+          <w:hyperlink w:anchor="_Toc226056117" w:history="1">
+            <w:r>
+              <w:rPr>
+                <w:rStyle w:val="Hiperhivatkozs"/>
+                <w:noProof/>
+              </w:rPr>
+              <w:t>1.2.3. Profil oldal és jelszó visszaállítása</w:t>
+            </w:r>
+            <w:r>
+              <w:rPr>
+                <w:noProof/>
+                <w:webHidden/>
+              </w:rPr>
+              <w:tab/>
+            </w:r>
+            <w:r>
+              <w:rPr>
+                <w:noProof/>
+                <w:webHidden/>
+              </w:rPr>
+              <w:fldChar w:fldCharType="begin"/>
+            </w:r>
+            <w:r>
+              <w:rPr>
+                <w:noProof/>
+                <w:webHidden/>
+              </w:rPr>
+              <w:instrText xml:space="preserve"> PAGEREF _Toc226056117 \h </w:instrText>
+            </w:r>
+            <w:r>
+              <w:rPr>
+                <w:noProof/>
+                <w:webHidden/>
+              </w:rPr>
+            </w:r>
+            <w:r>
+              <w:rPr>
+                <w:noProof/>
+                <w:webHidden/>
+              </w:rPr>
+              <w:fldChar w:fldCharType="separate"/>
+            </w:r>
+            <w:r>
+              <w:rPr>
+                <w:noProof/>
+                <w:webHidden/>
+              </w:rPr>
+              <w:t>14</w:t>
+            </w:r>
+            <w:r>
+              <w:rPr>
+                <w:noProof/>
+                <w:webHidden/>
+              </w:rPr>
+              <w:fldChar w:fldCharType="end"/>
+            </w:r>
+          </w:hyperlink>
+        </w:p>
+        <w:p>
+          <w:pPr>
+            <w:pStyle w:val="TJ3"/>
+            <w:tabs>
+              <w:tab w:val="right" w:leader="dot" w:pos="9060"/>
+            </w:tabs>
+            <w:rPr>
+              <w:rFonts w:asciiTheme="minorHAnsi" w:eastAsiaTheme="minorEastAsia" w:hAnsiTheme="minorHAnsi"/>
+              <w:noProof/>
+              <w:szCs w:val="24"/>
+              <w:lang w:eastAsia="hu-HU"/>
+            </w:rPr>
+          </w:pPr>
+          <w:hyperlink w:anchor="_Toc226056118" w:history="1">
+            <w:r>
+              <w:rPr>
+                <w:rStyle w:val="Hiperhivatkozs"/>
+                <w:noProof/>
+              </w:rPr>
+              <w:t>1.2.4. Hanglejátszó oldal</w:t>
+            </w:r>
+            <w:r>
+              <w:rPr>
+                <w:noProof/>
+                <w:webHidden/>
+              </w:rPr>
+              <w:tab/>
+            </w:r>
+            <w:r>
+              <w:rPr>
+                <w:noProof/>
+                <w:webHidden/>
+              </w:rPr>
+              <w:fldChar w:fldCharType="begin"/>
+            </w:r>
+            <w:r>
+              <w:rPr>
+                <w:noProof/>
+                <w:webHidden/>
+              </w:rPr>
+              <w:instrText xml:space="preserve"> PAGEREF _Toc226056118 \h </w:instrText>
+            </w:r>
+            <w:r>
+              <w:rPr>
+                <w:noProof/>
+                <w:webHidden/>
+              </w:rPr>
+            </w:r>
+            <w:r>
+              <w:rPr>
+                <w:noProof/>
+                <w:webHidden/>
+              </w:rPr>
+              <w:fldChar w:fldCharType="separate"/>
+            </w:r>
+            <w:r>
+              <w:rPr>
+                <w:noProof/>
+                <w:webHidden/>
+              </w:rPr>
+              <w:t>15</w:t>
+            </w:r>
+            <w:r>
+              <w:rPr>
+                <w:noProof/>
+                <w:webHidden/>
+              </w:rPr>
+              <w:fldChar w:fldCharType="end"/>
+            </w:r>
+          </w:hyperlink>
+        </w:p>
+        <w:p>
+          <w:pPr>
+            <w:pStyle w:val="TJ3"/>
+            <w:tabs>
+              <w:tab w:val="right" w:leader="dot" w:pos="9060"/>
+            </w:tabs>
+            <w:rPr>
+              <w:rFonts w:asciiTheme="minorHAnsi" w:eastAsiaTheme="minorEastAsia" w:hAnsiTheme="minorHAnsi"/>
+              <w:noProof/>
+              <w:szCs w:val="24"/>
+              <w:lang w:eastAsia="hu-HU"/>
+            </w:rPr>
+          </w:pPr>
+          <w:hyperlink w:anchor="_Toc226056119" w:history="1">
+            <w:r>
+              <w:rPr>
+                <w:rStyle w:val="Hiperhivatkozs"/>
+                <w:noProof/>
+              </w:rPr>
+              <w:t>1.2.5. Adminisztrátori funkció: Hangkezelő</w:t>
+            </w:r>
+            <w:r>
+              <w:rPr>
+                <w:noProof/>
+                <w:webHidden/>
+              </w:rPr>
+              <w:tab/>
+            </w:r>
+            <w:r>
+              <w:rPr>
+                <w:noProof/>
+                <w:webHidden/>
+              </w:rPr>
+              <w:fldChar w:fldCharType="begin"/>
+            </w:r>
+            <w:r>
+              <w:rPr>
+                <w:noProof/>
+                <w:webHidden/>
+              </w:rPr>
+              <w:instrText xml:space="preserve"> PAGEREF _Toc226056119 \h </w:instrText>
+            </w:r>
+            <w:r>
+              <w:rPr>
+                <w:noProof/>
+                <w:webHidden/>
+              </w:rPr>
+            </w:r>
+            <w:r>
+              <w:rPr>
+                <w:noProof/>
+                <w:webHidden/>
+              </w:rPr>
+              <w:fldChar w:fldCharType="separate"/>
+            </w:r>
+            <w:r>
+              <w:rPr>
+                <w:noProof/>
+                <w:webHidden/>
+              </w:rPr>
+              <w:t>17</w:t>
+            </w:r>
+            <w:r>
+              <w:rPr>
+                <w:noProof/>
+                <w:webHidden/>
+              </w:rPr>
+              <w:fldChar w:fldCharType="end"/>
+            </w:r>
+          </w:hyperlink>
+        </w:p>
+        <w:p>
+          <w:pPr>
+            <w:pStyle w:val="TJ3"/>
+            <w:tabs>
+              <w:tab w:val="right" w:leader="dot" w:pos="9060"/>
+            </w:tabs>
+            <w:rPr>
+              <w:rFonts w:asciiTheme="minorHAnsi" w:eastAsiaTheme="minorEastAsia" w:hAnsiTheme="minorHAnsi"/>
+              <w:noProof/>
+              <w:szCs w:val="24"/>
+              <w:lang w:eastAsia="hu-HU"/>
+            </w:rPr>
+          </w:pPr>
+          <w:hyperlink w:anchor="_Toc226056120" w:history="1">
+            <w:r>
+              <w:rPr>
+                <w:rStyle w:val="Hiperhivatkozs"/>
+                <w:noProof/>
+              </w:rPr>
+              <w:t>1.2.6. Adminisztrátori funkció: Feltöltési oldal</w:t>
+            </w:r>
+            <w:r>
+              <w:rPr>
+                <w:noProof/>
+                <w:webHidden/>
+              </w:rPr>
+              <w:tab/>
+            </w:r>
+            <w:r>
+              <w:rPr>
+                <w:noProof/>
+                <w:webHidden/>
+              </w:rPr>
+              <w:fldChar w:fldCharType="begin"/>
+            </w:r>
+            <w:r>
+              <w:rPr>
+                <w:noProof/>
+                <w:webHidden/>
+              </w:rPr>
+              <w:instrText xml:space="preserve"> PAGEREF _Toc226056120 \h </w:instrText>
+            </w:r>
+            <w:r>
+              <w:rPr>
+                <w:noProof/>
+                <w:webHidden/>
+              </w:rPr>
+            </w:r>
+            <w:r>
+              <w:rPr>
+                <w:noProof/>
+                <w:webHidden/>
+              </w:rPr>
+              <w:fldChar w:fldCharType="separate"/>
+            </w:r>
+            <w:r>
+              <w:rPr>
+                <w:noProof/>
+                <w:webHidden/>
+              </w:rPr>
+              <w:t>18</w:t>
             </w:r>
             <w:r>
               <w:rPr>
@@ -965,7 +1320,7 @@
               <w:lang w:eastAsia="hu-HU"/>
             </w:rPr>
           </w:pPr>
-          <w:hyperlink w:anchor="_Toc225886164" w:history="1">
+          <w:hyperlink w:anchor="_Toc226056121" w:history="1">
             <w:r>
               <w:rPr>
                 <w:rStyle w:val="Hiperhivatkozs"/>
@@ -992,7 +1347,7 @@
                 <w:noProof/>
                 <w:webHidden/>
               </w:rPr>
-              <w:instrText xml:space="preserve"> PAGEREF _Toc225886164 \h </w:instrText>
+              <w:instrText xml:space="preserve"> PAGEREF _Toc226056121 \h </w:instrText>
             </w:r>
             <w:r>
               <w:rPr>
@@ -1012,7 +1367,7 @@
                 <w:noProof/>
                 <w:webHidden/>
               </w:rPr>
-              <w:t>11</w:t>
+              <w:t>19</w:t>
             </w:r>
             <w:r>
               <w:rPr>
@@ -1036,13 +1391,13 @@
               <w:lang w:eastAsia="hu-HU"/>
             </w:rPr>
           </w:pPr>
-          <w:hyperlink w:anchor="_Toc225886165" w:history="1">
+          <w:hyperlink w:anchor="_Toc226056122" w:history="1">
             <w:r>
               <w:rPr>
                 <w:rStyle w:val="Hiperhivatkozs"/>
                 <w:noProof/>
               </w:rPr>
-              <w:t>2.1 Témaválasztás</w:t>
+              <w:t>2.1. Témaválasztás</w:t>
             </w:r>
             <w:r>
               <w:rPr>
@@ -1063,7 +1418,7 @@
                 <w:noProof/>
                 <w:webHidden/>
               </w:rPr>
-              <w:instrText xml:space="preserve"> PAGEREF _Toc225886165 \h </w:instrText>
+              <w:instrText xml:space="preserve"> PAGEREF _Toc226056122 \h </w:instrText>
             </w:r>
             <w:r>
               <w:rPr>
@@ -1083,7 +1438,7 @@
                 <w:noProof/>
                 <w:webHidden/>
               </w:rPr>
-              <w:t>11</w:t>
+              <w:t>19</w:t>
             </w:r>
             <w:r>
               <w:rPr>
@@ -1107,7 +1462,7 @@
               <w:lang w:eastAsia="hu-HU"/>
             </w:rPr>
           </w:pPr>
-          <w:hyperlink w:anchor="_Toc225886166" w:history="1">
+          <w:hyperlink w:anchor="_Toc226056123" w:history="1">
             <w:r>
               <w:rPr>
                 <w:rStyle w:val="Hiperhivatkozs"/>
@@ -1134,7 +1489,7 @@
                 <w:noProof/>
                 <w:webHidden/>
               </w:rPr>
-              <w:instrText xml:space="preserve"> PAGEREF _Toc225886166 \h </w:instrText>
+              <w:instrText xml:space="preserve"> PAGEREF _Toc226056123 \h </w:instrText>
             </w:r>
             <w:r>
               <w:rPr>
@@ -1154,7 +1509,7 @@
                 <w:noProof/>
                 <w:webHidden/>
               </w:rPr>
-              <w:t>12</w:t>
+              <w:t>20</w:t>
             </w:r>
             <w:r>
               <w:rPr>
@@ -1178,7 +1533,7 @@
               <w:lang w:eastAsia="hu-HU"/>
             </w:rPr>
           </w:pPr>
-          <w:hyperlink w:anchor="_Toc225886167" w:history="1">
+          <w:hyperlink w:anchor="_Toc226056124" w:history="1">
             <w:r>
               <w:rPr>
                 <w:rStyle w:val="Hiperhivatkozs"/>
@@ -1205,7 +1560,7 @@
                 <w:noProof/>
                 <w:webHidden/>
               </w:rPr>
-              <w:instrText xml:space="preserve"> PAGEREF _Toc225886167 \h </w:instrText>
+              <w:instrText xml:space="preserve"> PAGEREF _Toc226056124 \h </w:instrText>
             </w:r>
             <w:r>
               <w:rPr>
@@ -1225,7 +1580,7 @@
                 <w:noProof/>
                 <w:webHidden/>
               </w:rPr>
-              <w:t>12</w:t>
+              <w:t>20</w:t>
             </w:r>
             <w:r>
               <w:rPr>
@@ -1249,7 +1604,7 @@
               <w:lang w:eastAsia="hu-HU"/>
             </w:rPr>
           </w:pPr>
-          <w:hyperlink w:anchor="_Toc225886168" w:history="1">
+          <w:hyperlink w:anchor="_Toc226056125" w:history="1">
             <w:r>
               <w:rPr>
                 <w:rStyle w:val="Hiperhivatkozs"/>
@@ -1276,7 +1631,7 @@
                 <w:noProof/>
                 <w:webHidden/>
               </w:rPr>
-              <w:instrText xml:space="preserve"> PAGEREF _Toc225886168 \h </w:instrText>
+              <w:instrText xml:space="preserve"> PAGEREF _Toc226056125 \h </w:instrText>
             </w:r>
             <w:r>
               <w:rPr>
@@ -1296,7 +1651,7 @@
                 <w:noProof/>
                 <w:webHidden/>
               </w:rPr>
-              <w:t>14</w:t>
+              <w:t>22</w:t>
             </w:r>
             <w:r>
               <w:rPr>
@@ -1320,7 +1675,7 @@
               <w:lang w:eastAsia="hu-HU"/>
             </w:rPr>
           </w:pPr>
-          <w:hyperlink w:anchor="_Toc225886169" w:history="1">
+          <w:hyperlink w:anchor="_Toc226056126" w:history="1">
             <w:r>
               <w:rPr>
                 <w:rStyle w:val="Hiperhivatkozs"/>
@@ -1347,7 +1702,7 @@
                 <w:noProof/>
                 <w:webHidden/>
               </w:rPr>
-              <w:instrText xml:space="preserve"> PAGEREF _Toc225886169 \h </w:instrText>
+              <w:instrText xml:space="preserve"> PAGEREF _Toc226056126 \h </w:instrText>
             </w:r>
             <w:r>
               <w:rPr>
@@ -1367,7 +1722,7 @@
                 <w:noProof/>
                 <w:webHidden/>
               </w:rPr>
-              <w:t>17</w:t>
+              <w:t>25</w:t>
             </w:r>
             <w:r>
               <w:rPr>
@@ -1391,7 +1746,7 @@
               <w:lang w:eastAsia="hu-HU"/>
             </w:rPr>
           </w:pPr>
-          <w:hyperlink w:anchor="_Toc225886170" w:history="1">
+          <w:hyperlink w:anchor="_Toc226056127" w:history="1">
             <w:r>
               <w:rPr>
                 <w:rStyle w:val="Hiperhivatkozs"/>
@@ -1418,7 +1773,7 @@
                 <w:noProof/>
                 <w:webHidden/>
               </w:rPr>
-              <w:instrText xml:space="preserve"> PAGEREF _Toc225886170 \h </w:instrText>
+              <w:instrText xml:space="preserve"> PAGEREF _Toc226056127 \h </w:instrText>
             </w:r>
             <w:r>
               <w:rPr>
@@ -1438,7 +1793,7 @@
                 <w:noProof/>
                 <w:webHidden/>
               </w:rPr>
-              <w:t>18</w:t>
+              <w:t>26</w:t>
             </w:r>
             <w:r>
               <w:rPr>
@@ -1462,13 +1817,13 @@
               <w:lang w:eastAsia="hu-HU"/>
             </w:rPr>
           </w:pPr>
-          <w:hyperlink w:anchor="_Toc225886171" w:history="1">
+          <w:hyperlink w:anchor="_Toc226056128" w:history="1">
             <w:r>
               <w:rPr>
                 <w:rStyle w:val="Hiperhivatkozs"/>
                 <w:noProof/>
               </w:rPr>
-              <w:t>2.3 Adatmodell leírása, adatbázis felépítése</w:t>
+              <w:t>2.3. Adatmodell leírása, adatbázis felépítése</w:t>
             </w:r>
             <w:r>
               <w:rPr>
@@ -1489,7 +1844,7 @@
                 <w:noProof/>
                 <w:webHidden/>
               </w:rPr>
-              <w:instrText xml:space="preserve"> PAGEREF _Toc225886171 \h </w:instrText>
+              <w:instrText xml:space="preserve"> PAGEREF _Toc226056128 \h </w:instrText>
             </w:r>
             <w:r>
               <w:rPr>
@@ -1509,7 +1864,7 @@
                 <w:noProof/>
                 <w:webHidden/>
               </w:rPr>
-              <w:t>19</w:t>
+              <w:t>27</w:t>
             </w:r>
             <w:r>
               <w:rPr>
@@ -1533,7 +1888,7 @@
               <w:lang w:eastAsia="hu-HU"/>
             </w:rPr>
           </w:pPr>
-          <w:hyperlink w:anchor="_Toc225886172" w:history="1">
+          <w:hyperlink w:anchor="_Toc226056129" w:history="1">
             <w:r>
               <w:rPr>
                 <w:rStyle w:val="Hiperhivatkozs"/>
@@ -1561,7 +1916,7 @@
                 <w:noProof/>
                 <w:webHidden/>
               </w:rPr>
-              <w:instrText xml:space="preserve"> PAGEREF _Toc225886172 \h </w:instrText>
+              <w:instrText xml:space="preserve"> PAGEREF _Toc226056129 \h </w:instrText>
             </w:r>
             <w:r>
               <w:rPr>
@@ -1581,7 +1936,7 @@
                 <w:noProof/>
                 <w:webHidden/>
               </w:rPr>
-              <w:t>19</w:t>
+              <w:t>27</w:t>
             </w:r>
             <w:r>
               <w:rPr>
@@ -1605,7 +1960,7 @@
               <w:lang w:eastAsia="hu-HU"/>
             </w:rPr>
           </w:pPr>
-          <w:hyperlink w:anchor="_Toc225886173" w:history="1">
+          <w:hyperlink w:anchor="_Toc226056130" w:history="1">
             <w:r>
               <w:rPr>
                 <w:rStyle w:val="Hiperhivatkozs"/>
@@ -1633,7 +1988,7 @@
                 <w:noProof/>
                 <w:webHidden/>
               </w:rPr>
-              <w:instrText xml:space="preserve"> PAGEREF _Toc225886173 \h </w:instrText>
+              <w:instrText xml:space="preserve"> PAGEREF _Toc226056130 \h </w:instrText>
             </w:r>
             <w:r>
               <w:rPr>
@@ -1653,7 +2008,7 @@
                 <w:noProof/>
                 <w:webHidden/>
               </w:rPr>
-              <w:t>20</w:t>
+              <w:t>28</w:t>
             </w:r>
             <w:r>
               <w:rPr>
@@ -1677,7 +2032,7 @@
               <w:lang w:eastAsia="hu-HU"/>
             </w:rPr>
           </w:pPr>
-          <w:hyperlink w:anchor="_Toc225886174" w:history="1">
+          <w:hyperlink w:anchor="_Toc226056131" w:history="1">
             <w:r>
               <w:rPr>
                 <w:rStyle w:val="Hiperhivatkozs"/>
@@ -1705,7 +2060,7 @@
                 <w:noProof/>
                 <w:webHidden/>
               </w:rPr>
-              <w:instrText xml:space="preserve"> PAGEREF _Toc225886174 \h </w:instrText>
+              <w:instrText xml:space="preserve"> PAGEREF _Toc226056131 \h </w:instrText>
             </w:r>
             <w:r>
               <w:rPr>
@@ -1725,7 +2080,7 @@
                 <w:noProof/>
                 <w:webHidden/>
               </w:rPr>
-              <w:t>21</w:t>
+              <w:t>29</w:t>
             </w:r>
             <w:r>
               <w:rPr>
@@ -1749,7 +2104,7 @@
               <w:lang w:eastAsia="hu-HU"/>
             </w:rPr>
           </w:pPr>
-          <w:hyperlink w:anchor="_Toc225886175" w:history="1">
+          <w:hyperlink w:anchor="_Toc226056132" w:history="1">
             <w:r>
               <w:rPr>
                 <w:rStyle w:val="Hiperhivatkozs"/>
@@ -1777,7 +2132,7 @@
                 <w:noProof/>
                 <w:webHidden/>
               </w:rPr>
-              <w:instrText xml:space="preserve"> PAGEREF _Toc225886175 \h </w:instrText>
+              <w:instrText xml:space="preserve"> PAGEREF _Toc226056132 \h </w:instrText>
             </w:r>
             <w:r>
               <w:rPr>
@@ -1797,7 +2152,7 @@
                 <w:noProof/>
                 <w:webHidden/>
               </w:rPr>
-              <w:t>21</w:t>
+              <w:t>29</w:t>
             </w:r>
             <w:r>
               <w:rPr>
@@ -1821,7 +2176,7 @@
               <w:lang w:eastAsia="hu-HU"/>
             </w:rPr>
           </w:pPr>
-          <w:hyperlink w:anchor="_Toc225886176" w:history="1">
+          <w:hyperlink w:anchor="_Toc226056133" w:history="1">
             <w:r>
               <w:rPr>
                 <w:rStyle w:val="Hiperhivatkozs"/>
@@ -1849,7 +2204,7 @@
                 <w:noProof/>
                 <w:webHidden/>
               </w:rPr>
-              <w:instrText xml:space="preserve"> PAGEREF _Toc225886176 \h </w:instrText>
+              <w:instrText xml:space="preserve"> PAGEREF _Toc226056133 \h </w:instrText>
             </w:r>
             <w:r>
               <w:rPr>
@@ -1869,7 +2224,7 @@
                 <w:noProof/>
                 <w:webHidden/>
               </w:rPr>
-              <w:t>22</w:t>
+              <w:t>30</w:t>
             </w:r>
             <w:r>
               <w:rPr>
@@ -1893,7 +2248,7 @@
               <w:lang w:eastAsia="hu-HU"/>
             </w:rPr>
           </w:pPr>
-          <w:hyperlink w:anchor="_Toc225886177" w:history="1">
+          <w:hyperlink w:anchor="_Toc226056134" w:history="1">
             <w:r>
               <w:rPr>
                 <w:rStyle w:val="Hiperhivatkozs"/>
@@ -1921,7 +2276,7 @@
                 <w:noProof/>
                 <w:webHidden/>
               </w:rPr>
-              <w:instrText xml:space="preserve"> PAGEREF _Toc225886177 \h </w:instrText>
+              <w:instrText xml:space="preserve"> PAGEREF _Toc226056134 \h </w:instrText>
             </w:r>
             <w:r>
               <w:rPr>
@@ -1941,7 +2296,7 @@
                 <w:noProof/>
                 <w:webHidden/>
               </w:rPr>
-              <w:t>23</w:t>
+              <w:t>31</w:t>
             </w:r>
             <w:r>
               <w:rPr>
@@ -1965,14 +2320,14 @@
               <w:lang w:eastAsia="hu-HU"/>
             </w:rPr>
           </w:pPr>
-          <w:hyperlink w:anchor="_Toc225886178" w:history="1">
+          <w:hyperlink w:anchor="_Toc226056135" w:history="1">
             <w:r>
               <w:rPr>
                 <w:rStyle w:val="Hiperhivatkozs"/>
                 <w:noProof/>
                 <w:lang w:eastAsia="hu-HU"/>
               </w:rPr>
-              <w:t xml:space="preserve">2.4 </w:t>
+              <w:t xml:space="preserve">2.4. </w:t>
             </w:r>
             <w:r>
               <w:rPr>
@@ -2000,7 +2355,7 @@
                 <w:noProof/>
                 <w:webHidden/>
               </w:rPr>
-              <w:instrText xml:space="preserve"> PAGEREF _Toc225886178 \h </w:instrText>
+              <w:instrText xml:space="preserve"> PAGEREF _Toc226056135 \h </w:instrText>
             </w:r>
             <w:r>
               <w:rPr>
@@ -2020,7 +2375,7 @@
                 <w:noProof/>
                 <w:webHidden/>
               </w:rPr>
-              <w:t>24</w:t>
+              <w:t>32</w:t>
             </w:r>
             <w:r>
               <w:rPr>
@@ -2044,7 +2399,7 @@
               <w:lang w:eastAsia="hu-HU"/>
             </w:rPr>
           </w:pPr>
-          <w:hyperlink w:anchor="_Toc225886179" w:history="1">
+          <w:hyperlink w:anchor="_Toc226056136" w:history="1">
             <w:r>
               <w:rPr>
                 <w:rStyle w:val="Hiperhivatkozs"/>
@@ -2071,7 +2426,7 @@
                 <w:noProof/>
                 <w:webHidden/>
               </w:rPr>
-              <w:instrText xml:space="preserve"> PAGEREF _Toc225886179 \h </w:instrText>
+              <w:instrText xml:space="preserve"> PAGEREF _Toc226056136 \h </w:instrText>
             </w:r>
             <w:r>
               <w:rPr>
@@ -2091,7 +2446,7 @@
                 <w:noProof/>
                 <w:webHidden/>
               </w:rPr>
-              <w:t>24</w:t>
+              <w:t>32</w:t>
             </w:r>
             <w:r>
               <w:rPr>
@@ -2115,7 +2470,7 @@
               <w:lang w:eastAsia="hu-HU"/>
             </w:rPr>
           </w:pPr>
-          <w:hyperlink w:anchor="_Toc225886180" w:history="1">
+          <w:hyperlink w:anchor="_Toc226056137" w:history="1">
             <w:r>
               <w:rPr>
                 <w:rStyle w:val="Hiperhivatkozs"/>
@@ -2142,7 +2497,7 @@
                 <w:noProof/>
                 <w:webHidden/>
               </w:rPr>
-              <w:instrText xml:space="preserve"> PAGEREF _Toc225886180 \h </w:instrText>
+              <w:instrText xml:space="preserve"> PAGEREF _Toc226056137 \h </w:instrText>
             </w:r>
             <w:r>
               <w:rPr>
@@ -2162,7 +2517,7 @@
                 <w:noProof/>
                 <w:webHidden/>
               </w:rPr>
-              <w:t>25</w:t>
+              <w:t>33</w:t>
             </w:r>
             <w:r>
               <w:rPr>
@@ -2186,7 +2541,7 @@
               <w:lang w:eastAsia="hu-HU"/>
             </w:rPr>
           </w:pPr>
-          <w:hyperlink w:anchor="_Toc225886181" w:history="1">
+          <w:hyperlink w:anchor="_Toc226056138" w:history="1">
             <w:r>
               <w:rPr>
                 <w:rStyle w:val="Hiperhivatkozs"/>
@@ -2213,7 +2568,7 @@
                 <w:noProof/>
                 <w:webHidden/>
               </w:rPr>
-              <w:instrText xml:space="preserve"> PAGEREF _Toc225886181 \h </w:instrText>
+              <w:instrText xml:space="preserve"> PAGEREF _Toc226056138 \h </w:instrText>
             </w:r>
             <w:r>
               <w:rPr>
@@ -2233,7 +2588,7 @@
                 <w:noProof/>
                 <w:webHidden/>
               </w:rPr>
-              <w:t>25</w:t>
+              <w:t>33</w:t>
             </w:r>
             <w:r>
               <w:rPr>
@@ -2257,7 +2612,7 @@
               <w:lang w:eastAsia="hu-HU"/>
             </w:rPr>
           </w:pPr>
-          <w:hyperlink w:anchor="_Toc225886182" w:history="1">
+          <w:hyperlink w:anchor="_Toc226056139" w:history="1">
             <w:r>
               <w:rPr>
                 <w:rStyle w:val="Hiperhivatkozs"/>
@@ -2285,7 +2640,7 @@
                 <w:noProof/>
                 <w:webHidden/>
               </w:rPr>
-              <w:instrText xml:space="preserve"> PAGEREF _Toc225886182 \h </w:instrText>
+              <w:instrText xml:space="preserve"> PAGEREF _Toc226056139 \h </w:instrText>
             </w:r>
             <w:r>
               <w:rPr>
@@ -2305,7 +2660,7 @@
                 <w:noProof/>
                 <w:webHidden/>
               </w:rPr>
-              <w:t>26</w:t>
+              <w:t>34</w:t>
             </w:r>
             <w:r>
               <w:rPr>
@@ -2329,7 +2684,7 @@
               <w:lang w:eastAsia="hu-HU"/>
             </w:rPr>
           </w:pPr>
-          <w:hyperlink w:anchor="_Toc225886183" w:history="1">
+          <w:hyperlink w:anchor="_Toc226056140" w:history="1">
             <w:r>
               <w:rPr>
                 <w:rStyle w:val="Hiperhivatkozs"/>
@@ -2357,7 +2712,7 @@
                 <w:noProof/>
                 <w:webHidden/>
               </w:rPr>
-              <w:instrText xml:space="preserve"> PAGEREF _Toc225886183 \h </w:instrText>
+              <w:instrText xml:space="preserve"> PAGEREF _Toc226056140 \h </w:instrText>
             </w:r>
             <w:r>
               <w:rPr>
@@ -2377,7 +2732,7 @@
                 <w:noProof/>
                 <w:webHidden/>
               </w:rPr>
-              <w:t>27</w:t>
+              <w:t>35</w:t>
             </w:r>
             <w:r>
               <w:rPr>
@@ -2401,7 +2756,7 @@
               <w:lang w:eastAsia="hu-HU"/>
             </w:rPr>
           </w:pPr>
-          <w:hyperlink w:anchor="_Toc225886184" w:history="1">
+          <w:hyperlink w:anchor="_Toc226056141" w:history="1">
             <w:r>
               <w:rPr>
                 <w:rStyle w:val="Hiperhivatkozs"/>
@@ -2429,7 +2784,7 @@
                 <w:noProof/>
                 <w:webHidden/>
               </w:rPr>
-              <w:instrText xml:space="preserve"> PAGEREF _Toc225886184 \h </w:instrText>
+              <w:instrText xml:space="preserve"> PAGEREF _Toc226056141 \h </w:instrText>
             </w:r>
             <w:r>
               <w:rPr>
@@ -2449,7 +2804,7 @@
                 <w:noProof/>
                 <w:webHidden/>
               </w:rPr>
-              <w:t>28</w:t>
+              <w:t>36</w:t>
             </w:r>
             <w:r>
               <w:rPr>
@@ -2473,14 +2828,14 @@
               <w:lang w:eastAsia="hu-HU"/>
             </w:rPr>
           </w:pPr>
-          <w:hyperlink w:anchor="_Toc225886185" w:history="1">
+          <w:hyperlink w:anchor="_Toc226056142" w:history="1">
             <w:r>
               <w:rPr>
                 <w:rStyle w:val="Hiperhivatkozs"/>
                 <w:noProof/>
                 <w:lang w:eastAsia="hu-HU"/>
               </w:rPr>
-              <w:t>2.5 Tesztelési dokumentáció</w:t>
+              <w:t>2.5. Tesztelési dokumentáció</w:t>
             </w:r>
             <w:r>
               <w:rPr>
@@ -2501,7 +2856,7 @@
                 <w:noProof/>
                 <w:webHidden/>
               </w:rPr>
-              <w:instrText xml:space="preserve"> PAGEREF _Toc225886185 \h </w:instrText>
+              <w:instrText xml:space="preserve"> PAGEREF _Toc226056142 \h </w:instrText>
             </w:r>
             <w:r>
               <w:rPr>
@@ -2521,7 +2876,7 @@
                 <w:noProof/>
                 <w:webHidden/>
               </w:rPr>
-              <w:t>29</w:t>
+              <w:t>37</w:t>
             </w:r>
             <w:r>
               <w:rPr>
@@ -2545,7 +2900,7 @@
               <w:lang w:eastAsia="hu-HU"/>
             </w:rPr>
           </w:pPr>
-          <w:hyperlink w:anchor="_Toc225886186" w:history="1">
+          <w:hyperlink w:anchor="_Toc226056143" w:history="1">
             <w:r>
               <w:rPr>
                 <w:rStyle w:val="Hiperhivatkozs"/>
@@ -2573,7 +2928,7 @@
                 <w:noProof/>
                 <w:webHidden/>
               </w:rPr>
-              <w:instrText xml:space="preserve"> PAGEREF _Toc225886186 \h </w:instrText>
+              <w:instrText xml:space="preserve"> PAGEREF _Toc226056143 \h </w:instrText>
             </w:r>
             <w:r>
               <w:rPr>
@@ -2593,7 +2948,7 @@
                 <w:noProof/>
                 <w:webHidden/>
               </w:rPr>
-              <w:t>29</w:t>
+              <w:t>37</w:t>
             </w:r>
             <w:r>
               <w:rPr>
@@ -2617,7 +2972,7 @@
               <w:lang w:eastAsia="hu-HU"/>
             </w:rPr>
           </w:pPr>
-          <w:hyperlink w:anchor="_Toc225886187" w:history="1">
+          <w:hyperlink w:anchor="_Toc226056144" w:history="1">
             <w:r>
               <w:rPr>
                 <w:rStyle w:val="Hiperhivatkozs"/>
@@ -2645,7 +3000,7 @@
                 <w:noProof/>
                 <w:webHidden/>
               </w:rPr>
-              <w:instrText xml:space="preserve"> PAGEREF _Toc225886187 \h </w:instrText>
+              <w:instrText xml:space="preserve"> PAGEREF _Toc226056144 \h </w:instrText>
             </w:r>
             <w:r>
               <w:rPr>
@@ -2665,7 +3020,7 @@
                 <w:noProof/>
                 <w:webHidden/>
               </w:rPr>
-              <w:t>30</w:t>
+              <w:t>38</w:t>
             </w:r>
             <w:r>
               <w:rPr>
@@ -2689,14 +3044,14 @@
               <w:lang w:eastAsia="hu-HU"/>
             </w:rPr>
           </w:pPr>
-          <w:hyperlink w:anchor="_Toc225886188" w:history="1">
+          <w:hyperlink w:anchor="_Toc226056145" w:history="1">
             <w:r>
               <w:rPr>
                 <w:rStyle w:val="Hiperhivatkozs"/>
                 <w:noProof/>
                 <w:lang w:eastAsia="hu-HU"/>
               </w:rPr>
-              <w:t>2.6 Továbbfejlszetési lehetőségek</w:t>
+              <w:t>2.6. Továbbfejlesztési lehetőségek</w:t>
             </w:r>
             <w:r>
               <w:rPr>
@@ -2717,7 +3072,7 @@
                 <w:noProof/>
                 <w:webHidden/>
               </w:rPr>
-              <w:instrText xml:space="preserve"> PAGEREF _Toc225886188 \h </w:instrText>
+              <w:instrText xml:space="preserve"> PAGEREF _Toc226056145 \h </w:instrText>
             </w:r>
             <w:r>
               <w:rPr>
@@ -2737,7 +3092,7 @@
                 <w:noProof/>
                 <w:webHidden/>
               </w:rPr>
-              <w:t>32</w:t>
+              <w:t>40</w:t>
             </w:r>
             <w:r>
               <w:rPr>
@@ -2758,7 +3113,7 @@
               <w:lang w:eastAsia="hu-HU"/>
             </w:rPr>
           </w:pPr>
-          <w:hyperlink w:anchor="_Toc225886189" w:history="1">
+          <w:hyperlink w:anchor="_Toc226056146" w:history="1">
             <w:r>
               <w:rPr>
                 <w:rStyle w:val="Hiperhivatkozs"/>
@@ -2786,7 +3141,7 @@
                 <w:noProof/>
                 <w:webHidden/>
               </w:rPr>
-              <w:instrText xml:space="preserve"> PAGEREF _Toc225886189 \h </w:instrText>
+              <w:instrText xml:space="preserve"> PAGEREF _Toc226056146 \h </w:instrText>
             </w:r>
             <w:r>
               <w:rPr>
@@ -2806,7 +3161,7 @@
                 <w:noProof/>
                 <w:webHidden/>
               </w:rPr>
-              <w:t>33</w:t>
+              <w:t>41</w:t>
             </w:r>
             <w:r>
               <w:rPr>
@@ -2857,7 +3212,7 @@
         <w:pStyle w:val="Cmsor1"/>
         <w:jc w:val="center"/>
       </w:pPr>
-      <w:bookmarkStart w:id="0" w:name="_Toc225886155"/>
+      <w:bookmarkStart w:id="0" w:name="_Toc226056107"/>
       <w:r>
         <w:rPr>
           <w:rFonts w:cs="Times New Roman"/>
@@ -3452,7 +3807,7 @@
         <w:ind w:left="360"/>
         <w:jc w:val="center"/>
       </w:pPr>
-      <w:bookmarkStart w:id="1" w:name="_Toc225886156"/>
+      <w:bookmarkStart w:id="1" w:name="_Toc226056108"/>
       <w:r>
         <w:lastRenderedPageBreak/>
         <w:t>1.</w:t>
@@ -3469,7 +3824,7 @@
       <w:pPr>
         <w:pStyle w:val="Cmsor2"/>
       </w:pPr>
-      <w:bookmarkStart w:id="2" w:name="_Toc225886157"/>
+      <w:bookmarkStart w:id="2" w:name="_Toc226056109"/>
       <w:r>
         <w:t xml:space="preserve">1.1. </w:t>
       </w:r>
@@ -3566,7 +3921,7 @@
       <w:pPr>
         <w:pStyle w:val="Cmsor2"/>
       </w:pPr>
-      <w:bookmarkStart w:id="3" w:name="_Toc225886158"/>
+      <w:bookmarkStart w:id="3" w:name="_Toc226056110"/>
       <w:r>
         <w:lastRenderedPageBreak/>
         <w:t>1.2.</w:t>
@@ -3583,7 +3938,7 @@
       <w:pPr>
         <w:pStyle w:val="Cmsor3"/>
       </w:pPr>
-      <w:bookmarkStart w:id="4" w:name="_Toc225886159"/>
+      <w:bookmarkStart w:id="4" w:name="_Toc226056111"/>
       <w:r>
         <w:t xml:space="preserve">1.2.1. </w:t>
       </w:r>
@@ -3838,32 +4193,17 @@
     </w:tbl>
     <w:p>
       <w:pPr>
-        <w:rPr>
-          <w:i/>
-          <w:iCs/>
-          <w:color w:val="ADADAD" w:themeColor="background2" w:themeShade="BF"/>
-          <w:sz w:val="22"/>
-          <w:szCs w:val="20"/>
-        </w:rPr>
-      </w:pPr>
-      <w:r>
-        <w:rPr>
-          <w:i/>
-          <w:iCs/>
-          <w:color w:val="ADADAD" w:themeColor="background2" w:themeShade="BF"/>
-          <w:sz w:val="22"/>
-          <w:szCs w:val="20"/>
-        </w:rPr>
-        <w:t>*Az alkalmazás jövőbeli tervek alapján teljesen reszponzív lesz, jelenlegi használata legalább egy tablet méretű eszközt igényel.</w:t>
-      </w:r>
-    </w:p>
-    <w:p>
-      <w:pPr>
         <w:pStyle w:val="Cmsor3"/>
       </w:pPr>
-      <w:bookmarkStart w:id="5" w:name="_Toc225886160"/>
-      <w:r>
-        <w:t xml:space="preserve">1.2.2 </w:t>
+      <w:bookmarkStart w:id="5" w:name="_Toc226056112"/>
+      <w:r>
+        <w:t>1.2.2</w:t>
+      </w:r>
+      <w:r>
+        <w:t>.</w:t>
+      </w:r>
+      <w:r>
+        <w:t xml:space="preserve"> </w:t>
       </w:r>
       <w:r>
         <w:t>Szoftverkövetelmények</w:t>
@@ -4184,7 +4524,7 @@
         <w:pStyle w:val="Cmsor2"/>
         <w:ind w:left="720"/>
       </w:pPr>
-      <w:bookmarkStart w:id="6" w:name="_Toc225886161"/>
+      <w:bookmarkStart w:id="6" w:name="_Toc226056113"/>
       <w:r>
         <w:lastRenderedPageBreak/>
         <w:t>1.</w:t>
@@ -4288,15 +4628,28 @@
       <w:pPr>
         <w:pStyle w:val="Kpalrs"/>
       </w:pPr>
-      <w:fldSimple w:instr=" SEQ ábra \* ARABIC ">
-        <w:bookmarkStart w:id="7" w:name="_Toc225886190"/>
-        <w:r>
-          <w:rPr>
-            <w:noProof/>
-          </w:rPr>
-          <w:t>1</w:t>
-        </w:r>
-      </w:fldSimple>
+      <w:r>
+        <w:fldChar w:fldCharType="begin"/>
+      </w:r>
+      <w:r>
+        <w:instrText xml:space="preserve"> SEQ ábra \* ARABIC </w:instrText>
+      </w:r>
+      <w:r>
+        <w:fldChar w:fldCharType="separate"/>
+      </w:r>
+      <w:bookmarkStart w:id="7" w:name="_Toc226046271"/>
+      <w:r>
+        <w:rPr>
+          <w:noProof/>
+        </w:rPr>
+        <w:t>1</w:t>
+      </w:r>
+      <w:r>
+        <w:rPr>
+          <w:noProof/>
+        </w:rPr>
+        <w:fldChar w:fldCharType="end"/>
+      </w:r>
       <w:r>
         <w:t>. ábra: Az oldal elérése</w:t>
       </w:r>
@@ -4311,7 +4664,7 @@
       <w:pPr>
         <w:pStyle w:val="Cmsor2"/>
       </w:pPr>
-      <w:bookmarkStart w:id="8" w:name="_Toc225886162"/>
+      <w:bookmarkStart w:id="8" w:name="_Toc226056114"/>
       <w:r>
         <w:lastRenderedPageBreak/>
         <w:t>1.2. A program használatának részletes leírása</w:t>
@@ -4322,15 +4675,21 @@
       <w:pPr>
         <w:pStyle w:val="Cmsor3"/>
       </w:pPr>
-      <w:bookmarkStart w:id="9" w:name="_Toc225886163"/>
-      <w:r>
-        <w:t>1.2.1 Bejelentkezési és regisztrációs oldal</w:t>
+      <w:bookmarkStart w:id="9" w:name="_Toc226056115"/>
+      <w:r>
+        <w:t>1.2.1</w:t>
+      </w:r>
+      <w:r>
+        <w:t>.</w:t>
+      </w:r>
+      <w:r>
+        <w:t xml:space="preserve"> Bejelentkezési és regisztrációs oldal</w:t>
       </w:r>
       <w:bookmarkEnd w:id="9"/>
     </w:p>
     <w:p>
       <w:pPr>
-        <w:spacing w:line="360" w:lineRule="auto"/>
+        <w:spacing w:after="120" w:line="360" w:lineRule="auto"/>
         <w:ind w:firstLine="567"/>
         <w:jc w:val="both"/>
       </w:pPr>
@@ -4380,18 +4739,26 @@
     </w:p>
     <w:p>
       <w:pPr>
+        <w:spacing w:after="120" w:line="360" w:lineRule="auto"/>
+        <w:ind w:firstLine="567"/>
+        <w:jc w:val="both"/>
+      </w:pPr>
+      <w:r>
+        <w:t xml:space="preserve">A szem ikonra kattintva felhasználó megjelenítheti a jelszó mező egyébként rejtett tartalmát. </w:t>
+      </w:r>
+    </w:p>
+    <w:p>
+      <w:pPr>
         <w:keepNext/>
+        <w:spacing w:after="0"/>
         <w:jc w:val="center"/>
       </w:pPr>
       <w:r>
-        <w:rPr>
-          <w:noProof/>
-        </w:rPr>
         <w:drawing>
-          <wp:inline distT="0" distB="0" distL="0" distR="0" wp14:anchorId="6A236D65" wp14:editId="3142C423">
-            <wp:extent cx="5759450" cy="3181350"/>
-            <wp:effectExtent l="0" t="0" r="0" b="0"/>
-            <wp:docPr id="664837867" name="Kép 1"/>
+          <wp:inline distT="0" distB="0" distL="0" distR="0" wp14:anchorId="059EEE6B" wp14:editId="3B3B93AA">
+            <wp:extent cx="5759450" cy="3323590"/>
+            <wp:effectExtent l="19050" t="19050" r="12700" b="10160"/>
+            <wp:docPr id="701452240" name="Kép 1"/>
             <wp:cNvGraphicFramePr>
               <a:graphicFrameLocks xmlns:a="http://schemas.openxmlformats.org/drawingml/2006/main" noChangeAspect="1"/>
             </wp:cNvGraphicFramePr>
@@ -4399,7 +4766,7 @@
               <a:graphicData uri="http://schemas.openxmlformats.org/drawingml/2006/picture">
                 <pic:pic xmlns:pic="http://schemas.openxmlformats.org/drawingml/2006/picture">
                   <pic:nvPicPr>
-                    <pic:cNvPr id="664837867" name=""/>
+                    <pic:cNvPr id="701452240" name=""/>
                     <pic:cNvPicPr/>
                   </pic:nvPicPr>
                   <pic:blipFill>
@@ -4411,11 +4778,16 @@
                   <pic:spPr>
                     <a:xfrm>
                       <a:off x="0" y="0"/>
-                      <a:ext cx="5759450" cy="3181350"/>
+                      <a:ext cx="5759450" cy="3323590"/>
                     </a:xfrm>
                     <a:prstGeom prst="rect">
                       <a:avLst/>
                     </a:prstGeom>
+                    <a:ln>
+                      <a:solidFill>
+                        <a:schemeClr val="tx1"/>
+                      </a:solidFill>
+                    </a:ln>
                   </pic:spPr>
                 </pic:pic>
               </a:graphicData>
@@ -4428,15 +4800,28 @@
       <w:pPr>
         <w:pStyle w:val="Kpalrs"/>
       </w:pPr>
-      <w:fldSimple w:instr=" SEQ ábra \* ARABIC ">
-        <w:bookmarkStart w:id="10" w:name="_Toc225886191"/>
-        <w:r>
-          <w:rPr>
-            <w:noProof/>
-          </w:rPr>
-          <w:t>2</w:t>
-        </w:r>
-      </w:fldSimple>
+      <w:r>
+        <w:fldChar w:fldCharType="begin"/>
+      </w:r>
+      <w:r>
+        <w:instrText xml:space="preserve"> SEQ ábra \* ARABIC </w:instrText>
+      </w:r>
+      <w:r>
+        <w:fldChar w:fldCharType="separate"/>
+      </w:r>
+      <w:bookmarkStart w:id="10" w:name="_Toc226046272"/>
+      <w:r>
+        <w:rPr>
+          <w:noProof/>
+        </w:rPr>
+        <w:t>2</w:t>
+      </w:r>
+      <w:r>
+        <w:rPr>
+          <w:noProof/>
+        </w:rPr>
+        <w:fldChar w:fldCharType="end"/>
+      </w:r>
       <w:r>
         <w:t>. ábra Bejelentkezési oldal</w:t>
       </w:r>
@@ -4466,6 +4851,52 @@
       </w:r>
       <w:r>
         <w:t xml:space="preserve"> jelzi, amit az oldal a „react-toastify” modul használatával jelenít meg. A felugró üzenet sikertelen bejelentkezés során több féle hiba üzenettel térhet vissza a fiók állapotától függően:</w:t>
+      </w:r>
+    </w:p>
+    <w:p>
+      <w:pPr>
+        <w:spacing w:line="360" w:lineRule="auto"/>
+        <w:ind w:firstLine="567"/>
+        <w:jc w:val="both"/>
+      </w:pPr>
+      <w:r>
+        <w:t>A „Forgot Password?” azaz elfelejtett jelszó szövegre kattintva a felhasználó megadhatja a fiókjához használt email címét, ahova az oldal jelszó visszaállítási emailt küld</w:t>
+      </w:r>
+      <w:r>
+        <w:t>. A folyamatról bővebb</w:t>
+      </w:r>
+      <w:r>
+        <w:t xml:space="preserve"> információ</w:t>
+      </w:r>
+      <w:r>
+        <w:t xml:space="preserve"> a</w:t>
+      </w:r>
+      <w:r>
+        <w:t>z „</w:t>
+      </w:r>
+      <w:r>
+        <w:rPr>
+          <w:b/>
+          <w:bCs/>
+        </w:rPr>
+        <w:t>1.2.3</w:t>
+      </w:r>
+      <w:r>
+        <w:rPr>
+          <w:b/>
+          <w:bCs/>
+        </w:rPr>
+        <w:t>.</w:t>
+      </w:r>
+      <w:r>
+        <w:rPr>
+          <w:b/>
+          <w:bCs/>
+        </w:rPr>
+        <w:t xml:space="preserve"> Profil oldal és jelszó visszaállítása</w:t>
+      </w:r>
+      <w:r>
+        <w:t>” pontban található.</w:t>
       </w:r>
     </w:p>
     <w:p>
@@ -4531,6 +4962,7 @@
         <w:jc w:val="both"/>
       </w:pPr>
       <w:r>
+        <w:lastRenderedPageBreak/>
         <w:t>„</w:t>
       </w:r>
       <w:r>
@@ -4559,9 +4991,9 @@
           <w:noProof/>
         </w:rPr>
         <w:drawing>
-          <wp:inline distT="0" distB="0" distL="0" distR="0" wp14:anchorId="02C4573E" wp14:editId="41538884">
+          <wp:inline distT="0" distB="0" distL="0" distR="0" wp14:anchorId="02C4573E" wp14:editId="0D43D0E1">
             <wp:extent cx="3134162" cy="704948"/>
-            <wp:effectExtent l="0" t="0" r="9525" b="0"/>
+            <wp:effectExtent l="19050" t="19050" r="28575" b="19050"/>
             <wp:docPr id="1367738027" name="Kép 1"/>
             <wp:cNvGraphicFramePr>
               <a:graphicFrameLocks xmlns:a="http://schemas.openxmlformats.org/drawingml/2006/main" noChangeAspect="1"/>
@@ -4587,6 +5019,11 @@
                     <a:prstGeom prst="rect">
                       <a:avLst/>
                     </a:prstGeom>
+                    <a:ln>
+                      <a:solidFill>
+                        <a:schemeClr val="tx1"/>
+                      </a:solidFill>
+                    </a:ln>
                   </pic:spPr>
                 </pic:pic>
               </a:graphicData>
@@ -4599,15 +5036,28 @@
       <w:pPr>
         <w:pStyle w:val="Kpalrs"/>
       </w:pPr>
-      <w:fldSimple w:instr=" SEQ ábra \* ARABIC ">
-        <w:bookmarkStart w:id="11" w:name="_Toc225886192"/>
-        <w:r>
-          <w:rPr>
-            <w:noProof/>
-          </w:rPr>
-          <w:t>3</w:t>
-        </w:r>
-      </w:fldSimple>
+      <w:r>
+        <w:fldChar w:fldCharType="begin"/>
+      </w:r>
+      <w:r>
+        <w:instrText xml:space="preserve"> SEQ ábra \* ARABIC </w:instrText>
+      </w:r>
+      <w:r>
+        <w:fldChar w:fldCharType="separate"/>
+      </w:r>
+      <w:bookmarkStart w:id="11" w:name="_Toc226046273"/>
+      <w:r>
+        <w:rPr>
+          <w:noProof/>
+        </w:rPr>
+        <w:t>3</w:t>
+      </w:r>
+      <w:r>
+        <w:rPr>
+          <w:noProof/>
+        </w:rPr>
+        <w:fldChar w:fldCharType="end"/>
+      </w:r>
       <w:r>
         <w:t>. ábra Felugró üzenet – React toastify</w:t>
       </w:r>
@@ -4615,8 +5065,172 @@
     </w:p>
     <w:p>
       <w:pPr>
-        <w:keepNext/>
-      </w:pPr>
+        <w:spacing w:after="120" w:line="360" w:lineRule="auto"/>
+        <w:ind w:firstLine="567"/>
+        <w:jc w:val="both"/>
+      </w:pPr>
+      <w:r>
+        <w:t>A regisztrációs oldalon (</w:t>
+      </w:r>
+      <w:r>
+        <w:fldChar w:fldCharType="begin"/>
+      </w:r>
+      <w:r>
+        <w:instrText xml:space="preserve"> REF _Ref226043431 \h </w:instrText>
+      </w:r>
+      <w:r>
+        <w:instrText xml:space="preserve"> \* MERGEFORMAT </w:instrText>
+      </w:r>
+      <w:r>
+        <w:fldChar w:fldCharType="separate"/>
+      </w:r>
+      <w:r>
+        <w:t>4. ábra</w:t>
+      </w:r>
+      <w:r>
+        <w:fldChar w:fldCharType="end"/>
+      </w:r>
+      <w:r>
+        <w:t>) a felhasználó új fiókot regisztrálhat email cím és jelszó kombinációval. A jelszó begépelését megkezdve megjelenik egy új bekezdés, ami a jelszó erősségét jelzi (</w:t>
+      </w:r>
+      <w:r>
+        <w:fldChar w:fldCharType="begin"/>
+      </w:r>
+      <w:r>
+        <w:instrText xml:space="preserve"> REF _Ref226043872 \h </w:instrText>
+      </w:r>
+      <w:r>
+        <w:instrText xml:space="preserve"> \* MERGEFORMAT </w:instrText>
+      </w:r>
+      <w:r>
+        <w:fldChar w:fldCharType="separate"/>
+      </w:r>
+      <w:r>
+        <w:t>5. ábra</w:t>
+      </w:r>
+      <w:r>
+        <w:fldChar w:fldCharType="end"/>
+      </w:r>
+      <w:r>
+        <w:t xml:space="preserve">). A regisztráció sikerességéhez a felugró elvárásoknak megfelelő komplexitású jelszóra, valamint a jelszó és jelszó megismétlése mező megegyezésére van szükség. </w:t>
+      </w:r>
+    </w:p>
+    <w:p>
+      <w:pPr>
+        <w:spacing w:after="120" w:line="360" w:lineRule="auto"/>
+        <w:ind w:firstLine="567"/>
+        <w:jc w:val="both"/>
+      </w:pPr>
+      <w:r>
+        <w:t xml:space="preserve">A szem ikonra kattinvta a felhasználó megjelenítheti a jelszó valamint jelszó megismétlése mezők rejtett tartalmát. </w:t>
+      </w:r>
+    </w:p>
+    <w:p>
+      <w:pPr>
+        <w:spacing w:after="120" w:line="360" w:lineRule="auto"/>
+        <w:ind w:firstLine="567"/>
+        <w:jc w:val="both"/>
+      </w:pPr>
+      <w:r>
+        <w:t>A sikeres regisztrációt egy, a bejelentkezéséhez hasonló, felugró üzenet jelez. Az oldal reigsztráció folyamán küld a felhasználó által megadott email címre egy</w:t>
+      </w:r>
+      <w:r>
+        <w:t xml:space="preserve"> email cím megerősítő emailt (</w:t>
+      </w:r>
+      <w:r>
+        <w:rPr>
+          <w:i/>
+          <w:iCs/>
+        </w:rPr>
+        <w:fldChar w:fldCharType="begin"/>
+      </w:r>
+      <w:r>
+        <w:rPr>
+          <w:i/>
+          <w:iCs/>
+        </w:rPr>
+        <w:instrText xml:space="preserve"> REF _Ref226043983 \h </w:instrText>
+      </w:r>
+      <w:r>
+        <w:rPr>
+          <w:i/>
+          <w:iCs/>
+        </w:rPr>
+      </w:r>
+      <w:r>
+        <w:rPr>
+          <w:i/>
+          <w:iCs/>
+        </w:rPr>
+        <w:instrText xml:space="preserve"> \* MERGEFORMAT </w:instrText>
+      </w:r>
+      <w:r>
+        <w:rPr>
+          <w:i/>
+          <w:iCs/>
+        </w:rPr>
+        <w:fldChar w:fldCharType="separate"/>
+      </w:r>
+      <w:r>
+        <w:rPr>
+          <w:i/>
+          <w:iCs/>
+          <w:noProof/>
+        </w:rPr>
+        <w:t>6</w:t>
+      </w:r>
+      <w:r>
+        <w:rPr>
+          <w:i/>
+          <w:iCs/>
+        </w:rPr>
+        <w:t>. ábra</w:t>
+      </w:r>
+      <w:r>
+        <w:rPr>
+          <w:i/>
+          <w:iCs/>
+        </w:rPr>
+        <w:fldChar w:fldCharType="end"/>
+      </w:r>
+      <w:r>
+        <w:t xml:space="preserve">). </w:t>
+      </w:r>
+      <w:r>
+        <w:t xml:space="preserve">A </w:t>
+      </w:r>
+      <w:r>
+        <w:t xml:space="preserve">megerősítési </w:t>
+      </w:r>
+      <w:r>
+        <w:t>folyamat teljesítése nélkül a fiók nem hozzáférhető</w:t>
+      </w:r>
+      <w:r>
+        <w:t xml:space="preserve">. Ennek oka oldalunk védelme a nem létező email címekkel történő „zombi fiókok” létrehozásától. Az emailben található gomb átnavigálja a felhasználót az email cím megerősíte oldalunkra, ahol ez az akció automatikusan teljesül is, majd továbbnavigálja a felhasználót a bejelentkezési odalra. </w:t>
+      </w:r>
+    </w:p>
+    <w:p>
+      <w:pPr>
+        <w:spacing w:after="120" w:line="360" w:lineRule="auto"/>
+        <w:ind w:firstLine="567"/>
+        <w:jc w:val="both"/>
+      </w:pPr>
+      <w:r>
+        <w:t>Az email cím megerősítő emailben található kód 1 napig érvényes. Ha nem kerül sor a megerősítésre az érvényességi időn belül a felhasználó kérhet egy új emailt.</w:t>
+      </w:r>
+    </w:p>
+    <w:p>
+      <w:pPr>
+        <w:spacing w:after="120" w:line="360" w:lineRule="auto"/>
+        <w:ind w:firstLine="567"/>
+        <w:jc w:val="both"/>
+      </w:pPr>
+      <w:r>
+        <w:t xml:space="preserve">Ha nem történik meg a fiókhoz tartozó email cím megerősítése, úgy az email cím ismét felhasználható lesz regisztrációhoz, </w:t>
+      </w:r>
+      <w:r>
+        <w:t>így elkerülhető az email cím elfoglalása illetéktelenek által, mivel csak annak jogos tulajdonosa tudja megerősíteni, hogy valóban az övé.</w:t>
+      </w:r>
     </w:p>
     <w:p>
       <w:pPr>
@@ -4624,14 +5238,12 @@
         <w:jc w:val="center"/>
       </w:pPr>
       <w:r>
-        <w:rPr>
-          <w:noProof/>
-        </w:rPr>
+        <w:lastRenderedPageBreak/>
         <w:drawing>
-          <wp:inline distT="0" distB="0" distL="0" distR="0" wp14:anchorId="74C87DDF" wp14:editId="485654D2">
-            <wp:extent cx="5759450" cy="3188335"/>
-            <wp:effectExtent l="0" t="0" r="0" b="0"/>
-            <wp:docPr id="1500512875" name="Kép 1"/>
+          <wp:inline distT="0" distB="0" distL="0" distR="0" wp14:anchorId="748A95F0" wp14:editId="78D3E08F">
+            <wp:extent cx="5759450" cy="3311525"/>
+            <wp:effectExtent l="19050" t="19050" r="12700" b="22225"/>
+            <wp:docPr id="1852175076" name="Kép 1"/>
             <wp:cNvGraphicFramePr>
               <a:graphicFrameLocks xmlns:a="http://schemas.openxmlformats.org/drawingml/2006/main" noChangeAspect="1"/>
             </wp:cNvGraphicFramePr>
@@ -4639,7 +5251,7 @@
               <a:graphicData uri="http://schemas.openxmlformats.org/drawingml/2006/picture">
                 <pic:pic xmlns:pic="http://schemas.openxmlformats.org/drawingml/2006/picture">
                   <pic:nvPicPr>
-                    <pic:cNvPr id="1500512875" name=""/>
+                    <pic:cNvPr id="1852175076" name=""/>
                     <pic:cNvPicPr/>
                   </pic:nvPicPr>
                   <pic:blipFill>
@@ -4651,11 +5263,16 @@
                   <pic:spPr>
                     <a:xfrm>
                       <a:off x="0" y="0"/>
-                      <a:ext cx="5759450" cy="3188335"/>
+                      <a:ext cx="5759450" cy="3311525"/>
                     </a:xfrm>
                     <a:prstGeom prst="rect">
                       <a:avLst/>
                     </a:prstGeom>
+                    <a:ln>
+                      <a:solidFill>
+                        <a:schemeClr val="tx1"/>
+                      </a:solidFill>
+                    </a:ln>
                   </pic:spPr>
                 </pic:pic>
               </a:graphicData>
@@ -4664,26 +5281,911 @@
         </w:drawing>
       </w:r>
     </w:p>
+    <w:bookmarkStart w:id="12" w:name="_Ref226043431"/>
     <w:p>
       <w:pPr>
         <w:pStyle w:val="Kpalrs"/>
       </w:pPr>
-      <w:fldSimple w:instr=" SEQ ábra \* ARABIC ">
-        <w:bookmarkStart w:id="12" w:name="_Toc225886193"/>
-        <w:r>
-          <w:rPr>
-            <w:noProof/>
-          </w:rPr>
-          <w:t>4</w:t>
-        </w:r>
-      </w:fldSimple>
-      <w:r>
-        <w:t>. ábra Regisztrációs oldal</w:t>
+      <w:r>
+        <w:fldChar w:fldCharType="begin"/>
+      </w:r>
+      <w:r>
+        <w:instrText xml:space="preserve"> SEQ ábra \* ARABIC </w:instrText>
+      </w:r>
+      <w:r>
+        <w:fldChar w:fldCharType="separate"/>
+      </w:r>
+      <w:bookmarkStart w:id="13" w:name="_Toc226046274"/>
+      <w:r>
+        <w:rPr>
+          <w:noProof/>
+        </w:rPr>
+        <w:t>4</w:t>
+      </w:r>
+      <w:r>
+        <w:rPr>
+          <w:noProof/>
+        </w:rPr>
+        <w:fldChar w:fldCharType="end"/>
+      </w:r>
+      <w:r>
+        <w:t>. ábra</w:t>
       </w:r>
       <w:bookmarkEnd w:id="12"/>
-    </w:p>
-    <w:p>
-      <w:r>
+      <w:r>
+        <w:t xml:space="preserve"> Regisztrációs oldal</w:t>
+      </w:r>
+      <w:bookmarkEnd w:id="13"/>
+    </w:p>
+    <w:p>
+      <w:pPr>
+        <w:keepNext/>
+        <w:jc w:val="center"/>
+      </w:pPr>
+      <w:r>
+        <w:drawing>
+          <wp:inline distT="0" distB="0" distL="0" distR="0" wp14:anchorId="2C59DC29" wp14:editId="425C3A5C">
+            <wp:extent cx="3334215" cy="3810532"/>
+            <wp:effectExtent l="19050" t="19050" r="19050" b="19050"/>
+            <wp:docPr id="586498693" name="Kép 1"/>
+            <wp:cNvGraphicFramePr>
+              <a:graphicFrameLocks xmlns:a="http://schemas.openxmlformats.org/drawingml/2006/main" noChangeAspect="1"/>
+            </wp:cNvGraphicFramePr>
+            <a:graphic xmlns:a="http://schemas.openxmlformats.org/drawingml/2006/main">
+              <a:graphicData uri="http://schemas.openxmlformats.org/drawingml/2006/picture">
+                <pic:pic xmlns:pic="http://schemas.openxmlformats.org/drawingml/2006/picture">
+                  <pic:nvPicPr>
+                    <pic:cNvPr id="586498693" name=""/>
+                    <pic:cNvPicPr/>
+                  </pic:nvPicPr>
+                  <pic:blipFill>
+                    <a:blip r:embed="rId14"/>
+                    <a:stretch>
+                      <a:fillRect/>
+                    </a:stretch>
+                  </pic:blipFill>
+                  <pic:spPr>
+                    <a:xfrm>
+                      <a:off x="0" y="0"/>
+                      <a:ext cx="3334215" cy="3810532"/>
+                    </a:xfrm>
+                    <a:prstGeom prst="rect">
+                      <a:avLst/>
+                    </a:prstGeom>
+                    <a:ln>
+                      <a:solidFill>
+                        <a:schemeClr val="tx1"/>
+                      </a:solidFill>
+                    </a:ln>
+                  </pic:spPr>
+                </pic:pic>
+              </a:graphicData>
+            </a:graphic>
+          </wp:inline>
+        </w:drawing>
+      </w:r>
+    </w:p>
+    <w:bookmarkStart w:id="14" w:name="_Ref226043872"/>
+    <w:p>
+      <w:pPr>
+        <w:pStyle w:val="Kpalrs"/>
+        <w:jc w:val="center"/>
+      </w:pPr>
+      <w:r>
+        <w:fldChar w:fldCharType="begin"/>
+      </w:r>
+      <w:r>
+        <w:instrText xml:space="preserve"> SEQ ábra \* ARABIC </w:instrText>
+      </w:r>
+      <w:r>
+        <w:fldChar w:fldCharType="separate"/>
+      </w:r>
+      <w:bookmarkStart w:id="15" w:name="_Toc226046275"/>
+      <w:r>
+        <w:rPr>
+          <w:noProof/>
+        </w:rPr>
+        <w:t>5</w:t>
+      </w:r>
+      <w:r>
+        <w:fldChar w:fldCharType="end"/>
+      </w:r>
+      <w:r>
+        <w:t>. ábra</w:t>
+      </w:r>
+      <w:bookmarkEnd w:id="14"/>
+      <w:r>
+        <w:t xml:space="preserve"> Jelszó összetételét jelző bekezdés</w:t>
+      </w:r>
+      <w:bookmarkEnd w:id="15"/>
+    </w:p>
+    <w:p>
+      <w:pPr>
+        <w:keepNext/>
+        <w:jc w:val="center"/>
+      </w:pPr>
+      <w:r>
+        <w:lastRenderedPageBreak/>
+        <w:drawing>
+          <wp:inline distT="0" distB="0" distL="0" distR="0" wp14:anchorId="1272B835" wp14:editId="7954C8D4">
+            <wp:extent cx="5759450" cy="2907030"/>
+            <wp:effectExtent l="19050" t="19050" r="12700" b="26670"/>
+            <wp:docPr id="1155717919" name="Kép 1"/>
+            <wp:cNvGraphicFramePr>
+              <a:graphicFrameLocks xmlns:a="http://schemas.openxmlformats.org/drawingml/2006/main" noChangeAspect="1"/>
+            </wp:cNvGraphicFramePr>
+            <a:graphic xmlns:a="http://schemas.openxmlformats.org/drawingml/2006/main">
+              <a:graphicData uri="http://schemas.openxmlformats.org/drawingml/2006/picture">
+                <pic:pic xmlns:pic="http://schemas.openxmlformats.org/drawingml/2006/picture">
+                  <pic:nvPicPr>
+                    <pic:cNvPr id="1155717919" name=""/>
+                    <pic:cNvPicPr/>
+                  </pic:nvPicPr>
+                  <pic:blipFill>
+                    <a:blip r:embed="rId15"/>
+                    <a:stretch>
+                      <a:fillRect/>
+                    </a:stretch>
+                  </pic:blipFill>
+                  <pic:spPr>
+                    <a:xfrm>
+                      <a:off x="0" y="0"/>
+                      <a:ext cx="5759450" cy="2907030"/>
+                    </a:xfrm>
+                    <a:prstGeom prst="rect">
+                      <a:avLst/>
+                    </a:prstGeom>
+                    <a:ln>
+                      <a:solidFill>
+                        <a:schemeClr val="tx1"/>
+                      </a:solidFill>
+                    </a:ln>
+                  </pic:spPr>
+                </pic:pic>
+              </a:graphicData>
+            </a:graphic>
+          </wp:inline>
+        </w:drawing>
+      </w:r>
+    </w:p>
+    <w:bookmarkStart w:id="16" w:name="_Ref226043983"/>
+    <w:p>
+      <w:pPr>
+        <w:pStyle w:val="Kpalrs"/>
+      </w:pPr>
+      <w:r>
+        <w:fldChar w:fldCharType="begin"/>
+      </w:r>
+      <w:r>
+        <w:instrText xml:space="preserve"> SEQ ábra \* ARABIC </w:instrText>
+      </w:r>
+      <w:r>
+        <w:fldChar w:fldCharType="separate"/>
+      </w:r>
+      <w:bookmarkStart w:id="17" w:name="_Toc226046276"/>
+      <w:r>
+        <w:rPr>
+          <w:noProof/>
+        </w:rPr>
+        <w:t>6</w:t>
+      </w:r>
+      <w:r>
+        <w:fldChar w:fldCharType="end"/>
+      </w:r>
+      <w:r>
+        <w:t>. ábra</w:t>
+      </w:r>
+      <w:bookmarkEnd w:id="16"/>
+      <w:r>
+        <w:t xml:space="preserve"> Email cím megerősítő email </w:t>
+      </w:r>
+      <w:r>
+        <w:t>–</w:t>
+      </w:r>
+      <w:r>
+        <w:t xml:space="preserve"> Gmail</w:t>
+      </w:r>
+      <w:bookmarkEnd w:id="17"/>
+    </w:p>
+    <w:p>
+      <w:pPr>
+        <w:pStyle w:val="Cmsor3"/>
+      </w:pPr>
+      <w:r>
+        <w:br w:type="page"/>
+      </w:r>
+      <w:bookmarkStart w:id="18" w:name="_Toc226056116"/>
+      <w:r>
+        <w:lastRenderedPageBreak/>
+        <w:t>1.2.2</w:t>
+      </w:r>
+      <w:r>
+        <w:t>.</w:t>
+      </w:r>
+      <w:r>
+        <w:t xml:space="preserve"> Navigációs sáv</w:t>
+      </w:r>
+      <w:bookmarkEnd w:id="18"/>
+    </w:p>
+    <w:p>
+      <w:pPr>
+        <w:spacing w:after="120" w:line="360" w:lineRule="auto"/>
+        <w:ind w:firstLine="567"/>
+        <w:jc w:val="both"/>
+      </w:pPr>
+      <w:r>
+        <w:t xml:space="preserve">Az oldal navigálására használt navigációs sáv a képernyő bal szélén kap helyet. Normál fiók esetén </w:t>
+      </w:r>
+      <w:r>
+        <w:t>három</w:t>
+      </w:r>
+      <w:r>
+        <w:t xml:space="preserve"> pont kap rajta helyet. </w:t>
+      </w:r>
+      <w:r>
+        <w:t>A legfelső gomb, az „Immersia” felirat mellett található hamburger gomb a navigációs sáv bezárásához használható</w:t>
+      </w:r>
+      <w:r>
+        <w:t>. A navigációs sáv alján a kijelentkezés gomb található, amire kattintva a felhasználó kiléphet a fiókjából.</w:t>
+      </w:r>
+      <w:r>
+        <w:t xml:space="preserve"> </w:t>
+      </w:r>
+    </w:p>
+    <w:p>
+      <w:pPr>
+        <w:spacing w:after="120" w:line="360" w:lineRule="auto"/>
+        <w:ind w:firstLine="567"/>
+        <w:jc w:val="both"/>
+      </w:pPr>
+      <w:r>
+        <w:t>A navigációs sáv telefon méretű kijelzőn teljesen eltűnik, egyedül a megnyitására használható hamburger gomb marad megjelenítve a képernyő bal felső sarkában</w:t>
+      </w:r>
+    </w:p>
+    <w:p>
+      <w:pPr>
+        <w:spacing w:after="120" w:line="360" w:lineRule="auto"/>
+        <w:ind w:firstLine="567"/>
+        <w:jc w:val="both"/>
+      </w:pPr>
+    </w:p>
+    <w:p>
+      <w:pPr>
+        <w:keepNext/>
+        <w:jc w:val="center"/>
+      </w:pPr>
+      <w:r>
+        <w:rPr>
+          <w:noProof/>
+        </w:rPr>
+        <w:drawing>
+          <wp:inline distT="0" distB="0" distL="0" distR="0" wp14:anchorId="2E0ED757" wp14:editId="59A1B898">
+            <wp:extent cx="3067478" cy="4439270"/>
+            <wp:effectExtent l="19050" t="19050" r="19050" b="19050"/>
+            <wp:docPr id="1781153609" name="Kép 1"/>
+            <wp:cNvGraphicFramePr>
+              <a:graphicFrameLocks xmlns:a="http://schemas.openxmlformats.org/drawingml/2006/main" noChangeAspect="1"/>
+            </wp:cNvGraphicFramePr>
+            <a:graphic xmlns:a="http://schemas.openxmlformats.org/drawingml/2006/main">
+              <a:graphicData uri="http://schemas.openxmlformats.org/drawingml/2006/picture">
+                <pic:pic xmlns:pic="http://schemas.openxmlformats.org/drawingml/2006/picture">
+                  <pic:nvPicPr>
+                    <pic:cNvPr id="1781153609" name=""/>
+                    <pic:cNvPicPr/>
+                  </pic:nvPicPr>
+                  <pic:blipFill>
+                    <a:blip r:embed="rId16"/>
+                    <a:stretch>
+                      <a:fillRect/>
+                    </a:stretch>
+                  </pic:blipFill>
+                  <pic:spPr>
+                    <a:xfrm>
+                      <a:off x="0" y="0"/>
+                      <a:ext cx="3067478" cy="4439270"/>
+                    </a:xfrm>
+                    <a:prstGeom prst="rect">
+                      <a:avLst/>
+                    </a:prstGeom>
+                    <a:ln>
+                      <a:solidFill>
+                        <a:schemeClr val="tx1"/>
+                      </a:solidFill>
+                    </a:ln>
+                  </pic:spPr>
+                </pic:pic>
+              </a:graphicData>
+            </a:graphic>
+          </wp:inline>
+        </w:drawing>
+      </w:r>
+    </w:p>
+    <w:p>
+      <w:pPr>
+        <w:pStyle w:val="Kpalrs"/>
+      </w:pPr>
+      <w:r>
+        <w:fldChar w:fldCharType="begin"/>
+      </w:r>
+      <w:r>
+        <w:instrText xml:space="preserve"> SEQ ábra \* ARABIC </w:instrText>
+      </w:r>
+      <w:r>
+        <w:fldChar w:fldCharType="separate"/>
+      </w:r>
+      <w:bookmarkStart w:id="19" w:name="_Toc226046277"/>
+      <w:r>
+        <w:rPr>
+          <w:noProof/>
+        </w:rPr>
+        <w:t>7</w:t>
+      </w:r>
+      <w:r>
+        <w:fldChar w:fldCharType="end"/>
+      </w:r>
+      <w:r>
+        <w:t>. ábra Navigációs sáv kinyitott és becsukott állapotban</w:t>
+      </w:r>
+      <w:bookmarkEnd w:id="19"/>
+    </w:p>
+    <w:p>
+      <w:pPr>
+        <w:pStyle w:val="Cmsor3"/>
+      </w:pPr>
+      <w:r>
+        <w:br w:type="page"/>
+      </w:r>
+      <w:bookmarkStart w:id="20" w:name="_Toc226056117"/>
+      <w:r>
+        <w:lastRenderedPageBreak/>
+        <w:t>1.2.3</w:t>
+      </w:r>
+      <w:r>
+        <w:t>.</w:t>
+      </w:r>
+      <w:r>
+        <w:t xml:space="preserve"> Profil oldal és jelszó visszaállítása</w:t>
+      </w:r>
+      <w:bookmarkEnd w:id="20"/>
+    </w:p>
+    <w:p>
+      <w:pPr>
+        <w:spacing w:after="120" w:line="360" w:lineRule="auto"/>
+        <w:ind w:firstLine="567"/>
+        <w:jc w:val="both"/>
+      </w:pPr>
+      <w:r>
+        <w:t>A profil oldalon</w:t>
+      </w:r>
+      <w:r>
+        <w:t xml:space="preserve"> (</w:t>
+      </w:r>
+      <w:r>
+        <w:rPr>
+          <w:i/>
+          <w:iCs/>
+        </w:rPr>
+        <w:t>8. ábra</w:t>
+      </w:r>
+      <w:r>
+        <w:t>)</w:t>
+      </w:r>
+      <w:r>
+        <w:t xml:space="preserve"> a felhasználó jelszó visszaállítási emailt kérhet a „Send Reset Email” gombra kattintva. Az emailben</w:t>
+      </w:r>
+      <w:r>
+        <w:t xml:space="preserve"> (</w:t>
+      </w:r>
+      <w:r>
+        <w:rPr>
+          <w:i/>
+          <w:iCs/>
+        </w:rPr>
+        <w:t>9. ábra</w:t>
+      </w:r>
+      <w:r>
+        <w:t>)</w:t>
+      </w:r>
+      <w:r>
+        <w:t xml:space="preserve"> az email cím megerősítése folyamathoz hasonló módon egy gomb kapott helyet, amelyre kattintva a felhasználó átnavigálhat az új jelszó létrehozására használt oldalra. </w:t>
+      </w:r>
+    </w:p>
+    <w:p>
+      <w:pPr>
+        <w:spacing w:after="120" w:line="360" w:lineRule="auto"/>
+        <w:ind w:firstLine="567"/>
+        <w:jc w:val="both"/>
+      </w:pPr>
+      <w:r>
+        <w:t>Az új jelszó beállító oldalon szintén helyet kap egy, a regisztrációs oldalhoz hasonló, jelszó összetételét jelző bekezdés, valamint a „jelszó” és „jelszó ismét” mezők. Sikeres jelszó változtatásról az oldal felugró üzenetben tájékoztatja a felhasználót, majd átírányítja a bejelentkezési o</w:t>
+      </w:r>
+      <w:r>
+        <w:t>l</w:t>
+      </w:r>
+      <w:r>
+        <w:t xml:space="preserve">dalra. </w:t>
+      </w:r>
+    </w:p>
+    <w:p>
+      <w:pPr>
+        <w:keepNext/>
+        <w:jc w:val="both"/>
+      </w:pPr>
+      <w:r>
+        <w:drawing>
+          <wp:inline distT="0" distB="0" distL="0" distR="0" wp14:anchorId="4D345EEE" wp14:editId="7264FAD7">
+            <wp:extent cx="5305425" cy="3162197"/>
+            <wp:effectExtent l="19050" t="19050" r="9525" b="19685"/>
+            <wp:docPr id="352126858" name="Kép 1"/>
+            <wp:cNvGraphicFramePr>
+              <a:graphicFrameLocks xmlns:a="http://schemas.openxmlformats.org/drawingml/2006/main" noChangeAspect="1"/>
+            </wp:cNvGraphicFramePr>
+            <a:graphic xmlns:a="http://schemas.openxmlformats.org/drawingml/2006/main">
+              <a:graphicData uri="http://schemas.openxmlformats.org/drawingml/2006/picture">
+                <pic:pic xmlns:pic="http://schemas.openxmlformats.org/drawingml/2006/picture">
+                  <pic:nvPicPr>
+                    <pic:cNvPr id="352126858" name=""/>
+                    <pic:cNvPicPr/>
+                  </pic:nvPicPr>
+                  <pic:blipFill>
+                    <a:blip r:embed="rId17"/>
+                    <a:stretch>
+                      <a:fillRect/>
+                    </a:stretch>
+                  </pic:blipFill>
+                  <pic:spPr>
+                    <a:xfrm>
+                      <a:off x="0" y="0"/>
+                      <a:ext cx="5313038" cy="3166735"/>
+                    </a:xfrm>
+                    <a:prstGeom prst="rect">
+                      <a:avLst/>
+                    </a:prstGeom>
+                    <a:ln>
+                      <a:solidFill>
+                        <a:schemeClr val="tx1"/>
+                      </a:solidFill>
+                    </a:ln>
+                  </pic:spPr>
+                </pic:pic>
+              </a:graphicData>
+            </a:graphic>
+          </wp:inline>
+        </w:drawing>
+      </w:r>
+    </w:p>
+    <w:p>
+      <w:pPr>
+        <w:pStyle w:val="Kpalrs"/>
+      </w:pPr>
+      <w:r>
+        <w:fldChar w:fldCharType="begin"/>
+      </w:r>
+      <w:r>
+        <w:instrText xml:space="preserve"> SEQ ábra \* ARABIC </w:instrText>
+      </w:r>
+      <w:r>
+        <w:fldChar w:fldCharType="separate"/>
+      </w:r>
+      <w:r>
+        <w:rPr>
+          <w:noProof/>
+        </w:rPr>
+        <w:t>8</w:t>
+      </w:r>
+      <w:r>
+        <w:fldChar w:fldCharType="end"/>
+      </w:r>
+      <w:r>
+        <w:t>. ábra Profil oldal</w:t>
+      </w:r>
+    </w:p>
+    <w:p>
+      <w:pPr>
+        <w:jc w:val="center"/>
+      </w:pPr>
+      <w:r>
+        <w:drawing>
+          <wp:inline distT="0" distB="0" distL="0" distR="0" wp14:anchorId="442DD1F1" wp14:editId="25A8DD56">
+            <wp:extent cx="4214229" cy="2533650"/>
+            <wp:effectExtent l="19050" t="19050" r="15240" b="19050"/>
+            <wp:docPr id="1113968770" name="Kép 1"/>
+            <wp:cNvGraphicFramePr>
+              <a:graphicFrameLocks xmlns:a="http://schemas.openxmlformats.org/drawingml/2006/main" noChangeAspect="1"/>
+            </wp:cNvGraphicFramePr>
+            <a:graphic xmlns:a="http://schemas.openxmlformats.org/drawingml/2006/main">
+              <a:graphicData uri="http://schemas.openxmlformats.org/drawingml/2006/picture">
+                <pic:pic xmlns:pic="http://schemas.openxmlformats.org/drawingml/2006/picture">
+                  <pic:nvPicPr>
+                    <pic:cNvPr id="1113968770" name=""/>
+                    <pic:cNvPicPr/>
+                  </pic:nvPicPr>
+                  <pic:blipFill>
+                    <a:blip r:embed="rId18"/>
+                    <a:stretch>
+                      <a:fillRect/>
+                    </a:stretch>
+                  </pic:blipFill>
+                  <pic:spPr>
+                    <a:xfrm>
+                      <a:off x="0" y="0"/>
+                      <a:ext cx="4230768" cy="2543594"/>
+                    </a:xfrm>
+                    <a:prstGeom prst="rect">
+                      <a:avLst/>
+                    </a:prstGeom>
+                    <a:ln>
+                      <a:solidFill>
+                        <a:schemeClr val="tx1"/>
+                      </a:solidFill>
+                    </a:ln>
+                  </pic:spPr>
+                </pic:pic>
+              </a:graphicData>
+            </a:graphic>
+          </wp:inline>
+        </w:drawing>
+      </w:r>
+    </w:p>
+    <w:p>
+      <w:pPr>
+        <w:pStyle w:val="Kpalrs"/>
+        <w:jc w:val="center"/>
+      </w:pPr>
+      <w:r>
+        <w:fldChar w:fldCharType="begin"/>
+      </w:r>
+      <w:r>
+        <w:instrText xml:space="preserve"> SEQ ábra \* ARABIC </w:instrText>
+      </w:r>
+      <w:r>
+        <w:fldChar w:fldCharType="separate"/>
+      </w:r>
+      <w:r>
+        <w:rPr>
+          <w:noProof/>
+        </w:rPr>
+        <w:t>9</w:t>
+      </w:r>
+      <w:r>
+        <w:fldChar w:fldCharType="end"/>
+      </w:r>
+      <w:r>
+        <w:t>. ábra Jelszó visszaállítási email</w:t>
+      </w:r>
+    </w:p>
+    <w:p>
+      <w:pPr>
+        <w:pStyle w:val="Cmsor3"/>
+      </w:pPr>
+      <w:r>
+        <w:br w:type="page"/>
+      </w:r>
+      <w:bookmarkStart w:id="21" w:name="_Toc226056118"/>
+      <w:r>
+        <w:lastRenderedPageBreak/>
+        <w:t>1.2.4</w:t>
+      </w:r>
+      <w:r>
+        <w:t>.</w:t>
+      </w:r>
+      <w:r>
+        <w:t xml:space="preserve"> Hanglejátszó oldal</w:t>
+      </w:r>
+      <w:bookmarkEnd w:id="21"/>
+    </w:p>
+    <w:p>
+      <w:pPr>
+        <w:spacing w:after="120" w:line="360" w:lineRule="auto"/>
+        <w:ind w:firstLine="567"/>
+        <w:jc w:val="both"/>
+      </w:pPr>
+      <w:r>
+        <w:t>A „Soundboard” menüpont az oldal központi funkcióit tartalmazó hanglejátszó oldalra vezet. Az oldal két részre bontható, a hangtár és a vezérlő. A hangtár az oldal felső felén kap helyet. Itt az oldalon található hangok felsorolását láthatja a felhasználó. A hangok betű</w:t>
+      </w:r>
+      <w:r>
+        <w:t xml:space="preserve">rend alapján sorba rendezve jelennek meg a felhasználó kedvenceit előre sorolva. </w:t>
+      </w:r>
+      <w:r>
+        <w:t>Az új elemek betöltése görgetésre történik, azt a hatást keltve</w:t>
+      </w:r>
+      <w:r>
+        <w:t>,</w:t>
+      </w:r>
+      <w:r>
+        <w:t xml:space="preserve"> mintha </w:t>
+      </w:r>
+      <w:r>
+        <w:t xml:space="preserve">az oldal megnyitásakor </w:t>
+      </w:r>
+      <w:r>
+        <w:t>be lenne töltve minden</w:t>
+      </w:r>
+      <w:r>
+        <w:t>, ezzel kímélve a felhasználó sávszélességét valamint felgyorsítva az oldal betöltését.</w:t>
+      </w:r>
+    </w:p>
+    <w:p>
+      <w:pPr>
+        <w:spacing w:after="120" w:line="360" w:lineRule="auto"/>
+        <w:ind w:firstLine="567"/>
+        <w:jc w:val="both"/>
+      </w:pPr>
+      <w:r>
+        <w:t xml:space="preserve">A hangtár tetején kapnak helyet különböző vezérlők. A bal oldalon található csúszó menüvel a jelenleg megjelenített hangok kategóriáját lehet váltani. A három kategória a következőket jelenti: </w:t>
+      </w:r>
+    </w:p>
+    <w:p>
+      <w:pPr>
+        <w:pStyle w:val="Listaszerbekezds"/>
+        <w:numPr>
+          <w:ilvl w:val="0"/>
+          <w:numId w:val="34"/>
+        </w:numPr>
+        <w:spacing w:after="120" w:line="360" w:lineRule="auto"/>
+        <w:jc w:val="both"/>
+      </w:pPr>
+      <w:r>
+        <w:t xml:space="preserve">„Scene” – Végtelenített hangok, ezen csoport adja meg a játszott hang környezet alapját. Minden scene két hangot tartalmaz, „explore” és „combat” néven. Az „explore” egy lágyabb, nyugodtabb hangra még a „combat” egy pörgősebb hevebb változatra utal. </w:t>
+      </w:r>
+    </w:p>
+    <w:p>
+      <w:pPr>
+        <w:pStyle w:val="Listaszerbekezds"/>
+        <w:numPr>
+          <w:ilvl w:val="0"/>
+          <w:numId w:val="34"/>
+        </w:numPr>
+        <w:spacing w:after="120" w:line="360" w:lineRule="auto"/>
+        <w:jc w:val="both"/>
+      </w:pPr>
+      <w:r>
+        <w:t>„Ambience” – Szintén végtelenített hangok, viszont nem egy adott környezet megteremtésére, hanem különböző hosszabb ideig játszott hangra használt. Például egy tábortűz, vagy vízesés hangja.</w:t>
+      </w:r>
+    </w:p>
+    <w:p>
+      <w:pPr>
+        <w:pStyle w:val="Listaszerbekezds"/>
+        <w:numPr>
+          <w:ilvl w:val="0"/>
+          <w:numId w:val="34"/>
+        </w:numPr>
+        <w:spacing w:after="120" w:line="360" w:lineRule="auto"/>
+        <w:jc w:val="both"/>
+      </w:pPr>
+      <w:r>
+        <w:t>„One-shot” – Egyszer lejátszott hangok, például robbanás vagy villámlás hangja.</w:t>
+      </w:r>
+    </w:p>
+    <w:p>
+      <w:pPr>
+        <w:spacing w:after="120" w:line="360" w:lineRule="auto"/>
+        <w:ind w:firstLine="567"/>
+        <w:jc w:val="both"/>
+      </w:pPr>
+      <w:r>
+        <w:t>A jobb oldalon található vezérlő egy keresősáv. A keresővel az éppen kiválasztott kategória hangjai között lehet keresni</w:t>
+      </w:r>
+      <w:r>
+        <w:t xml:space="preserve">. Az eredmény lecseréli az összes hangot megjelenítő területet, és eltűnik a keresési sáv kiürítésével. </w:t>
+      </w:r>
+    </w:p>
+    <w:p>
+      <w:pPr>
+        <w:spacing w:after="120" w:line="360" w:lineRule="auto"/>
+        <w:ind w:firstLine="567"/>
+        <w:jc w:val="both"/>
+      </w:pPr>
+      <w:r>
+        <w:t xml:space="preserve">A hangokra kattintással a felhasználó a lejátszóba helyezheti az adott hangot. A már kiválaszott hangra ismételt kattintás kiveszi azt a lejátszóból. </w:t>
+      </w:r>
+      <w:r>
+        <w:t xml:space="preserve">A hangok jobb felső sarkában található csillag ikonra kattintva a felhasználó kedvencek közé helyezheti a hangot, így az mindig a felsorolás elején jelenik meg. </w:t>
+      </w:r>
+    </w:p>
+    <w:p>
+      <w:pPr>
+        <w:spacing w:after="120" w:line="360" w:lineRule="auto"/>
+        <w:ind w:firstLine="567"/>
+        <w:jc w:val="both"/>
+      </w:pPr>
+      <w:r>
+        <w:t xml:space="preserve">Az oldal alsó részén a második fő egység található, a lejátszó. A hangtából kiválaszott hangok itt jelennek meg. A lejátszó még három részre osztható a három kategória alapján. </w:t>
+      </w:r>
+    </w:p>
+    <w:p>
+      <w:pPr>
+        <w:spacing w:after="120" w:line="360" w:lineRule="auto"/>
+        <w:ind w:firstLine="567"/>
+        <w:jc w:val="both"/>
+      </w:pPr>
+      <w:r>
+        <w:t>A lejátszó tartalma kijelentkezéskor el van mentve és bejelentkezéskor az oldal automatikusan betölti így a felhasználónak nem kell újból kiválasztani minden hangok, amit utoljára használt.</w:t>
+      </w:r>
+    </w:p>
+    <w:p>
+      <w:pPr>
+        <w:spacing w:after="120" w:line="360" w:lineRule="auto"/>
+        <w:ind w:firstLine="567"/>
+        <w:jc w:val="both"/>
+      </w:pPr>
+      <w:r>
+        <w:t xml:space="preserve">A scene lejátszón láthatjuk a kiválasztott scene típusú hanghoz tartozó képet, a hang nevét, valamint egy hangerő csúszkát, indító/megállító gombot és a két állapot közötti váltáshoz </w:t>
+      </w:r>
+      <w:r>
+        <w:lastRenderedPageBreak/>
+        <w:t xml:space="preserve">használt vezérlőket. Scene típusú hangból csak egy lehet kiválasztva így a hangtárban másikra kattintáskor kicseréli az eddig használt hangot az újonnan kiválaszottal. </w:t>
+      </w:r>
+    </w:p>
+    <w:p>
+      <w:pPr>
+        <w:spacing w:after="120" w:line="360" w:lineRule="auto"/>
+        <w:ind w:firstLine="567"/>
+        <w:jc w:val="both"/>
+      </w:pPr>
+      <w:r>
+        <w:t xml:space="preserve">A lejátszó második része az ambience lejátszó. Itt a hangtárból kiválasztott ambience típusú hangok találhatóak egymás alatt felsorolva. Mivel a hangok végtelenítve ismétlődnek így ezeket nem lehet megállítani, viszont minden hang saját hangerő vezérlőt kapott, így a felhasználó tud egyes hangokat kiemelni vagy elhalkítani, megteremtve a tökéletes keverést. </w:t>
+      </w:r>
+    </w:p>
+    <w:p>
+      <w:pPr>
+        <w:spacing w:after="120" w:line="360" w:lineRule="auto"/>
+        <w:ind w:firstLine="567"/>
+        <w:jc w:val="both"/>
+      </w:pPr>
+      <w:r>
+        <w:t xml:space="preserve">A harmadik és egyben utolsó rész a oneshot lejátszó. Itt a kiválasztott oneshot típusú hangok találhatóak meg. A hangok felsorolása felett található egy közös hangerő szabályozó. A felsorolt hangok kattintással indíthatóak. Mivel az ebben a kategóriában található hangok pár másodpercesek így nem lehet őket megállítani. </w:t>
+      </w:r>
+    </w:p>
+    <w:p>
+      <w:pPr>
+        <w:pStyle w:val="Kpalrs"/>
+      </w:pPr>
+      <w:r>
+        <w:rPr>
+          <w:noProof/>
+        </w:rPr>
+        <w:drawing>
+          <wp:inline distT="0" distB="0" distL="0" distR="0" wp14:anchorId="119CB161" wp14:editId="18336011">
+            <wp:extent cx="5759450" cy="3129521"/>
+            <wp:effectExtent l="0" t="0" r="0" b="0"/>
+            <wp:docPr id="2006641579" name="Kép 3"/>
+            <wp:cNvGraphicFramePr>
+              <a:graphicFrameLocks xmlns:a="http://schemas.openxmlformats.org/drawingml/2006/main" noChangeAspect="1"/>
+            </wp:cNvGraphicFramePr>
+            <a:graphic xmlns:a="http://schemas.openxmlformats.org/drawingml/2006/main">
+              <a:graphicData uri="http://schemas.openxmlformats.org/drawingml/2006/picture">
+                <pic:pic xmlns:pic="http://schemas.openxmlformats.org/drawingml/2006/picture">
+                  <pic:nvPicPr>
+                    <pic:cNvPr id="0" name="Picture 3"/>
+                    <pic:cNvPicPr>
+                      <a:picLocks noChangeAspect="1" noChangeArrowheads="1"/>
+                    </pic:cNvPicPr>
+                  </pic:nvPicPr>
+                  <pic:blipFill>
+                    <a:blip r:embed="rId19" cstate="print">
+                      <a:extLst>
+                        <a:ext uri="{28A0092B-C50C-407E-A947-70E740481C1C}">
+                          <a14:useLocalDpi xmlns:a14="http://schemas.microsoft.com/office/drawing/2010/main" val="0"/>
+                        </a:ext>
+                      </a:extLst>
+                    </a:blip>
+                    <a:srcRect/>
+                    <a:stretch>
+                      <a:fillRect/>
+                    </a:stretch>
+                  </pic:blipFill>
+                  <pic:spPr bwMode="auto">
+                    <a:xfrm>
+                      <a:off x="0" y="0"/>
+                      <a:ext cx="5759450" cy="3129521"/>
+                    </a:xfrm>
+                    <a:prstGeom prst="rect">
+                      <a:avLst/>
+                    </a:prstGeom>
+                    <a:noFill/>
+                    <a:ln>
+                      <a:noFill/>
+                    </a:ln>
+                  </pic:spPr>
+                </pic:pic>
+              </a:graphicData>
+            </a:graphic>
+          </wp:inline>
+        </w:drawing>
+      </w:r>
+      <w:r>
+        <w:fldChar w:fldCharType="begin"/>
+      </w:r>
+      <w:r>
+        <w:instrText xml:space="preserve"> SEQ ábra \* ARABIC </w:instrText>
+      </w:r>
+      <w:r>
+        <w:fldChar w:fldCharType="separate"/>
+      </w:r>
+      <w:r>
+        <w:rPr>
+          <w:noProof/>
+        </w:rPr>
+        <w:t>10</w:t>
+      </w:r>
+      <w:r>
+        <w:fldChar w:fldCharType="end"/>
+      </w:r>
+      <w:r>
+        <w:t>. ábra Hang lejátszó oldal</w:t>
+      </w:r>
+    </w:p>
+    <w:p>
+      <w:pPr>
+        <w:pStyle w:val="Cmsor3"/>
+      </w:pPr>
+      <w:r>
+        <w:br w:type="page"/>
+      </w:r>
+      <w:bookmarkStart w:id="22" w:name="_Toc226056119"/>
+      <w:r>
+        <w:lastRenderedPageBreak/>
+        <w:t>1.2.5</w:t>
+      </w:r>
+      <w:r>
+        <w:t>.</w:t>
+      </w:r>
+      <w:r>
+        <w:t xml:space="preserve"> Adminisztrátori </w:t>
+      </w:r>
+      <w:r>
+        <w:t>funkció</w:t>
+      </w:r>
+      <w:r>
+        <w:t>: Hangkezelő</w:t>
+      </w:r>
+      <w:bookmarkEnd w:id="22"/>
+    </w:p>
+    <w:p>
+      <w:pPr>
+        <w:rPr>
+          <w:b/>
+          <w:bCs/>
+        </w:rPr>
+      </w:pPr>
+      <w:r>
+        <w:rPr>
+          <w:b/>
+          <w:bCs/>
+        </w:rPr>
+        <w:br w:type="page"/>
+      </w:r>
+    </w:p>
+    <w:p>
+      <w:pPr>
+        <w:pStyle w:val="Cmsor3"/>
+      </w:pPr>
+      <w:bookmarkStart w:id="23" w:name="_Toc226056120"/>
+      <w:r>
+        <w:lastRenderedPageBreak/>
+        <w:t>1.2.6</w:t>
+      </w:r>
+      <w:r>
+        <w:t>.</w:t>
+      </w:r>
+      <w:r>
+        <w:t xml:space="preserve"> Adminisztrátori funkció: Feltöltési oldal</w:t>
+      </w:r>
+      <w:bookmarkEnd w:id="23"/>
+    </w:p>
+    <w:p>
+      <w:pPr>
+        <w:rPr>
+          <w:b/>
+          <w:bCs/>
+        </w:rPr>
+      </w:pPr>
+      <w:r>
+        <w:rPr>
+          <w:b/>
+          <w:bCs/>
+        </w:rPr>
         <w:br w:type="page"/>
       </w:r>
     </w:p>
@@ -4694,7 +6196,7 @@
         <w:ind w:firstLine="709"/>
         <w:jc w:val="center"/>
       </w:pPr>
-      <w:bookmarkStart w:id="13" w:name="_Toc225886164"/>
+      <w:bookmarkStart w:id="24" w:name="_Toc226056121"/>
       <w:r>
         <w:lastRenderedPageBreak/>
         <w:t xml:space="preserve">2. </w:t>
@@ -4702,24 +6204,27 @@
       <w:r>
         <w:t>Fejlesztői dokumentáció</w:t>
       </w:r>
-      <w:bookmarkEnd w:id="13"/>
+      <w:bookmarkEnd w:id="24"/>
     </w:p>
     <w:p>
       <w:pPr>
         <w:pStyle w:val="Cmsor2"/>
         <w:spacing w:line="360" w:lineRule="auto"/>
       </w:pPr>
-      <w:bookmarkStart w:id="14" w:name="_Toc225886165"/>
+      <w:bookmarkStart w:id="25" w:name="_Toc226056122"/>
       <w:r>
         <w:t>2.1</w:t>
       </w:r>
       <w:r>
+        <w:t>.</w:t>
+      </w:r>
+      <w:r>
         <w:t xml:space="preserve"> </w:t>
       </w:r>
       <w:r>
         <w:t>Témaválasztás</w:t>
       </w:r>
-      <w:bookmarkEnd w:id="14"/>
+      <w:bookmarkEnd w:id="25"/>
     </w:p>
     <w:p>
       <w:pPr>
@@ -4753,7 +6258,13 @@
         <w:jc w:val="both"/>
       </w:pPr>
       <w:r>
-        <w:t xml:space="preserve">A backend fejlesztésével törekedtem minden szükséges feltételt saját eszközökkel megteremteni. Példák erre a weboldal üzemeltetése és működtetése, a hang és képfájlok </w:t>
+        <w:t xml:space="preserve">A backend fejlesztésével törekedtem </w:t>
+      </w:r>
+      <w:r>
+        <w:t>minnél több</w:t>
+      </w:r>
+      <w:r>
+        <w:t xml:space="preserve"> szükséges feltételt saját eszközökkel megteremteni. Példák erre a weboldal üzemeltetése és működtetése, a hang és képfájlok </w:t>
       </w:r>
       <w:r>
         <w:t xml:space="preserve">kiszolgálása </w:t>
@@ -4772,7 +6283,7 @@
         <w:pStyle w:val="Cmsor2"/>
         <w:spacing w:line="360" w:lineRule="auto"/>
       </w:pPr>
-      <w:bookmarkStart w:id="15" w:name="_Toc225886166"/>
+      <w:bookmarkStart w:id="26" w:name="_Toc226056123"/>
       <w:r>
         <w:lastRenderedPageBreak/>
         <w:t>2.2.</w:t>
@@ -4783,13 +6294,13 @@
       <w:r>
         <w:t>Alkalmazott fejlesztői eszközök.</w:t>
       </w:r>
-      <w:bookmarkEnd w:id="15"/>
+      <w:bookmarkEnd w:id="26"/>
     </w:p>
     <w:p>
       <w:pPr>
         <w:pStyle w:val="Cmsor3"/>
       </w:pPr>
-      <w:bookmarkStart w:id="16" w:name="_Toc225886167"/>
+      <w:bookmarkStart w:id="27" w:name="_Toc226056124"/>
       <w:r>
         <w:t>2.2.1</w:t>
       </w:r>
@@ -4799,7 +6310,7 @@
       <w:r>
         <w:t xml:space="preserve"> Programok, szolgáltatások</w:t>
       </w:r>
-      <w:bookmarkEnd w:id="16"/>
+      <w:bookmarkEnd w:id="27"/>
     </w:p>
     <w:p>
       <w:pPr>
@@ -5264,7 +6775,7 @@
       <w:pPr>
         <w:spacing w:line="360" w:lineRule="auto"/>
       </w:pPr>
-      <w:hyperlink r:id="rId14" w:history="1">
+      <w:hyperlink r:id="rId20" w:history="1">
         <w:r>
           <w:rPr>
             <w:rStyle w:val="Hiperhivatkozs"/>
@@ -5282,7 +6793,7 @@
       <w:pPr>
         <w:pStyle w:val="Cmsor3"/>
       </w:pPr>
-      <w:bookmarkStart w:id="17" w:name="_Toc225886168"/>
+      <w:bookmarkStart w:id="28" w:name="_Toc226056125"/>
       <w:r>
         <w:lastRenderedPageBreak/>
         <w:t>2.2.2</w:t>
@@ -5293,7 +6804,7 @@
       <w:r>
         <w:t xml:space="preserve"> Backend modulok</w:t>
       </w:r>
-      <w:bookmarkEnd w:id="17"/>
+      <w:bookmarkEnd w:id="28"/>
     </w:p>
     <w:p>
       <w:pPr>
@@ -5347,7 +6858,7 @@
       <w:pPr>
         <w:spacing w:line="360" w:lineRule="auto"/>
       </w:pPr>
-      <w:hyperlink r:id="rId15" w:history="1">
+      <w:hyperlink r:id="rId21" w:history="1">
         <w:r>
           <w:rPr>
             <w:rStyle w:val="Hiperhivatkozs"/>
@@ -5395,7 +6906,7 @@
       <w:pPr>
         <w:spacing w:line="360" w:lineRule="auto"/>
       </w:pPr>
-      <w:hyperlink r:id="rId16" w:history="1">
+      <w:hyperlink r:id="rId22" w:history="1">
         <w:r>
           <w:rPr>
             <w:rStyle w:val="Hiperhivatkozs"/>
@@ -5458,7 +6969,7 @@
       <w:pPr>
         <w:spacing w:line="360" w:lineRule="auto"/>
       </w:pPr>
-      <w:hyperlink r:id="rId17" w:history="1">
+      <w:hyperlink r:id="rId23" w:history="1">
         <w:r>
           <w:rPr>
             <w:rStyle w:val="Hiperhivatkozs"/>
@@ -5509,7 +7020,7 @@
       <w:pPr>
         <w:spacing w:line="360" w:lineRule="auto"/>
       </w:pPr>
-      <w:hyperlink r:id="rId18" w:history="1">
+      <w:hyperlink r:id="rId24" w:history="1">
         <w:r>
           <w:rPr>
             <w:rStyle w:val="Hiperhivatkozs"/>
@@ -5551,7 +7062,7 @@
       <w:pPr>
         <w:spacing w:line="360" w:lineRule="auto"/>
       </w:pPr>
-      <w:hyperlink r:id="rId19" w:history="1">
+      <w:hyperlink r:id="rId25" w:history="1">
         <w:r>
           <w:rPr>
             <w:rStyle w:val="Hiperhivatkozs"/>
@@ -5564,7 +7075,7 @@
       <w:pPr>
         <w:spacing w:line="360" w:lineRule="auto"/>
       </w:pPr>
-      <w:hyperlink r:id="rId20" w:history="1">
+      <w:hyperlink r:id="rId26" w:history="1">
         <w:r>
           <w:rPr>
             <w:rStyle w:val="Hiperhivatkozs"/>
@@ -5621,7 +7132,7 @@
       <w:pPr>
         <w:spacing w:line="360" w:lineRule="auto"/>
       </w:pPr>
-      <w:hyperlink r:id="rId21" w:history="1">
+      <w:hyperlink r:id="rId27" w:history="1">
         <w:r>
           <w:rPr>
             <w:rStyle w:val="Hiperhivatkozs"/>
@@ -5672,7 +7183,7 @@
       <w:pPr>
         <w:spacing w:line="360" w:lineRule="auto"/>
       </w:pPr>
-      <w:hyperlink r:id="rId22" w:history="1">
+      <w:hyperlink r:id="rId28" w:history="1">
         <w:r>
           <w:rPr>
             <w:rStyle w:val="Hiperhivatkozs"/>
@@ -5685,7 +7196,7 @@
       <w:pPr>
         <w:spacing w:line="360" w:lineRule="auto"/>
       </w:pPr>
-      <w:hyperlink r:id="rId23" w:history="1">
+      <w:hyperlink r:id="rId29" w:history="1">
         <w:r>
           <w:rPr>
             <w:rStyle w:val="Hiperhivatkozs"/>
@@ -5739,7 +7250,7 @@
       <w:pPr>
         <w:spacing w:line="360" w:lineRule="auto"/>
       </w:pPr>
-      <w:hyperlink r:id="rId24" w:history="1">
+      <w:hyperlink r:id="rId30" w:history="1">
         <w:r>
           <w:rPr>
             <w:rStyle w:val="Hiperhivatkozs"/>
@@ -5787,7 +7298,7 @@
       <w:pPr>
         <w:spacing w:line="360" w:lineRule="auto"/>
       </w:pPr>
-      <w:hyperlink r:id="rId25" w:history="1">
+      <w:hyperlink r:id="rId31" w:history="1">
         <w:r>
           <w:rPr>
             <w:rStyle w:val="Hiperhivatkozs"/>
@@ -5800,7 +7311,7 @@
       <w:pPr>
         <w:spacing w:line="360" w:lineRule="auto"/>
       </w:pPr>
-      <w:hyperlink r:id="rId26" w:history="1">
+      <w:hyperlink r:id="rId32" w:history="1">
         <w:r>
           <w:rPr>
             <w:rStyle w:val="Hiperhivatkozs"/>
@@ -5854,7 +7365,7 @@
       <w:pPr>
         <w:spacing w:line="360" w:lineRule="auto"/>
       </w:pPr>
-      <w:hyperlink r:id="rId27" w:history="1">
+      <w:hyperlink r:id="rId33" w:history="1">
         <w:r>
           <w:rPr>
             <w:rStyle w:val="Hiperhivatkozs"/>
@@ -5867,7 +7378,7 @@
       <w:pPr>
         <w:spacing w:line="360" w:lineRule="auto"/>
       </w:pPr>
-      <w:hyperlink r:id="rId28" w:history="1">
+      <w:hyperlink r:id="rId34" w:history="1">
         <w:r>
           <w:rPr>
             <w:rStyle w:val="Hiperhivatkozs"/>
@@ -5909,7 +7420,7 @@
       <w:pPr>
         <w:spacing w:line="360" w:lineRule="auto"/>
       </w:pPr>
-      <w:hyperlink r:id="rId29" w:history="1">
+      <w:hyperlink r:id="rId35" w:history="1">
         <w:r>
           <w:rPr>
             <w:rStyle w:val="Hiperhivatkozs"/>
@@ -5951,7 +7462,7 @@
       <w:pPr>
         <w:spacing w:line="360" w:lineRule="auto"/>
       </w:pPr>
-      <w:hyperlink r:id="rId30" w:history="1">
+      <w:hyperlink r:id="rId36" w:history="1">
         <w:r>
           <w:rPr>
             <w:rStyle w:val="Hiperhivatkozs"/>
@@ -6007,7 +7518,7 @@
       <w:pPr>
         <w:spacing w:line="360" w:lineRule="auto"/>
       </w:pPr>
-      <w:hyperlink r:id="rId31" w:history="1">
+      <w:hyperlink r:id="rId37" w:history="1">
         <w:r>
           <w:rPr>
             <w:rStyle w:val="Hiperhivatkozs"/>
@@ -6049,7 +7560,7 @@
       <w:pPr>
         <w:spacing w:line="360" w:lineRule="auto"/>
       </w:pPr>
-      <w:hyperlink r:id="rId32" w:history="1">
+      <w:hyperlink r:id="rId38" w:history="1">
         <w:r>
           <w:rPr>
             <w:rStyle w:val="Hiperhivatkozs"/>
@@ -6097,7 +7608,7 @@
       <w:pPr>
         <w:spacing w:line="360" w:lineRule="auto"/>
       </w:pPr>
-      <w:hyperlink r:id="rId33" w:history="1">
+      <w:hyperlink r:id="rId39" w:history="1">
         <w:r>
           <w:rPr>
             <w:rStyle w:val="Hiperhivatkozs"/>
@@ -6139,7 +7650,7 @@
       <w:pPr>
         <w:spacing w:line="360" w:lineRule="auto"/>
       </w:pPr>
-      <w:hyperlink r:id="rId34" w:history="1">
+      <w:hyperlink r:id="rId40" w:history="1">
         <w:r>
           <w:rPr>
             <w:rStyle w:val="Hiperhivatkozs"/>
@@ -6155,7 +7666,7 @@
       <w:r>
         <w:br w:type="page"/>
       </w:r>
-      <w:bookmarkStart w:id="18" w:name="_Toc225886169"/>
+      <w:bookmarkStart w:id="29" w:name="_Toc226056126"/>
       <w:r>
         <w:lastRenderedPageBreak/>
         <w:t>2.2.3</w:t>
@@ -6166,7 +7677,7 @@
       <w:r>
         <w:t xml:space="preserve"> Frontend modulok</w:t>
       </w:r>
-      <w:bookmarkEnd w:id="18"/>
+      <w:bookmarkEnd w:id="29"/>
     </w:p>
     <w:p>
       <w:pPr>
@@ -6202,7 +7713,7 @@
       </w:r>
     </w:p>
     <w:p>
-      <w:hyperlink r:id="rId35" w:history="1">
+      <w:hyperlink r:id="rId41" w:history="1">
         <w:r>
           <w:rPr>
             <w:rStyle w:val="Hiperhivatkozs"/>
@@ -6262,7 +7773,7 @@
       <w:pPr>
         <w:spacing w:line="360" w:lineRule="auto"/>
       </w:pPr>
-      <w:hyperlink r:id="rId36" w:history="1">
+      <w:hyperlink r:id="rId42" w:history="1">
         <w:r>
           <w:rPr>
             <w:rStyle w:val="Hiperhivatkozs"/>
@@ -6311,7 +7822,7 @@
       <w:pPr>
         <w:spacing w:line="360" w:lineRule="auto"/>
       </w:pPr>
-      <w:hyperlink r:id="rId37" w:history="1">
+      <w:hyperlink r:id="rId43" w:history="1">
         <w:r>
           <w:rPr>
             <w:rStyle w:val="Hiperhivatkozs"/>
@@ -6357,7 +7868,7 @@
       <w:pPr>
         <w:spacing w:line="360" w:lineRule="auto"/>
       </w:pPr>
-      <w:hyperlink r:id="rId38" w:history="1">
+      <w:hyperlink r:id="rId44" w:history="1">
         <w:r>
           <w:rPr>
             <w:rStyle w:val="Hiperhivatkozs"/>
@@ -6403,7 +7914,7 @@
       <w:pPr>
         <w:spacing w:line="360" w:lineRule="auto"/>
       </w:pPr>
-      <w:hyperlink r:id="rId39" w:history="1">
+      <w:hyperlink r:id="rId45" w:history="1">
         <w:r>
           <w:rPr>
             <w:rStyle w:val="Hiperhivatkozs"/>
@@ -6449,7 +7960,7 @@
       <w:pPr>
         <w:spacing w:line="360" w:lineRule="auto"/>
       </w:pPr>
-      <w:hyperlink r:id="rId40" w:history="1">
+      <w:hyperlink r:id="rId46" w:history="1">
         <w:r>
           <w:rPr>
             <w:rStyle w:val="Hiperhivatkozs"/>
@@ -6495,7 +8006,7 @@
       <w:pPr>
         <w:spacing w:line="360" w:lineRule="auto"/>
       </w:pPr>
-      <w:hyperlink r:id="rId41" w:history="1">
+      <w:hyperlink r:id="rId47" w:history="1">
         <w:r>
           <w:rPr>
             <w:rStyle w:val="Hiperhivatkozs"/>
@@ -6523,7 +8034,7 @@
       <w:pPr>
         <w:pStyle w:val="Cmsor3"/>
       </w:pPr>
-      <w:bookmarkStart w:id="19" w:name="_Toc225886170"/>
+      <w:bookmarkStart w:id="30" w:name="_Toc226056127"/>
       <w:r>
         <w:lastRenderedPageBreak/>
         <w:t>2.2.4</w:t>
@@ -6534,7 +8045,7 @@
       <w:r>
         <w:t xml:space="preserve"> Programozási- és leírónyelvek</w:t>
       </w:r>
-      <w:bookmarkEnd w:id="19"/>
+      <w:bookmarkEnd w:id="30"/>
     </w:p>
     <w:p>
       <w:pPr>
@@ -6778,15 +8289,21 @@
         <w:pStyle w:val="Cmsor2"/>
         <w:spacing w:line="360" w:lineRule="auto"/>
       </w:pPr>
-      <w:bookmarkStart w:id="20" w:name="_Toc225886171"/>
+      <w:bookmarkStart w:id="31" w:name="_Toc226056128"/>
       <w:r>
         <w:lastRenderedPageBreak/>
-        <w:t>2.3 Adatmodell leírása</w:t>
+        <w:t>2.3</w:t>
+      </w:r>
+      <w:r>
+        <w:t>.</w:t>
+      </w:r>
+      <w:r>
+        <w:t xml:space="preserve"> Adatmodell leírása</w:t>
       </w:r>
       <w:r>
         <w:t>, adatbázis felépítése</w:t>
       </w:r>
-      <w:bookmarkEnd w:id="20"/>
+      <w:bookmarkEnd w:id="31"/>
     </w:p>
     <w:p>
       <w:pPr>
@@ -6795,7 +8312,7 @@
           <w:lang w:eastAsia="hu-HU"/>
         </w:rPr>
       </w:pPr>
-      <w:bookmarkStart w:id="21" w:name="_Toc225886172"/>
+      <w:bookmarkStart w:id="32" w:name="_Toc226056129"/>
       <w:r>
         <w:rPr>
           <w:lang w:eastAsia="hu-HU"/>
@@ -6826,7 +8343,7 @@
         </w:rPr>
         <w:t>” tábla és felépítése:</w:t>
       </w:r>
-      <w:bookmarkEnd w:id="21"/>
+      <w:bookmarkEnd w:id="32"/>
     </w:p>
     <w:p>
       <w:pPr>
@@ -7630,7 +9147,7 @@
           <w:lang w:eastAsia="hu-HU"/>
         </w:rPr>
       </w:pPr>
-      <w:bookmarkStart w:id="22" w:name="_Toc225886173"/>
+      <w:bookmarkStart w:id="33" w:name="_Toc226056130"/>
       <w:r>
         <w:rPr>
           <w:noProof/>
@@ -7666,7 +9183,7 @@
         </w:rPr>
         <w:t>és felépítése:</w:t>
       </w:r>
-      <w:bookmarkEnd w:id="22"/>
+      <w:bookmarkEnd w:id="33"/>
     </w:p>
     <w:p>
       <w:pPr>
@@ -8506,7 +10023,7 @@
           <w:lang w:eastAsia="hu-HU"/>
         </w:rPr>
       </w:pPr>
-      <w:bookmarkStart w:id="23" w:name="_Toc225886174"/>
+      <w:bookmarkStart w:id="34" w:name="_Toc226056131"/>
       <w:r>
         <w:rPr>
           <w:noProof/>
@@ -8541,7 +10058,7 @@
         </w:rPr>
         <w:t>és felépítése:</w:t>
       </w:r>
-      <w:bookmarkEnd w:id="23"/>
+      <w:bookmarkEnd w:id="34"/>
     </w:p>
     <w:p>
       <w:pPr>
@@ -8962,7 +10479,7 @@
           <w:lang w:eastAsia="hu-HU"/>
         </w:rPr>
       </w:pPr>
-      <w:bookmarkStart w:id="24" w:name="_Toc225886175"/>
+      <w:bookmarkStart w:id="35" w:name="_Toc226056132"/>
       <w:r>
         <w:rPr>
           <w:noProof/>
@@ -8991,7 +10508,7 @@
         </w:rPr>
         <w:t xml:space="preserve"> „favourites” tábla és felépítése</w:t>
       </w:r>
-      <w:bookmarkEnd w:id="24"/>
+      <w:bookmarkEnd w:id="35"/>
     </w:p>
     <w:p>
       <w:pPr>
@@ -9332,7 +10849,7 @@
           <w:lang w:eastAsia="hu-HU"/>
         </w:rPr>
       </w:pPr>
-      <w:bookmarkStart w:id="25" w:name="_Toc225886176"/>
+      <w:bookmarkStart w:id="36" w:name="_Toc226056133"/>
       <w:r>
         <w:rPr>
           <w:noProof/>
@@ -9369,7 +10886,7 @@
         </w:rPr>
         <w:t xml:space="preserve"> táblák közötti kapcsolat</w:t>
       </w:r>
-      <w:bookmarkEnd w:id="25"/>
+      <w:bookmarkEnd w:id="36"/>
     </w:p>
     <w:p>
       <w:pPr>
@@ -9531,7 +11048,7 @@
                     <pic:cNvPicPr/>
                   </pic:nvPicPr>
                   <pic:blipFill>
-                    <a:blip r:embed="rId42"/>
+                    <a:blip r:embed="rId48"/>
                     <a:stretch>
                       <a:fillRect/>
                     </a:stretch>
@@ -9582,13 +11099,13 @@
         </w:rPr>
         <w:fldChar w:fldCharType="separate"/>
       </w:r>
-      <w:bookmarkStart w:id="26" w:name="_Toc225886194"/>
-      <w:r>
-        <w:rPr>
-          <w:noProof/>
-          <w:lang w:eastAsia="hu-HU"/>
-        </w:rPr>
-        <w:t>5</w:t>
+      <w:bookmarkStart w:id="37" w:name="_Toc226046278"/>
+      <w:r>
+        <w:rPr>
+          <w:noProof/>
+          <w:lang w:eastAsia="hu-HU"/>
+        </w:rPr>
+        <w:t>11</w:t>
       </w:r>
       <w:r>
         <w:rPr>
@@ -9600,7 +11117,7 @@
       <w:r>
         <w:t>. ábra: Táblák közötti kapcsolat - DBeaver</w:t>
       </w:r>
-      <w:bookmarkEnd w:id="26"/>
+      <w:bookmarkEnd w:id="37"/>
     </w:p>
     <w:p>
       <w:pPr>
@@ -9626,7 +11143,7 @@
           <w:lang w:eastAsia="hu-HU"/>
         </w:rPr>
       </w:pPr>
-      <w:bookmarkStart w:id="27" w:name="_Toc225886177"/>
+      <w:bookmarkStart w:id="38" w:name="_Toc226056134"/>
       <w:r>
         <w:rPr>
           <w:noProof/>
@@ -9649,7 +11166,7 @@
         </w:rPr>
         <w:t xml:space="preserve"> A program által kommunikációra használt adatmodell</w:t>
       </w:r>
-      <w:bookmarkEnd w:id="27"/>
+      <w:bookmarkEnd w:id="38"/>
     </w:p>
     <w:p>
       <w:pPr>
@@ -9902,7 +11419,7 @@
         </w:rPr>
         <w:br w:type="page"/>
       </w:r>
-      <w:bookmarkStart w:id="28" w:name="_Toc225886178"/>
+      <w:bookmarkStart w:id="39" w:name="_Toc226056135"/>
       <w:r>
         <w:rPr>
           <w:rFonts w:eastAsiaTheme="minorEastAsia"/>
@@ -9910,18 +11427,34 @@
           <w:lang w:eastAsia="hu-HU"/>
         </w:rPr>
         <w:lastRenderedPageBreak/>
-        <w:t xml:space="preserve">2.4 </w:t>
+        <w:t>2.4</w:t>
+      </w:r>
+      <w:r>
+        <w:rPr>
+          <w:rFonts w:eastAsiaTheme="minorEastAsia"/>
+          <w:noProof/>
+          <w:lang w:eastAsia="hu-HU"/>
+        </w:rPr>
+        <w:t>.</w:t>
+      </w:r>
+      <w:r>
+        <w:rPr>
+          <w:rFonts w:eastAsiaTheme="minorEastAsia"/>
+          <w:noProof/>
+          <w:lang w:eastAsia="hu-HU"/>
+        </w:rPr>
+        <w:t xml:space="preserve"> </w:t>
       </w:r>
       <w:r>
         <w:t>Részletes feladatspecifikáció, algoritmusok</w:t>
       </w:r>
-      <w:bookmarkEnd w:id="28"/>
+      <w:bookmarkEnd w:id="39"/>
     </w:p>
     <w:p>
       <w:pPr>
         <w:pStyle w:val="Cmsor3"/>
       </w:pPr>
-      <w:bookmarkStart w:id="29" w:name="_Toc225886179"/>
+      <w:bookmarkStart w:id="40" w:name="_Toc226056136"/>
       <w:r>
         <w:t>2.4.1</w:t>
       </w:r>
@@ -9931,7 +11464,7 @@
       <w:r>
         <w:t xml:space="preserve"> Backend felépítése</w:t>
       </w:r>
-      <w:bookmarkEnd w:id="29"/>
+      <w:bookmarkEnd w:id="40"/>
     </w:p>
     <w:p>
       <w:pPr>
@@ -10335,7 +11868,7 @@
           <w:rStyle w:val="Cmsor3Char"/>
         </w:rPr>
       </w:pPr>
-      <w:bookmarkStart w:id="30" w:name="_Toc225886180"/>
+      <w:bookmarkStart w:id="41" w:name="_Toc226056137"/>
       <w:r>
         <w:rPr>
           <w:rStyle w:val="Cmsor3Char"/>
@@ -10367,7 +11900,7 @@
         </w:rPr>
         <w:t>s folyamat</w:t>
       </w:r>
-      <w:bookmarkEnd w:id="30"/>
+      <w:bookmarkEnd w:id="41"/>
     </w:p>
     <w:p>
       <w:r>
@@ -10392,7 +11925,7 @@
                     </pic:cNvPicPr>
                   </pic:nvPicPr>
                   <pic:blipFill>
-                    <a:blip r:embed="rId43">
+                    <a:blip r:embed="rId49">
                       <a:extLst>
                         <a:ext uri="{28A0092B-C50C-407E-A947-70E740481C1C}">
                           <a14:useLocalDpi xmlns:a14="http://schemas.microsoft.com/office/drawing/2010/main" val="0"/>
@@ -10431,15 +11964,28 @@
           <w:noProof/>
         </w:rPr>
       </w:pPr>
-      <w:fldSimple w:instr=" SEQ ábra \* ARABIC ">
-        <w:bookmarkStart w:id="31" w:name="_Toc225886195"/>
-        <w:r>
-          <w:rPr>
-            <w:noProof/>
-          </w:rPr>
-          <w:t>6</w:t>
-        </w:r>
-      </w:fldSimple>
+      <w:r>
+        <w:fldChar w:fldCharType="begin"/>
+      </w:r>
+      <w:r>
+        <w:instrText xml:space="preserve"> SEQ ábra \* ARABIC </w:instrText>
+      </w:r>
+      <w:r>
+        <w:fldChar w:fldCharType="separate"/>
+      </w:r>
+      <w:bookmarkStart w:id="42" w:name="_Toc226046279"/>
+      <w:r>
+        <w:rPr>
+          <w:noProof/>
+        </w:rPr>
+        <w:t>12</w:t>
+      </w:r>
+      <w:r>
+        <w:rPr>
+          <w:noProof/>
+        </w:rPr>
+        <w:fldChar w:fldCharType="end"/>
+      </w:r>
       <w:r>
         <w:t>. ábra Regisztr</w:t>
       </w:r>
@@ -10461,13 +12007,13 @@
         </w:rPr>
         <w:t>iós folyamat</w:t>
       </w:r>
-      <w:bookmarkEnd w:id="31"/>
+      <w:bookmarkEnd w:id="42"/>
     </w:p>
     <w:p>
       <w:pPr>
         <w:pStyle w:val="Cmsor3"/>
       </w:pPr>
-      <w:bookmarkStart w:id="32" w:name="_Toc225886181"/>
+      <w:bookmarkStart w:id="43" w:name="_Toc226056138"/>
       <w:r>
         <w:t>2.4.</w:t>
       </w:r>
@@ -10480,7 +12026,7 @@
       <w:r>
         <w:t xml:space="preserve"> Vak index létrehozása</w:t>
       </w:r>
-      <w:bookmarkEnd w:id="32"/>
+      <w:bookmarkEnd w:id="43"/>
     </w:p>
     <w:p>
       <w:pPr>
@@ -10549,7 +12095,7 @@
                     <pic:cNvPicPr/>
                   </pic:nvPicPr>
                   <pic:blipFill>
-                    <a:blip r:embed="rId44"/>
+                    <a:blip r:embed="rId50"/>
                     <a:stretch>
                       <a:fillRect/>
                     </a:stretch>
@@ -10574,15 +12120,28 @@
       <w:pPr>
         <w:pStyle w:val="Kpalrs"/>
       </w:pPr>
-      <w:fldSimple w:instr=" SEQ ábra \* ARABIC ">
-        <w:bookmarkStart w:id="33" w:name="_Toc225886196"/>
-        <w:r>
-          <w:rPr>
-            <w:noProof/>
-          </w:rPr>
-          <w:t>7</w:t>
-        </w:r>
-      </w:fldSimple>
+      <w:r>
+        <w:fldChar w:fldCharType="begin"/>
+      </w:r>
+      <w:r>
+        <w:instrText xml:space="preserve"> SEQ ábra \* ARABIC </w:instrText>
+      </w:r>
+      <w:r>
+        <w:fldChar w:fldCharType="separate"/>
+      </w:r>
+      <w:bookmarkStart w:id="44" w:name="_Toc226046280"/>
+      <w:r>
+        <w:rPr>
+          <w:noProof/>
+        </w:rPr>
+        <w:t>13</w:t>
+      </w:r>
+      <w:r>
+        <w:rPr>
+          <w:noProof/>
+        </w:rPr>
+        <w:fldChar w:fldCharType="end"/>
+      </w:r>
       <w:r>
         <w:t xml:space="preserve">. ábra </w:t>
       </w:r>
@@ -10592,7 +12151,7 @@
       <w:r>
         <w:t xml:space="preserve"> index kódrészlet</w:t>
       </w:r>
-      <w:bookmarkEnd w:id="33"/>
+      <w:bookmarkEnd w:id="44"/>
     </w:p>
     <w:p>
       <w:pPr>
@@ -10603,7 +12162,7 @@
           <w:lang w:eastAsia="hu-HU"/>
         </w:rPr>
       </w:pPr>
-      <w:bookmarkStart w:id="34" w:name="_Toc225886182"/>
+      <w:bookmarkStart w:id="45" w:name="_Toc226056139"/>
       <w:r>
         <w:rPr>
           <w:rFonts w:eastAsiaTheme="minorEastAsia"/>
@@ -10629,7 +12188,7 @@
         </w:rPr>
         <w:t xml:space="preserve"> Token hitelesítési folyamat</w:t>
       </w:r>
-      <w:bookmarkEnd w:id="34"/>
+      <w:bookmarkEnd w:id="45"/>
     </w:p>
     <w:p>
       <w:pPr>
@@ -10659,7 +12218,7 @@
                     </pic:cNvPicPr>
                   </pic:nvPicPr>
                   <pic:blipFill>
-                    <a:blip r:embed="rId45">
+                    <a:blip r:embed="rId51">
                       <a:extLst>
                         <a:ext uri="{28A0092B-C50C-407E-A947-70E740481C1C}">
                           <a14:useLocalDpi xmlns:a14="http://schemas.microsoft.com/office/drawing/2010/main" val="0"/>
@@ -10720,13 +12279,13 @@
         </w:rPr>
         <w:fldChar w:fldCharType="separate"/>
       </w:r>
-      <w:bookmarkStart w:id="35" w:name="_Toc225886197"/>
-      <w:r>
-        <w:rPr>
-          <w:noProof/>
-          <w:lang w:eastAsia="hu-HU"/>
-        </w:rPr>
-        <w:t>8</w:t>
+      <w:bookmarkStart w:id="46" w:name="_Toc226046281"/>
+      <w:r>
+        <w:rPr>
+          <w:noProof/>
+          <w:lang w:eastAsia="hu-HU"/>
+        </w:rPr>
+        <w:t>14</w:t>
       </w:r>
       <w:r>
         <w:rPr>
@@ -10744,7 +12303,7 @@
         </w:rPr>
         <w:t xml:space="preserve"> hitelesítési folyamat</w:t>
       </w:r>
-      <w:bookmarkEnd w:id="35"/>
+      <w:bookmarkEnd w:id="46"/>
     </w:p>
     <w:p>
       <w:pPr>
@@ -10754,7 +12313,7 @@
           <w:lang w:eastAsia="hu-HU"/>
         </w:rPr>
       </w:pPr>
-      <w:bookmarkStart w:id="36" w:name="_Toc225886183"/>
+      <w:bookmarkStart w:id="47" w:name="_Toc226056140"/>
       <w:r>
         <w:rPr>
           <w:rFonts w:eastAsiaTheme="minorEastAsia"/>
@@ -10780,7 +12339,7 @@
         </w:rPr>
         <w:t xml:space="preserve"> Új hang feltöltése</w:t>
       </w:r>
-      <w:bookmarkEnd w:id="36"/>
+      <w:bookmarkEnd w:id="47"/>
     </w:p>
     <w:p>
       <w:pPr>
@@ -10809,7 +12368,7 @@
                     </pic:cNvPicPr>
                   </pic:nvPicPr>
                   <pic:blipFill>
-                    <a:blip r:embed="rId46">
+                    <a:blip r:embed="rId52">
                       <a:extLst>
                         <a:ext uri="{28A0092B-C50C-407E-A947-70E740481C1C}">
                           <a14:useLocalDpi xmlns:a14="http://schemas.microsoft.com/office/drawing/2010/main" val="0"/>
@@ -10866,13 +12425,13 @@
         </w:rPr>
         <w:fldChar w:fldCharType="separate"/>
       </w:r>
-      <w:bookmarkStart w:id="37" w:name="_Toc225886198"/>
-      <w:r>
-        <w:rPr>
-          <w:noProof/>
-          <w:lang w:eastAsia="hu-HU"/>
-        </w:rPr>
-        <w:t>9</w:t>
+      <w:bookmarkStart w:id="48" w:name="_Toc226046282"/>
+      <w:r>
+        <w:rPr>
+          <w:noProof/>
+          <w:lang w:eastAsia="hu-HU"/>
+        </w:rPr>
+        <w:t>15</w:t>
       </w:r>
       <w:r>
         <w:rPr>
@@ -10884,7 +12443,7 @@
       <w:r>
         <w:t>. ábra Feltöltési Folyamat</w:t>
       </w:r>
-      <w:bookmarkEnd w:id="37"/>
+      <w:bookmarkEnd w:id="48"/>
     </w:p>
     <w:p>
       <w:pPr>
@@ -10968,7 +12527,7 @@
         </w:rPr>
         <w:br w:type="page"/>
       </w:r>
-      <w:bookmarkStart w:id="38" w:name="_Toc225886184"/>
+      <w:bookmarkStart w:id="49" w:name="_Toc226056141"/>
       <w:r>
         <w:rPr>
           <w:noProof/>
@@ -10991,7 +12550,7 @@
         </w:rPr>
         <w:t xml:space="preserve"> Archívum feltöltése</w:t>
       </w:r>
-      <w:bookmarkEnd w:id="38"/>
+      <w:bookmarkEnd w:id="49"/>
     </w:p>
     <w:p>
       <w:pPr>
@@ -11074,7 +12633,7 @@
                     <pic:cNvPicPr/>
                   </pic:nvPicPr>
                   <pic:blipFill>
-                    <a:blip r:embed="rId47"/>
+                    <a:blip r:embed="rId53"/>
                     <a:stretch>
                       <a:fillRect/>
                     </a:stretch>
@@ -11120,13 +12679,13 @@
         </w:rPr>
         <w:fldChar w:fldCharType="separate"/>
       </w:r>
-      <w:bookmarkStart w:id="39" w:name="_Toc225886199"/>
-      <w:r>
-        <w:rPr>
-          <w:noProof/>
-          <w:lang w:eastAsia="hu-HU"/>
-        </w:rPr>
-        <w:t>10</w:t>
+      <w:bookmarkStart w:id="50" w:name="_Toc226046283"/>
+      <w:r>
+        <w:rPr>
+          <w:noProof/>
+          <w:lang w:eastAsia="hu-HU"/>
+        </w:rPr>
+        <w:t>16</w:t>
       </w:r>
       <w:r>
         <w:rPr>
@@ -11137,7 +12696,7 @@
       <w:r>
         <w:t>. ábra Metadata.json felépítése</w:t>
       </w:r>
-      <w:bookmarkEnd w:id="39"/>
+      <w:bookmarkEnd w:id="50"/>
     </w:p>
     <w:p>
       <w:pPr>
@@ -11154,16 +12713,30 @@
         </w:rPr>
         <w:br w:type="page"/>
       </w:r>
-      <w:bookmarkStart w:id="40" w:name="_Toc225886185"/>
+      <w:bookmarkStart w:id="51" w:name="_Toc226056142"/>
       <w:r>
         <w:rPr>
           <w:noProof/>
           <w:lang w:eastAsia="hu-HU"/>
         </w:rPr>
         <w:lastRenderedPageBreak/>
-        <w:t>2.5 Tesztelési dokumentáció</w:t>
-      </w:r>
-      <w:bookmarkEnd w:id="40"/>
+        <w:t>2.5</w:t>
+      </w:r>
+      <w:r>
+        <w:rPr>
+          <w:noProof/>
+          <w:lang w:eastAsia="hu-HU"/>
+        </w:rPr>
+        <w:t>.</w:t>
+      </w:r>
+      <w:r>
+        <w:rPr>
+          <w:noProof/>
+          <w:lang w:eastAsia="hu-HU"/>
+        </w:rPr>
+        <w:t xml:space="preserve"> Tesztelési dokumentáció</w:t>
+      </w:r>
+      <w:bookmarkEnd w:id="51"/>
     </w:p>
     <w:p>
       <w:pPr>
@@ -11173,7 +12746,7 @@
           <w:lang w:eastAsia="hu-HU"/>
         </w:rPr>
       </w:pPr>
-      <w:bookmarkStart w:id="41" w:name="_Toc225886186"/>
+      <w:bookmarkStart w:id="52" w:name="_Toc226056143"/>
       <w:r>
         <w:rPr>
           <w:noProof/>
@@ -11195,7 +12768,7 @@
         </w:rPr>
         <w:t xml:space="preserve"> Védett végpont elérése</w:t>
       </w:r>
-      <w:bookmarkEnd w:id="41"/>
+      <w:bookmarkEnd w:id="52"/>
     </w:p>
     <w:p>
       <w:pPr>
@@ -11257,7 +12830,7 @@
                     <pic:cNvPicPr/>
                   </pic:nvPicPr>
                   <pic:blipFill>
-                    <a:blip r:embed="rId48"/>
+                    <a:blip r:embed="rId54"/>
                     <a:stretch>
                       <a:fillRect/>
                     </a:stretch>
@@ -11282,19 +12855,32 @@
       <w:pPr>
         <w:pStyle w:val="Kpalrs"/>
       </w:pPr>
-      <w:fldSimple w:instr=" SEQ ábra \* ARABIC ">
-        <w:bookmarkStart w:id="42" w:name="_Toc225886200"/>
-        <w:r>
-          <w:rPr>
-            <w:noProof/>
-          </w:rPr>
-          <w:t>11</w:t>
-        </w:r>
-      </w:fldSimple>
+      <w:r>
+        <w:fldChar w:fldCharType="begin"/>
+      </w:r>
+      <w:r>
+        <w:instrText xml:space="preserve"> SEQ ábra \* ARABIC </w:instrText>
+      </w:r>
+      <w:r>
+        <w:fldChar w:fldCharType="separate"/>
+      </w:r>
+      <w:bookmarkStart w:id="53" w:name="_Toc226046284"/>
+      <w:r>
+        <w:rPr>
+          <w:noProof/>
+        </w:rPr>
+        <w:t>17</w:t>
+      </w:r>
+      <w:r>
+        <w:rPr>
+          <w:noProof/>
+        </w:rPr>
+        <w:fldChar w:fldCharType="end"/>
+      </w:r>
       <w:r>
         <w:t>. ábra Normál teszteset – Postman</w:t>
       </w:r>
-      <w:bookmarkEnd w:id="42"/>
+      <w:bookmarkEnd w:id="53"/>
     </w:p>
     <w:p>
       <w:pPr>
@@ -11378,7 +12964,7 @@
                     <pic:cNvPicPr/>
                   </pic:nvPicPr>
                   <pic:blipFill>
-                    <a:blip r:embed="rId49"/>
+                    <a:blip r:embed="rId55"/>
                     <a:stretch>
                       <a:fillRect/>
                     </a:stretch>
@@ -11403,22 +12989,35 @@
       <w:pPr>
         <w:pStyle w:val="Kpalrs"/>
       </w:pPr>
-      <w:fldSimple w:instr=" SEQ ábra \* ARABIC ">
-        <w:bookmarkStart w:id="43" w:name="_Toc225886201"/>
-        <w:r>
-          <w:rPr>
-            <w:noProof/>
-          </w:rPr>
-          <w:t>12</w:t>
-        </w:r>
-      </w:fldSimple>
+      <w:r>
+        <w:fldChar w:fldCharType="begin"/>
+      </w:r>
+      <w:r>
+        <w:instrText xml:space="preserve"> SEQ ábra \* ARABIC </w:instrText>
+      </w:r>
+      <w:r>
+        <w:fldChar w:fldCharType="separate"/>
+      </w:r>
+      <w:bookmarkStart w:id="54" w:name="_Toc226046285"/>
+      <w:r>
+        <w:rPr>
+          <w:noProof/>
+        </w:rPr>
+        <w:t>18</w:t>
+      </w:r>
+      <w:r>
+        <w:rPr>
+          <w:noProof/>
+        </w:rPr>
+        <w:fldChar w:fldCharType="end"/>
+      </w:r>
       <w:r>
         <w:t>. ábra Teszteset: Token hiánya</w:t>
       </w:r>
       <w:r>
         <w:t xml:space="preserve"> - Postman</w:t>
       </w:r>
-      <w:bookmarkEnd w:id="43"/>
+      <w:bookmarkEnd w:id="54"/>
     </w:p>
     <w:p>
       <w:r>
@@ -11502,7 +13101,7 @@
                     <pic:cNvPicPr/>
                   </pic:nvPicPr>
                   <pic:blipFill>
-                    <a:blip r:embed="rId50"/>
+                    <a:blip r:embed="rId56"/>
                     <a:stretch>
                       <a:fillRect/>
                     </a:stretch>
@@ -11530,15 +13129,28 @@
           <w:noProof/>
         </w:rPr>
       </w:pPr>
-      <w:fldSimple w:instr=" SEQ ábra \* ARABIC ">
-        <w:bookmarkStart w:id="44" w:name="_Toc225886202"/>
-        <w:r>
-          <w:rPr>
-            <w:noProof/>
-          </w:rPr>
-          <w:t>13</w:t>
-        </w:r>
-      </w:fldSimple>
+      <w:r>
+        <w:fldChar w:fldCharType="begin"/>
+      </w:r>
+      <w:r>
+        <w:instrText xml:space="preserve"> SEQ ábra \* ARABIC </w:instrText>
+      </w:r>
+      <w:r>
+        <w:fldChar w:fldCharType="separate"/>
+      </w:r>
+      <w:bookmarkStart w:id="55" w:name="_Toc226046286"/>
+      <w:r>
+        <w:rPr>
+          <w:noProof/>
+        </w:rPr>
+        <w:t>19</w:t>
+      </w:r>
+      <w:r>
+        <w:rPr>
+          <w:noProof/>
+        </w:rPr>
+        <w:fldChar w:fldCharType="end"/>
+      </w:r>
       <w:r>
         <w:t>. ábra Hibás frissí</w:t>
       </w:r>
@@ -11560,7 +13172,7 @@
         </w:rPr>
         <w:t xml:space="preserve"> Postman</w:t>
       </w:r>
-      <w:bookmarkEnd w:id="44"/>
+      <w:bookmarkEnd w:id="55"/>
     </w:p>
     <w:p>
       <w:pPr>
@@ -11570,7 +13182,7 @@
           <w:lang w:eastAsia="hu-HU"/>
         </w:rPr>
       </w:pPr>
-      <w:bookmarkStart w:id="45" w:name="_Toc225886187"/>
+      <w:bookmarkStart w:id="56" w:name="_Toc226056144"/>
       <w:r>
         <w:rPr>
           <w:noProof/>
@@ -11592,7 +13204,7 @@
         </w:rPr>
         <w:t xml:space="preserve"> Bejelentkezés</w:t>
       </w:r>
-      <w:bookmarkEnd w:id="45"/>
+      <w:bookmarkEnd w:id="56"/>
     </w:p>
     <w:p>
       <w:pPr>
@@ -11703,7 +13315,7 @@
                     <pic:cNvPicPr/>
                   </pic:nvPicPr>
                   <pic:blipFill>
-                    <a:blip r:embed="rId51"/>
+                    <a:blip r:embed="rId57"/>
                     <a:stretch>
                       <a:fillRect/>
                     </a:stretch>
@@ -11728,19 +13340,32 @@
       <w:pPr>
         <w:pStyle w:val="Kpalrs"/>
       </w:pPr>
-      <w:fldSimple w:instr=" SEQ ábra \* ARABIC ">
-        <w:bookmarkStart w:id="46" w:name="_Toc225886203"/>
-        <w:r>
-          <w:rPr>
-            <w:noProof/>
-          </w:rPr>
-          <w:t>14</w:t>
-        </w:r>
-      </w:fldSimple>
+      <w:r>
+        <w:fldChar w:fldCharType="begin"/>
+      </w:r>
+      <w:r>
+        <w:instrText xml:space="preserve"> SEQ ábra \* ARABIC </w:instrText>
+      </w:r>
+      <w:r>
+        <w:fldChar w:fldCharType="separate"/>
+      </w:r>
+      <w:bookmarkStart w:id="57" w:name="_Toc226046287"/>
+      <w:r>
+        <w:rPr>
+          <w:noProof/>
+        </w:rPr>
+        <w:t>20</w:t>
+      </w:r>
+      <w:r>
+        <w:rPr>
+          <w:noProof/>
+        </w:rPr>
+        <w:fldChar w:fldCharType="end"/>
+      </w:r>
       <w:r>
         <w:t>. ábra Bejelentkezés - Normál teszteset - Postman</w:t>
       </w:r>
-      <w:bookmarkEnd w:id="46"/>
+      <w:bookmarkEnd w:id="57"/>
     </w:p>
     <w:p>
       <w:pPr>
@@ -11846,7 +13471,7 @@
                     <pic:cNvPicPr/>
                   </pic:nvPicPr>
                   <pic:blipFill>
-                    <a:blip r:embed="rId52"/>
+                    <a:blip r:embed="rId58"/>
                     <a:stretch>
                       <a:fillRect/>
                     </a:stretch>
@@ -11896,13 +13521,13 @@
         </w:rPr>
         <w:fldChar w:fldCharType="separate"/>
       </w:r>
-      <w:bookmarkStart w:id="47" w:name="_Toc225886204"/>
-      <w:r>
-        <w:rPr>
-          <w:noProof/>
-          <w:lang w:eastAsia="hu-HU"/>
-        </w:rPr>
-        <w:t>15</w:t>
+      <w:bookmarkStart w:id="58" w:name="_Toc226046288"/>
+      <w:r>
+        <w:rPr>
+          <w:noProof/>
+          <w:lang w:eastAsia="hu-HU"/>
+        </w:rPr>
+        <w:t>21</w:t>
       </w:r>
       <w:r>
         <w:rPr>
@@ -11914,7 +13539,7 @@
       <w:r>
         <w:t>. ábra Bejelentkezés - hiányzó mezők - Postman</w:t>
       </w:r>
-      <w:bookmarkEnd w:id="47"/>
+      <w:bookmarkEnd w:id="58"/>
     </w:p>
     <w:p>
       <w:pPr>
@@ -12048,7 +13673,7 @@
                     <pic:cNvPicPr/>
                   </pic:nvPicPr>
                   <pic:blipFill>
-                    <a:blip r:embed="rId53"/>
+                    <a:blip r:embed="rId59"/>
                     <a:stretch>
                       <a:fillRect/>
                     </a:stretch>
@@ -12098,13 +13723,13 @@
         </w:rPr>
         <w:fldChar w:fldCharType="separate"/>
       </w:r>
-      <w:bookmarkStart w:id="48" w:name="_Toc225886205"/>
-      <w:r>
-        <w:rPr>
-          <w:noProof/>
-          <w:lang w:eastAsia="hu-HU"/>
-        </w:rPr>
-        <w:t>16</w:t>
+      <w:bookmarkStart w:id="59" w:name="_Toc226046289"/>
+      <w:r>
+        <w:rPr>
+          <w:noProof/>
+          <w:lang w:eastAsia="hu-HU"/>
+        </w:rPr>
+        <w:t>22</w:t>
       </w:r>
       <w:r>
         <w:rPr>
@@ -12116,7 +13741,7 @@
       <w:r>
         <w:t>. ábra Bejelentkezés - helytelen hitelesítési adatok - Postman</w:t>
       </w:r>
-      <w:bookmarkEnd w:id="48"/>
+      <w:bookmarkEnd w:id="59"/>
     </w:p>
     <w:p>
       <w:pPr>
@@ -12243,7 +13868,7 @@
                     <pic:cNvPicPr/>
                   </pic:nvPicPr>
                   <pic:blipFill>
-                    <a:blip r:embed="rId54"/>
+                    <a:blip r:embed="rId60"/>
                     <a:stretch>
                       <a:fillRect/>
                     </a:stretch>
@@ -12268,19 +13893,32 @@
       <w:pPr>
         <w:pStyle w:val="Kpalrs"/>
       </w:pPr>
-      <w:fldSimple w:instr=" SEQ ábra \* ARABIC ">
-        <w:bookmarkStart w:id="49" w:name="_Toc225886206"/>
-        <w:r>
-          <w:rPr>
-            <w:noProof/>
-          </w:rPr>
-          <w:t>17</w:t>
-        </w:r>
-      </w:fldSimple>
+      <w:r>
+        <w:fldChar w:fldCharType="begin"/>
+      </w:r>
+      <w:r>
+        <w:instrText xml:space="preserve"> SEQ ábra \* ARABIC </w:instrText>
+      </w:r>
+      <w:r>
+        <w:fldChar w:fldCharType="separate"/>
+      </w:r>
+      <w:bookmarkStart w:id="60" w:name="_Toc226046290"/>
+      <w:r>
+        <w:rPr>
+          <w:noProof/>
+        </w:rPr>
+        <w:t>23</w:t>
+      </w:r>
+      <w:r>
+        <w:rPr>
+          <w:noProof/>
+        </w:rPr>
+        <w:fldChar w:fldCharType="end"/>
+      </w:r>
       <w:r>
         <w:t>. ábra Bejelentkezés - nem megerősített email cím - Postman</w:t>
       </w:r>
-      <w:bookmarkEnd w:id="49"/>
+      <w:bookmarkEnd w:id="60"/>
     </w:p>
     <w:p>
       <w:pPr>
@@ -12316,13 +13954,25 @@
           <w:lang w:eastAsia="hu-HU"/>
         </w:rPr>
       </w:pPr>
-      <w:bookmarkStart w:id="50" w:name="_Toc225886188"/>
+      <w:bookmarkStart w:id="61" w:name="_Toc226056145"/>
       <w:r>
         <w:rPr>
           <w:lang w:eastAsia="hu-HU"/>
         </w:rPr>
         <w:lastRenderedPageBreak/>
-        <w:t xml:space="preserve">2.6 </w:t>
+        <w:t>2.6</w:t>
+      </w:r>
+      <w:r>
+        <w:rPr>
+          <w:lang w:eastAsia="hu-HU"/>
+        </w:rPr>
+        <w:t>.</w:t>
+      </w:r>
+      <w:r>
+        <w:rPr>
+          <w:lang w:eastAsia="hu-HU"/>
+        </w:rPr>
+        <w:t xml:space="preserve"> </w:t>
       </w:r>
       <w:r>
         <w:rPr>
@@ -12336,20 +13986,14 @@
         </w:rPr>
         <w:t xml:space="preserve"> lehetőségek</w:t>
       </w:r>
-      <w:bookmarkEnd w:id="50"/>
-    </w:p>
-    <w:p>
-      <w:pPr>
-        <w:rPr>
-          <w:lang w:eastAsia="hu-HU"/>
-        </w:rPr>
-      </w:pPr>
-      <w:r>
-        <w:rPr>
-          <w:lang w:eastAsia="hu-HU"/>
-        </w:rPr>
-        <w:t>T</w:t>
-      </w:r>
+      <w:bookmarkEnd w:id="61"/>
+    </w:p>
+    <w:p>
+      <w:pPr>
+        <w:rPr>
+          <w:lang w:eastAsia="hu-HU"/>
+        </w:rPr>
+      </w:pPr>
     </w:p>
     <w:p>
       <w:pPr>
@@ -12377,7 +14021,7 @@
           <w:lang w:eastAsia="hu-HU"/>
         </w:rPr>
       </w:pPr>
-      <w:bookmarkStart w:id="51" w:name="_Toc225886189"/>
+      <w:bookmarkStart w:id="62" w:name="_Toc226056146"/>
       <w:r>
         <w:rPr>
           <w:rFonts w:eastAsiaTheme="minorEastAsia"/>
@@ -12387,7 +14031,7 @@
         <w:lastRenderedPageBreak/>
         <w:t>Ábrajegyzék</w:t>
       </w:r>
-      <w:bookmarkEnd w:id="51"/>
+      <w:bookmarkEnd w:id="62"/>
     </w:p>
     <w:p>
       <w:pPr>
@@ -12429,7 +14073,7 @@
         </w:rPr>
         <w:fldChar w:fldCharType="separate"/>
       </w:r>
-      <w:hyperlink w:anchor="_Toc225886190" w:history="1">
+      <w:hyperlink w:anchor="_Toc226046271" w:history="1">
         <w:r>
           <w:rPr>
             <w:rStyle w:val="Hiperhivatkozs"/>
@@ -12456,7 +14100,7 @@
             <w:noProof/>
             <w:webHidden/>
           </w:rPr>
-          <w:instrText xml:space="preserve"> PAGEREF _Toc225886190 \h </w:instrText>
+          <w:instrText xml:space="preserve"> PAGEREF _Toc226046271 \h </w:instrText>
         </w:r>
         <w:r>
           <w:rPr>
@@ -12500,7 +14144,7 @@
           <w:lang w:eastAsia="hu-HU"/>
         </w:rPr>
       </w:pPr>
-      <w:hyperlink w:anchor="_Toc225886191" w:history="1">
+      <w:hyperlink w:anchor="_Toc226046272" w:history="1">
         <w:r>
           <w:rPr>
             <w:rStyle w:val="Hiperhivatkozs"/>
@@ -12527,7 +14171,7 @@
             <w:noProof/>
             <w:webHidden/>
           </w:rPr>
-          <w:instrText xml:space="preserve"> PAGEREF _Toc225886191 \h </w:instrText>
+          <w:instrText xml:space="preserve"> PAGEREF _Toc226046272 \h </w:instrText>
         </w:r>
         <w:r>
           <w:rPr>
@@ -12571,7 +14215,7 @@
           <w:lang w:eastAsia="hu-HU"/>
         </w:rPr>
       </w:pPr>
-      <w:hyperlink w:anchor="_Toc225886192" w:history="1">
+      <w:hyperlink w:anchor="_Toc226046273" w:history="1">
         <w:r>
           <w:rPr>
             <w:rStyle w:val="Hiperhivatkozs"/>
@@ -12598,78 +14242,7 @@
             <w:noProof/>
             <w:webHidden/>
           </w:rPr>
-          <w:instrText xml:space="preserve"> PAGEREF _Toc225886192 \h </w:instrText>
-        </w:r>
-        <w:r>
-          <w:rPr>
-            <w:noProof/>
-            <w:webHidden/>
-          </w:rPr>
-        </w:r>
-        <w:r>
-          <w:rPr>
-            <w:noProof/>
-            <w:webHidden/>
-          </w:rPr>
-          <w:fldChar w:fldCharType="separate"/>
-        </w:r>
-        <w:r>
-          <w:rPr>
-            <w:noProof/>
-            <w:webHidden/>
-          </w:rPr>
-          <w:t>9</w:t>
-        </w:r>
-        <w:r>
-          <w:rPr>
-            <w:noProof/>
-            <w:webHidden/>
-          </w:rPr>
-          <w:fldChar w:fldCharType="end"/>
-        </w:r>
-      </w:hyperlink>
-    </w:p>
-    <w:p>
-      <w:pPr>
-        <w:pStyle w:val="brajegyzk"/>
-        <w:tabs>
-          <w:tab w:val="right" w:leader="dot" w:pos="9060"/>
-        </w:tabs>
-        <w:rPr>
-          <w:rFonts w:asciiTheme="minorHAnsi" w:eastAsiaTheme="minorEastAsia" w:hAnsiTheme="minorHAnsi"/>
-          <w:noProof/>
-          <w:szCs w:val="24"/>
-          <w:lang w:eastAsia="hu-HU"/>
-        </w:rPr>
-      </w:pPr>
-      <w:hyperlink w:anchor="_Toc225886193" w:history="1">
-        <w:r>
-          <w:rPr>
-            <w:rStyle w:val="Hiperhivatkozs"/>
-            <w:noProof/>
-          </w:rPr>
-          <w:t>4. ábra Regisztrációs oldal</w:t>
-        </w:r>
-        <w:r>
-          <w:rPr>
-            <w:noProof/>
-            <w:webHidden/>
-          </w:rPr>
-          <w:tab/>
-        </w:r>
-        <w:r>
-          <w:rPr>
-            <w:noProof/>
-            <w:webHidden/>
-          </w:rPr>
-          <w:fldChar w:fldCharType="begin"/>
-        </w:r>
-        <w:r>
-          <w:rPr>
-            <w:noProof/>
-            <w:webHidden/>
-          </w:rPr>
-          <w:instrText xml:space="preserve"> PAGEREF _Toc225886193 \h </w:instrText>
+          <w:instrText xml:space="preserve"> PAGEREF _Toc226046273 \h </w:instrText>
         </w:r>
         <w:r>
           <w:rPr>
@@ -12713,14 +14286,298 @@
           <w:lang w:eastAsia="hu-HU"/>
         </w:rPr>
       </w:pPr>
-      <w:hyperlink w:anchor="_Toc225886194" w:history="1">
+      <w:hyperlink w:anchor="_Toc226046274" w:history="1">
+        <w:r>
+          <w:rPr>
+            <w:rStyle w:val="Hiperhivatkozs"/>
+            <w:noProof/>
+          </w:rPr>
+          <w:t>4. ábra Regisztrációs oldal</w:t>
+        </w:r>
+        <w:r>
+          <w:rPr>
+            <w:noProof/>
+            <w:webHidden/>
+          </w:rPr>
+          <w:tab/>
+        </w:r>
+        <w:r>
+          <w:rPr>
+            <w:noProof/>
+            <w:webHidden/>
+          </w:rPr>
+          <w:fldChar w:fldCharType="begin"/>
+        </w:r>
+        <w:r>
+          <w:rPr>
+            <w:noProof/>
+            <w:webHidden/>
+          </w:rPr>
+          <w:instrText xml:space="preserve"> PAGEREF _Toc226046274 \h </w:instrText>
+        </w:r>
+        <w:r>
+          <w:rPr>
+            <w:noProof/>
+            <w:webHidden/>
+          </w:rPr>
+        </w:r>
+        <w:r>
+          <w:rPr>
+            <w:noProof/>
+            <w:webHidden/>
+          </w:rPr>
+          <w:fldChar w:fldCharType="separate"/>
+        </w:r>
+        <w:r>
+          <w:rPr>
+            <w:noProof/>
+            <w:webHidden/>
+          </w:rPr>
+          <w:t>10</w:t>
+        </w:r>
+        <w:r>
+          <w:rPr>
+            <w:noProof/>
+            <w:webHidden/>
+          </w:rPr>
+          <w:fldChar w:fldCharType="end"/>
+        </w:r>
+      </w:hyperlink>
+    </w:p>
+    <w:p>
+      <w:pPr>
+        <w:pStyle w:val="brajegyzk"/>
+        <w:tabs>
+          <w:tab w:val="right" w:leader="dot" w:pos="9060"/>
+        </w:tabs>
+        <w:rPr>
+          <w:rFonts w:asciiTheme="minorHAnsi" w:eastAsiaTheme="minorEastAsia" w:hAnsiTheme="minorHAnsi"/>
+          <w:noProof/>
+          <w:szCs w:val="24"/>
+          <w:lang w:eastAsia="hu-HU"/>
+        </w:rPr>
+      </w:pPr>
+      <w:hyperlink w:anchor="_Toc226046275" w:history="1">
+        <w:r>
+          <w:rPr>
+            <w:rStyle w:val="Hiperhivatkozs"/>
+            <w:noProof/>
+          </w:rPr>
+          <w:t>5. ábra Jelszó összetételét jelző bekezdés</w:t>
+        </w:r>
+        <w:r>
+          <w:rPr>
+            <w:noProof/>
+            <w:webHidden/>
+          </w:rPr>
+          <w:tab/>
+        </w:r>
+        <w:r>
+          <w:rPr>
+            <w:noProof/>
+            <w:webHidden/>
+          </w:rPr>
+          <w:fldChar w:fldCharType="begin"/>
+        </w:r>
+        <w:r>
+          <w:rPr>
+            <w:noProof/>
+            <w:webHidden/>
+          </w:rPr>
+          <w:instrText xml:space="preserve"> PAGEREF _Toc226046275 \h </w:instrText>
+        </w:r>
+        <w:r>
+          <w:rPr>
+            <w:noProof/>
+            <w:webHidden/>
+          </w:rPr>
+        </w:r>
+        <w:r>
+          <w:rPr>
+            <w:noProof/>
+            <w:webHidden/>
+          </w:rPr>
+          <w:fldChar w:fldCharType="separate"/>
+        </w:r>
+        <w:r>
+          <w:rPr>
+            <w:noProof/>
+            <w:webHidden/>
+          </w:rPr>
+          <w:t>11</w:t>
+        </w:r>
+        <w:r>
+          <w:rPr>
+            <w:noProof/>
+            <w:webHidden/>
+          </w:rPr>
+          <w:fldChar w:fldCharType="end"/>
+        </w:r>
+      </w:hyperlink>
+    </w:p>
+    <w:p>
+      <w:pPr>
+        <w:pStyle w:val="brajegyzk"/>
+        <w:tabs>
+          <w:tab w:val="right" w:leader="dot" w:pos="9060"/>
+        </w:tabs>
+        <w:rPr>
+          <w:rFonts w:asciiTheme="minorHAnsi" w:eastAsiaTheme="minorEastAsia" w:hAnsiTheme="minorHAnsi"/>
+          <w:noProof/>
+          <w:szCs w:val="24"/>
+          <w:lang w:eastAsia="hu-HU"/>
+        </w:rPr>
+      </w:pPr>
+      <w:hyperlink w:anchor="_Toc226046276" w:history="1">
+        <w:r>
+          <w:rPr>
+            <w:rStyle w:val="Hiperhivatkozs"/>
+            <w:noProof/>
+          </w:rPr>
+          <w:t>6. ábra Email cím megerősítő email - Gmail</w:t>
+        </w:r>
+        <w:r>
+          <w:rPr>
+            <w:noProof/>
+            <w:webHidden/>
+          </w:rPr>
+          <w:tab/>
+        </w:r>
+        <w:r>
+          <w:rPr>
+            <w:noProof/>
+            <w:webHidden/>
+          </w:rPr>
+          <w:fldChar w:fldCharType="begin"/>
+        </w:r>
+        <w:r>
+          <w:rPr>
+            <w:noProof/>
+            <w:webHidden/>
+          </w:rPr>
+          <w:instrText xml:space="preserve"> PAGEREF _Toc226046276 \h </w:instrText>
+        </w:r>
+        <w:r>
+          <w:rPr>
+            <w:noProof/>
+            <w:webHidden/>
+          </w:rPr>
+        </w:r>
+        <w:r>
+          <w:rPr>
+            <w:noProof/>
+            <w:webHidden/>
+          </w:rPr>
+          <w:fldChar w:fldCharType="separate"/>
+        </w:r>
+        <w:r>
+          <w:rPr>
+            <w:noProof/>
+            <w:webHidden/>
+          </w:rPr>
+          <w:t>11</w:t>
+        </w:r>
+        <w:r>
+          <w:rPr>
+            <w:noProof/>
+            <w:webHidden/>
+          </w:rPr>
+          <w:fldChar w:fldCharType="end"/>
+        </w:r>
+      </w:hyperlink>
+    </w:p>
+    <w:p>
+      <w:pPr>
+        <w:pStyle w:val="brajegyzk"/>
+        <w:tabs>
+          <w:tab w:val="right" w:leader="dot" w:pos="9060"/>
+        </w:tabs>
+        <w:rPr>
+          <w:rFonts w:asciiTheme="minorHAnsi" w:eastAsiaTheme="minorEastAsia" w:hAnsiTheme="minorHAnsi"/>
+          <w:noProof/>
+          <w:szCs w:val="24"/>
+          <w:lang w:eastAsia="hu-HU"/>
+        </w:rPr>
+      </w:pPr>
+      <w:hyperlink w:anchor="_Toc226046277" w:history="1">
+        <w:r>
+          <w:rPr>
+            <w:rStyle w:val="Hiperhivatkozs"/>
+            <w:noProof/>
+          </w:rPr>
+          <w:t>7. ábra Navigációs sáv kinyitott és becsukott állapotban</w:t>
+        </w:r>
+        <w:r>
+          <w:rPr>
+            <w:noProof/>
+            <w:webHidden/>
+          </w:rPr>
+          <w:tab/>
+        </w:r>
+        <w:r>
+          <w:rPr>
+            <w:noProof/>
+            <w:webHidden/>
+          </w:rPr>
+          <w:fldChar w:fldCharType="begin"/>
+        </w:r>
+        <w:r>
+          <w:rPr>
+            <w:noProof/>
+            <w:webHidden/>
+          </w:rPr>
+          <w:instrText xml:space="preserve"> PAGEREF _Toc226046277 \h </w:instrText>
+        </w:r>
+        <w:r>
+          <w:rPr>
+            <w:noProof/>
+            <w:webHidden/>
+          </w:rPr>
+        </w:r>
+        <w:r>
+          <w:rPr>
+            <w:noProof/>
+            <w:webHidden/>
+          </w:rPr>
+          <w:fldChar w:fldCharType="separate"/>
+        </w:r>
+        <w:r>
+          <w:rPr>
+            <w:noProof/>
+            <w:webHidden/>
+          </w:rPr>
+          <w:t>12</w:t>
+        </w:r>
+        <w:r>
+          <w:rPr>
+            <w:noProof/>
+            <w:webHidden/>
+          </w:rPr>
+          <w:fldChar w:fldCharType="end"/>
+        </w:r>
+      </w:hyperlink>
+    </w:p>
+    <w:p>
+      <w:pPr>
+        <w:pStyle w:val="brajegyzk"/>
+        <w:tabs>
+          <w:tab w:val="right" w:leader="dot" w:pos="9060"/>
+        </w:tabs>
+        <w:rPr>
+          <w:rFonts w:asciiTheme="minorHAnsi" w:eastAsiaTheme="minorEastAsia" w:hAnsiTheme="minorHAnsi"/>
+          <w:noProof/>
+          <w:szCs w:val="24"/>
+          <w:lang w:eastAsia="hu-HU"/>
+        </w:rPr>
+      </w:pPr>
+      <w:hyperlink w:anchor="_Toc226046278" w:history="1">
         <w:r>
           <w:rPr>
             <w:rStyle w:val="Hiperhivatkozs"/>
             <w:noProof/>
             <w:lang w:eastAsia="hu-HU"/>
           </w:rPr>
-          <w:t>5</w:t>
+          <w:t>8</w:t>
         </w:r>
         <w:r>
           <w:rPr>
@@ -12748,228 +14605,7 @@
             <w:noProof/>
             <w:webHidden/>
           </w:rPr>
-          <w:instrText xml:space="preserve"> PAGEREF _Toc225886194 \h </w:instrText>
-        </w:r>
-        <w:r>
-          <w:rPr>
-            <w:noProof/>
-            <w:webHidden/>
-          </w:rPr>
-        </w:r>
-        <w:r>
-          <w:rPr>
-            <w:noProof/>
-            <w:webHidden/>
-          </w:rPr>
-          <w:fldChar w:fldCharType="separate"/>
-        </w:r>
-        <w:r>
-          <w:rPr>
-            <w:noProof/>
-            <w:webHidden/>
-          </w:rPr>
-          <w:t>22</w:t>
-        </w:r>
-        <w:r>
-          <w:rPr>
-            <w:noProof/>
-            <w:webHidden/>
-          </w:rPr>
-          <w:fldChar w:fldCharType="end"/>
-        </w:r>
-      </w:hyperlink>
-    </w:p>
-    <w:p>
-      <w:pPr>
-        <w:pStyle w:val="brajegyzk"/>
-        <w:tabs>
-          <w:tab w:val="right" w:leader="dot" w:pos="9060"/>
-        </w:tabs>
-        <w:rPr>
-          <w:rFonts w:asciiTheme="minorHAnsi" w:eastAsiaTheme="minorEastAsia" w:hAnsiTheme="minorHAnsi"/>
-          <w:noProof/>
-          <w:szCs w:val="24"/>
-          <w:lang w:eastAsia="hu-HU"/>
-        </w:rPr>
-      </w:pPr>
-      <w:hyperlink w:anchor="_Toc225886195" w:history="1">
-        <w:r>
-          <w:rPr>
-            <w:rStyle w:val="Hiperhivatkozs"/>
-            <w:noProof/>
-          </w:rPr>
-          <w:t>6. ábra Regisztráiós folyamat</w:t>
-        </w:r>
-        <w:r>
-          <w:rPr>
-            <w:noProof/>
-            <w:webHidden/>
-          </w:rPr>
-          <w:tab/>
-        </w:r>
-        <w:r>
-          <w:rPr>
-            <w:noProof/>
-            <w:webHidden/>
-          </w:rPr>
-          <w:fldChar w:fldCharType="begin"/>
-        </w:r>
-        <w:r>
-          <w:rPr>
-            <w:noProof/>
-            <w:webHidden/>
-          </w:rPr>
-          <w:instrText xml:space="preserve"> PAGEREF _Toc225886195 \h </w:instrText>
-        </w:r>
-        <w:r>
-          <w:rPr>
-            <w:noProof/>
-            <w:webHidden/>
-          </w:rPr>
-        </w:r>
-        <w:r>
-          <w:rPr>
-            <w:noProof/>
-            <w:webHidden/>
-          </w:rPr>
-          <w:fldChar w:fldCharType="separate"/>
-        </w:r>
-        <w:r>
-          <w:rPr>
-            <w:noProof/>
-            <w:webHidden/>
-          </w:rPr>
-          <w:t>25</w:t>
-        </w:r>
-        <w:r>
-          <w:rPr>
-            <w:noProof/>
-            <w:webHidden/>
-          </w:rPr>
-          <w:fldChar w:fldCharType="end"/>
-        </w:r>
-      </w:hyperlink>
-    </w:p>
-    <w:p>
-      <w:pPr>
-        <w:pStyle w:val="brajegyzk"/>
-        <w:tabs>
-          <w:tab w:val="right" w:leader="dot" w:pos="9060"/>
-        </w:tabs>
-        <w:rPr>
-          <w:rFonts w:asciiTheme="minorHAnsi" w:eastAsiaTheme="minorEastAsia" w:hAnsiTheme="minorHAnsi"/>
-          <w:noProof/>
-          <w:szCs w:val="24"/>
-          <w:lang w:eastAsia="hu-HU"/>
-        </w:rPr>
-      </w:pPr>
-      <w:hyperlink w:anchor="_Toc225886196" w:history="1">
-        <w:r>
-          <w:rPr>
-            <w:rStyle w:val="Hiperhivatkozs"/>
-            <w:noProof/>
-          </w:rPr>
-          <w:t>7. ábra Vak index kódrészlet</w:t>
-        </w:r>
-        <w:r>
-          <w:rPr>
-            <w:noProof/>
-            <w:webHidden/>
-          </w:rPr>
-          <w:tab/>
-        </w:r>
-        <w:r>
-          <w:rPr>
-            <w:noProof/>
-            <w:webHidden/>
-          </w:rPr>
-          <w:fldChar w:fldCharType="begin"/>
-        </w:r>
-        <w:r>
-          <w:rPr>
-            <w:noProof/>
-            <w:webHidden/>
-          </w:rPr>
-          <w:instrText xml:space="preserve"> PAGEREF _Toc225886196 \h </w:instrText>
-        </w:r>
-        <w:r>
-          <w:rPr>
-            <w:noProof/>
-            <w:webHidden/>
-          </w:rPr>
-        </w:r>
-        <w:r>
-          <w:rPr>
-            <w:noProof/>
-            <w:webHidden/>
-          </w:rPr>
-          <w:fldChar w:fldCharType="separate"/>
-        </w:r>
-        <w:r>
-          <w:rPr>
-            <w:noProof/>
-            <w:webHidden/>
-          </w:rPr>
-          <w:t>25</w:t>
-        </w:r>
-        <w:r>
-          <w:rPr>
-            <w:noProof/>
-            <w:webHidden/>
-          </w:rPr>
-          <w:fldChar w:fldCharType="end"/>
-        </w:r>
-      </w:hyperlink>
-    </w:p>
-    <w:p>
-      <w:pPr>
-        <w:pStyle w:val="brajegyzk"/>
-        <w:tabs>
-          <w:tab w:val="right" w:leader="dot" w:pos="9060"/>
-        </w:tabs>
-        <w:rPr>
-          <w:rFonts w:asciiTheme="minorHAnsi" w:eastAsiaTheme="minorEastAsia" w:hAnsiTheme="minorHAnsi"/>
-          <w:noProof/>
-          <w:szCs w:val="24"/>
-          <w:lang w:eastAsia="hu-HU"/>
-        </w:rPr>
-      </w:pPr>
-      <w:hyperlink w:anchor="_Toc225886197" w:history="1">
-        <w:r>
-          <w:rPr>
-            <w:rStyle w:val="Hiperhivatkozs"/>
-            <w:noProof/>
-            <w:lang w:eastAsia="hu-HU"/>
-          </w:rPr>
-          <w:t>8</w:t>
-        </w:r>
-        <w:r>
-          <w:rPr>
-            <w:rStyle w:val="Hiperhivatkozs"/>
-            <w:noProof/>
-          </w:rPr>
-          <w:t>. ábra Token hitelesítési folyamat</w:t>
-        </w:r>
-        <w:r>
-          <w:rPr>
-            <w:noProof/>
-            <w:webHidden/>
-          </w:rPr>
-          <w:tab/>
-        </w:r>
-        <w:r>
-          <w:rPr>
-            <w:noProof/>
-            <w:webHidden/>
-          </w:rPr>
-          <w:fldChar w:fldCharType="begin"/>
-        </w:r>
-        <w:r>
-          <w:rPr>
-            <w:noProof/>
-            <w:webHidden/>
-          </w:rPr>
-          <w:instrText xml:space="preserve"> PAGEREF _Toc225886197 \h </w:instrText>
+          <w:instrText xml:space="preserve"> PAGEREF _Toc226046278 \h </w:instrText>
         </w:r>
         <w:r>
           <w:rPr>
@@ -13013,21 +14649,13 @@
           <w:lang w:eastAsia="hu-HU"/>
         </w:rPr>
       </w:pPr>
-      <w:hyperlink w:anchor="_Toc225886198" w:history="1">
-        <w:r>
-          <w:rPr>
-            <w:rStyle w:val="Hiperhivatkozs"/>
-            <w:noProof/>
-            <w:lang w:eastAsia="hu-HU"/>
-          </w:rPr>
-          <w:t>9</w:t>
-        </w:r>
+      <w:hyperlink w:anchor="_Toc226046279" w:history="1">
         <w:r>
           <w:rPr>
             <w:rStyle w:val="Hiperhivatkozs"/>
             <w:noProof/>
           </w:rPr>
-          <w:t>. ábra Feltöltési Folyamat</w:t>
+          <w:t>9. ábra Regisztrációs folyamat</w:t>
         </w:r>
         <w:r>
           <w:rPr>
@@ -13048,157 +14676,7 @@
             <w:noProof/>
             <w:webHidden/>
           </w:rPr>
-          <w:instrText xml:space="preserve"> PAGEREF _Toc225886198 \h </w:instrText>
-        </w:r>
-        <w:r>
-          <w:rPr>
-            <w:noProof/>
-            <w:webHidden/>
-          </w:rPr>
-        </w:r>
-        <w:r>
-          <w:rPr>
-            <w:noProof/>
-            <w:webHidden/>
-          </w:rPr>
-          <w:fldChar w:fldCharType="separate"/>
-        </w:r>
-        <w:r>
-          <w:rPr>
-            <w:noProof/>
-            <w:webHidden/>
-          </w:rPr>
-          <w:t>27</w:t>
-        </w:r>
-        <w:r>
-          <w:rPr>
-            <w:noProof/>
-            <w:webHidden/>
-          </w:rPr>
-          <w:fldChar w:fldCharType="end"/>
-        </w:r>
-      </w:hyperlink>
-    </w:p>
-    <w:p>
-      <w:pPr>
-        <w:pStyle w:val="brajegyzk"/>
-        <w:tabs>
-          <w:tab w:val="right" w:leader="dot" w:pos="9060"/>
-        </w:tabs>
-        <w:rPr>
-          <w:rFonts w:asciiTheme="minorHAnsi" w:eastAsiaTheme="minorEastAsia" w:hAnsiTheme="minorHAnsi"/>
-          <w:noProof/>
-          <w:szCs w:val="24"/>
-          <w:lang w:eastAsia="hu-HU"/>
-        </w:rPr>
-      </w:pPr>
-      <w:hyperlink w:anchor="_Toc225886199" w:history="1">
-        <w:r>
-          <w:rPr>
-            <w:rStyle w:val="Hiperhivatkozs"/>
-            <w:noProof/>
-            <w:lang w:eastAsia="hu-HU"/>
-          </w:rPr>
-          <w:t>10</w:t>
-        </w:r>
-        <w:r>
-          <w:rPr>
-            <w:rStyle w:val="Hiperhivatkozs"/>
-            <w:noProof/>
-          </w:rPr>
-          <w:t>. ábra Metadata.json felépítése</w:t>
-        </w:r>
-        <w:r>
-          <w:rPr>
-            <w:noProof/>
-            <w:webHidden/>
-          </w:rPr>
-          <w:tab/>
-        </w:r>
-        <w:r>
-          <w:rPr>
-            <w:noProof/>
-            <w:webHidden/>
-          </w:rPr>
-          <w:fldChar w:fldCharType="begin"/>
-        </w:r>
-        <w:r>
-          <w:rPr>
-            <w:noProof/>
-            <w:webHidden/>
-          </w:rPr>
-          <w:instrText xml:space="preserve"> PAGEREF _Toc225886199 \h </w:instrText>
-        </w:r>
-        <w:r>
-          <w:rPr>
-            <w:noProof/>
-            <w:webHidden/>
-          </w:rPr>
-        </w:r>
-        <w:r>
-          <w:rPr>
-            <w:noProof/>
-            <w:webHidden/>
-          </w:rPr>
-          <w:fldChar w:fldCharType="separate"/>
-        </w:r>
-        <w:r>
-          <w:rPr>
-            <w:noProof/>
-            <w:webHidden/>
-          </w:rPr>
-          <w:t>28</w:t>
-        </w:r>
-        <w:r>
-          <w:rPr>
-            <w:noProof/>
-            <w:webHidden/>
-          </w:rPr>
-          <w:fldChar w:fldCharType="end"/>
-        </w:r>
-      </w:hyperlink>
-    </w:p>
-    <w:p>
-      <w:pPr>
-        <w:pStyle w:val="brajegyzk"/>
-        <w:tabs>
-          <w:tab w:val="right" w:leader="dot" w:pos="9060"/>
-        </w:tabs>
-        <w:rPr>
-          <w:rFonts w:asciiTheme="minorHAnsi" w:eastAsiaTheme="minorEastAsia" w:hAnsiTheme="minorHAnsi"/>
-          <w:noProof/>
-          <w:szCs w:val="24"/>
-          <w:lang w:eastAsia="hu-HU"/>
-        </w:rPr>
-      </w:pPr>
-      <w:hyperlink w:anchor="_Toc225886200" w:history="1">
-        <w:r>
-          <w:rPr>
-            <w:rStyle w:val="Hiperhivatkozs"/>
-            <w:noProof/>
-          </w:rPr>
-          <w:t>11. ábra Normál teszteset – Postman</w:t>
-        </w:r>
-        <w:r>
-          <w:rPr>
-            <w:noProof/>
-            <w:webHidden/>
-          </w:rPr>
-          <w:tab/>
-        </w:r>
-        <w:r>
-          <w:rPr>
-            <w:noProof/>
-            <w:webHidden/>
-          </w:rPr>
-          <w:fldChar w:fldCharType="begin"/>
-        </w:r>
-        <w:r>
-          <w:rPr>
-            <w:noProof/>
-            <w:webHidden/>
-          </w:rPr>
-          <w:instrText xml:space="preserve"> PAGEREF _Toc225886200 \h </w:instrText>
+          <w:instrText xml:space="preserve"> PAGEREF _Toc226046279 \h </w:instrText>
         </w:r>
         <w:r>
           <w:rPr>
@@ -13242,13 +14720,13 @@
           <w:lang w:eastAsia="hu-HU"/>
         </w:rPr>
       </w:pPr>
-      <w:hyperlink w:anchor="_Toc225886201" w:history="1">
+      <w:hyperlink w:anchor="_Toc226046280" w:history="1">
         <w:r>
           <w:rPr>
             <w:rStyle w:val="Hiperhivatkozs"/>
             <w:noProof/>
           </w:rPr>
-          <w:t>12. ábra Teszteset: Token hiánya - Postman</w:t>
+          <w:t>10. ábra Vak index kódrészlet</w:t>
         </w:r>
         <w:r>
           <w:rPr>
@@ -13269,7 +14747,7 @@
             <w:noProof/>
             <w:webHidden/>
           </w:rPr>
-          <w:instrText xml:space="preserve"> PAGEREF _Toc225886201 \h </w:instrText>
+          <w:instrText xml:space="preserve"> PAGEREF _Toc226046280 \h </w:instrText>
         </w:r>
         <w:r>
           <w:rPr>
@@ -13313,13 +14791,21 @@
           <w:lang w:eastAsia="hu-HU"/>
         </w:rPr>
       </w:pPr>
-      <w:hyperlink w:anchor="_Toc225886202" w:history="1">
+      <w:hyperlink w:anchor="_Toc226046281" w:history="1">
+        <w:r>
+          <w:rPr>
+            <w:rStyle w:val="Hiperhivatkozs"/>
+            <w:noProof/>
+            <w:lang w:eastAsia="hu-HU"/>
+          </w:rPr>
+          <w:t>11</w:t>
+        </w:r>
         <w:r>
           <w:rPr>
             <w:rStyle w:val="Hiperhivatkozs"/>
             <w:noProof/>
           </w:rPr>
-          <w:t>13. ábra Hibás frissítési token – Postman</w:t>
+          <w:t>. ábra Token hitelesítési folyamat</w:t>
         </w:r>
         <w:r>
           <w:rPr>
@@ -13340,7 +14826,7 @@
             <w:noProof/>
             <w:webHidden/>
           </w:rPr>
-          <w:instrText xml:space="preserve"> PAGEREF _Toc225886202 \h </w:instrText>
+          <w:instrText xml:space="preserve"> PAGEREF _Toc226046281 \h </w:instrText>
         </w:r>
         <w:r>
           <w:rPr>
@@ -13384,13 +14870,21 @@
           <w:lang w:eastAsia="hu-HU"/>
         </w:rPr>
       </w:pPr>
-      <w:hyperlink w:anchor="_Toc225886203" w:history="1">
+      <w:hyperlink w:anchor="_Toc226046282" w:history="1">
+        <w:r>
+          <w:rPr>
+            <w:rStyle w:val="Hiperhivatkozs"/>
+            <w:noProof/>
+            <w:lang w:eastAsia="hu-HU"/>
+          </w:rPr>
+          <w:t>12</w:t>
+        </w:r>
         <w:r>
           <w:rPr>
             <w:rStyle w:val="Hiperhivatkozs"/>
             <w:noProof/>
           </w:rPr>
-          <w:t>14. ábra Bejelentkezés - Normál teszteset - Postman</w:t>
+          <w:t>. ábra Feltöltési Folyamat</w:t>
         </w:r>
         <w:r>
           <w:rPr>
@@ -13411,86 +14905,7 @@
             <w:noProof/>
             <w:webHidden/>
           </w:rPr>
-          <w:instrText xml:space="preserve"> PAGEREF _Toc225886203 \h </w:instrText>
-        </w:r>
-        <w:r>
-          <w:rPr>
-            <w:noProof/>
-            <w:webHidden/>
-          </w:rPr>
-        </w:r>
-        <w:r>
-          <w:rPr>
-            <w:noProof/>
-            <w:webHidden/>
-          </w:rPr>
-          <w:fldChar w:fldCharType="separate"/>
-        </w:r>
-        <w:r>
-          <w:rPr>
-            <w:noProof/>
-            <w:webHidden/>
-          </w:rPr>
-          <w:t>30</w:t>
-        </w:r>
-        <w:r>
-          <w:rPr>
-            <w:noProof/>
-            <w:webHidden/>
-          </w:rPr>
-          <w:fldChar w:fldCharType="end"/>
-        </w:r>
-      </w:hyperlink>
-    </w:p>
-    <w:p>
-      <w:pPr>
-        <w:pStyle w:val="brajegyzk"/>
-        <w:tabs>
-          <w:tab w:val="right" w:leader="dot" w:pos="9060"/>
-        </w:tabs>
-        <w:rPr>
-          <w:rFonts w:asciiTheme="minorHAnsi" w:eastAsiaTheme="minorEastAsia" w:hAnsiTheme="minorHAnsi"/>
-          <w:noProof/>
-          <w:szCs w:val="24"/>
-          <w:lang w:eastAsia="hu-HU"/>
-        </w:rPr>
-      </w:pPr>
-      <w:hyperlink w:anchor="_Toc225886204" w:history="1">
-        <w:r>
-          <w:rPr>
-            <w:rStyle w:val="Hiperhivatkozs"/>
-            <w:noProof/>
-            <w:lang w:eastAsia="hu-HU"/>
-          </w:rPr>
-          <w:t>15</w:t>
-        </w:r>
-        <w:r>
-          <w:rPr>
-            <w:rStyle w:val="Hiperhivatkozs"/>
-            <w:noProof/>
-          </w:rPr>
-          <w:t>. ábra Bejelentkezés - hiányzó mezők - Postman</w:t>
-        </w:r>
-        <w:r>
-          <w:rPr>
-            <w:noProof/>
-            <w:webHidden/>
-          </w:rPr>
-          <w:tab/>
-        </w:r>
-        <w:r>
-          <w:rPr>
-            <w:noProof/>
-            <w:webHidden/>
-          </w:rPr>
-          <w:fldChar w:fldCharType="begin"/>
-        </w:r>
-        <w:r>
-          <w:rPr>
-            <w:noProof/>
-            <w:webHidden/>
-          </w:rPr>
-          <w:instrText xml:space="preserve"> PAGEREF _Toc225886204 \h </w:instrText>
+          <w:instrText xml:space="preserve"> PAGEREF _Toc226046282 \h </w:instrText>
         </w:r>
         <w:r>
           <w:rPr>
@@ -13534,14 +14949,456 @@
           <w:lang w:eastAsia="hu-HU"/>
         </w:rPr>
       </w:pPr>
-      <w:hyperlink w:anchor="_Toc225886205" w:history="1">
+      <w:hyperlink w:anchor="_Toc226046283" w:history="1">
         <w:r>
           <w:rPr>
             <w:rStyle w:val="Hiperhivatkozs"/>
             <w:noProof/>
             <w:lang w:eastAsia="hu-HU"/>
           </w:rPr>
-          <w:t>16</w:t>
+          <w:t>13</w:t>
+        </w:r>
+        <w:r>
+          <w:rPr>
+            <w:rStyle w:val="Hiperhivatkozs"/>
+            <w:noProof/>
+          </w:rPr>
+          <w:t>. ábra Metadata.json felépítése</w:t>
+        </w:r>
+        <w:r>
+          <w:rPr>
+            <w:noProof/>
+            <w:webHidden/>
+          </w:rPr>
+          <w:tab/>
+        </w:r>
+        <w:r>
+          <w:rPr>
+            <w:noProof/>
+            <w:webHidden/>
+          </w:rPr>
+          <w:fldChar w:fldCharType="begin"/>
+        </w:r>
+        <w:r>
+          <w:rPr>
+            <w:noProof/>
+            <w:webHidden/>
+          </w:rPr>
+          <w:instrText xml:space="preserve"> PAGEREF _Toc226046283 \h </w:instrText>
+        </w:r>
+        <w:r>
+          <w:rPr>
+            <w:noProof/>
+            <w:webHidden/>
+          </w:rPr>
+        </w:r>
+        <w:r>
+          <w:rPr>
+            <w:noProof/>
+            <w:webHidden/>
+          </w:rPr>
+          <w:fldChar w:fldCharType="separate"/>
+        </w:r>
+        <w:r>
+          <w:rPr>
+            <w:noProof/>
+            <w:webHidden/>
+          </w:rPr>
+          <w:t>32</w:t>
+        </w:r>
+        <w:r>
+          <w:rPr>
+            <w:noProof/>
+            <w:webHidden/>
+          </w:rPr>
+          <w:fldChar w:fldCharType="end"/>
+        </w:r>
+      </w:hyperlink>
+    </w:p>
+    <w:p>
+      <w:pPr>
+        <w:pStyle w:val="brajegyzk"/>
+        <w:tabs>
+          <w:tab w:val="right" w:leader="dot" w:pos="9060"/>
+        </w:tabs>
+        <w:rPr>
+          <w:rFonts w:asciiTheme="minorHAnsi" w:eastAsiaTheme="minorEastAsia" w:hAnsiTheme="minorHAnsi"/>
+          <w:noProof/>
+          <w:szCs w:val="24"/>
+          <w:lang w:eastAsia="hu-HU"/>
+        </w:rPr>
+      </w:pPr>
+      <w:hyperlink w:anchor="_Toc226046284" w:history="1">
+        <w:r>
+          <w:rPr>
+            <w:rStyle w:val="Hiperhivatkozs"/>
+            <w:noProof/>
+          </w:rPr>
+          <w:t>14. ábra Normál teszteset – Postman</w:t>
+        </w:r>
+        <w:r>
+          <w:rPr>
+            <w:noProof/>
+            <w:webHidden/>
+          </w:rPr>
+          <w:tab/>
+        </w:r>
+        <w:r>
+          <w:rPr>
+            <w:noProof/>
+            <w:webHidden/>
+          </w:rPr>
+          <w:fldChar w:fldCharType="begin"/>
+        </w:r>
+        <w:r>
+          <w:rPr>
+            <w:noProof/>
+            <w:webHidden/>
+          </w:rPr>
+          <w:instrText xml:space="preserve"> PAGEREF _Toc226046284 \h </w:instrText>
+        </w:r>
+        <w:r>
+          <w:rPr>
+            <w:noProof/>
+            <w:webHidden/>
+          </w:rPr>
+        </w:r>
+        <w:r>
+          <w:rPr>
+            <w:noProof/>
+            <w:webHidden/>
+          </w:rPr>
+          <w:fldChar w:fldCharType="separate"/>
+        </w:r>
+        <w:r>
+          <w:rPr>
+            <w:noProof/>
+            <w:webHidden/>
+          </w:rPr>
+          <w:t>33</w:t>
+        </w:r>
+        <w:r>
+          <w:rPr>
+            <w:noProof/>
+            <w:webHidden/>
+          </w:rPr>
+          <w:fldChar w:fldCharType="end"/>
+        </w:r>
+      </w:hyperlink>
+    </w:p>
+    <w:p>
+      <w:pPr>
+        <w:pStyle w:val="brajegyzk"/>
+        <w:tabs>
+          <w:tab w:val="right" w:leader="dot" w:pos="9060"/>
+        </w:tabs>
+        <w:rPr>
+          <w:rFonts w:asciiTheme="minorHAnsi" w:eastAsiaTheme="minorEastAsia" w:hAnsiTheme="minorHAnsi"/>
+          <w:noProof/>
+          <w:szCs w:val="24"/>
+          <w:lang w:eastAsia="hu-HU"/>
+        </w:rPr>
+      </w:pPr>
+      <w:hyperlink w:anchor="_Toc226046285" w:history="1">
+        <w:r>
+          <w:rPr>
+            <w:rStyle w:val="Hiperhivatkozs"/>
+            <w:noProof/>
+          </w:rPr>
+          <w:t>15. ábra Teszteset: Token hiánya - Postman</w:t>
+        </w:r>
+        <w:r>
+          <w:rPr>
+            <w:noProof/>
+            <w:webHidden/>
+          </w:rPr>
+          <w:tab/>
+        </w:r>
+        <w:r>
+          <w:rPr>
+            <w:noProof/>
+            <w:webHidden/>
+          </w:rPr>
+          <w:fldChar w:fldCharType="begin"/>
+        </w:r>
+        <w:r>
+          <w:rPr>
+            <w:noProof/>
+            <w:webHidden/>
+          </w:rPr>
+          <w:instrText xml:space="preserve"> PAGEREF _Toc226046285 \h </w:instrText>
+        </w:r>
+        <w:r>
+          <w:rPr>
+            <w:noProof/>
+            <w:webHidden/>
+          </w:rPr>
+        </w:r>
+        <w:r>
+          <w:rPr>
+            <w:noProof/>
+            <w:webHidden/>
+          </w:rPr>
+          <w:fldChar w:fldCharType="separate"/>
+        </w:r>
+        <w:r>
+          <w:rPr>
+            <w:noProof/>
+            <w:webHidden/>
+          </w:rPr>
+          <w:t>33</w:t>
+        </w:r>
+        <w:r>
+          <w:rPr>
+            <w:noProof/>
+            <w:webHidden/>
+          </w:rPr>
+          <w:fldChar w:fldCharType="end"/>
+        </w:r>
+      </w:hyperlink>
+    </w:p>
+    <w:p>
+      <w:pPr>
+        <w:pStyle w:val="brajegyzk"/>
+        <w:tabs>
+          <w:tab w:val="right" w:leader="dot" w:pos="9060"/>
+        </w:tabs>
+        <w:rPr>
+          <w:rFonts w:asciiTheme="minorHAnsi" w:eastAsiaTheme="minorEastAsia" w:hAnsiTheme="minorHAnsi"/>
+          <w:noProof/>
+          <w:szCs w:val="24"/>
+          <w:lang w:eastAsia="hu-HU"/>
+        </w:rPr>
+      </w:pPr>
+      <w:hyperlink w:anchor="_Toc226046286" w:history="1">
+        <w:r>
+          <w:rPr>
+            <w:rStyle w:val="Hiperhivatkozs"/>
+            <w:noProof/>
+          </w:rPr>
+          <w:t>16. ábra Hibás frissítési token – Postman</w:t>
+        </w:r>
+        <w:r>
+          <w:rPr>
+            <w:noProof/>
+            <w:webHidden/>
+          </w:rPr>
+          <w:tab/>
+        </w:r>
+        <w:r>
+          <w:rPr>
+            <w:noProof/>
+            <w:webHidden/>
+          </w:rPr>
+          <w:fldChar w:fldCharType="begin"/>
+        </w:r>
+        <w:r>
+          <w:rPr>
+            <w:noProof/>
+            <w:webHidden/>
+          </w:rPr>
+          <w:instrText xml:space="preserve"> PAGEREF _Toc226046286 \h </w:instrText>
+        </w:r>
+        <w:r>
+          <w:rPr>
+            <w:noProof/>
+            <w:webHidden/>
+          </w:rPr>
+        </w:r>
+        <w:r>
+          <w:rPr>
+            <w:noProof/>
+            <w:webHidden/>
+          </w:rPr>
+          <w:fldChar w:fldCharType="separate"/>
+        </w:r>
+        <w:r>
+          <w:rPr>
+            <w:noProof/>
+            <w:webHidden/>
+          </w:rPr>
+          <w:t>34</w:t>
+        </w:r>
+        <w:r>
+          <w:rPr>
+            <w:noProof/>
+            <w:webHidden/>
+          </w:rPr>
+          <w:fldChar w:fldCharType="end"/>
+        </w:r>
+      </w:hyperlink>
+    </w:p>
+    <w:p>
+      <w:pPr>
+        <w:pStyle w:val="brajegyzk"/>
+        <w:tabs>
+          <w:tab w:val="right" w:leader="dot" w:pos="9060"/>
+        </w:tabs>
+        <w:rPr>
+          <w:rFonts w:asciiTheme="minorHAnsi" w:eastAsiaTheme="minorEastAsia" w:hAnsiTheme="minorHAnsi"/>
+          <w:noProof/>
+          <w:szCs w:val="24"/>
+          <w:lang w:eastAsia="hu-HU"/>
+        </w:rPr>
+      </w:pPr>
+      <w:hyperlink w:anchor="_Toc226046287" w:history="1">
+        <w:r>
+          <w:rPr>
+            <w:rStyle w:val="Hiperhivatkozs"/>
+            <w:noProof/>
+          </w:rPr>
+          <w:t>17. ábra Bejelentkezés - Normál teszteset - Postman</w:t>
+        </w:r>
+        <w:r>
+          <w:rPr>
+            <w:noProof/>
+            <w:webHidden/>
+          </w:rPr>
+          <w:tab/>
+        </w:r>
+        <w:r>
+          <w:rPr>
+            <w:noProof/>
+            <w:webHidden/>
+          </w:rPr>
+          <w:fldChar w:fldCharType="begin"/>
+        </w:r>
+        <w:r>
+          <w:rPr>
+            <w:noProof/>
+            <w:webHidden/>
+          </w:rPr>
+          <w:instrText xml:space="preserve"> PAGEREF _Toc226046287 \h </w:instrText>
+        </w:r>
+        <w:r>
+          <w:rPr>
+            <w:noProof/>
+            <w:webHidden/>
+          </w:rPr>
+        </w:r>
+        <w:r>
+          <w:rPr>
+            <w:noProof/>
+            <w:webHidden/>
+          </w:rPr>
+          <w:fldChar w:fldCharType="separate"/>
+        </w:r>
+        <w:r>
+          <w:rPr>
+            <w:noProof/>
+            <w:webHidden/>
+          </w:rPr>
+          <w:t>34</w:t>
+        </w:r>
+        <w:r>
+          <w:rPr>
+            <w:noProof/>
+            <w:webHidden/>
+          </w:rPr>
+          <w:fldChar w:fldCharType="end"/>
+        </w:r>
+      </w:hyperlink>
+    </w:p>
+    <w:p>
+      <w:pPr>
+        <w:pStyle w:val="brajegyzk"/>
+        <w:tabs>
+          <w:tab w:val="right" w:leader="dot" w:pos="9060"/>
+        </w:tabs>
+        <w:rPr>
+          <w:rFonts w:asciiTheme="minorHAnsi" w:eastAsiaTheme="minorEastAsia" w:hAnsiTheme="minorHAnsi"/>
+          <w:noProof/>
+          <w:szCs w:val="24"/>
+          <w:lang w:eastAsia="hu-HU"/>
+        </w:rPr>
+      </w:pPr>
+      <w:hyperlink w:anchor="_Toc226046288" w:history="1">
+        <w:r>
+          <w:rPr>
+            <w:rStyle w:val="Hiperhivatkozs"/>
+            <w:noProof/>
+            <w:lang w:eastAsia="hu-HU"/>
+          </w:rPr>
+          <w:t>18</w:t>
+        </w:r>
+        <w:r>
+          <w:rPr>
+            <w:rStyle w:val="Hiperhivatkozs"/>
+            <w:noProof/>
+          </w:rPr>
+          <w:t>. ábra Bejelentkezés - hiányzó mezők - Postman</w:t>
+        </w:r>
+        <w:r>
+          <w:rPr>
+            <w:noProof/>
+            <w:webHidden/>
+          </w:rPr>
+          <w:tab/>
+        </w:r>
+        <w:r>
+          <w:rPr>
+            <w:noProof/>
+            <w:webHidden/>
+          </w:rPr>
+          <w:fldChar w:fldCharType="begin"/>
+        </w:r>
+        <w:r>
+          <w:rPr>
+            <w:noProof/>
+            <w:webHidden/>
+          </w:rPr>
+          <w:instrText xml:space="preserve"> PAGEREF _Toc226046288 \h </w:instrText>
+        </w:r>
+        <w:r>
+          <w:rPr>
+            <w:noProof/>
+            <w:webHidden/>
+          </w:rPr>
+        </w:r>
+        <w:r>
+          <w:rPr>
+            <w:noProof/>
+            <w:webHidden/>
+          </w:rPr>
+          <w:fldChar w:fldCharType="separate"/>
+        </w:r>
+        <w:r>
+          <w:rPr>
+            <w:noProof/>
+            <w:webHidden/>
+          </w:rPr>
+          <w:t>35</w:t>
+        </w:r>
+        <w:r>
+          <w:rPr>
+            <w:noProof/>
+            <w:webHidden/>
+          </w:rPr>
+          <w:fldChar w:fldCharType="end"/>
+        </w:r>
+      </w:hyperlink>
+    </w:p>
+    <w:p>
+      <w:pPr>
+        <w:pStyle w:val="brajegyzk"/>
+        <w:tabs>
+          <w:tab w:val="right" w:leader="dot" w:pos="9060"/>
+        </w:tabs>
+        <w:rPr>
+          <w:rFonts w:asciiTheme="minorHAnsi" w:eastAsiaTheme="minorEastAsia" w:hAnsiTheme="minorHAnsi"/>
+          <w:noProof/>
+          <w:szCs w:val="24"/>
+          <w:lang w:eastAsia="hu-HU"/>
+        </w:rPr>
+      </w:pPr>
+      <w:hyperlink w:anchor="_Toc226046289" w:history="1">
+        <w:r>
+          <w:rPr>
+            <w:rStyle w:val="Hiperhivatkozs"/>
+            <w:noProof/>
+            <w:lang w:eastAsia="hu-HU"/>
+          </w:rPr>
+          <w:t>19</w:t>
         </w:r>
         <w:r>
           <w:rPr>
@@ -13569,7 +15426,7 @@
             <w:noProof/>
             <w:webHidden/>
           </w:rPr>
-          <w:instrText xml:space="preserve"> PAGEREF _Toc225886205 \h </w:instrText>
+          <w:instrText xml:space="preserve"> PAGEREF _Toc226046289 \h </w:instrText>
         </w:r>
         <w:r>
           <w:rPr>
@@ -13589,7 +15446,7 @@
             <w:noProof/>
             <w:webHidden/>
           </w:rPr>
-          <w:t>31</w:t>
+          <w:t>35</w:t>
         </w:r>
         <w:r>
           <w:rPr>
@@ -13613,13 +15470,13 @@
           <w:lang w:eastAsia="hu-HU"/>
         </w:rPr>
       </w:pPr>
-      <w:hyperlink w:anchor="_Toc225886206" w:history="1">
+      <w:hyperlink w:anchor="_Toc226046290" w:history="1">
         <w:r>
           <w:rPr>
             <w:rStyle w:val="Hiperhivatkozs"/>
             <w:noProof/>
           </w:rPr>
-          <w:t>17. ábra Bejelentkezés - nem megerősített email cím - Postman</w:t>
+          <w:t>20. ábra Bejelentkezés - nem megerősített email cím - Postman</w:t>
         </w:r>
         <w:r>
           <w:rPr>
@@ -13640,7 +15497,7 @@
             <w:noProof/>
             <w:webHidden/>
           </w:rPr>
-          <w:instrText xml:space="preserve"> PAGEREF _Toc225886206 \h </w:instrText>
+          <w:instrText xml:space="preserve"> PAGEREF _Toc226046290 \h </w:instrText>
         </w:r>
         <w:r>
           <w:rPr>
@@ -13660,7 +15517,7 @@
             <w:noProof/>
             <w:webHidden/>
           </w:rPr>
-          <w:t>31</w:t>
+          <w:t>35</w:t>
         </w:r>
         <w:r>
           <w:rPr>
@@ -13695,7 +15552,7 @@
       </w:r>
     </w:p>
     <w:sectPr>
-      <w:footerReference w:type="default" r:id="rId55"/>
+      <w:footerReference w:type="default" r:id="rId61"/>
       <w:pgSz w:w="11906" w:h="16838"/>
       <w:pgMar w:top="1418" w:right="1418" w:bottom="1418" w:left="1418" w:header="709" w:footer="709" w:gutter="0"/>
       <w:cols w:space="708"/>
@@ -15672,6 +17529,119 @@
     </w:lvl>
   </w:abstractNum>
   <w:abstractNum w:abstractNumId="17" w15:restartNumberingAfterBreak="0">
+    <w:nsid w:val="42B6113B"/>
+    <w:multiLevelType w:val="hybridMultilevel"/>
+    <w:tmpl w:val="506E0A8C"/>
+    <w:lvl w:ilvl="0" w:tplc="040E0001">
+      <w:start w:val="1"/>
+      <w:numFmt w:val="bullet"/>
+      <w:lvlText w:val=""/>
+      <w:lvlJc w:val="left"/>
+      <w:pPr>
+        <w:ind w:left="1287" w:hanging="360"/>
+      </w:pPr>
+      <w:rPr>
+        <w:rFonts w:ascii="Symbol" w:hAnsi="Symbol" w:hint="default"/>
+      </w:rPr>
+    </w:lvl>
+    <w:lvl w:ilvl="1" w:tplc="040E0003" w:tentative="1">
+      <w:start w:val="1"/>
+      <w:numFmt w:val="bullet"/>
+      <w:lvlText w:val="o"/>
+      <w:lvlJc w:val="left"/>
+      <w:pPr>
+        <w:ind w:left="2007" w:hanging="360"/>
+      </w:pPr>
+      <w:rPr>
+        <w:rFonts w:ascii="Courier New" w:hAnsi="Courier New" w:cs="Courier New" w:hint="default"/>
+      </w:rPr>
+    </w:lvl>
+    <w:lvl w:ilvl="2" w:tplc="040E0005" w:tentative="1">
+      <w:start w:val="1"/>
+      <w:numFmt w:val="bullet"/>
+      <w:lvlText w:val=""/>
+      <w:lvlJc w:val="left"/>
+      <w:pPr>
+        <w:ind w:left="2727" w:hanging="360"/>
+      </w:pPr>
+      <w:rPr>
+        <w:rFonts w:ascii="Wingdings" w:hAnsi="Wingdings" w:hint="default"/>
+      </w:rPr>
+    </w:lvl>
+    <w:lvl w:ilvl="3" w:tplc="040E0001" w:tentative="1">
+      <w:start w:val="1"/>
+      <w:numFmt w:val="bullet"/>
+      <w:lvlText w:val=""/>
+      <w:lvlJc w:val="left"/>
+      <w:pPr>
+        <w:ind w:left="3447" w:hanging="360"/>
+      </w:pPr>
+      <w:rPr>
+        <w:rFonts w:ascii="Symbol" w:hAnsi="Symbol" w:hint="default"/>
+      </w:rPr>
+    </w:lvl>
+    <w:lvl w:ilvl="4" w:tplc="040E0003" w:tentative="1">
+      <w:start w:val="1"/>
+      <w:numFmt w:val="bullet"/>
+      <w:lvlText w:val="o"/>
+      <w:lvlJc w:val="left"/>
+      <w:pPr>
+        <w:ind w:left="4167" w:hanging="360"/>
+      </w:pPr>
+      <w:rPr>
+        <w:rFonts w:ascii="Courier New" w:hAnsi="Courier New" w:cs="Courier New" w:hint="default"/>
+      </w:rPr>
+    </w:lvl>
+    <w:lvl w:ilvl="5" w:tplc="040E0005" w:tentative="1">
+      <w:start w:val="1"/>
+      <w:numFmt w:val="bullet"/>
+      <w:lvlText w:val=""/>
+      <w:lvlJc w:val="left"/>
+      <w:pPr>
+        <w:ind w:left="4887" w:hanging="360"/>
+      </w:pPr>
+      <w:rPr>
+        <w:rFonts w:ascii="Wingdings" w:hAnsi="Wingdings" w:hint="default"/>
+      </w:rPr>
+    </w:lvl>
+    <w:lvl w:ilvl="6" w:tplc="040E0001" w:tentative="1">
+      <w:start w:val="1"/>
+      <w:numFmt w:val="bullet"/>
+      <w:lvlText w:val=""/>
+      <w:lvlJc w:val="left"/>
+      <w:pPr>
+        <w:ind w:left="5607" w:hanging="360"/>
+      </w:pPr>
+      <w:rPr>
+        <w:rFonts w:ascii="Symbol" w:hAnsi="Symbol" w:hint="default"/>
+      </w:rPr>
+    </w:lvl>
+    <w:lvl w:ilvl="7" w:tplc="040E0003" w:tentative="1">
+      <w:start w:val="1"/>
+      <w:numFmt w:val="bullet"/>
+      <w:lvlText w:val="o"/>
+      <w:lvlJc w:val="left"/>
+      <w:pPr>
+        <w:ind w:left="6327" w:hanging="360"/>
+      </w:pPr>
+      <w:rPr>
+        <w:rFonts w:ascii="Courier New" w:hAnsi="Courier New" w:cs="Courier New" w:hint="default"/>
+      </w:rPr>
+    </w:lvl>
+    <w:lvl w:ilvl="8" w:tplc="040E0005" w:tentative="1">
+      <w:start w:val="1"/>
+      <w:numFmt w:val="bullet"/>
+      <w:lvlText w:val=""/>
+      <w:lvlJc w:val="left"/>
+      <w:pPr>
+        <w:ind w:left="7047" w:hanging="360"/>
+      </w:pPr>
+      <w:rPr>
+        <w:rFonts w:ascii="Wingdings" w:hAnsi="Wingdings" w:hint="default"/>
+      </w:rPr>
+    </w:lvl>
+  </w:abstractNum>
+  <w:abstractNum w:abstractNumId="18" w15:restartNumberingAfterBreak="0">
     <w:nsid w:val="43FB3858"/>
     <w:multiLevelType w:val="hybridMultilevel"/>
     <w:tmpl w:val="846EF942"/>
@@ -15784,7 +17754,7 @@
       </w:rPr>
     </w:lvl>
   </w:abstractNum>
-  <w:abstractNum w:abstractNumId="18" w15:restartNumberingAfterBreak="0">
+  <w:abstractNum w:abstractNumId="19" w15:restartNumberingAfterBreak="0">
     <w:nsid w:val="4496651E"/>
     <w:multiLevelType w:val="hybridMultilevel"/>
     <w:tmpl w:val="EE061EA0"/>
@@ -15897,7 +17867,7 @@
       </w:rPr>
     </w:lvl>
   </w:abstractNum>
-  <w:abstractNum w:abstractNumId="19" w15:restartNumberingAfterBreak="0">
+  <w:abstractNum w:abstractNumId="20" w15:restartNumberingAfterBreak="0">
     <w:nsid w:val="473164D4"/>
     <w:multiLevelType w:val="hybridMultilevel"/>
     <w:tmpl w:val="1A34B488"/>
@@ -16010,7 +17980,7 @@
       </w:rPr>
     </w:lvl>
   </w:abstractNum>
-  <w:abstractNum w:abstractNumId="20" w15:restartNumberingAfterBreak="0">
+  <w:abstractNum w:abstractNumId="21" w15:restartNumberingAfterBreak="0">
     <w:nsid w:val="4A8634F5"/>
     <w:multiLevelType w:val="hybridMultilevel"/>
     <w:tmpl w:val="7A56A4E0"/>
@@ -16099,7 +18069,7 @@
       </w:pPr>
     </w:lvl>
   </w:abstractNum>
-  <w:abstractNum w:abstractNumId="21" w15:restartNumberingAfterBreak="0">
+  <w:abstractNum w:abstractNumId="22" w15:restartNumberingAfterBreak="0">
     <w:nsid w:val="4F261CB1"/>
     <w:multiLevelType w:val="hybridMultilevel"/>
     <w:tmpl w:val="64EAEBB0"/>
@@ -16188,7 +18158,7 @@
       </w:pPr>
     </w:lvl>
   </w:abstractNum>
-  <w:abstractNum w:abstractNumId="22" w15:restartNumberingAfterBreak="0">
+  <w:abstractNum w:abstractNumId="23" w15:restartNumberingAfterBreak="0">
     <w:nsid w:val="512C3996"/>
     <w:multiLevelType w:val="hybridMultilevel"/>
     <w:tmpl w:val="97CCF20E"/>
@@ -16277,7 +18247,7 @@
       </w:pPr>
     </w:lvl>
   </w:abstractNum>
-  <w:abstractNum w:abstractNumId="23" w15:restartNumberingAfterBreak="0">
+  <w:abstractNum w:abstractNumId="24" w15:restartNumberingAfterBreak="0">
     <w:nsid w:val="51404D2C"/>
     <w:multiLevelType w:val="hybridMultilevel"/>
     <w:tmpl w:val="B56EE804"/>
@@ -16363,7 +18333,7 @@
       </w:pPr>
     </w:lvl>
   </w:abstractNum>
-  <w:abstractNum w:abstractNumId="24" w15:restartNumberingAfterBreak="0">
+  <w:abstractNum w:abstractNumId="25" w15:restartNumberingAfterBreak="0">
     <w:nsid w:val="572C76FF"/>
     <w:multiLevelType w:val="multilevel"/>
     <w:tmpl w:val="C890D8CC"/>
@@ -16476,7 +18446,7 @@
       </w:rPr>
     </w:lvl>
   </w:abstractNum>
-  <w:abstractNum w:abstractNumId="25" w15:restartNumberingAfterBreak="0">
+  <w:abstractNum w:abstractNumId="26" w15:restartNumberingAfterBreak="0">
     <w:nsid w:val="5D096B16"/>
     <w:multiLevelType w:val="hybridMultilevel"/>
     <w:tmpl w:val="1818C6D4"/>
@@ -16565,7 +18535,7 @@
       </w:pPr>
     </w:lvl>
   </w:abstractNum>
-  <w:abstractNum w:abstractNumId="26" w15:restartNumberingAfterBreak="0">
+  <w:abstractNum w:abstractNumId="27" w15:restartNumberingAfterBreak="0">
     <w:nsid w:val="637C6612"/>
     <w:multiLevelType w:val="hybridMultilevel"/>
     <w:tmpl w:val="B512031E"/>
@@ -16654,7 +18624,7 @@
       </w:pPr>
     </w:lvl>
   </w:abstractNum>
-  <w:abstractNum w:abstractNumId="27" w15:restartNumberingAfterBreak="0">
+  <w:abstractNum w:abstractNumId="28" w15:restartNumberingAfterBreak="0">
     <w:nsid w:val="670D39FA"/>
     <w:multiLevelType w:val="hybridMultilevel"/>
     <w:tmpl w:val="35822894"/>
@@ -16743,7 +18713,7 @@
       </w:pPr>
     </w:lvl>
   </w:abstractNum>
-  <w:abstractNum w:abstractNumId="28" w15:restartNumberingAfterBreak="0">
+  <w:abstractNum w:abstractNumId="29" w15:restartNumberingAfterBreak="0">
     <w:nsid w:val="6A7C591E"/>
     <w:multiLevelType w:val="hybridMultilevel"/>
     <w:tmpl w:val="57C245B8"/>
@@ -16856,7 +18826,7 @@
       </w:rPr>
     </w:lvl>
   </w:abstractNum>
-  <w:abstractNum w:abstractNumId="29" w15:restartNumberingAfterBreak="0">
+  <w:abstractNum w:abstractNumId="30" w15:restartNumberingAfterBreak="0">
     <w:nsid w:val="6A911985"/>
     <w:multiLevelType w:val="multilevel"/>
     <w:tmpl w:val="613E089C"/>
@@ -16969,7 +18939,7 @@
       </w:rPr>
     </w:lvl>
   </w:abstractNum>
-  <w:abstractNum w:abstractNumId="30" w15:restartNumberingAfterBreak="0">
+  <w:abstractNum w:abstractNumId="31" w15:restartNumberingAfterBreak="0">
     <w:nsid w:val="6DDE3125"/>
     <w:multiLevelType w:val="hybridMultilevel"/>
     <w:tmpl w:val="EE44564A"/>
@@ -17082,7 +19052,7 @@
       </w:rPr>
     </w:lvl>
   </w:abstractNum>
-  <w:abstractNum w:abstractNumId="31" w15:restartNumberingAfterBreak="0">
+  <w:abstractNum w:abstractNumId="32" w15:restartNumberingAfterBreak="0">
     <w:nsid w:val="705E184F"/>
     <w:multiLevelType w:val="hybridMultilevel"/>
     <w:tmpl w:val="7F20747E"/>
@@ -17195,7 +19165,7 @@
       </w:rPr>
     </w:lvl>
   </w:abstractNum>
-  <w:abstractNum w:abstractNumId="32" w15:restartNumberingAfterBreak="0">
+  <w:abstractNum w:abstractNumId="33" w15:restartNumberingAfterBreak="0">
     <w:nsid w:val="79784754"/>
     <w:multiLevelType w:val="multilevel"/>
     <w:tmpl w:val="260AC682"/>
@@ -17309,22 +19279,22 @@
     </w:lvl>
   </w:abstractNum>
   <w:num w:numId="1" w16cid:durableId="755249854">
-    <w:abstractNumId w:val="31"/>
+    <w:abstractNumId w:val="32"/>
   </w:num>
   <w:num w:numId="2" w16cid:durableId="95563996">
-    <w:abstractNumId w:val="30"/>
+    <w:abstractNumId w:val="31"/>
   </w:num>
   <w:num w:numId="3" w16cid:durableId="1713917841">
     <w:abstractNumId w:val="16"/>
   </w:num>
   <w:num w:numId="4" w16cid:durableId="1257203401">
-    <w:abstractNumId w:val="28"/>
+    <w:abstractNumId w:val="29"/>
   </w:num>
   <w:num w:numId="5" w16cid:durableId="1313873344">
     <w:abstractNumId w:val="6"/>
   </w:num>
   <w:num w:numId="6" w16cid:durableId="1016344970">
-    <w:abstractNumId w:val="18"/>
+    <w:abstractNumId w:val="19"/>
   </w:num>
   <w:num w:numId="7" w16cid:durableId="1732927136">
     <w:abstractNumId w:val="7"/>
@@ -17336,13 +19306,13 @@
     <w:abstractNumId w:val="4"/>
   </w:num>
   <w:num w:numId="10" w16cid:durableId="1361934465">
-    <w:abstractNumId w:val="20"/>
+    <w:abstractNumId w:val="21"/>
   </w:num>
   <w:num w:numId="11" w16cid:durableId="518664072">
-    <w:abstractNumId w:val="27"/>
+    <w:abstractNumId w:val="28"/>
   </w:num>
   <w:num w:numId="12" w16cid:durableId="782111277">
-    <w:abstractNumId w:val="26"/>
+    <w:abstractNumId w:val="27"/>
   </w:num>
   <w:num w:numId="13" w16cid:durableId="414402737">
     <w:abstractNumId w:val="12"/>
@@ -17351,7 +19321,7 @@
     <w:abstractNumId w:val="0"/>
   </w:num>
   <w:num w:numId="15" w16cid:durableId="467355486">
-    <w:abstractNumId w:val="19"/>
+    <w:abstractNumId w:val="20"/>
   </w:num>
   <w:num w:numId="16" w16cid:durableId="568460866">
     <w:abstractNumId w:val="13"/>
@@ -17360,10 +19330,10 @@
     <w:abstractNumId w:val="9"/>
   </w:num>
   <w:num w:numId="18" w16cid:durableId="1418360933">
-    <w:abstractNumId w:val="25"/>
+    <w:abstractNumId w:val="26"/>
   </w:num>
   <w:num w:numId="19" w16cid:durableId="254944947">
-    <w:abstractNumId w:val="22"/>
+    <w:abstractNumId w:val="23"/>
   </w:num>
   <w:num w:numId="20" w16cid:durableId="1611431254">
     <w:abstractNumId w:val="11"/>
@@ -17375,13 +19345,13 @@
     <w:abstractNumId w:val="15"/>
   </w:num>
   <w:num w:numId="23" w16cid:durableId="51193952">
-    <w:abstractNumId w:val="32"/>
+    <w:abstractNumId w:val="33"/>
   </w:num>
   <w:num w:numId="24" w16cid:durableId="24796760">
     <w:abstractNumId w:val="5"/>
   </w:num>
   <w:num w:numId="25" w16cid:durableId="1509713664">
-    <w:abstractNumId w:val="24"/>
+    <w:abstractNumId w:val="25"/>
   </w:num>
   <w:num w:numId="26" w16cid:durableId="375394406">
     <w:abstractNumId w:val="3"/>
@@ -17390,22 +19360,25 @@
     <w:abstractNumId w:val="2"/>
   </w:num>
   <w:num w:numId="28" w16cid:durableId="158816446">
-    <w:abstractNumId w:val="21"/>
+    <w:abstractNumId w:val="22"/>
   </w:num>
   <w:num w:numId="29" w16cid:durableId="140077247">
     <w:abstractNumId w:val="1"/>
   </w:num>
   <w:num w:numId="30" w16cid:durableId="1449471874">
-    <w:abstractNumId w:val="29"/>
+    <w:abstractNumId w:val="30"/>
   </w:num>
   <w:num w:numId="31" w16cid:durableId="2087917284">
-    <w:abstractNumId w:val="23"/>
+    <w:abstractNumId w:val="24"/>
   </w:num>
   <w:num w:numId="32" w16cid:durableId="1671257088">
-    <w:abstractNumId w:val="17"/>
+    <w:abstractNumId w:val="18"/>
   </w:num>
   <w:num w:numId="33" w16cid:durableId="336732812">
     <w:abstractNumId w:val="8"/>
+  </w:num>
+  <w:num w:numId="34" w16cid:durableId="538275782">
+    <w:abstractNumId w:val="17"/>
   </w:num>
 </w:numbering>
 </file>

--- a/docs/Katona Zalán - Záródolgozat.docx
+++ b/docs/Katona Zalán - Záródolgozat.docx
@@ -331,7 +331,7 @@
             </w:rPr>
             <w:fldChar w:fldCharType="separate"/>
           </w:r>
-          <w:hyperlink w:anchor="_Toc226056107" w:history="1">
+          <w:hyperlink w:anchor="_Toc226205732" w:history="1">
             <w:r>
               <w:rPr>
                 <w:rStyle w:val="Hiperhivatkozs"/>
@@ -359,7 +359,7 @@
                 <w:noProof/>
                 <w:webHidden/>
               </w:rPr>
-              <w:instrText xml:space="preserve"> PAGEREF _Toc226056107 \h </w:instrText>
+              <w:instrText xml:space="preserve"> PAGEREF _Toc226205732 \h </w:instrText>
             </w:r>
             <w:r>
               <w:rPr>
@@ -400,7 +400,7 @@
               <w:lang w:eastAsia="hu-HU"/>
             </w:rPr>
           </w:pPr>
-          <w:hyperlink w:anchor="_Toc226056108" w:history="1">
+          <w:hyperlink w:anchor="_Toc226205733" w:history="1">
             <w:r>
               <w:rPr>
                 <w:rStyle w:val="Hiperhivatkozs"/>
@@ -427,7 +427,7 @@
                 <w:noProof/>
                 <w:webHidden/>
               </w:rPr>
-              <w:instrText xml:space="preserve"> PAGEREF _Toc226056108 \h </w:instrText>
+              <w:instrText xml:space="preserve"> PAGEREF _Toc226205733 \h </w:instrText>
             </w:r>
             <w:r>
               <w:rPr>
@@ -471,7 +471,7 @@
               <w:lang w:eastAsia="hu-HU"/>
             </w:rPr>
           </w:pPr>
-          <w:hyperlink w:anchor="_Toc226056109" w:history="1">
+          <w:hyperlink w:anchor="_Toc226205734" w:history="1">
             <w:r>
               <w:rPr>
                 <w:rStyle w:val="Hiperhivatkozs"/>
@@ -498,7 +498,7 @@
                 <w:noProof/>
                 <w:webHidden/>
               </w:rPr>
-              <w:instrText xml:space="preserve"> PAGEREF _Toc226056109 \h </w:instrText>
+              <w:instrText xml:space="preserve"> PAGEREF _Toc226205734 \h </w:instrText>
             </w:r>
             <w:r>
               <w:rPr>
@@ -542,7 +542,7 @@
               <w:lang w:eastAsia="hu-HU"/>
             </w:rPr>
           </w:pPr>
-          <w:hyperlink w:anchor="_Toc226056110" w:history="1">
+          <w:hyperlink w:anchor="_Toc226205735" w:history="1">
             <w:r>
               <w:rPr>
                 <w:rStyle w:val="Hiperhivatkozs"/>
@@ -569,7 +569,7 @@
                 <w:noProof/>
                 <w:webHidden/>
               </w:rPr>
-              <w:instrText xml:space="preserve"> PAGEREF _Toc226056110 \h </w:instrText>
+              <w:instrText xml:space="preserve"> PAGEREF _Toc226205735 \h </w:instrText>
             </w:r>
             <w:r>
               <w:rPr>
@@ -613,7 +613,7 @@
               <w:lang w:eastAsia="hu-HU"/>
             </w:rPr>
           </w:pPr>
-          <w:hyperlink w:anchor="_Toc226056111" w:history="1">
+          <w:hyperlink w:anchor="_Toc226205736" w:history="1">
             <w:r>
               <w:rPr>
                 <w:rStyle w:val="Hiperhivatkozs"/>
@@ -640,7 +640,7 @@
                 <w:noProof/>
                 <w:webHidden/>
               </w:rPr>
-              <w:instrText xml:space="preserve"> PAGEREF _Toc226056111 \h </w:instrText>
+              <w:instrText xml:space="preserve"> PAGEREF _Toc226205736 \h </w:instrText>
             </w:r>
             <w:r>
               <w:rPr>
@@ -684,7 +684,7 @@
               <w:lang w:eastAsia="hu-HU"/>
             </w:rPr>
           </w:pPr>
-          <w:hyperlink w:anchor="_Toc226056112" w:history="1">
+          <w:hyperlink w:anchor="_Toc226205737" w:history="1">
             <w:r>
               <w:rPr>
                 <w:rStyle w:val="Hiperhivatkozs"/>
@@ -711,7 +711,7 @@
                 <w:noProof/>
                 <w:webHidden/>
               </w:rPr>
-              <w:instrText xml:space="preserve"> PAGEREF _Toc226056112 \h </w:instrText>
+              <w:instrText xml:space="preserve"> PAGEREF _Toc226205737 \h </w:instrText>
             </w:r>
             <w:r>
               <w:rPr>
@@ -755,7 +755,7 @@
               <w:lang w:eastAsia="hu-HU"/>
             </w:rPr>
           </w:pPr>
-          <w:hyperlink w:anchor="_Toc226056113" w:history="1">
+          <w:hyperlink w:anchor="_Toc226205738" w:history="1">
             <w:r>
               <w:rPr>
                 <w:rStyle w:val="Hiperhivatkozs"/>
@@ -782,7 +782,7 @@
                 <w:noProof/>
                 <w:webHidden/>
               </w:rPr>
-              <w:instrText xml:space="preserve"> PAGEREF _Toc226056113 \h </w:instrText>
+              <w:instrText xml:space="preserve"> PAGEREF _Toc226205738 \h </w:instrText>
             </w:r>
             <w:r>
               <w:rPr>
@@ -826,7 +826,7 @@
               <w:lang w:eastAsia="hu-HU"/>
             </w:rPr>
           </w:pPr>
-          <w:hyperlink w:anchor="_Toc226056114" w:history="1">
+          <w:hyperlink w:anchor="_Toc226205739" w:history="1">
             <w:r>
               <w:rPr>
                 <w:rStyle w:val="Hiperhivatkozs"/>
@@ -853,7 +853,7 @@
                 <w:noProof/>
                 <w:webHidden/>
               </w:rPr>
-              <w:instrText xml:space="preserve"> PAGEREF _Toc226056114 \h </w:instrText>
+              <w:instrText xml:space="preserve"> PAGEREF _Toc226205739 \h </w:instrText>
             </w:r>
             <w:r>
               <w:rPr>
@@ -897,7 +897,7 @@
               <w:lang w:eastAsia="hu-HU"/>
             </w:rPr>
           </w:pPr>
-          <w:hyperlink w:anchor="_Toc226056115" w:history="1">
+          <w:hyperlink w:anchor="_Toc226205740" w:history="1">
             <w:r>
               <w:rPr>
                 <w:rStyle w:val="Hiperhivatkozs"/>
@@ -924,7 +924,7 @@
                 <w:noProof/>
                 <w:webHidden/>
               </w:rPr>
-              <w:instrText xml:space="preserve"> PAGEREF _Toc226056115 \h </w:instrText>
+              <w:instrText xml:space="preserve"> PAGEREF _Toc226205740 \h </w:instrText>
             </w:r>
             <w:r>
               <w:rPr>
@@ -968,7 +968,7 @@
               <w:lang w:eastAsia="hu-HU"/>
             </w:rPr>
           </w:pPr>
-          <w:hyperlink w:anchor="_Toc226056116" w:history="1">
+          <w:hyperlink w:anchor="_Toc226205741" w:history="1">
             <w:r>
               <w:rPr>
                 <w:rStyle w:val="Hiperhivatkozs"/>
@@ -995,7 +995,7 @@
                 <w:noProof/>
                 <w:webHidden/>
               </w:rPr>
-              <w:instrText xml:space="preserve"> PAGEREF _Toc226056116 \h </w:instrText>
+              <w:instrText xml:space="preserve"> PAGEREF _Toc226205741 \h </w:instrText>
             </w:r>
             <w:r>
               <w:rPr>
@@ -1039,7 +1039,7 @@
               <w:lang w:eastAsia="hu-HU"/>
             </w:rPr>
           </w:pPr>
-          <w:hyperlink w:anchor="_Toc226056117" w:history="1">
+          <w:hyperlink w:anchor="_Toc226205742" w:history="1">
             <w:r>
               <w:rPr>
                 <w:rStyle w:val="Hiperhivatkozs"/>
@@ -1066,7 +1066,7 @@
                 <w:noProof/>
                 <w:webHidden/>
               </w:rPr>
-              <w:instrText xml:space="preserve"> PAGEREF _Toc226056117 \h </w:instrText>
+              <w:instrText xml:space="preserve"> PAGEREF _Toc226205742 \h </w:instrText>
             </w:r>
             <w:r>
               <w:rPr>
@@ -1110,7 +1110,7 @@
               <w:lang w:eastAsia="hu-HU"/>
             </w:rPr>
           </w:pPr>
-          <w:hyperlink w:anchor="_Toc226056118" w:history="1">
+          <w:hyperlink w:anchor="_Toc226205743" w:history="1">
             <w:r>
               <w:rPr>
                 <w:rStyle w:val="Hiperhivatkozs"/>
@@ -1137,7 +1137,7 @@
                 <w:noProof/>
                 <w:webHidden/>
               </w:rPr>
-              <w:instrText xml:space="preserve"> PAGEREF _Toc226056118 \h </w:instrText>
+              <w:instrText xml:space="preserve"> PAGEREF _Toc226205743 \h </w:instrText>
             </w:r>
             <w:r>
               <w:rPr>
@@ -1181,7 +1181,7 @@
               <w:lang w:eastAsia="hu-HU"/>
             </w:rPr>
           </w:pPr>
-          <w:hyperlink w:anchor="_Toc226056119" w:history="1">
+          <w:hyperlink w:anchor="_Toc226205744" w:history="1">
             <w:r>
               <w:rPr>
                 <w:rStyle w:val="Hiperhivatkozs"/>
@@ -1208,7 +1208,7 @@
                 <w:noProof/>
                 <w:webHidden/>
               </w:rPr>
-              <w:instrText xml:space="preserve"> PAGEREF _Toc226056119 \h </w:instrText>
+              <w:instrText xml:space="preserve"> PAGEREF _Toc226205744 \h </w:instrText>
             </w:r>
             <w:r>
               <w:rPr>
@@ -1252,7 +1252,7 @@
               <w:lang w:eastAsia="hu-HU"/>
             </w:rPr>
           </w:pPr>
-          <w:hyperlink w:anchor="_Toc226056120" w:history="1">
+          <w:hyperlink w:anchor="_Toc226205745" w:history="1">
             <w:r>
               <w:rPr>
                 <w:rStyle w:val="Hiperhivatkozs"/>
@@ -1279,7 +1279,7 @@
                 <w:noProof/>
                 <w:webHidden/>
               </w:rPr>
-              <w:instrText xml:space="preserve"> PAGEREF _Toc226056120 \h </w:instrText>
+              <w:instrText xml:space="preserve"> PAGEREF _Toc226205745 \h </w:instrText>
             </w:r>
             <w:r>
               <w:rPr>
@@ -1320,7 +1320,7 @@
               <w:lang w:eastAsia="hu-HU"/>
             </w:rPr>
           </w:pPr>
-          <w:hyperlink w:anchor="_Toc226056121" w:history="1">
+          <w:hyperlink w:anchor="_Toc226205746" w:history="1">
             <w:r>
               <w:rPr>
                 <w:rStyle w:val="Hiperhivatkozs"/>
@@ -1347,7 +1347,7 @@
                 <w:noProof/>
                 <w:webHidden/>
               </w:rPr>
-              <w:instrText xml:space="preserve"> PAGEREF _Toc226056121 \h </w:instrText>
+              <w:instrText xml:space="preserve"> PAGEREF _Toc226205746 \h </w:instrText>
             </w:r>
             <w:r>
               <w:rPr>
@@ -1367,7 +1367,7 @@
                 <w:noProof/>
                 <w:webHidden/>
               </w:rPr>
-              <w:t>19</w:t>
+              <w:t>20</w:t>
             </w:r>
             <w:r>
               <w:rPr>
@@ -1391,7 +1391,7 @@
               <w:lang w:eastAsia="hu-HU"/>
             </w:rPr>
           </w:pPr>
-          <w:hyperlink w:anchor="_Toc226056122" w:history="1">
+          <w:hyperlink w:anchor="_Toc226205747" w:history="1">
             <w:r>
               <w:rPr>
                 <w:rStyle w:val="Hiperhivatkozs"/>
@@ -1418,7 +1418,7 @@
                 <w:noProof/>
                 <w:webHidden/>
               </w:rPr>
-              <w:instrText xml:space="preserve"> PAGEREF _Toc226056122 \h </w:instrText>
+              <w:instrText xml:space="preserve"> PAGEREF _Toc226205747 \h </w:instrText>
             </w:r>
             <w:r>
               <w:rPr>
@@ -1438,7 +1438,7 @@
                 <w:noProof/>
                 <w:webHidden/>
               </w:rPr>
-              <w:t>19</w:t>
+              <w:t>20</w:t>
             </w:r>
             <w:r>
               <w:rPr>
@@ -1462,7 +1462,7 @@
               <w:lang w:eastAsia="hu-HU"/>
             </w:rPr>
           </w:pPr>
-          <w:hyperlink w:anchor="_Toc226056123" w:history="1">
+          <w:hyperlink w:anchor="_Toc226205748" w:history="1">
             <w:r>
               <w:rPr>
                 <w:rStyle w:val="Hiperhivatkozs"/>
@@ -1489,7 +1489,7 @@
                 <w:noProof/>
                 <w:webHidden/>
               </w:rPr>
-              <w:instrText xml:space="preserve"> PAGEREF _Toc226056123 \h </w:instrText>
+              <w:instrText xml:space="preserve"> PAGEREF _Toc226205748 \h </w:instrText>
             </w:r>
             <w:r>
               <w:rPr>
@@ -1509,7 +1509,7 @@
                 <w:noProof/>
                 <w:webHidden/>
               </w:rPr>
-              <w:t>20</w:t>
+              <w:t>21</w:t>
             </w:r>
             <w:r>
               <w:rPr>
@@ -1533,7 +1533,7 @@
               <w:lang w:eastAsia="hu-HU"/>
             </w:rPr>
           </w:pPr>
-          <w:hyperlink w:anchor="_Toc226056124" w:history="1">
+          <w:hyperlink w:anchor="_Toc226205749" w:history="1">
             <w:r>
               <w:rPr>
                 <w:rStyle w:val="Hiperhivatkozs"/>
@@ -1560,7 +1560,7 @@
                 <w:noProof/>
                 <w:webHidden/>
               </w:rPr>
-              <w:instrText xml:space="preserve"> PAGEREF _Toc226056124 \h </w:instrText>
+              <w:instrText xml:space="preserve"> PAGEREF _Toc226205749 \h </w:instrText>
             </w:r>
             <w:r>
               <w:rPr>
@@ -1580,7 +1580,7 @@
                 <w:noProof/>
                 <w:webHidden/>
               </w:rPr>
-              <w:t>20</w:t>
+              <w:t>21</w:t>
             </w:r>
             <w:r>
               <w:rPr>
@@ -1604,7 +1604,7 @@
               <w:lang w:eastAsia="hu-HU"/>
             </w:rPr>
           </w:pPr>
-          <w:hyperlink w:anchor="_Toc226056125" w:history="1">
+          <w:hyperlink w:anchor="_Toc226205750" w:history="1">
             <w:r>
               <w:rPr>
                 <w:rStyle w:val="Hiperhivatkozs"/>
@@ -1631,7 +1631,7 @@
                 <w:noProof/>
                 <w:webHidden/>
               </w:rPr>
-              <w:instrText xml:space="preserve"> PAGEREF _Toc226056125 \h </w:instrText>
+              <w:instrText xml:space="preserve"> PAGEREF _Toc226205750 \h </w:instrText>
             </w:r>
             <w:r>
               <w:rPr>
@@ -1651,7 +1651,7 @@
                 <w:noProof/>
                 <w:webHidden/>
               </w:rPr>
-              <w:t>22</w:t>
+              <w:t>23</w:t>
             </w:r>
             <w:r>
               <w:rPr>
@@ -1675,7 +1675,7 @@
               <w:lang w:eastAsia="hu-HU"/>
             </w:rPr>
           </w:pPr>
-          <w:hyperlink w:anchor="_Toc226056126" w:history="1">
+          <w:hyperlink w:anchor="_Toc226205751" w:history="1">
             <w:r>
               <w:rPr>
                 <w:rStyle w:val="Hiperhivatkozs"/>
@@ -1702,7 +1702,7 @@
                 <w:noProof/>
                 <w:webHidden/>
               </w:rPr>
-              <w:instrText xml:space="preserve"> PAGEREF _Toc226056126 \h </w:instrText>
+              <w:instrText xml:space="preserve"> PAGEREF _Toc226205751 \h </w:instrText>
             </w:r>
             <w:r>
               <w:rPr>
@@ -1722,7 +1722,7 @@
                 <w:noProof/>
                 <w:webHidden/>
               </w:rPr>
-              <w:t>25</w:t>
+              <w:t>26</w:t>
             </w:r>
             <w:r>
               <w:rPr>
@@ -1746,7 +1746,7 @@
               <w:lang w:eastAsia="hu-HU"/>
             </w:rPr>
           </w:pPr>
-          <w:hyperlink w:anchor="_Toc226056127" w:history="1">
+          <w:hyperlink w:anchor="_Toc226205752" w:history="1">
             <w:r>
               <w:rPr>
                 <w:rStyle w:val="Hiperhivatkozs"/>
@@ -1773,7 +1773,7 @@
                 <w:noProof/>
                 <w:webHidden/>
               </w:rPr>
-              <w:instrText xml:space="preserve"> PAGEREF _Toc226056127 \h </w:instrText>
+              <w:instrText xml:space="preserve"> PAGEREF _Toc226205752 \h </w:instrText>
             </w:r>
             <w:r>
               <w:rPr>
@@ -1793,7 +1793,7 @@
                 <w:noProof/>
                 <w:webHidden/>
               </w:rPr>
-              <w:t>26</w:t>
+              <w:t>27</w:t>
             </w:r>
             <w:r>
               <w:rPr>
@@ -1817,7 +1817,7 @@
               <w:lang w:eastAsia="hu-HU"/>
             </w:rPr>
           </w:pPr>
-          <w:hyperlink w:anchor="_Toc226056128" w:history="1">
+          <w:hyperlink w:anchor="_Toc226205753" w:history="1">
             <w:r>
               <w:rPr>
                 <w:rStyle w:val="Hiperhivatkozs"/>
@@ -1844,7 +1844,7 @@
                 <w:noProof/>
                 <w:webHidden/>
               </w:rPr>
-              <w:instrText xml:space="preserve"> PAGEREF _Toc226056128 \h </w:instrText>
+              <w:instrText xml:space="preserve"> PAGEREF _Toc226205753 \h </w:instrText>
             </w:r>
             <w:r>
               <w:rPr>
@@ -1864,7 +1864,7 @@
                 <w:noProof/>
                 <w:webHidden/>
               </w:rPr>
-              <w:t>27</w:t>
+              <w:t>28</w:t>
             </w:r>
             <w:r>
               <w:rPr>
@@ -1888,7 +1888,7 @@
               <w:lang w:eastAsia="hu-HU"/>
             </w:rPr>
           </w:pPr>
-          <w:hyperlink w:anchor="_Toc226056129" w:history="1">
+          <w:hyperlink w:anchor="_Toc226205754" w:history="1">
             <w:r>
               <w:rPr>
                 <w:rStyle w:val="Hiperhivatkozs"/>
@@ -1916,7 +1916,7 @@
                 <w:noProof/>
                 <w:webHidden/>
               </w:rPr>
-              <w:instrText xml:space="preserve"> PAGEREF _Toc226056129 \h </w:instrText>
+              <w:instrText xml:space="preserve"> PAGEREF _Toc226205754 \h </w:instrText>
             </w:r>
             <w:r>
               <w:rPr>
@@ -1936,7 +1936,7 @@
                 <w:noProof/>
                 <w:webHidden/>
               </w:rPr>
-              <w:t>27</w:t>
+              <w:t>28</w:t>
             </w:r>
             <w:r>
               <w:rPr>
@@ -1960,7 +1960,7 @@
               <w:lang w:eastAsia="hu-HU"/>
             </w:rPr>
           </w:pPr>
-          <w:hyperlink w:anchor="_Toc226056130" w:history="1">
+          <w:hyperlink w:anchor="_Toc226205755" w:history="1">
             <w:r>
               <w:rPr>
                 <w:rStyle w:val="Hiperhivatkozs"/>
@@ -1988,7 +1988,7 @@
                 <w:noProof/>
                 <w:webHidden/>
               </w:rPr>
-              <w:instrText xml:space="preserve"> PAGEREF _Toc226056130 \h </w:instrText>
+              <w:instrText xml:space="preserve"> PAGEREF _Toc226205755 \h </w:instrText>
             </w:r>
             <w:r>
               <w:rPr>
@@ -2008,7 +2008,7 @@
                 <w:noProof/>
                 <w:webHidden/>
               </w:rPr>
-              <w:t>28</w:t>
+              <w:t>29</w:t>
             </w:r>
             <w:r>
               <w:rPr>
@@ -2032,7 +2032,7 @@
               <w:lang w:eastAsia="hu-HU"/>
             </w:rPr>
           </w:pPr>
-          <w:hyperlink w:anchor="_Toc226056131" w:history="1">
+          <w:hyperlink w:anchor="_Toc226205756" w:history="1">
             <w:r>
               <w:rPr>
                 <w:rStyle w:val="Hiperhivatkozs"/>
@@ -2060,7 +2060,7 @@
                 <w:noProof/>
                 <w:webHidden/>
               </w:rPr>
-              <w:instrText xml:space="preserve"> PAGEREF _Toc226056131 \h </w:instrText>
+              <w:instrText xml:space="preserve"> PAGEREF _Toc226205756 \h </w:instrText>
             </w:r>
             <w:r>
               <w:rPr>
@@ -2080,7 +2080,7 @@
                 <w:noProof/>
                 <w:webHidden/>
               </w:rPr>
-              <w:t>29</w:t>
+              <w:t>30</w:t>
             </w:r>
             <w:r>
               <w:rPr>
@@ -2104,7 +2104,7 @@
               <w:lang w:eastAsia="hu-HU"/>
             </w:rPr>
           </w:pPr>
-          <w:hyperlink w:anchor="_Toc226056132" w:history="1">
+          <w:hyperlink w:anchor="_Toc226205757" w:history="1">
             <w:r>
               <w:rPr>
                 <w:rStyle w:val="Hiperhivatkozs"/>
@@ -2132,7 +2132,7 @@
                 <w:noProof/>
                 <w:webHidden/>
               </w:rPr>
-              <w:instrText xml:space="preserve"> PAGEREF _Toc226056132 \h </w:instrText>
+              <w:instrText xml:space="preserve"> PAGEREF _Toc226205757 \h </w:instrText>
             </w:r>
             <w:r>
               <w:rPr>
@@ -2152,7 +2152,7 @@
                 <w:noProof/>
                 <w:webHidden/>
               </w:rPr>
-              <w:t>29</w:t>
+              <w:t>30</w:t>
             </w:r>
             <w:r>
               <w:rPr>
@@ -2176,7 +2176,7 @@
               <w:lang w:eastAsia="hu-HU"/>
             </w:rPr>
           </w:pPr>
-          <w:hyperlink w:anchor="_Toc226056133" w:history="1">
+          <w:hyperlink w:anchor="_Toc226205758" w:history="1">
             <w:r>
               <w:rPr>
                 <w:rStyle w:val="Hiperhivatkozs"/>
@@ -2204,7 +2204,7 @@
                 <w:noProof/>
                 <w:webHidden/>
               </w:rPr>
-              <w:instrText xml:space="preserve"> PAGEREF _Toc226056133 \h </w:instrText>
+              <w:instrText xml:space="preserve"> PAGEREF _Toc226205758 \h </w:instrText>
             </w:r>
             <w:r>
               <w:rPr>
@@ -2224,7 +2224,7 @@
                 <w:noProof/>
                 <w:webHidden/>
               </w:rPr>
-              <w:t>30</w:t>
+              <w:t>31</w:t>
             </w:r>
             <w:r>
               <w:rPr>
@@ -2248,7 +2248,7 @@
               <w:lang w:eastAsia="hu-HU"/>
             </w:rPr>
           </w:pPr>
-          <w:hyperlink w:anchor="_Toc226056134" w:history="1">
+          <w:hyperlink w:anchor="_Toc226205759" w:history="1">
             <w:r>
               <w:rPr>
                 <w:rStyle w:val="Hiperhivatkozs"/>
@@ -2276,7 +2276,7 @@
                 <w:noProof/>
                 <w:webHidden/>
               </w:rPr>
-              <w:instrText xml:space="preserve"> PAGEREF _Toc226056134 \h </w:instrText>
+              <w:instrText xml:space="preserve"> PAGEREF _Toc226205759 \h </w:instrText>
             </w:r>
             <w:r>
               <w:rPr>
@@ -2296,7 +2296,7 @@
                 <w:noProof/>
                 <w:webHidden/>
               </w:rPr>
-              <w:t>31</w:t>
+              <w:t>32</w:t>
             </w:r>
             <w:r>
               <w:rPr>
@@ -2320,7 +2320,7 @@
               <w:lang w:eastAsia="hu-HU"/>
             </w:rPr>
           </w:pPr>
-          <w:hyperlink w:anchor="_Toc226056135" w:history="1">
+          <w:hyperlink w:anchor="_Toc226205760" w:history="1">
             <w:r>
               <w:rPr>
                 <w:rStyle w:val="Hiperhivatkozs"/>
@@ -2355,7 +2355,7 @@
                 <w:noProof/>
                 <w:webHidden/>
               </w:rPr>
-              <w:instrText xml:space="preserve"> PAGEREF _Toc226056135 \h </w:instrText>
+              <w:instrText xml:space="preserve"> PAGEREF _Toc226205760 \h </w:instrText>
             </w:r>
             <w:r>
               <w:rPr>
@@ -2375,7 +2375,7 @@
                 <w:noProof/>
                 <w:webHidden/>
               </w:rPr>
-              <w:t>32</w:t>
+              <w:t>33</w:t>
             </w:r>
             <w:r>
               <w:rPr>
@@ -2399,7 +2399,7 @@
               <w:lang w:eastAsia="hu-HU"/>
             </w:rPr>
           </w:pPr>
-          <w:hyperlink w:anchor="_Toc226056136" w:history="1">
+          <w:hyperlink w:anchor="_Toc226205761" w:history="1">
             <w:r>
               <w:rPr>
                 <w:rStyle w:val="Hiperhivatkozs"/>
@@ -2426,7 +2426,7 @@
                 <w:noProof/>
                 <w:webHidden/>
               </w:rPr>
-              <w:instrText xml:space="preserve"> PAGEREF _Toc226056136 \h </w:instrText>
+              <w:instrText xml:space="preserve"> PAGEREF _Toc226205761 \h </w:instrText>
             </w:r>
             <w:r>
               <w:rPr>
@@ -2446,7 +2446,7 @@
                 <w:noProof/>
                 <w:webHidden/>
               </w:rPr>
-              <w:t>32</w:t>
+              <w:t>33</w:t>
             </w:r>
             <w:r>
               <w:rPr>
@@ -2470,7 +2470,7 @@
               <w:lang w:eastAsia="hu-HU"/>
             </w:rPr>
           </w:pPr>
-          <w:hyperlink w:anchor="_Toc226056137" w:history="1">
+          <w:hyperlink w:anchor="_Toc226205762" w:history="1">
             <w:r>
               <w:rPr>
                 <w:rStyle w:val="Hiperhivatkozs"/>
@@ -2497,7 +2497,7 @@
                 <w:noProof/>
                 <w:webHidden/>
               </w:rPr>
-              <w:instrText xml:space="preserve"> PAGEREF _Toc226056137 \h </w:instrText>
+              <w:instrText xml:space="preserve"> PAGEREF _Toc226205762 \h </w:instrText>
             </w:r>
             <w:r>
               <w:rPr>
@@ -2517,7 +2517,7 @@
                 <w:noProof/>
                 <w:webHidden/>
               </w:rPr>
-              <w:t>33</w:t>
+              <w:t>34</w:t>
             </w:r>
             <w:r>
               <w:rPr>
@@ -2541,7 +2541,7 @@
               <w:lang w:eastAsia="hu-HU"/>
             </w:rPr>
           </w:pPr>
-          <w:hyperlink w:anchor="_Toc226056138" w:history="1">
+          <w:hyperlink w:anchor="_Toc226205763" w:history="1">
             <w:r>
               <w:rPr>
                 <w:rStyle w:val="Hiperhivatkozs"/>
@@ -2568,7 +2568,7 @@
                 <w:noProof/>
                 <w:webHidden/>
               </w:rPr>
-              <w:instrText xml:space="preserve"> PAGEREF _Toc226056138 \h </w:instrText>
+              <w:instrText xml:space="preserve"> PAGEREF _Toc226205763 \h </w:instrText>
             </w:r>
             <w:r>
               <w:rPr>
@@ -2588,7 +2588,7 @@
                 <w:noProof/>
                 <w:webHidden/>
               </w:rPr>
-              <w:t>33</w:t>
+              <w:t>34</w:t>
             </w:r>
             <w:r>
               <w:rPr>
@@ -2612,7 +2612,7 @@
               <w:lang w:eastAsia="hu-HU"/>
             </w:rPr>
           </w:pPr>
-          <w:hyperlink w:anchor="_Toc226056139" w:history="1">
+          <w:hyperlink w:anchor="_Toc226205764" w:history="1">
             <w:r>
               <w:rPr>
                 <w:rStyle w:val="Hiperhivatkozs"/>
@@ -2640,7 +2640,7 @@
                 <w:noProof/>
                 <w:webHidden/>
               </w:rPr>
-              <w:instrText xml:space="preserve"> PAGEREF _Toc226056139 \h </w:instrText>
+              <w:instrText xml:space="preserve"> PAGEREF _Toc226205764 \h </w:instrText>
             </w:r>
             <w:r>
               <w:rPr>
@@ -2660,7 +2660,7 @@
                 <w:noProof/>
                 <w:webHidden/>
               </w:rPr>
-              <w:t>34</w:t>
+              <w:t>35</w:t>
             </w:r>
             <w:r>
               <w:rPr>
@@ -2684,7 +2684,7 @@
               <w:lang w:eastAsia="hu-HU"/>
             </w:rPr>
           </w:pPr>
-          <w:hyperlink w:anchor="_Toc226056140" w:history="1">
+          <w:hyperlink w:anchor="_Toc226205765" w:history="1">
             <w:r>
               <w:rPr>
                 <w:rStyle w:val="Hiperhivatkozs"/>
@@ -2712,7 +2712,7 @@
                 <w:noProof/>
                 <w:webHidden/>
               </w:rPr>
-              <w:instrText xml:space="preserve"> PAGEREF _Toc226056140 \h </w:instrText>
+              <w:instrText xml:space="preserve"> PAGEREF _Toc226205765 \h </w:instrText>
             </w:r>
             <w:r>
               <w:rPr>
@@ -2732,7 +2732,7 @@
                 <w:noProof/>
                 <w:webHidden/>
               </w:rPr>
-              <w:t>35</w:t>
+              <w:t>36</w:t>
             </w:r>
             <w:r>
               <w:rPr>
@@ -2756,7 +2756,7 @@
               <w:lang w:eastAsia="hu-HU"/>
             </w:rPr>
           </w:pPr>
-          <w:hyperlink w:anchor="_Toc226056141" w:history="1">
+          <w:hyperlink w:anchor="_Toc226205766" w:history="1">
             <w:r>
               <w:rPr>
                 <w:rStyle w:val="Hiperhivatkozs"/>
@@ -2784,7 +2784,7 @@
                 <w:noProof/>
                 <w:webHidden/>
               </w:rPr>
-              <w:instrText xml:space="preserve"> PAGEREF _Toc226056141 \h </w:instrText>
+              <w:instrText xml:space="preserve"> PAGEREF _Toc226205766 \h </w:instrText>
             </w:r>
             <w:r>
               <w:rPr>
@@ -2804,7 +2804,7 @@
                 <w:noProof/>
                 <w:webHidden/>
               </w:rPr>
-              <w:t>36</w:t>
+              <w:t>37</w:t>
             </w:r>
             <w:r>
               <w:rPr>
@@ -2828,7 +2828,7 @@
               <w:lang w:eastAsia="hu-HU"/>
             </w:rPr>
           </w:pPr>
-          <w:hyperlink w:anchor="_Toc226056142" w:history="1">
+          <w:hyperlink w:anchor="_Toc226205767" w:history="1">
             <w:r>
               <w:rPr>
                 <w:rStyle w:val="Hiperhivatkozs"/>
@@ -2856,7 +2856,7 @@
                 <w:noProof/>
                 <w:webHidden/>
               </w:rPr>
-              <w:instrText xml:space="preserve"> PAGEREF _Toc226056142 \h </w:instrText>
+              <w:instrText xml:space="preserve"> PAGEREF _Toc226205767 \h </w:instrText>
             </w:r>
             <w:r>
               <w:rPr>
@@ -2876,7 +2876,7 @@
                 <w:noProof/>
                 <w:webHidden/>
               </w:rPr>
-              <w:t>37</w:t>
+              <w:t>38</w:t>
             </w:r>
             <w:r>
               <w:rPr>
@@ -2900,7 +2900,7 @@
               <w:lang w:eastAsia="hu-HU"/>
             </w:rPr>
           </w:pPr>
-          <w:hyperlink w:anchor="_Toc226056143" w:history="1">
+          <w:hyperlink w:anchor="_Toc226205768" w:history="1">
             <w:r>
               <w:rPr>
                 <w:rStyle w:val="Hiperhivatkozs"/>
@@ -2928,7 +2928,7 @@
                 <w:noProof/>
                 <w:webHidden/>
               </w:rPr>
-              <w:instrText xml:space="preserve"> PAGEREF _Toc226056143 \h </w:instrText>
+              <w:instrText xml:space="preserve"> PAGEREF _Toc226205768 \h </w:instrText>
             </w:r>
             <w:r>
               <w:rPr>
@@ -2948,7 +2948,7 @@
                 <w:noProof/>
                 <w:webHidden/>
               </w:rPr>
-              <w:t>37</w:t>
+              <w:t>38</w:t>
             </w:r>
             <w:r>
               <w:rPr>
@@ -2972,7 +2972,7 @@
               <w:lang w:eastAsia="hu-HU"/>
             </w:rPr>
           </w:pPr>
-          <w:hyperlink w:anchor="_Toc226056144" w:history="1">
+          <w:hyperlink w:anchor="_Toc226205769" w:history="1">
             <w:r>
               <w:rPr>
                 <w:rStyle w:val="Hiperhivatkozs"/>
@@ -3000,7 +3000,7 @@
                 <w:noProof/>
                 <w:webHidden/>
               </w:rPr>
-              <w:instrText xml:space="preserve"> PAGEREF _Toc226056144 \h </w:instrText>
+              <w:instrText xml:space="preserve"> PAGEREF _Toc226205769 \h </w:instrText>
             </w:r>
             <w:r>
               <w:rPr>
@@ -3020,7 +3020,7 @@
                 <w:noProof/>
                 <w:webHidden/>
               </w:rPr>
-              <w:t>38</w:t>
+              <w:t>39</w:t>
             </w:r>
             <w:r>
               <w:rPr>
@@ -3044,7 +3044,7 @@
               <w:lang w:eastAsia="hu-HU"/>
             </w:rPr>
           </w:pPr>
-          <w:hyperlink w:anchor="_Toc226056145" w:history="1">
+          <w:hyperlink w:anchor="_Toc226205770" w:history="1">
             <w:r>
               <w:rPr>
                 <w:rStyle w:val="Hiperhivatkozs"/>
@@ -3072,7 +3072,7 @@
                 <w:noProof/>
                 <w:webHidden/>
               </w:rPr>
-              <w:instrText xml:space="preserve"> PAGEREF _Toc226056145 \h </w:instrText>
+              <w:instrText xml:space="preserve"> PAGEREF _Toc226205770 \h </w:instrText>
             </w:r>
             <w:r>
               <w:rPr>
@@ -3092,7 +3092,292 @@
                 <w:noProof/>
                 <w:webHidden/>
               </w:rPr>
-              <w:t>40</w:t>
+              <w:t>41</w:t>
+            </w:r>
+            <w:r>
+              <w:rPr>
+                <w:noProof/>
+                <w:webHidden/>
+              </w:rPr>
+              <w:fldChar w:fldCharType="end"/>
+            </w:r>
+          </w:hyperlink>
+        </w:p>
+        <w:p>
+          <w:pPr>
+            <w:pStyle w:val="TJ3"/>
+            <w:tabs>
+              <w:tab w:val="right" w:leader="dot" w:pos="9060"/>
+            </w:tabs>
+            <w:rPr>
+              <w:rFonts w:asciiTheme="minorHAnsi" w:eastAsiaTheme="minorEastAsia" w:hAnsiTheme="minorHAnsi"/>
+              <w:noProof/>
+              <w:szCs w:val="24"/>
+              <w:lang w:eastAsia="hu-HU"/>
+            </w:rPr>
+          </w:pPr>
+          <w:hyperlink w:anchor="_Toc226205771" w:history="1">
+            <w:r>
+              <w:rPr>
+                <w:rStyle w:val="Hiperhivatkozs"/>
+                <w:noProof/>
+                <w:lang w:eastAsia="hu-HU"/>
+              </w:rPr>
+              <w:t>2.6.1. Több típusú archívum támogatása feltöltésnél</w:t>
+            </w:r>
+            <w:r>
+              <w:rPr>
+                <w:noProof/>
+                <w:webHidden/>
+              </w:rPr>
+              <w:tab/>
+            </w:r>
+            <w:r>
+              <w:rPr>
+                <w:noProof/>
+                <w:webHidden/>
+              </w:rPr>
+              <w:fldChar w:fldCharType="begin"/>
+            </w:r>
+            <w:r>
+              <w:rPr>
+                <w:noProof/>
+                <w:webHidden/>
+              </w:rPr>
+              <w:instrText xml:space="preserve"> PAGEREF _Toc226205771 \h </w:instrText>
+            </w:r>
+            <w:r>
+              <w:rPr>
+                <w:noProof/>
+                <w:webHidden/>
+              </w:rPr>
+            </w:r>
+            <w:r>
+              <w:rPr>
+                <w:noProof/>
+                <w:webHidden/>
+              </w:rPr>
+              <w:fldChar w:fldCharType="separate"/>
+            </w:r>
+            <w:r>
+              <w:rPr>
+                <w:noProof/>
+                <w:webHidden/>
+              </w:rPr>
+              <w:t>41</w:t>
+            </w:r>
+            <w:r>
+              <w:rPr>
+                <w:noProof/>
+                <w:webHidden/>
+              </w:rPr>
+              <w:fldChar w:fldCharType="end"/>
+            </w:r>
+          </w:hyperlink>
+        </w:p>
+        <w:p>
+          <w:pPr>
+            <w:pStyle w:val="TJ3"/>
+            <w:tabs>
+              <w:tab w:val="right" w:leader="dot" w:pos="9060"/>
+            </w:tabs>
+            <w:rPr>
+              <w:rFonts w:asciiTheme="minorHAnsi" w:eastAsiaTheme="minorEastAsia" w:hAnsiTheme="minorHAnsi"/>
+              <w:noProof/>
+              <w:szCs w:val="24"/>
+              <w:lang w:eastAsia="hu-HU"/>
+            </w:rPr>
+          </w:pPr>
+          <w:hyperlink w:anchor="_Toc226205772" w:history="1">
+            <w:r>
+              <w:rPr>
+                <w:rStyle w:val="Hiperhivatkozs"/>
+                <w:noProof/>
+              </w:rPr>
+              <w:t>2.6.2. Átfogóbb szerkesztési lehetőségek</w:t>
+            </w:r>
+            <w:r>
+              <w:rPr>
+                <w:noProof/>
+                <w:webHidden/>
+              </w:rPr>
+              <w:tab/>
+            </w:r>
+            <w:r>
+              <w:rPr>
+                <w:noProof/>
+                <w:webHidden/>
+              </w:rPr>
+              <w:fldChar w:fldCharType="begin"/>
+            </w:r>
+            <w:r>
+              <w:rPr>
+                <w:noProof/>
+                <w:webHidden/>
+              </w:rPr>
+              <w:instrText xml:space="preserve"> PAGEREF _Toc226205772 \h </w:instrText>
+            </w:r>
+            <w:r>
+              <w:rPr>
+                <w:noProof/>
+                <w:webHidden/>
+              </w:rPr>
+            </w:r>
+            <w:r>
+              <w:rPr>
+                <w:noProof/>
+                <w:webHidden/>
+              </w:rPr>
+              <w:fldChar w:fldCharType="separate"/>
+            </w:r>
+            <w:r>
+              <w:rPr>
+                <w:noProof/>
+                <w:webHidden/>
+              </w:rPr>
+              <w:t>41</w:t>
+            </w:r>
+            <w:r>
+              <w:rPr>
+                <w:noProof/>
+                <w:webHidden/>
+              </w:rPr>
+              <w:fldChar w:fldCharType="end"/>
+            </w:r>
+          </w:hyperlink>
+        </w:p>
+        <w:p>
+          <w:pPr>
+            <w:pStyle w:val="TJ3"/>
+            <w:tabs>
+              <w:tab w:val="right" w:leader="dot" w:pos="9060"/>
+            </w:tabs>
+            <w:rPr>
+              <w:rFonts w:asciiTheme="minorHAnsi" w:eastAsiaTheme="minorEastAsia" w:hAnsiTheme="minorHAnsi"/>
+              <w:noProof/>
+              <w:szCs w:val="24"/>
+              <w:lang w:eastAsia="hu-HU"/>
+            </w:rPr>
+          </w:pPr>
+          <w:hyperlink w:anchor="_Toc226205773" w:history="1">
+            <w:r>
+              <w:rPr>
+                <w:rStyle w:val="Hiperhivatkozs"/>
+                <w:noProof/>
+              </w:rPr>
+              <w:t>2.6.3. Ismert kisebb hibák kijavítása</w:t>
+            </w:r>
+            <w:r>
+              <w:rPr>
+                <w:noProof/>
+                <w:webHidden/>
+              </w:rPr>
+              <w:tab/>
+            </w:r>
+            <w:r>
+              <w:rPr>
+                <w:noProof/>
+                <w:webHidden/>
+              </w:rPr>
+              <w:fldChar w:fldCharType="begin"/>
+            </w:r>
+            <w:r>
+              <w:rPr>
+                <w:noProof/>
+                <w:webHidden/>
+              </w:rPr>
+              <w:instrText xml:space="preserve"> PAGEREF _Toc226205773 \h </w:instrText>
+            </w:r>
+            <w:r>
+              <w:rPr>
+                <w:noProof/>
+                <w:webHidden/>
+              </w:rPr>
+            </w:r>
+            <w:r>
+              <w:rPr>
+                <w:noProof/>
+                <w:webHidden/>
+              </w:rPr>
+              <w:fldChar w:fldCharType="separate"/>
+            </w:r>
+            <w:r>
+              <w:rPr>
+                <w:noProof/>
+                <w:webHidden/>
+              </w:rPr>
+              <w:t>41</w:t>
+            </w:r>
+            <w:r>
+              <w:rPr>
+                <w:noProof/>
+                <w:webHidden/>
+              </w:rPr>
+              <w:fldChar w:fldCharType="end"/>
+            </w:r>
+          </w:hyperlink>
+        </w:p>
+        <w:p>
+          <w:pPr>
+            <w:pStyle w:val="TJ3"/>
+            <w:tabs>
+              <w:tab w:val="right" w:leader="dot" w:pos="9060"/>
+            </w:tabs>
+            <w:rPr>
+              <w:rFonts w:asciiTheme="minorHAnsi" w:eastAsiaTheme="minorEastAsia" w:hAnsiTheme="minorHAnsi"/>
+              <w:noProof/>
+              <w:szCs w:val="24"/>
+              <w:lang w:eastAsia="hu-HU"/>
+            </w:rPr>
+          </w:pPr>
+          <w:hyperlink w:anchor="_Toc226205774" w:history="1">
+            <w:r>
+              <w:rPr>
+                <w:rStyle w:val="Hiperhivatkozs"/>
+                <w:noProof/>
+              </w:rPr>
+              <w:t>2.6.4. Mobil alkalmazás</w:t>
+            </w:r>
+            <w:r>
+              <w:rPr>
+                <w:noProof/>
+                <w:webHidden/>
+              </w:rPr>
+              <w:tab/>
+            </w:r>
+            <w:r>
+              <w:rPr>
+                <w:noProof/>
+                <w:webHidden/>
+              </w:rPr>
+              <w:fldChar w:fldCharType="begin"/>
+            </w:r>
+            <w:r>
+              <w:rPr>
+                <w:noProof/>
+                <w:webHidden/>
+              </w:rPr>
+              <w:instrText xml:space="preserve"> PAGEREF _Toc226205774 \h </w:instrText>
+            </w:r>
+            <w:r>
+              <w:rPr>
+                <w:noProof/>
+                <w:webHidden/>
+              </w:rPr>
+            </w:r>
+            <w:r>
+              <w:rPr>
+                <w:noProof/>
+                <w:webHidden/>
+              </w:rPr>
+              <w:fldChar w:fldCharType="separate"/>
+            </w:r>
+            <w:r>
+              <w:rPr>
+                <w:noProof/>
+                <w:webHidden/>
+              </w:rPr>
+              <w:t>41</w:t>
             </w:r>
             <w:r>
               <w:rPr>
@@ -3113,7 +3398,7 @@
               <w:lang w:eastAsia="hu-HU"/>
             </w:rPr>
           </w:pPr>
-          <w:hyperlink w:anchor="_Toc226056146" w:history="1">
+          <w:hyperlink w:anchor="_Toc226205775" w:history="1">
             <w:r>
               <w:rPr>
                 <w:rStyle w:val="Hiperhivatkozs"/>
@@ -3141,7 +3426,7 @@
                 <w:noProof/>
                 <w:webHidden/>
               </w:rPr>
-              <w:instrText xml:space="preserve"> PAGEREF _Toc226056146 \h </w:instrText>
+              <w:instrText xml:space="preserve"> PAGEREF _Toc226205775 \h </w:instrText>
             </w:r>
             <w:r>
               <w:rPr>
@@ -3161,7 +3446,7 @@
                 <w:noProof/>
                 <w:webHidden/>
               </w:rPr>
-              <w:t>41</w:t>
+              <w:t>42</w:t>
             </w:r>
             <w:r>
               <w:rPr>
@@ -3212,7 +3497,7 @@
         <w:pStyle w:val="Cmsor1"/>
         <w:jc w:val="center"/>
       </w:pPr>
-      <w:bookmarkStart w:id="0" w:name="_Toc226056107"/>
+      <w:bookmarkStart w:id="0" w:name="_Toc226205732"/>
       <w:r>
         <w:rPr>
           <w:rFonts w:cs="Times New Roman"/>
@@ -3807,7 +4092,7 @@
         <w:ind w:left="360"/>
         <w:jc w:val="center"/>
       </w:pPr>
-      <w:bookmarkStart w:id="1" w:name="_Toc226056108"/>
+      <w:bookmarkStart w:id="1" w:name="_Toc226205733"/>
       <w:r>
         <w:lastRenderedPageBreak/>
         <w:t>1.</w:t>
@@ -3824,7 +4109,7 @@
       <w:pPr>
         <w:pStyle w:val="Cmsor2"/>
       </w:pPr>
-      <w:bookmarkStart w:id="2" w:name="_Toc226056109"/>
+      <w:bookmarkStart w:id="2" w:name="_Toc226205734"/>
       <w:r>
         <w:t xml:space="preserve">1.1. </w:t>
       </w:r>
@@ -3921,7 +4206,7 @@
       <w:pPr>
         <w:pStyle w:val="Cmsor2"/>
       </w:pPr>
-      <w:bookmarkStart w:id="3" w:name="_Toc226056110"/>
+      <w:bookmarkStart w:id="3" w:name="_Toc226205735"/>
       <w:r>
         <w:lastRenderedPageBreak/>
         <w:t>1.2.</w:t>
@@ -3938,7 +4223,7 @@
       <w:pPr>
         <w:pStyle w:val="Cmsor3"/>
       </w:pPr>
-      <w:bookmarkStart w:id="4" w:name="_Toc226056111"/>
+      <w:bookmarkStart w:id="4" w:name="_Toc226205736"/>
       <w:r>
         <w:t xml:space="preserve">1.2.1. </w:t>
       </w:r>
@@ -4195,7 +4480,7 @@
       <w:pPr>
         <w:pStyle w:val="Cmsor3"/>
       </w:pPr>
-      <w:bookmarkStart w:id="5" w:name="_Toc226056112"/>
+      <w:bookmarkStart w:id="5" w:name="_Toc226205737"/>
       <w:r>
         <w:t>1.2.2</w:t>
       </w:r>
@@ -4524,7 +4809,7 @@
         <w:pStyle w:val="Cmsor2"/>
         <w:ind w:left="720"/>
       </w:pPr>
-      <w:bookmarkStart w:id="6" w:name="_Toc226056113"/>
+      <w:bookmarkStart w:id="6" w:name="_Toc226205738"/>
       <w:r>
         <w:lastRenderedPageBreak/>
         <w:t>1.</w:t>
@@ -4584,14 +4869,11 @@
         <w:keepNext/>
       </w:pPr>
       <w:r>
-        <w:rPr>
-          <w:noProof/>
-        </w:rPr>
         <w:drawing>
-          <wp:inline distT="0" distB="0" distL="0" distR="0" wp14:anchorId="4609CEF2" wp14:editId="6C34574E">
-            <wp:extent cx="5220429" cy="1333686"/>
-            <wp:effectExtent l="0" t="0" r="0" b="0"/>
-            <wp:docPr id="150933096" name="Kép 1" descr="A képen szöveg, képernyőkép, Betűtípus, sor látható&#10;&#10;Előfordulhat, hogy az AI által létrehozott tartalom helytelen."/>
+          <wp:inline distT="0" distB="0" distL="0" distR="0" wp14:anchorId="003046E4" wp14:editId="10BCA0FE">
+            <wp:extent cx="5759450" cy="1428115"/>
+            <wp:effectExtent l="0" t="0" r="0" b="635"/>
+            <wp:docPr id="937056781" name="Kép 1"/>
             <wp:cNvGraphicFramePr>
               <a:graphicFrameLocks xmlns:a="http://schemas.openxmlformats.org/drawingml/2006/main" noChangeAspect="1"/>
             </wp:cNvGraphicFramePr>
@@ -4599,7 +4881,7 @@
               <a:graphicData uri="http://schemas.openxmlformats.org/drawingml/2006/picture">
                 <pic:pic xmlns:pic="http://schemas.openxmlformats.org/drawingml/2006/picture">
                   <pic:nvPicPr>
-                    <pic:cNvPr id="150933096" name="Kép 1" descr="A képen szöveg, képernyőkép, Betűtípus, sor látható&#10;&#10;Előfordulhat, hogy az AI által létrehozott tartalom helytelen."/>
+                    <pic:cNvPr id="937056781" name=""/>
                     <pic:cNvPicPr/>
                   </pic:nvPicPr>
                   <pic:blipFill>
@@ -4611,7 +4893,7 @@
                   <pic:spPr>
                     <a:xfrm>
                       <a:off x="0" y="0"/>
-                      <a:ext cx="5220429" cy="1333686"/>
+                      <a:ext cx="5759450" cy="1428115"/>
                     </a:xfrm>
                     <a:prstGeom prst="rect">
                       <a:avLst/>
@@ -4628,28 +4910,15 @@
       <w:pPr>
         <w:pStyle w:val="Kpalrs"/>
       </w:pPr>
-      <w:r>
-        <w:fldChar w:fldCharType="begin"/>
-      </w:r>
-      <w:r>
-        <w:instrText xml:space="preserve"> SEQ ábra \* ARABIC </w:instrText>
-      </w:r>
-      <w:r>
-        <w:fldChar w:fldCharType="separate"/>
-      </w:r>
-      <w:bookmarkStart w:id="7" w:name="_Toc226046271"/>
-      <w:r>
-        <w:rPr>
-          <w:noProof/>
-        </w:rPr>
-        <w:t>1</w:t>
-      </w:r>
-      <w:r>
-        <w:rPr>
-          <w:noProof/>
-        </w:rPr>
-        <w:fldChar w:fldCharType="end"/>
-      </w:r>
+      <w:fldSimple w:instr=" SEQ ábra \* ARABIC ">
+        <w:bookmarkStart w:id="7" w:name="_Toc226202947"/>
+        <w:r>
+          <w:rPr>
+            <w:noProof/>
+          </w:rPr>
+          <w:t>1</w:t>
+        </w:r>
+      </w:fldSimple>
       <w:r>
         <w:t>. ábra: Az oldal elérése</w:t>
       </w:r>
@@ -4664,7 +4933,7 @@
       <w:pPr>
         <w:pStyle w:val="Cmsor2"/>
       </w:pPr>
-      <w:bookmarkStart w:id="8" w:name="_Toc226056114"/>
+      <w:bookmarkStart w:id="8" w:name="_Toc226205739"/>
       <w:r>
         <w:lastRenderedPageBreak/>
         <w:t>1.2. A program használatának részletes leírása</w:t>
@@ -4675,7 +4944,7 @@
       <w:pPr>
         <w:pStyle w:val="Cmsor3"/>
       </w:pPr>
-      <w:bookmarkStart w:id="9" w:name="_Toc226056115"/>
+      <w:bookmarkStart w:id="9" w:name="_Toc226205740"/>
       <w:r>
         <w:t>1.2.1</w:t>
       </w:r>
@@ -4754,6 +5023,9 @@
         <w:jc w:val="center"/>
       </w:pPr>
       <w:r>
+        <w:rPr>
+          <w:noProof/>
+        </w:rPr>
         <w:drawing>
           <wp:inline distT="0" distB="0" distL="0" distR="0" wp14:anchorId="059EEE6B" wp14:editId="3B3B93AA">
             <wp:extent cx="5759450" cy="3323590"/>
@@ -4800,28 +5072,15 @@
       <w:pPr>
         <w:pStyle w:val="Kpalrs"/>
       </w:pPr>
-      <w:r>
-        <w:fldChar w:fldCharType="begin"/>
-      </w:r>
-      <w:r>
-        <w:instrText xml:space="preserve"> SEQ ábra \* ARABIC </w:instrText>
-      </w:r>
-      <w:r>
-        <w:fldChar w:fldCharType="separate"/>
-      </w:r>
-      <w:bookmarkStart w:id="10" w:name="_Toc226046272"/>
-      <w:r>
-        <w:rPr>
-          <w:noProof/>
-        </w:rPr>
-        <w:t>2</w:t>
-      </w:r>
-      <w:r>
-        <w:rPr>
-          <w:noProof/>
-        </w:rPr>
-        <w:fldChar w:fldCharType="end"/>
-      </w:r>
+      <w:fldSimple w:instr=" SEQ ábra \* ARABIC ">
+        <w:bookmarkStart w:id="10" w:name="_Toc226202948"/>
+        <w:r>
+          <w:rPr>
+            <w:noProof/>
+          </w:rPr>
+          <w:t>2</w:t>
+        </w:r>
+      </w:fldSimple>
       <w:r>
         <w:t>. ábra Bejelentkezési oldal</w:t>
       </w:r>
@@ -4879,21 +5138,7 @@
           <w:b/>
           <w:bCs/>
         </w:rPr>
-        <w:t>1.2.3</w:t>
-      </w:r>
-      <w:r>
-        <w:rPr>
-          <w:b/>
-          <w:bCs/>
-        </w:rPr>
-        <w:t>.</w:t>
-      </w:r>
-      <w:r>
-        <w:rPr>
-          <w:b/>
-          <w:bCs/>
-        </w:rPr>
-        <w:t xml:space="preserve"> Profil oldal és jelszó visszaállítása</w:t>
+        <w:t>1.2.3. Profil oldal és jelszó visszaállítása</w:t>
       </w:r>
       <w:r>
         <w:t>” pontban található.</w:t>
@@ -5036,28 +5281,15 @@
       <w:pPr>
         <w:pStyle w:val="Kpalrs"/>
       </w:pPr>
-      <w:r>
-        <w:fldChar w:fldCharType="begin"/>
-      </w:r>
-      <w:r>
-        <w:instrText xml:space="preserve"> SEQ ábra \* ARABIC </w:instrText>
-      </w:r>
-      <w:r>
-        <w:fldChar w:fldCharType="separate"/>
-      </w:r>
-      <w:bookmarkStart w:id="11" w:name="_Toc226046273"/>
-      <w:r>
-        <w:rPr>
-          <w:noProof/>
-        </w:rPr>
-        <w:t>3</w:t>
-      </w:r>
-      <w:r>
-        <w:rPr>
-          <w:noProof/>
-        </w:rPr>
-        <w:fldChar w:fldCharType="end"/>
-      </w:r>
+      <w:fldSimple w:instr=" SEQ ábra \* ARABIC ">
+        <w:bookmarkStart w:id="11" w:name="_Toc226202949"/>
+        <w:r>
+          <w:rPr>
+            <w:noProof/>
+          </w:rPr>
+          <w:t>3</w:t>
+        </w:r>
+      </w:fldSimple>
       <w:r>
         <w:t>. ábra Felugró üzenet – React toastify</w:t>
       </w:r>
@@ -5076,10 +5308,7 @@
         <w:fldChar w:fldCharType="begin"/>
       </w:r>
       <w:r>
-        <w:instrText xml:space="preserve"> REF _Ref226043431 \h </w:instrText>
-      </w:r>
-      <w:r>
-        <w:instrText xml:space="preserve"> \* MERGEFORMAT </w:instrText>
+        <w:instrText xml:space="preserve"> REF _Ref226043431 \h  \* MERGEFORMAT </w:instrText>
       </w:r>
       <w:r>
         <w:fldChar w:fldCharType="separate"/>
@@ -5097,10 +5326,7 @@
         <w:fldChar w:fldCharType="begin"/>
       </w:r>
       <w:r>
-        <w:instrText xml:space="preserve"> REF _Ref226043872 \h </w:instrText>
-      </w:r>
-      <w:r>
-        <w:instrText xml:space="preserve"> \* MERGEFORMAT </w:instrText>
+        <w:instrText xml:space="preserve"> REF _Ref226043872 \h  \* MERGEFORMAT </w:instrText>
       </w:r>
       <w:r>
         <w:fldChar w:fldCharType="separate"/>
@@ -5122,7 +5348,19 @@
         <w:jc w:val="both"/>
       </w:pPr>
       <w:r>
-        <w:t xml:space="preserve">A szem ikonra kattinvta a felhasználó megjelenítheti a jelszó valamint jelszó megismétlése mezők rejtett tartalmát. </w:t>
+        <w:t xml:space="preserve">A szem ikonra </w:t>
+      </w:r>
+      <w:r>
+        <w:t>kattintva</w:t>
+      </w:r>
+      <w:r>
+        <w:t xml:space="preserve"> a felhasználó megjelenítheti a </w:t>
+      </w:r>
+      <w:r>
+        <w:t>jelszó,</w:t>
+      </w:r>
+      <w:r>
+        <w:t xml:space="preserve"> valamint jelszó megismétlése mezők rejtett tartalmát. </w:t>
       </w:r>
     </w:p>
     <w:p>
@@ -5132,7 +5370,13 @@
         <w:jc w:val="both"/>
       </w:pPr>
       <w:r>
-        <w:t>A sikeres regisztrációt egy, a bejelentkezéséhez hasonló, felugró üzenet jelez. Az oldal reigsztráció folyamán küld a felhasználó által megadott email címre egy</w:t>
+        <w:t xml:space="preserve">A sikeres regisztrációt egy, a bejelentkezéséhez hasonló, felugró üzenet jelez. Az oldal </w:t>
+      </w:r>
+      <w:r>
+        <w:t>regisztráció</w:t>
+      </w:r>
+      <w:r>
+        <w:t xml:space="preserve"> folyamán küld a felhasználó által megadott email címre egy</w:t>
       </w:r>
       <w:r>
         <w:t xml:space="preserve"> email cím megerősítő emailt (</w:t>
@@ -5156,13 +5400,13 @@
           <w:i/>
           <w:iCs/>
         </w:rPr>
+        <w:instrText xml:space="preserve"> \* MERGEFORMAT </w:instrText>
       </w:r>
       <w:r>
         <w:rPr>
           <w:i/>
           <w:iCs/>
         </w:rPr>
-        <w:instrText xml:space="preserve"> \* MERGEFORMAT </w:instrText>
       </w:r>
       <w:r>
         <w:rPr>
@@ -5194,19 +5438,25 @@
         <w:fldChar w:fldCharType="end"/>
       </w:r>
       <w:r>
-        <w:t xml:space="preserve">). </w:t>
-      </w:r>
-      <w:r>
-        <w:t xml:space="preserve">A </w:t>
-      </w:r>
-      <w:r>
-        <w:t xml:space="preserve">megerősítési </w:t>
-      </w:r>
-      <w:r>
-        <w:t>folyamat teljesítése nélkül a fiók nem hozzáférhető</w:t>
-      </w:r>
-      <w:r>
-        <w:t xml:space="preserve">. Ennek oka oldalunk védelme a nem létező email címekkel történő „zombi fiókok” létrehozásától. Az emailben található gomb átnavigálja a felhasználót az email cím megerősíte oldalunkra, ahol ez az akció automatikusan teljesül is, majd továbbnavigálja a felhasználót a bejelentkezési odalra. </w:t>
+        <w:t xml:space="preserve">). A megerősítési folyamat teljesítése nélkül a fiók nem hozzáférhető. Ennek oka oldalunk védelme a nem létező email címekkel történő „zombi fiókok” létrehozásától. Az emailben található gomb átnavigálja a felhasználót az email cím </w:t>
+      </w:r>
+      <w:r>
+        <w:t>megerősítése</w:t>
+      </w:r>
+      <w:r>
+        <w:t xml:space="preserve"> oldalunkra, ahol ez az akció automatikusan teljesül is, majd </w:t>
+      </w:r>
+      <w:r>
+        <w:t>tovább navigálja</w:t>
+      </w:r>
+      <w:r>
+        <w:t xml:space="preserve"> a felhasználót a bejelentkezési </w:t>
+      </w:r>
+      <w:r>
+        <w:t>oldalra</w:t>
+      </w:r>
+      <w:r>
+        <w:t xml:space="preserve">. </w:t>
       </w:r>
     </w:p>
     <w:p>
@@ -5238,6 +5488,9 @@
         <w:jc w:val="center"/>
       </w:pPr>
       <w:r>
+        <w:rPr>
+          <w:noProof/>
+        </w:rPr>
         <w:lastRenderedPageBreak/>
         <w:drawing>
           <wp:inline distT="0" distB="0" distL="0" distR="0" wp14:anchorId="748A95F0" wp14:editId="78D3E08F">
@@ -5295,7 +5548,7 @@
       <w:r>
         <w:fldChar w:fldCharType="separate"/>
       </w:r>
-      <w:bookmarkStart w:id="13" w:name="_Toc226046274"/>
+      <w:bookmarkStart w:id="13" w:name="_Toc226202950"/>
       <w:r>
         <w:rPr>
           <w:noProof/>
@@ -5323,6 +5576,9 @@
         <w:jc w:val="center"/>
       </w:pPr>
       <w:r>
+        <w:rPr>
+          <w:noProof/>
+        </w:rPr>
         <w:drawing>
           <wp:inline distT="0" distB="0" distL="0" distR="0" wp14:anchorId="2C59DC29" wp14:editId="425C3A5C">
             <wp:extent cx="3334215" cy="3810532"/>
@@ -5380,7 +5636,7 @@
       <w:r>
         <w:fldChar w:fldCharType="separate"/>
       </w:r>
-      <w:bookmarkStart w:id="15" w:name="_Toc226046275"/>
+      <w:bookmarkStart w:id="15" w:name="_Toc226202951"/>
       <w:r>
         <w:rPr>
           <w:noProof/>
@@ -5405,6 +5661,9 @@
         <w:jc w:val="center"/>
       </w:pPr>
       <w:r>
+        <w:rPr>
+          <w:noProof/>
+        </w:rPr>
         <w:lastRenderedPageBreak/>
         <w:drawing>
           <wp:inline distT="0" distB="0" distL="0" distR="0" wp14:anchorId="1272B835" wp14:editId="7954C8D4">
@@ -5462,7 +5721,7 @@
       <w:r>
         <w:fldChar w:fldCharType="separate"/>
       </w:r>
-      <w:bookmarkStart w:id="17" w:name="_Toc226046276"/>
+      <w:bookmarkStart w:id="17" w:name="_Toc226202952"/>
       <w:r>
         <w:rPr>
           <w:noProof/>
@@ -5494,7 +5753,7 @@
       <w:r>
         <w:br w:type="page"/>
       </w:r>
-      <w:bookmarkStart w:id="18" w:name="_Toc226056116"/>
+      <w:bookmarkStart w:id="18" w:name="_Toc226205741"/>
       <w:r>
         <w:lastRenderedPageBreak/>
         <w:t>1.2.2</w:t>
@@ -5604,25 +5863,15 @@
       <w:pPr>
         <w:pStyle w:val="Kpalrs"/>
       </w:pPr>
-      <w:r>
-        <w:fldChar w:fldCharType="begin"/>
-      </w:r>
-      <w:r>
-        <w:instrText xml:space="preserve"> SEQ ábra \* ARABIC </w:instrText>
-      </w:r>
-      <w:r>
-        <w:fldChar w:fldCharType="separate"/>
-      </w:r>
-      <w:bookmarkStart w:id="19" w:name="_Toc226046277"/>
-      <w:r>
-        <w:rPr>
-          <w:noProof/>
-        </w:rPr>
-        <w:t>7</w:t>
-      </w:r>
-      <w:r>
-        <w:fldChar w:fldCharType="end"/>
-      </w:r>
+      <w:fldSimple w:instr=" SEQ ábra \* ARABIC ">
+        <w:bookmarkStart w:id="19" w:name="_Toc226202953"/>
+        <w:r>
+          <w:rPr>
+            <w:noProof/>
+          </w:rPr>
+          <w:t>7</w:t>
+        </w:r>
+      </w:fldSimple>
       <w:r>
         <w:t>. ábra Navigációs sáv kinyitott és becsukott állapotban</w:t>
       </w:r>
@@ -5635,7 +5884,7 @@
       <w:r>
         <w:br w:type="page"/>
       </w:r>
-      <w:bookmarkStart w:id="20" w:name="_Toc226056117"/>
+      <w:bookmarkStart w:id="20" w:name="_Toc226205742"/>
       <w:r>
         <w:lastRenderedPageBreak/>
         <w:t>1.2.3</w:t>
@@ -5697,7 +5946,13 @@
         <w:jc w:val="both"/>
       </w:pPr>
       <w:r>
-        <w:t>Az új jelszó beállító oldalon szintén helyet kap egy, a regisztrációs oldalhoz hasonló, jelszó összetételét jelző bekezdés, valamint a „jelszó” és „jelszó ismét” mezők. Sikeres jelszó változtatásról az oldal felugró üzenetben tájékoztatja a felhasználót, majd átírányítja a bejelentkezési o</w:t>
+        <w:t xml:space="preserve">Az új jelszó beállító oldalon szintén helyet kap egy, a regisztrációs oldalhoz hasonló, jelszó összetételét jelző bekezdés, valamint a „jelszó” és „jelszó ismét” mezők. Sikeres jelszó változtatásról az oldal felugró üzenetben tájékoztatja a felhasználót, majd </w:t>
+      </w:r>
+      <w:r>
+        <w:t>átirányítja</w:t>
+      </w:r>
+      <w:r>
+        <w:t xml:space="preserve"> a bejelentkezési o</w:t>
       </w:r>
       <w:r>
         <w:t>l</w:t>
@@ -5712,6 +5967,9 @@
         <w:jc w:val="both"/>
       </w:pPr>
       <w:r>
+        <w:rPr>
+          <w:noProof/>
+        </w:rPr>
         <w:drawing>
           <wp:inline distT="0" distB="0" distL="0" distR="0" wp14:anchorId="4D345EEE" wp14:editId="7264FAD7">
             <wp:extent cx="5305425" cy="3162197"/>
@@ -5758,33 +6016,28 @@
       <w:pPr>
         <w:pStyle w:val="Kpalrs"/>
       </w:pPr>
-      <w:r>
-        <w:fldChar w:fldCharType="begin"/>
-      </w:r>
-      <w:r>
-        <w:instrText xml:space="preserve"> SEQ ábra \* ARABIC </w:instrText>
-      </w:r>
-      <w:r>
-        <w:fldChar w:fldCharType="separate"/>
-      </w:r>
-      <w:r>
-        <w:rPr>
-          <w:noProof/>
-        </w:rPr>
-        <w:t>8</w:t>
-      </w:r>
-      <w:r>
-        <w:fldChar w:fldCharType="end"/>
-      </w:r>
+      <w:fldSimple w:instr=" SEQ ábra \* ARABIC ">
+        <w:bookmarkStart w:id="21" w:name="_Toc226202954"/>
+        <w:r>
+          <w:rPr>
+            <w:noProof/>
+          </w:rPr>
+          <w:t>8</w:t>
+        </w:r>
+      </w:fldSimple>
       <w:r>
         <w:t>. ábra Profil oldal</w:t>
       </w:r>
+      <w:bookmarkEnd w:id="21"/>
     </w:p>
     <w:p>
       <w:pPr>
         <w:jc w:val="center"/>
       </w:pPr>
       <w:r>
+        <w:rPr>
+          <w:noProof/>
+        </w:rPr>
         <w:drawing>
           <wp:inline distT="0" distB="0" distL="0" distR="0" wp14:anchorId="442DD1F1" wp14:editId="25A8DD56">
             <wp:extent cx="4214229" cy="2533650"/>
@@ -5832,27 +6085,19 @@
         <w:pStyle w:val="Kpalrs"/>
         <w:jc w:val="center"/>
       </w:pPr>
-      <w:r>
-        <w:fldChar w:fldCharType="begin"/>
-      </w:r>
-      <w:r>
-        <w:instrText xml:space="preserve"> SEQ ábra \* ARABIC </w:instrText>
-      </w:r>
-      <w:r>
-        <w:fldChar w:fldCharType="separate"/>
-      </w:r>
-      <w:r>
-        <w:rPr>
-          <w:noProof/>
-        </w:rPr>
-        <w:t>9</w:t>
-      </w:r>
-      <w:r>
-        <w:fldChar w:fldCharType="end"/>
-      </w:r>
+      <w:fldSimple w:instr=" SEQ ábra \* ARABIC ">
+        <w:bookmarkStart w:id="22" w:name="_Toc226202955"/>
+        <w:r>
+          <w:rPr>
+            <w:noProof/>
+          </w:rPr>
+          <w:t>9</w:t>
+        </w:r>
+      </w:fldSimple>
       <w:r>
         <w:t>. ábra Jelszó visszaállítási email</w:t>
       </w:r>
+      <w:bookmarkEnd w:id="22"/>
     </w:p>
     <w:p>
       <w:pPr>
@@ -5861,7 +6106,7 @@
       <w:r>
         <w:br w:type="page"/>
       </w:r>
-      <w:bookmarkStart w:id="21" w:name="_Toc226056118"/>
+      <w:bookmarkStart w:id="23" w:name="_Toc226205743"/>
       <w:r>
         <w:lastRenderedPageBreak/>
         <w:t>1.2.4</w:t>
@@ -5872,7 +6117,7 @@
       <w:r>
         <w:t xml:space="preserve"> Hanglejátszó oldal</w:t>
       </w:r>
-      <w:bookmarkEnd w:id="21"/>
+      <w:bookmarkEnd w:id="23"/>
     </w:p>
     <w:p>
       <w:pPr>
@@ -5902,7 +6147,13 @@
         <w:t>be lenne töltve minden</w:t>
       </w:r>
       <w:r>
-        <w:t>, ezzel kímélve a felhasználó sávszélességét valamint felgyorsítva az oldal betöltését.</w:t>
+        <w:t xml:space="preserve">, ezzel kímélve a felhasználó </w:t>
+      </w:r>
+      <w:r>
+        <w:t>sávszélességét,</w:t>
+      </w:r>
+      <w:r>
+        <w:t xml:space="preserve"> valamint felgyorsítva az oldal betöltését.</w:t>
       </w:r>
     </w:p>
     <w:p>
@@ -5926,7 +6177,13 @@
         <w:jc w:val="both"/>
       </w:pPr>
       <w:r>
-        <w:t xml:space="preserve">„Scene” – Végtelenített hangok, ezen csoport adja meg a játszott hang környezet alapját. Minden scene két hangot tartalmaz, „explore” és „combat” néven. Az „explore” egy lágyabb, nyugodtabb hangra még a „combat” egy pörgősebb hevebb változatra utal. </w:t>
+        <w:t>„Scene” – Végtelenített hangok, ezen csoport adja meg a játszott hang környezet alapját. Minden scene két hangot tartalmaz, „explore” és „combat” néven. Az „explore” egy lágyabb, nyugodtabb hangra még a „combat” egy pörgősebb heve</w:t>
+      </w:r>
+      <w:r>
+        <w:t>se</w:t>
+      </w:r>
+      <w:r>
+        <w:t xml:space="preserve">bb változatra utal. </w:t>
       </w:r>
     </w:p>
     <w:p>
@@ -5977,7 +6234,13 @@
         <w:jc w:val="both"/>
       </w:pPr>
       <w:r>
-        <w:t xml:space="preserve">A hangokra kattintással a felhasználó a lejátszóba helyezheti az adott hangot. A már kiválaszott hangra ismételt kattintás kiveszi azt a lejátszóból. </w:t>
+        <w:t xml:space="preserve">A hangokra kattintással a felhasználó a lejátszóba helyezheti az adott hangot. A már </w:t>
+      </w:r>
+      <w:r>
+        <w:t>kiválasztott</w:t>
+      </w:r>
+      <w:r>
+        <w:t xml:space="preserve"> hangra ismételt kattintás kiveszi azt a lejátszóból. </w:t>
       </w:r>
       <w:r>
         <w:t xml:space="preserve">A hangok jobb felső sarkában található csillag ikonra kattintva a felhasználó kedvencek közé helyezheti a hangot, így az mindig a felsorolás elején jelenik meg. </w:t>
@@ -5990,7 +6253,13 @@
         <w:jc w:val="both"/>
       </w:pPr>
       <w:r>
-        <w:t xml:space="preserve">Az oldal alsó részén a második fő egység található, a lejátszó. A hangtából kiválaszott hangok itt jelennek meg. A lejátszó még három részre osztható a három kategória alapján. </w:t>
+        <w:t xml:space="preserve">Az oldal alsó részén a második fő egység található, a lejátszó. A hangtából </w:t>
+      </w:r>
+      <w:r>
+        <w:t>kiválasztott</w:t>
+      </w:r>
+      <w:r>
+        <w:t xml:space="preserve"> hangok itt jelennek meg. A lejátszó még három részre osztható a három kategória alapján. </w:t>
       </w:r>
     </w:p>
     <w:p>
@@ -6014,7 +6283,13 @@
       </w:r>
       <w:r>
         <w:lastRenderedPageBreak/>
-        <w:t xml:space="preserve">használt vezérlőket. Scene típusú hangból csak egy lehet kiválasztva így a hangtárban másikra kattintáskor kicseréli az eddig használt hangot az újonnan kiválaszottal. </w:t>
+        <w:t xml:space="preserve">használt vezérlőket. Scene típusú hangból csak egy lehet kiválasztva így a hangtárban másikra kattintáskor kicseréli az eddig használt hangot az újonnan </w:t>
+      </w:r>
+      <w:r>
+        <w:t>kiválasztottal</w:t>
+      </w:r>
+      <w:r>
+        <w:t xml:space="preserve">. </w:t>
       </w:r>
     </w:p>
     <w:p>
@@ -6040,16 +6315,14 @@
     <w:p>
       <w:pPr>
         <w:pStyle w:val="Kpalrs"/>
-      </w:pPr>
-      <w:r>
-        <w:rPr>
-          <w:noProof/>
-        </w:rPr>
+        <w:jc w:val="center"/>
+      </w:pPr>
+      <w:r>
         <w:drawing>
-          <wp:inline distT="0" distB="0" distL="0" distR="0" wp14:anchorId="119CB161" wp14:editId="18336011">
-            <wp:extent cx="5759450" cy="3129521"/>
-            <wp:effectExtent l="0" t="0" r="0" b="0"/>
-            <wp:docPr id="2006641579" name="Kép 3"/>
+          <wp:inline distT="0" distB="0" distL="0" distR="0" wp14:anchorId="300309B7" wp14:editId="05845722">
+            <wp:extent cx="5759450" cy="3209925"/>
+            <wp:effectExtent l="0" t="0" r="0" b="9525"/>
+            <wp:docPr id="1853368017" name="Kép 1"/>
             <wp:cNvGraphicFramePr>
               <a:graphicFrameLocks xmlns:a="http://schemas.openxmlformats.org/drawingml/2006/main" noChangeAspect="1"/>
             </wp:cNvGraphicFramePr>
@@ -6057,36 +6330,23 @@
               <a:graphicData uri="http://schemas.openxmlformats.org/drawingml/2006/picture">
                 <pic:pic xmlns:pic="http://schemas.openxmlformats.org/drawingml/2006/picture">
                   <pic:nvPicPr>
-                    <pic:cNvPr id="0" name="Picture 3"/>
-                    <pic:cNvPicPr>
-                      <a:picLocks noChangeAspect="1" noChangeArrowheads="1"/>
-                    </pic:cNvPicPr>
+                    <pic:cNvPr id="1853368017" name=""/>
+                    <pic:cNvPicPr/>
                   </pic:nvPicPr>
                   <pic:blipFill>
-                    <a:blip r:embed="rId19" cstate="print">
-                      <a:extLst>
-                        <a:ext uri="{28A0092B-C50C-407E-A947-70E740481C1C}">
-                          <a14:useLocalDpi xmlns:a14="http://schemas.microsoft.com/office/drawing/2010/main" val="0"/>
-                        </a:ext>
-                      </a:extLst>
-                    </a:blip>
-                    <a:srcRect/>
+                    <a:blip r:embed="rId19"/>
                     <a:stretch>
                       <a:fillRect/>
                     </a:stretch>
                   </pic:blipFill>
-                  <pic:spPr bwMode="auto">
+                  <pic:spPr>
                     <a:xfrm>
                       <a:off x="0" y="0"/>
-                      <a:ext cx="5759450" cy="3129521"/>
+                      <a:ext cx="5759450" cy="3209925"/>
                     </a:xfrm>
                     <a:prstGeom prst="rect">
                       <a:avLst/>
                     </a:prstGeom>
-                    <a:noFill/>
-                    <a:ln>
-                      <a:noFill/>
-                    </a:ln>
                   </pic:spPr>
                 </pic:pic>
               </a:graphicData>
@@ -6094,27 +6354,24 @@
           </wp:inline>
         </w:drawing>
       </w:r>
-      <w:r>
-        <w:fldChar w:fldCharType="begin"/>
-      </w:r>
-      <w:r>
-        <w:instrText xml:space="preserve"> SEQ ábra \* ARABIC </w:instrText>
-      </w:r>
-      <w:r>
-        <w:fldChar w:fldCharType="separate"/>
-      </w:r>
-      <w:r>
-        <w:rPr>
-          <w:noProof/>
-        </w:rPr>
-        <w:t>10</w:t>
-      </w:r>
-      <w:r>
-        <w:fldChar w:fldCharType="end"/>
-      </w:r>
+    </w:p>
+    <w:p>
+      <w:pPr>
+        <w:pStyle w:val="Kpalrs"/>
+      </w:pPr>
+      <w:fldSimple w:instr=" SEQ ábra \* ARABIC ">
+        <w:bookmarkStart w:id="24" w:name="_Toc226202956"/>
+        <w:r>
+          <w:rPr>
+            <w:noProof/>
+          </w:rPr>
+          <w:t>10</w:t>
+        </w:r>
+      </w:fldSimple>
       <w:r>
         <w:t>. ábra Hang lejátszó oldal</w:t>
       </w:r>
+      <w:bookmarkEnd w:id="24"/>
     </w:p>
     <w:p>
       <w:pPr>
@@ -6123,7 +6380,7 @@
       <w:r>
         <w:br w:type="page"/>
       </w:r>
-      <w:bookmarkStart w:id="22" w:name="_Toc226056119"/>
+      <w:bookmarkStart w:id="25" w:name="_Toc226205744"/>
       <w:r>
         <w:lastRenderedPageBreak/>
         <w:t>1.2.5</w:t>
@@ -6132,15 +6389,102 @@
         <w:t>.</w:t>
       </w:r>
       <w:r>
-        <w:t xml:space="preserve"> Adminisztrátori </w:t>
-      </w:r>
-      <w:r>
-        <w:t>funkció</w:t>
-      </w:r>
-      <w:r>
-        <w:t>: Hangkezelő</w:t>
-      </w:r>
-      <w:bookmarkEnd w:id="22"/>
+        <w:t xml:space="preserve"> Adminisztrátori funkció: Hangkezelő</w:t>
+      </w:r>
+      <w:bookmarkEnd w:id="25"/>
+    </w:p>
+    <w:p>
+      <w:pPr>
+        <w:spacing w:after="120" w:line="360" w:lineRule="auto"/>
+        <w:ind w:firstLine="567"/>
+        <w:jc w:val="both"/>
+      </w:pPr>
+      <w:r>
+        <w:t>Adminisztrátor</w:t>
+      </w:r>
+      <w:r>
+        <w:t xml:space="preserve"> jogosultságokkal rendelkező fiókkal a felhasználó két funkcióhoz fér hozzá az oldal normál használatán kívül. Az első a hangtár tartalmát kezelő oldal. Az oldalon a feltöltött hangok törlésére van lehetőség. </w:t>
+      </w:r>
+    </w:p>
+    <w:p>
+      <w:pPr>
+        <w:spacing w:after="120" w:line="360" w:lineRule="auto"/>
+        <w:ind w:firstLine="567"/>
+        <w:jc w:val="both"/>
+      </w:pPr>
+      <w:r>
+        <w:t>A hangtárhoz hasonlóan a hangok három csoportra bontva jelennek meg, a csoportok váltására a bal felső sarokban található kapcsolóval van lehetőség. A kapcsolótól jobbra szintén megtalálható a kereső mező, amivel az adott kategória hangjai között lehet keresni.</w:t>
+      </w:r>
+    </w:p>
+    <w:p>
+      <w:pPr>
+        <w:spacing w:after="120" w:line="360" w:lineRule="auto"/>
+        <w:ind w:firstLine="567"/>
+        <w:jc w:val="both"/>
+      </w:pPr>
+      <w:r>
+        <w:t>A hangok törléséhez a felhasználónak ki kell választani a törölni kívánt hangokat. Erre az elemek bal felső sarkában található jelölőnégyzet segítségével van lehetőség. A hangok kiválasztása után a kereső alatt található „Delete” gombbal végezhető el a törlés.</w:t>
+      </w:r>
+    </w:p>
+    <w:p>
+      <w:pPr>
+        <w:keepNext/>
+      </w:pPr>
+      <w:r>
+        <w:drawing>
+          <wp:inline distT="0" distB="0" distL="0" distR="0" wp14:anchorId="1068A8AC" wp14:editId="391F49C3">
+            <wp:extent cx="5759450" cy="3206115"/>
+            <wp:effectExtent l="0" t="0" r="0" b="0"/>
+            <wp:docPr id="1276280598" name="Kép 1"/>
+            <wp:cNvGraphicFramePr>
+              <a:graphicFrameLocks xmlns:a="http://schemas.openxmlformats.org/drawingml/2006/main" noChangeAspect="1"/>
+            </wp:cNvGraphicFramePr>
+            <a:graphic xmlns:a="http://schemas.openxmlformats.org/drawingml/2006/main">
+              <a:graphicData uri="http://schemas.openxmlformats.org/drawingml/2006/picture">
+                <pic:pic xmlns:pic="http://schemas.openxmlformats.org/drawingml/2006/picture">
+                  <pic:nvPicPr>
+                    <pic:cNvPr id="1276280598" name=""/>
+                    <pic:cNvPicPr/>
+                  </pic:nvPicPr>
+                  <pic:blipFill>
+                    <a:blip r:embed="rId20"/>
+                    <a:stretch>
+                      <a:fillRect/>
+                    </a:stretch>
+                  </pic:blipFill>
+                  <pic:spPr>
+                    <a:xfrm>
+                      <a:off x="0" y="0"/>
+                      <a:ext cx="5759450" cy="3206115"/>
+                    </a:xfrm>
+                    <a:prstGeom prst="rect">
+                      <a:avLst/>
+                    </a:prstGeom>
+                  </pic:spPr>
+                </pic:pic>
+              </a:graphicData>
+            </a:graphic>
+          </wp:inline>
+        </w:drawing>
+      </w:r>
+    </w:p>
+    <w:p>
+      <w:pPr>
+        <w:pStyle w:val="Kpalrs"/>
+      </w:pPr>
+      <w:fldSimple w:instr=" SEQ ábra \* ARABIC ">
+        <w:bookmarkStart w:id="26" w:name="_Toc226202957"/>
+        <w:r>
+          <w:rPr>
+            <w:noProof/>
+          </w:rPr>
+          <w:t>11</w:t>
+        </w:r>
+      </w:fldSimple>
+      <w:r>
+        <w:t>. ábra Hang kezelő oldal</w:t>
+      </w:r>
+      <w:bookmarkEnd w:id="26"/>
     </w:p>
     <w:p>
       <w:pPr>
@@ -6161,7 +6505,7 @@
       <w:pPr>
         <w:pStyle w:val="Cmsor3"/>
       </w:pPr>
-      <w:bookmarkStart w:id="23" w:name="_Toc226056120"/>
+      <w:bookmarkStart w:id="27" w:name="_Toc226205745"/>
       <w:r>
         <w:lastRenderedPageBreak/>
         <w:t>1.2.6</w:t>
@@ -6172,7 +6516,399 @@
       <w:r>
         <w:t xml:space="preserve"> Adminisztrátori funkció: Feltöltési oldal</w:t>
       </w:r>
-      <w:bookmarkEnd w:id="23"/>
+      <w:bookmarkEnd w:id="27"/>
+    </w:p>
+    <w:p>
+      <w:pPr>
+        <w:spacing w:after="120" w:line="360" w:lineRule="auto"/>
+        <w:ind w:firstLine="567"/>
+        <w:jc w:val="both"/>
+      </w:pPr>
+      <w:r>
+        <w:t xml:space="preserve">A második </w:t>
+      </w:r>
+      <w:r>
+        <w:t>adminisztrátori</w:t>
+      </w:r>
+      <w:r>
+        <w:t xml:space="preserve"> jogosultságokat igénylő oldal a hangok felöltését végző oldal. Az oldalon két feltöltéshez használt funkció található. A „Single” pontban egyetlen hang feltöltésére van lehetőség. Ehhez be kell állítani a feltölteni kívánt hang kategóriáját, majd feltölteni a hang- és képfájlt és megadni a hang nevét. Oneshot és ambience típusú hangok esetében egyetlen hang és kép fájlra, scene típusú hang esetében két különböző hang és egy kép fájlra van szükség. Sikeres feltöltésről az oldal fel</w:t>
+      </w:r>
+      <w:r>
+        <w:t>u</w:t>
+      </w:r>
+      <w:r>
+        <w:t xml:space="preserve">gró üzenetben tájékoztatja a felhasználót. A feltöltések </w:t>
+      </w:r>
+      <w:r>
+        <w:t xml:space="preserve">100 </w:t>
+      </w:r>
+      <w:r>
+        <w:t>MB</w:t>
+      </w:r>
+      <w:r>
+        <w:t xml:space="preserve">-os korlátozást </w:t>
+      </w:r>
+      <w:r>
+        <w:t>használnak</w:t>
+      </w:r>
+      <w:r>
+        <w:t xml:space="preserve">, így annál nagyobb fájlok feltöltésére nincs lehetőség. A </w:t>
+      </w:r>
+      <w:r>
+        <w:t>támogatott</w:t>
+      </w:r>
+      <w:r>
+        <w:t xml:space="preserve"> hang formátumok: .wav, .mp3 és .ogg. Képfeltöltésnél 5000*5000 pixel felbontású képek megengedett maximum. </w:t>
+      </w:r>
+    </w:p>
+    <w:p>
+      <w:pPr>
+        <w:keepNext/>
+        <w:spacing w:after="120" w:line="360" w:lineRule="auto"/>
+        <w:ind w:firstLine="567"/>
+        <w:jc w:val="center"/>
+      </w:pPr>
+      <w:r>
+        <w:drawing>
+          <wp:inline distT="0" distB="0" distL="0" distR="0" wp14:anchorId="6C396B90" wp14:editId="10A91623">
+            <wp:extent cx="2479040" cy="3614602"/>
+            <wp:effectExtent l="0" t="0" r="0" b="5080"/>
+            <wp:docPr id="944796169" name="Kép 1"/>
+            <wp:cNvGraphicFramePr>
+              <a:graphicFrameLocks xmlns:a="http://schemas.openxmlformats.org/drawingml/2006/main" noChangeAspect="1"/>
+            </wp:cNvGraphicFramePr>
+            <a:graphic xmlns:a="http://schemas.openxmlformats.org/drawingml/2006/main">
+              <a:graphicData uri="http://schemas.openxmlformats.org/drawingml/2006/picture">
+                <pic:pic xmlns:pic="http://schemas.openxmlformats.org/drawingml/2006/picture">
+                  <pic:nvPicPr>
+                    <pic:cNvPr id="944796169" name=""/>
+                    <pic:cNvPicPr/>
+                  </pic:nvPicPr>
+                  <pic:blipFill>
+                    <a:blip r:embed="rId21"/>
+                    <a:stretch>
+                      <a:fillRect/>
+                    </a:stretch>
+                  </pic:blipFill>
+                  <pic:spPr>
+                    <a:xfrm>
+                      <a:off x="0" y="0"/>
+                      <a:ext cx="2485982" cy="3624724"/>
+                    </a:xfrm>
+                    <a:prstGeom prst="rect">
+                      <a:avLst/>
+                    </a:prstGeom>
+                  </pic:spPr>
+                </pic:pic>
+              </a:graphicData>
+            </a:graphic>
+          </wp:inline>
+        </w:drawing>
+      </w:r>
+      <w:r>
+        <w:drawing>
+          <wp:inline distT="0" distB="0" distL="0" distR="0" wp14:anchorId="67EA7D2C" wp14:editId="5F07E2CE">
+            <wp:extent cx="2503054" cy="3613150"/>
+            <wp:effectExtent l="0" t="0" r="0" b="6350"/>
+            <wp:docPr id="421524949" name="Kép 1"/>
+            <wp:cNvGraphicFramePr>
+              <a:graphicFrameLocks xmlns:a="http://schemas.openxmlformats.org/drawingml/2006/main" noChangeAspect="1"/>
+            </wp:cNvGraphicFramePr>
+            <a:graphic xmlns:a="http://schemas.openxmlformats.org/drawingml/2006/main">
+              <a:graphicData uri="http://schemas.openxmlformats.org/drawingml/2006/picture">
+                <pic:pic xmlns:pic="http://schemas.openxmlformats.org/drawingml/2006/picture">
+                  <pic:nvPicPr>
+                    <pic:cNvPr id="421524949" name=""/>
+                    <pic:cNvPicPr/>
+                  </pic:nvPicPr>
+                  <pic:blipFill>
+                    <a:blip r:embed="rId22"/>
+                    <a:stretch>
+                      <a:fillRect/>
+                    </a:stretch>
+                  </pic:blipFill>
+                  <pic:spPr>
+                    <a:xfrm>
+                      <a:off x="0" y="0"/>
+                      <a:ext cx="2507628" cy="3619752"/>
+                    </a:xfrm>
+                    <a:prstGeom prst="rect">
+                      <a:avLst/>
+                    </a:prstGeom>
+                  </pic:spPr>
+                </pic:pic>
+              </a:graphicData>
+            </a:graphic>
+          </wp:inline>
+        </w:drawing>
+      </w:r>
+    </w:p>
+    <w:p>
+      <w:pPr>
+        <w:pStyle w:val="Kpalrs"/>
+        <w:jc w:val="center"/>
+      </w:pPr>
+      <w:fldSimple w:instr=" SEQ ábra \* ARABIC ">
+        <w:bookmarkStart w:id="28" w:name="_Toc226202958"/>
+        <w:r>
+          <w:rPr>
+            <w:noProof/>
+          </w:rPr>
+          <w:t>12</w:t>
+        </w:r>
+      </w:fldSimple>
+      <w:r>
+        <w:t>. ábra Egy hang feltöltése és tömeges feltöltés</w:t>
+      </w:r>
+      <w:bookmarkEnd w:id="28"/>
+    </w:p>
+    <w:p>
+      <w:r>
+        <w:br w:type="page"/>
+      </w:r>
+    </w:p>
+    <w:p>
+      <w:pPr>
+        <w:spacing w:after="120" w:line="360" w:lineRule="auto"/>
+        <w:ind w:firstLine="567"/>
+        <w:jc w:val="both"/>
+      </w:pPr>
+      <w:r>
+        <w:lastRenderedPageBreak/>
+        <w:t xml:space="preserve">Hangok egyesével feltöltése helyett a felhasználó használhatja a </w:t>
+      </w:r>
+      <w:r>
+        <w:t xml:space="preserve">tömeg feltöltés </w:t>
+      </w:r>
+      <w:r>
+        <w:t>funkciót</w:t>
+      </w:r>
+      <w:r>
+        <w:t xml:space="preserve"> is a „Bulk (zip)” menüpontra kattintva. Ezen a felületen egy maximum </w:t>
+      </w:r>
+      <w:r>
+        <w:t>1 GB</w:t>
+      </w:r>
+      <w:r>
+        <w:t xml:space="preserve">-os .zip formátumú tömörített archívum feltöltésére van lehetőség. Az archívumnak tartalmaznia kell a feltölteni kívánt hangok </w:t>
+      </w:r>
+      <w:r>
+        <w:t>fájljait,</w:t>
+      </w:r>
+      <w:r>
+        <w:t xml:space="preserve"> illetve egy „metadata.json” nevű állományt (</w:t>
+      </w:r>
+      <w:r>
+        <w:rPr>
+          <w:i/>
+          <w:iCs/>
+        </w:rPr>
+        <w:fldChar w:fldCharType="begin"/>
+      </w:r>
+      <w:r>
+        <w:rPr>
+          <w:i/>
+          <w:iCs/>
+        </w:rPr>
+        <w:instrText xml:space="preserve"> REF _Ref226201629 \h </w:instrText>
+      </w:r>
+      <w:r>
+        <w:rPr>
+          <w:i/>
+          <w:iCs/>
+        </w:rPr>
+      </w:r>
+      <w:r>
+        <w:rPr>
+          <w:i/>
+          <w:iCs/>
+        </w:rPr>
+        <w:instrText xml:space="preserve"> \* MERGEFORMAT </w:instrText>
+      </w:r>
+      <w:r>
+        <w:rPr>
+          <w:i/>
+          <w:iCs/>
+        </w:rPr>
+        <w:fldChar w:fldCharType="separate"/>
+      </w:r>
+      <w:r>
+        <w:rPr>
+          <w:i/>
+          <w:iCs/>
+          <w:noProof/>
+        </w:rPr>
+        <w:t>13</w:t>
+      </w:r>
+      <w:r>
+        <w:rPr>
+          <w:i/>
+          <w:iCs/>
+        </w:rPr>
+        <w:t>. ábra</w:t>
+      </w:r>
+      <w:r>
+        <w:rPr>
+          <w:i/>
+          <w:iCs/>
+        </w:rPr>
+        <w:fldChar w:fldCharType="end"/>
+      </w:r>
+      <w:r>
+        <w:t xml:space="preserve">), ami a hangok egyéb adatait adja meg. A fájlnak a következő adatokat kell tartalmaznia minden egyes feltölteni kívánt hangról: </w:t>
+      </w:r>
+    </w:p>
+    <w:p>
+      <w:pPr>
+        <w:pStyle w:val="Listaszerbekezds"/>
+        <w:numPr>
+          <w:ilvl w:val="0"/>
+          <w:numId w:val="36"/>
+        </w:numPr>
+        <w:spacing w:after="120" w:line="360" w:lineRule="auto"/>
+        <w:jc w:val="both"/>
+      </w:pPr>
+      <w:r>
+        <w:t>„Title”: A hang neve, maximum 24 karakter hosszú</w:t>
+      </w:r>
+    </w:p>
+    <w:p>
+      <w:pPr>
+        <w:pStyle w:val="Listaszerbekezds"/>
+        <w:numPr>
+          <w:ilvl w:val="0"/>
+          <w:numId w:val="36"/>
+        </w:numPr>
+        <w:spacing w:after="120" w:line="360" w:lineRule="auto"/>
+        <w:jc w:val="both"/>
+      </w:pPr>
+      <w:r>
+        <w:t>„Type”: oneshot, ambience, scene</w:t>
+      </w:r>
+    </w:p>
+    <w:p>
+      <w:pPr>
+        <w:pStyle w:val="Listaszerbekezds"/>
+        <w:numPr>
+          <w:ilvl w:val="0"/>
+          <w:numId w:val="36"/>
+        </w:numPr>
+        <w:spacing w:after="120" w:line="360" w:lineRule="auto"/>
+        <w:jc w:val="both"/>
+      </w:pPr>
+      <w:r>
+        <w:t xml:space="preserve">„SoundFile”: Hangfájl helye az </w:t>
+      </w:r>
+      <w:r>
+        <w:t>archívumban</w:t>
+      </w:r>
+    </w:p>
+    <w:p>
+      <w:pPr>
+        <w:pStyle w:val="Listaszerbekezds"/>
+        <w:numPr>
+          <w:ilvl w:val="0"/>
+          <w:numId w:val="36"/>
+        </w:numPr>
+        <w:spacing w:after="120" w:line="360" w:lineRule="auto"/>
+        <w:jc w:val="both"/>
+      </w:pPr>
+      <w:r>
+        <w:t>„ImageFile”: Képfájl helye az archívumban</w:t>
+      </w:r>
+    </w:p>
+    <w:p>
+      <w:pPr>
+        <w:spacing w:after="120" w:line="360" w:lineRule="auto"/>
+        <w:ind w:firstLine="567"/>
+        <w:jc w:val="both"/>
+      </w:pPr>
+      <w:r>
+        <w:t>Scene típusú hangok esetén a „SoundFile” mező helyett „SoundFileCombat” és „SoundFileExplore” mezőkre van szükség, értékük szintén a fájlok helye az archívumban.</w:t>
+      </w:r>
+    </w:p>
+    <w:p>
+      <w:pPr>
+        <w:keepNext/>
+        <w:spacing w:after="120" w:line="360" w:lineRule="auto"/>
+        <w:ind w:firstLine="567"/>
+        <w:jc w:val="both"/>
+      </w:pPr>
+      <w:r>
+        <w:rPr>
+          <w:noProof/>
+          <w:lang w:eastAsia="hu-HU"/>
+        </w:rPr>
+        <w:drawing>
+          <wp:inline distT="0" distB="0" distL="0" distR="0" wp14:anchorId="31DBCCDF" wp14:editId="68A8F218">
+            <wp:extent cx="5759450" cy="3268980"/>
+            <wp:effectExtent l="0" t="0" r="0" b="7620"/>
+            <wp:docPr id="519294928" name="Kép 1"/>
+            <wp:cNvGraphicFramePr>
+              <a:graphicFrameLocks xmlns:a="http://schemas.openxmlformats.org/drawingml/2006/main" noChangeAspect="1"/>
+            </wp:cNvGraphicFramePr>
+            <a:graphic xmlns:a="http://schemas.openxmlformats.org/drawingml/2006/main">
+              <a:graphicData uri="http://schemas.openxmlformats.org/drawingml/2006/picture">
+                <pic:pic xmlns:pic="http://schemas.openxmlformats.org/drawingml/2006/picture">
+                  <pic:nvPicPr>
+                    <pic:cNvPr id="494754837" name=""/>
+                    <pic:cNvPicPr/>
+                  </pic:nvPicPr>
+                  <pic:blipFill>
+                    <a:blip r:embed="rId23"/>
+                    <a:stretch>
+                      <a:fillRect/>
+                    </a:stretch>
+                  </pic:blipFill>
+                  <pic:spPr>
+                    <a:xfrm>
+                      <a:off x="0" y="0"/>
+                      <a:ext cx="5759450" cy="3268980"/>
+                    </a:xfrm>
+                    <a:prstGeom prst="rect">
+                      <a:avLst/>
+                    </a:prstGeom>
+                  </pic:spPr>
+                </pic:pic>
+              </a:graphicData>
+            </a:graphic>
+          </wp:inline>
+        </w:drawing>
+      </w:r>
+    </w:p>
+    <w:bookmarkStart w:id="29" w:name="_Ref226201629"/>
+    <w:p>
+      <w:pPr>
+        <w:pStyle w:val="Kpalrs"/>
+        <w:jc w:val="both"/>
+      </w:pPr>
+      <w:r>
+        <w:fldChar w:fldCharType="begin"/>
+      </w:r>
+      <w:r>
+        <w:instrText xml:space="preserve"> SEQ ábra \* ARABIC </w:instrText>
+      </w:r>
+      <w:r>
+        <w:fldChar w:fldCharType="separate"/>
+      </w:r>
+      <w:bookmarkStart w:id="30" w:name="_Toc226202959"/>
+      <w:r>
+        <w:rPr>
+          <w:noProof/>
+        </w:rPr>
+        <w:t>13</w:t>
+      </w:r>
+      <w:r>
+        <w:fldChar w:fldCharType="end"/>
+      </w:r>
+      <w:r>
+        <w:t>. ábra</w:t>
+      </w:r>
+      <w:bookmarkEnd w:id="29"/>
+      <w:r>
+        <w:t xml:space="preserve"> Metadata.json fájl</w:t>
+      </w:r>
+      <w:bookmarkEnd w:id="30"/>
     </w:p>
     <w:p>
       <w:pPr>
@@ -6196,7 +6932,7 @@
         <w:ind w:firstLine="709"/>
         <w:jc w:val="center"/>
       </w:pPr>
-      <w:bookmarkStart w:id="24" w:name="_Toc226056121"/>
+      <w:bookmarkStart w:id="31" w:name="_Toc226205746"/>
       <w:r>
         <w:lastRenderedPageBreak/>
         <w:t xml:space="preserve">2. </w:t>
@@ -6204,14 +6940,14 @@
       <w:r>
         <w:t>Fejlesztői dokumentáció</w:t>
       </w:r>
-      <w:bookmarkEnd w:id="24"/>
+      <w:bookmarkEnd w:id="31"/>
     </w:p>
     <w:p>
       <w:pPr>
         <w:pStyle w:val="Cmsor2"/>
         <w:spacing w:line="360" w:lineRule="auto"/>
       </w:pPr>
-      <w:bookmarkStart w:id="25" w:name="_Toc226056122"/>
+      <w:bookmarkStart w:id="32" w:name="_Toc226205747"/>
       <w:r>
         <w:t>2.1</w:t>
       </w:r>
@@ -6224,7 +6960,7 @@
       <w:r>
         <w:t>Témaválasztás</w:t>
       </w:r>
-      <w:bookmarkEnd w:id="25"/>
+      <w:bookmarkEnd w:id="32"/>
     </w:p>
     <w:p>
       <w:pPr>
@@ -6261,7 +6997,10 @@
         <w:t xml:space="preserve">A backend fejlesztésével törekedtem </w:t>
       </w:r>
       <w:r>
-        <w:t>minnél több</w:t>
+        <w:t>minél</w:t>
+      </w:r>
+      <w:r>
+        <w:t xml:space="preserve"> több</w:t>
       </w:r>
       <w:r>
         <w:t xml:space="preserve"> szükséges feltételt saját eszközökkel megteremteni. Példák erre a weboldal üzemeltetése és működtetése, a hang és képfájlok </w:t>
@@ -6283,7 +7022,7 @@
         <w:pStyle w:val="Cmsor2"/>
         <w:spacing w:line="360" w:lineRule="auto"/>
       </w:pPr>
-      <w:bookmarkStart w:id="26" w:name="_Toc226056123"/>
+      <w:bookmarkStart w:id="33" w:name="_Toc226205748"/>
       <w:r>
         <w:lastRenderedPageBreak/>
         <w:t>2.2.</w:t>
@@ -6294,13 +7033,13 @@
       <w:r>
         <w:t>Alkalmazott fejlesztői eszközök.</w:t>
       </w:r>
-      <w:bookmarkEnd w:id="26"/>
+      <w:bookmarkEnd w:id="33"/>
     </w:p>
     <w:p>
       <w:pPr>
         <w:pStyle w:val="Cmsor3"/>
       </w:pPr>
-      <w:bookmarkStart w:id="27" w:name="_Toc226056124"/>
+      <w:bookmarkStart w:id="34" w:name="_Toc226205749"/>
       <w:r>
         <w:t>2.2.1</w:t>
       </w:r>
@@ -6310,7 +7049,7 @@
       <w:r>
         <w:t xml:space="preserve"> Programok, szolgáltatások</w:t>
       </w:r>
-      <w:bookmarkEnd w:id="27"/>
+      <w:bookmarkEnd w:id="34"/>
     </w:p>
     <w:p>
       <w:pPr>
@@ -6775,7 +7514,7 @@
       <w:pPr>
         <w:spacing w:line="360" w:lineRule="auto"/>
       </w:pPr>
-      <w:hyperlink r:id="rId20" w:history="1">
+      <w:hyperlink r:id="rId24" w:history="1">
         <w:r>
           <w:rPr>
             <w:rStyle w:val="Hiperhivatkozs"/>
@@ -6793,7 +7532,7 @@
       <w:pPr>
         <w:pStyle w:val="Cmsor3"/>
       </w:pPr>
-      <w:bookmarkStart w:id="28" w:name="_Toc226056125"/>
+      <w:bookmarkStart w:id="35" w:name="_Toc226205750"/>
       <w:r>
         <w:lastRenderedPageBreak/>
         <w:t>2.2.2</w:t>
@@ -6804,7 +7543,7 @@
       <w:r>
         <w:t xml:space="preserve"> Backend modulok</w:t>
       </w:r>
-      <w:bookmarkEnd w:id="28"/>
+      <w:bookmarkEnd w:id="35"/>
     </w:p>
     <w:p>
       <w:pPr>
@@ -6858,7 +7597,7 @@
       <w:pPr>
         <w:spacing w:line="360" w:lineRule="auto"/>
       </w:pPr>
-      <w:hyperlink r:id="rId21" w:history="1">
+      <w:hyperlink r:id="rId25" w:history="1">
         <w:r>
           <w:rPr>
             <w:rStyle w:val="Hiperhivatkozs"/>
@@ -6906,7 +7645,7 @@
       <w:pPr>
         <w:spacing w:line="360" w:lineRule="auto"/>
       </w:pPr>
-      <w:hyperlink r:id="rId22" w:history="1">
+      <w:hyperlink r:id="rId26" w:history="1">
         <w:r>
           <w:rPr>
             <w:rStyle w:val="Hiperhivatkozs"/>
@@ -6969,7 +7708,7 @@
       <w:pPr>
         <w:spacing w:line="360" w:lineRule="auto"/>
       </w:pPr>
-      <w:hyperlink r:id="rId23" w:history="1">
+      <w:hyperlink r:id="rId27" w:history="1">
         <w:r>
           <w:rPr>
             <w:rStyle w:val="Hiperhivatkozs"/>
@@ -7020,7 +7759,7 @@
       <w:pPr>
         <w:spacing w:line="360" w:lineRule="auto"/>
       </w:pPr>
-      <w:hyperlink r:id="rId24" w:history="1">
+      <w:hyperlink r:id="rId28" w:history="1">
         <w:r>
           <w:rPr>
             <w:rStyle w:val="Hiperhivatkozs"/>
@@ -7062,7 +7801,7 @@
       <w:pPr>
         <w:spacing w:line="360" w:lineRule="auto"/>
       </w:pPr>
-      <w:hyperlink r:id="rId25" w:history="1">
+      <w:hyperlink r:id="rId29" w:history="1">
         <w:r>
           <w:rPr>
             <w:rStyle w:val="Hiperhivatkozs"/>
@@ -7075,7 +7814,7 @@
       <w:pPr>
         <w:spacing w:line="360" w:lineRule="auto"/>
       </w:pPr>
-      <w:hyperlink r:id="rId26" w:history="1">
+      <w:hyperlink r:id="rId30" w:history="1">
         <w:r>
           <w:rPr>
             <w:rStyle w:val="Hiperhivatkozs"/>
@@ -7132,7 +7871,7 @@
       <w:pPr>
         <w:spacing w:line="360" w:lineRule="auto"/>
       </w:pPr>
-      <w:hyperlink r:id="rId27" w:history="1">
+      <w:hyperlink r:id="rId31" w:history="1">
         <w:r>
           <w:rPr>
             <w:rStyle w:val="Hiperhivatkozs"/>
@@ -7183,7 +7922,7 @@
       <w:pPr>
         <w:spacing w:line="360" w:lineRule="auto"/>
       </w:pPr>
-      <w:hyperlink r:id="rId28" w:history="1">
+      <w:hyperlink r:id="rId32" w:history="1">
         <w:r>
           <w:rPr>
             <w:rStyle w:val="Hiperhivatkozs"/>
@@ -7196,7 +7935,7 @@
       <w:pPr>
         <w:spacing w:line="360" w:lineRule="auto"/>
       </w:pPr>
-      <w:hyperlink r:id="rId29" w:history="1">
+      <w:hyperlink r:id="rId33" w:history="1">
         <w:r>
           <w:rPr>
             <w:rStyle w:val="Hiperhivatkozs"/>
@@ -7250,7 +7989,7 @@
       <w:pPr>
         <w:spacing w:line="360" w:lineRule="auto"/>
       </w:pPr>
-      <w:hyperlink r:id="rId30" w:history="1">
+      <w:hyperlink r:id="rId34" w:history="1">
         <w:r>
           <w:rPr>
             <w:rStyle w:val="Hiperhivatkozs"/>
@@ -7298,7 +8037,7 @@
       <w:pPr>
         <w:spacing w:line="360" w:lineRule="auto"/>
       </w:pPr>
-      <w:hyperlink r:id="rId31" w:history="1">
+      <w:hyperlink r:id="rId35" w:history="1">
         <w:r>
           <w:rPr>
             <w:rStyle w:val="Hiperhivatkozs"/>
@@ -7311,7 +8050,7 @@
       <w:pPr>
         <w:spacing w:line="360" w:lineRule="auto"/>
       </w:pPr>
-      <w:hyperlink r:id="rId32" w:history="1">
+      <w:hyperlink r:id="rId36" w:history="1">
         <w:r>
           <w:rPr>
             <w:rStyle w:val="Hiperhivatkozs"/>
@@ -7365,7 +8104,7 @@
       <w:pPr>
         <w:spacing w:line="360" w:lineRule="auto"/>
       </w:pPr>
-      <w:hyperlink r:id="rId33" w:history="1">
+      <w:hyperlink r:id="rId37" w:history="1">
         <w:r>
           <w:rPr>
             <w:rStyle w:val="Hiperhivatkozs"/>
@@ -7378,7 +8117,7 @@
       <w:pPr>
         <w:spacing w:line="360" w:lineRule="auto"/>
       </w:pPr>
-      <w:hyperlink r:id="rId34" w:history="1">
+      <w:hyperlink r:id="rId38" w:history="1">
         <w:r>
           <w:rPr>
             <w:rStyle w:val="Hiperhivatkozs"/>
@@ -7420,7 +8159,7 @@
       <w:pPr>
         <w:spacing w:line="360" w:lineRule="auto"/>
       </w:pPr>
-      <w:hyperlink r:id="rId35" w:history="1">
+      <w:hyperlink r:id="rId39" w:history="1">
         <w:r>
           <w:rPr>
             <w:rStyle w:val="Hiperhivatkozs"/>
@@ -7462,7 +8201,7 @@
       <w:pPr>
         <w:spacing w:line="360" w:lineRule="auto"/>
       </w:pPr>
-      <w:hyperlink r:id="rId36" w:history="1">
+      <w:hyperlink r:id="rId40" w:history="1">
         <w:r>
           <w:rPr>
             <w:rStyle w:val="Hiperhivatkozs"/>
@@ -7518,7 +8257,7 @@
       <w:pPr>
         <w:spacing w:line="360" w:lineRule="auto"/>
       </w:pPr>
-      <w:hyperlink r:id="rId37" w:history="1">
+      <w:hyperlink r:id="rId41" w:history="1">
         <w:r>
           <w:rPr>
             <w:rStyle w:val="Hiperhivatkozs"/>
@@ -7560,7 +8299,7 @@
       <w:pPr>
         <w:spacing w:line="360" w:lineRule="auto"/>
       </w:pPr>
-      <w:hyperlink r:id="rId38" w:history="1">
+      <w:hyperlink r:id="rId42" w:history="1">
         <w:r>
           <w:rPr>
             <w:rStyle w:val="Hiperhivatkozs"/>
@@ -7608,7 +8347,7 @@
       <w:pPr>
         <w:spacing w:line="360" w:lineRule="auto"/>
       </w:pPr>
-      <w:hyperlink r:id="rId39" w:history="1">
+      <w:hyperlink r:id="rId43" w:history="1">
         <w:r>
           <w:rPr>
             <w:rStyle w:val="Hiperhivatkozs"/>
@@ -7650,7 +8389,7 @@
       <w:pPr>
         <w:spacing w:line="360" w:lineRule="auto"/>
       </w:pPr>
-      <w:hyperlink r:id="rId40" w:history="1">
+      <w:hyperlink r:id="rId44" w:history="1">
         <w:r>
           <w:rPr>
             <w:rStyle w:val="Hiperhivatkozs"/>
@@ -7666,7 +8405,7 @@
       <w:r>
         <w:br w:type="page"/>
       </w:r>
-      <w:bookmarkStart w:id="29" w:name="_Toc226056126"/>
+      <w:bookmarkStart w:id="36" w:name="_Toc226205751"/>
       <w:r>
         <w:lastRenderedPageBreak/>
         <w:t>2.2.3</w:t>
@@ -7677,7 +8416,7 @@
       <w:r>
         <w:t xml:space="preserve"> Frontend modulok</w:t>
       </w:r>
-      <w:bookmarkEnd w:id="29"/>
+      <w:bookmarkEnd w:id="36"/>
     </w:p>
     <w:p>
       <w:pPr>
@@ -7713,7 +8452,7 @@
       </w:r>
     </w:p>
     <w:p>
-      <w:hyperlink r:id="rId41" w:history="1">
+      <w:hyperlink r:id="rId45" w:history="1">
         <w:r>
           <w:rPr>
             <w:rStyle w:val="Hiperhivatkozs"/>
@@ -7773,7 +8512,7 @@
       <w:pPr>
         <w:spacing w:line="360" w:lineRule="auto"/>
       </w:pPr>
-      <w:hyperlink r:id="rId42" w:history="1">
+      <w:hyperlink r:id="rId46" w:history="1">
         <w:r>
           <w:rPr>
             <w:rStyle w:val="Hiperhivatkozs"/>
@@ -7822,7 +8561,7 @@
       <w:pPr>
         <w:spacing w:line="360" w:lineRule="auto"/>
       </w:pPr>
-      <w:hyperlink r:id="rId43" w:history="1">
+      <w:hyperlink r:id="rId47" w:history="1">
         <w:r>
           <w:rPr>
             <w:rStyle w:val="Hiperhivatkozs"/>
@@ -7868,7 +8607,7 @@
       <w:pPr>
         <w:spacing w:line="360" w:lineRule="auto"/>
       </w:pPr>
-      <w:hyperlink r:id="rId44" w:history="1">
+      <w:hyperlink r:id="rId48" w:history="1">
         <w:r>
           <w:rPr>
             <w:rStyle w:val="Hiperhivatkozs"/>
@@ -7914,7 +8653,7 @@
       <w:pPr>
         <w:spacing w:line="360" w:lineRule="auto"/>
       </w:pPr>
-      <w:hyperlink r:id="rId45" w:history="1">
+      <w:hyperlink r:id="rId49" w:history="1">
         <w:r>
           <w:rPr>
             <w:rStyle w:val="Hiperhivatkozs"/>
@@ -7960,7 +8699,7 @@
       <w:pPr>
         <w:spacing w:line="360" w:lineRule="auto"/>
       </w:pPr>
-      <w:hyperlink r:id="rId46" w:history="1">
+      <w:hyperlink r:id="rId50" w:history="1">
         <w:r>
           <w:rPr>
             <w:rStyle w:val="Hiperhivatkozs"/>
@@ -8006,7 +8745,7 @@
       <w:pPr>
         <w:spacing w:line="360" w:lineRule="auto"/>
       </w:pPr>
-      <w:hyperlink r:id="rId47" w:history="1">
+      <w:hyperlink r:id="rId51" w:history="1">
         <w:r>
           <w:rPr>
             <w:rStyle w:val="Hiperhivatkozs"/>
@@ -8034,7 +8773,7 @@
       <w:pPr>
         <w:pStyle w:val="Cmsor3"/>
       </w:pPr>
-      <w:bookmarkStart w:id="30" w:name="_Toc226056127"/>
+      <w:bookmarkStart w:id="37" w:name="_Toc226205752"/>
       <w:r>
         <w:lastRenderedPageBreak/>
         <w:t>2.2.4</w:t>
@@ -8045,7 +8784,7 @@
       <w:r>
         <w:t xml:space="preserve"> Programozási- és leírónyelvek</w:t>
       </w:r>
-      <w:bookmarkEnd w:id="30"/>
+      <w:bookmarkEnd w:id="37"/>
     </w:p>
     <w:p>
       <w:pPr>
@@ -8289,7 +9028,7 @@
         <w:pStyle w:val="Cmsor2"/>
         <w:spacing w:line="360" w:lineRule="auto"/>
       </w:pPr>
-      <w:bookmarkStart w:id="31" w:name="_Toc226056128"/>
+      <w:bookmarkStart w:id="38" w:name="_Toc226205753"/>
       <w:r>
         <w:lastRenderedPageBreak/>
         <w:t>2.3</w:t>
@@ -8303,7 +9042,7 @@
       <w:r>
         <w:t>, adatbázis felépítése</w:t>
       </w:r>
-      <w:bookmarkEnd w:id="31"/>
+      <w:bookmarkEnd w:id="38"/>
     </w:p>
     <w:p>
       <w:pPr>
@@ -8312,7 +9051,7 @@
           <w:lang w:eastAsia="hu-HU"/>
         </w:rPr>
       </w:pPr>
-      <w:bookmarkStart w:id="32" w:name="_Toc226056129"/>
+      <w:bookmarkStart w:id="39" w:name="_Toc226205754"/>
       <w:r>
         <w:rPr>
           <w:lang w:eastAsia="hu-HU"/>
@@ -8343,7 +9082,7 @@
         </w:rPr>
         <w:t>” tábla és felépítése:</w:t>
       </w:r>
-      <w:bookmarkEnd w:id="32"/>
+      <w:bookmarkEnd w:id="39"/>
     </w:p>
     <w:p>
       <w:pPr>
@@ -8360,7 +9099,21 @@
           <w:noProof/>
           <w:lang w:eastAsia="hu-HU"/>
         </w:rPr>
-        <w:t>Ebben a táblában vannak tárolva a felhasználó hitelesítési és egyéb adatai. Ezek többek között az e-mail cím, jelszó, fiók státusza, hitelesítési állatpota és egyebek.</w:t>
+        <w:t>Ebben a táblában vannak tárolva a felhasználó hitelesítési és egyéb adatai. Ezek többek között az e-mail cím, jelszó, fiók státusza</w:t>
+      </w:r>
+      <w:r>
+        <w:rPr>
+          <w:noProof/>
+          <w:lang w:eastAsia="hu-HU"/>
+        </w:rPr>
+        <w:t xml:space="preserve"> és </w:t>
+      </w:r>
+      <w:r>
+        <w:rPr>
+          <w:noProof/>
+          <w:lang w:eastAsia="hu-HU"/>
+        </w:rPr>
+        <w:t xml:space="preserve">hitelesítési állatpota.Minden felhasználó egyedi azonosítót kap, amivel azonosítható az adatbázis többi részében. </w:t>
       </w:r>
     </w:p>
     <w:p>
@@ -8378,7 +9131,21 @@
           <w:noProof/>
           <w:lang w:eastAsia="hu-HU"/>
         </w:rPr>
-        <w:t xml:space="preserve">Minden felhasználó egyedi azonosítót kap, amivel azonosítható az adatbázis többi részében. </w:t>
+        <w:t>A felhasználók email címei AES algoritmus segítségével titkosítva vannak tárolva. Ez mellet minden email címhez tartozik egy determinisztikus hash. Ez az indexelésre szolgál, mivel így nem kell az adatbázis kezelő motornak minden email alapú keresésnél egyesével végigjárnia táblát</w:t>
+      </w:r>
+      <w:r>
+        <w:rPr>
+          <w:noProof/>
+          <w:lang w:eastAsia="hu-HU"/>
+        </w:rPr>
+        <w:t xml:space="preserve"> és visszafordítani a titkosítást, ezzel erőforrásokat takarítva meg</w:t>
+      </w:r>
+      <w:r>
+        <w:rPr>
+          <w:noProof/>
+          <w:lang w:eastAsia="hu-HU"/>
+        </w:rPr>
+        <w:t>.</w:t>
       </w:r>
     </w:p>
     <w:p>
@@ -8396,7 +9163,7 @@
           <w:noProof/>
           <w:lang w:eastAsia="hu-HU"/>
         </w:rPr>
-        <w:t>A felhasználók email címei AES algoritmus segítségével titkosítva vannak tárolva. Ez mellet minden email címhez tartozik egy determinisztikus hash. Ez az indexelésre szolgál, mivel így nem kell az adatbázis kezelő motornak minden email alapú keresésnél egyesével végigjárnia táblát.</w:t>
+        <w:t>A „last_session” mező json formátumban tartalmazza a felhasználó legutolsó munkamenete folyamán beállított állapotát a lejátsztónak, így nem kell az újból beállítani.</w:t>
       </w:r>
     </w:p>
     <w:tbl>
@@ -9130,6 +9897,77 @@
           </w:p>
         </w:tc>
       </w:tr>
+      <w:tr>
+        <w:tc>
+          <w:tcPr>
+            <w:tcW w:w="2016" w:type="dxa"/>
+            <w:shd w:val="clear" w:color="auto" w:fill="E8E8E8" w:themeFill="background2"/>
+          </w:tcPr>
+          <w:p>
+            <w:pPr>
+              <w:spacing w:line="360" w:lineRule="auto"/>
+              <w:jc w:val="center"/>
+              <w:rPr>
+                <w:noProof/>
+                <w:lang w:eastAsia="hu-HU"/>
+              </w:rPr>
+            </w:pPr>
+            <w:r>
+              <w:rPr>
+                <w:noProof/>
+                <w:lang w:eastAsia="hu-HU"/>
+              </w:rPr>
+              <w:lastRenderedPageBreak/>
+              <w:t>last_session</w:t>
+            </w:r>
+          </w:p>
+        </w:tc>
+        <w:tc>
+          <w:tcPr>
+            <w:tcW w:w="4207" w:type="dxa"/>
+            <w:gridSpan w:val="2"/>
+          </w:tcPr>
+          <w:p>
+            <w:pPr>
+              <w:spacing w:line="360" w:lineRule="auto"/>
+              <w:jc w:val="center"/>
+              <w:rPr>
+                <w:noProof/>
+                <w:lang w:eastAsia="hu-HU"/>
+              </w:rPr>
+            </w:pPr>
+            <w:r>
+              <w:rPr>
+                <w:noProof/>
+                <w:lang w:eastAsia="hu-HU"/>
+              </w:rPr>
+              <w:t>longtext</w:t>
+            </w:r>
+          </w:p>
+        </w:tc>
+        <w:tc>
+          <w:tcPr>
+            <w:tcW w:w="2837" w:type="dxa"/>
+          </w:tcPr>
+          <w:p>
+            <w:pPr>
+              <w:spacing w:line="360" w:lineRule="auto"/>
+              <w:jc w:val="center"/>
+              <w:rPr>
+                <w:noProof/>
+                <w:lang w:eastAsia="hu-HU"/>
+              </w:rPr>
+            </w:pPr>
+            <w:r>
+              <w:rPr>
+                <w:noProof/>
+                <w:lang w:eastAsia="hu-HU"/>
+              </w:rPr>
+              <w:t>Legutóbbi munkamenet json formátumban</w:t>
+            </w:r>
+          </w:p>
+        </w:tc>
+      </w:tr>
     </w:tbl>
     <w:p>
       <w:pPr>
@@ -9147,13 +9985,12 @@
           <w:lang w:eastAsia="hu-HU"/>
         </w:rPr>
       </w:pPr>
-      <w:bookmarkStart w:id="33" w:name="_Toc226056130"/>
-      <w:r>
-        <w:rPr>
-          <w:noProof/>
-          <w:lang w:eastAsia="hu-HU"/>
-        </w:rPr>
-        <w:lastRenderedPageBreak/>
+      <w:bookmarkStart w:id="40" w:name="_Toc226205755"/>
+      <w:r>
+        <w:rPr>
+          <w:noProof/>
+          <w:lang w:eastAsia="hu-HU"/>
+        </w:rPr>
         <w:t>2.3.2</w:t>
       </w:r>
       <w:r>
@@ -9183,7 +10020,7 @@
         </w:rPr>
         <w:t>és felépítése:</w:t>
       </w:r>
-      <w:bookmarkEnd w:id="33"/>
+      <w:bookmarkEnd w:id="40"/>
     </w:p>
     <w:p>
       <w:pPr>
@@ -9641,7 +10478,7 @@
                 <w:noProof/>
                 <w:lang w:eastAsia="hu-HU"/>
               </w:rPr>
-              <w:t>image_file_path</w:t>
+              <w:t>sound_file_path_alt</w:t>
             </w:r>
           </w:p>
         </w:tc>
@@ -9685,7 +10522,7 @@
                 <w:noProof/>
                 <w:lang w:eastAsia="hu-HU"/>
               </w:rPr>
-              <w:t>A borítókép fájl elérési útvonala a szerver fájlrendszerén.</w:t>
+              <w:t>Alternatív hangfájl, scene típusú hangoknál</w:t>
             </w:r>
           </w:p>
         </w:tc>
@@ -9710,7 +10547,7 @@
                 <w:noProof/>
                 <w:lang w:eastAsia="hu-HU"/>
               </w:rPr>
-              <w:t>created_at</w:t>
+              <w:t>image_file_path</w:t>
             </w:r>
           </w:p>
         </w:tc>
@@ -9732,7 +10569,7 @@
                 <w:noProof/>
                 <w:lang w:eastAsia="hu-HU"/>
               </w:rPr>
-              <w:t>TIMESTAMP</w:t>
+              <w:t>VARCHAR</w:t>
             </w:r>
           </w:p>
         </w:tc>
@@ -9754,7 +10591,7 @@
                 <w:noProof/>
                 <w:lang w:eastAsia="hu-HU"/>
               </w:rPr>
-              <w:t>Létrehozás ideje.</w:t>
+              <w:t>A borítókép fájl elérési útvonala a szerver fájlrendszerén.</w:t>
             </w:r>
           </w:p>
         </w:tc>
@@ -9779,7 +10616,7 @@
                 <w:noProof/>
                 <w:lang w:eastAsia="hu-HU"/>
               </w:rPr>
-              <w:t>updated_at</w:t>
+              <w:t>created_at</w:t>
             </w:r>
           </w:p>
         </w:tc>
@@ -9823,7 +10660,7 @@
                 <w:noProof/>
                 <w:lang w:eastAsia="hu-HU"/>
               </w:rPr>
-              <w:t>Utolsó módosítás ideje.</w:t>
+              <w:t>Létrehozás ideje.</w:t>
             </w:r>
           </w:p>
         </w:tc>
@@ -9848,7 +10685,7 @@
                 <w:noProof/>
                 <w:lang w:eastAsia="hu-HU"/>
               </w:rPr>
-              <w:t>type</w:t>
+              <w:t>updated_at</w:t>
             </w:r>
           </w:p>
         </w:tc>
@@ -9870,7 +10707,7 @@
                 <w:noProof/>
                 <w:lang w:eastAsia="hu-HU"/>
               </w:rPr>
-              <w:t>ENUM</w:t>
+              <w:t>TIMESTAMP</w:t>
             </w:r>
           </w:p>
         </w:tc>
@@ -9892,14 +10729,7 @@
                 <w:noProof/>
                 <w:lang w:eastAsia="hu-HU"/>
               </w:rPr>
-              <w:t>Hang típusa: oneshot, ambience, scene</w:t>
-            </w:r>
-            <w:r>
-              <w:rPr>
-                <w:noProof/>
-                <w:lang w:eastAsia="hu-HU"/>
-              </w:rPr>
-              <w:t>.</w:t>
+              <w:t>Utolsó módosítás ideje.</w:t>
             </w:r>
           </w:p>
         </w:tc>
@@ -9924,7 +10754,7 @@
                 <w:noProof/>
                 <w:lang w:eastAsia="hu-HU"/>
               </w:rPr>
-              <w:t>is_enabled</w:t>
+              <w:t>type</w:t>
             </w:r>
           </w:p>
         </w:tc>
@@ -9946,7 +10776,7 @@
                 <w:noProof/>
                 <w:lang w:eastAsia="hu-HU"/>
               </w:rPr>
-              <w:t>TINYINT</w:t>
+              <w:t>ENUM</w:t>
             </w:r>
           </w:p>
         </w:tc>
@@ -9968,7 +10798,14 @@
                 <w:noProof/>
                 <w:lang w:eastAsia="hu-HU"/>
               </w:rPr>
-              <w:t>Elréhető-.?</w:t>
+              <w:t>Hang típusa: oneshot, ambience, scene</w:t>
+            </w:r>
+            <w:r>
+              <w:rPr>
+                <w:noProof/>
+                <w:lang w:eastAsia="hu-HU"/>
+              </w:rPr>
+              <w:t>.</w:t>
             </w:r>
           </w:p>
         </w:tc>
@@ -9976,59 +10813,19 @@
     </w:tbl>
     <w:p>
       <w:pPr>
-        <w:spacing w:line="360" w:lineRule="auto"/>
-        <w:rPr>
-          <w:b/>
-          <w:bCs/>
-          <w:noProof/>
-          <w:lang w:eastAsia="hu-HU"/>
-        </w:rPr>
-      </w:pPr>
-    </w:p>
-    <w:p>
-      <w:pPr>
-        <w:rPr>
-          <w:b/>
-          <w:bCs/>
-          <w:noProof/>
-          <w:lang w:eastAsia="hu-HU"/>
-        </w:rPr>
-      </w:pPr>
-      <w:r>
-        <w:rPr>
-          <w:b/>
-          <w:bCs/>
-          <w:noProof/>
-          <w:lang w:eastAsia="hu-HU"/>
-        </w:rPr>
-        <w:br w:type="page"/>
-      </w:r>
-    </w:p>
-    <w:p>
-      <w:pPr>
-        <w:spacing w:line="360" w:lineRule="auto"/>
-        <w:rPr>
-          <w:b/>
-          <w:bCs/>
-          <w:noProof/>
-          <w:lang w:eastAsia="hu-HU"/>
-        </w:rPr>
-      </w:pPr>
-    </w:p>
-    <w:p>
-      <w:pPr>
         <w:pStyle w:val="Cmsor3"/>
         <w:rPr>
           <w:noProof/>
           <w:lang w:eastAsia="hu-HU"/>
         </w:rPr>
       </w:pPr>
-      <w:bookmarkStart w:id="34" w:name="_Toc226056131"/>
-      <w:r>
-        <w:rPr>
-          <w:noProof/>
-          <w:lang w:eastAsia="hu-HU"/>
-        </w:rPr>
+      <w:bookmarkStart w:id="41" w:name="_Toc226205756"/>
+      <w:r>
+        <w:rPr>
+          <w:noProof/>
+          <w:lang w:eastAsia="hu-HU"/>
+        </w:rPr>
+        <w:lastRenderedPageBreak/>
         <w:t>2.3.3</w:t>
       </w:r>
       <w:r>
@@ -10058,7 +10855,7 @@
         </w:rPr>
         <w:t>és felépítése:</w:t>
       </w:r>
-      <w:bookmarkEnd w:id="34"/>
+      <w:bookmarkEnd w:id="41"/>
     </w:p>
     <w:p>
       <w:pPr>
@@ -10479,7 +11276,7 @@
           <w:lang w:eastAsia="hu-HU"/>
         </w:rPr>
       </w:pPr>
-      <w:bookmarkStart w:id="35" w:name="_Toc226056132"/>
+      <w:bookmarkStart w:id="42" w:name="_Toc226205757"/>
       <w:r>
         <w:rPr>
           <w:noProof/>
@@ -10508,7 +11305,7 @@
         </w:rPr>
         <w:t xml:space="preserve"> „favourites” tábla és felépítése</w:t>
       </w:r>
-      <w:bookmarkEnd w:id="35"/>
+      <w:bookmarkEnd w:id="42"/>
     </w:p>
     <w:p>
       <w:pPr>
@@ -10849,7 +11646,7 @@
           <w:lang w:eastAsia="hu-HU"/>
         </w:rPr>
       </w:pPr>
-      <w:bookmarkStart w:id="36" w:name="_Toc226056133"/>
+      <w:bookmarkStart w:id="43" w:name="_Toc226205758"/>
       <w:r>
         <w:rPr>
           <w:noProof/>
@@ -10886,7 +11683,7 @@
         </w:rPr>
         <w:t xml:space="preserve"> táblák közötti kapcsolat</w:t>
       </w:r>
-      <w:bookmarkEnd w:id="36"/>
+      <w:bookmarkEnd w:id="43"/>
     </w:p>
     <w:p>
       <w:pPr>
@@ -11048,7 +11845,7 @@
                     <pic:cNvPicPr/>
                   </pic:nvPicPr>
                   <pic:blipFill>
-                    <a:blip r:embed="rId48"/>
+                    <a:blip r:embed="rId52"/>
                     <a:stretch>
                       <a:fillRect/>
                     </a:stretch>
@@ -11099,13 +11896,13 @@
         </w:rPr>
         <w:fldChar w:fldCharType="separate"/>
       </w:r>
-      <w:bookmarkStart w:id="37" w:name="_Toc226046278"/>
-      <w:r>
-        <w:rPr>
-          <w:noProof/>
-          <w:lang w:eastAsia="hu-HU"/>
-        </w:rPr>
-        <w:t>11</w:t>
+      <w:bookmarkStart w:id="44" w:name="_Toc226202960"/>
+      <w:r>
+        <w:rPr>
+          <w:noProof/>
+          <w:lang w:eastAsia="hu-HU"/>
+        </w:rPr>
+        <w:t>14</w:t>
       </w:r>
       <w:r>
         <w:rPr>
@@ -11117,7 +11914,7 @@
       <w:r>
         <w:t>. ábra: Táblák közötti kapcsolat - DBeaver</w:t>
       </w:r>
-      <w:bookmarkEnd w:id="37"/>
+      <w:bookmarkEnd w:id="44"/>
     </w:p>
     <w:p>
       <w:pPr>
@@ -11143,7 +11940,7 @@
           <w:lang w:eastAsia="hu-HU"/>
         </w:rPr>
       </w:pPr>
-      <w:bookmarkStart w:id="38" w:name="_Toc226056134"/>
+      <w:bookmarkStart w:id="45" w:name="_Toc226205759"/>
       <w:r>
         <w:rPr>
           <w:noProof/>
@@ -11166,7 +11963,7 @@
         </w:rPr>
         <w:t xml:space="preserve"> A program által kommunikációra használt adatmodell</w:t>
       </w:r>
-      <w:bookmarkEnd w:id="38"/>
+      <w:bookmarkEnd w:id="45"/>
     </w:p>
     <w:p>
       <w:pPr>
@@ -11419,7 +12216,7 @@
         </w:rPr>
         <w:br w:type="page"/>
       </w:r>
-      <w:bookmarkStart w:id="39" w:name="_Toc226056135"/>
+      <w:bookmarkStart w:id="46" w:name="_Toc226205760"/>
       <w:r>
         <w:rPr>
           <w:rFonts w:eastAsiaTheme="minorEastAsia"/>
@@ -11448,13 +12245,13 @@
       <w:r>
         <w:t>Részletes feladatspecifikáció, algoritmusok</w:t>
       </w:r>
-      <w:bookmarkEnd w:id="39"/>
+      <w:bookmarkEnd w:id="46"/>
     </w:p>
     <w:p>
       <w:pPr>
         <w:pStyle w:val="Cmsor3"/>
       </w:pPr>
-      <w:bookmarkStart w:id="40" w:name="_Toc226056136"/>
+      <w:bookmarkStart w:id="47" w:name="_Toc226205761"/>
       <w:r>
         <w:t>2.4.1</w:t>
       </w:r>
@@ -11464,7 +12261,7 @@
       <w:r>
         <w:t xml:space="preserve"> Backend felépítése</w:t>
       </w:r>
-      <w:bookmarkEnd w:id="40"/>
+      <w:bookmarkEnd w:id="47"/>
     </w:p>
     <w:p>
       <w:pPr>
@@ -11868,7 +12665,7 @@
           <w:rStyle w:val="Cmsor3Char"/>
         </w:rPr>
       </w:pPr>
-      <w:bookmarkStart w:id="41" w:name="_Toc226056137"/>
+      <w:bookmarkStart w:id="48" w:name="_Toc226205762"/>
       <w:r>
         <w:rPr>
           <w:rStyle w:val="Cmsor3Char"/>
@@ -11900,7 +12697,7 @@
         </w:rPr>
         <w:t>s folyamat</w:t>
       </w:r>
-      <w:bookmarkEnd w:id="41"/>
+      <w:bookmarkEnd w:id="48"/>
     </w:p>
     <w:p>
       <w:r>
@@ -11925,7 +12722,7 @@
                     </pic:cNvPicPr>
                   </pic:nvPicPr>
                   <pic:blipFill>
-                    <a:blip r:embed="rId49">
+                    <a:blip r:embed="rId53">
                       <a:extLst>
                         <a:ext uri="{28A0092B-C50C-407E-A947-70E740481C1C}">
                           <a14:useLocalDpi xmlns:a14="http://schemas.microsoft.com/office/drawing/2010/main" val="0"/>
@@ -11964,28 +12761,15 @@
           <w:noProof/>
         </w:rPr>
       </w:pPr>
-      <w:r>
-        <w:fldChar w:fldCharType="begin"/>
-      </w:r>
-      <w:r>
-        <w:instrText xml:space="preserve"> SEQ ábra \* ARABIC </w:instrText>
-      </w:r>
-      <w:r>
-        <w:fldChar w:fldCharType="separate"/>
-      </w:r>
-      <w:bookmarkStart w:id="42" w:name="_Toc226046279"/>
-      <w:r>
-        <w:rPr>
-          <w:noProof/>
-        </w:rPr>
-        <w:t>12</w:t>
-      </w:r>
-      <w:r>
-        <w:rPr>
-          <w:noProof/>
-        </w:rPr>
-        <w:fldChar w:fldCharType="end"/>
-      </w:r>
+      <w:fldSimple w:instr=" SEQ ábra \* ARABIC ">
+        <w:bookmarkStart w:id="49" w:name="_Toc226202961"/>
+        <w:r>
+          <w:rPr>
+            <w:noProof/>
+          </w:rPr>
+          <w:t>15</w:t>
+        </w:r>
+      </w:fldSimple>
       <w:r>
         <w:t>. ábra Regisztr</w:t>
       </w:r>
@@ -12007,13 +12791,13 @@
         </w:rPr>
         <w:t>iós folyamat</w:t>
       </w:r>
-      <w:bookmarkEnd w:id="42"/>
+      <w:bookmarkEnd w:id="49"/>
     </w:p>
     <w:p>
       <w:pPr>
         <w:pStyle w:val="Cmsor3"/>
       </w:pPr>
-      <w:bookmarkStart w:id="43" w:name="_Toc226056138"/>
+      <w:bookmarkStart w:id="50" w:name="_Toc226205763"/>
       <w:r>
         <w:t>2.4.</w:t>
       </w:r>
@@ -12026,7 +12810,7 @@
       <w:r>
         <w:t xml:space="preserve"> Vak index létrehozása</w:t>
       </w:r>
-      <w:bookmarkEnd w:id="43"/>
+      <w:bookmarkEnd w:id="50"/>
     </w:p>
     <w:p>
       <w:pPr>
@@ -12095,7 +12879,7 @@
                     <pic:cNvPicPr/>
                   </pic:nvPicPr>
                   <pic:blipFill>
-                    <a:blip r:embed="rId50"/>
+                    <a:blip r:embed="rId54"/>
                     <a:stretch>
                       <a:fillRect/>
                     </a:stretch>
@@ -12120,28 +12904,15 @@
       <w:pPr>
         <w:pStyle w:val="Kpalrs"/>
       </w:pPr>
-      <w:r>
-        <w:fldChar w:fldCharType="begin"/>
-      </w:r>
-      <w:r>
-        <w:instrText xml:space="preserve"> SEQ ábra \* ARABIC </w:instrText>
-      </w:r>
-      <w:r>
-        <w:fldChar w:fldCharType="separate"/>
-      </w:r>
-      <w:bookmarkStart w:id="44" w:name="_Toc226046280"/>
-      <w:r>
-        <w:rPr>
-          <w:noProof/>
-        </w:rPr>
-        <w:t>13</w:t>
-      </w:r>
-      <w:r>
-        <w:rPr>
-          <w:noProof/>
-        </w:rPr>
-        <w:fldChar w:fldCharType="end"/>
-      </w:r>
+      <w:fldSimple w:instr=" SEQ ábra \* ARABIC ">
+        <w:bookmarkStart w:id="51" w:name="_Toc226202962"/>
+        <w:r>
+          <w:rPr>
+            <w:noProof/>
+          </w:rPr>
+          <w:t>16</w:t>
+        </w:r>
+      </w:fldSimple>
       <w:r>
         <w:t xml:space="preserve">. ábra </w:t>
       </w:r>
@@ -12151,7 +12922,7 @@
       <w:r>
         <w:t xml:space="preserve"> index kódrészlet</w:t>
       </w:r>
-      <w:bookmarkEnd w:id="44"/>
+      <w:bookmarkEnd w:id="51"/>
     </w:p>
     <w:p>
       <w:pPr>
@@ -12162,7 +12933,7 @@
           <w:lang w:eastAsia="hu-HU"/>
         </w:rPr>
       </w:pPr>
-      <w:bookmarkStart w:id="45" w:name="_Toc226056139"/>
+      <w:bookmarkStart w:id="52" w:name="_Toc226205764"/>
       <w:r>
         <w:rPr>
           <w:rFonts w:eastAsiaTheme="minorEastAsia"/>
@@ -12188,7 +12959,17 @@
         </w:rPr>
         <w:t xml:space="preserve"> Token hitelesítési folyamat</w:t>
       </w:r>
-      <w:bookmarkEnd w:id="45"/>
+      <w:bookmarkEnd w:id="52"/>
+    </w:p>
+    <w:p>
+      <w:pPr>
+        <w:spacing w:line="360" w:lineRule="auto"/>
+        <w:ind w:firstLine="567"/>
+        <w:jc w:val="both"/>
+      </w:pPr>
+      <w:r>
+        <w:t xml:space="preserve">Az szerver két hitelesítési tokent használ a felhasználó hitelesítésének kezelésére. Az elérési token egy rövidebb érvényességű token, amiben a felhasználó adatai találhatóak, a frissítési token egy hossza érvényességi idejű token, ami verzióval rendelkezik. A frissítési token verziójával érvényteleníthetőek régebbi tokenek, így a felhasználó frissítési tokenje illetéktelenek kezébe kerülne, a felhasználó kijelentkezéssel érvénytelenítheti azt. Az elérési token frissítési szerver oldalon történik, így nincs szükség a kliens oldalon kétszer küldeni kéréseket. </w:t>
+      </w:r>
     </w:p>
     <w:p>
       <w:pPr>
@@ -12218,7 +12999,7 @@
                     </pic:cNvPicPr>
                   </pic:nvPicPr>
                   <pic:blipFill>
-                    <a:blip r:embed="rId51">
+                    <a:blip r:embed="rId55">
                       <a:extLst>
                         <a:ext uri="{28A0092B-C50C-407E-A947-70E740481C1C}">
                           <a14:useLocalDpi xmlns:a14="http://schemas.microsoft.com/office/drawing/2010/main" val="0"/>
@@ -12279,13 +13060,13 @@
         </w:rPr>
         <w:fldChar w:fldCharType="separate"/>
       </w:r>
-      <w:bookmarkStart w:id="46" w:name="_Toc226046281"/>
-      <w:r>
-        <w:rPr>
-          <w:noProof/>
-          <w:lang w:eastAsia="hu-HU"/>
-        </w:rPr>
-        <w:t>14</w:t>
+      <w:bookmarkStart w:id="53" w:name="_Toc226202963"/>
+      <w:r>
+        <w:rPr>
+          <w:noProof/>
+          <w:lang w:eastAsia="hu-HU"/>
+        </w:rPr>
+        <w:t>17</w:t>
       </w:r>
       <w:r>
         <w:rPr>
@@ -12303,7 +13084,7 @@
         </w:rPr>
         <w:t xml:space="preserve"> hitelesítési folyamat</w:t>
       </w:r>
-      <w:bookmarkEnd w:id="46"/>
+      <w:bookmarkEnd w:id="53"/>
     </w:p>
     <w:p>
       <w:pPr>
@@ -12313,7 +13094,7 @@
           <w:lang w:eastAsia="hu-HU"/>
         </w:rPr>
       </w:pPr>
-      <w:bookmarkStart w:id="47" w:name="_Toc226056140"/>
+      <w:bookmarkStart w:id="54" w:name="_Toc226205765"/>
       <w:r>
         <w:rPr>
           <w:rFonts w:eastAsiaTheme="minorEastAsia"/>
@@ -12339,7 +13120,7 @@
         </w:rPr>
         <w:t xml:space="preserve"> Új hang feltöltése</w:t>
       </w:r>
-      <w:bookmarkEnd w:id="47"/>
+      <w:bookmarkEnd w:id="54"/>
     </w:p>
     <w:p>
       <w:pPr>
@@ -12368,7 +13149,7 @@
                     </pic:cNvPicPr>
                   </pic:nvPicPr>
                   <pic:blipFill>
-                    <a:blip r:embed="rId52">
+                    <a:blip r:embed="rId56">
                       <a:extLst>
                         <a:ext uri="{28A0092B-C50C-407E-A947-70E740481C1C}">
                           <a14:useLocalDpi xmlns:a14="http://schemas.microsoft.com/office/drawing/2010/main" val="0"/>
@@ -12425,13 +13206,13 @@
         </w:rPr>
         <w:fldChar w:fldCharType="separate"/>
       </w:r>
-      <w:bookmarkStart w:id="48" w:name="_Toc226046282"/>
-      <w:r>
-        <w:rPr>
-          <w:noProof/>
-          <w:lang w:eastAsia="hu-HU"/>
-        </w:rPr>
-        <w:t>15</w:t>
+      <w:bookmarkStart w:id="55" w:name="_Toc226202964"/>
+      <w:r>
+        <w:rPr>
+          <w:noProof/>
+          <w:lang w:eastAsia="hu-HU"/>
+        </w:rPr>
+        <w:t>18</w:t>
       </w:r>
       <w:r>
         <w:rPr>
@@ -12443,7 +13224,7 @@
       <w:r>
         <w:t>. ábra Feltöltési Folyamat</w:t>
       </w:r>
-      <w:bookmarkEnd w:id="48"/>
+      <w:bookmarkEnd w:id="55"/>
     </w:p>
     <w:p>
       <w:pPr>
@@ -12527,7 +13308,7 @@
         </w:rPr>
         <w:br w:type="page"/>
       </w:r>
-      <w:bookmarkStart w:id="49" w:name="_Toc226056141"/>
+      <w:bookmarkStart w:id="56" w:name="_Toc226205766"/>
       <w:r>
         <w:rPr>
           <w:noProof/>
@@ -12550,7 +13331,7 @@
         </w:rPr>
         <w:t xml:space="preserve"> Archívum feltöltése</w:t>
       </w:r>
-      <w:bookmarkEnd w:id="49"/>
+      <w:bookmarkEnd w:id="56"/>
     </w:p>
     <w:p>
       <w:pPr>
@@ -12633,7 +13414,7 @@
                     <pic:cNvPicPr/>
                   </pic:nvPicPr>
                   <pic:blipFill>
-                    <a:blip r:embed="rId53"/>
+                    <a:blip r:embed="rId23"/>
                     <a:stretch>
                       <a:fillRect/>
                     </a:stretch>
@@ -12679,13 +13460,13 @@
         </w:rPr>
         <w:fldChar w:fldCharType="separate"/>
       </w:r>
-      <w:bookmarkStart w:id="50" w:name="_Toc226046283"/>
-      <w:r>
-        <w:rPr>
-          <w:noProof/>
-          <w:lang w:eastAsia="hu-HU"/>
-        </w:rPr>
-        <w:t>16</w:t>
+      <w:bookmarkStart w:id="57" w:name="_Toc226202965"/>
+      <w:r>
+        <w:rPr>
+          <w:noProof/>
+          <w:lang w:eastAsia="hu-HU"/>
+        </w:rPr>
+        <w:t>19</w:t>
       </w:r>
       <w:r>
         <w:rPr>
@@ -12696,7 +13477,7 @@
       <w:r>
         <w:t>. ábra Metadata.json felépítése</w:t>
       </w:r>
-      <w:bookmarkEnd w:id="50"/>
+      <w:bookmarkEnd w:id="57"/>
     </w:p>
     <w:p>
       <w:pPr>
@@ -12713,7 +13494,7 @@
         </w:rPr>
         <w:br w:type="page"/>
       </w:r>
-      <w:bookmarkStart w:id="51" w:name="_Toc226056142"/>
+      <w:bookmarkStart w:id="58" w:name="_Toc226205767"/>
       <w:r>
         <w:rPr>
           <w:noProof/>
@@ -12736,7 +13517,7 @@
         </w:rPr>
         <w:t xml:space="preserve"> Tesztelési dokumentáció</w:t>
       </w:r>
-      <w:bookmarkEnd w:id="51"/>
+      <w:bookmarkEnd w:id="58"/>
     </w:p>
     <w:p>
       <w:pPr>
@@ -12746,7 +13527,7 @@
           <w:lang w:eastAsia="hu-HU"/>
         </w:rPr>
       </w:pPr>
-      <w:bookmarkStart w:id="52" w:name="_Toc226056143"/>
+      <w:bookmarkStart w:id="59" w:name="_Toc226205768"/>
       <w:r>
         <w:rPr>
           <w:noProof/>
@@ -12768,7 +13549,7 @@
         </w:rPr>
         <w:t xml:space="preserve"> Védett végpont elérése</w:t>
       </w:r>
-      <w:bookmarkEnd w:id="52"/>
+      <w:bookmarkEnd w:id="59"/>
     </w:p>
     <w:p>
       <w:pPr>
@@ -12830,7 +13611,7 @@
                     <pic:cNvPicPr/>
                   </pic:nvPicPr>
                   <pic:blipFill>
-                    <a:blip r:embed="rId54"/>
+                    <a:blip r:embed="rId57"/>
                     <a:stretch>
                       <a:fillRect/>
                     </a:stretch>
@@ -12855,32 +13636,19 @@
       <w:pPr>
         <w:pStyle w:val="Kpalrs"/>
       </w:pPr>
-      <w:r>
-        <w:fldChar w:fldCharType="begin"/>
-      </w:r>
-      <w:r>
-        <w:instrText xml:space="preserve"> SEQ ábra \* ARABIC </w:instrText>
-      </w:r>
-      <w:r>
-        <w:fldChar w:fldCharType="separate"/>
-      </w:r>
-      <w:bookmarkStart w:id="53" w:name="_Toc226046284"/>
-      <w:r>
-        <w:rPr>
-          <w:noProof/>
-        </w:rPr>
-        <w:t>17</w:t>
-      </w:r>
-      <w:r>
-        <w:rPr>
-          <w:noProof/>
-        </w:rPr>
-        <w:fldChar w:fldCharType="end"/>
-      </w:r>
+      <w:fldSimple w:instr=" SEQ ábra \* ARABIC ">
+        <w:bookmarkStart w:id="60" w:name="_Toc226202966"/>
+        <w:r>
+          <w:rPr>
+            <w:noProof/>
+          </w:rPr>
+          <w:t>20</w:t>
+        </w:r>
+      </w:fldSimple>
       <w:r>
         <w:t>. ábra Normál teszteset – Postman</w:t>
       </w:r>
-      <w:bookmarkEnd w:id="53"/>
+      <w:bookmarkEnd w:id="60"/>
     </w:p>
     <w:p>
       <w:pPr>
@@ -12964,7 +13732,7 @@
                     <pic:cNvPicPr/>
                   </pic:nvPicPr>
                   <pic:blipFill>
-                    <a:blip r:embed="rId55"/>
+                    <a:blip r:embed="rId58"/>
                     <a:stretch>
                       <a:fillRect/>
                     </a:stretch>
@@ -12989,35 +13757,22 @@
       <w:pPr>
         <w:pStyle w:val="Kpalrs"/>
       </w:pPr>
-      <w:r>
-        <w:fldChar w:fldCharType="begin"/>
-      </w:r>
-      <w:r>
-        <w:instrText xml:space="preserve"> SEQ ábra \* ARABIC </w:instrText>
-      </w:r>
-      <w:r>
-        <w:fldChar w:fldCharType="separate"/>
-      </w:r>
-      <w:bookmarkStart w:id="54" w:name="_Toc226046285"/>
-      <w:r>
-        <w:rPr>
-          <w:noProof/>
-        </w:rPr>
-        <w:t>18</w:t>
-      </w:r>
-      <w:r>
-        <w:rPr>
-          <w:noProof/>
-        </w:rPr>
-        <w:fldChar w:fldCharType="end"/>
-      </w:r>
+      <w:fldSimple w:instr=" SEQ ábra \* ARABIC ">
+        <w:bookmarkStart w:id="61" w:name="_Toc226202967"/>
+        <w:r>
+          <w:rPr>
+            <w:noProof/>
+          </w:rPr>
+          <w:t>21</w:t>
+        </w:r>
+      </w:fldSimple>
       <w:r>
         <w:t>. ábra Teszteset: Token hiánya</w:t>
       </w:r>
       <w:r>
         <w:t xml:space="preserve"> - Postman</w:t>
       </w:r>
-      <w:bookmarkEnd w:id="54"/>
+      <w:bookmarkEnd w:id="61"/>
     </w:p>
     <w:p>
       <w:r>
@@ -13101,7 +13856,7 @@
                     <pic:cNvPicPr/>
                   </pic:nvPicPr>
                   <pic:blipFill>
-                    <a:blip r:embed="rId56"/>
+                    <a:blip r:embed="rId59"/>
                     <a:stretch>
                       <a:fillRect/>
                     </a:stretch>
@@ -13129,28 +13884,15 @@
           <w:noProof/>
         </w:rPr>
       </w:pPr>
-      <w:r>
-        <w:fldChar w:fldCharType="begin"/>
-      </w:r>
-      <w:r>
-        <w:instrText xml:space="preserve"> SEQ ábra \* ARABIC </w:instrText>
-      </w:r>
-      <w:r>
-        <w:fldChar w:fldCharType="separate"/>
-      </w:r>
-      <w:bookmarkStart w:id="55" w:name="_Toc226046286"/>
-      <w:r>
-        <w:rPr>
-          <w:noProof/>
-        </w:rPr>
-        <w:t>19</w:t>
-      </w:r>
-      <w:r>
-        <w:rPr>
-          <w:noProof/>
-        </w:rPr>
-        <w:fldChar w:fldCharType="end"/>
-      </w:r>
+      <w:fldSimple w:instr=" SEQ ábra \* ARABIC ">
+        <w:bookmarkStart w:id="62" w:name="_Toc226202968"/>
+        <w:r>
+          <w:rPr>
+            <w:noProof/>
+          </w:rPr>
+          <w:t>22</w:t>
+        </w:r>
+      </w:fldSimple>
       <w:r>
         <w:t>. ábra Hibás frissí</w:t>
       </w:r>
@@ -13172,7 +13914,7 @@
         </w:rPr>
         <w:t xml:space="preserve"> Postman</w:t>
       </w:r>
-      <w:bookmarkEnd w:id="55"/>
+      <w:bookmarkEnd w:id="62"/>
     </w:p>
     <w:p>
       <w:pPr>
@@ -13182,7 +13924,7 @@
           <w:lang w:eastAsia="hu-HU"/>
         </w:rPr>
       </w:pPr>
-      <w:bookmarkStart w:id="56" w:name="_Toc226056144"/>
+      <w:bookmarkStart w:id="63" w:name="_Toc226205769"/>
       <w:r>
         <w:rPr>
           <w:noProof/>
@@ -13204,7 +13946,7 @@
         </w:rPr>
         <w:t xml:space="preserve"> Bejelentkezés</w:t>
       </w:r>
-      <w:bookmarkEnd w:id="56"/>
+      <w:bookmarkEnd w:id="63"/>
     </w:p>
     <w:p>
       <w:pPr>
@@ -13315,7 +14057,7 @@
                     <pic:cNvPicPr/>
                   </pic:nvPicPr>
                   <pic:blipFill>
-                    <a:blip r:embed="rId57"/>
+                    <a:blip r:embed="rId60"/>
                     <a:stretch>
                       <a:fillRect/>
                     </a:stretch>
@@ -13340,32 +14082,19 @@
       <w:pPr>
         <w:pStyle w:val="Kpalrs"/>
       </w:pPr>
-      <w:r>
-        <w:fldChar w:fldCharType="begin"/>
-      </w:r>
-      <w:r>
-        <w:instrText xml:space="preserve"> SEQ ábra \* ARABIC </w:instrText>
-      </w:r>
-      <w:r>
-        <w:fldChar w:fldCharType="separate"/>
-      </w:r>
-      <w:bookmarkStart w:id="57" w:name="_Toc226046287"/>
-      <w:r>
-        <w:rPr>
-          <w:noProof/>
-        </w:rPr>
-        <w:t>20</w:t>
-      </w:r>
-      <w:r>
-        <w:rPr>
-          <w:noProof/>
-        </w:rPr>
-        <w:fldChar w:fldCharType="end"/>
-      </w:r>
+      <w:fldSimple w:instr=" SEQ ábra \* ARABIC ">
+        <w:bookmarkStart w:id="64" w:name="_Toc226202969"/>
+        <w:r>
+          <w:rPr>
+            <w:noProof/>
+          </w:rPr>
+          <w:t>23</w:t>
+        </w:r>
+      </w:fldSimple>
       <w:r>
         <w:t>. ábra Bejelentkezés - Normál teszteset - Postman</w:t>
       </w:r>
-      <w:bookmarkEnd w:id="57"/>
+      <w:bookmarkEnd w:id="64"/>
     </w:p>
     <w:p>
       <w:pPr>
@@ -13471,7 +14200,7 @@
                     <pic:cNvPicPr/>
                   </pic:nvPicPr>
                   <pic:blipFill>
-                    <a:blip r:embed="rId58"/>
+                    <a:blip r:embed="rId61"/>
                     <a:stretch>
                       <a:fillRect/>
                     </a:stretch>
@@ -13521,13 +14250,13 @@
         </w:rPr>
         <w:fldChar w:fldCharType="separate"/>
       </w:r>
-      <w:bookmarkStart w:id="58" w:name="_Toc226046288"/>
-      <w:r>
-        <w:rPr>
-          <w:noProof/>
-          <w:lang w:eastAsia="hu-HU"/>
-        </w:rPr>
-        <w:t>21</w:t>
+      <w:bookmarkStart w:id="65" w:name="_Toc226202970"/>
+      <w:r>
+        <w:rPr>
+          <w:noProof/>
+          <w:lang w:eastAsia="hu-HU"/>
+        </w:rPr>
+        <w:t>24</w:t>
       </w:r>
       <w:r>
         <w:rPr>
@@ -13539,7 +14268,7 @@
       <w:r>
         <w:t>. ábra Bejelentkezés - hiányzó mezők - Postman</w:t>
       </w:r>
-      <w:bookmarkEnd w:id="58"/>
+      <w:bookmarkEnd w:id="65"/>
     </w:p>
     <w:p>
       <w:pPr>
@@ -13673,7 +14402,7 @@
                     <pic:cNvPicPr/>
                   </pic:nvPicPr>
                   <pic:blipFill>
-                    <a:blip r:embed="rId59"/>
+                    <a:blip r:embed="rId62"/>
                     <a:stretch>
                       <a:fillRect/>
                     </a:stretch>
@@ -13723,13 +14452,13 @@
         </w:rPr>
         <w:fldChar w:fldCharType="separate"/>
       </w:r>
-      <w:bookmarkStart w:id="59" w:name="_Toc226046289"/>
-      <w:r>
-        <w:rPr>
-          <w:noProof/>
-          <w:lang w:eastAsia="hu-HU"/>
-        </w:rPr>
-        <w:t>22</w:t>
+      <w:bookmarkStart w:id="66" w:name="_Toc226202971"/>
+      <w:r>
+        <w:rPr>
+          <w:noProof/>
+          <w:lang w:eastAsia="hu-HU"/>
+        </w:rPr>
+        <w:t>25</w:t>
       </w:r>
       <w:r>
         <w:rPr>
@@ -13741,7 +14470,7 @@
       <w:r>
         <w:t>. ábra Bejelentkezés - helytelen hitelesítési adatok - Postman</w:t>
       </w:r>
-      <w:bookmarkEnd w:id="59"/>
+      <w:bookmarkEnd w:id="66"/>
     </w:p>
     <w:p>
       <w:pPr>
@@ -13791,53 +14520,26 @@
     </w:p>
     <w:p>
       <w:pPr>
-        <w:rPr>
-          <w:noProof/>
-          <w:lang w:eastAsia="hu-HU"/>
-        </w:rPr>
-      </w:pPr>
-      <w:r>
-        <w:rPr>
-          <w:noProof/>
-          <w:lang w:eastAsia="hu-HU"/>
-        </w:rPr>
+        <w:spacing w:line="360" w:lineRule="auto"/>
+        <w:ind w:firstLine="567"/>
+        <w:jc w:val="both"/>
+      </w:pPr>
+      <w:r>
         <w:t xml:space="preserve">A felhasználó olyan fiókkal próbált bejelentkezni, ami </w:t>
       </w:r>
       <w:r>
-        <w:rPr>
-          <w:noProof/>
-          <w:lang w:eastAsia="hu-HU"/>
-        </w:rPr>
         <w:t xml:space="preserve">egy nem megerősített email címhez tartozik. A szerver </w:t>
       </w:r>
       <w:r>
-        <w:rPr>
-          <w:b/>
-          <w:bCs/>
-          <w:noProof/>
-          <w:lang w:eastAsia="hu-HU"/>
-        </w:rPr>
         <w:t>403</w:t>
       </w:r>
       <w:r>
-        <w:rPr>
-          <w:noProof/>
-          <w:lang w:eastAsia="hu-HU"/>
-        </w:rPr>
         <w:t xml:space="preserve">-as státuszkóddal, valamint „ACCOUNT_NOT_VERIFIED” – </w:t>
       </w:r>
       <w:r>
-        <w:rPr>
-          <w:noProof/>
-          <w:lang w:eastAsia="hu-HU"/>
-        </w:rPr>
         <w:t>f</w:t>
       </w:r>
       <w:r>
-        <w:rPr>
-          <w:noProof/>
-          <w:lang w:eastAsia="hu-HU"/>
-        </w:rPr>
         <w:t>iók nincs hitelesítve – üzenettel tért vissza.</w:t>
       </w:r>
     </w:p>
@@ -13868,7 +14570,7 @@
                     <pic:cNvPicPr/>
                   </pic:nvPicPr>
                   <pic:blipFill>
-                    <a:blip r:embed="rId60"/>
+                    <a:blip r:embed="rId63"/>
                     <a:stretch>
                       <a:fillRect/>
                     </a:stretch>
@@ -13893,32 +14595,19 @@
       <w:pPr>
         <w:pStyle w:val="Kpalrs"/>
       </w:pPr>
-      <w:r>
-        <w:fldChar w:fldCharType="begin"/>
-      </w:r>
-      <w:r>
-        <w:instrText xml:space="preserve"> SEQ ábra \* ARABIC </w:instrText>
-      </w:r>
-      <w:r>
-        <w:fldChar w:fldCharType="separate"/>
-      </w:r>
-      <w:bookmarkStart w:id="60" w:name="_Toc226046290"/>
-      <w:r>
-        <w:rPr>
-          <w:noProof/>
-        </w:rPr>
-        <w:t>23</w:t>
-      </w:r>
-      <w:r>
-        <w:rPr>
-          <w:noProof/>
-        </w:rPr>
-        <w:fldChar w:fldCharType="end"/>
-      </w:r>
+      <w:fldSimple w:instr=" SEQ ábra \* ARABIC ">
+        <w:bookmarkStart w:id="67" w:name="_Toc226202972"/>
+        <w:r>
+          <w:rPr>
+            <w:noProof/>
+          </w:rPr>
+          <w:t>26</w:t>
+        </w:r>
+      </w:fldSimple>
       <w:r>
         <w:t>. ábra Bejelentkezés - nem megerősített email cím - Postman</w:t>
       </w:r>
-      <w:bookmarkEnd w:id="60"/>
+      <w:bookmarkEnd w:id="67"/>
     </w:p>
     <w:p>
       <w:pPr>
@@ -13954,7 +14643,7 @@
           <w:lang w:eastAsia="hu-HU"/>
         </w:rPr>
       </w:pPr>
-      <w:bookmarkStart w:id="61" w:name="_Toc226056145"/>
+      <w:bookmarkStart w:id="68" w:name="_Toc226205770"/>
       <w:r>
         <w:rPr>
           <w:lang w:eastAsia="hu-HU"/>
@@ -13986,14 +14675,129 @@
         </w:rPr>
         <w:t xml:space="preserve"> lehetőségek</w:t>
       </w:r>
-      <w:bookmarkEnd w:id="61"/>
-    </w:p>
-    <w:p>
-      <w:pPr>
-        <w:rPr>
-          <w:lang w:eastAsia="hu-HU"/>
-        </w:rPr>
-      </w:pPr>
+      <w:bookmarkEnd w:id="68"/>
+    </w:p>
+    <w:p>
+      <w:pPr>
+        <w:pStyle w:val="Cmsor3"/>
+        <w:rPr>
+          <w:lang w:eastAsia="hu-HU"/>
+        </w:rPr>
+      </w:pPr>
+      <w:bookmarkStart w:id="69" w:name="_Toc226205771"/>
+      <w:r>
+        <w:rPr>
+          <w:lang w:eastAsia="hu-HU"/>
+        </w:rPr>
+        <w:t>2.6.1. Több típusú archívum támogatása feltöltésnél</w:t>
+      </w:r>
+      <w:bookmarkEnd w:id="69"/>
+    </w:p>
+    <w:p>
+      <w:pPr>
+        <w:spacing w:line="360" w:lineRule="auto"/>
+        <w:ind w:firstLine="567"/>
+        <w:jc w:val="both"/>
+      </w:pPr>
+      <w:r>
+        <w:t xml:space="preserve">Oldalunk jelenleg csak .zip formátumú archívumok feltöltésére alkalmas. A kényelmesebb feltöltés érdekében a </w:t>
+      </w:r>
+      <w:r>
+        <w:t>jövőben</w:t>
+      </w:r>
+      <w:r>
+        <w:t xml:space="preserve"> tervezzük több formátum támogatását is, mint </w:t>
+      </w:r>
+      <w:r>
+        <w:t>például</w:t>
+      </w:r>
+      <w:r>
+        <w:t xml:space="preserve"> a .rar vagy .7z.</w:t>
+      </w:r>
+    </w:p>
+    <w:p>
+      <w:pPr>
+        <w:pStyle w:val="Cmsor3"/>
+      </w:pPr>
+      <w:bookmarkStart w:id="70" w:name="_Toc226205772"/>
+      <w:r>
+        <w:t>2.6.2. Átfogóbb szerkesztési lehetőségek</w:t>
+      </w:r>
+      <w:bookmarkEnd w:id="70"/>
+    </w:p>
+    <w:p>
+      <w:pPr>
+        <w:spacing w:line="360" w:lineRule="auto"/>
+        <w:ind w:firstLine="567"/>
+        <w:jc w:val="both"/>
+      </w:pPr>
+      <w:r>
+        <w:t xml:space="preserve">Hangkezelő oldalunk pillanatnyilag csak hangok törlésére képes. Terveink szerint ez az oldal a jövőben hangok nevének és fájljainak módosítására is lesz lehetőség. </w:t>
+      </w:r>
+    </w:p>
+    <w:p>
+      <w:pPr>
+        <w:pStyle w:val="Cmsor3"/>
+      </w:pPr>
+      <w:bookmarkStart w:id="71" w:name="_Toc226205773"/>
+      <w:r>
+        <w:t>2.6.3. Ismert kisebb hibák kijavítása</w:t>
+      </w:r>
+      <w:bookmarkEnd w:id="71"/>
+    </w:p>
+    <w:p>
+      <w:pPr>
+        <w:spacing w:line="360" w:lineRule="auto"/>
+        <w:ind w:firstLine="567"/>
+        <w:jc w:val="both"/>
+      </w:pPr>
+      <w:r>
+        <w:t>Az oldal</w:t>
+      </w:r>
+      <w:r>
+        <w:t xml:space="preserve"> tartalmazhat olyan</w:t>
+      </w:r>
+      <w:r>
+        <w:t xml:space="preserve"> kisebb hibák</w:t>
+      </w:r>
+      <w:r>
+        <w:t>at</w:t>
+      </w:r>
+      <w:r>
+        <w:t xml:space="preserve">, amik </w:t>
+      </w:r>
+      <w:r>
+        <w:t xml:space="preserve">nem derültek ki </w:t>
+      </w:r>
+      <w:r>
+        <w:t>a tesztelési folyamat</w:t>
+      </w:r>
+      <w:r>
+        <w:t xml:space="preserve"> közben</w:t>
+      </w:r>
+      <w:r>
+        <w:t xml:space="preserve">. </w:t>
+      </w:r>
+    </w:p>
+    <w:p>
+      <w:pPr>
+        <w:pStyle w:val="Cmsor3"/>
+      </w:pPr>
+      <w:bookmarkStart w:id="72" w:name="_Toc226205774"/>
+      <w:r>
+        <w:t>2.6.4. Mobil alkalmazás</w:t>
+      </w:r>
+      <w:bookmarkEnd w:id="72"/>
+    </w:p>
+    <w:p>
+      <w:pPr>
+        <w:spacing w:line="360" w:lineRule="auto"/>
+        <w:ind w:firstLine="567"/>
+        <w:jc w:val="both"/>
+      </w:pPr>
+      <w:r>
+        <w:t>Szolgáltatásunk kényelmesebb telefonon, illetve tableten történő használatához szeretnénk egy natív mobilos alkalmazás lefejlesztését teljesíteni. Egy önálló alkalmazás segítene az optimálisabb futásban és támogatásban, valamint megadná a lehetőséget az alkalmazás offline módban történő használatára.</w:t>
+      </w:r>
     </w:p>
     <w:p>
       <w:pPr>
@@ -14021,7 +14825,7 @@
           <w:lang w:eastAsia="hu-HU"/>
         </w:rPr>
       </w:pPr>
-      <w:bookmarkStart w:id="62" w:name="_Toc226056146"/>
+      <w:bookmarkStart w:id="73" w:name="_Toc226205775"/>
       <w:r>
         <w:rPr>
           <w:rFonts w:eastAsiaTheme="minorEastAsia"/>
@@ -14031,7 +14835,7 @@
         <w:lastRenderedPageBreak/>
         <w:t>Ábrajegyzék</w:t>
       </w:r>
-      <w:bookmarkEnd w:id="62"/>
+      <w:bookmarkEnd w:id="73"/>
     </w:p>
     <w:p>
       <w:pPr>
@@ -14073,7 +14877,7 @@
         </w:rPr>
         <w:fldChar w:fldCharType="separate"/>
       </w:r>
-      <w:hyperlink w:anchor="_Toc226046271" w:history="1">
+      <w:hyperlink w:anchor="_Toc226202947" w:history="1">
         <w:r>
           <w:rPr>
             <w:rStyle w:val="Hiperhivatkozs"/>
@@ -14100,7 +14904,7 @@
             <w:noProof/>
             <w:webHidden/>
           </w:rPr>
-          <w:instrText xml:space="preserve"> PAGEREF _Toc226046271 \h </w:instrText>
+          <w:instrText xml:space="preserve"> PAGEREF _Toc226202947 \h </w:instrText>
         </w:r>
         <w:r>
           <w:rPr>
@@ -14144,7 +14948,7 @@
           <w:lang w:eastAsia="hu-HU"/>
         </w:rPr>
       </w:pPr>
-      <w:hyperlink w:anchor="_Toc226046272" w:history="1">
+      <w:hyperlink w:anchor="_Toc226202948" w:history="1">
         <w:r>
           <w:rPr>
             <w:rStyle w:val="Hiperhivatkozs"/>
@@ -14171,7 +14975,7 @@
             <w:noProof/>
             <w:webHidden/>
           </w:rPr>
-          <w:instrText xml:space="preserve"> PAGEREF _Toc226046272 \h </w:instrText>
+          <w:instrText xml:space="preserve"> PAGEREF _Toc226202948 \h </w:instrText>
         </w:r>
         <w:r>
           <w:rPr>
@@ -14215,7 +15019,7 @@
           <w:lang w:eastAsia="hu-HU"/>
         </w:rPr>
       </w:pPr>
-      <w:hyperlink w:anchor="_Toc226046273" w:history="1">
+      <w:hyperlink w:anchor="_Toc226202949" w:history="1">
         <w:r>
           <w:rPr>
             <w:rStyle w:val="Hiperhivatkozs"/>
@@ -14242,7 +15046,7 @@
             <w:noProof/>
             <w:webHidden/>
           </w:rPr>
-          <w:instrText xml:space="preserve"> PAGEREF _Toc226046273 \h </w:instrText>
+          <w:instrText xml:space="preserve"> PAGEREF _Toc226202949 \h </w:instrText>
         </w:r>
         <w:r>
           <w:rPr>
@@ -14286,7 +15090,7 @@
           <w:lang w:eastAsia="hu-HU"/>
         </w:rPr>
       </w:pPr>
-      <w:hyperlink w:anchor="_Toc226046274" w:history="1">
+      <w:hyperlink w:anchor="_Toc226202950" w:history="1">
         <w:r>
           <w:rPr>
             <w:rStyle w:val="Hiperhivatkozs"/>
@@ -14313,7 +15117,7 @@
             <w:noProof/>
             <w:webHidden/>
           </w:rPr>
-          <w:instrText xml:space="preserve"> PAGEREF _Toc226046274 \h </w:instrText>
+          <w:instrText xml:space="preserve"> PAGEREF _Toc226202950 \h </w:instrText>
         </w:r>
         <w:r>
           <w:rPr>
@@ -14333,7 +15137,7 @@
             <w:noProof/>
             <w:webHidden/>
           </w:rPr>
-          <w:t>10</w:t>
+          <w:t>11</w:t>
         </w:r>
         <w:r>
           <w:rPr>
@@ -14357,7 +15161,7 @@
           <w:lang w:eastAsia="hu-HU"/>
         </w:rPr>
       </w:pPr>
-      <w:hyperlink w:anchor="_Toc226046275" w:history="1">
+      <w:hyperlink w:anchor="_Toc226202951" w:history="1">
         <w:r>
           <w:rPr>
             <w:rStyle w:val="Hiperhivatkozs"/>
@@ -14384,7 +15188,7 @@
             <w:noProof/>
             <w:webHidden/>
           </w:rPr>
-          <w:instrText xml:space="preserve"> PAGEREF _Toc226046275 \h </w:instrText>
+          <w:instrText xml:space="preserve"> PAGEREF _Toc226202951 \h </w:instrText>
         </w:r>
         <w:r>
           <w:rPr>
@@ -14428,13 +15232,13 @@
           <w:lang w:eastAsia="hu-HU"/>
         </w:rPr>
       </w:pPr>
-      <w:hyperlink w:anchor="_Toc226046276" w:history="1">
+      <w:hyperlink w:anchor="_Toc226202952" w:history="1">
         <w:r>
           <w:rPr>
             <w:rStyle w:val="Hiperhivatkozs"/>
             <w:noProof/>
           </w:rPr>
-          <w:t>6. ábra Email cím megerősítő email - Gmail</w:t>
+          <w:t>6. ábra Email cím megerősítő email – Gmail</w:t>
         </w:r>
         <w:r>
           <w:rPr>
@@ -14455,7 +15259,7 @@
             <w:noProof/>
             <w:webHidden/>
           </w:rPr>
-          <w:instrText xml:space="preserve"> PAGEREF _Toc226046276 \h </w:instrText>
+          <w:instrText xml:space="preserve"> PAGEREF _Toc226202952 \h </w:instrText>
         </w:r>
         <w:r>
           <w:rPr>
@@ -14475,7 +15279,7 @@
             <w:noProof/>
             <w:webHidden/>
           </w:rPr>
-          <w:t>11</w:t>
+          <w:t>12</w:t>
         </w:r>
         <w:r>
           <w:rPr>
@@ -14499,7 +15303,7 @@
           <w:lang w:eastAsia="hu-HU"/>
         </w:rPr>
       </w:pPr>
-      <w:hyperlink w:anchor="_Toc226046277" w:history="1">
+      <w:hyperlink w:anchor="_Toc226202953" w:history="1">
         <w:r>
           <w:rPr>
             <w:rStyle w:val="Hiperhivatkozs"/>
@@ -14526,7 +15330,7 @@
             <w:noProof/>
             <w:webHidden/>
           </w:rPr>
-          <w:instrText xml:space="preserve"> PAGEREF _Toc226046277 \h </w:instrText>
+          <w:instrText xml:space="preserve"> PAGEREF _Toc226202953 \h </w:instrText>
         </w:r>
         <w:r>
           <w:rPr>
@@ -14546,7 +15350,7 @@
             <w:noProof/>
             <w:webHidden/>
           </w:rPr>
-          <w:t>12</w:t>
+          <w:t>13</w:t>
         </w:r>
         <w:r>
           <w:rPr>
@@ -14570,21 +15374,13 @@
           <w:lang w:eastAsia="hu-HU"/>
         </w:rPr>
       </w:pPr>
-      <w:hyperlink w:anchor="_Toc226046278" w:history="1">
+      <w:hyperlink w:anchor="_Toc226202954" w:history="1">
         <w:r>
           <w:rPr>
             <w:rStyle w:val="Hiperhivatkozs"/>
             <w:noProof/>
-            <w:lang w:eastAsia="hu-HU"/>
-          </w:rPr>
-          <w:t>8</w:t>
-        </w:r>
-        <w:r>
-          <w:rPr>
-            <w:rStyle w:val="Hiperhivatkozs"/>
-            <w:noProof/>
-          </w:rPr>
-          <w:t>. ábra: Táblák közötti kapcsolat - DBeaver</w:t>
+          </w:rPr>
+          <w:t>8. ábra Profil oldal</w:t>
         </w:r>
         <w:r>
           <w:rPr>
@@ -14605,7 +15401,7 @@
             <w:noProof/>
             <w:webHidden/>
           </w:rPr>
-          <w:instrText xml:space="preserve"> PAGEREF _Toc226046278 \h </w:instrText>
+          <w:instrText xml:space="preserve"> PAGEREF _Toc226202954 \h </w:instrText>
         </w:r>
         <w:r>
           <w:rPr>
@@ -14625,7 +15421,7 @@
             <w:noProof/>
             <w:webHidden/>
           </w:rPr>
-          <w:t>26</w:t>
+          <w:t>14</w:t>
         </w:r>
         <w:r>
           <w:rPr>
@@ -14649,13 +15445,13 @@
           <w:lang w:eastAsia="hu-HU"/>
         </w:rPr>
       </w:pPr>
-      <w:hyperlink w:anchor="_Toc226046279" w:history="1">
+      <w:hyperlink w:anchor="_Toc226202955" w:history="1">
         <w:r>
           <w:rPr>
             <w:rStyle w:val="Hiperhivatkozs"/>
             <w:noProof/>
           </w:rPr>
-          <w:t>9. ábra Regisztrációs folyamat</w:t>
+          <w:t>9. ábra Jelszó visszaállítási email</w:t>
         </w:r>
         <w:r>
           <w:rPr>
@@ -14676,7 +15472,7 @@
             <w:noProof/>
             <w:webHidden/>
           </w:rPr>
-          <w:instrText xml:space="preserve"> PAGEREF _Toc226046279 \h </w:instrText>
+          <w:instrText xml:space="preserve"> PAGEREF _Toc226202955 \h </w:instrText>
         </w:r>
         <w:r>
           <w:rPr>
@@ -14696,7 +15492,7 @@
             <w:noProof/>
             <w:webHidden/>
           </w:rPr>
-          <w:t>29</w:t>
+          <w:t>14</w:t>
         </w:r>
         <w:r>
           <w:rPr>
@@ -14720,13 +15516,13 @@
           <w:lang w:eastAsia="hu-HU"/>
         </w:rPr>
       </w:pPr>
-      <w:hyperlink w:anchor="_Toc226046280" w:history="1">
+      <w:hyperlink w:anchor="_Toc226202956" w:history="1">
         <w:r>
           <w:rPr>
             <w:rStyle w:val="Hiperhivatkozs"/>
             <w:noProof/>
           </w:rPr>
-          <w:t>10. ábra Vak index kódrészlet</w:t>
+          <w:t>10. ábra Hang lejátszó oldal</w:t>
         </w:r>
         <w:r>
           <w:rPr>
@@ -14747,7 +15543,7 @@
             <w:noProof/>
             <w:webHidden/>
           </w:rPr>
-          <w:instrText xml:space="preserve"> PAGEREF _Toc226046280 \h </w:instrText>
+          <w:instrText xml:space="preserve"> PAGEREF _Toc226202956 \h </w:instrText>
         </w:r>
         <w:r>
           <w:rPr>
@@ -14767,7 +15563,7 @@
             <w:noProof/>
             <w:webHidden/>
           </w:rPr>
-          <w:t>29</w:t>
+          <w:t>16</w:t>
         </w:r>
         <w:r>
           <w:rPr>
@@ -14791,21 +15587,13 @@
           <w:lang w:eastAsia="hu-HU"/>
         </w:rPr>
       </w:pPr>
-      <w:hyperlink w:anchor="_Toc226046281" w:history="1">
+      <w:hyperlink w:anchor="_Toc226202957" w:history="1">
         <w:r>
           <w:rPr>
             <w:rStyle w:val="Hiperhivatkozs"/>
             <w:noProof/>
-            <w:lang w:eastAsia="hu-HU"/>
-          </w:rPr>
-          <w:t>11</w:t>
-        </w:r>
-        <w:r>
-          <w:rPr>
-            <w:rStyle w:val="Hiperhivatkozs"/>
-            <w:noProof/>
-          </w:rPr>
-          <w:t>. ábra Token hitelesítési folyamat</w:t>
+          </w:rPr>
+          <w:t>11. ábra Hang kezelő oldal</w:t>
         </w:r>
         <w:r>
           <w:rPr>
@@ -14826,7 +15614,7 @@
             <w:noProof/>
             <w:webHidden/>
           </w:rPr>
-          <w:instrText xml:space="preserve"> PAGEREF _Toc226046281 \h </w:instrText>
+          <w:instrText xml:space="preserve"> PAGEREF _Toc226202957 \h </w:instrText>
         </w:r>
         <w:r>
           <w:rPr>
@@ -14846,7 +15634,7 @@
             <w:noProof/>
             <w:webHidden/>
           </w:rPr>
-          <w:t>30</w:t>
+          <w:t>17</w:t>
         </w:r>
         <w:r>
           <w:rPr>
@@ -14870,21 +15658,13 @@
           <w:lang w:eastAsia="hu-HU"/>
         </w:rPr>
       </w:pPr>
-      <w:hyperlink w:anchor="_Toc226046282" w:history="1">
+      <w:hyperlink w:anchor="_Toc226202958" w:history="1">
         <w:r>
           <w:rPr>
             <w:rStyle w:val="Hiperhivatkozs"/>
             <w:noProof/>
-            <w:lang w:eastAsia="hu-HU"/>
-          </w:rPr>
-          <w:t>12</w:t>
-        </w:r>
-        <w:r>
-          <w:rPr>
-            <w:rStyle w:val="Hiperhivatkozs"/>
-            <w:noProof/>
-          </w:rPr>
-          <w:t>. ábra Feltöltési Folyamat</w:t>
+          </w:rPr>
+          <w:t>12. ábra Egy hang feltöltése és tömeges feltöltés</w:t>
         </w:r>
         <w:r>
           <w:rPr>
@@ -14905,7 +15685,7 @@
             <w:noProof/>
             <w:webHidden/>
           </w:rPr>
-          <w:instrText xml:space="preserve"> PAGEREF _Toc226046282 \h </w:instrText>
+          <w:instrText xml:space="preserve"> PAGEREF _Toc226202958 \h </w:instrText>
         </w:r>
         <w:r>
           <w:rPr>
@@ -14925,7 +15705,7 @@
             <w:noProof/>
             <w:webHidden/>
           </w:rPr>
-          <w:t>31</w:t>
+          <w:t>18</w:t>
         </w:r>
         <w:r>
           <w:rPr>
@@ -14949,21 +15729,13 @@
           <w:lang w:eastAsia="hu-HU"/>
         </w:rPr>
       </w:pPr>
-      <w:hyperlink w:anchor="_Toc226046283" w:history="1">
+      <w:hyperlink w:anchor="_Toc226202959" w:history="1">
         <w:r>
           <w:rPr>
             <w:rStyle w:val="Hiperhivatkozs"/>
             <w:noProof/>
-            <w:lang w:eastAsia="hu-HU"/>
-          </w:rPr>
-          <w:t>13</w:t>
-        </w:r>
-        <w:r>
-          <w:rPr>
-            <w:rStyle w:val="Hiperhivatkozs"/>
-            <w:noProof/>
-          </w:rPr>
-          <w:t>. ábra Metadata.json felépítése</w:t>
+          </w:rPr>
+          <w:t>13. ábra Metadata.json fájl</w:t>
         </w:r>
         <w:r>
           <w:rPr>
@@ -14984,7 +15756,7 @@
             <w:noProof/>
             <w:webHidden/>
           </w:rPr>
-          <w:instrText xml:space="preserve"> PAGEREF _Toc226046283 \h </w:instrText>
+          <w:instrText xml:space="preserve"> PAGEREF _Toc226202959 \h </w:instrText>
         </w:r>
         <w:r>
           <w:rPr>
@@ -15004,7 +15776,7 @@
             <w:noProof/>
             <w:webHidden/>
           </w:rPr>
-          <w:t>32</w:t>
+          <w:t>19</w:t>
         </w:r>
         <w:r>
           <w:rPr>
@@ -15028,13 +15800,21 @@
           <w:lang w:eastAsia="hu-HU"/>
         </w:rPr>
       </w:pPr>
-      <w:hyperlink w:anchor="_Toc226046284" w:history="1">
+      <w:hyperlink w:anchor="_Toc226202960" w:history="1">
         <w:r>
           <w:rPr>
             <w:rStyle w:val="Hiperhivatkozs"/>
             <w:noProof/>
-          </w:rPr>
-          <w:t>14. ábra Normál teszteset – Postman</w:t>
+            <w:lang w:eastAsia="hu-HU"/>
+          </w:rPr>
+          <w:t>14</w:t>
+        </w:r>
+        <w:r>
+          <w:rPr>
+            <w:rStyle w:val="Hiperhivatkozs"/>
+            <w:noProof/>
+          </w:rPr>
+          <w:t>. ábra: Táblák közötti kapcsolat - DBeaver</w:t>
         </w:r>
         <w:r>
           <w:rPr>
@@ -15055,7 +15835,7 @@
             <w:noProof/>
             <w:webHidden/>
           </w:rPr>
-          <w:instrText xml:space="preserve"> PAGEREF _Toc226046284 \h </w:instrText>
+          <w:instrText xml:space="preserve"> PAGEREF _Toc226202960 \h </w:instrText>
         </w:r>
         <w:r>
           <w:rPr>
@@ -15075,7 +15855,7 @@
             <w:noProof/>
             <w:webHidden/>
           </w:rPr>
-          <w:t>33</w:t>
+          <w:t>31</w:t>
         </w:r>
         <w:r>
           <w:rPr>
@@ -15099,13 +15879,13 @@
           <w:lang w:eastAsia="hu-HU"/>
         </w:rPr>
       </w:pPr>
-      <w:hyperlink w:anchor="_Toc226046285" w:history="1">
+      <w:hyperlink w:anchor="_Toc226202961" w:history="1">
         <w:r>
           <w:rPr>
             <w:rStyle w:val="Hiperhivatkozs"/>
             <w:noProof/>
           </w:rPr>
-          <w:t>15. ábra Teszteset: Token hiánya - Postman</w:t>
+          <w:t>15. ábra Regisztrációs folyamat</w:t>
         </w:r>
         <w:r>
           <w:rPr>
@@ -15126,7 +15906,7 @@
             <w:noProof/>
             <w:webHidden/>
           </w:rPr>
-          <w:instrText xml:space="preserve"> PAGEREF _Toc226046285 \h </w:instrText>
+          <w:instrText xml:space="preserve"> PAGEREF _Toc226202961 \h </w:instrText>
         </w:r>
         <w:r>
           <w:rPr>
@@ -15146,7 +15926,7 @@
             <w:noProof/>
             <w:webHidden/>
           </w:rPr>
-          <w:t>33</w:t>
+          <w:t>34</w:t>
         </w:r>
         <w:r>
           <w:rPr>
@@ -15170,13 +15950,13 @@
           <w:lang w:eastAsia="hu-HU"/>
         </w:rPr>
       </w:pPr>
-      <w:hyperlink w:anchor="_Toc226046286" w:history="1">
+      <w:hyperlink w:anchor="_Toc226202962" w:history="1">
         <w:r>
           <w:rPr>
             <w:rStyle w:val="Hiperhivatkozs"/>
             <w:noProof/>
           </w:rPr>
-          <w:t>16. ábra Hibás frissítési token – Postman</w:t>
+          <w:t>16. ábra Vak index kódrészlet</w:t>
         </w:r>
         <w:r>
           <w:rPr>
@@ -15197,7 +15977,7 @@
             <w:noProof/>
             <w:webHidden/>
           </w:rPr>
-          <w:instrText xml:space="preserve"> PAGEREF _Toc226046286 \h </w:instrText>
+          <w:instrText xml:space="preserve"> PAGEREF _Toc226202962 \h </w:instrText>
         </w:r>
         <w:r>
           <w:rPr>
@@ -15241,13 +16021,21 @@
           <w:lang w:eastAsia="hu-HU"/>
         </w:rPr>
       </w:pPr>
-      <w:hyperlink w:anchor="_Toc226046287" w:history="1">
+      <w:hyperlink w:anchor="_Toc226202963" w:history="1">
         <w:r>
           <w:rPr>
             <w:rStyle w:val="Hiperhivatkozs"/>
             <w:noProof/>
-          </w:rPr>
-          <w:t>17. ábra Bejelentkezés - Normál teszteset - Postman</w:t>
+            <w:lang w:eastAsia="hu-HU"/>
+          </w:rPr>
+          <w:t>17</w:t>
+        </w:r>
+        <w:r>
+          <w:rPr>
+            <w:rStyle w:val="Hiperhivatkozs"/>
+            <w:noProof/>
+          </w:rPr>
+          <w:t>. ábra Token hitelesítési folyamat</w:t>
         </w:r>
         <w:r>
           <w:rPr>
@@ -15268,7 +16056,7 @@
             <w:noProof/>
             <w:webHidden/>
           </w:rPr>
-          <w:instrText xml:space="preserve"> PAGEREF _Toc226046287 \h </w:instrText>
+          <w:instrText xml:space="preserve"> PAGEREF _Toc226202963 \h </w:instrText>
         </w:r>
         <w:r>
           <w:rPr>
@@ -15288,7 +16076,7 @@
             <w:noProof/>
             <w:webHidden/>
           </w:rPr>
-          <w:t>34</w:t>
+          <w:t>35</w:t>
         </w:r>
         <w:r>
           <w:rPr>
@@ -15312,7 +16100,7 @@
           <w:lang w:eastAsia="hu-HU"/>
         </w:rPr>
       </w:pPr>
-      <w:hyperlink w:anchor="_Toc226046288" w:history="1">
+      <w:hyperlink w:anchor="_Toc226202964" w:history="1">
         <w:r>
           <w:rPr>
             <w:rStyle w:val="Hiperhivatkozs"/>
@@ -15326,7 +16114,7 @@
             <w:rStyle w:val="Hiperhivatkozs"/>
             <w:noProof/>
           </w:rPr>
-          <w:t>. ábra Bejelentkezés - hiányzó mezők - Postman</w:t>
+          <w:t>. ábra Feltöltési Folyamat</w:t>
         </w:r>
         <w:r>
           <w:rPr>
@@ -15347,7 +16135,7 @@
             <w:noProof/>
             <w:webHidden/>
           </w:rPr>
-          <w:instrText xml:space="preserve"> PAGEREF _Toc226046288 \h </w:instrText>
+          <w:instrText xml:space="preserve"> PAGEREF _Toc226202964 \h </w:instrText>
         </w:r>
         <w:r>
           <w:rPr>
@@ -15367,7 +16155,7 @@
             <w:noProof/>
             <w:webHidden/>
           </w:rPr>
-          <w:t>35</w:t>
+          <w:t>36</w:t>
         </w:r>
         <w:r>
           <w:rPr>
@@ -15391,7 +16179,7 @@
           <w:lang w:eastAsia="hu-HU"/>
         </w:rPr>
       </w:pPr>
-      <w:hyperlink w:anchor="_Toc226046289" w:history="1">
+      <w:hyperlink w:anchor="_Toc226202965" w:history="1">
         <w:r>
           <w:rPr>
             <w:rStyle w:val="Hiperhivatkozs"/>
@@ -15405,7 +16193,7 @@
             <w:rStyle w:val="Hiperhivatkozs"/>
             <w:noProof/>
           </w:rPr>
-          <w:t>. ábra Bejelentkezés - helytelen hitelesítési adatok - Postman</w:t>
+          <w:t>. ábra Metadata.json felépítése</w:t>
         </w:r>
         <w:r>
           <w:rPr>
@@ -15426,7 +16214,7 @@
             <w:noProof/>
             <w:webHidden/>
           </w:rPr>
-          <w:instrText xml:space="preserve"> PAGEREF _Toc226046289 \h </w:instrText>
+          <w:instrText xml:space="preserve"> PAGEREF _Toc226202965 \h </w:instrText>
         </w:r>
         <w:r>
           <w:rPr>
@@ -15446,7 +16234,7 @@
             <w:noProof/>
             <w:webHidden/>
           </w:rPr>
-          <w:t>35</w:t>
+          <w:t>37</w:t>
         </w:r>
         <w:r>
           <w:rPr>
@@ -15470,13 +16258,13 @@
           <w:lang w:eastAsia="hu-HU"/>
         </w:rPr>
       </w:pPr>
-      <w:hyperlink w:anchor="_Toc226046290" w:history="1">
+      <w:hyperlink w:anchor="_Toc226202966" w:history="1">
         <w:r>
           <w:rPr>
             <w:rStyle w:val="Hiperhivatkozs"/>
             <w:noProof/>
           </w:rPr>
-          <w:t>20. ábra Bejelentkezés - nem megerősített email cím - Postman</w:t>
+          <w:t>20. ábra Normál teszteset – Postman</w:t>
         </w:r>
         <w:r>
           <w:rPr>
@@ -15497,7 +16285,7 @@
             <w:noProof/>
             <w:webHidden/>
           </w:rPr>
-          <w:instrText xml:space="preserve"> PAGEREF _Toc226046290 \h </w:instrText>
+          <w:instrText xml:space="preserve"> PAGEREF _Toc226202966 \h </w:instrText>
         </w:r>
         <w:r>
           <w:rPr>
@@ -15517,7 +16305,7 @@
             <w:noProof/>
             <w:webHidden/>
           </w:rPr>
-          <w:t>35</w:t>
+          <w:t>38</w:t>
         </w:r>
         <w:r>
           <w:rPr>
@@ -15541,18 +16329,460 @@
           <w:lang w:eastAsia="hu-HU"/>
         </w:rPr>
       </w:pPr>
-      <w:r>
+      <w:hyperlink w:anchor="_Toc226202967" w:history="1">
+        <w:r>
+          <w:rPr>
+            <w:rStyle w:val="Hiperhivatkozs"/>
+            <w:noProof/>
+          </w:rPr>
+          <w:t>21. ábra Teszteset: Token hiánya - Postman</w:t>
+        </w:r>
+        <w:r>
+          <w:rPr>
+            <w:noProof/>
+            <w:webHidden/>
+          </w:rPr>
+          <w:tab/>
+        </w:r>
+        <w:r>
+          <w:rPr>
+            <w:noProof/>
+            <w:webHidden/>
+          </w:rPr>
+          <w:fldChar w:fldCharType="begin"/>
+        </w:r>
+        <w:r>
+          <w:rPr>
+            <w:noProof/>
+            <w:webHidden/>
+          </w:rPr>
+          <w:instrText xml:space="preserve"> PAGEREF _Toc226202967 \h </w:instrText>
+        </w:r>
+        <w:r>
+          <w:rPr>
+            <w:noProof/>
+            <w:webHidden/>
+          </w:rPr>
+        </w:r>
+        <w:r>
+          <w:rPr>
+            <w:noProof/>
+            <w:webHidden/>
+          </w:rPr>
+          <w:fldChar w:fldCharType="separate"/>
+        </w:r>
+        <w:r>
+          <w:rPr>
+            <w:noProof/>
+            <w:webHidden/>
+          </w:rPr>
+          <w:t>38</w:t>
+        </w:r>
+        <w:r>
+          <w:rPr>
+            <w:noProof/>
+            <w:webHidden/>
+          </w:rPr>
+          <w:fldChar w:fldCharType="end"/>
+        </w:r>
+      </w:hyperlink>
+    </w:p>
+    <w:p>
+      <w:pPr>
+        <w:pStyle w:val="brajegyzk"/>
+        <w:tabs>
+          <w:tab w:val="right" w:leader="dot" w:pos="9060"/>
+        </w:tabs>
         <w:rPr>
           <w:rFonts w:asciiTheme="minorHAnsi" w:eastAsiaTheme="minorEastAsia" w:hAnsiTheme="minorHAnsi"/>
           <w:noProof/>
           <w:szCs w:val="24"/>
           <w:lang w:eastAsia="hu-HU"/>
         </w:rPr>
+      </w:pPr>
+      <w:hyperlink w:anchor="_Toc226202968" w:history="1">
+        <w:r>
+          <w:rPr>
+            <w:rStyle w:val="Hiperhivatkozs"/>
+            <w:noProof/>
+          </w:rPr>
+          <w:t>22. ábra Hibás frissítési token – Postman</w:t>
+        </w:r>
+        <w:r>
+          <w:rPr>
+            <w:noProof/>
+            <w:webHidden/>
+          </w:rPr>
+          <w:tab/>
+        </w:r>
+        <w:r>
+          <w:rPr>
+            <w:noProof/>
+            <w:webHidden/>
+          </w:rPr>
+          <w:fldChar w:fldCharType="begin"/>
+        </w:r>
+        <w:r>
+          <w:rPr>
+            <w:noProof/>
+            <w:webHidden/>
+          </w:rPr>
+          <w:instrText xml:space="preserve"> PAGEREF _Toc226202968 \h </w:instrText>
+        </w:r>
+        <w:r>
+          <w:rPr>
+            <w:noProof/>
+            <w:webHidden/>
+          </w:rPr>
+        </w:r>
+        <w:r>
+          <w:rPr>
+            <w:noProof/>
+            <w:webHidden/>
+          </w:rPr>
+          <w:fldChar w:fldCharType="separate"/>
+        </w:r>
+        <w:r>
+          <w:rPr>
+            <w:noProof/>
+            <w:webHidden/>
+          </w:rPr>
+          <w:t>39</w:t>
+        </w:r>
+        <w:r>
+          <w:rPr>
+            <w:noProof/>
+            <w:webHidden/>
+          </w:rPr>
+          <w:fldChar w:fldCharType="end"/>
+        </w:r>
+      </w:hyperlink>
+    </w:p>
+    <w:p>
+      <w:pPr>
+        <w:pStyle w:val="brajegyzk"/>
+        <w:tabs>
+          <w:tab w:val="right" w:leader="dot" w:pos="9060"/>
+        </w:tabs>
+        <w:rPr>
+          <w:rFonts w:asciiTheme="minorHAnsi" w:eastAsiaTheme="minorEastAsia" w:hAnsiTheme="minorHAnsi"/>
+          <w:noProof/>
+          <w:szCs w:val="24"/>
+          <w:lang w:eastAsia="hu-HU"/>
+        </w:rPr>
+      </w:pPr>
+      <w:hyperlink w:anchor="_Toc226202969" w:history="1">
+        <w:r>
+          <w:rPr>
+            <w:rStyle w:val="Hiperhivatkozs"/>
+            <w:noProof/>
+          </w:rPr>
+          <w:t>23. ábra Bejelentkezés - Normál teszteset - Postman</w:t>
+        </w:r>
+        <w:r>
+          <w:rPr>
+            <w:noProof/>
+            <w:webHidden/>
+          </w:rPr>
+          <w:tab/>
+        </w:r>
+        <w:r>
+          <w:rPr>
+            <w:noProof/>
+            <w:webHidden/>
+          </w:rPr>
+          <w:fldChar w:fldCharType="begin"/>
+        </w:r>
+        <w:r>
+          <w:rPr>
+            <w:noProof/>
+            <w:webHidden/>
+          </w:rPr>
+          <w:instrText xml:space="preserve"> PAGEREF _Toc226202969 \h </w:instrText>
+        </w:r>
+        <w:r>
+          <w:rPr>
+            <w:noProof/>
+            <w:webHidden/>
+          </w:rPr>
+        </w:r>
+        <w:r>
+          <w:rPr>
+            <w:noProof/>
+            <w:webHidden/>
+          </w:rPr>
+          <w:fldChar w:fldCharType="separate"/>
+        </w:r>
+        <w:r>
+          <w:rPr>
+            <w:noProof/>
+            <w:webHidden/>
+          </w:rPr>
+          <w:t>39</w:t>
+        </w:r>
+        <w:r>
+          <w:rPr>
+            <w:noProof/>
+            <w:webHidden/>
+          </w:rPr>
+          <w:fldChar w:fldCharType="end"/>
+        </w:r>
+      </w:hyperlink>
+    </w:p>
+    <w:p>
+      <w:pPr>
+        <w:pStyle w:val="brajegyzk"/>
+        <w:tabs>
+          <w:tab w:val="right" w:leader="dot" w:pos="9060"/>
+        </w:tabs>
+        <w:rPr>
+          <w:rFonts w:asciiTheme="minorHAnsi" w:eastAsiaTheme="minorEastAsia" w:hAnsiTheme="minorHAnsi"/>
+          <w:noProof/>
+          <w:szCs w:val="24"/>
+          <w:lang w:eastAsia="hu-HU"/>
+        </w:rPr>
+      </w:pPr>
+      <w:hyperlink w:anchor="_Toc226202970" w:history="1">
+        <w:r>
+          <w:rPr>
+            <w:rStyle w:val="Hiperhivatkozs"/>
+            <w:noProof/>
+            <w:lang w:eastAsia="hu-HU"/>
+          </w:rPr>
+          <w:t>24</w:t>
+        </w:r>
+        <w:r>
+          <w:rPr>
+            <w:rStyle w:val="Hiperhivatkozs"/>
+            <w:noProof/>
+          </w:rPr>
+          <w:t>. ábra Bejelentkezés - hiányzó mezők - Postman</w:t>
+        </w:r>
+        <w:r>
+          <w:rPr>
+            <w:noProof/>
+            <w:webHidden/>
+          </w:rPr>
+          <w:tab/>
+        </w:r>
+        <w:r>
+          <w:rPr>
+            <w:noProof/>
+            <w:webHidden/>
+          </w:rPr>
+          <w:fldChar w:fldCharType="begin"/>
+        </w:r>
+        <w:r>
+          <w:rPr>
+            <w:noProof/>
+            <w:webHidden/>
+          </w:rPr>
+          <w:instrText xml:space="preserve"> PAGEREF _Toc226202970 \h </w:instrText>
+        </w:r>
+        <w:r>
+          <w:rPr>
+            <w:noProof/>
+            <w:webHidden/>
+          </w:rPr>
+        </w:r>
+        <w:r>
+          <w:rPr>
+            <w:noProof/>
+            <w:webHidden/>
+          </w:rPr>
+          <w:fldChar w:fldCharType="separate"/>
+        </w:r>
+        <w:r>
+          <w:rPr>
+            <w:noProof/>
+            <w:webHidden/>
+          </w:rPr>
+          <w:t>40</w:t>
+        </w:r>
+        <w:r>
+          <w:rPr>
+            <w:noProof/>
+            <w:webHidden/>
+          </w:rPr>
+          <w:fldChar w:fldCharType="end"/>
+        </w:r>
+      </w:hyperlink>
+    </w:p>
+    <w:p>
+      <w:pPr>
+        <w:pStyle w:val="brajegyzk"/>
+        <w:tabs>
+          <w:tab w:val="right" w:leader="dot" w:pos="9060"/>
+        </w:tabs>
+        <w:rPr>
+          <w:rFonts w:asciiTheme="minorHAnsi" w:eastAsiaTheme="minorEastAsia" w:hAnsiTheme="minorHAnsi"/>
+          <w:noProof/>
+          <w:szCs w:val="24"/>
+          <w:lang w:eastAsia="hu-HU"/>
+        </w:rPr>
+      </w:pPr>
+      <w:hyperlink w:anchor="_Toc226202971" w:history="1">
+        <w:r>
+          <w:rPr>
+            <w:rStyle w:val="Hiperhivatkozs"/>
+            <w:noProof/>
+            <w:lang w:eastAsia="hu-HU"/>
+          </w:rPr>
+          <w:t>25</w:t>
+        </w:r>
+        <w:r>
+          <w:rPr>
+            <w:rStyle w:val="Hiperhivatkozs"/>
+            <w:noProof/>
+          </w:rPr>
+          <w:t>. ábra Bejelentkezés - helytelen hitelesítési adatok - Postman</w:t>
+        </w:r>
+        <w:r>
+          <w:rPr>
+            <w:noProof/>
+            <w:webHidden/>
+          </w:rPr>
+          <w:tab/>
+        </w:r>
+        <w:r>
+          <w:rPr>
+            <w:noProof/>
+            <w:webHidden/>
+          </w:rPr>
+          <w:fldChar w:fldCharType="begin"/>
+        </w:r>
+        <w:r>
+          <w:rPr>
+            <w:noProof/>
+            <w:webHidden/>
+          </w:rPr>
+          <w:instrText xml:space="preserve"> PAGEREF _Toc226202971 \h </w:instrText>
+        </w:r>
+        <w:r>
+          <w:rPr>
+            <w:noProof/>
+            <w:webHidden/>
+          </w:rPr>
+        </w:r>
+        <w:r>
+          <w:rPr>
+            <w:noProof/>
+            <w:webHidden/>
+          </w:rPr>
+          <w:fldChar w:fldCharType="separate"/>
+        </w:r>
+        <w:r>
+          <w:rPr>
+            <w:noProof/>
+            <w:webHidden/>
+          </w:rPr>
+          <w:t>40</w:t>
+        </w:r>
+        <w:r>
+          <w:rPr>
+            <w:noProof/>
+            <w:webHidden/>
+          </w:rPr>
+          <w:fldChar w:fldCharType="end"/>
+        </w:r>
+      </w:hyperlink>
+    </w:p>
+    <w:p>
+      <w:pPr>
+        <w:pStyle w:val="brajegyzk"/>
+        <w:tabs>
+          <w:tab w:val="right" w:leader="dot" w:pos="9060"/>
+        </w:tabs>
+        <w:rPr>
+          <w:rFonts w:asciiTheme="minorHAnsi" w:eastAsiaTheme="minorEastAsia" w:hAnsiTheme="minorHAnsi"/>
+          <w:noProof/>
+          <w:szCs w:val="24"/>
+          <w:lang w:eastAsia="hu-HU"/>
+        </w:rPr>
+      </w:pPr>
+      <w:hyperlink w:anchor="_Toc226202972" w:history="1">
+        <w:r>
+          <w:rPr>
+            <w:rStyle w:val="Hiperhivatkozs"/>
+            <w:noProof/>
+          </w:rPr>
+          <w:t>26. ábra Bejelentkezés - nem megerősített email cím - Postman</w:t>
+        </w:r>
+        <w:r>
+          <w:rPr>
+            <w:noProof/>
+            <w:webHidden/>
+          </w:rPr>
+          <w:tab/>
+        </w:r>
+        <w:r>
+          <w:rPr>
+            <w:noProof/>
+            <w:webHidden/>
+          </w:rPr>
+          <w:fldChar w:fldCharType="begin"/>
+        </w:r>
+        <w:r>
+          <w:rPr>
+            <w:noProof/>
+            <w:webHidden/>
+          </w:rPr>
+          <w:instrText xml:space="preserve"> PAGEREF _Toc226202972 \h </w:instrText>
+        </w:r>
+        <w:r>
+          <w:rPr>
+            <w:noProof/>
+            <w:webHidden/>
+          </w:rPr>
+        </w:r>
+        <w:r>
+          <w:rPr>
+            <w:noProof/>
+            <w:webHidden/>
+          </w:rPr>
+          <w:fldChar w:fldCharType="separate"/>
+        </w:r>
+        <w:r>
+          <w:rPr>
+            <w:noProof/>
+            <w:webHidden/>
+          </w:rPr>
+          <w:t>40</w:t>
+        </w:r>
+        <w:r>
+          <w:rPr>
+            <w:noProof/>
+            <w:webHidden/>
+          </w:rPr>
+          <w:fldChar w:fldCharType="end"/>
+        </w:r>
+      </w:hyperlink>
+    </w:p>
+    <w:p>
+      <w:pPr>
+        <w:pStyle w:val="brajegyzk"/>
+        <w:tabs>
+          <w:tab w:val="right" w:leader="dot" w:pos="9060"/>
+        </w:tabs>
+        <w:rPr>
+          <w:rFonts w:asciiTheme="minorHAnsi" w:eastAsiaTheme="minorEastAsia" w:hAnsiTheme="minorHAnsi"/>
+          <w:noProof/>
+          <w:szCs w:val="24"/>
+          <w:lang w:eastAsia="hu-HU"/>
+        </w:rPr>
+      </w:pPr>
+      <w:r>
+        <w:rPr>
+          <w:rFonts w:asciiTheme="minorHAnsi" w:eastAsiaTheme="minorEastAsia" w:hAnsiTheme="minorHAnsi"/>
+          <w:noProof/>
+          <w:szCs w:val="24"/>
+          <w:lang w:eastAsia="hu-HU"/>
+        </w:rPr>
         <w:fldChar w:fldCharType="end"/>
       </w:r>
     </w:p>
     <w:sectPr>
-      <w:footerReference w:type="default" r:id="rId61"/>
+      <w:footerReference w:type="default" r:id="rId64"/>
       <w:pgSz w:w="11906" w:h="16838"/>
       <w:pgMar w:top="1418" w:right="1418" w:bottom="1418" w:left="1418" w:header="709" w:footer="709" w:gutter="0"/>
       <w:cols w:space="708"/>
@@ -16768,6 +17998,119 @@
     </w:lvl>
   </w:abstractNum>
   <w:abstractNum w:abstractNumId="10" w15:restartNumberingAfterBreak="0">
+    <w:nsid w:val="2DE86757"/>
+    <w:multiLevelType w:val="hybridMultilevel"/>
+    <w:tmpl w:val="695ED674"/>
+    <w:lvl w:ilvl="0" w:tplc="040E0001">
+      <w:start w:val="1"/>
+      <w:numFmt w:val="bullet"/>
+      <w:lvlText w:val=""/>
+      <w:lvlJc w:val="left"/>
+      <w:pPr>
+        <w:ind w:left="1287" w:hanging="360"/>
+      </w:pPr>
+      <w:rPr>
+        <w:rFonts w:ascii="Symbol" w:hAnsi="Symbol" w:hint="default"/>
+      </w:rPr>
+    </w:lvl>
+    <w:lvl w:ilvl="1" w:tplc="040E0003" w:tentative="1">
+      <w:start w:val="1"/>
+      <w:numFmt w:val="bullet"/>
+      <w:lvlText w:val="o"/>
+      <w:lvlJc w:val="left"/>
+      <w:pPr>
+        <w:ind w:left="2007" w:hanging="360"/>
+      </w:pPr>
+      <w:rPr>
+        <w:rFonts w:ascii="Courier New" w:hAnsi="Courier New" w:cs="Courier New" w:hint="default"/>
+      </w:rPr>
+    </w:lvl>
+    <w:lvl w:ilvl="2" w:tplc="040E0005" w:tentative="1">
+      <w:start w:val="1"/>
+      <w:numFmt w:val="bullet"/>
+      <w:lvlText w:val=""/>
+      <w:lvlJc w:val="left"/>
+      <w:pPr>
+        <w:ind w:left="2727" w:hanging="360"/>
+      </w:pPr>
+      <w:rPr>
+        <w:rFonts w:ascii="Wingdings" w:hAnsi="Wingdings" w:hint="default"/>
+      </w:rPr>
+    </w:lvl>
+    <w:lvl w:ilvl="3" w:tplc="040E0001" w:tentative="1">
+      <w:start w:val="1"/>
+      <w:numFmt w:val="bullet"/>
+      <w:lvlText w:val=""/>
+      <w:lvlJc w:val="left"/>
+      <w:pPr>
+        <w:ind w:left="3447" w:hanging="360"/>
+      </w:pPr>
+      <w:rPr>
+        <w:rFonts w:ascii="Symbol" w:hAnsi="Symbol" w:hint="default"/>
+      </w:rPr>
+    </w:lvl>
+    <w:lvl w:ilvl="4" w:tplc="040E0003" w:tentative="1">
+      <w:start w:val="1"/>
+      <w:numFmt w:val="bullet"/>
+      <w:lvlText w:val="o"/>
+      <w:lvlJc w:val="left"/>
+      <w:pPr>
+        <w:ind w:left="4167" w:hanging="360"/>
+      </w:pPr>
+      <w:rPr>
+        <w:rFonts w:ascii="Courier New" w:hAnsi="Courier New" w:cs="Courier New" w:hint="default"/>
+      </w:rPr>
+    </w:lvl>
+    <w:lvl w:ilvl="5" w:tplc="040E0005" w:tentative="1">
+      <w:start w:val="1"/>
+      <w:numFmt w:val="bullet"/>
+      <w:lvlText w:val=""/>
+      <w:lvlJc w:val="left"/>
+      <w:pPr>
+        <w:ind w:left="4887" w:hanging="360"/>
+      </w:pPr>
+      <w:rPr>
+        <w:rFonts w:ascii="Wingdings" w:hAnsi="Wingdings" w:hint="default"/>
+      </w:rPr>
+    </w:lvl>
+    <w:lvl w:ilvl="6" w:tplc="040E0001" w:tentative="1">
+      <w:start w:val="1"/>
+      <w:numFmt w:val="bullet"/>
+      <w:lvlText w:val=""/>
+      <w:lvlJc w:val="left"/>
+      <w:pPr>
+        <w:ind w:left="5607" w:hanging="360"/>
+      </w:pPr>
+      <w:rPr>
+        <w:rFonts w:ascii="Symbol" w:hAnsi="Symbol" w:hint="default"/>
+      </w:rPr>
+    </w:lvl>
+    <w:lvl w:ilvl="7" w:tplc="040E0003" w:tentative="1">
+      <w:start w:val="1"/>
+      <w:numFmt w:val="bullet"/>
+      <w:lvlText w:val="o"/>
+      <w:lvlJc w:val="left"/>
+      <w:pPr>
+        <w:ind w:left="6327" w:hanging="360"/>
+      </w:pPr>
+      <w:rPr>
+        <w:rFonts w:ascii="Courier New" w:hAnsi="Courier New" w:cs="Courier New" w:hint="default"/>
+      </w:rPr>
+    </w:lvl>
+    <w:lvl w:ilvl="8" w:tplc="040E0005" w:tentative="1">
+      <w:start w:val="1"/>
+      <w:numFmt w:val="bullet"/>
+      <w:lvlText w:val=""/>
+      <w:lvlJc w:val="left"/>
+      <w:pPr>
+        <w:ind w:left="7047" w:hanging="360"/>
+      </w:pPr>
+      <w:rPr>
+        <w:rFonts w:ascii="Wingdings" w:hAnsi="Wingdings" w:hint="default"/>
+      </w:rPr>
+    </w:lvl>
+  </w:abstractNum>
+  <w:abstractNum w:abstractNumId="11" w15:restartNumberingAfterBreak="0">
     <w:nsid w:val="31DC763F"/>
     <w:multiLevelType w:val="hybridMultilevel"/>
     <w:tmpl w:val="1C48648A"/>
@@ -16853,7 +18196,7 @@
       </w:pPr>
     </w:lvl>
   </w:abstractNum>
-  <w:abstractNum w:abstractNumId="11" w15:restartNumberingAfterBreak="0">
+  <w:abstractNum w:abstractNumId="12" w15:restartNumberingAfterBreak="0">
     <w:nsid w:val="32A40CB3"/>
     <w:multiLevelType w:val="hybridMultilevel"/>
     <w:tmpl w:val="C7B60EFC"/>
@@ -16966,7 +18309,7 @@
       </w:rPr>
     </w:lvl>
   </w:abstractNum>
-  <w:abstractNum w:abstractNumId="12" w15:restartNumberingAfterBreak="0">
+  <w:abstractNum w:abstractNumId="13" w15:restartNumberingAfterBreak="0">
     <w:nsid w:val="33336E7B"/>
     <w:multiLevelType w:val="hybridMultilevel"/>
     <w:tmpl w:val="DCDED224"/>
@@ -17055,7 +18398,120 @@
       </w:pPr>
     </w:lvl>
   </w:abstractNum>
-  <w:abstractNum w:abstractNumId="13" w15:restartNumberingAfterBreak="0">
+  <w:abstractNum w:abstractNumId="14" w15:restartNumberingAfterBreak="0">
+    <w:nsid w:val="34C81450"/>
+    <w:multiLevelType w:val="hybridMultilevel"/>
+    <w:tmpl w:val="E44276E8"/>
+    <w:lvl w:ilvl="0" w:tplc="040E0001">
+      <w:start w:val="1"/>
+      <w:numFmt w:val="bullet"/>
+      <w:lvlText w:val=""/>
+      <w:lvlJc w:val="left"/>
+      <w:pPr>
+        <w:ind w:left="1287" w:hanging="360"/>
+      </w:pPr>
+      <w:rPr>
+        <w:rFonts w:ascii="Symbol" w:hAnsi="Symbol" w:hint="default"/>
+      </w:rPr>
+    </w:lvl>
+    <w:lvl w:ilvl="1" w:tplc="040E0003" w:tentative="1">
+      <w:start w:val="1"/>
+      <w:numFmt w:val="bullet"/>
+      <w:lvlText w:val="o"/>
+      <w:lvlJc w:val="left"/>
+      <w:pPr>
+        <w:ind w:left="2007" w:hanging="360"/>
+      </w:pPr>
+      <w:rPr>
+        <w:rFonts w:ascii="Courier New" w:hAnsi="Courier New" w:cs="Courier New" w:hint="default"/>
+      </w:rPr>
+    </w:lvl>
+    <w:lvl w:ilvl="2" w:tplc="040E0005" w:tentative="1">
+      <w:start w:val="1"/>
+      <w:numFmt w:val="bullet"/>
+      <w:lvlText w:val=""/>
+      <w:lvlJc w:val="left"/>
+      <w:pPr>
+        <w:ind w:left="2727" w:hanging="360"/>
+      </w:pPr>
+      <w:rPr>
+        <w:rFonts w:ascii="Wingdings" w:hAnsi="Wingdings" w:hint="default"/>
+      </w:rPr>
+    </w:lvl>
+    <w:lvl w:ilvl="3" w:tplc="040E0001" w:tentative="1">
+      <w:start w:val="1"/>
+      <w:numFmt w:val="bullet"/>
+      <w:lvlText w:val=""/>
+      <w:lvlJc w:val="left"/>
+      <w:pPr>
+        <w:ind w:left="3447" w:hanging="360"/>
+      </w:pPr>
+      <w:rPr>
+        <w:rFonts w:ascii="Symbol" w:hAnsi="Symbol" w:hint="default"/>
+      </w:rPr>
+    </w:lvl>
+    <w:lvl w:ilvl="4" w:tplc="040E0003" w:tentative="1">
+      <w:start w:val="1"/>
+      <w:numFmt w:val="bullet"/>
+      <w:lvlText w:val="o"/>
+      <w:lvlJc w:val="left"/>
+      <w:pPr>
+        <w:ind w:left="4167" w:hanging="360"/>
+      </w:pPr>
+      <w:rPr>
+        <w:rFonts w:ascii="Courier New" w:hAnsi="Courier New" w:cs="Courier New" w:hint="default"/>
+      </w:rPr>
+    </w:lvl>
+    <w:lvl w:ilvl="5" w:tplc="040E0005" w:tentative="1">
+      <w:start w:val="1"/>
+      <w:numFmt w:val="bullet"/>
+      <w:lvlText w:val=""/>
+      <w:lvlJc w:val="left"/>
+      <w:pPr>
+        <w:ind w:left="4887" w:hanging="360"/>
+      </w:pPr>
+      <w:rPr>
+        <w:rFonts w:ascii="Wingdings" w:hAnsi="Wingdings" w:hint="default"/>
+      </w:rPr>
+    </w:lvl>
+    <w:lvl w:ilvl="6" w:tplc="040E0001" w:tentative="1">
+      <w:start w:val="1"/>
+      <w:numFmt w:val="bullet"/>
+      <w:lvlText w:val=""/>
+      <w:lvlJc w:val="left"/>
+      <w:pPr>
+        <w:ind w:left="5607" w:hanging="360"/>
+      </w:pPr>
+      <w:rPr>
+        <w:rFonts w:ascii="Symbol" w:hAnsi="Symbol" w:hint="default"/>
+      </w:rPr>
+    </w:lvl>
+    <w:lvl w:ilvl="7" w:tplc="040E0003" w:tentative="1">
+      <w:start w:val="1"/>
+      <w:numFmt w:val="bullet"/>
+      <w:lvlText w:val="o"/>
+      <w:lvlJc w:val="left"/>
+      <w:pPr>
+        <w:ind w:left="6327" w:hanging="360"/>
+      </w:pPr>
+      <w:rPr>
+        <w:rFonts w:ascii="Courier New" w:hAnsi="Courier New" w:cs="Courier New" w:hint="default"/>
+      </w:rPr>
+    </w:lvl>
+    <w:lvl w:ilvl="8" w:tplc="040E0005" w:tentative="1">
+      <w:start w:val="1"/>
+      <w:numFmt w:val="bullet"/>
+      <w:lvlText w:val=""/>
+      <w:lvlJc w:val="left"/>
+      <w:pPr>
+        <w:ind w:left="7047" w:hanging="360"/>
+      </w:pPr>
+      <w:rPr>
+        <w:rFonts w:ascii="Wingdings" w:hAnsi="Wingdings" w:hint="default"/>
+      </w:rPr>
+    </w:lvl>
+  </w:abstractNum>
+  <w:abstractNum w:abstractNumId="15" w15:restartNumberingAfterBreak="0">
     <w:nsid w:val="375C7C05"/>
     <w:multiLevelType w:val="hybridMultilevel"/>
     <w:tmpl w:val="AA505F06"/>
@@ -17172,7 +18628,7 @@
       </w:rPr>
     </w:lvl>
   </w:abstractNum>
-  <w:abstractNum w:abstractNumId="14" w15:restartNumberingAfterBreak="0">
+  <w:abstractNum w:abstractNumId="16" w15:restartNumberingAfterBreak="0">
     <w:nsid w:val="3C6362AD"/>
     <w:multiLevelType w:val="multilevel"/>
     <w:tmpl w:val="D75458FE"/>
@@ -17293,7 +18749,7 @@
       </w:rPr>
     </w:lvl>
   </w:abstractNum>
-  <w:abstractNum w:abstractNumId="15" w15:restartNumberingAfterBreak="0">
+  <w:abstractNum w:abstractNumId="17" w15:restartNumberingAfterBreak="0">
     <w:nsid w:val="3C7062FE"/>
     <w:multiLevelType w:val="multilevel"/>
     <w:tmpl w:val="4F18AE1A"/>
@@ -17415,7 +18871,7 @@
       </w:rPr>
     </w:lvl>
   </w:abstractNum>
-  <w:abstractNum w:abstractNumId="16" w15:restartNumberingAfterBreak="0">
+  <w:abstractNum w:abstractNumId="18" w15:restartNumberingAfterBreak="0">
     <w:nsid w:val="3F0D0A0B"/>
     <w:multiLevelType w:val="hybridMultilevel"/>
     <w:tmpl w:val="7D4E9384"/>
@@ -17528,7 +18984,7 @@
       </w:rPr>
     </w:lvl>
   </w:abstractNum>
-  <w:abstractNum w:abstractNumId="17" w15:restartNumberingAfterBreak="0">
+  <w:abstractNum w:abstractNumId="19" w15:restartNumberingAfterBreak="0">
     <w:nsid w:val="42B6113B"/>
     <w:multiLevelType w:val="hybridMultilevel"/>
     <w:tmpl w:val="506E0A8C"/>
@@ -17641,7 +19097,7 @@
       </w:rPr>
     </w:lvl>
   </w:abstractNum>
-  <w:abstractNum w:abstractNumId="18" w15:restartNumberingAfterBreak="0">
+  <w:abstractNum w:abstractNumId="20" w15:restartNumberingAfterBreak="0">
     <w:nsid w:val="43FB3858"/>
     <w:multiLevelType w:val="hybridMultilevel"/>
     <w:tmpl w:val="846EF942"/>
@@ -17754,7 +19210,7 @@
       </w:rPr>
     </w:lvl>
   </w:abstractNum>
-  <w:abstractNum w:abstractNumId="19" w15:restartNumberingAfterBreak="0">
+  <w:abstractNum w:abstractNumId="21" w15:restartNumberingAfterBreak="0">
     <w:nsid w:val="4496651E"/>
     <w:multiLevelType w:val="hybridMultilevel"/>
     <w:tmpl w:val="EE061EA0"/>
@@ -17867,7 +19323,7 @@
       </w:rPr>
     </w:lvl>
   </w:abstractNum>
-  <w:abstractNum w:abstractNumId="20" w15:restartNumberingAfterBreak="0">
+  <w:abstractNum w:abstractNumId="22" w15:restartNumberingAfterBreak="0">
     <w:nsid w:val="473164D4"/>
     <w:multiLevelType w:val="hybridMultilevel"/>
     <w:tmpl w:val="1A34B488"/>
@@ -17980,7 +19436,7 @@
       </w:rPr>
     </w:lvl>
   </w:abstractNum>
-  <w:abstractNum w:abstractNumId="21" w15:restartNumberingAfterBreak="0">
+  <w:abstractNum w:abstractNumId="23" w15:restartNumberingAfterBreak="0">
     <w:nsid w:val="4A8634F5"/>
     <w:multiLevelType w:val="hybridMultilevel"/>
     <w:tmpl w:val="7A56A4E0"/>
@@ -18069,7 +19525,7 @@
       </w:pPr>
     </w:lvl>
   </w:abstractNum>
-  <w:abstractNum w:abstractNumId="22" w15:restartNumberingAfterBreak="0">
+  <w:abstractNum w:abstractNumId="24" w15:restartNumberingAfterBreak="0">
     <w:nsid w:val="4F261CB1"/>
     <w:multiLevelType w:val="hybridMultilevel"/>
     <w:tmpl w:val="64EAEBB0"/>
@@ -18158,7 +19614,7 @@
       </w:pPr>
     </w:lvl>
   </w:abstractNum>
-  <w:abstractNum w:abstractNumId="23" w15:restartNumberingAfterBreak="0">
+  <w:abstractNum w:abstractNumId="25" w15:restartNumberingAfterBreak="0">
     <w:nsid w:val="512C3996"/>
     <w:multiLevelType w:val="hybridMultilevel"/>
     <w:tmpl w:val="97CCF20E"/>
@@ -18247,7 +19703,7 @@
       </w:pPr>
     </w:lvl>
   </w:abstractNum>
-  <w:abstractNum w:abstractNumId="24" w15:restartNumberingAfterBreak="0">
+  <w:abstractNum w:abstractNumId="26" w15:restartNumberingAfterBreak="0">
     <w:nsid w:val="51404D2C"/>
     <w:multiLevelType w:val="hybridMultilevel"/>
     <w:tmpl w:val="B56EE804"/>
@@ -18333,7 +19789,7 @@
       </w:pPr>
     </w:lvl>
   </w:abstractNum>
-  <w:abstractNum w:abstractNumId="25" w15:restartNumberingAfterBreak="0">
+  <w:abstractNum w:abstractNumId="27" w15:restartNumberingAfterBreak="0">
     <w:nsid w:val="572C76FF"/>
     <w:multiLevelType w:val="multilevel"/>
     <w:tmpl w:val="C890D8CC"/>
@@ -18446,7 +19902,7 @@
       </w:rPr>
     </w:lvl>
   </w:abstractNum>
-  <w:abstractNum w:abstractNumId="26" w15:restartNumberingAfterBreak="0">
+  <w:abstractNum w:abstractNumId="28" w15:restartNumberingAfterBreak="0">
     <w:nsid w:val="5D096B16"/>
     <w:multiLevelType w:val="hybridMultilevel"/>
     <w:tmpl w:val="1818C6D4"/>
@@ -18535,7 +19991,7 @@
       </w:pPr>
     </w:lvl>
   </w:abstractNum>
-  <w:abstractNum w:abstractNumId="27" w15:restartNumberingAfterBreak="0">
+  <w:abstractNum w:abstractNumId="29" w15:restartNumberingAfterBreak="0">
     <w:nsid w:val="637C6612"/>
     <w:multiLevelType w:val="hybridMultilevel"/>
     <w:tmpl w:val="B512031E"/>
@@ -18624,7 +20080,7 @@
       </w:pPr>
     </w:lvl>
   </w:abstractNum>
-  <w:abstractNum w:abstractNumId="28" w15:restartNumberingAfterBreak="0">
+  <w:abstractNum w:abstractNumId="30" w15:restartNumberingAfterBreak="0">
     <w:nsid w:val="670D39FA"/>
     <w:multiLevelType w:val="hybridMultilevel"/>
     <w:tmpl w:val="35822894"/>
@@ -18713,7 +20169,7 @@
       </w:pPr>
     </w:lvl>
   </w:abstractNum>
-  <w:abstractNum w:abstractNumId="29" w15:restartNumberingAfterBreak="0">
+  <w:abstractNum w:abstractNumId="31" w15:restartNumberingAfterBreak="0">
     <w:nsid w:val="6A7C591E"/>
     <w:multiLevelType w:val="hybridMultilevel"/>
     <w:tmpl w:val="57C245B8"/>
@@ -18826,7 +20282,7 @@
       </w:rPr>
     </w:lvl>
   </w:abstractNum>
-  <w:abstractNum w:abstractNumId="30" w15:restartNumberingAfterBreak="0">
+  <w:abstractNum w:abstractNumId="32" w15:restartNumberingAfterBreak="0">
     <w:nsid w:val="6A911985"/>
     <w:multiLevelType w:val="multilevel"/>
     <w:tmpl w:val="613E089C"/>
@@ -18939,7 +20395,7 @@
       </w:rPr>
     </w:lvl>
   </w:abstractNum>
-  <w:abstractNum w:abstractNumId="31" w15:restartNumberingAfterBreak="0">
+  <w:abstractNum w:abstractNumId="33" w15:restartNumberingAfterBreak="0">
     <w:nsid w:val="6DDE3125"/>
     <w:multiLevelType w:val="hybridMultilevel"/>
     <w:tmpl w:val="EE44564A"/>
@@ -19052,7 +20508,7 @@
       </w:rPr>
     </w:lvl>
   </w:abstractNum>
-  <w:abstractNum w:abstractNumId="32" w15:restartNumberingAfterBreak="0">
+  <w:abstractNum w:abstractNumId="34" w15:restartNumberingAfterBreak="0">
     <w:nsid w:val="705E184F"/>
     <w:multiLevelType w:val="hybridMultilevel"/>
     <w:tmpl w:val="7F20747E"/>
@@ -19165,7 +20621,7 @@
       </w:rPr>
     </w:lvl>
   </w:abstractNum>
-  <w:abstractNum w:abstractNumId="33" w15:restartNumberingAfterBreak="0">
+  <w:abstractNum w:abstractNumId="35" w15:restartNumberingAfterBreak="0">
     <w:nsid w:val="79784754"/>
     <w:multiLevelType w:val="multilevel"/>
     <w:tmpl w:val="260AC682"/>
@@ -19279,79 +20735,79 @@
     </w:lvl>
   </w:abstractNum>
   <w:num w:numId="1" w16cid:durableId="755249854">
-    <w:abstractNumId w:val="32"/>
+    <w:abstractNumId w:val="34"/>
   </w:num>
   <w:num w:numId="2" w16cid:durableId="95563996">
-    <w:abstractNumId w:val="31"/>
+    <w:abstractNumId w:val="33"/>
   </w:num>
   <w:num w:numId="3" w16cid:durableId="1713917841">
-    <w:abstractNumId w:val="16"/>
+    <w:abstractNumId w:val="18"/>
   </w:num>
   <w:num w:numId="4" w16cid:durableId="1257203401">
-    <w:abstractNumId w:val="29"/>
+    <w:abstractNumId w:val="31"/>
   </w:num>
   <w:num w:numId="5" w16cid:durableId="1313873344">
     <w:abstractNumId w:val="6"/>
   </w:num>
   <w:num w:numId="6" w16cid:durableId="1016344970">
-    <w:abstractNumId w:val="19"/>
+    <w:abstractNumId w:val="21"/>
   </w:num>
   <w:num w:numId="7" w16cid:durableId="1732927136">
     <w:abstractNumId w:val="7"/>
   </w:num>
   <w:num w:numId="8" w16cid:durableId="781916756">
-    <w:abstractNumId w:val="10"/>
+    <w:abstractNumId w:val="11"/>
   </w:num>
   <w:num w:numId="9" w16cid:durableId="1192185662">
     <w:abstractNumId w:val="4"/>
   </w:num>
   <w:num w:numId="10" w16cid:durableId="1361934465">
-    <w:abstractNumId w:val="21"/>
+    <w:abstractNumId w:val="23"/>
   </w:num>
   <w:num w:numId="11" w16cid:durableId="518664072">
-    <w:abstractNumId w:val="28"/>
+    <w:abstractNumId w:val="30"/>
   </w:num>
   <w:num w:numId="12" w16cid:durableId="782111277">
-    <w:abstractNumId w:val="27"/>
+    <w:abstractNumId w:val="29"/>
   </w:num>
   <w:num w:numId="13" w16cid:durableId="414402737">
-    <w:abstractNumId w:val="12"/>
+    <w:abstractNumId w:val="13"/>
   </w:num>
   <w:num w:numId="14" w16cid:durableId="1412048473">
     <w:abstractNumId w:val="0"/>
   </w:num>
   <w:num w:numId="15" w16cid:durableId="467355486">
-    <w:abstractNumId w:val="20"/>
+    <w:abstractNumId w:val="22"/>
   </w:num>
   <w:num w:numId="16" w16cid:durableId="568460866">
-    <w:abstractNumId w:val="13"/>
+    <w:abstractNumId w:val="15"/>
   </w:num>
   <w:num w:numId="17" w16cid:durableId="1094857317">
     <w:abstractNumId w:val="9"/>
   </w:num>
   <w:num w:numId="18" w16cid:durableId="1418360933">
-    <w:abstractNumId w:val="26"/>
+    <w:abstractNumId w:val="28"/>
   </w:num>
   <w:num w:numId="19" w16cid:durableId="254944947">
-    <w:abstractNumId w:val="23"/>
+    <w:abstractNumId w:val="25"/>
   </w:num>
   <w:num w:numId="20" w16cid:durableId="1611431254">
-    <w:abstractNumId w:val="11"/>
+    <w:abstractNumId w:val="12"/>
   </w:num>
   <w:num w:numId="21" w16cid:durableId="1327050500">
-    <w:abstractNumId w:val="14"/>
+    <w:abstractNumId w:val="16"/>
   </w:num>
   <w:num w:numId="22" w16cid:durableId="1958220530">
-    <w:abstractNumId w:val="15"/>
+    <w:abstractNumId w:val="17"/>
   </w:num>
   <w:num w:numId="23" w16cid:durableId="51193952">
-    <w:abstractNumId w:val="33"/>
+    <w:abstractNumId w:val="35"/>
   </w:num>
   <w:num w:numId="24" w16cid:durableId="24796760">
     <w:abstractNumId w:val="5"/>
   </w:num>
   <w:num w:numId="25" w16cid:durableId="1509713664">
-    <w:abstractNumId w:val="25"/>
+    <w:abstractNumId w:val="27"/>
   </w:num>
   <w:num w:numId="26" w16cid:durableId="375394406">
     <w:abstractNumId w:val="3"/>
@@ -19360,25 +20816,31 @@
     <w:abstractNumId w:val="2"/>
   </w:num>
   <w:num w:numId="28" w16cid:durableId="158816446">
-    <w:abstractNumId w:val="22"/>
+    <w:abstractNumId w:val="24"/>
   </w:num>
   <w:num w:numId="29" w16cid:durableId="140077247">
     <w:abstractNumId w:val="1"/>
   </w:num>
   <w:num w:numId="30" w16cid:durableId="1449471874">
-    <w:abstractNumId w:val="30"/>
+    <w:abstractNumId w:val="32"/>
   </w:num>
   <w:num w:numId="31" w16cid:durableId="2087917284">
-    <w:abstractNumId w:val="24"/>
+    <w:abstractNumId w:val="26"/>
   </w:num>
   <w:num w:numId="32" w16cid:durableId="1671257088">
-    <w:abstractNumId w:val="18"/>
+    <w:abstractNumId w:val="20"/>
   </w:num>
   <w:num w:numId="33" w16cid:durableId="336732812">
     <w:abstractNumId w:val="8"/>
   </w:num>
   <w:num w:numId="34" w16cid:durableId="538275782">
-    <w:abstractNumId w:val="17"/>
+    <w:abstractNumId w:val="19"/>
+  </w:num>
+  <w:num w:numId="35" w16cid:durableId="1315993402">
+    <w:abstractNumId w:val="10"/>
+  </w:num>
+  <w:num w:numId="36" w16cid:durableId="1066610905">
+    <w:abstractNumId w:val="14"/>
   </w:num>
 </w:numbering>
 </file>

--- a/docs/Katona Zalán - Záródolgozat.docx
+++ b/docs/Katona Zalán - Záródolgozat.docx
@@ -262,6 +262,154 @@
           <w:rFonts w:cs="Times New Roman"/>
         </w:rPr>
         <w:lastRenderedPageBreak/>
+        <w:br w:type="page"/>
+      </w:r>
+    </w:p>
+    <w:p>
+      <w:pPr>
+        <w:spacing w:line="480" w:lineRule="auto"/>
+        <w:jc w:val="center"/>
+        <w:rPr>
+          <w:b/>
+          <w:bCs/>
+          <w:sz w:val="40"/>
+          <w:szCs w:val="40"/>
+        </w:rPr>
+      </w:pPr>
+      <w:r>
+        <w:rPr>
+          <w:b/>
+          <w:bCs/>
+          <w:sz w:val="40"/>
+          <w:szCs w:val="40"/>
+        </w:rPr>
+        <w:lastRenderedPageBreak/>
+        <w:t>Nyilatkozat</w:t>
+      </w:r>
+    </w:p>
+    <w:p>
+      <w:pPr>
+        <w:spacing w:line="360" w:lineRule="auto"/>
+        <w:jc w:val="both"/>
+        <w:rPr>
+          <w:rFonts w:cs="Times New Roman"/>
+          <w:color w:val="000000" w:themeColor="text1"/>
+          <w:szCs w:val="24"/>
+        </w:rPr>
+      </w:pPr>
+      <w:r>
+        <w:rPr>
+          <w:rFonts w:cs="Times New Roman"/>
+          <w:color w:val="000000" w:themeColor="text1"/>
+          <w:szCs w:val="24"/>
+        </w:rPr>
+        <w:t>A</w:t>
+      </w:r>
+      <w:r>
+        <w:rPr>
+          <w:rFonts w:cs="Times New Roman"/>
+          <w:color w:val="000000" w:themeColor="text1"/>
+          <w:szCs w:val="24"/>
+        </w:rPr>
+        <w:t>lulírott</w:t>
+      </w:r>
+      <w:r>
+        <w:rPr>
+          <w:rFonts w:cs="Times New Roman"/>
+          <w:color w:val="000000" w:themeColor="text1"/>
+          <w:szCs w:val="24"/>
+        </w:rPr>
+        <w:t>,</w:t>
+      </w:r>
+      <w:r>
+        <w:rPr>
+          <w:rFonts w:cs="Times New Roman"/>
+          <w:color w:val="000000" w:themeColor="text1"/>
+          <w:szCs w:val="24"/>
+        </w:rPr>
+        <w:t xml:space="preserve"> ………………………</w:t>
+      </w:r>
+      <w:r>
+        <w:rPr>
+          <w:rFonts w:cs="Times New Roman"/>
+          <w:color w:val="000000" w:themeColor="text1"/>
+          <w:szCs w:val="24"/>
+        </w:rPr>
+        <w:t>……</w:t>
+      </w:r>
+      <w:r>
+        <w:rPr>
+          <w:rFonts w:cs="Times New Roman"/>
+          <w:color w:val="000000" w:themeColor="text1"/>
+          <w:szCs w:val="24"/>
+        </w:rPr>
+        <w:t>. tanuló kijelentem, hogy ez a szakdolgozat saját tudásom, önálló munkám eredménye. A felhasznált eszközöket és szakirodalmakat (tanulmány, internetes forrás, személyes közlés stb.) idézőjel és megjelölt források nélkül nem építettembe, egyértelműen megjelöltem. Az elkészült záródolgozatban található eredményeket a képzőintézmény és a feladatot kiíró intézmény saját céljára térítés nélkül felhasználhatja, a titkosításra vonatkozó esetleges megkötések mellett.</w:t>
+      </w:r>
+    </w:p>
+    <w:p>
+      <w:pPr>
+        <w:spacing w:line="360" w:lineRule="auto"/>
+        <w:jc w:val="both"/>
+        <w:rPr>
+          <w:rFonts w:cs="Times New Roman"/>
+          <w:color w:val="000000" w:themeColor="text1"/>
+          <w:sz w:val="28"/>
+          <w:szCs w:val="28"/>
+        </w:rPr>
+      </w:pPr>
+    </w:p>
+    <w:p>
+      <w:pPr>
+        <w:spacing w:line="360" w:lineRule="auto"/>
+        <w:jc w:val="both"/>
+        <w:rPr>
+          <w:b/>
+          <w:bCs/>
+          <w:szCs w:val="24"/>
+        </w:rPr>
+      </w:pPr>
+      <w:r>
+        <w:rPr>
+          <w:rFonts w:cs="Times New Roman"/>
+          <w:color w:val="000000" w:themeColor="text1"/>
+          <w:szCs w:val="24"/>
+        </w:rPr>
+        <w:t>Aszód, 2026</w:t>
+      </w:r>
+      <w:r>
+        <w:rPr>
+          <w:rFonts w:cs="Times New Roman"/>
+          <w:color w:val="000000" w:themeColor="text1"/>
+          <w:szCs w:val="24"/>
+        </w:rPr>
+        <w:t xml:space="preserve">. </w:t>
+      </w:r>
+      <w:r>
+        <w:rPr>
+          <w:rFonts w:cs="Times New Roman"/>
+          <w:color w:val="000000" w:themeColor="text1"/>
+          <w:szCs w:val="24"/>
+        </w:rPr>
+        <w:t>................</w:t>
+      </w:r>
+    </w:p>
+    <w:p>
+      <w:pPr>
+        <w:jc w:val="center"/>
+        <w:rPr>
+          <w:b/>
+          <w:bCs/>
+          <w:sz w:val="48"/>
+          <w:szCs w:val="48"/>
+        </w:rPr>
+      </w:pPr>
+      <w:r>
+        <w:rPr>
+          <w:b/>
+          <w:bCs/>
+          <w:sz w:val="48"/>
+          <w:szCs w:val="48"/>
+        </w:rPr>
         <w:br w:type="page"/>
       </w:r>
     </w:p>
@@ -331,7 +479,7 @@
             </w:rPr>
             <w:fldChar w:fldCharType="separate"/>
           </w:r>
-          <w:hyperlink w:anchor="_Toc226205732" w:history="1">
+          <w:hyperlink w:anchor="_Toc226987988" w:history="1">
             <w:r>
               <w:rPr>
                 <w:rStyle w:val="Hiperhivatkozs"/>
@@ -359,7 +507,7 @@
                 <w:noProof/>
                 <w:webHidden/>
               </w:rPr>
-              <w:instrText xml:space="preserve"> PAGEREF _Toc226205732 \h </w:instrText>
+              <w:instrText xml:space="preserve"> PAGEREF _Toc226987988 \h </w:instrText>
             </w:r>
             <w:r>
               <w:rPr>
@@ -379,7 +527,7 @@
                 <w:noProof/>
                 <w:webHidden/>
               </w:rPr>
-              <w:t>5</w:t>
+              <w:t>6</w:t>
             </w:r>
             <w:r>
               <w:rPr>
@@ -400,7 +548,7 @@
               <w:lang w:eastAsia="hu-HU"/>
             </w:rPr>
           </w:pPr>
-          <w:hyperlink w:anchor="_Toc226205733" w:history="1">
+          <w:hyperlink w:anchor="_Toc226987989" w:history="1">
             <w:r>
               <w:rPr>
                 <w:rStyle w:val="Hiperhivatkozs"/>
@@ -427,7 +575,7 @@
                 <w:noProof/>
                 <w:webHidden/>
               </w:rPr>
-              <w:instrText xml:space="preserve"> PAGEREF _Toc226205733 \h </w:instrText>
+              <w:instrText xml:space="preserve"> PAGEREF _Toc226987989 \h </w:instrText>
             </w:r>
             <w:r>
               <w:rPr>
@@ -447,7 +595,7 @@
                 <w:noProof/>
                 <w:webHidden/>
               </w:rPr>
-              <w:t>6</w:t>
+              <w:t>7</w:t>
             </w:r>
             <w:r>
               <w:rPr>
@@ -471,7 +619,7 @@
               <w:lang w:eastAsia="hu-HU"/>
             </w:rPr>
           </w:pPr>
-          <w:hyperlink w:anchor="_Toc226205734" w:history="1">
+          <w:hyperlink w:anchor="_Toc226987990" w:history="1">
             <w:r>
               <w:rPr>
                 <w:rStyle w:val="Hiperhivatkozs"/>
@@ -498,7 +646,7 @@
                 <w:noProof/>
                 <w:webHidden/>
               </w:rPr>
-              <w:instrText xml:space="preserve"> PAGEREF _Toc226205734 \h </w:instrText>
+              <w:instrText xml:space="preserve"> PAGEREF _Toc226987990 \h </w:instrText>
             </w:r>
             <w:r>
               <w:rPr>
@@ -518,7 +666,7 @@
                 <w:noProof/>
                 <w:webHidden/>
               </w:rPr>
-              <w:t>6</w:t>
+              <w:t>7</w:t>
             </w:r>
             <w:r>
               <w:rPr>
@@ -542,7 +690,7 @@
               <w:lang w:eastAsia="hu-HU"/>
             </w:rPr>
           </w:pPr>
-          <w:hyperlink w:anchor="_Toc226205735" w:history="1">
+          <w:hyperlink w:anchor="_Toc226987991" w:history="1">
             <w:r>
               <w:rPr>
                 <w:rStyle w:val="Hiperhivatkozs"/>
@@ -569,7 +717,7 @@
                 <w:noProof/>
                 <w:webHidden/>
               </w:rPr>
-              <w:instrText xml:space="preserve"> PAGEREF _Toc226205735 \h </w:instrText>
+              <w:instrText xml:space="preserve"> PAGEREF _Toc226987991 \h </w:instrText>
             </w:r>
             <w:r>
               <w:rPr>
@@ -589,7 +737,7 @@
                 <w:noProof/>
                 <w:webHidden/>
               </w:rPr>
-              <w:t>7</w:t>
+              <w:t>8</w:t>
             </w:r>
             <w:r>
               <w:rPr>
@@ -613,7 +761,7 @@
               <w:lang w:eastAsia="hu-HU"/>
             </w:rPr>
           </w:pPr>
-          <w:hyperlink w:anchor="_Toc226205736" w:history="1">
+          <w:hyperlink w:anchor="_Toc226987992" w:history="1">
             <w:r>
               <w:rPr>
                 <w:rStyle w:val="Hiperhivatkozs"/>
@@ -640,7 +788,7 @@
                 <w:noProof/>
                 <w:webHidden/>
               </w:rPr>
-              <w:instrText xml:space="preserve"> PAGEREF _Toc226205736 \h </w:instrText>
+              <w:instrText xml:space="preserve"> PAGEREF _Toc226987992 \h </w:instrText>
             </w:r>
             <w:r>
               <w:rPr>
@@ -660,7 +808,7 @@
                 <w:noProof/>
                 <w:webHidden/>
               </w:rPr>
-              <w:t>7</w:t>
+              <w:t>8</w:t>
             </w:r>
             <w:r>
               <w:rPr>
@@ -684,7 +832,7 @@
               <w:lang w:eastAsia="hu-HU"/>
             </w:rPr>
           </w:pPr>
-          <w:hyperlink w:anchor="_Toc226205737" w:history="1">
+          <w:hyperlink w:anchor="_Toc226987993" w:history="1">
             <w:r>
               <w:rPr>
                 <w:rStyle w:val="Hiperhivatkozs"/>
@@ -711,7 +859,7 @@
                 <w:noProof/>
                 <w:webHidden/>
               </w:rPr>
-              <w:instrText xml:space="preserve"> PAGEREF _Toc226205737 \h </w:instrText>
+              <w:instrText xml:space="preserve"> PAGEREF _Toc226987993 \h </w:instrText>
             </w:r>
             <w:r>
               <w:rPr>
@@ -731,7 +879,7 @@
                 <w:noProof/>
                 <w:webHidden/>
               </w:rPr>
-              <w:t>7</w:t>
+              <w:t>8</w:t>
             </w:r>
             <w:r>
               <w:rPr>
@@ -755,7 +903,7 @@
               <w:lang w:eastAsia="hu-HU"/>
             </w:rPr>
           </w:pPr>
-          <w:hyperlink w:anchor="_Toc226205738" w:history="1">
+          <w:hyperlink w:anchor="_Toc226987994" w:history="1">
             <w:r>
               <w:rPr>
                 <w:rStyle w:val="Hiperhivatkozs"/>
@@ -782,7 +930,7 @@
                 <w:noProof/>
                 <w:webHidden/>
               </w:rPr>
-              <w:instrText xml:space="preserve"> PAGEREF _Toc226205738 \h </w:instrText>
+              <w:instrText xml:space="preserve"> PAGEREF _Toc226987994 \h </w:instrText>
             </w:r>
             <w:r>
               <w:rPr>
@@ -802,7 +950,7 @@
                 <w:noProof/>
                 <w:webHidden/>
               </w:rPr>
-              <w:t>8</w:t>
+              <w:t>9</w:t>
             </w:r>
             <w:r>
               <w:rPr>
@@ -826,7 +974,7 @@
               <w:lang w:eastAsia="hu-HU"/>
             </w:rPr>
           </w:pPr>
-          <w:hyperlink w:anchor="_Toc226205739" w:history="1">
+          <w:hyperlink w:anchor="_Toc226987995" w:history="1">
             <w:r>
               <w:rPr>
                 <w:rStyle w:val="Hiperhivatkozs"/>
@@ -853,7 +1001,7 @@
                 <w:noProof/>
                 <w:webHidden/>
               </w:rPr>
-              <w:instrText xml:space="preserve"> PAGEREF _Toc226205739 \h </w:instrText>
+              <w:instrText xml:space="preserve"> PAGEREF _Toc226987995 \h </w:instrText>
             </w:r>
             <w:r>
               <w:rPr>
@@ -873,7 +1021,7 @@
                 <w:noProof/>
                 <w:webHidden/>
               </w:rPr>
-              <w:t>9</w:t>
+              <w:t>10</w:t>
             </w:r>
             <w:r>
               <w:rPr>
@@ -897,7 +1045,7 @@
               <w:lang w:eastAsia="hu-HU"/>
             </w:rPr>
           </w:pPr>
-          <w:hyperlink w:anchor="_Toc226205740" w:history="1">
+          <w:hyperlink w:anchor="_Toc226987996" w:history="1">
             <w:r>
               <w:rPr>
                 <w:rStyle w:val="Hiperhivatkozs"/>
@@ -924,7 +1072,7 @@
                 <w:noProof/>
                 <w:webHidden/>
               </w:rPr>
-              <w:instrText xml:space="preserve"> PAGEREF _Toc226205740 \h </w:instrText>
+              <w:instrText xml:space="preserve"> PAGEREF _Toc226987996 \h </w:instrText>
             </w:r>
             <w:r>
               <w:rPr>
@@ -944,7 +1092,7 @@
                 <w:noProof/>
                 <w:webHidden/>
               </w:rPr>
-              <w:t>9</w:t>
+              <w:t>10</w:t>
             </w:r>
             <w:r>
               <w:rPr>
@@ -968,7 +1116,7 @@
               <w:lang w:eastAsia="hu-HU"/>
             </w:rPr>
           </w:pPr>
-          <w:hyperlink w:anchor="_Toc226205741" w:history="1">
+          <w:hyperlink w:anchor="_Toc226987997" w:history="1">
             <w:r>
               <w:rPr>
                 <w:rStyle w:val="Hiperhivatkozs"/>
@@ -995,7 +1143,7 @@
                 <w:noProof/>
                 <w:webHidden/>
               </w:rPr>
-              <w:instrText xml:space="preserve"> PAGEREF _Toc226205741 \h </w:instrText>
+              <w:instrText xml:space="preserve"> PAGEREF _Toc226987997 \h </w:instrText>
             </w:r>
             <w:r>
               <w:rPr>
@@ -1015,7 +1163,7 @@
                 <w:noProof/>
                 <w:webHidden/>
               </w:rPr>
-              <w:t>13</w:t>
+              <w:t>14</w:t>
             </w:r>
             <w:r>
               <w:rPr>
@@ -1039,7 +1187,7 @@
               <w:lang w:eastAsia="hu-HU"/>
             </w:rPr>
           </w:pPr>
-          <w:hyperlink w:anchor="_Toc226205742" w:history="1">
+          <w:hyperlink w:anchor="_Toc226987998" w:history="1">
             <w:r>
               <w:rPr>
                 <w:rStyle w:val="Hiperhivatkozs"/>
@@ -1066,7 +1214,7 @@
                 <w:noProof/>
                 <w:webHidden/>
               </w:rPr>
-              <w:instrText xml:space="preserve"> PAGEREF _Toc226205742 \h </w:instrText>
+              <w:instrText xml:space="preserve"> PAGEREF _Toc226987998 \h </w:instrText>
             </w:r>
             <w:r>
               <w:rPr>
@@ -1086,7 +1234,7 @@
                 <w:noProof/>
                 <w:webHidden/>
               </w:rPr>
-              <w:t>14</w:t>
+              <w:t>15</w:t>
             </w:r>
             <w:r>
               <w:rPr>
@@ -1110,7 +1258,7 @@
               <w:lang w:eastAsia="hu-HU"/>
             </w:rPr>
           </w:pPr>
-          <w:hyperlink w:anchor="_Toc226205743" w:history="1">
+          <w:hyperlink w:anchor="_Toc226987999" w:history="1">
             <w:r>
               <w:rPr>
                 <w:rStyle w:val="Hiperhivatkozs"/>
@@ -1137,7 +1285,7 @@
                 <w:noProof/>
                 <w:webHidden/>
               </w:rPr>
-              <w:instrText xml:space="preserve"> PAGEREF _Toc226205743 \h </w:instrText>
+              <w:instrText xml:space="preserve"> PAGEREF _Toc226987999 \h </w:instrText>
             </w:r>
             <w:r>
               <w:rPr>
@@ -1157,7 +1305,7 @@
                 <w:noProof/>
                 <w:webHidden/>
               </w:rPr>
-              <w:t>15</w:t>
+              <w:t>16</w:t>
             </w:r>
             <w:r>
               <w:rPr>
@@ -1181,7 +1329,7 @@
               <w:lang w:eastAsia="hu-HU"/>
             </w:rPr>
           </w:pPr>
-          <w:hyperlink w:anchor="_Toc226205744" w:history="1">
+          <w:hyperlink w:anchor="_Toc226988000" w:history="1">
             <w:r>
               <w:rPr>
                 <w:rStyle w:val="Hiperhivatkozs"/>
@@ -1208,7 +1356,7 @@
                 <w:noProof/>
                 <w:webHidden/>
               </w:rPr>
-              <w:instrText xml:space="preserve"> PAGEREF _Toc226205744 \h </w:instrText>
+              <w:instrText xml:space="preserve"> PAGEREF _Toc226988000 \h </w:instrText>
             </w:r>
             <w:r>
               <w:rPr>
@@ -1228,7 +1376,7 @@
                 <w:noProof/>
                 <w:webHidden/>
               </w:rPr>
-              <w:t>17</w:t>
+              <w:t>18</w:t>
             </w:r>
             <w:r>
               <w:rPr>
@@ -1252,7 +1400,7 @@
               <w:lang w:eastAsia="hu-HU"/>
             </w:rPr>
           </w:pPr>
-          <w:hyperlink w:anchor="_Toc226205745" w:history="1">
+          <w:hyperlink w:anchor="_Toc226988001" w:history="1">
             <w:r>
               <w:rPr>
                 <w:rStyle w:val="Hiperhivatkozs"/>
@@ -1279,7 +1427,7 @@
                 <w:noProof/>
                 <w:webHidden/>
               </w:rPr>
-              <w:instrText xml:space="preserve"> PAGEREF _Toc226205745 \h </w:instrText>
+              <w:instrText xml:space="preserve"> PAGEREF _Toc226988001 \h </w:instrText>
             </w:r>
             <w:r>
               <w:rPr>
@@ -1299,7 +1447,7 @@
                 <w:noProof/>
                 <w:webHidden/>
               </w:rPr>
-              <w:t>18</w:t>
+              <w:t>19</w:t>
             </w:r>
             <w:r>
               <w:rPr>
@@ -1320,7 +1468,7 @@
               <w:lang w:eastAsia="hu-HU"/>
             </w:rPr>
           </w:pPr>
-          <w:hyperlink w:anchor="_Toc226205746" w:history="1">
+          <w:hyperlink w:anchor="_Toc226988002" w:history="1">
             <w:r>
               <w:rPr>
                 <w:rStyle w:val="Hiperhivatkozs"/>
@@ -1347,7 +1495,7 @@
                 <w:noProof/>
                 <w:webHidden/>
               </w:rPr>
-              <w:instrText xml:space="preserve"> PAGEREF _Toc226205746 \h </w:instrText>
+              <w:instrText xml:space="preserve"> PAGEREF _Toc226988002 \h </w:instrText>
             </w:r>
             <w:r>
               <w:rPr>
@@ -1367,7 +1515,7 @@
                 <w:noProof/>
                 <w:webHidden/>
               </w:rPr>
-              <w:t>20</w:t>
+              <w:t>21</w:t>
             </w:r>
             <w:r>
               <w:rPr>
@@ -1391,7 +1539,7 @@
               <w:lang w:eastAsia="hu-HU"/>
             </w:rPr>
           </w:pPr>
-          <w:hyperlink w:anchor="_Toc226205747" w:history="1">
+          <w:hyperlink w:anchor="_Toc226988003" w:history="1">
             <w:r>
               <w:rPr>
                 <w:rStyle w:val="Hiperhivatkozs"/>
@@ -1418,7 +1566,7 @@
                 <w:noProof/>
                 <w:webHidden/>
               </w:rPr>
-              <w:instrText xml:space="preserve"> PAGEREF _Toc226205747 \h </w:instrText>
+              <w:instrText xml:space="preserve"> PAGEREF _Toc226988003 \h </w:instrText>
             </w:r>
             <w:r>
               <w:rPr>
@@ -1438,7 +1586,7 @@
                 <w:noProof/>
                 <w:webHidden/>
               </w:rPr>
-              <w:t>20</w:t>
+              <w:t>21</w:t>
             </w:r>
             <w:r>
               <w:rPr>
@@ -1462,7 +1610,7 @@
               <w:lang w:eastAsia="hu-HU"/>
             </w:rPr>
           </w:pPr>
-          <w:hyperlink w:anchor="_Toc226205748" w:history="1">
+          <w:hyperlink w:anchor="_Toc226988004" w:history="1">
             <w:r>
               <w:rPr>
                 <w:rStyle w:val="Hiperhivatkozs"/>
@@ -1489,7 +1637,7 @@
                 <w:noProof/>
                 <w:webHidden/>
               </w:rPr>
-              <w:instrText xml:space="preserve"> PAGEREF _Toc226205748 \h </w:instrText>
+              <w:instrText xml:space="preserve"> PAGEREF _Toc226988004 \h </w:instrText>
             </w:r>
             <w:r>
               <w:rPr>
@@ -1509,7 +1657,7 @@
                 <w:noProof/>
                 <w:webHidden/>
               </w:rPr>
-              <w:t>21</w:t>
+              <w:t>22</w:t>
             </w:r>
             <w:r>
               <w:rPr>
@@ -1533,7 +1681,7 @@
               <w:lang w:eastAsia="hu-HU"/>
             </w:rPr>
           </w:pPr>
-          <w:hyperlink w:anchor="_Toc226205749" w:history="1">
+          <w:hyperlink w:anchor="_Toc226988005" w:history="1">
             <w:r>
               <w:rPr>
                 <w:rStyle w:val="Hiperhivatkozs"/>
@@ -1560,7 +1708,7 @@
                 <w:noProof/>
                 <w:webHidden/>
               </w:rPr>
-              <w:instrText xml:space="preserve"> PAGEREF _Toc226205749 \h </w:instrText>
+              <w:instrText xml:space="preserve"> PAGEREF _Toc226988005 \h </w:instrText>
             </w:r>
             <w:r>
               <w:rPr>
@@ -1580,7 +1728,7 @@
                 <w:noProof/>
                 <w:webHidden/>
               </w:rPr>
-              <w:t>21</w:t>
+              <w:t>22</w:t>
             </w:r>
             <w:r>
               <w:rPr>
@@ -1604,7 +1752,7 @@
               <w:lang w:eastAsia="hu-HU"/>
             </w:rPr>
           </w:pPr>
-          <w:hyperlink w:anchor="_Toc226205750" w:history="1">
+          <w:hyperlink w:anchor="_Toc226988006" w:history="1">
             <w:r>
               <w:rPr>
                 <w:rStyle w:val="Hiperhivatkozs"/>
@@ -1631,7 +1779,7 @@
                 <w:noProof/>
                 <w:webHidden/>
               </w:rPr>
-              <w:instrText xml:space="preserve"> PAGEREF _Toc226205750 \h </w:instrText>
+              <w:instrText xml:space="preserve"> PAGEREF _Toc226988006 \h </w:instrText>
             </w:r>
             <w:r>
               <w:rPr>
@@ -1651,7 +1799,7 @@
                 <w:noProof/>
                 <w:webHidden/>
               </w:rPr>
-              <w:t>23</w:t>
+              <w:t>24</w:t>
             </w:r>
             <w:r>
               <w:rPr>
@@ -1675,7 +1823,7 @@
               <w:lang w:eastAsia="hu-HU"/>
             </w:rPr>
           </w:pPr>
-          <w:hyperlink w:anchor="_Toc226205751" w:history="1">
+          <w:hyperlink w:anchor="_Toc226988007" w:history="1">
             <w:r>
               <w:rPr>
                 <w:rStyle w:val="Hiperhivatkozs"/>
@@ -1702,7 +1850,7 @@
                 <w:noProof/>
                 <w:webHidden/>
               </w:rPr>
-              <w:instrText xml:space="preserve"> PAGEREF _Toc226205751 \h </w:instrText>
+              <w:instrText xml:space="preserve"> PAGEREF _Toc226988007 \h </w:instrText>
             </w:r>
             <w:r>
               <w:rPr>
@@ -1722,7 +1870,7 @@
                 <w:noProof/>
                 <w:webHidden/>
               </w:rPr>
-              <w:t>26</w:t>
+              <w:t>27</w:t>
             </w:r>
             <w:r>
               <w:rPr>
@@ -1746,7 +1894,7 @@
               <w:lang w:eastAsia="hu-HU"/>
             </w:rPr>
           </w:pPr>
-          <w:hyperlink w:anchor="_Toc226205752" w:history="1">
+          <w:hyperlink w:anchor="_Toc226988008" w:history="1">
             <w:r>
               <w:rPr>
                 <w:rStyle w:val="Hiperhivatkozs"/>
@@ -1773,7 +1921,7 @@
                 <w:noProof/>
                 <w:webHidden/>
               </w:rPr>
-              <w:instrText xml:space="preserve"> PAGEREF _Toc226205752 \h </w:instrText>
+              <w:instrText xml:space="preserve"> PAGEREF _Toc226988008 \h </w:instrText>
             </w:r>
             <w:r>
               <w:rPr>
@@ -1793,7 +1941,7 @@
                 <w:noProof/>
                 <w:webHidden/>
               </w:rPr>
-              <w:t>27</w:t>
+              <w:t>28</w:t>
             </w:r>
             <w:r>
               <w:rPr>
@@ -1817,7 +1965,7 @@
               <w:lang w:eastAsia="hu-HU"/>
             </w:rPr>
           </w:pPr>
-          <w:hyperlink w:anchor="_Toc226205753" w:history="1">
+          <w:hyperlink w:anchor="_Toc226988009" w:history="1">
             <w:r>
               <w:rPr>
                 <w:rStyle w:val="Hiperhivatkozs"/>
@@ -1844,7 +1992,7 @@
                 <w:noProof/>
                 <w:webHidden/>
               </w:rPr>
-              <w:instrText xml:space="preserve"> PAGEREF _Toc226205753 \h </w:instrText>
+              <w:instrText xml:space="preserve"> PAGEREF _Toc226988009 \h </w:instrText>
             </w:r>
             <w:r>
               <w:rPr>
@@ -1864,7 +2012,7 @@
                 <w:noProof/>
                 <w:webHidden/>
               </w:rPr>
-              <w:t>28</w:t>
+              <w:t>29</w:t>
             </w:r>
             <w:r>
               <w:rPr>
@@ -1888,7 +2036,7 @@
               <w:lang w:eastAsia="hu-HU"/>
             </w:rPr>
           </w:pPr>
-          <w:hyperlink w:anchor="_Toc226205754" w:history="1">
+          <w:hyperlink w:anchor="_Toc226988010" w:history="1">
             <w:r>
               <w:rPr>
                 <w:rStyle w:val="Hiperhivatkozs"/>
@@ -1916,7 +2064,7 @@
                 <w:noProof/>
                 <w:webHidden/>
               </w:rPr>
-              <w:instrText xml:space="preserve"> PAGEREF _Toc226205754 \h </w:instrText>
+              <w:instrText xml:space="preserve"> PAGEREF _Toc226988010 \h </w:instrText>
             </w:r>
             <w:r>
               <w:rPr>
@@ -1936,7 +2084,7 @@
                 <w:noProof/>
                 <w:webHidden/>
               </w:rPr>
-              <w:t>28</w:t>
+              <w:t>29</w:t>
             </w:r>
             <w:r>
               <w:rPr>
@@ -1960,7 +2108,7 @@
               <w:lang w:eastAsia="hu-HU"/>
             </w:rPr>
           </w:pPr>
-          <w:hyperlink w:anchor="_Toc226205755" w:history="1">
+          <w:hyperlink w:anchor="_Toc226988011" w:history="1">
             <w:r>
               <w:rPr>
                 <w:rStyle w:val="Hiperhivatkozs"/>
@@ -1988,7 +2136,7 @@
                 <w:noProof/>
                 <w:webHidden/>
               </w:rPr>
-              <w:instrText xml:space="preserve"> PAGEREF _Toc226205755 \h </w:instrText>
+              <w:instrText xml:space="preserve"> PAGEREF _Toc226988011 \h </w:instrText>
             </w:r>
             <w:r>
               <w:rPr>
@@ -2008,7 +2156,7 @@
                 <w:noProof/>
                 <w:webHidden/>
               </w:rPr>
-              <w:t>29</w:t>
+              <w:t>30</w:t>
             </w:r>
             <w:r>
               <w:rPr>
@@ -2032,7 +2180,7 @@
               <w:lang w:eastAsia="hu-HU"/>
             </w:rPr>
           </w:pPr>
-          <w:hyperlink w:anchor="_Toc226205756" w:history="1">
+          <w:hyperlink w:anchor="_Toc226988012" w:history="1">
             <w:r>
               <w:rPr>
                 <w:rStyle w:val="Hiperhivatkozs"/>
@@ -2060,7 +2208,7 @@
                 <w:noProof/>
                 <w:webHidden/>
               </w:rPr>
-              <w:instrText xml:space="preserve"> PAGEREF _Toc226205756 \h </w:instrText>
+              <w:instrText xml:space="preserve"> PAGEREF _Toc226988012 \h </w:instrText>
             </w:r>
             <w:r>
               <w:rPr>
@@ -2080,7 +2228,7 @@
                 <w:noProof/>
                 <w:webHidden/>
               </w:rPr>
-              <w:t>30</w:t>
+              <w:t>31</w:t>
             </w:r>
             <w:r>
               <w:rPr>
@@ -2104,7 +2252,7 @@
               <w:lang w:eastAsia="hu-HU"/>
             </w:rPr>
           </w:pPr>
-          <w:hyperlink w:anchor="_Toc226205757" w:history="1">
+          <w:hyperlink w:anchor="_Toc226988013" w:history="1">
             <w:r>
               <w:rPr>
                 <w:rStyle w:val="Hiperhivatkozs"/>
@@ -2132,7 +2280,7 @@
                 <w:noProof/>
                 <w:webHidden/>
               </w:rPr>
-              <w:instrText xml:space="preserve"> PAGEREF _Toc226205757 \h </w:instrText>
+              <w:instrText xml:space="preserve"> PAGEREF _Toc226988013 \h </w:instrText>
             </w:r>
             <w:r>
               <w:rPr>
@@ -2152,7 +2300,7 @@
                 <w:noProof/>
                 <w:webHidden/>
               </w:rPr>
-              <w:t>30</w:t>
+              <w:t>31</w:t>
             </w:r>
             <w:r>
               <w:rPr>
@@ -2176,7 +2324,7 @@
               <w:lang w:eastAsia="hu-HU"/>
             </w:rPr>
           </w:pPr>
-          <w:hyperlink w:anchor="_Toc226205758" w:history="1">
+          <w:hyperlink w:anchor="_Toc226988014" w:history="1">
             <w:r>
               <w:rPr>
                 <w:rStyle w:val="Hiperhivatkozs"/>
@@ -2204,7 +2352,7 @@
                 <w:noProof/>
                 <w:webHidden/>
               </w:rPr>
-              <w:instrText xml:space="preserve"> PAGEREF _Toc226205758 \h </w:instrText>
+              <w:instrText xml:space="preserve"> PAGEREF _Toc226988014 \h </w:instrText>
             </w:r>
             <w:r>
               <w:rPr>
@@ -2224,7 +2372,7 @@
                 <w:noProof/>
                 <w:webHidden/>
               </w:rPr>
-              <w:t>31</w:t>
+              <w:t>32</w:t>
             </w:r>
             <w:r>
               <w:rPr>
@@ -2248,7 +2396,7 @@
               <w:lang w:eastAsia="hu-HU"/>
             </w:rPr>
           </w:pPr>
-          <w:hyperlink w:anchor="_Toc226205759" w:history="1">
+          <w:hyperlink w:anchor="_Toc226988015" w:history="1">
             <w:r>
               <w:rPr>
                 <w:rStyle w:val="Hiperhivatkozs"/>
@@ -2276,7 +2424,7 @@
                 <w:noProof/>
                 <w:webHidden/>
               </w:rPr>
-              <w:instrText xml:space="preserve"> PAGEREF _Toc226205759 \h </w:instrText>
+              <w:instrText xml:space="preserve"> PAGEREF _Toc226988015 \h </w:instrText>
             </w:r>
             <w:r>
               <w:rPr>
@@ -2296,7 +2444,7 @@
                 <w:noProof/>
                 <w:webHidden/>
               </w:rPr>
-              <w:t>32</w:t>
+              <w:t>33</w:t>
             </w:r>
             <w:r>
               <w:rPr>
@@ -2320,7 +2468,7 @@
               <w:lang w:eastAsia="hu-HU"/>
             </w:rPr>
           </w:pPr>
-          <w:hyperlink w:anchor="_Toc226205760" w:history="1">
+          <w:hyperlink w:anchor="_Toc226988016" w:history="1">
             <w:r>
               <w:rPr>
                 <w:rStyle w:val="Hiperhivatkozs"/>
@@ -2355,7 +2503,7 @@
                 <w:noProof/>
                 <w:webHidden/>
               </w:rPr>
-              <w:instrText xml:space="preserve"> PAGEREF _Toc226205760 \h </w:instrText>
+              <w:instrText xml:space="preserve"> PAGEREF _Toc226988016 \h </w:instrText>
             </w:r>
             <w:r>
               <w:rPr>
@@ -2375,7 +2523,7 @@
                 <w:noProof/>
                 <w:webHidden/>
               </w:rPr>
-              <w:t>33</w:t>
+              <w:t>34</w:t>
             </w:r>
             <w:r>
               <w:rPr>
@@ -2399,7 +2547,7 @@
               <w:lang w:eastAsia="hu-HU"/>
             </w:rPr>
           </w:pPr>
-          <w:hyperlink w:anchor="_Toc226205761" w:history="1">
+          <w:hyperlink w:anchor="_Toc226988017" w:history="1">
             <w:r>
               <w:rPr>
                 <w:rStyle w:val="Hiperhivatkozs"/>
@@ -2426,7 +2574,7 @@
                 <w:noProof/>
                 <w:webHidden/>
               </w:rPr>
-              <w:instrText xml:space="preserve"> PAGEREF _Toc226205761 \h </w:instrText>
+              <w:instrText xml:space="preserve"> PAGEREF _Toc226988017 \h </w:instrText>
             </w:r>
             <w:r>
               <w:rPr>
@@ -2446,7 +2594,7 @@
                 <w:noProof/>
                 <w:webHidden/>
               </w:rPr>
-              <w:t>33</w:t>
+              <w:t>34</w:t>
             </w:r>
             <w:r>
               <w:rPr>
@@ -2470,7 +2618,7 @@
               <w:lang w:eastAsia="hu-HU"/>
             </w:rPr>
           </w:pPr>
-          <w:hyperlink w:anchor="_Toc226205762" w:history="1">
+          <w:hyperlink w:anchor="_Toc226988018" w:history="1">
             <w:r>
               <w:rPr>
                 <w:rStyle w:val="Hiperhivatkozs"/>
@@ -2497,7 +2645,7 @@
                 <w:noProof/>
                 <w:webHidden/>
               </w:rPr>
-              <w:instrText xml:space="preserve"> PAGEREF _Toc226205762 \h </w:instrText>
+              <w:instrText xml:space="preserve"> PAGEREF _Toc226988018 \h </w:instrText>
             </w:r>
             <w:r>
               <w:rPr>
@@ -2517,7 +2665,7 @@
                 <w:noProof/>
                 <w:webHidden/>
               </w:rPr>
-              <w:t>34</w:t>
+              <w:t>35</w:t>
             </w:r>
             <w:r>
               <w:rPr>
@@ -2541,7 +2689,7 @@
               <w:lang w:eastAsia="hu-HU"/>
             </w:rPr>
           </w:pPr>
-          <w:hyperlink w:anchor="_Toc226205763" w:history="1">
+          <w:hyperlink w:anchor="_Toc226988019" w:history="1">
             <w:r>
               <w:rPr>
                 <w:rStyle w:val="Hiperhivatkozs"/>
@@ -2568,7 +2716,7 @@
                 <w:noProof/>
                 <w:webHidden/>
               </w:rPr>
-              <w:instrText xml:space="preserve"> PAGEREF _Toc226205763 \h </w:instrText>
+              <w:instrText xml:space="preserve"> PAGEREF _Toc226988019 \h </w:instrText>
             </w:r>
             <w:r>
               <w:rPr>
@@ -2588,7 +2736,7 @@
                 <w:noProof/>
                 <w:webHidden/>
               </w:rPr>
-              <w:t>34</w:t>
+              <w:t>35</w:t>
             </w:r>
             <w:r>
               <w:rPr>
@@ -2612,7 +2760,7 @@
               <w:lang w:eastAsia="hu-HU"/>
             </w:rPr>
           </w:pPr>
-          <w:hyperlink w:anchor="_Toc226205764" w:history="1">
+          <w:hyperlink w:anchor="_Toc226988020" w:history="1">
             <w:r>
               <w:rPr>
                 <w:rStyle w:val="Hiperhivatkozs"/>
@@ -2640,7 +2788,7 @@
                 <w:noProof/>
                 <w:webHidden/>
               </w:rPr>
-              <w:instrText xml:space="preserve"> PAGEREF _Toc226205764 \h </w:instrText>
+              <w:instrText xml:space="preserve"> PAGEREF _Toc226988020 \h </w:instrText>
             </w:r>
             <w:r>
               <w:rPr>
@@ -2660,7 +2808,7 @@
                 <w:noProof/>
                 <w:webHidden/>
               </w:rPr>
-              <w:t>35</w:t>
+              <w:t>36</w:t>
             </w:r>
             <w:r>
               <w:rPr>
@@ -2684,7 +2832,7 @@
               <w:lang w:eastAsia="hu-HU"/>
             </w:rPr>
           </w:pPr>
-          <w:hyperlink w:anchor="_Toc226205765" w:history="1">
+          <w:hyperlink w:anchor="_Toc226988021" w:history="1">
             <w:r>
               <w:rPr>
                 <w:rStyle w:val="Hiperhivatkozs"/>
@@ -2712,7 +2860,7 @@
                 <w:noProof/>
                 <w:webHidden/>
               </w:rPr>
-              <w:instrText xml:space="preserve"> PAGEREF _Toc226205765 \h </w:instrText>
+              <w:instrText xml:space="preserve"> PAGEREF _Toc226988021 \h </w:instrText>
             </w:r>
             <w:r>
               <w:rPr>
@@ -2732,7 +2880,7 @@
                 <w:noProof/>
                 <w:webHidden/>
               </w:rPr>
-              <w:t>36</w:t>
+              <w:t>37</w:t>
             </w:r>
             <w:r>
               <w:rPr>
@@ -2756,7 +2904,7 @@
               <w:lang w:eastAsia="hu-HU"/>
             </w:rPr>
           </w:pPr>
-          <w:hyperlink w:anchor="_Toc226205766" w:history="1">
+          <w:hyperlink w:anchor="_Toc226988022" w:history="1">
             <w:r>
               <w:rPr>
                 <w:rStyle w:val="Hiperhivatkozs"/>
@@ -2784,7 +2932,7 @@
                 <w:noProof/>
                 <w:webHidden/>
               </w:rPr>
-              <w:instrText xml:space="preserve"> PAGEREF _Toc226205766 \h </w:instrText>
+              <w:instrText xml:space="preserve"> PAGEREF _Toc226988022 \h </w:instrText>
             </w:r>
             <w:r>
               <w:rPr>
@@ -2804,7 +2952,7 @@
                 <w:noProof/>
                 <w:webHidden/>
               </w:rPr>
-              <w:t>37</w:t>
+              <w:t>38</w:t>
             </w:r>
             <w:r>
               <w:rPr>
@@ -2828,7 +2976,7 @@
               <w:lang w:eastAsia="hu-HU"/>
             </w:rPr>
           </w:pPr>
-          <w:hyperlink w:anchor="_Toc226205767" w:history="1">
+          <w:hyperlink w:anchor="_Toc226988023" w:history="1">
             <w:r>
               <w:rPr>
                 <w:rStyle w:val="Hiperhivatkozs"/>
@@ -2856,7 +3004,7 @@
                 <w:noProof/>
                 <w:webHidden/>
               </w:rPr>
-              <w:instrText xml:space="preserve"> PAGEREF _Toc226205767 \h </w:instrText>
+              <w:instrText xml:space="preserve"> PAGEREF _Toc226988023 \h </w:instrText>
             </w:r>
             <w:r>
               <w:rPr>
@@ -2876,7 +3024,7 @@
                 <w:noProof/>
                 <w:webHidden/>
               </w:rPr>
-              <w:t>38</w:t>
+              <w:t>39</w:t>
             </w:r>
             <w:r>
               <w:rPr>
@@ -2900,7 +3048,7 @@
               <w:lang w:eastAsia="hu-HU"/>
             </w:rPr>
           </w:pPr>
-          <w:hyperlink w:anchor="_Toc226205768" w:history="1">
+          <w:hyperlink w:anchor="_Toc226988024" w:history="1">
             <w:r>
               <w:rPr>
                 <w:rStyle w:val="Hiperhivatkozs"/>
@@ -2928,7 +3076,7 @@
                 <w:noProof/>
                 <w:webHidden/>
               </w:rPr>
-              <w:instrText xml:space="preserve"> PAGEREF _Toc226205768 \h </w:instrText>
+              <w:instrText xml:space="preserve"> PAGEREF _Toc226988024 \h </w:instrText>
             </w:r>
             <w:r>
               <w:rPr>
@@ -2948,7 +3096,7 @@
                 <w:noProof/>
                 <w:webHidden/>
               </w:rPr>
-              <w:t>38</w:t>
+              <w:t>39</w:t>
             </w:r>
             <w:r>
               <w:rPr>
@@ -2972,7 +3120,7 @@
               <w:lang w:eastAsia="hu-HU"/>
             </w:rPr>
           </w:pPr>
-          <w:hyperlink w:anchor="_Toc226205769" w:history="1">
+          <w:hyperlink w:anchor="_Toc226988025" w:history="1">
             <w:r>
               <w:rPr>
                 <w:rStyle w:val="Hiperhivatkozs"/>
@@ -3000,7 +3148,7 @@
                 <w:noProof/>
                 <w:webHidden/>
               </w:rPr>
-              <w:instrText xml:space="preserve"> PAGEREF _Toc226205769 \h </w:instrText>
+              <w:instrText xml:space="preserve"> PAGEREF _Toc226988025 \h </w:instrText>
             </w:r>
             <w:r>
               <w:rPr>
@@ -3020,7 +3168,7 @@
                 <w:noProof/>
                 <w:webHidden/>
               </w:rPr>
-              <w:t>39</w:t>
+              <w:t>40</w:t>
             </w:r>
             <w:r>
               <w:rPr>
@@ -3044,7 +3192,7 @@
               <w:lang w:eastAsia="hu-HU"/>
             </w:rPr>
           </w:pPr>
-          <w:hyperlink w:anchor="_Toc226205770" w:history="1">
+          <w:hyperlink w:anchor="_Toc226988026" w:history="1">
             <w:r>
               <w:rPr>
                 <w:rStyle w:val="Hiperhivatkozs"/>
@@ -3072,7 +3220,7 @@
                 <w:noProof/>
                 <w:webHidden/>
               </w:rPr>
-              <w:instrText xml:space="preserve"> PAGEREF _Toc226205770 \h </w:instrText>
+              <w:instrText xml:space="preserve"> PAGEREF _Toc226988026 \h </w:instrText>
             </w:r>
             <w:r>
               <w:rPr>
@@ -3092,7 +3240,7 @@
                 <w:noProof/>
                 <w:webHidden/>
               </w:rPr>
-              <w:t>41</w:t>
+              <w:t>42</w:t>
             </w:r>
             <w:r>
               <w:rPr>
@@ -3116,7 +3264,7 @@
               <w:lang w:eastAsia="hu-HU"/>
             </w:rPr>
           </w:pPr>
-          <w:hyperlink w:anchor="_Toc226205771" w:history="1">
+          <w:hyperlink w:anchor="_Toc226988027" w:history="1">
             <w:r>
               <w:rPr>
                 <w:rStyle w:val="Hiperhivatkozs"/>
@@ -3144,7 +3292,7 @@
                 <w:noProof/>
                 <w:webHidden/>
               </w:rPr>
-              <w:instrText xml:space="preserve"> PAGEREF _Toc226205771 \h </w:instrText>
+              <w:instrText xml:space="preserve"> PAGEREF _Toc226988027 \h </w:instrText>
             </w:r>
             <w:r>
               <w:rPr>
@@ -3164,7 +3312,7 @@
                 <w:noProof/>
                 <w:webHidden/>
               </w:rPr>
-              <w:t>41</w:t>
+              <w:t>42</w:t>
             </w:r>
             <w:r>
               <w:rPr>
@@ -3188,7 +3336,7 @@
               <w:lang w:eastAsia="hu-HU"/>
             </w:rPr>
           </w:pPr>
-          <w:hyperlink w:anchor="_Toc226205772" w:history="1">
+          <w:hyperlink w:anchor="_Toc226988028" w:history="1">
             <w:r>
               <w:rPr>
                 <w:rStyle w:val="Hiperhivatkozs"/>
@@ -3215,7 +3363,7 @@
                 <w:noProof/>
                 <w:webHidden/>
               </w:rPr>
-              <w:instrText xml:space="preserve"> PAGEREF _Toc226205772 \h </w:instrText>
+              <w:instrText xml:space="preserve"> PAGEREF _Toc226988028 \h </w:instrText>
             </w:r>
             <w:r>
               <w:rPr>
@@ -3235,7 +3383,7 @@
                 <w:noProof/>
                 <w:webHidden/>
               </w:rPr>
-              <w:t>41</w:t>
+              <w:t>42</w:t>
             </w:r>
             <w:r>
               <w:rPr>
@@ -3259,7 +3407,7 @@
               <w:lang w:eastAsia="hu-HU"/>
             </w:rPr>
           </w:pPr>
-          <w:hyperlink w:anchor="_Toc226205773" w:history="1">
+          <w:hyperlink w:anchor="_Toc226988029" w:history="1">
             <w:r>
               <w:rPr>
                 <w:rStyle w:val="Hiperhivatkozs"/>
@@ -3286,7 +3434,7 @@
                 <w:noProof/>
                 <w:webHidden/>
               </w:rPr>
-              <w:instrText xml:space="preserve"> PAGEREF _Toc226205773 \h </w:instrText>
+              <w:instrText xml:space="preserve"> PAGEREF _Toc226988029 \h </w:instrText>
             </w:r>
             <w:r>
               <w:rPr>
@@ -3306,7 +3454,7 @@
                 <w:noProof/>
                 <w:webHidden/>
               </w:rPr>
-              <w:t>41</w:t>
+              <w:t>42</w:t>
             </w:r>
             <w:r>
               <w:rPr>
@@ -3330,7 +3478,7 @@
               <w:lang w:eastAsia="hu-HU"/>
             </w:rPr>
           </w:pPr>
-          <w:hyperlink w:anchor="_Toc226205774" w:history="1">
+          <w:hyperlink w:anchor="_Toc226988030" w:history="1">
             <w:r>
               <w:rPr>
                 <w:rStyle w:val="Hiperhivatkozs"/>
@@ -3357,7 +3505,7 @@
                 <w:noProof/>
                 <w:webHidden/>
               </w:rPr>
-              <w:instrText xml:space="preserve"> PAGEREF _Toc226205774 \h </w:instrText>
+              <w:instrText xml:space="preserve"> PAGEREF _Toc226988030 \h </w:instrText>
             </w:r>
             <w:r>
               <w:rPr>
@@ -3377,7 +3525,7 @@
                 <w:noProof/>
                 <w:webHidden/>
               </w:rPr>
-              <w:t>41</w:t>
+              <w:t>42</w:t>
             </w:r>
             <w:r>
               <w:rPr>
@@ -3398,13 +3546,151 @@
               <w:lang w:eastAsia="hu-HU"/>
             </w:rPr>
           </w:pPr>
-          <w:hyperlink w:anchor="_Toc226205775" w:history="1">
+          <w:hyperlink w:anchor="_Toc226988031" w:history="1">
             <w:r>
               <w:rPr>
                 <w:rStyle w:val="Hiperhivatkozs"/>
                 <w:noProof/>
                 <w:lang w:eastAsia="hu-HU"/>
               </w:rPr>
+              <w:t>3. Összegzés</w:t>
+            </w:r>
+            <w:r>
+              <w:rPr>
+                <w:noProof/>
+                <w:webHidden/>
+              </w:rPr>
+              <w:tab/>
+            </w:r>
+            <w:r>
+              <w:rPr>
+                <w:noProof/>
+                <w:webHidden/>
+              </w:rPr>
+              <w:fldChar w:fldCharType="begin"/>
+            </w:r>
+            <w:r>
+              <w:rPr>
+                <w:noProof/>
+                <w:webHidden/>
+              </w:rPr>
+              <w:instrText xml:space="preserve"> PAGEREF _Toc226988031 \h </w:instrText>
+            </w:r>
+            <w:r>
+              <w:rPr>
+                <w:noProof/>
+                <w:webHidden/>
+              </w:rPr>
+            </w:r>
+            <w:r>
+              <w:rPr>
+                <w:noProof/>
+                <w:webHidden/>
+              </w:rPr>
+              <w:fldChar w:fldCharType="separate"/>
+            </w:r>
+            <w:r>
+              <w:rPr>
+                <w:noProof/>
+                <w:webHidden/>
+              </w:rPr>
+              <w:t>43</w:t>
+            </w:r>
+            <w:r>
+              <w:rPr>
+                <w:noProof/>
+                <w:webHidden/>
+              </w:rPr>
+              <w:fldChar w:fldCharType="end"/>
+            </w:r>
+          </w:hyperlink>
+        </w:p>
+        <w:p>
+          <w:pPr>
+            <w:pStyle w:val="TJ1"/>
+            <w:rPr>
+              <w:rFonts w:asciiTheme="minorHAnsi" w:eastAsiaTheme="minorEastAsia" w:hAnsiTheme="minorHAnsi"/>
+              <w:noProof/>
+              <w:szCs w:val="24"/>
+              <w:lang w:eastAsia="hu-HU"/>
+            </w:rPr>
+          </w:pPr>
+          <w:hyperlink w:anchor="_Toc226988032" w:history="1">
+            <w:r>
+              <w:rPr>
+                <w:rStyle w:val="Hiperhivatkozs"/>
+                <w:noProof/>
+                <w:lang w:eastAsia="hu-HU"/>
+              </w:rPr>
+              <w:t>4. Forrás</w:t>
+            </w:r>
+            <w:r>
+              <w:rPr>
+                <w:noProof/>
+                <w:webHidden/>
+              </w:rPr>
+              <w:tab/>
+            </w:r>
+            <w:r>
+              <w:rPr>
+                <w:noProof/>
+                <w:webHidden/>
+              </w:rPr>
+              <w:fldChar w:fldCharType="begin"/>
+            </w:r>
+            <w:r>
+              <w:rPr>
+                <w:noProof/>
+                <w:webHidden/>
+              </w:rPr>
+              <w:instrText xml:space="preserve"> PAGEREF _Toc226988032 \h </w:instrText>
+            </w:r>
+            <w:r>
+              <w:rPr>
+                <w:noProof/>
+                <w:webHidden/>
+              </w:rPr>
+            </w:r>
+            <w:r>
+              <w:rPr>
+                <w:noProof/>
+                <w:webHidden/>
+              </w:rPr>
+              <w:fldChar w:fldCharType="separate"/>
+            </w:r>
+            <w:r>
+              <w:rPr>
+                <w:noProof/>
+                <w:webHidden/>
+              </w:rPr>
+              <w:t>44</w:t>
+            </w:r>
+            <w:r>
+              <w:rPr>
+                <w:noProof/>
+                <w:webHidden/>
+              </w:rPr>
+              <w:fldChar w:fldCharType="end"/>
+            </w:r>
+          </w:hyperlink>
+        </w:p>
+        <w:p>
+          <w:pPr>
+            <w:pStyle w:val="TJ1"/>
+            <w:rPr>
+              <w:rFonts w:asciiTheme="minorHAnsi" w:eastAsiaTheme="minorEastAsia" w:hAnsiTheme="minorHAnsi"/>
+              <w:noProof/>
+              <w:szCs w:val="24"/>
+              <w:lang w:eastAsia="hu-HU"/>
+            </w:rPr>
+          </w:pPr>
+          <w:hyperlink w:anchor="_Toc226988033" w:history="1">
+            <w:r>
+              <w:rPr>
+                <w:rStyle w:val="Hiperhivatkozs"/>
+                <w:noProof/>
+                <w:lang w:eastAsia="hu-HU"/>
+              </w:rPr>
               <w:t>Ábrajegyzék</w:t>
             </w:r>
             <w:r>
@@ -3426,7 +3712,7 @@
                 <w:noProof/>
                 <w:webHidden/>
               </w:rPr>
-              <w:instrText xml:space="preserve"> PAGEREF _Toc226205775 \h </w:instrText>
+              <w:instrText xml:space="preserve"> PAGEREF _Toc226988033 \h </w:instrText>
             </w:r>
             <w:r>
               <w:rPr>
@@ -3446,7 +3732,7 @@
                 <w:noProof/>
                 <w:webHidden/>
               </w:rPr>
-              <w:t>42</w:t>
+              <w:t>45</w:t>
             </w:r>
             <w:r>
               <w:rPr>
@@ -3497,7 +3783,7 @@
         <w:pStyle w:val="Cmsor1"/>
         <w:jc w:val="center"/>
       </w:pPr>
-      <w:bookmarkStart w:id="0" w:name="_Toc226205732"/>
+      <w:bookmarkStart w:id="0" w:name="_Toc226987988"/>
       <w:r>
         <w:rPr>
           <w:rFonts w:cs="Times New Roman"/>
@@ -4092,7 +4378,7 @@
         <w:ind w:left="360"/>
         <w:jc w:val="center"/>
       </w:pPr>
-      <w:bookmarkStart w:id="1" w:name="_Toc226205733"/>
+      <w:bookmarkStart w:id="1" w:name="_Toc226987989"/>
       <w:r>
         <w:lastRenderedPageBreak/>
         <w:t>1.</w:t>
@@ -4109,7 +4395,7 @@
       <w:pPr>
         <w:pStyle w:val="Cmsor2"/>
       </w:pPr>
-      <w:bookmarkStart w:id="2" w:name="_Toc226205734"/>
+      <w:bookmarkStart w:id="2" w:name="_Toc226987990"/>
       <w:r>
         <w:t xml:space="preserve">1.1. </w:t>
       </w:r>
@@ -4206,7 +4492,7 @@
       <w:pPr>
         <w:pStyle w:val="Cmsor2"/>
       </w:pPr>
-      <w:bookmarkStart w:id="3" w:name="_Toc226205735"/>
+      <w:bookmarkStart w:id="3" w:name="_Toc226987991"/>
       <w:r>
         <w:lastRenderedPageBreak/>
         <w:t>1.2.</w:t>
@@ -4223,7 +4509,7 @@
       <w:pPr>
         <w:pStyle w:val="Cmsor3"/>
       </w:pPr>
-      <w:bookmarkStart w:id="4" w:name="_Toc226205736"/>
+      <w:bookmarkStart w:id="4" w:name="_Toc226987992"/>
       <w:r>
         <w:t xml:space="preserve">1.2.1. </w:t>
       </w:r>
@@ -4480,7 +4766,7 @@
       <w:pPr>
         <w:pStyle w:val="Cmsor3"/>
       </w:pPr>
-      <w:bookmarkStart w:id="5" w:name="_Toc226205737"/>
+      <w:bookmarkStart w:id="5" w:name="_Toc226987993"/>
       <w:r>
         <w:t>1.2.2</w:t>
       </w:r>
@@ -4809,7 +5095,7 @@
         <w:pStyle w:val="Cmsor2"/>
         <w:ind w:left="720"/>
       </w:pPr>
-      <w:bookmarkStart w:id="6" w:name="_Toc226205738"/>
+      <w:bookmarkStart w:id="6" w:name="_Toc226987994"/>
       <w:r>
         <w:lastRenderedPageBreak/>
         <w:t>1.</w:t>
@@ -4869,6 +5155,9 @@
         <w:keepNext/>
       </w:pPr>
       <w:r>
+        <w:rPr>
+          <w:noProof/>
+        </w:rPr>
         <w:drawing>
           <wp:inline distT="0" distB="0" distL="0" distR="0" wp14:anchorId="003046E4" wp14:editId="10BCA0FE">
             <wp:extent cx="5759450" cy="1428115"/>
@@ -4910,15 +5199,28 @@
       <w:pPr>
         <w:pStyle w:val="Kpalrs"/>
       </w:pPr>
-      <w:fldSimple w:instr=" SEQ ábra \* ARABIC ">
-        <w:bookmarkStart w:id="7" w:name="_Toc226202947"/>
-        <w:r>
-          <w:rPr>
-            <w:noProof/>
-          </w:rPr>
-          <w:t>1</w:t>
-        </w:r>
-      </w:fldSimple>
+      <w:r>
+        <w:fldChar w:fldCharType="begin"/>
+      </w:r>
+      <w:r>
+        <w:instrText xml:space="preserve"> SEQ ábra \* ARABIC </w:instrText>
+      </w:r>
+      <w:r>
+        <w:fldChar w:fldCharType="separate"/>
+      </w:r>
+      <w:bookmarkStart w:id="7" w:name="_Toc226202947"/>
+      <w:r>
+        <w:rPr>
+          <w:noProof/>
+        </w:rPr>
+        <w:t>1</w:t>
+      </w:r>
+      <w:r>
+        <w:rPr>
+          <w:noProof/>
+        </w:rPr>
+        <w:fldChar w:fldCharType="end"/>
+      </w:r>
       <w:r>
         <w:t>. ábra: Az oldal elérése</w:t>
       </w:r>
@@ -4933,7 +5235,7 @@
       <w:pPr>
         <w:pStyle w:val="Cmsor2"/>
       </w:pPr>
-      <w:bookmarkStart w:id="8" w:name="_Toc226205739"/>
+      <w:bookmarkStart w:id="8" w:name="_Toc226987995"/>
       <w:r>
         <w:lastRenderedPageBreak/>
         <w:t>1.2. A program használatának részletes leírása</w:t>
@@ -4944,7 +5246,7 @@
       <w:pPr>
         <w:pStyle w:val="Cmsor3"/>
       </w:pPr>
-      <w:bookmarkStart w:id="9" w:name="_Toc226205740"/>
+      <w:bookmarkStart w:id="9" w:name="_Toc226987996"/>
       <w:r>
         <w:t>1.2.1</w:t>
       </w:r>
@@ -5072,15 +5374,28 @@
       <w:pPr>
         <w:pStyle w:val="Kpalrs"/>
       </w:pPr>
-      <w:fldSimple w:instr=" SEQ ábra \* ARABIC ">
-        <w:bookmarkStart w:id="10" w:name="_Toc226202948"/>
-        <w:r>
-          <w:rPr>
-            <w:noProof/>
-          </w:rPr>
-          <w:t>2</w:t>
-        </w:r>
-      </w:fldSimple>
+      <w:r>
+        <w:fldChar w:fldCharType="begin"/>
+      </w:r>
+      <w:r>
+        <w:instrText xml:space="preserve"> SEQ ábra \* ARABIC </w:instrText>
+      </w:r>
+      <w:r>
+        <w:fldChar w:fldCharType="separate"/>
+      </w:r>
+      <w:bookmarkStart w:id="10" w:name="_Toc226202948"/>
+      <w:r>
+        <w:rPr>
+          <w:noProof/>
+        </w:rPr>
+        <w:t>2</w:t>
+      </w:r>
+      <w:r>
+        <w:rPr>
+          <w:noProof/>
+        </w:rPr>
+        <w:fldChar w:fldCharType="end"/>
+      </w:r>
       <w:r>
         <w:t>. ábra Bejelentkezési oldal</w:t>
       </w:r>
@@ -5281,15 +5596,28 @@
       <w:pPr>
         <w:pStyle w:val="Kpalrs"/>
       </w:pPr>
-      <w:fldSimple w:instr=" SEQ ábra \* ARABIC ">
-        <w:bookmarkStart w:id="11" w:name="_Toc226202949"/>
-        <w:r>
-          <w:rPr>
-            <w:noProof/>
-          </w:rPr>
-          <w:t>3</w:t>
-        </w:r>
-      </w:fldSimple>
+      <w:r>
+        <w:fldChar w:fldCharType="begin"/>
+      </w:r>
+      <w:r>
+        <w:instrText xml:space="preserve"> SEQ ábra \* ARABIC </w:instrText>
+      </w:r>
+      <w:r>
+        <w:fldChar w:fldCharType="separate"/>
+      </w:r>
+      <w:bookmarkStart w:id="11" w:name="_Toc226202949"/>
+      <w:r>
+        <w:rPr>
+          <w:noProof/>
+        </w:rPr>
+        <w:t>3</w:t>
+      </w:r>
+      <w:r>
+        <w:rPr>
+          <w:noProof/>
+        </w:rPr>
+        <w:fldChar w:fldCharType="end"/>
+      </w:r>
       <w:r>
         <w:t>. ábra Felugró üzenet – React toastify</w:t>
       </w:r>
@@ -5753,7 +6081,7 @@
       <w:r>
         <w:br w:type="page"/>
       </w:r>
-      <w:bookmarkStart w:id="18" w:name="_Toc226205741"/>
+      <w:bookmarkStart w:id="18" w:name="_Toc226987997"/>
       <w:r>
         <w:lastRenderedPageBreak/>
         <w:t>1.2.2</w:t>
@@ -5863,15 +6191,28 @@
       <w:pPr>
         <w:pStyle w:val="Kpalrs"/>
       </w:pPr>
-      <w:fldSimple w:instr=" SEQ ábra \* ARABIC ">
-        <w:bookmarkStart w:id="19" w:name="_Toc226202953"/>
-        <w:r>
-          <w:rPr>
-            <w:noProof/>
-          </w:rPr>
-          <w:t>7</w:t>
-        </w:r>
-      </w:fldSimple>
+      <w:r>
+        <w:fldChar w:fldCharType="begin"/>
+      </w:r>
+      <w:r>
+        <w:instrText xml:space="preserve"> SEQ ábra \* ARABIC </w:instrText>
+      </w:r>
+      <w:r>
+        <w:fldChar w:fldCharType="separate"/>
+      </w:r>
+      <w:bookmarkStart w:id="19" w:name="_Toc226202953"/>
+      <w:r>
+        <w:rPr>
+          <w:noProof/>
+        </w:rPr>
+        <w:t>7</w:t>
+      </w:r>
+      <w:r>
+        <w:rPr>
+          <w:noProof/>
+        </w:rPr>
+        <w:fldChar w:fldCharType="end"/>
+      </w:r>
       <w:r>
         <w:t>. ábra Navigációs sáv kinyitott és becsukott állapotban</w:t>
       </w:r>
@@ -5884,7 +6225,7 @@
       <w:r>
         <w:br w:type="page"/>
       </w:r>
-      <w:bookmarkStart w:id="20" w:name="_Toc226205742"/>
+      <w:bookmarkStart w:id="20" w:name="_Toc226987998"/>
       <w:r>
         <w:lastRenderedPageBreak/>
         <w:t>1.2.3</w:t>
@@ -6016,15 +6357,28 @@
       <w:pPr>
         <w:pStyle w:val="Kpalrs"/>
       </w:pPr>
-      <w:fldSimple w:instr=" SEQ ábra \* ARABIC ">
-        <w:bookmarkStart w:id="21" w:name="_Toc226202954"/>
-        <w:r>
-          <w:rPr>
-            <w:noProof/>
-          </w:rPr>
-          <w:t>8</w:t>
-        </w:r>
-      </w:fldSimple>
+      <w:r>
+        <w:fldChar w:fldCharType="begin"/>
+      </w:r>
+      <w:r>
+        <w:instrText xml:space="preserve"> SEQ ábra \* ARABIC </w:instrText>
+      </w:r>
+      <w:r>
+        <w:fldChar w:fldCharType="separate"/>
+      </w:r>
+      <w:bookmarkStart w:id="21" w:name="_Toc226202954"/>
+      <w:r>
+        <w:rPr>
+          <w:noProof/>
+        </w:rPr>
+        <w:t>8</w:t>
+      </w:r>
+      <w:r>
+        <w:rPr>
+          <w:noProof/>
+        </w:rPr>
+        <w:fldChar w:fldCharType="end"/>
+      </w:r>
       <w:r>
         <w:t>. ábra Profil oldal</w:t>
       </w:r>
@@ -6085,15 +6439,28 @@
         <w:pStyle w:val="Kpalrs"/>
         <w:jc w:val="center"/>
       </w:pPr>
-      <w:fldSimple w:instr=" SEQ ábra \* ARABIC ">
-        <w:bookmarkStart w:id="22" w:name="_Toc226202955"/>
-        <w:r>
-          <w:rPr>
-            <w:noProof/>
-          </w:rPr>
-          <w:t>9</w:t>
-        </w:r>
-      </w:fldSimple>
+      <w:r>
+        <w:fldChar w:fldCharType="begin"/>
+      </w:r>
+      <w:r>
+        <w:instrText xml:space="preserve"> SEQ ábra \* ARABIC </w:instrText>
+      </w:r>
+      <w:r>
+        <w:fldChar w:fldCharType="separate"/>
+      </w:r>
+      <w:bookmarkStart w:id="22" w:name="_Toc226202955"/>
+      <w:r>
+        <w:rPr>
+          <w:noProof/>
+        </w:rPr>
+        <w:t>9</w:t>
+      </w:r>
+      <w:r>
+        <w:rPr>
+          <w:noProof/>
+        </w:rPr>
+        <w:fldChar w:fldCharType="end"/>
+      </w:r>
       <w:r>
         <w:t>. ábra Jelszó visszaállítási email</w:t>
       </w:r>
@@ -6106,7 +6473,7 @@
       <w:r>
         <w:br w:type="page"/>
       </w:r>
-      <w:bookmarkStart w:id="23" w:name="_Toc226205743"/>
+      <w:bookmarkStart w:id="23" w:name="_Toc226987999"/>
       <w:r>
         <w:lastRenderedPageBreak/>
         <w:t>1.2.4</w:t>
@@ -6318,6 +6685,9 @@
         <w:jc w:val="center"/>
       </w:pPr>
       <w:r>
+        <w:rPr>
+          <w:noProof/>
+        </w:rPr>
         <w:drawing>
           <wp:inline distT="0" distB="0" distL="0" distR="0" wp14:anchorId="300309B7" wp14:editId="05845722">
             <wp:extent cx="5759450" cy="3209925"/>
@@ -6359,15 +6729,28 @@
       <w:pPr>
         <w:pStyle w:val="Kpalrs"/>
       </w:pPr>
-      <w:fldSimple w:instr=" SEQ ábra \* ARABIC ">
-        <w:bookmarkStart w:id="24" w:name="_Toc226202956"/>
-        <w:r>
-          <w:rPr>
-            <w:noProof/>
-          </w:rPr>
-          <w:t>10</w:t>
-        </w:r>
-      </w:fldSimple>
+      <w:r>
+        <w:fldChar w:fldCharType="begin"/>
+      </w:r>
+      <w:r>
+        <w:instrText xml:space="preserve"> SEQ ábra \* ARABIC </w:instrText>
+      </w:r>
+      <w:r>
+        <w:fldChar w:fldCharType="separate"/>
+      </w:r>
+      <w:bookmarkStart w:id="24" w:name="_Toc226202956"/>
+      <w:r>
+        <w:rPr>
+          <w:noProof/>
+        </w:rPr>
+        <w:t>10</w:t>
+      </w:r>
+      <w:r>
+        <w:rPr>
+          <w:noProof/>
+        </w:rPr>
+        <w:fldChar w:fldCharType="end"/>
+      </w:r>
       <w:r>
         <w:t>. ábra Hang lejátszó oldal</w:t>
       </w:r>
@@ -6380,7 +6763,7 @@
       <w:r>
         <w:br w:type="page"/>
       </w:r>
-      <w:bookmarkStart w:id="25" w:name="_Toc226205744"/>
+      <w:bookmarkStart w:id="25" w:name="_Toc226988000"/>
       <w:r>
         <w:lastRenderedPageBreak/>
         <w:t>1.2.5</w:t>
@@ -6431,6 +6814,9 @@
         <w:keepNext/>
       </w:pPr>
       <w:r>
+        <w:rPr>
+          <w:noProof/>
+        </w:rPr>
         <w:drawing>
           <wp:inline distT="0" distB="0" distL="0" distR="0" wp14:anchorId="1068A8AC" wp14:editId="391F49C3">
             <wp:extent cx="5759450" cy="3206115"/>
@@ -6472,15 +6858,28 @@
       <w:pPr>
         <w:pStyle w:val="Kpalrs"/>
       </w:pPr>
-      <w:fldSimple w:instr=" SEQ ábra \* ARABIC ">
-        <w:bookmarkStart w:id="26" w:name="_Toc226202957"/>
-        <w:r>
-          <w:rPr>
-            <w:noProof/>
-          </w:rPr>
-          <w:t>11</w:t>
-        </w:r>
-      </w:fldSimple>
+      <w:r>
+        <w:fldChar w:fldCharType="begin"/>
+      </w:r>
+      <w:r>
+        <w:instrText xml:space="preserve"> SEQ ábra \* ARABIC </w:instrText>
+      </w:r>
+      <w:r>
+        <w:fldChar w:fldCharType="separate"/>
+      </w:r>
+      <w:bookmarkStart w:id="26" w:name="_Toc226202957"/>
+      <w:r>
+        <w:rPr>
+          <w:noProof/>
+        </w:rPr>
+        <w:t>11</w:t>
+      </w:r>
+      <w:r>
+        <w:rPr>
+          <w:noProof/>
+        </w:rPr>
+        <w:fldChar w:fldCharType="end"/>
+      </w:r>
       <w:r>
         <w:t>. ábra Hang kezelő oldal</w:t>
       </w:r>
@@ -6505,7 +6904,7 @@
       <w:pPr>
         <w:pStyle w:val="Cmsor3"/>
       </w:pPr>
-      <w:bookmarkStart w:id="27" w:name="_Toc226205745"/>
+      <w:bookmarkStart w:id="27" w:name="_Toc226988001"/>
       <w:r>
         <w:lastRenderedPageBreak/>
         <w:t>1.2.6</w:t>
@@ -6569,6 +6968,9 @@
         <w:jc w:val="center"/>
       </w:pPr>
       <w:r>
+        <w:rPr>
+          <w:noProof/>
+        </w:rPr>
         <w:drawing>
           <wp:inline distT="0" distB="0" distL="0" distR="0" wp14:anchorId="6C396B90" wp14:editId="10A91623">
             <wp:extent cx="2479040" cy="3614602"/>
@@ -6606,6 +7008,9 @@
         </w:drawing>
       </w:r>
       <w:r>
+        <w:rPr>
+          <w:noProof/>
+        </w:rPr>
         <w:drawing>
           <wp:inline distT="0" distB="0" distL="0" distR="0" wp14:anchorId="67EA7D2C" wp14:editId="5F07E2CE">
             <wp:extent cx="2503054" cy="3613150"/>
@@ -6648,15 +7053,28 @@
         <w:pStyle w:val="Kpalrs"/>
         <w:jc w:val="center"/>
       </w:pPr>
-      <w:fldSimple w:instr=" SEQ ábra \* ARABIC ">
-        <w:bookmarkStart w:id="28" w:name="_Toc226202958"/>
-        <w:r>
-          <w:rPr>
-            <w:noProof/>
-          </w:rPr>
-          <w:t>12</w:t>
-        </w:r>
-      </w:fldSimple>
+      <w:r>
+        <w:fldChar w:fldCharType="begin"/>
+      </w:r>
+      <w:r>
+        <w:instrText xml:space="preserve"> SEQ ábra \* ARABIC </w:instrText>
+      </w:r>
+      <w:r>
+        <w:fldChar w:fldCharType="separate"/>
+      </w:r>
+      <w:bookmarkStart w:id="28" w:name="_Toc226202958"/>
+      <w:r>
+        <w:rPr>
+          <w:noProof/>
+        </w:rPr>
+        <w:t>12</w:t>
+      </w:r>
+      <w:r>
+        <w:rPr>
+          <w:noProof/>
+        </w:rPr>
+        <w:fldChar w:fldCharType="end"/>
+      </w:r>
       <w:r>
         <w:t>. ábra Egy hang feltöltése és tömeges feltöltés</w:t>
       </w:r>
@@ -6717,13 +7135,13 @@
           <w:i/>
           <w:iCs/>
         </w:rPr>
+        <w:instrText xml:space="preserve"> \* MERGEFORMAT </w:instrText>
       </w:r>
       <w:r>
         <w:rPr>
           <w:i/>
           <w:iCs/>
         </w:rPr>
-        <w:instrText xml:space="preserve"> \* MERGEFORMAT </w:instrText>
       </w:r>
       <w:r>
         <w:rPr>
@@ -6932,7 +7350,7 @@
         <w:ind w:firstLine="709"/>
         <w:jc w:val="center"/>
       </w:pPr>
-      <w:bookmarkStart w:id="31" w:name="_Toc226205746"/>
+      <w:bookmarkStart w:id="31" w:name="_Toc226988002"/>
       <w:r>
         <w:lastRenderedPageBreak/>
         <w:t xml:space="preserve">2. </w:t>
@@ -6947,7 +7365,7 @@
         <w:pStyle w:val="Cmsor2"/>
         <w:spacing w:line="360" w:lineRule="auto"/>
       </w:pPr>
-      <w:bookmarkStart w:id="32" w:name="_Toc226205747"/>
+      <w:bookmarkStart w:id="32" w:name="_Toc226988003"/>
       <w:r>
         <w:t>2.1</w:t>
       </w:r>
@@ -7022,7 +7440,7 @@
         <w:pStyle w:val="Cmsor2"/>
         <w:spacing w:line="360" w:lineRule="auto"/>
       </w:pPr>
-      <w:bookmarkStart w:id="33" w:name="_Toc226205748"/>
+      <w:bookmarkStart w:id="33" w:name="_Toc226988004"/>
       <w:r>
         <w:lastRenderedPageBreak/>
         <w:t>2.2.</w:t>
@@ -7039,7 +7457,7 @@
       <w:pPr>
         <w:pStyle w:val="Cmsor3"/>
       </w:pPr>
-      <w:bookmarkStart w:id="34" w:name="_Toc226205749"/>
+      <w:bookmarkStart w:id="34" w:name="_Toc226988005"/>
       <w:r>
         <w:t>2.2.1</w:t>
       </w:r>
@@ -7532,7 +7950,7 @@
       <w:pPr>
         <w:pStyle w:val="Cmsor3"/>
       </w:pPr>
-      <w:bookmarkStart w:id="35" w:name="_Toc226205750"/>
+      <w:bookmarkStart w:id="35" w:name="_Toc226988006"/>
       <w:r>
         <w:lastRenderedPageBreak/>
         <w:t>2.2.2</w:t>
@@ -8405,7 +8823,7 @@
       <w:r>
         <w:br w:type="page"/>
       </w:r>
-      <w:bookmarkStart w:id="36" w:name="_Toc226205751"/>
+      <w:bookmarkStart w:id="36" w:name="_Toc226988007"/>
       <w:r>
         <w:lastRenderedPageBreak/>
         <w:t>2.2.3</w:t>
@@ -8773,7 +9191,7 @@
       <w:pPr>
         <w:pStyle w:val="Cmsor3"/>
       </w:pPr>
-      <w:bookmarkStart w:id="37" w:name="_Toc226205752"/>
+      <w:bookmarkStart w:id="37" w:name="_Toc226988008"/>
       <w:r>
         <w:lastRenderedPageBreak/>
         <w:t>2.2.4</w:t>
@@ -9028,7 +9446,7 @@
         <w:pStyle w:val="Cmsor2"/>
         <w:spacing w:line="360" w:lineRule="auto"/>
       </w:pPr>
-      <w:bookmarkStart w:id="38" w:name="_Toc226205753"/>
+      <w:bookmarkStart w:id="38" w:name="_Toc226988009"/>
       <w:r>
         <w:lastRenderedPageBreak/>
         <w:t>2.3</w:t>
@@ -9051,7 +9469,7 @@
           <w:lang w:eastAsia="hu-HU"/>
         </w:rPr>
       </w:pPr>
-      <w:bookmarkStart w:id="39" w:name="_Toc226205754"/>
+      <w:bookmarkStart w:id="39" w:name="_Toc226988010"/>
       <w:r>
         <w:rPr>
           <w:lang w:eastAsia="hu-HU"/>
@@ -9985,7 +10403,7 @@
           <w:lang w:eastAsia="hu-HU"/>
         </w:rPr>
       </w:pPr>
-      <w:bookmarkStart w:id="40" w:name="_Toc226205755"/>
+      <w:bookmarkStart w:id="40" w:name="_Toc226988011"/>
       <w:r>
         <w:rPr>
           <w:noProof/>
@@ -10819,7 +11237,7 @@
           <w:lang w:eastAsia="hu-HU"/>
         </w:rPr>
       </w:pPr>
-      <w:bookmarkStart w:id="41" w:name="_Toc226205756"/>
+      <w:bookmarkStart w:id="41" w:name="_Toc226988012"/>
       <w:r>
         <w:rPr>
           <w:noProof/>
@@ -11276,7 +11694,7 @@
           <w:lang w:eastAsia="hu-HU"/>
         </w:rPr>
       </w:pPr>
-      <w:bookmarkStart w:id="42" w:name="_Toc226205757"/>
+      <w:bookmarkStart w:id="42" w:name="_Toc226988013"/>
       <w:r>
         <w:rPr>
           <w:noProof/>
@@ -11646,7 +12064,7 @@
           <w:lang w:eastAsia="hu-HU"/>
         </w:rPr>
       </w:pPr>
-      <w:bookmarkStart w:id="43" w:name="_Toc226205758"/>
+      <w:bookmarkStart w:id="43" w:name="_Toc226988014"/>
       <w:r>
         <w:rPr>
           <w:noProof/>
@@ -11940,7 +12358,7 @@
           <w:lang w:eastAsia="hu-HU"/>
         </w:rPr>
       </w:pPr>
-      <w:bookmarkStart w:id="45" w:name="_Toc226205759"/>
+      <w:bookmarkStart w:id="45" w:name="_Toc226988015"/>
       <w:r>
         <w:rPr>
           <w:noProof/>
@@ -12216,7 +12634,7 @@
         </w:rPr>
         <w:br w:type="page"/>
       </w:r>
-      <w:bookmarkStart w:id="46" w:name="_Toc226205760"/>
+      <w:bookmarkStart w:id="46" w:name="_Toc226988016"/>
       <w:r>
         <w:rPr>
           <w:rFonts w:eastAsiaTheme="minorEastAsia"/>
@@ -12246,35 +12664,6 @@
         <w:t>Részletes feladatspecifikáció, algoritmusok</w:t>
       </w:r>
       <w:bookmarkEnd w:id="46"/>
-    </w:p>
-    <w:p>
-      <w:pPr>
-        <w:pStyle w:val="Cmsor3"/>
-      </w:pPr>
-      <w:bookmarkStart w:id="47" w:name="_Toc226205761"/>
-      <w:r>
-        <w:t>2.4.1</w:t>
-      </w:r>
-      <w:r>
-        <w:t>.</w:t>
-      </w:r>
-      <w:r>
-        <w:t xml:space="preserve"> Backend felépítése</w:t>
-      </w:r>
-      <w:bookmarkEnd w:id="47"/>
-    </w:p>
-    <w:p>
-      <w:pPr>
-        <w:rPr>
-          <w:u w:val="single"/>
-        </w:rPr>
-      </w:pPr>
-      <w:r>
-        <w:rPr>
-          <w:u w:val="single"/>
-        </w:rPr>
-        <w:t>Backend gyökér könyvtár:</w:t>
-      </w:r>
     </w:p>
     <w:p>
       <w:pPr>
@@ -12291,6 +12680,82 @@
           <w:noProof/>
           <w:lang w:eastAsia="hu-HU"/>
         </w:rPr>
+        <w:t>A dokumentáció nem tartalmazza a teljes forráskódot. A program forráskódja a csapat egyik tagjának Github oldalán érhető el az alábbi linken:</w:t>
+      </w:r>
+    </w:p>
+    <w:p>
+      <w:pPr>
+        <w:spacing w:line="360" w:lineRule="auto"/>
+        <w:ind w:firstLine="567"/>
+        <w:jc w:val="both"/>
+        <w:rPr>
+          <w:noProof/>
+          <w:lang w:eastAsia="hu-HU"/>
+        </w:rPr>
+      </w:pPr>
+      <w:hyperlink r:id="rId53" w:history="1">
+        <w:r>
+          <w:rPr>
+            <w:rStyle w:val="Hiperhivatkozs"/>
+            <w:noProof/>
+            <w:lang w:eastAsia="hu-HU"/>
+          </w:rPr>
+          <w:t>h</w:t>
+        </w:r>
+        <w:r>
+          <w:rPr>
+            <w:rStyle w:val="Hiperhivatkozs"/>
+            <w:noProof/>
+            <w:lang w:eastAsia="hu-HU"/>
+          </w:rPr>
+          <w:t>ttps://github.com/sbalazs222/Immersia</w:t>
+        </w:r>
+      </w:hyperlink>
+    </w:p>
+    <w:p>
+      <w:pPr>
+        <w:pStyle w:val="Cmsor3"/>
+      </w:pPr>
+      <w:bookmarkStart w:id="47" w:name="_Toc226988017"/>
+      <w:r>
+        <w:t>2.4.1</w:t>
+      </w:r>
+      <w:r>
+        <w:t>.</w:t>
+      </w:r>
+      <w:r>
+        <w:t xml:space="preserve"> Backend felépítése</w:t>
+      </w:r>
+      <w:bookmarkEnd w:id="47"/>
+    </w:p>
+    <w:p>
+      <w:pPr>
+        <w:rPr>
+          <w:u w:val="single"/>
+        </w:rPr>
+      </w:pPr>
+      <w:r>
+        <w:rPr>
+          <w:u w:val="single"/>
+        </w:rPr>
+        <w:t>Backend gyökér könyvtár:</w:t>
+      </w:r>
+    </w:p>
+    <w:p>
+      <w:pPr>
+        <w:spacing w:line="360" w:lineRule="auto"/>
+        <w:ind w:firstLine="567"/>
+        <w:jc w:val="both"/>
+        <w:rPr>
+          <w:noProof/>
+          <w:lang w:eastAsia="hu-HU"/>
+        </w:rPr>
+      </w:pPr>
+      <w:r>
+        <w:rPr>
+          <w:noProof/>
+          <w:lang w:eastAsia="hu-HU"/>
+        </w:rPr>
         <w:t>Itt található az src mappa, ami a teljes backend forráskódját tartalmazza, az adatbázist inicializáló fájl, a Dockerfile, a backend környezeti változói, valamint a package.json ami a program szükségleteit, típusát és egyéb információt tartalmazza.</w:t>
       </w:r>
     </w:p>
@@ -12665,7 +13130,7 @@
           <w:rStyle w:val="Cmsor3Char"/>
         </w:rPr>
       </w:pPr>
-      <w:bookmarkStart w:id="48" w:name="_Toc226205762"/>
+      <w:bookmarkStart w:id="48" w:name="_Toc226988018"/>
       <w:r>
         <w:rPr>
           <w:rStyle w:val="Cmsor3Char"/>
@@ -12722,7 +13187,7 @@
                     </pic:cNvPicPr>
                   </pic:nvPicPr>
                   <pic:blipFill>
-                    <a:blip r:embed="rId53">
+                    <a:blip r:embed="rId54">
                       <a:extLst>
                         <a:ext uri="{28A0092B-C50C-407E-A947-70E740481C1C}">
                           <a14:useLocalDpi xmlns:a14="http://schemas.microsoft.com/office/drawing/2010/main" val="0"/>
@@ -12761,15 +13226,28 @@
           <w:noProof/>
         </w:rPr>
       </w:pPr>
-      <w:fldSimple w:instr=" SEQ ábra \* ARABIC ">
-        <w:bookmarkStart w:id="49" w:name="_Toc226202961"/>
-        <w:r>
-          <w:rPr>
-            <w:noProof/>
-          </w:rPr>
-          <w:t>15</w:t>
-        </w:r>
-      </w:fldSimple>
+      <w:r>
+        <w:fldChar w:fldCharType="begin"/>
+      </w:r>
+      <w:r>
+        <w:instrText xml:space="preserve"> SEQ ábra \* ARABIC </w:instrText>
+      </w:r>
+      <w:r>
+        <w:fldChar w:fldCharType="separate"/>
+      </w:r>
+      <w:bookmarkStart w:id="49" w:name="_Toc226202961"/>
+      <w:r>
+        <w:rPr>
+          <w:noProof/>
+        </w:rPr>
+        <w:t>15</w:t>
+      </w:r>
+      <w:r>
+        <w:rPr>
+          <w:noProof/>
+        </w:rPr>
+        <w:fldChar w:fldCharType="end"/>
+      </w:r>
       <w:r>
         <w:t>. ábra Regisztr</w:t>
       </w:r>
@@ -12797,7 +13275,7 @@
       <w:pPr>
         <w:pStyle w:val="Cmsor3"/>
       </w:pPr>
-      <w:bookmarkStart w:id="50" w:name="_Toc226205763"/>
+      <w:bookmarkStart w:id="50" w:name="_Toc226988019"/>
       <w:r>
         <w:t>2.4.</w:t>
       </w:r>
@@ -12879,7 +13357,7 @@
                     <pic:cNvPicPr/>
                   </pic:nvPicPr>
                   <pic:blipFill>
-                    <a:blip r:embed="rId54"/>
+                    <a:blip r:embed="rId55"/>
                     <a:stretch>
                       <a:fillRect/>
                     </a:stretch>
@@ -12904,15 +13382,28 @@
       <w:pPr>
         <w:pStyle w:val="Kpalrs"/>
       </w:pPr>
-      <w:fldSimple w:instr=" SEQ ábra \* ARABIC ">
-        <w:bookmarkStart w:id="51" w:name="_Toc226202962"/>
-        <w:r>
-          <w:rPr>
-            <w:noProof/>
-          </w:rPr>
-          <w:t>16</w:t>
-        </w:r>
-      </w:fldSimple>
+      <w:r>
+        <w:fldChar w:fldCharType="begin"/>
+      </w:r>
+      <w:r>
+        <w:instrText xml:space="preserve"> SEQ ábra \* ARABIC </w:instrText>
+      </w:r>
+      <w:r>
+        <w:fldChar w:fldCharType="separate"/>
+      </w:r>
+      <w:bookmarkStart w:id="51" w:name="_Toc226202962"/>
+      <w:r>
+        <w:rPr>
+          <w:noProof/>
+        </w:rPr>
+        <w:t>16</w:t>
+      </w:r>
+      <w:r>
+        <w:rPr>
+          <w:noProof/>
+        </w:rPr>
+        <w:fldChar w:fldCharType="end"/>
+      </w:r>
       <w:r>
         <w:t xml:space="preserve">. ábra </w:t>
       </w:r>
@@ -12933,7 +13424,7 @@
           <w:lang w:eastAsia="hu-HU"/>
         </w:rPr>
       </w:pPr>
-      <w:bookmarkStart w:id="52" w:name="_Toc226205764"/>
+      <w:bookmarkStart w:id="52" w:name="_Toc226988020"/>
       <w:r>
         <w:rPr>
           <w:rFonts w:eastAsiaTheme="minorEastAsia"/>
@@ -12999,7 +13490,7 @@
                     </pic:cNvPicPr>
                   </pic:nvPicPr>
                   <pic:blipFill>
-                    <a:blip r:embed="rId55">
+                    <a:blip r:embed="rId56">
                       <a:extLst>
                         <a:ext uri="{28A0092B-C50C-407E-A947-70E740481C1C}">
                           <a14:useLocalDpi xmlns:a14="http://schemas.microsoft.com/office/drawing/2010/main" val="0"/>
@@ -13094,7 +13585,7 @@
           <w:lang w:eastAsia="hu-HU"/>
         </w:rPr>
       </w:pPr>
-      <w:bookmarkStart w:id="54" w:name="_Toc226205765"/>
+      <w:bookmarkStart w:id="54" w:name="_Toc226988021"/>
       <w:r>
         <w:rPr>
           <w:rFonts w:eastAsiaTheme="minorEastAsia"/>
@@ -13149,7 +13640,7 @@
                     </pic:cNvPicPr>
                   </pic:nvPicPr>
                   <pic:blipFill>
-                    <a:blip r:embed="rId56">
+                    <a:blip r:embed="rId57">
                       <a:extLst>
                         <a:ext uri="{28A0092B-C50C-407E-A947-70E740481C1C}">
                           <a14:useLocalDpi xmlns:a14="http://schemas.microsoft.com/office/drawing/2010/main" val="0"/>
@@ -13308,7 +13799,7 @@
         </w:rPr>
         <w:br w:type="page"/>
       </w:r>
-      <w:bookmarkStart w:id="56" w:name="_Toc226205766"/>
+      <w:bookmarkStart w:id="56" w:name="_Toc226988022"/>
       <w:r>
         <w:rPr>
           <w:noProof/>
@@ -13494,7 +13985,7 @@
         </w:rPr>
         <w:br w:type="page"/>
       </w:r>
-      <w:bookmarkStart w:id="58" w:name="_Toc226205767"/>
+      <w:bookmarkStart w:id="58" w:name="_Toc226988023"/>
       <w:r>
         <w:rPr>
           <w:noProof/>
@@ -13527,7 +14018,7 @@
           <w:lang w:eastAsia="hu-HU"/>
         </w:rPr>
       </w:pPr>
-      <w:bookmarkStart w:id="59" w:name="_Toc226205768"/>
+      <w:bookmarkStart w:id="59" w:name="_Toc226988024"/>
       <w:r>
         <w:rPr>
           <w:noProof/>
@@ -13611,7 +14102,7 @@
                     <pic:cNvPicPr/>
                   </pic:nvPicPr>
                   <pic:blipFill>
-                    <a:blip r:embed="rId57"/>
+                    <a:blip r:embed="rId58"/>
                     <a:stretch>
                       <a:fillRect/>
                     </a:stretch>
@@ -13636,15 +14127,28 @@
       <w:pPr>
         <w:pStyle w:val="Kpalrs"/>
       </w:pPr>
-      <w:fldSimple w:instr=" SEQ ábra \* ARABIC ">
-        <w:bookmarkStart w:id="60" w:name="_Toc226202966"/>
-        <w:r>
-          <w:rPr>
-            <w:noProof/>
-          </w:rPr>
-          <w:t>20</w:t>
-        </w:r>
-      </w:fldSimple>
+      <w:r>
+        <w:fldChar w:fldCharType="begin"/>
+      </w:r>
+      <w:r>
+        <w:instrText xml:space="preserve"> SEQ ábra \* ARABIC </w:instrText>
+      </w:r>
+      <w:r>
+        <w:fldChar w:fldCharType="separate"/>
+      </w:r>
+      <w:bookmarkStart w:id="60" w:name="_Toc226202966"/>
+      <w:r>
+        <w:rPr>
+          <w:noProof/>
+        </w:rPr>
+        <w:t>20</w:t>
+      </w:r>
+      <w:r>
+        <w:rPr>
+          <w:noProof/>
+        </w:rPr>
+        <w:fldChar w:fldCharType="end"/>
+      </w:r>
       <w:r>
         <w:t>. ábra Normál teszteset – Postman</w:t>
       </w:r>
@@ -13732,7 +14236,7 @@
                     <pic:cNvPicPr/>
                   </pic:nvPicPr>
                   <pic:blipFill>
-                    <a:blip r:embed="rId58"/>
+                    <a:blip r:embed="rId59"/>
                     <a:stretch>
                       <a:fillRect/>
                     </a:stretch>
@@ -13757,15 +14261,28 @@
       <w:pPr>
         <w:pStyle w:val="Kpalrs"/>
       </w:pPr>
-      <w:fldSimple w:instr=" SEQ ábra \* ARABIC ">
-        <w:bookmarkStart w:id="61" w:name="_Toc226202967"/>
-        <w:r>
-          <w:rPr>
-            <w:noProof/>
-          </w:rPr>
-          <w:t>21</w:t>
-        </w:r>
-      </w:fldSimple>
+      <w:r>
+        <w:fldChar w:fldCharType="begin"/>
+      </w:r>
+      <w:r>
+        <w:instrText xml:space="preserve"> SEQ ábra \* ARABIC </w:instrText>
+      </w:r>
+      <w:r>
+        <w:fldChar w:fldCharType="separate"/>
+      </w:r>
+      <w:bookmarkStart w:id="61" w:name="_Toc226202967"/>
+      <w:r>
+        <w:rPr>
+          <w:noProof/>
+        </w:rPr>
+        <w:t>21</w:t>
+      </w:r>
+      <w:r>
+        <w:rPr>
+          <w:noProof/>
+        </w:rPr>
+        <w:fldChar w:fldCharType="end"/>
+      </w:r>
       <w:r>
         <w:t>. ábra Teszteset: Token hiánya</w:t>
       </w:r>
@@ -13856,7 +14373,7 @@
                     <pic:cNvPicPr/>
                   </pic:nvPicPr>
                   <pic:blipFill>
-                    <a:blip r:embed="rId59"/>
+                    <a:blip r:embed="rId60"/>
                     <a:stretch>
                       <a:fillRect/>
                     </a:stretch>
@@ -13884,15 +14401,28 @@
           <w:noProof/>
         </w:rPr>
       </w:pPr>
-      <w:fldSimple w:instr=" SEQ ábra \* ARABIC ">
-        <w:bookmarkStart w:id="62" w:name="_Toc226202968"/>
-        <w:r>
-          <w:rPr>
-            <w:noProof/>
-          </w:rPr>
-          <w:t>22</w:t>
-        </w:r>
-      </w:fldSimple>
+      <w:r>
+        <w:fldChar w:fldCharType="begin"/>
+      </w:r>
+      <w:r>
+        <w:instrText xml:space="preserve"> SEQ ábra \* ARABIC </w:instrText>
+      </w:r>
+      <w:r>
+        <w:fldChar w:fldCharType="separate"/>
+      </w:r>
+      <w:bookmarkStart w:id="62" w:name="_Toc226202968"/>
+      <w:r>
+        <w:rPr>
+          <w:noProof/>
+        </w:rPr>
+        <w:t>22</w:t>
+      </w:r>
+      <w:r>
+        <w:rPr>
+          <w:noProof/>
+        </w:rPr>
+        <w:fldChar w:fldCharType="end"/>
+      </w:r>
       <w:r>
         <w:t>. ábra Hibás frissí</w:t>
       </w:r>
@@ -13924,7 +14454,7 @@
           <w:lang w:eastAsia="hu-HU"/>
         </w:rPr>
       </w:pPr>
-      <w:bookmarkStart w:id="63" w:name="_Toc226205769"/>
+      <w:bookmarkStart w:id="63" w:name="_Toc226988025"/>
       <w:r>
         <w:rPr>
           <w:noProof/>
@@ -14057,7 +14587,7 @@
                     <pic:cNvPicPr/>
                   </pic:nvPicPr>
                   <pic:blipFill>
-                    <a:blip r:embed="rId60"/>
+                    <a:blip r:embed="rId61"/>
                     <a:stretch>
                       <a:fillRect/>
                     </a:stretch>
@@ -14082,15 +14612,28 @@
       <w:pPr>
         <w:pStyle w:val="Kpalrs"/>
       </w:pPr>
-      <w:fldSimple w:instr=" SEQ ábra \* ARABIC ">
-        <w:bookmarkStart w:id="64" w:name="_Toc226202969"/>
-        <w:r>
-          <w:rPr>
-            <w:noProof/>
-          </w:rPr>
-          <w:t>23</w:t>
-        </w:r>
-      </w:fldSimple>
+      <w:r>
+        <w:fldChar w:fldCharType="begin"/>
+      </w:r>
+      <w:r>
+        <w:instrText xml:space="preserve"> SEQ ábra \* ARABIC </w:instrText>
+      </w:r>
+      <w:r>
+        <w:fldChar w:fldCharType="separate"/>
+      </w:r>
+      <w:bookmarkStart w:id="64" w:name="_Toc226202969"/>
+      <w:r>
+        <w:rPr>
+          <w:noProof/>
+        </w:rPr>
+        <w:t>23</w:t>
+      </w:r>
+      <w:r>
+        <w:rPr>
+          <w:noProof/>
+        </w:rPr>
+        <w:fldChar w:fldCharType="end"/>
+      </w:r>
       <w:r>
         <w:t>. ábra Bejelentkezés - Normál teszteset - Postman</w:t>
       </w:r>
@@ -14200,7 +14743,7 @@
                     <pic:cNvPicPr/>
                   </pic:nvPicPr>
                   <pic:blipFill>
-                    <a:blip r:embed="rId61"/>
+                    <a:blip r:embed="rId62"/>
                     <a:stretch>
                       <a:fillRect/>
                     </a:stretch>
@@ -14402,7 +14945,7 @@
                     <pic:cNvPicPr/>
                   </pic:nvPicPr>
                   <pic:blipFill>
-                    <a:blip r:embed="rId62"/>
+                    <a:blip r:embed="rId63"/>
                     <a:stretch>
                       <a:fillRect/>
                     </a:stretch>
@@ -14570,7 +15113,7 @@
                     <pic:cNvPicPr/>
                   </pic:nvPicPr>
                   <pic:blipFill>
-                    <a:blip r:embed="rId63"/>
+                    <a:blip r:embed="rId64"/>
                     <a:stretch>
                       <a:fillRect/>
                     </a:stretch>
@@ -14595,15 +15138,28 @@
       <w:pPr>
         <w:pStyle w:val="Kpalrs"/>
       </w:pPr>
-      <w:fldSimple w:instr=" SEQ ábra \* ARABIC ">
-        <w:bookmarkStart w:id="67" w:name="_Toc226202972"/>
-        <w:r>
-          <w:rPr>
-            <w:noProof/>
-          </w:rPr>
-          <w:t>26</w:t>
-        </w:r>
-      </w:fldSimple>
+      <w:r>
+        <w:fldChar w:fldCharType="begin"/>
+      </w:r>
+      <w:r>
+        <w:instrText xml:space="preserve"> SEQ ábra \* ARABIC </w:instrText>
+      </w:r>
+      <w:r>
+        <w:fldChar w:fldCharType="separate"/>
+      </w:r>
+      <w:bookmarkStart w:id="67" w:name="_Toc226202972"/>
+      <w:r>
+        <w:rPr>
+          <w:noProof/>
+        </w:rPr>
+        <w:t>26</w:t>
+      </w:r>
+      <w:r>
+        <w:rPr>
+          <w:noProof/>
+        </w:rPr>
+        <w:fldChar w:fldCharType="end"/>
+      </w:r>
       <w:r>
         <w:t>. ábra Bejelentkezés - nem megerősített email cím - Postman</w:t>
       </w:r>
@@ -14643,7 +15199,7 @@
           <w:lang w:eastAsia="hu-HU"/>
         </w:rPr>
       </w:pPr>
-      <w:bookmarkStart w:id="68" w:name="_Toc226205770"/>
+      <w:bookmarkStart w:id="68" w:name="_Toc226988026"/>
       <w:r>
         <w:rPr>
           <w:lang w:eastAsia="hu-HU"/>
@@ -14684,7 +15240,7 @@
           <w:lang w:eastAsia="hu-HU"/>
         </w:rPr>
       </w:pPr>
-      <w:bookmarkStart w:id="69" w:name="_Toc226205771"/>
+      <w:bookmarkStart w:id="69" w:name="_Toc226988027"/>
       <w:r>
         <w:rPr>
           <w:lang w:eastAsia="hu-HU"/>
@@ -14719,7 +15275,7 @@
       <w:pPr>
         <w:pStyle w:val="Cmsor3"/>
       </w:pPr>
-      <w:bookmarkStart w:id="70" w:name="_Toc226205772"/>
+      <w:bookmarkStart w:id="70" w:name="_Toc226988028"/>
       <w:r>
         <w:t>2.6.2. Átfogóbb szerkesztési lehetőségek</w:t>
       </w:r>
@@ -14739,7 +15295,7 @@
       <w:pPr>
         <w:pStyle w:val="Cmsor3"/>
       </w:pPr>
-      <w:bookmarkStart w:id="71" w:name="_Toc226205773"/>
+      <w:bookmarkStart w:id="71" w:name="_Toc226988029"/>
       <w:r>
         <w:t>2.6.3. Ismert kisebb hibák kijavítása</w:t>
       </w:r>
@@ -14783,7 +15339,7 @@
       <w:pPr>
         <w:pStyle w:val="Cmsor3"/>
       </w:pPr>
-      <w:bookmarkStart w:id="72" w:name="_Toc226205774"/>
+      <w:bookmarkStart w:id="72" w:name="_Toc226988030"/>
       <w:r>
         <w:t>2.6.4. Mobil alkalmazás</w:t>
       </w:r>
@@ -14802,18 +15358,261 @@
     <w:p>
       <w:pPr>
         <w:rPr>
+          <w:lang w:eastAsia="hu-HU"/>
+        </w:rPr>
+      </w:pPr>
+      <w:r>
+        <w:rPr>
+          <w:lang w:eastAsia="hu-HU"/>
+        </w:rPr>
+        <w:br w:type="page"/>
+      </w:r>
+    </w:p>
+    <w:p>
+      <w:pPr>
+        <w:pStyle w:val="Cmsor1"/>
+        <w:jc w:val="center"/>
+        <w:rPr>
+          <w:lang w:eastAsia="hu-HU"/>
+        </w:rPr>
+      </w:pPr>
+      <w:bookmarkStart w:id="73" w:name="_Toc226988031"/>
+      <w:r>
+        <w:rPr>
+          <w:lang w:eastAsia="hu-HU"/>
+        </w:rPr>
+        <w:lastRenderedPageBreak/>
+        <w:t>3. Összegzés</w:t>
+      </w:r>
+      <w:bookmarkEnd w:id="73"/>
+    </w:p>
+    <w:p>
+      <w:pPr>
+        <w:spacing w:line="360" w:lineRule="auto"/>
+        <w:ind w:firstLine="567"/>
+        <w:jc w:val="both"/>
+      </w:pPr>
+      <w:r>
+        <w:t xml:space="preserve">A projekten való munka viszonylag gördülékenyen zajlott a csapat összeszokottsága miatt. A logikus és meghatározható munkamegosztás elősegítette az egyszerű haladást, mivel a csapat tudott párhuzamosan fejleszteni. A kezdeti nehézségeket a kommunikáció és a csapatban való munka </w:t>
+      </w:r>
+      <w:r>
+        <w:t>újdonsága jelentette, viszont mindenki gyorsan bele tudo</w:t>
+      </w:r>
+      <w:r>
+        <w:t>tt</w:t>
+      </w:r>
+      <w:r>
+        <w:t xml:space="preserve"> rázódni a fejlesztés menetébe.</w:t>
+      </w:r>
+    </w:p>
+    <w:p>
+      <w:pPr>
+        <w:spacing w:line="360" w:lineRule="auto"/>
+        <w:ind w:firstLine="567"/>
+        <w:jc w:val="both"/>
+      </w:pPr>
+      <w:r>
+        <w:t>A weboldal több olyan megoldást is igényelt, amivel előtte nem foglalkoztam így ezeket a fejlesztés közben kellett kitapasztalni. Ilyen volt például a Cloudflare használata dns szolgáltatóként, az emailező rendszer működése vagy a fájlkiszolgálás. A használt szolgáltatások kiválasztása mögött elsősorban az állt, hogy a platformot úgy szerettük volna megteremteni, hogy az minél inkább független legyen bármi külső online szolgáltatástól.</w:t>
+      </w:r>
+      <w:r>
+        <w:t xml:space="preserve"> A backenden való munka közben betekintést nyerhettem abba, hogy mi tesz egy oldalt megbízhatóvá, hogyan biztosíthatom a felhasználók adatainak biztonságát vagy hogyan tudom az adatokan úgy kiszolgálni, hogy az ne terhelje a backend folyamatait.</w:t>
+      </w:r>
+    </w:p>
+    <w:p>
+      <w:pPr>
+        <w:spacing w:line="360" w:lineRule="auto"/>
+        <w:ind w:firstLine="567"/>
+        <w:jc w:val="both"/>
+      </w:pPr>
+      <w:r>
+        <w:t>Úgy gondolom sikerült egy jól működő, kényelmesen használható programot létrehoznunk és sokat fejlődtünk a program tervezése és megvalósítása közben. Sok olyan új technológiával találkozhattam, amire szükségem lehet a jövőben, és magasabb szintre léphettem a webfejlesztés és API alapú alkalmazások területén. A fejlesztési folyamat értékes betekintést nyújtott a csapatnak a párhuzamos fejlesztés működéséről, a munka logikus megosztásáról és arról, hogy hogyan épül fel a fejlesztési folyamat egy komplex alkalmazás felépítésekor.</w:t>
+      </w:r>
+    </w:p>
+    <w:p>
+      <w:pPr>
+        <w:rPr>
           <w:rFonts w:eastAsiaTheme="majorEastAsia" w:cstheme="majorBidi"/>
+          <w:color w:val="000000" w:themeColor="text1"/>
+          <w:sz w:val="40"/>
+          <w:szCs w:val="40"/>
+          <w:lang w:eastAsia="hu-HU"/>
+        </w:rPr>
+      </w:pPr>
+      <w:r>
+        <w:rPr>
+          <w:lang w:eastAsia="hu-HU"/>
+        </w:rPr>
+        <w:br w:type="page"/>
+      </w:r>
+    </w:p>
+    <w:p>
+      <w:pPr>
+        <w:pStyle w:val="Cmsor1"/>
+        <w:jc w:val="center"/>
+        <w:rPr>
+          <w:lang w:eastAsia="hu-HU"/>
+        </w:rPr>
+      </w:pPr>
+      <w:bookmarkStart w:id="74" w:name="_Toc226988032"/>
+      <w:r>
+        <w:rPr>
+          <w:lang w:eastAsia="hu-HU"/>
+        </w:rPr>
+        <w:lastRenderedPageBreak/>
+        <w:t>4. Forrás</w:t>
+      </w:r>
+      <w:bookmarkEnd w:id="74"/>
+    </w:p>
+    <w:p>
+      <w:pPr>
+        <w:spacing w:line="360" w:lineRule="auto"/>
+        <w:rPr>
+          <w:lang w:eastAsia="hu-HU"/>
+        </w:rPr>
+      </w:pPr>
+      <w:r>
+        <w:rPr>
+          <w:lang w:eastAsia="hu-HU"/>
+        </w:rPr>
+        <w:t>MDN Web:</w:t>
+      </w:r>
+    </w:p>
+    <w:p>
+      <w:pPr>
+        <w:spacing w:line="360" w:lineRule="auto"/>
+        <w:rPr>
+          <w:lang w:eastAsia="hu-HU"/>
+        </w:rPr>
+      </w:pPr>
+      <w:hyperlink r:id="rId65" w:history="1">
+        <w:r>
+          <w:rPr>
+            <w:rStyle w:val="Hiperhivatkozs"/>
+            <w:lang w:eastAsia="hu-HU"/>
+          </w:rPr>
+          <w:t>https://developer.mozilla.org/en-US/</w:t>
+        </w:r>
+      </w:hyperlink>
+    </w:p>
+    <w:p>
+      <w:pPr>
+        <w:spacing w:line="360" w:lineRule="auto"/>
+        <w:rPr>
+          <w:lang w:eastAsia="hu-HU"/>
+        </w:rPr>
+      </w:pPr>
+      <w:r>
+        <w:rPr>
+          <w:lang w:eastAsia="hu-HU"/>
+        </w:rPr>
+        <w:t>NodeJS:</w:t>
+      </w:r>
+    </w:p>
+    <w:p>
+      <w:pPr>
+        <w:spacing w:line="360" w:lineRule="auto"/>
+        <w:rPr>
+          <w:lang w:eastAsia="hu-HU"/>
+        </w:rPr>
+      </w:pPr>
+      <w:hyperlink r:id="rId66" w:history="1">
+        <w:r>
+          <w:rPr>
+            <w:rStyle w:val="Hiperhivatkozs"/>
+            <w:lang w:eastAsia="hu-HU"/>
+          </w:rPr>
+          <w:t>https://nodejs.org/docs/latest/api/</w:t>
+        </w:r>
+      </w:hyperlink>
+    </w:p>
+    <w:p>
+      <w:pPr>
+        <w:spacing w:line="360" w:lineRule="auto"/>
+        <w:rPr>
+          <w:lang w:eastAsia="hu-HU"/>
+        </w:rPr>
+      </w:pPr>
+      <w:r>
+        <w:rPr>
+          <w:lang w:eastAsia="hu-HU"/>
+        </w:rPr>
+        <w:t>Nodemailer:</w:t>
+      </w:r>
+    </w:p>
+    <w:p>
+      <w:pPr>
+        <w:spacing w:line="360" w:lineRule="auto"/>
+        <w:rPr>
+          <w:lang w:eastAsia="hu-HU"/>
+        </w:rPr>
+      </w:pPr>
+      <w:hyperlink r:id="rId67" w:history="1">
+        <w:r>
+          <w:rPr>
+            <w:rStyle w:val="Hiperhivatkozs"/>
+            <w:lang w:eastAsia="hu-HU"/>
+          </w:rPr>
+          <w:t>https://nodemailer.com/</w:t>
+        </w:r>
+      </w:hyperlink>
+    </w:p>
+    <w:p>
+      <w:pPr>
+        <w:spacing w:line="360" w:lineRule="auto"/>
+        <w:rPr>
+          <w:lang w:eastAsia="hu-HU"/>
+        </w:rPr>
+      </w:pPr>
+      <w:r>
+        <w:rPr>
+          <w:lang w:eastAsia="hu-HU"/>
+        </w:rPr>
+        <w:t>Stack Overflow:</w:t>
+      </w:r>
+    </w:p>
+    <w:p>
+      <w:pPr>
+        <w:spacing w:line="360" w:lineRule="auto"/>
+        <w:rPr>
+          <w:lang w:eastAsia="hu-HU"/>
+        </w:rPr>
+      </w:pPr>
+      <w:hyperlink r:id="rId68" w:history="1">
+        <w:r>
+          <w:rPr>
+            <w:rStyle w:val="Hiperhivatkozs"/>
+            <w:lang w:eastAsia="hu-HU"/>
+          </w:rPr>
+          <w:t>https://stackoverflow.com</w:t>
+        </w:r>
+      </w:hyperlink>
+    </w:p>
+    <w:p>
+      <w:pPr>
+        <w:rPr>
+          <w:rFonts w:eastAsiaTheme="majorEastAsia" w:cstheme="majorBidi"/>
+          <w:color w:val="000000" w:themeColor="text1"/>
+          <w:sz w:val="40"/>
+          <w:szCs w:val="40"/>
+          <w:lang w:eastAsia="hu-HU"/>
+        </w:rPr>
+      </w:pPr>
+      <w:r>
+        <w:rPr>
+          <w:lang w:eastAsia="hu-HU"/>
+        </w:rPr>
+        <w:br w:type="page"/>
+      </w:r>
+    </w:p>
+    <w:p>
+      <w:pPr>
+        <w:pStyle w:val="Cmsor1"/>
+        <w:rPr>
           <w:sz w:val="32"/>
           <w:szCs w:val="32"/>
           <w:lang w:eastAsia="hu-HU"/>
         </w:rPr>
       </w:pPr>
-      <w:r>
-        <w:rPr>
-          <w:lang w:eastAsia="hu-HU"/>
-        </w:rPr>
-        <w:br w:type="page"/>
-      </w:r>
     </w:p>
     <w:p>
       <w:pPr>
@@ -14825,17 +15624,16 @@
           <w:lang w:eastAsia="hu-HU"/>
         </w:rPr>
       </w:pPr>
-      <w:bookmarkStart w:id="73" w:name="_Toc226205775"/>
+      <w:bookmarkStart w:id="75" w:name="_Toc226988033"/>
       <w:r>
         <w:rPr>
           <w:rFonts w:eastAsiaTheme="minorEastAsia"/>
           <w:noProof/>
           <w:lang w:eastAsia="hu-HU"/>
         </w:rPr>
-        <w:lastRenderedPageBreak/>
         <w:t>Ábrajegyzék</w:t>
       </w:r>
-      <w:bookmarkEnd w:id="73"/>
+      <w:bookmarkEnd w:id="75"/>
     </w:p>
     <w:p>
       <w:pPr>
@@ -14924,7 +15722,7 @@
             <w:noProof/>
             <w:webHidden/>
           </w:rPr>
-          <w:t>8</w:t>
+          <w:t>9</w:t>
         </w:r>
         <w:r>
           <w:rPr>
@@ -14995,7 +15793,7 @@
             <w:noProof/>
             <w:webHidden/>
           </w:rPr>
-          <w:t>9</w:t>
+          <w:t>10</w:t>
         </w:r>
         <w:r>
           <w:rPr>
@@ -15066,7 +15864,7 @@
             <w:noProof/>
             <w:webHidden/>
           </w:rPr>
-          <w:t>10</w:t>
+          <w:t>11</w:t>
         </w:r>
         <w:r>
           <w:rPr>
@@ -15137,7 +15935,7 @@
             <w:noProof/>
             <w:webHidden/>
           </w:rPr>
-          <w:t>11</w:t>
+          <w:t>12</w:t>
         </w:r>
         <w:r>
           <w:rPr>
@@ -15208,7 +16006,7 @@
             <w:noProof/>
             <w:webHidden/>
           </w:rPr>
-          <w:t>11</w:t>
+          <w:t>12</w:t>
         </w:r>
         <w:r>
           <w:rPr>
@@ -15279,7 +16077,7 @@
             <w:noProof/>
             <w:webHidden/>
           </w:rPr>
-          <w:t>12</w:t>
+          <w:t>13</w:t>
         </w:r>
         <w:r>
           <w:rPr>
@@ -15350,7 +16148,7 @@
             <w:noProof/>
             <w:webHidden/>
           </w:rPr>
-          <w:t>13</w:t>
+          <w:t>14</w:t>
         </w:r>
         <w:r>
           <w:rPr>
@@ -15421,7 +16219,7 @@
             <w:noProof/>
             <w:webHidden/>
           </w:rPr>
-          <w:t>14</w:t>
+          <w:t>15</w:t>
         </w:r>
         <w:r>
           <w:rPr>
@@ -15492,7 +16290,7 @@
             <w:noProof/>
             <w:webHidden/>
           </w:rPr>
-          <w:t>14</w:t>
+          <w:t>15</w:t>
         </w:r>
         <w:r>
           <w:rPr>
@@ -15563,7 +16361,7 @@
             <w:noProof/>
             <w:webHidden/>
           </w:rPr>
-          <w:t>16</w:t>
+          <w:t>17</w:t>
         </w:r>
         <w:r>
           <w:rPr>
@@ -15634,7 +16432,7 @@
             <w:noProof/>
             <w:webHidden/>
           </w:rPr>
-          <w:t>17</w:t>
+          <w:t>18</w:t>
         </w:r>
         <w:r>
           <w:rPr>
@@ -15705,7 +16503,7 @@
             <w:noProof/>
             <w:webHidden/>
           </w:rPr>
-          <w:t>18</w:t>
+          <w:t>19</w:t>
         </w:r>
         <w:r>
           <w:rPr>
@@ -15776,7 +16574,7 @@
             <w:noProof/>
             <w:webHidden/>
           </w:rPr>
-          <w:t>19</w:t>
+          <w:t>20</w:t>
         </w:r>
         <w:r>
           <w:rPr>
@@ -15855,7 +16653,7 @@
             <w:noProof/>
             <w:webHidden/>
           </w:rPr>
-          <w:t>31</w:t>
+          <w:t>32</w:t>
         </w:r>
         <w:r>
           <w:rPr>
@@ -15926,7 +16724,7 @@
             <w:noProof/>
             <w:webHidden/>
           </w:rPr>
-          <w:t>34</w:t>
+          <w:t>35</w:t>
         </w:r>
         <w:r>
           <w:rPr>
@@ -15997,7 +16795,7 @@
             <w:noProof/>
             <w:webHidden/>
           </w:rPr>
-          <w:t>34</w:t>
+          <w:t>35</w:t>
         </w:r>
         <w:r>
           <w:rPr>
@@ -16076,7 +16874,7 @@
             <w:noProof/>
             <w:webHidden/>
           </w:rPr>
-          <w:t>35</w:t>
+          <w:t>36</w:t>
         </w:r>
         <w:r>
           <w:rPr>
@@ -16155,7 +16953,7 @@
             <w:noProof/>
             <w:webHidden/>
           </w:rPr>
-          <w:t>36</w:t>
+          <w:t>37</w:t>
         </w:r>
         <w:r>
           <w:rPr>
@@ -16234,7 +17032,7 @@
             <w:noProof/>
             <w:webHidden/>
           </w:rPr>
-          <w:t>37</w:t>
+          <w:t>38</w:t>
         </w:r>
         <w:r>
           <w:rPr>
@@ -16305,7 +17103,7 @@
             <w:noProof/>
             <w:webHidden/>
           </w:rPr>
-          <w:t>38</w:t>
+          <w:t>39</w:t>
         </w:r>
         <w:r>
           <w:rPr>
@@ -16376,7 +17174,7 @@
             <w:noProof/>
             <w:webHidden/>
           </w:rPr>
-          <w:t>38</w:t>
+          <w:t>39</w:t>
         </w:r>
         <w:r>
           <w:rPr>
@@ -16447,7 +17245,7 @@
             <w:noProof/>
             <w:webHidden/>
           </w:rPr>
-          <w:t>39</w:t>
+          <w:t>40</w:t>
         </w:r>
         <w:r>
           <w:rPr>
@@ -16518,7 +17316,7 @@
             <w:noProof/>
             <w:webHidden/>
           </w:rPr>
-          <w:t>39</w:t>
+          <w:t>40</w:t>
         </w:r>
         <w:r>
           <w:rPr>
@@ -16597,7 +17395,7 @@
             <w:noProof/>
             <w:webHidden/>
           </w:rPr>
-          <w:t>40</w:t>
+          <w:t>41</w:t>
         </w:r>
         <w:r>
           <w:rPr>
@@ -16676,7 +17474,7 @@
             <w:noProof/>
             <w:webHidden/>
           </w:rPr>
-          <w:t>40</w:t>
+          <w:t>41</w:t>
         </w:r>
         <w:r>
           <w:rPr>
@@ -16747,7 +17545,7 @@
             <w:noProof/>
             <w:webHidden/>
           </w:rPr>
-          <w:t>40</w:t>
+          <w:t>41</w:t>
         </w:r>
         <w:r>
           <w:rPr>
@@ -16782,7 +17580,7 @@
       </w:r>
     </w:p>
     <w:sectPr>
-      <w:footerReference w:type="default" r:id="rId64"/>
+      <w:footerReference w:type="default" r:id="rId69"/>
       <w:pgSz w:w="11906" w:h="16838"/>
       <w:pgMar w:top="1418" w:right="1418" w:bottom="1418" w:left="1418" w:header="709" w:footer="709" w:gutter="0"/>
       <w:cols w:space="708"/>
@@ -21450,7 +22248,6 @@
   <w:style w:type="character" w:default="1" w:styleId="Bekezdsalapbettpusa">
     <w:name w:val="Default Paragraph Font"/>
     <w:uiPriority w:val="1"/>
-    <w:semiHidden/>
     <w:unhideWhenUsed/>
   </w:style>
   <w:style w:type="table" w:default="1" w:styleId="Normltblzat">

--- a/docs/Katona Zalán - Záródolgozat.docx
+++ b/docs/Katona Zalán - Záródolgozat.docx
@@ -257,13 +257,6 @@
         </w:rPr>
         <w:br w:type="page"/>
       </w:r>
-      <w:r>
-        <w:rPr>
-          <w:rFonts w:cs="Times New Roman"/>
-        </w:rPr>
-        <w:lastRenderedPageBreak/>
-        <w:br w:type="page"/>
-      </w:r>
     </w:p>
     <w:p>
       <w:pPr>
@@ -327,7 +320,17 @@
           <w:color w:val="000000" w:themeColor="text1"/>
           <w:szCs w:val="24"/>
         </w:rPr>
-        <w:t xml:space="preserve"> ………………………</w:t>
+        <w:t xml:space="preserve"> </w:t>
+      </w:r>
+      <w:r>
+        <w:rPr>
+          <w:rFonts w:cs="Times New Roman"/>
+          <w:i/>
+          <w:iCs/>
+          <w:color w:val="000000" w:themeColor="text1"/>
+          <w:szCs w:val="24"/>
+        </w:rPr>
+        <w:t>Katona Zalán</w:t>
       </w:r>
       <w:r>
         <w:rPr>
@@ -335,7 +338,7 @@
           <w:color w:val="000000" w:themeColor="text1"/>
           <w:szCs w:val="24"/>
         </w:rPr>
-        <w:t>……</w:t>
+        <w:t xml:space="preserve"> tanuló kijelentem, hogy ez a szakdolgozat saját tudásom, önálló munkám eredménye. A felhasznált eszközöket és szakirodalmakat (tanulmány, internetes forrás, személyes közlés stb.) idézőjel és megjelölt források nélkül nem építettem</w:t>
       </w:r>
       <w:r>
         <w:rPr>
@@ -343,7 +346,15 @@
           <w:color w:val="000000" w:themeColor="text1"/>
           <w:szCs w:val="24"/>
         </w:rPr>
-        <w:t>. tanuló kijelentem, hogy ez a szakdolgozat saját tudásom, önálló munkám eredménye. A felhasznált eszközöket és szakirodalmakat (tanulmány, internetes forrás, személyes közlés stb.) idézőjel és megjelölt források nélkül nem építettembe, egyértelműen megjelöltem. Az elkészült záródolgozatban található eredményeket a képzőintézmény és a feladatot kiíró intézmény saját céljára térítés nélkül felhasználhatja, a titkosításra vonatkozó esetleges megkötések mellett.</w:t>
+        <w:t xml:space="preserve"> </w:t>
+      </w:r>
+      <w:r>
+        <w:rPr>
+          <w:rFonts w:cs="Times New Roman"/>
+          <w:color w:val="000000" w:themeColor="text1"/>
+          <w:szCs w:val="24"/>
+        </w:rPr>
+        <w:t>be, egyértelműen megjelöltem. Az elkészült záródolgozatban található eredményeket a képzőintézmény és a feladatot kiíró intézmény saját céljára térítés nélkül felhasználhatja, a titkosításra vonatkozó esetleges megkötések mellett.</w:t>
       </w:r>
     </w:p>
     <w:p>
@@ -360,42 +371,176 @@
     </w:p>
     <w:p>
       <w:pPr>
+        <w:tabs>
+          <w:tab w:val="left" w:leader="dot" w:pos="2268"/>
+          <w:tab w:val="left" w:pos="6521"/>
+          <w:tab w:val="left" w:leader="dot" w:pos="8789"/>
+        </w:tabs>
         <w:spacing w:line="360" w:lineRule="auto"/>
         <w:jc w:val="both"/>
+        <w:rPr>
+          <w:rFonts w:cs="Times New Roman"/>
+          <w:color w:val="000000" w:themeColor="text1"/>
+          <w:szCs w:val="24"/>
+        </w:rPr>
+      </w:pPr>
+      <w:r>
+        <w:rPr>
+          <w:rFonts w:cs="Times New Roman"/>
+          <w:color w:val="000000" w:themeColor="text1"/>
+          <w:szCs w:val="24"/>
+        </w:rPr>
+        <w:t>Aszód,</w:t>
+      </w:r>
+      <w:r>
+        <w:rPr>
+          <w:rFonts w:cs="Times New Roman"/>
+          <w:color w:val="000000" w:themeColor="text1"/>
+          <w:szCs w:val="24"/>
+        </w:rPr>
+        <w:t xml:space="preserve"> </w:t>
+      </w:r>
+      <w:r>
+        <w:rPr>
+          <w:rFonts w:cs="Times New Roman"/>
+          <w:color w:val="000000" w:themeColor="text1"/>
+          <w:szCs w:val="24"/>
+        </w:rPr>
+        <w:tab/>
+      </w:r>
+      <w:r>
+        <w:rPr>
+          <w:rFonts w:cs="Times New Roman"/>
+          <w:color w:val="000000" w:themeColor="text1"/>
+          <w:szCs w:val="24"/>
+        </w:rPr>
+        <w:tab/>
+      </w:r>
+      <w:r>
+        <w:rPr>
+          <w:rFonts w:cs="Times New Roman"/>
+          <w:color w:val="000000" w:themeColor="text1"/>
+          <w:szCs w:val="24"/>
+        </w:rPr>
+        <w:tab/>
+      </w:r>
+    </w:p>
+    <w:p>
+      <w:pPr>
+        <w:tabs>
+          <w:tab w:val="left" w:pos="6521"/>
+          <w:tab w:val="center" w:pos="7655"/>
+          <w:tab w:val="left" w:leader="dot" w:pos="8789"/>
+        </w:tabs>
+        <w:spacing w:line="360" w:lineRule="auto"/>
+        <w:jc w:val="both"/>
+        <w:rPr>
+          <w:szCs w:val="24"/>
+        </w:rPr>
+      </w:pPr>
+      <w:r>
         <w:rPr>
           <w:b/>
           <w:bCs/>
           <w:szCs w:val="24"/>
         </w:rPr>
-      </w:pPr>
-      <w:r>
-        <w:rPr>
-          <w:rFonts w:cs="Times New Roman"/>
-          <w:color w:val="000000" w:themeColor="text1"/>
+        <w:tab/>
+      </w:r>
+      <w:r>
+        <w:rPr>
+          <w:b/>
+          <w:bCs/>
           <w:szCs w:val="24"/>
         </w:rPr>
-        <w:t>Aszód, 2026</w:t>
-      </w:r>
-      <w:r>
-        <w:rPr>
-          <w:rFonts w:cs="Times New Roman"/>
-          <w:color w:val="000000" w:themeColor="text1"/>
+        <w:tab/>
+      </w:r>
+      <w:r>
+        <w:rPr>
           <w:szCs w:val="24"/>
         </w:rPr>
-        <w:t xml:space="preserve">. </w:t>
-      </w:r>
-      <w:r>
-        <w:rPr>
-          <w:rFonts w:cs="Times New Roman"/>
-          <w:color w:val="000000" w:themeColor="text1"/>
-          <w:szCs w:val="24"/>
-        </w:rPr>
-        <w:t>................</w:t>
+        <w:t>Katona Zalán</w:t>
       </w:r>
     </w:p>
     <w:p>
       <w:pPr>
         <w:jc w:val="center"/>
+        <w:rPr>
+          <w:b/>
+          <w:bCs/>
+          <w:sz w:val="48"/>
+          <w:szCs w:val="48"/>
+        </w:rPr>
+      </w:pPr>
+      <w:r>
+        <w:rPr>
+          <w:b/>
+          <w:bCs/>
+          <w:sz w:val="48"/>
+          <w:szCs w:val="48"/>
+        </w:rPr>
+        <w:br w:type="page"/>
+      </w:r>
+      <w:r>
+        <w:rPr>
+          <w:b/>
+          <w:bCs/>
+          <w:noProof/>
+          <w:sz w:val="48"/>
+          <w:szCs w:val="48"/>
+        </w:rPr>
+        <w:lastRenderedPageBreak/>
+        <w:drawing>
+          <wp:inline distT="0" distB="0" distL="0" distR="0" wp14:anchorId="27BE6EF4" wp14:editId="6F40DC39">
+            <wp:extent cx="5753100" cy="8134350"/>
+            <wp:effectExtent l="0" t="0" r="0" b="0"/>
+            <wp:docPr id="440084721" name="Kép 3"/>
+            <wp:cNvGraphicFramePr>
+              <a:graphicFrameLocks xmlns:a="http://schemas.openxmlformats.org/drawingml/2006/main" noChangeAspect="1"/>
+            </wp:cNvGraphicFramePr>
+            <a:graphic xmlns:a="http://schemas.openxmlformats.org/drawingml/2006/main">
+              <a:graphicData uri="http://schemas.openxmlformats.org/drawingml/2006/picture">
+                <pic:pic xmlns:pic="http://schemas.openxmlformats.org/drawingml/2006/picture">
+                  <pic:nvPicPr>
+                    <pic:cNvPr id="0" name="Picture 5"/>
+                    <pic:cNvPicPr>
+                      <a:picLocks noChangeAspect="1" noChangeArrowheads="1"/>
+                    </pic:cNvPicPr>
+                  </pic:nvPicPr>
+                  <pic:blipFill>
+                    <a:blip r:embed="rId9" cstate="print">
+                      <a:extLst>
+                        <a:ext uri="{28A0092B-C50C-407E-A947-70E740481C1C}">
+                          <a14:useLocalDpi xmlns:a14="http://schemas.microsoft.com/office/drawing/2010/main" val="0"/>
+                        </a:ext>
+                      </a:extLst>
+                    </a:blip>
+                    <a:srcRect/>
+                    <a:stretch>
+                      <a:fillRect/>
+                    </a:stretch>
+                  </pic:blipFill>
+                  <pic:spPr bwMode="auto">
+                    <a:xfrm>
+                      <a:off x="0" y="0"/>
+                      <a:ext cx="5753100" cy="8134350"/>
+                    </a:xfrm>
+                    <a:prstGeom prst="rect">
+                      <a:avLst/>
+                    </a:prstGeom>
+                    <a:noFill/>
+                    <a:ln>
+                      <a:noFill/>
+                    </a:ln>
+                  </pic:spPr>
+                </pic:pic>
+              </a:graphicData>
+            </a:graphic>
+          </wp:inline>
+        </w:drawing>
+      </w:r>
+    </w:p>
+    <w:p>
+      <w:pPr>
         <w:rPr>
           <w:b/>
           <w:bCs/>
@@ -479,7 +624,7 @@
             </w:rPr>
             <w:fldChar w:fldCharType="separate"/>
           </w:r>
-          <w:hyperlink w:anchor="_Toc226987988" w:history="1">
+          <w:hyperlink w:anchor="_Toc227094454" w:history="1">
             <w:r>
               <w:rPr>
                 <w:rStyle w:val="Hiperhivatkozs"/>
@@ -507,7 +652,7 @@
                 <w:noProof/>
                 <w:webHidden/>
               </w:rPr>
-              <w:instrText xml:space="preserve"> PAGEREF _Toc226987988 \h </w:instrText>
+              <w:instrText xml:space="preserve"> PAGEREF _Toc227094454 \h </w:instrText>
             </w:r>
             <w:r>
               <w:rPr>
@@ -548,7 +693,7 @@
               <w:lang w:eastAsia="hu-HU"/>
             </w:rPr>
           </w:pPr>
-          <w:hyperlink w:anchor="_Toc226987989" w:history="1">
+          <w:hyperlink w:anchor="_Toc227094455" w:history="1">
             <w:r>
               <w:rPr>
                 <w:rStyle w:val="Hiperhivatkozs"/>
@@ -575,7 +720,7 @@
                 <w:noProof/>
                 <w:webHidden/>
               </w:rPr>
-              <w:instrText xml:space="preserve"> PAGEREF _Toc226987989 \h </w:instrText>
+              <w:instrText xml:space="preserve"> PAGEREF _Toc227094455 \h </w:instrText>
             </w:r>
             <w:r>
               <w:rPr>
@@ -619,7 +764,7 @@
               <w:lang w:eastAsia="hu-HU"/>
             </w:rPr>
           </w:pPr>
-          <w:hyperlink w:anchor="_Toc226987990" w:history="1">
+          <w:hyperlink w:anchor="_Toc227094456" w:history="1">
             <w:r>
               <w:rPr>
                 <w:rStyle w:val="Hiperhivatkozs"/>
@@ -646,7 +791,7 @@
                 <w:noProof/>
                 <w:webHidden/>
               </w:rPr>
-              <w:instrText xml:space="preserve"> PAGEREF _Toc226987990 \h </w:instrText>
+              <w:instrText xml:space="preserve"> PAGEREF _Toc227094456 \h </w:instrText>
             </w:r>
             <w:r>
               <w:rPr>
@@ -690,7 +835,7 @@
               <w:lang w:eastAsia="hu-HU"/>
             </w:rPr>
           </w:pPr>
-          <w:hyperlink w:anchor="_Toc226987991" w:history="1">
+          <w:hyperlink w:anchor="_Toc227094457" w:history="1">
             <w:r>
               <w:rPr>
                 <w:rStyle w:val="Hiperhivatkozs"/>
@@ -717,7 +862,7 @@
                 <w:noProof/>
                 <w:webHidden/>
               </w:rPr>
-              <w:instrText xml:space="preserve"> PAGEREF _Toc226987991 \h </w:instrText>
+              <w:instrText xml:space="preserve"> PAGEREF _Toc227094457 \h </w:instrText>
             </w:r>
             <w:r>
               <w:rPr>
@@ -761,7 +906,7 @@
               <w:lang w:eastAsia="hu-HU"/>
             </w:rPr>
           </w:pPr>
-          <w:hyperlink w:anchor="_Toc226987992" w:history="1">
+          <w:hyperlink w:anchor="_Toc227094458" w:history="1">
             <w:r>
               <w:rPr>
                 <w:rStyle w:val="Hiperhivatkozs"/>
@@ -788,7 +933,7 @@
                 <w:noProof/>
                 <w:webHidden/>
               </w:rPr>
-              <w:instrText xml:space="preserve"> PAGEREF _Toc226987992 \h </w:instrText>
+              <w:instrText xml:space="preserve"> PAGEREF _Toc227094458 \h </w:instrText>
             </w:r>
             <w:r>
               <w:rPr>
@@ -832,7 +977,7 @@
               <w:lang w:eastAsia="hu-HU"/>
             </w:rPr>
           </w:pPr>
-          <w:hyperlink w:anchor="_Toc226987993" w:history="1">
+          <w:hyperlink w:anchor="_Toc227094459" w:history="1">
             <w:r>
               <w:rPr>
                 <w:rStyle w:val="Hiperhivatkozs"/>
@@ -859,7 +1004,7 @@
                 <w:noProof/>
                 <w:webHidden/>
               </w:rPr>
-              <w:instrText xml:space="preserve"> PAGEREF _Toc226987993 \h </w:instrText>
+              <w:instrText xml:space="preserve"> PAGEREF _Toc227094459 \h </w:instrText>
             </w:r>
             <w:r>
               <w:rPr>
@@ -903,7 +1048,7 @@
               <w:lang w:eastAsia="hu-HU"/>
             </w:rPr>
           </w:pPr>
-          <w:hyperlink w:anchor="_Toc226987994" w:history="1">
+          <w:hyperlink w:anchor="_Toc227094460" w:history="1">
             <w:r>
               <w:rPr>
                 <w:rStyle w:val="Hiperhivatkozs"/>
@@ -930,7 +1075,7 @@
                 <w:noProof/>
                 <w:webHidden/>
               </w:rPr>
-              <w:instrText xml:space="preserve"> PAGEREF _Toc226987994 \h </w:instrText>
+              <w:instrText xml:space="preserve"> PAGEREF _Toc227094460 \h </w:instrText>
             </w:r>
             <w:r>
               <w:rPr>
@@ -974,7 +1119,7 @@
               <w:lang w:eastAsia="hu-HU"/>
             </w:rPr>
           </w:pPr>
-          <w:hyperlink w:anchor="_Toc226987995" w:history="1">
+          <w:hyperlink w:anchor="_Toc227094461" w:history="1">
             <w:r>
               <w:rPr>
                 <w:rStyle w:val="Hiperhivatkozs"/>
@@ -1001,7 +1146,7 @@
                 <w:noProof/>
                 <w:webHidden/>
               </w:rPr>
-              <w:instrText xml:space="preserve"> PAGEREF _Toc226987995 \h </w:instrText>
+              <w:instrText xml:space="preserve"> PAGEREF _Toc227094461 \h </w:instrText>
             </w:r>
             <w:r>
               <w:rPr>
@@ -1045,7 +1190,7 @@
               <w:lang w:eastAsia="hu-HU"/>
             </w:rPr>
           </w:pPr>
-          <w:hyperlink w:anchor="_Toc226987996" w:history="1">
+          <w:hyperlink w:anchor="_Toc227094462" w:history="1">
             <w:r>
               <w:rPr>
                 <w:rStyle w:val="Hiperhivatkozs"/>
@@ -1072,7 +1217,7 @@
                 <w:noProof/>
                 <w:webHidden/>
               </w:rPr>
-              <w:instrText xml:space="preserve"> PAGEREF _Toc226987996 \h </w:instrText>
+              <w:instrText xml:space="preserve"> PAGEREF _Toc227094462 \h </w:instrText>
             </w:r>
             <w:r>
               <w:rPr>
@@ -1116,7 +1261,7 @@
               <w:lang w:eastAsia="hu-HU"/>
             </w:rPr>
           </w:pPr>
-          <w:hyperlink w:anchor="_Toc226987997" w:history="1">
+          <w:hyperlink w:anchor="_Toc227094463" w:history="1">
             <w:r>
               <w:rPr>
                 <w:rStyle w:val="Hiperhivatkozs"/>
@@ -1143,7 +1288,7 @@
                 <w:noProof/>
                 <w:webHidden/>
               </w:rPr>
-              <w:instrText xml:space="preserve"> PAGEREF _Toc226987997 \h </w:instrText>
+              <w:instrText xml:space="preserve"> PAGEREF _Toc227094463 \h </w:instrText>
             </w:r>
             <w:r>
               <w:rPr>
@@ -1187,7 +1332,7 @@
               <w:lang w:eastAsia="hu-HU"/>
             </w:rPr>
           </w:pPr>
-          <w:hyperlink w:anchor="_Toc226987998" w:history="1">
+          <w:hyperlink w:anchor="_Toc227094464" w:history="1">
             <w:r>
               <w:rPr>
                 <w:rStyle w:val="Hiperhivatkozs"/>
@@ -1214,7 +1359,7 @@
                 <w:noProof/>
                 <w:webHidden/>
               </w:rPr>
-              <w:instrText xml:space="preserve"> PAGEREF _Toc226987998 \h </w:instrText>
+              <w:instrText xml:space="preserve"> PAGEREF _Toc227094464 \h </w:instrText>
             </w:r>
             <w:r>
               <w:rPr>
@@ -1258,7 +1403,7 @@
               <w:lang w:eastAsia="hu-HU"/>
             </w:rPr>
           </w:pPr>
-          <w:hyperlink w:anchor="_Toc226987999" w:history="1">
+          <w:hyperlink w:anchor="_Toc227094465" w:history="1">
             <w:r>
               <w:rPr>
                 <w:rStyle w:val="Hiperhivatkozs"/>
@@ -1285,7 +1430,7 @@
                 <w:noProof/>
                 <w:webHidden/>
               </w:rPr>
-              <w:instrText xml:space="preserve"> PAGEREF _Toc226987999 \h </w:instrText>
+              <w:instrText xml:space="preserve"> PAGEREF _Toc227094465 \h </w:instrText>
             </w:r>
             <w:r>
               <w:rPr>
@@ -1329,7 +1474,7 @@
               <w:lang w:eastAsia="hu-HU"/>
             </w:rPr>
           </w:pPr>
-          <w:hyperlink w:anchor="_Toc226988000" w:history="1">
+          <w:hyperlink w:anchor="_Toc227094466" w:history="1">
             <w:r>
               <w:rPr>
                 <w:rStyle w:val="Hiperhivatkozs"/>
@@ -1356,7 +1501,7 @@
                 <w:noProof/>
                 <w:webHidden/>
               </w:rPr>
-              <w:instrText xml:space="preserve"> PAGEREF _Toc226988000 \h </w:instrText>
+              <w:instrText xml:space="preserve"> PAGEREF _Toc227094466 \h </w:instrText>
             </w:r>
             <w:r>
               <w:rPr>
@@ -1400,7 +1545,7 @@
               <w:lang w:eastAsia="hu-HU"/>
             </w:rPr>
           </w:pPr>
-          <w:hyperlink w:anchor="_Toc226988001" w:history="1">
+          <w:hyperlink w:anchor="_Toc227094467" w:history="1">
             <w:r>
               <w:rPr>
                 <w:rStyle w:val="Hiperhivatkozs"/>
@@ -1427,7 +1572,7 @@
                 <w:noProof/>
                 <w:webHidden/>
               </w:rPr>
-              <w:instrText xml:space="preserve"> PAGEREF _Toc226988001 \h </w:instrText>
+              <w:instrText xml:space="preserve"> PAGEREF _Toc227094467 \h </w:instrText>
             </w:r>
             <w:r>
               <w:rPr>
@@ -1468,7 +1613,7 @@
               <w:lang w:eastAsia="hu-HU"/>
             </w:rPr>
           </w:pPr>
-          <w:hyperlink w:anchor="_Toc226988002" w:history="1">
+          <w:hyperlink w:anchor="_Toc227094468" w:history="1">
             <w:r>
               <w:rPr>
                 <w:rStyle w:val="Hiperhivatkozs"/>
@@ -1495,7 +1640,7 @@
                 <w:noProof/>
                 <w:webHidden/>
               </w:rPr>
-              <w:instrText xml:space="preserve"> PAGEREF _Toc226988002 \h </w:instrText>
+              <w:instrText xml:space="preserve"> PAGEREF _Toc227094468 \h </w:instrText>
             </w:r>
             <w:r>
               <w:rPr>
@@ -1539,7 +1684,7 @@
               <w:lang w:eastAsia="hu-HU"/>
             </w:rPr>
           </w:pPr>
-          <w:hyperlink w:anchor="_Toc226988003" w:history="1">
+          <w:hyperlink w:anchor="_Toc227094469" w:history="1">
             <w:r>
               <w:rPr>
                 <w:rStyle w:val="Hiperhivatkozs"/>
@@ -1566,7 +1711,7 @@
                 <w:noProof/>
                 <w:webHidden/>
               </w:rPr>
-              <w:instrText xml:space="preserve"> PAGEREF _Toc226988003 \h </w:instrText>
+              <w:instrText xml:space="preserve"> PAGEREF _Toc227094469 \h </w:instrText>
             </w:r>
             <w:r>
               <w:rPr>
@@ -1610,7 +1755,7 @@
               <w:lang w:eastAsia="hu-HU"/>
             </w:rPr>
           </w:pPr>
-          <w:hyperlink w:anchor="_Toc226988004" w:history="1">
+          <w:hyperlink w:anchor="_Toc227094470" w:history="1">
             <w:r>
               <w:rPr>
                 <w:rStyle w:val="Hiperhivatkozs"/>
@@ -1637,7 +1782,7 @@
                 <w:noProof/>
                 <w:webHidden/>
               </w:rPr>
-              <w:instrText xml:space="preserve"> PAGEREF _Toc226988004 \h </w:instrText>
+              <w:instrText xml:space="preserve"> PAGEREF _Toc227094470 \h </w:instrText>
             </w:r>
             <w:r>
               <w:rPr>
@@ -1681,7 +1826,7 @@
               <w:lang w:eastAsia="hu-HU"/>
             </w:rPr>
           </w:pPr>
-          <w:hyperlink w:anchor="_Toc226988005" w:history="1">
+          <w:hyperlink w:anchor="_Toc227094471" w:history="1">
             <w:r>
               <w:rPr>
                 <w:rStyle w:val="Hiperhivatkozs"/>
@@ -1708,7 +1853,7 @@
                 <w:noProof/>
                 <w:webHidden/>
               </w:rPr>
-              <w:instrText xml:space="preserve"> PAGEREF _Toc226988005 \h </w:instrText>
+              <w:instrText xml:space="preserve"> PAGEREF _Toc227094471 \h </w:instrText>
             </w:r>
             <w:r>
               <w:rPr>
@@ -1752,7 +1897,7 @@
               <w:lang w:eastAsia="hu-HU"/>
             </w:rPr>
           </w:pPr>
-          <w:hyperlink w:anchor="_Toc226988006" w:history="1">
+          <w:hyperlink w:anchor="_Toc227094472" w:history="1">
             <w:r>
               <w:rPr>
                 <w:rStyle w:val="Hiperhivatkozs"/>
@@ -1779,7 +1924,7 @@
                 <w:noProof/>
                 <w:webHidden/>
               </w:rPr>
-              <w:instrText xml:space="preserve"> PAGEREF _Toc226988006 \h </w:instrText>
+              <w:instrText xml:space="preserve"> PAGEREF _Toc227094472 \h </w:instrText>
             </w:r>
             <w:r>
               <w:rPr>
@@ -1823,7 +1968,7 @@
               <w:lang w:eastAsia="hu-HU"/>
             </w:rPr>
           </w:pPr>
-          <w:hyperlink w:anchor="_Toc226988007" w:history="1">
+          <w:hyperlink w:anchor="_Toc227094473" w:history="1">
             <w:r>
               <w:rPr>
                 <w:rStyle w:val="Hiperhivatkozs"/>
@@ -1850,7 +1995,7 @@
                 <w:noProof/>
                 <w:webHidden/>
               </w:rPr>
-              <w:instrText xml:space="preserve"> PAGEREF _Toc226988007 \h </w:instrText>
+              <w:instrText xml:space="preserve"> PAGEREF _Toc227094473 \h </w:instrText>
             </w:r>
             <w:r>
               <w:rPr>
@@ -1894,7 +2039,7 @@
               <w:lang w:eastAsia="hu-HU"/>
             </w:rPr>
           </w:pPr>
-          <w:hyperlink w:anchor="_Toc226988008" w:history="1">
+          <w:hyperlink w:anchor="_Toc227094474" w:history="1">
             <w:r>
               <w:rPr>
                 <w:rStyle w:val="Hiperhivatkozs"/>
@@ -1921,7 +2066,7 @@
                 <w:noProof/>
                 <w:webHidden/>
               </w:rPr>
-              <w:instrText xml:space="preserve"> PAGEREF _Toc226988008 \h </w:instrText>
+              <w:instrText xml:space="preserve"> PAGEREF _Toc227094474 \h </w:instrText>
             </w:r>
             <w:r>
               <w:rPr>
@@ -1965,7 +2110,7 @@
               <w:lang w:eastAsia="hu-HU"/>
             </w:rPr>
           </w:pPr>
-          <w:hyperlink w:anchor="_Toc226988009" w:history="1">
+          <w:hyperlink w:anchor="_Toc227094475" w:history="1">
             <w:r>
               <w:rPr>
                 <w:rStyle w:val="Hiperhivatkozs"/>
@@ -1992,7 +2137,7 @@
                 <w:noProof/>
                 <w:webHidden/>
               </w:rPr>
-              <w:instrText xml:space="preserve"> PAGEREF _Toc226988009 \h </w:instrText>
+              <w:instrText xml:space="preserve"> PAGEREF _Toc227094475 \h </w:instrText>
             </w:r>
             <w:r>
               <w:rPr>
@@ -2036,7 +2181,7 @@
               <w:lang w:eastAsia="hu-HU"/>
             </w:rPr>
           </w:pPr>
-          <w:hyperlink w:anchor="_Toc226988010" w:history="1">
+          <w:hyperlink w:anchor="_Toc227094476" w:history="1">
             <w:r>
               <w:rPr>
                 <w:rStyle w:val="Hiperhivatkozs"/>
@@ -2064,7 +2209,7 @@
                 <w:noProof/>
                 <w:webHidden/>
               </w:rPr>
-              <w:instrText xml:space="preserve"> PAGEREF _Toc226988010 \h </w:instrText>
+              <w:instrText xml:space="preserve"> PAGEREF _Toc227094476 \h </w:instrText>
             </w:r>
             <w:r>
               <w:rPr>
@@ -2108,7 +2253,7 @@
               <w:lang w:eastAsia="hu-HU"/>
             </w:rPr>
           </w:pPr>
-          <w:hyperlink w:anchor="_Toc226988011" w:history="1">
+          <w:hyperlink w:anchor="_Toc227094477" w:history="1">
             <w:r>
               <w:rPr>
                 <w:rStyle w:val="Hiperhivatkozs"/>
@@ -2136,7 +2281,7 @@
                 <w:noProof/>
                 <w:webHidden/>
               </w:rPr>
-              <w:instrText xml:space="preserve"> PAGEREF _Toc226988011 \h </w:instrText>
+              <w:instrText xml:space="preserve"> PAGEREF _Toc227094477 \h </w:instrText>
             </w:r>
             <w:r>
               <w:rPr>
@@ -2180,7 +2325,7 @@
               <w:lang w:eastAsia="hu-HU"/>
             </w:rPr>
           </w:pPr>
-          <w:hyperlink w:anchor="_Toc226988012" w:history="1">
+          <w:hyperlink w:anchor="_Toc227094478" w:history="1">
             <w:r>
               <w:rPr>
                 <w:rStyle w:val="Hiperhivatkozs"/>
@@ -2208,7 +2353,7 @@
                 <w:noProof/>
                 <w:webHidden/>
               </w:rPr>
-              <w:instrText xml:space="preserve"> PAGEREF _Toc226988012 \h </w:instrText>
+              <w:instrText xml:space="preserve"> PAGEREF _Toc227094478 \h </w:instrText>
             </w:r>
             <w:r>
               <w:rPr>
@@ -2252,7 +2397,7 @@
               <w:lang w:eastAsia="hu-HU"/>
             </w:rPr>
           </w:pPr>
-          <w:hyperlink w:anchor="_Toc226988013" w:history="1">
+          <w:hyperlink w:anchor="_Toc227094479" w:history="1">
             <w:r>
               <w:rPr>
                 <w:rStyle w:val="Hiperhivatkozs"/>
@@ -2280,7 +2425,7 @@
                 <w:noProof/>
                 <w:webHidden/>
               </w:rPr>
-              <w:instrText xml:space="preserve"> PAGEREF _Toc226988013 \h </w:instrText>
+              <w:instrText xml:space="preserve"> PAGEREF _Toc227094479 \h </w:instrText>
             </w:r>
             <w:r>
               <w:rPr>
@@ -2324,7 +2469,7 @@
               <w:lang w:eastAsia="hu-HU"/>
             </w:rPr>
           </w:pPr>
-          <w:hyperlink w:anchor="_Toc226988014" w:history="1">
+          <w:hyperlink w:anchor="_Toc227094480" w:history="1">
             <w:r>
               <w:rPr>
                 <w:rStyle w:val="Hiperhivatkozs"/>
@@ -2352,7 +2497,7 @@
                 <w:noProof/>
                 <w:webHidden/>
               </w:rPr>
-              <w:instrText xml:space="preserve"> PAGEREF _Toc226988014 \h </w:instrText>
+              <w:instrText xml:space="preserve"> PAGEREF _Toc227094480 \h </w:instrText>
             </w:r>
             <w:r>
               <w:rPr>
@@ -2396,7 +2541,7 @@
               <w:lang w:eastAsia="hu-HU"/>
             </w:rPr>
           </w:pPr>
-          <w:hyperlink w:anchor="_Toc226988015" w:history="1">
+          <w:hyperlink w:anchor="_Toc227094481" w:history="1">
             <w:r>
               <w:rPr>
                 <w:rStyle w:val="Hiperhivatkozs"/>
@@ -2424,7 +2569,7 @@
                 <w:noProof/>
                 <w:webHidden/>
               </w:rPr>
-              <w:instrText xml:space="preserve"> PAGEREF _Toc226988015 \h </w:instrText>
+              <w:instrText xml:space="preserve"> PAGEREF _Toc227094481 \h </w:instrText>
             </w:r>
             <w:r>
               <w:rPr>
@@ -2468,7 +2613,7 @@
               <w:lang w:eastAsia="hu-HU"/>
             </w:rPr>
           </w:pPr>
-          <w:hyperlink w:anchor="_Toc226988016" w:history="1">
+          <w:hyperlink w:anchor="_Toc227094482" w:history="1">
             <w:r>
               <w:rPr>
                 <w:rStyle w:val="Hiperhivatkozs"/>
@@ -2503,7 +2648,7 @@
                 <w:noProof/>
                 <w:webHidden/>
               </w:rPr>
-              <w:instrText xml:space="preserve"> PAGEREF _Toc226988016 \h </w:instrText>
+              <w:instrText xml:space="preserve"> PAGEREF _Toc227094482 \h </w:instrText>
             </w:r>
             <w:r>
               <w:rPr>
@@ -2547,7 +2692,7 @@
               <w:lang w:eastAsia="hu-HU"/>
             </w:rPr>
           </w:pPr>
-          <w:hyperlink w:anchor="_Toc226988017" w:history="1">
+          <w:hyperlink w:anchor="_Toc227094483" w:history="1">
             <w:r>
               <w:rPr>
                 <w:rStyle w:val="Hiperhivatkozs"/>
@@ -2574,7 +2719,7 @@
                 <w:noProof/>
                 <w:webHidden/>
               </w:rPr>
-              <w:instrText xml:space="preserve"> PAGEREF _Toc226988017 \h </w:instrText>
+              <w:instrText xml:space="preserve"> PAGEREF _Toc227094483 \h </w:instrText>
             </w:r>
             <w:r>
               <w:rPr>
@@ -2618,7 +2763,7 @@
               <w:lang w:eastAsia="hu-HU"/>
             </w:rPr>
           </w:pPr>
-          <w:hyperlink w:anchor="_Toc226988018" w:history="1">
+          <w:hyperlink w:anchor="_Toc227094484" w:history="1">
             <w:r>
               <w:rPr>
                 <w:rStyle w:val="Hiperhivatkozs"/>
@@ -2645,7 +2790,7 @@
                 <w:noProof/>
                 <w:webHidden/>
               </w:rPr>
-              <w:instrText xml:space="preserve"> PAGEREF _Toc226988018 \h </w:instrText>
+              <w:instrText xml:space="preserve"> PAGEREF _Toc227094484 \h </w:instrText>
             </w:r>
             <w:r>
               <w:rPr>
@@ -2689,7 +2834,7 @@
               <w:lang w:eastAsia="hu-HU"/>
             </w:rPr>
           </w:pPr>
-          <w:hyperlink w:anchor="_Toc226988019" w:history="1">
+          <w:hyperlink w:anchor="_Toc227094485" w:history="1">
             <w:r>
               <w:rPr>
                 <w:rStyle w:val="Hiperhivatkozs"/>
@@ -2716,7 +2861,7 @@
                 <w:noProof/>
                 <w:webHidden/>
               </w:rPr>
-              <w:instrText xml:space="preserve"> PAGEREF _Toc226988019 \h </w:instrText>
+              <w:instrText xml:space="preserve"> PAGEREF _Toc227094485 \h </w:instrText>
             </w:r>
             <w:r>
               <w:rPr>
@@ -2760,7 +2905,7 @@
               <w:lang w:eastAsia="hu-HU"/>
             </w:rPr>
           </w:pPr>
-          <w:hyperlink w:anchor="_Toc226988020" w:history="1">
+          <w:hyperlink w:anchor="_Toc227094486" w:history="1">
             <w:r>
               <w:rPr>
                 <w:rStyle w:val="Hiperhivatkozs"/>
@@ -2788,7 +2933,7 @@
                 <w:noProof/>
                 <w:webHidden/>
               </w:rPr>
-              <w:instrText xml:space="preserve"> PAGEREF _Toc226988020 \h </w:instrText>
+              <w:instrText xml:space="preserve"> PAGEREF _Toc227094486 \h </w:instrText>
             </w:r>
             <w:r>
               <w:rPr>
@@ -2832,7 +2977,7 @@
               <w:lang w:eastAsia="hu-HU"/>
             </w:rPr>
           </w:pPr>
-          <w:hyperlink w:anchor="_Toc226988021" w:history="1">
+          <w:hyperlink w:anchor="_Toc227094487" w:history="1">
             <w:r>
               <w:rPr>
                 <w:rStyle w:val="Hiperhivatkozs"/>
@@ -2860,7 +3005,7 @@
                 <w:noProof/>
                 <w:webHidden/>
               </w:rPr>
-              <w:instrText xml:space="preserve"> PAGEREF _Toc226988021 \h </w:instrText>
+              <w:instrText xml:space="preserve"> PAGEREF _Toc227094487 \h </w:instrText>
             </w:r>
             <w:r>
               <w:rPr>
@@ -2904,7 +3049,7 @@
               <w:lang w:eastAsia="hu-HU"/>
             </w:rPr>
           </w:pPr>
-          <w:hyperlink w:anchor="_Toc226988022" w:history="1">
+          <w:hyperlink w:anchor="_Toc227094488" w:history="1">
             <w:r>
               <w:rPr>
                 <w:rStyle w:val="Hiperhivatkozs"/>
@@ -2932,7 +3077,7 @@
                 <w:noProof/>
                 <w:webHidden/>
               </w:rPr>
-              <w:instrText xml:space="preserve"> PAGEREF _Toc226988022 \h </w:instrText>
+              <w:instrText xml:space="preserve"> PAGEREF _Toc227094488 \h </w:instrText>
             </w:r>
             <w:r>
               <w:rPr>
@@ -2976,7 +3121,7 @@
               <w:lang w:eastAsia="hu-HU"/>
             </w:rPr>
           </w:pPr>
-          <w:hyperlink w:anchor="_Toc226988023" w:history="1">
+          <w:hyperlink w:anchor="_Toc227094489" w:history="1">
             <w:r>
               <w:rPr>
                 <w:rStyle w:val="Hiperhivatkozs"/>
@@ -3004,7 +3149,7 @@
                 <w:noProof/>
                 <w:webHidden/>
               </w:rPr>
-              <w:instrText xml:space="preserve"> PAGEREF _Toc226988023 \h </w:instrText>
+              <w:instrText xml:space="preserve"> PAGEREF _Toc227094489 \h </w:instrText>
             </w:r>
             <w:r>
               <w:rPr>
@@ -3048,7 +3193,7 @@
               <w:lang w:eastAsia="hu-HU"/>
             </w:rPr>
           </w:pPr>
-          <w:hyperlink w:anchor="_Toc226988024" w:history="1">
+          <w:hyperlink w:anchor="_Toc227094490" w:history="1">
             <w:r>
               <w:rPr>
                 <w:rStyle w:val="Hiperhivatkozs"/>
@@ -3076,7 +3221,7 @@
                 <w:noProof/>
                 <w:webHidden/>
               </w:rPr>
-              <w:instrText xml:space="preserve"> PAGEREF _Toc226988024 \h </w:instrText>
+              <w:instrText xml:space="preserve"> PAGEREF _Toc227094490 \h </w:instrText>
             </w:r>
             <w:r>
               <w:rPr>
@@ -3120,7 +3265,7 @@
               <w:lang w:eastAsia="hu-HU"/>
             </w:rPr>
           </w:pPr>
-          <w:hyperlink w:anchor="_Toc226988025" w:history="1">
+          <w:hyperlink w:anchor="_Toc227094491" w:history="1">
             <w:r>
               <w:rPr>
                 <w:rStyle w:val="Hiperhivatkozs"/>
@@ -3148,7 +3293,7 @@
                 <w:noProof/>
                 <w:webHidden/>
               </w:rPr>
-              <w:instrText xml:space="preserve"> PAGEREF _Toc226988025 \h </w:instrText>
+              <w:instrText xml:space="preserve"> PAGEREF _Toc227094491 \h </w:instrText>
             </w:r>
             <w:r>
               <w:rPr>
@@ -3192,7 +3337,7 @@
               <w:lang w:eastAsia="hu-HU"/>
             </w:rPr>
           </w:pPr>
-          <w:hyperlink w:anchor="_Toc226988026" w:history="1">
+          <w:hyperlink w:anchor="_Toc227094492" w:history="1">
             <w:r>
               <w:rPr>
                 <w:rStyle w:val="Hiperhivatkozs"/>
@@ -3220,7 +3365,7 @@
                 <w:noProof/>
                 <w:webHidden/>
               </w:rPr>
-              <w:instrText xml:space="preserve"> PAGEREF _Toc226988026 \h </w:instrText>
+              <w:instrText xml:space="preserve"> PAGEREF _Toc227094492 \h </w:instrText>
             </w:r>
             <w:r>
               <w:rPr>
@@ -3264,7 +3409,7 @@
               <w:lang w:eastAsia="hu-HU"/>
             </w:rPr>
           </w:pPr>
-          <w:hyperlink w:anchor="_Toc226988027" w:history="1">
+          <w:hyperlink w:anchor="_Toc227094493" w:history="1">
             <w:r>
               <w:rPr>
                 <w:rStyle w:val="Hiperhivatkozs"/>
@@ -3292,7 +3437,7 @@
                 <w:noProof/>
                 <w:webHidden/>
               </w:rPr>
-              <w:instrText xml:space="preserve"> PAGEREF _Toc226988027 \h </w:instrText>
+              <w:instrText xml:space="preserve"> PAGEREF _Toc227094493 \h </w:instrText>
             </w:r>
             <w:r>
               <w:rPr>
@@ -3336,7 +3481,7 @@
               <w:lang w:eastAsia="hu-HU"/>
             </w:rPr>
           </w:pPr>
-          <w:hyperlink w:anchor="_Toc226988028" w:history="1">
+          <w:hyperlink w:anchor="_Toc227094494" w:history="1">
             <w:r>
               <w:rPr>
                 <w:rStyle w:val="Hiperhivatkozs"/>
@@ -3363,7 +3508,7 @@
                 <w:noProof/>
                 <w:webHidden/>
               </w:rPr>
-              <w:instrText xml:space="preserve"> PAGEREF _Toc226988028 \h </w:instrText>
+              <w:instrText xml:space="preserve"> PAGEREF _Toc227094494 \h </w:instrText>
             </w:r>
             <w:r>
               <w:rPr>
@@ -3407,7 +3552,7 @@
               <w:lang w:eastAsia="hu-HU"/>
             </w:rPr>
           </w:pPr>
-          <w:hyperlink w:anchor="_Toc226988029" w:history="1">
+          <w:hyperlink w:anchor="_Toc227094495" w:history="1">
             <w:r>
               <w:rPr>
                 <w:rStyle w:val="Hiperhivatkozs"/>
@@ -3434,7 +3579,7 @@
                 <w:noProof/>
                 <w:webHidden/>
               </w:rPr>
-              <w:instrText xml:space="preserve"> PAGEREF _Toc226988029 \h </w:instrText>
+              <w:instrText xml:space="preserve"> PAGEREF _Toc227094495 \h </w:instrText>
             </w:r>
             <w:r>
               <w:rPr>
@@ -3478,7 +3623,7 @@
               <w:lang w:eastAsia="hu-HU"/>
             </w:rPr>
           </w:pPr>
-          <w:hyperlink w:anchor="_Toc226988030" w:history="1">
+          <w:hyperlink w:anchor="_Toc227094496" w:history="1">
             <w:r>
               <w:rPr>
                 <w:rStyle w:val="Hiperhivatkozs"/>
@@ -3505,7 +3650,7 @@
                 <w:noProof/>
                 <w:webHidden/>
               </w:rPr>
-              <w:instrText xml:space="preserve"> PAGEREF _Toc226988030 \h </w:instrText>
+              <w:instrText xml:space="preserve"> PAGEREF _Toc227094496 \h </w:instrText>
             </w:r>
             <w:r>
               <w:rPr>
@@ -3546,7 +3691,7 @@
               <w:lang w:eastAsia="hu-HU"/>
             </w:rPr>
           </w:pPr>
-          <w:hyperlink w:anchor="_Toc226988031" w:history="1">
+          <w:hyperlink w:anchor="_Toc227094497" w:history="1">
             <w:r>
               <w:rPr>
                 <w:rStyle w:val="Hiperhivatkozs"/>
@@ -3574,7 +3719,7 @@
                 <w:noProof/>
                 <w:webHidden/>
               </w:rPr>
-              <w:instrText xml:space="preserve"> PAGEREF _Toc226988031 \h </w:instrText>
+              <w:instrText xml:space="preserve"> PAGEREF _Toc227094497 \h </w:instrText>
             </w:r>
             <w:r>
               <w:rPr>
@@ -3615,7 +3760,7 @@
               <w:lang w:eastAsia="hu-HU"/>
             </w:rPr>
           </w:pPr>
-          <w:hyperlink w:anchor="_Toc226988032" w:history="1">
+          <w:hyperlink w:anchor="_Toc227094498" w:history="1">
             <w:r>
               <w:rPr>
                 <w:rStyle w:val="Hiperhivatkozs"/>
@@ -3643,7 +3788,7 @@
                 <w:noProof/>
                 <w:webHidden/>
               </w:rPr>
-              <w:instrText xml:space="preserve"> PAGEREF _Toc226988032 \h </w:instrText>
+              <w:instrText xml:space="preserve"> PAGEREF _Toc227094498 \h </w:instrText>
             </w:r>
             <w:r>
               <w:rPr>
@@ -3684,7 +3829,7 @@
               <w:lang w:eastAsia="hu-HU"/>
             </w:rPr>
           </w:pPr>
-          <w:hyperlink w:anchor="_Toc226988033" w:history="1">
+          <w:hyperlink w:anchor="_Toc227094499" w:history="1">
             <w:r>
               <w:rPr>
                 <w:rStyle w:val="Hiperhivatkozs"/>
@@ -3712,7 +3857,7 @@
                 <w:noProof/>
                 <w:webHidden/>
               </w:rPr>
-              <w:instrText xml:space="preserve"> PAGEREF _Toc226988033 \h </w:instrText>
+              <w:instrText xml:space="preserve"> PAGEREF _Toc227094499 \h </w:instrText>
             </w:r>
             <w:r>
               <w:rPr>
@@ -3783,7 +3928,7 @@
         <w:pStyle w:val="Cmsor1"/>
         <w:jc w:val="center"/>
       </w:pPr>
-      <w:bookmarkStart w:id="0" w:name="_Toc226987988"/>
+      <w:bookmarkStart w:id="0" w:name="_Toc227094454"/>
       <w:r>
         <w:rPr>
           <w:rFonts w:cs="Times New Roman"/>
@@ -4378,7 +4523,7 @@
         <w:ind w:left="360"/>
         <w:jc w:val="center"/>
       </w:pPr>
-      <w:bookmarkStart w:id="1" w:name="_Toc226987989"/>
+      <w:bookmarkStart w:id="1" w:name="_Toc227094455"/>
       <w:r>
         <w:lastRenderedPageBreak/>
         <w:t>1.</w:t>
@@ -4395,7 +4540,7 @@
       <w:pPr>
         <w:pStyle w:val="Cmsor2"/>
       </w:pPr>
-      <w:bookmarkStart w:id="2" w:name="_Toc226987990"/>
+      <w:bookmarkStart w:id="2" w:name="_Toc227094456"/>
       <w:r>
         <w:t xml:space="preserve">1.1. </w:t>
       </w:r>
@@ -4492,7 +4637,7 @@
       <w:pPr>
         <w:pStyle w:val="Cmsor2"/>
       </w:pPr>
-      <w:bookmarkStart w:id="3" w:name="_Toc226987991"/>
+      <w:bookmarkStart w:id="3" w:name="_Toc227094457"/>
       <w:r>
         <w:lastRenderedPageBreak/>
         <w:t>1.2.</w:t>
@@ -4509,7 +4654,7 @@
       <w:pPr>
         <w:pStyle w:val="Cmsor3"/>
       </w:pPr>
-      <w:bookmarkStart w:id="4" w:name="_Toc226987992"/>
+      <w:bookmarkStart w:id="4" w:name="_Toc227094458"/>
       <w:r>
         <w:t xml:space="preserve">1.2.1. </w:t>
       </w:r>
@@ -4766,7 +4911,7 @@
       <w:pPr>
         <w:pStyle w:val="Cmsor3"/>
       </w:pPr>
-      <w:bookmarkStart w:id="5" w:name="_Toc226987993"/>
+      <w:bookmarkStart w:id="5" w:name="_Toc227094459"/>
       <w:r>
         <w:t>1.2.2</w:t>
       </w:r>
@@ -5095,7 +5240,7 @@
         <w:pStyle w:val="Cmsor2"/>
         <w:ind w:left="720"/>
       </w:pPr>
-      <w:bookmarkStart w:id="6" w:name="_Toc226987994"/>
+      <w:bookmarkStart w:id="6" w:name="_Toc227094460"/>
       <w:r>
         <w:lastRenderedPageBreak/>
         <w:t>1.</w:t>
@@ -5141,7 +5286,7 @@
       <w:r>
         <w:t xml:space="preserve"> eléréséhez nyissa meg a választott böngészőjét, és navigáljon a következő címre: </w:t>
       </w:r>
-      <w:hyperlink r:id="rId9" w:history="1">
+      <w:hyperlink r:id="rId10" w:history="1">
         <w:r>
           <w:rPr>
             <w:rStyle w:val="Hiperhivatkozs"/>
@@ -5174,7 +5319,7 @@
                     <pic:cNvPicPr/>
                   </pic:nvPicPr>
                   <pic:blipFill>
-                    <a:blip r:embed="rId10"/>
+                    <a:blip r:embed="rId11"/>
                     <a:stretch>
                       <a:fillRect/>
                     </a:stretch>
@@ -5199,28 +5344,15 @@
       <w:pPr>
         <w:pStyle w:val="Kpalrs"/>
       </w:pPr>
-      <w:r>
-        <w:fldChar w:fldCharType="begin"/>
-      </w:r>
-      <w:r>
-        <w:instrText xml:space="preserve"> SEQ ábra \* ARABIC </w:instrText>
-      </w:r>
-      <w:r>
-        <w:fldChar w:fldCharType="separate"/>
-      </w:r>
-      <w:bookmarkStart w:id="7" w:name="_Toc226202947"/>
-      <w:r>
-        <w:rPr>
-          <w:noProof/>
-        </w:rPr>
-        <w:t>1</w:t>
-      </w:r>
-      <w:r>
-        <w:rPr>
-          <w:noProof/>
-        </w:rPr>
-        <w:fldChar w:fldCharType="end"/>
-      </w:r>
+      <w:fldSimple w:instr=" SEQ ábra \* ARABIC ">
+        <w:bookmarkStart w:id="7" w:name="_Toc227094500"/>
+        <w:r>
+          <w:rPr>
+            <w:noProof/>
+          </w:rPr>
+          <w:t>1</w:t>
+        </w:r>
+      </w:fldSimple>
       <w:r>
         <w:t>. ábra: Az oldal elérése</w:t>
       </w:r>
@@ -5235,7 +5367,7 @@
       <w:pPr>
         <w:pStyle w:val="Cmsor2"/>
       </w:pPr>
-      <w:bookmarkStart w:id="8" w:name="_Toc226987995"/>
+      <w:bookmarkStart w:id="8" w:name="_Toc227094461"/>
       <w:r>
         <w:lastRenderedPageBreak/>
         <w:t>1.2. A program használatának részletes leírása</w:t>
@@ -5246,7 +5378,7 @@
       <w:pPr>
         <w:pStyle w:val="Cmsor3"/>
       </w:pPr>
-      <w:bookmarkStart w:id="9" w:name="_Toc226987996"/>
+      <w:bookmarkStart w:id="9" w:name="_Toc227094462"/>
       <w:r>
         <w:t>1.2.1</w:t>
       </w:r>
@@ -5344,7 +5476,7 @@
                     <pic:cNvPicPr/>
                   </pic:nvPicPr>
                   <pic:blipFill>
-                    <a:blip r:embed="rId11"/>
+                    <a:blip r:embed="rId12"/>
                     <a:stretch>
                       <a:fillRect/>
                     </a:stretch>
@@ -5374,28 +5506,15 @@
       <w:pPr>
         <w:pStyle w:val="Kpalrs"/>
       </w:pPr>
-      <w:r>
-        <w:fldChar w:fldCharType="begin"/>
-      </w:r>
-      <w:r>
-        <w:instrText xml:space="preserve"> SEQ ábra \* ARABIC </w:instrText>
-      </w:r>
-      <w:r>
-        <w:fldChar w:fldCharType="separate"/>
-      </w:r>
-      <w:bookmarkStart w:id="10" w:name="_Toc226202948"/>
-      <w:r>
-        <w:rPr>
-          <w:noProof/>
-        </w:rPr>
-        <w:t>2</w:t>
-      </w:r>
-      <w:r>
-        <w:rPr>
-          <w:noProof/>
-        </w:rPr>
-        <w:fldChar w:fldCharType="end"/>
-      </w:r>
+      <w:fldSimple w:instr=" SEQ ábra \* ARABIC ">
+        <w:bookmarkStart w:id="10" w:name="_Toc227094501"/>
+        <w:r>
+          <w:rPr>
+            <w:noProof/>
+          </w:rPr>
+          <w:t>2</w:t>
+        </w:r>
+      </w:fldSimple>
       <w:r>
         <w:t>. ábra Bejelentkezési oldal</w:t>
       </w:r>
@@ -5566,7 +5685,7 @@
                     <pic:cNvPicPr/>
                   </pic:nvPicPr>
                   <pic:blipFill>
-                    <a:blip r:embed="rId12"/>
+                    <a:blip r:embed="rId13"/>
                     <a:stretch>
                       <a:fillRect/>
                     </a:stretch>
@@ -5596,28 +5715,15 @@
       <w:pPr>
         <w:pStyle w:val="Kpalrs"/>
       </w:pPr>
-      <w:r>
-        <w:fldChar w:fldCharType="begin"/>
-      </w:r>
-      <w:r>
-        <w:instrText xml:space="preserve"> SEQ ábra \* ARABIC </w:instrText>
-      </w:r>
-      <w:r>
-        <w:fldChar w:fldCharType="separate"/>
-      </w:r>
-      <w:bookmarkStart w:id="11" w:name="_Toc226202949"/>
-      <w:r>
-        <w:rPr>
-          <w:noProof/>
-        </w:rPr>
-        <w:t>3</w:t>
-      </w:r>
-      <w:r>
-        <w:rPr>
-          <w:noProof/>
-        </w:rPr>
-        <w:fldChar w:fldCharType="end"/>
-      </w:r>
+      <w:fldSimple w:instr=" SEQ ábra \* ARABIC ">
+        <w:bookmarkStart w:id="11" w:name="_Toc227094502"/>
+        <w:r>
+          <w:rPr>
+            <w:noProof/>
+          </w:rPr>
+          <w:t>3</w:t>
+        </w:r>
+      </w:fldSimple>
       <w:r>
         <w:t>. ábra Felugró üzenet – React toastify</w:t>
       </w:r>
@@ -5836,7 +5942,7 @@
                     <pic:cNvPicPr/>
                   </pic:nvPicPr>
                   <pic:blipFill>
-                    <a:blip r:embed="rId13"/>
+                    <a:blip r:embed="rId14"/>
                     <a:stretch>
                       <a:fillRect/>
                     </a:stretch>
@@ -5876,7 +5982,7 @@
       <w:r>
         <w:fldChar w:fldCharType="separate"/>
       </w:r>
-      <w:bookmarkStart w:id="13" w:name="_Toc226202950"/>
+      <w:bookmarkStart w:id="13" w:name="_Toc227094503"/>
       <w:r>
         <w:rPr>
           <w:noProof/>
@@ -5923,7 +6029,7 @@
                     <pic:cNvPicPr/>
                   </pic:nvPicPr>
                   <pic:blipFill>
-                    <a:blip r:embed="rId14"/>
+                    <a:blip r:embed="rId15"/>
                     <a:stretch>
                       <a:fillRect/>
                     </a:stretch>
@@ -5964,7 +6070,7 @@
       <w:r>
         <w:fldChar w:fldCharType="separate"/>
       </w:r>
-      <w:bookmarkStart w:id="15" w:name="_Toc226202951"/>
+      <w:bookmarkStart w:id="15" w:name="_Toc227094504"/>
       <w:r>
         <w:rPr>
           <w:noProof/>
@@ -6009,7 +6115,7 @@
                     <pic:cNvPicPr/>
                   </pic:nvPicPr>
                   <pic:blipFill>
-                    <a:blip r:embed="rId15"/>
+                    <a:blip r:embed="rId16"/>
                     <a:stretch>
                       <a:fillRect/>
                     </a:stretch>
@@ -6049,7 +6155,7 @@
       <w:r>
         <w:fldChar w:fldCharType="separate"/>
       </w:r>
-      <w:bookmarkStart w:id="17" w:name="_Toc226202952"/>
+      <w:bookmarkStart w:id="17" w:name="_Toc227094505"/>
       <w:r>
         <w:rPr>
           <w:noProof/>
@@ -6081,7 +6187,7 @@
       <w:r>
         <w:br w:type="page"/>
       </w:r>
-      <w:bookmarkStart w:id="18" w:name="_Toc226987997"/>
+      <w:bookmarkStart w:id="18" w:name="_Toc227094463"/>
       <w:r>
         <w:lastRenderedPageBreak/>
         <w:t>1.2.2</w:t>
@@ -6161,7 +6267,7 @@
                     <pic:cNvPicPr/>
                   </pic:nvPicPr>
                   <pic:blipFill>
-                    <a:blip r:embed="rId16"/>
+                    <a:blip r:embed="rId17"/>
                     <a:stretch>
                       <a:fillRect/>
                     </a:stretch>
@@ -6191,28 +6297,15 @@
       <w:pPr>
         <w:pStyle w:val="Kpalrs"/>
       </w:pPr>
-      <w:r>
-        <w:fldChar w:fldCharType="begin"/>
-      </w:r>
-      <w:r>
-        <w:instrText xml:space="preserve"> SEQ ábra \* ARABIC </w:instrText>
-      </w:r>
-      <w:r>
-        <w:fldChar w:fldCharType="separate"/>
-      </w:r>
-      <w:bookmarkStart w:id="19" w:name="_Toc226202953"/>
-      <w:r>
-        <w:rPr>
-          <w:noProof/>
-        </w:rPr>
-        <w:t>7</w:t>
-      </w:r>
-      <w:r>
-        <w:rPr>
-          <w:noProof/>
-        </w:rPr>
-        <w:fldChar w:fldCharType="end"/>
-      </w:r>
+      <w:fldSimple w:instr=" SEQ ábra \* ARABIC ">
+        <w:bookmarkStart w:id="19" w:name="_Toc227094506"/>
+        <w:r>
+          <w:rPr>
+            <w:noProof/>
+          </w:rPr>
+          <w:t>7</w:t>
+        </w:r>
+      </w:fldSimple>
       <w:r>
         <w:t>. ábra Navigációs sáv kinyitott és becsukott állapotban</w:t>
       </w:r>
@@ -6225,7 +6318,7 @@
       <w:r>
         <w:br w:type="page"/>
       </w:r>
-      <w:bookmarkStart w:id="20" w:name="_Toc226987998"/>
+      <w:bookmarkStart w:id="20" w:name="_Toc227094464"/>
       <w:r>
         <w:lastRenderedPageBreak/>
         <w:t>1.2.3</w:t>
@@ -6327,7 +6420,7 @@
                     <pic:cNvPicPr/>
                   </pic:nvPicPr>
                   <pic:blipFill>
-                    <a:blip r:embed="rId17"/>
+                    <a:blip r:embed="rId18"/>
                     <a:stretch>
                       <a:fillRect/>
                     </a:stretch>
@@ -6357,28 +6450,15 @@
       <w:pPr>
         <w:pStyle w:val="Kpalrs"/>
       </w:pPr>
-      <w:r>
-        <w:fldChar w:fldCharType="begin"/>
-      </w:r>
-      <w:r>
-        <w:instrText xml:space="preserve"> SEQ ábra \* ARABIC </w:instrText>
-      </w:r>
-      <w:r>
-        <w:fldChar w:fldCharType="separate"/>
-      </w:r>
-      <w:bookmarkStart w:id="21" w:name="_Toc226202954"/>
-      <w:r>
-        <w:rPr>
-          <w:noProof/>
-        </w:rPr>
-        <w:t>8</w:t>
-      </w:r>
-      <w:r>
-        <w:rPr>
-          <w:noProof/>
-        </w:rPr>
-        <w:fldChar w:fldCharType="end"/>
-      </w:r>
+      <w:fldSimple w:instr=" SEQ ábra \* ARABIC ">
+        <w:bookmarkStart w:id="21" w:name="_Toc227094507"/>
+        <w:r>
+          <w:rPr>
+            <w:noProof/>
+          </w:rPr>
+          <w:t>8</w:t>
+        </w:r>
+      </w:fldSimple>
       <w:r>
         <w:t>. ábra Profil oldal</w:t>
       </w:r>
@@ -6408,7 +6488,7 @@
                     <pic:cNvPicPr/>
                   </pic:nvPicPr>
                   <pic:blipFill>
-                    <a:blip r:embed="rId18"/>
+                    <a:blip r:embed="rId19"/>
                     <a:stretch>
                       <a:fillRect/>
                     </a:stretch>
@@ -6439,28 +6519,15 @@
         <w:pStyle w:val="Kpalrs"/>
         <w:jc w:val="center"/>
       </w:pPr>
-      <w:r>
-        <w:fldChar w:fldCharType="begin"/>
-      </w:r>
-      <w:r>
-        <w:instrText xml:space="preserve"> SEQ ábra \* ARABIC </w:instrText>
-      </w:r>
-      <w:r>
-        <w:fldChar w:fldCharType="separate"/>
-      </w:r>
-      <w:bookmarkStart w:id="22" w:name="_Toc226202955"/>
-      <w:r>
-        <w:rPr>
-          <w:noProof/>
-        </w:rPr>
-        <w:t>9</w:t>
-      </w:r>
-      <w:r>
-        <w:rPr>
-          <w:noProof/>
-        </w:rPr>
-        <w:fldChar w:fldCharType="end"/>
-      </w:r>
+      <w:fldSimple w:instr=" SEQ ábra \* ARABIC ">
+        <w:bookmarkStart w:id="22" w:name="_Toc227094508"/>
+        <w:r>
+          <w:rPr>
+            <w:noProof/>
+          </w:rPr>
+          <w:t>9</w:t>
+        </w:r>
+      </w:fldSimple>
       <w:r>
         <w:t>. ábra Jelszó visszaállítási email</w:t>
       </w:r>
@@ -6473,7 +6540,7 @@
       <w:r>
         <w:br w:type="page"/>
       </w:r>
-      <w:bookmarkStart w:id="23" w:name="_Toc226987999"/>
+      <w:bookmarkStart w:id="23" w:name="_Toc227094465"/>
       <w:r>
         <w:lastRenderedPageBreak/>
         <w:t>1.2.4</w:t>
@@ -6704,7 +6771,7 @@
                     <pic:cNvPicPr/>
                   </pic:nvPicPr>
                   <pic:blipFill>
-                    <a:blip r:embed="rId19"/>
+                    <a:blip r:embed="rId20"/>
                     <a:stretch>
                       <a:fillRect/>
                     </a:stretch>
@@ -6729,28 +6796,15 @@
       <w:pPr>
         <w:pStyle w:val="Kpalrs"/>
       </w:pPr>
-      <w:r>
-        <w:fldChar w:fldCharType="begin"/>
-      </w:r>
-      <w:r>
-        <w:instrText xml:space="preserve"> SEQ ábra \* ARABIC </w:instrText>
-      </w:r>
-      <w:r>
-        <w:fldChar w:fldCharType="separate"/>
-      </w:r>
-      <w:bookmarkStart w:id="24" w:name="_Toc226202956"/>
-      <w:r>
-        <w:rPr>
-          <w:noProof/>
-        </w:rPr>
-        <w:t>10</w:t>
-      </w:r>
-      <w:r>
-        <w:rPr>
-          <w:noProof/>
-        </w:rPr>
-        <w:fldChar w:fldCharType="end"/>
-      </w:r>
+      <w:fldSimple w:instr=" SEQ ábra \* ARABIC ">
+        <w:bookmarkStart w:id="24" w:name="_Toc227094509"/>
+        <w:r>
+          <w:rPr>
+            <w:noProof/>
+          </w:rPr>
+          <w:t>10</w:t>
+        </w:r>
+      </w:fldSimple>
       <w:r>
         <w:t>. ábra Hang lejátszó oldal</w:t>
       </w:r>
@@ -6763,7 +6817,7 @@
       <w:r>
         <w:br w:type="page"/>
       </w:r>
-      <w:bookmarkStart w:id="25" w:name="_Toc226988000"/>
+      <w:bookmarkStart w:id="25" w:name="_Toc227094466"/>
       <w:r>
         <w:lastRenderedPageBreak/>
         <w:t>1.2.5</w:t>
@@ -6833,7 +6887,7 @@
                     <pic:cNvPicPr/>
                   </pic:nvPicPr>
                   <pic:blipFill>
-                    <a:blip r:embed="rId20"/>
+                    <a:blip r:embed="rId21"/>
                     <a:stretch>
                       <a:fillRect/>
                     </a:stretch>
@@ -6858,28 +6912,15 @@
       <w:pPr>
         <w:pStyle w:val="Kpalrs"/>
       </w:pPr>
-      <w:r>
-        <w:fldChar w:fldCharType="begin"/>
-      </w:r>
-      <w:r>
-        <w:instrText xml:space="preserve"> SEQ ábra \* ARABIC </w:instrText>
-      </w:r>
-      <w:r>
-        <w:fldChar w:fldCharType="separate"/>
-      </w:r>
-      <w:bookmarkStart w:id="26" w:name="_Toc226202957"/>
-      <w:r>
-        <w:rPr>
-          <w:noProof/>
-        </w:rPr>
-        <w:t>11</w:t>
-      </w:r>
-      <w:r>
-        <w:rPr>
-          <w:noProof/>
-        </w:rPr>
-        <w:fldChar w:fldCharType="end"/>
-      </w:r>
+      <w:fldSimple w:instr=" SEQ ábra \* ARABIC ">
+        <w:bookmarkStart w:id="26" w:name="_Toc227094510"/>
+        <w:r>
+          <w:rPr>
+            <w:noProof/>
+          </w:rPr>
+          <w:t>11</w:t>
+        </w:r>
+      </w:fldSimple>
       <w:r>
         <w:t>. ábra Hang kezelő oldal</w:t>
       </w:r>
@@ -6904,7 +6945,7 @@
       <w:pPr>
         <w:pStyle w:val="Cmsor3"/>
       </w:pPr>
-      <w:bookmarkStart w:id="27" w:name="_Toc226988001"/>
+      <w:bookmarkStart w:id="27" w:name="_Toc227094467"/>
       <w:r>
         <w:lastRenderedPageBreak/>
         <w:t>1.2.6</w:t>
@@ -6987,7 +7028,7 @@
                     <pic:cNvPicPr/>
                   </pic:nvPicPr>
                   <pic:blipFill>
-                    <a:blip r:embed="rId21"/>
+                    <a:blip r:embed="rId22"/>
                     <a:stretch>
                       <a:fillRect/>
                     </a:stretch>
@@ -7027,7 +7068,7 @@
                     <pic:cNvPicPr/>
                   </pic:nvPicPr>
                   <pic:blipFill>
-                    <a:blip r:embed="rId22"/>
+                    <a:blip r:embed="rId23"/>
                     <a:stretch>
                       <a:fillRect/>
                     </a:stretch>
@@ -7053,28 +7094,15 @@
         <w:pStyle w:val="Kpalrs"/>
         <w:jc w:val="center"/>
       </w:pPr>
-      <w:r>
-        <w:fldChar w:fldCharType="begin"/>
-      </w:r>
-      <w:r>
-        <w:instrText xml:space="preserve"> SEQ ábra \* ARABIC </w:instrText>
-      </w:r>
-      <w:r>
-        <w:fldChar w:fldCharType="separate"/>
-      </w:r>
-      <w:bookmarkStart w:id="28" w:name="_Toc226202958"/>
-      <w:r>
-        <w:rPr>
-          <w:noProof/>
-        </w:rPr>
-        <w:t>12</w:t>
-      </w:r>
-      <w:r>
-        <w:rPr>
-          <w:noProof/>
-        </w:rPr>
-        <w:fldChar w:fldCharType="end"/>
-      </w:r>
+      <w:fldSimple w:instr=" SEQ ábra \* ARABIC ">
+        <w:bookmarkStart w:id="28" w:name="_Toc227094511"/>
+        <w:r>
+          <w:rPr>
+            <w:noProof/>
+          </w:rPr>
+          <w:t>12</w:t>
+        </w:r>
+      </w:fldSimple>
       <w:r>
         <w:t>. ábra Egy hang feltöltése és tömeges feltöltés</w:t>
       </w:r>
@@ -7273,7 +7301,7 @@
                     <pic:cNvPicPr/>
                   </pic:nvPicPr>
                   <pic:blipFill>
-                    <a:blip r:embed="rId23"/>
+                    <a:blip r:embed="rId24"/>
                     <a:stretch>
                       <a:fillRect/>
                     </a:stretch>
@@ -7309,7 +7337,7 @@
       <w:r>
         <w:fldChar w:fldCharType="separate"/>
       </w:r>
-      <w:bookmarkStart w:id="30" w:name="_Toc226202959"/>
+      <w:bookmarkStart w:id="30" w:name="_Toc227094512"/>
       <w:r>
         <w:rPr>
           <w:noProof/>
@@ -7350,7 +7378,7 @@
         <w:ind w:firstLine="709"/>
         <w:jc w:val="center"/>
       </w:pPr>
-      <w:bookmarkStart w:id="31" w:name="_Toc226988002"/>
+      <w:bookmarkStart w:id="31" w:name="_Toc227094468"/>
       <w:r>
         <w:lastRenderedPageBreak/>
         <w:t xml:space="preserve">2. </w:t>
@@ -7365,7 +7393,7 @@
         <w:pStyle w:val="Cmsor2"/>
         <w:spacing w:line="360" w:lineRule="auto"/>
       </w:pPr>
-      <w:bookmarkStart w:id="32" w:name="_Toc226988003"/>
+      <w:bookmarkStart w:id="32" w:name="_Toc227094469"/>
       <w:r>
         <w:t>2.1</w:t>
       </w:r>
@@ -7440,7 +7468,7 @@
         <w:pStyle w:val="Cmsor2"/>
         <w:spacing w:line="360" w:lineRule="auto"/>
       </w:pPr>
-      <w:bookmarkStart w:id="33" w:name="_Toc226988004"/>
+      <w:bookmarkStart w:id="33" w:name="_Toc227094470"/>
       <w:r>
         <w:lastRenderedPageBreak/>
         <w:t>2.2.</w:t>
@@ -7457,7 +7485,7 @@
       <w:pPr>
         <w:pStyle w:val="Cmsor3"/>
       </w:pPr>
-      <w:bookmarkStart w:id="34" w:name="_Toc226988005"/>
+      <w:bookmarkStart w:id="34" w:name="_Toc227094471"/>
       <w:r>
         <w:t>2.2.1</w:t>
       </w:r>
@@ -7932,7 +7960,7 @@
       <w:pPr>
         <w:spacing w:line="360" w:lineRule="auto"/>
       </w:pPr>
-      <w:hyperlink r:id="rId24" w:history="1">
+      <w:hyperlink r:id="rId25" w:history="1">
         <w:r>
           <w:rPr>
             <w:rStyle w:val="Hiperhivatkozs"/>
@@ -7950,7 +7978,7 @@
       <w:pPr>
         <w:pStyle w:val="Cmsor3"/>
       </w:pPr>
-      <w:bookmarkStart w:id="35" w:name="_Toc226988006"/>
+      <w:bookmarkStart w:id="35" w:name="_Toc227094472"/>
       <w:r>
         <w:lastRenderedPageBreak/>
         <w:t>2.2.2</w:t>
@@ -8015,7 +8043,7 @@
       <w:pPr>
         <w:spacing w:line="360" w:lineRule="auto"/>
       </w:pPr>
-      <w:hyperlink r:id="rId25" w:history="1">
+      <w:hyperlink r:id="rId26" w:history="1">
         <w:r>
           <w:rPr>
             <w:rStyle w:val="Hiperhivatkozs"/>
@@ -8063,7 +8091,7 @@
       <w:pPr>
         <w:spacing w:line="360" w:lineRule="auto"/>
       </w:pPr>
-      <w:hyperlink r:id="rId26" w:history="1">
+      <w:hyperlink r:id="rId27" w:history="1">
         <w:r>
           <w:rPr>
             <w:rStyle w:val="Hiperhivatkozs"/>
@@ -8126,7 +8154,7 @@
       <w:pPr>
         <w:spacing w:line="360" w:lineRule="auto"/>
       </w:pPr>
-      <w:hyperlink r:id="rId27" w:history="1">
+      <w:hyperlink r:id="rId28" w:history="1">
         <w:r>
           <w:rPr>
             <w:rStyle w:val="Hiperhivatkozs"/>
@@ -8177,7 +8205,7 @@
       <w:pPr>
         <w:spacing w:line="360" w:lineRule="auto"/>
       </w:pPr>
-      <w:hyperlink r:id="rId28" w:history="1">
+      <w:hyperlink r:id="rId29" w:history="1">
         <w:r>
           <w:rPr>
             <w:rStyle w:val="Hiperhivatkozs"/>
@@ -8219,7 +8247,7 @@
       <w:pPr>
         <w:spacing w:line="360" w:lineRule="auto"/>
       </w:pPr>
-      <w:hyperlink r:id="rId29" w:history="1">
+      <w:hyperlink r:id="rId30" w:history="1">
         <w:r>
           <w:rPr>
             <w:rStyle w:val="Hiperhivatkozs"/>
@@ -8232,7 +8260,7 @@
       <w:pPr>
         <w:spacing w:line="360" w:lineRule="auto"/>
       </w:pPr>
-      <w:hyperlink r:id="rId30" w:history="1">
+      <w:hyperlink r:id="rId31" w:history="1">
         <w:r>
           <w:rPr>
             <w:rStyle w:val="Hiperhivatkozs"/>
@@ -8289,7 +8317,7 @@
       <w:pPr>
         <w:spacing w:line="360" w:lineRule="auto"/>
       </w:pPr>
-      <w:hyperlink r:id="rId31" w:history="1">
+      <w:hyperlink r:id="rId32" w:history="1">
         <w:r>
           <w:rPr>
             <w:rStyle w:val="Hiperhivatkozs"/>
@@ -8340,7 +8368,7 @@
       <w:pPr>
         <w:spacing w:line="360" w:lineRule="auto"/>
       </w:pPr>
-      <w:hyperlink r:id="rId32" w:history="1">
+      <w:hyperlink r:id="rId33" w:history="1">
         <w:r>
           <w:rPr>
             <w:rStyle w:val="Hiperhivatkozs"/>
@@ -8353,7 +8381,7 @@
       <w:pPr>
         <w:spacing w:line="360" w:lineRule="auto"/>
       </w:pPr>
-      <w:hyperlink r:id="rId33" w:history="1">
+      <w:hyperlink r:id="rId34" w:history="1">
         <w:r>
           <w:rPr>
             <w:rStyle w:val="Hiperhivatkozs"/>
@@ -8407,7 +8435,7 @@
       <w:pPr>
         <w:spacing w:line="360" w:lineRule="auto"/>
       </w:pPr>
-      <w:hyperlink r:id="rId34" w:history="1">
+      <w:hyperlink r:id="rId35" w:history="1">
         <w:r>
           <w:rPr>
             <w:rStyle w:val="Hiperhivatkozs"/>
@@ -8455,7 +8483,7 @@
       <w:pPr>
         <w:spacing w:line="360" w:lineRule="auto"/>
       </w:pPr>
-      <w:hyperlink r:id="rId35" w:history="1">
+      <w:hyperlink r:id="rId36" w:history="1">
         <w:r>
           <w:rPr>
             <w:rStyle w:val="Hiperhivatkozs"/>
@@ -8468,7 +8496,7 @@
       <w:pPr>
         <w:spacing w:line="360" w:lineRule="auto"/>
       </w:pPr>
-      <w:hyperlink r:id="rId36" w:history="1">
+      <w:hyperlink r:id="rId37" w:history="1">
         <w:r>
           <w:rPr>
             <w:rStyle w:val="Hiperhivatkozs"/>
@@ -8522,7 +8550,7 @@
       <w:pPr>
         <w:spacing w:line="360" w:lineRule="auto"/>
       </w:pPr>
-      <w:hyperlink r:id="rId37" w:history="1">
+      <w:hyperlink r:id="rId38" w:history="1">
         <w:r>
           <w:rPr>
             <w:rStyle w:val="Hiperhivatkozs"/>
@@ -8535,7 +8563,7 @@
       <w:pPr>
         <w:spacing w:line="360" w:lineRule="auto"/>
       </w:pPr>
-      <w:hyperlink r:id="rId38" w:history="1">
+      <w:hyperlink r:id="rId39" w:history="1">
         <w:r>
           <w:rPr>
             <w:rStyle w:val="Hiperhivatkozs"/>
@@ -8577,7 +8605,7 @@
       <w:pPr>
         <w:spacing w:line="360" w:lineRule="auto"/>
       </w:pPr>
-      <w:hyperlink r:id="rId39" w:history="1">
+      <w:hyperlink r:id="rId40" w:history="1">
         <w:r>
           <w:rPr>
             <w:rStyle w:val="Hiperhivatkozs"/>
@@ -8619,7 +8647,7 @@
       <w:pPr>
         <w:spacing w:line="360" w:lineRule="auto"/>
       </w:pPr>
-      <w:hyperlink r:id="rId40" w:history="1">
+      <w:hyperlink r:id="rId41" w:history="1">
         <w:r>
           <w:rPr>
             <w:rStyle w:val="Hiperhivatkozs"/>
@@ -8675,7 +8703,7 @@
       <w:pPr>
         <w:spacing w:line="360" w:lineRule="auto"/>
       </w:pPr>
-      <w:hyperlink r:id="rId41" w:history="1">
+      <w:hyperlink r:id="rId42" w:history="1">
         <w:r>
           <w:rPr>
             <w:rStyle w:val="Hiperhivatkozs"/>
@@ -8717,7 +8745,7 @@
       <w:pPr>
         <w:spacing w:line="360" w:lineRule="auto"/>
       </w:pPr>
-      <w:hyperlink r:id="rId42" w:history="1">
+      <w:hyperlink r:id="rId43" w:history="1">
         <w:r>
           <w:rPr>
             <w:rStyle w:val="Hiperhivatkozs"/>
@@ -8765,7 +8793,7 @@
       <w:pPr>
         <w:spacing w:line="360" w:lineRule="auto"/>
       </w:pPr>
-      <w:hyperlink r:id="rId43" w:history="1">
+      <w:hyperlink r:id="rId44" w:history="1">
         <w:r>
           <w:rPr>
             <w:rStyle w:val="Hiperhivatkozs"/>
@@ -8807,7 +8835,7 @@
       <w:pPr>
         <w:spacing w:line="360" w:lineRule="auto"/>
       </w:pPr>
-      <w:hyperlink r:id="rId44" w:history="1">
+      <w:hyperlink r:id="rId45" w:history="1">
         <w:r>
           <w:rPr>
             <w:rStyle w:val="Hiperhivatkozs"/>
@@ -8823,7 +8851,7 @@
       <w:r>
         <w:br w:type="page"/>
       </w:r>
-      <w:bookmarkStart w:id="36" w:name="_Toc226988007"/>
+      <w:bookmarkStart w:id="36" w:name="_Toc227094473"/>
       <w:r>
         <w:lastRenderedPageBreak/>
         <w:t>2.2.3</w:t>
@@ -8870,7 +8898,7 @@
       </w:r>
     </w:p>
     <w:p>
-      <w:hyperlink r:id="rId45" w:history="1">
+      <w:hyperlink r:id="rId46" w:history="1">
         <w:r>
           <w:rPr>
             <w:rStyle w:val="Hiperhivatkozs"/>
@@ -8930,7 +8958,7 @@
       <w:pPr>
         <w:spacing w:line="360" w:lineRule="auto"/>
       </w:pPr>
-      <w:hyperlink r:id="rId46" w:history="1">
+      <w:hyperlink r:id="rId47" w:history="1">
         <w:r>
           <w:rPr>
             <w:rStyle w:val="Hiperhivatkozs"/>
@@ -8979,7 +9007,7 @@
       <w:pPr>
         <w:spacing w:line="360" w:lineRule="auto"/>
       </w:pPr>
-      <w:hyperlink r:id="rId47" w:history="1">
+      <w:hyperlink r:id="rId48" w:history="1">
         <w:r>
           <w:rPr>
             <w:rStyle w:val="Hiperhivatkozs"/>
@@ -9025,7 +9053,7 @@
       <w:pPr>
         <w:spacing w:line="360" w:lineRule="auto"/>
       </w:pPr>
-      <w:hyperlink r:id="rId48" w:history="1">
+      <w:hyperlink r:id="rId49" w:history="1">
         <w:r>
           <w:rPr>
             <w:rStyle w:val="Hiperhivatkozs"/>
@@ -9071,7 +9099,7 @@
       <w:pPr>
         <w:spacing w:line="360" w:lineRule="auto"/>
       </w:pPr>
-      <w:hyperlink r:id="rId49" w:history="1">
+      <w:hyperlink r:id="rId50" w:history="1">
         <w:r>
           <w:rPr>
             <w:rStyle w:val="Hiperhivatkozs"/>
@@ -9117,7 +9145,7 @@
       <w:pPr>
         <w:spacing w:line="360" w:lineRule="auto"/>
       </w:pPr>
-      <w:hyperlink r:id="rId50" w:history="1">
+      <w:hyperlink r:id="rId51" w:history="1">
         <w:r>
           <w:rPr>
             <w:rStyle w:val="Hiperhivatkozs"/>
@@ -9163,7 +9191,7 @@
       <w:pPr>
         <w:spacing w:line="360" w:lineRule="auto"/>
       </w:pPr>
-      <w:hyperlink r:id="rId51" w:history="1">
+      <w:hyperlink r:id="rId52" w:history="1">
         <w:r>
           <w:rPr>
             <w:rStyle w:val="Hiperhivatkozs"/>
@@ -9191,7 +9219,7 @@
       <w:pPr>
         <w:pStyle w:val="Cmsor3"/>
       </w:pPr>
-      <w:bookmarkStart w:id="37" w:name="_Toc226988008"/>
+      <w:bookmarkStart w:id="37" w:name="_Toc227094474"/>
       <w:r>
         <w:lastRenderedPageBreak/>
         <w:t>2.2.4</w:t>
@@ -9446,7 +9474,7 @@
         <w:pStyle w:val="Cmsor2"/>
         <w:spacing w:line="360" w:lineRule="auto"/>
       </w:pPr>
-      <w:bookmarkStart w:id="38" w:name="_Toc226988009"/>
+      <w:bookmarkStart w:id="38" w:name="_Toc227094475"/>
       <w:r>
         <w:lastRenderedPageBreak/>
         <w:t>2.3</w:t>
@@ -9469,7 +9497,7 @@
           <w:lang w:eastAsia="hu-HU"/>
         </w:rPr>
       </w:pPr>
-      <w:bookmarkStart w:id="39" w:name="_Toc226988010"/>
+      <w:bookmarkStart w:id="39" w:name="_Toc227094476"/>
       <w:r>
         <w:rPr>
           <w:lang w:eastAsia="hu-HU"/>
@@ -10403,7 +10431,7 @@
           <w:lang w:eastAsia="hu-HU"/>
         </w:rPr>
       </w:pPr>
-      <w:bookmarkStart w:id="40" w:name="_Toc226988011"/>
+      <w:bookmarkStart w:id="40" w:name="_Toc227094477"/>
       <w:r>
         <w:rPr>
           <w:noProof/>
@@ -11237,7 +11265,7 @@
           <w:lang w:eastAsia="hu-HU"/>
         </w:rPr>
       </w:pPr>
-      <w:bookmarkStart w:id="41" w:name="_Toc226988012"/>
+      <w:bookmarkStart w:id="41" w:name="_Toc227094478"/>
       <w:r>
         <w:rPr>
           <w:noProof/>
@@ -11694,7 +11722,7 @@
           <w:lang w:eastAsia="hu-HU"/>
         </w:rPr>
       </w:pPr>
-      <w:bookmarkStart w:id="42" w:name="_Toc226988013"/>
+      <w:bookmarkStart w:id="42" w:name="_Toc227094479"/>
       <w:r>
         <w:rPr>
           <w:noProof/>
@@ -12064,7 +12092,7 @@
           <w:lang w:eastAsia="hu-HU"/>
         </w:rPr>
       </w:pPr>
-      <w:bookmarkStart w:id="43" w:name="_Toc226988014"/>
+      <w:bookmarkStart w:id="43" w:name="_Toc227094480"/>
       <w:r>
         <w:rPr>
           <w:noProof/>
@@ -12263,7 +12291,7 @@
                     <pic:cNvPicPr/>
                   </pic:nvPicPr>
                   <pic:blipFill>
-                    <a:blip r:embed="rId52"/>
+                    <a:blip r:embed="rId53"/>
                     <a:stretch>
                       <a:fillRect/>
                     </a:stretch>
@@ -12314,7 +12342,7 @@
         </w:rPr>
         <w:fldChar w:fldCharType="separate"/>
       </w:r>
-      <w:bookmarkStart w:id="44" w:name="_Toc226202960"/>
+      <w:bookmarkStart w:id="44" w:name="_Toc227094513"/>
       <w:r>
         <w:rPr>
           <w:noProof/>
@@ -12358,7 +12386,7 @@
           <w:lang w:eastAsia="hu-HU"/>
         </w:rPr>
       </w:pPr>
-      <w:bookmarkStart w:id="45" w:name="_Toc226988015"/>
+      <w:bookmarkStart w:id="45" w:name="_Toc227094481"/>
       <w:r>
         <w:rPr>
           <w:noProof/>
@@ -12634,7 +12662,7 @@
         </w:rPr>
         <w:br w:type="page"/>
       </w:r>
-      <w:bookmarkStart w:id="46" w:name="_Toc226988016"/>
+      <w:bookmarkStart w:id="46" w:name="_Toc227094482"/>
       <w:r>
         <w:rPr>
           <w:rFonts w:eastAsiaTheme="minorEastAsia"/>
@@ -12693,22 +12721,14 @@
           <w:lang w:eastAsia="hu-HU"/>
         </w:rPr>
       </w:pPr>
-      <w:hyperlink r:id="rId53" w:history="1">
+      <w:hyperlink r:id="rId54" w:history="1">
         <w:r>
           <w:rPr>
             <w:rStyle w:val="Hiperhivatkozs"/>
             <w:noProof/>
             <w:lang w:eastAsia="hu-HU"/>
           </w:rPr>
-          <w:t>h</w:t>
-        </w:r>
-        <w:r>
-          <w:rPr>
-            <w:rStyle w:val="Hiperhivatkozs"/>
-            <w:noProof/>
-            <w:lang w:eastAsia="hu-HU"/>
-          </w:rPr>
-          <w:t>ttps://github.com/sbalazs222/Immersia</w:t>
+          <w:t>https://github.com/sbalazs222/Immersia</w:t>
         </w:r>
       </w:hyperlink>
     </w:p>
@@ -12716,7 +12736,7 @@
       <w:pPr>
         <w:pStyle w:val="Cmsor3"/>
       </w:pPr>
-      <w:bookmarkStart w:id="47" w:name="_Toc226988017"/>
+      <w:bookmarkStart w:id="47" w:name="_Toc227094483"/>
       <w:r>
         <w:t>2.4.1</w:t>
       </w:r>
@@ -13130,7 +13150,7 @@
           <w:rStyle w:val="Cmsor3Char"/>
         </w:rPr>
       </w:pPr>
-      <w:bookmarkStart w:id="48" w:name="_Toc226988018"/>
+      <w:bookmarkStart w:id="48" w:name="_Toc227094484"/>
       <w:r>
         <w:rPr>
           <w:rStyle w:val="Cmsor3Char"/>
@@ -13187,7 +13207,7 @@
                     </pic:cNvPicPr>
                   </pic:nvPicPr>
                   <pic:blipFill>
-                    <a:blip r:embed="rId54">
+                    <a:blip r:embed="rId55">
                       <a:extLst>
                         <a:ext uri="{28A0092B-C50C-407E-A947-70E740481C1C}">
                           <a14:useLocalDpi xmlns:a14="http://schemas.microsoft.com/office/drawing/2010/main" val="0"/>
@@ -13226,28 +13246,15 @@
           <w:noProof/>
         </w:rPr>
       </w:pPr>
-      <w:r>
-        <w:fldChar w:fldCharType="begin"/>
-      </w:r>
-      <w:r>
-        <w:instrText xml:space="preserve"> SEQ ábra \* ARABIC </w:instrText>
-      </w:r>
-      <w:r>
-        <w:fldChar w:fldCharType="separate"/>
-      </w:r>
-      <w:bookmarkStart w:id="49" w:name="_Toc226202961"/>
-      <w:r>
-        <w:rPr>
-          <w:noProof/>
-        </w:rPr>
-        <w:t>15</w:t>
-      </w:r>
-      <w:r>
-        <w:rPr>
-          <w:noProof/>
-        </w:rPr>
-        <w:fldChar w:fldCharType="end"/>
-      </w:r>
+      <w:fldSimple w:instr=" SEQ ábra \* ARABIC ">
+        <w:bookmarkStart w:id="49" w:name="_Toc227094514"/>
+        <w:r>
+          <w:rPr>
+            <w:noProof/>
+          </w:rPr>
+          <w:t>15</w:t>
+        </w:r>
+      </w:fldSimple>
       <w:r>
         <w:t>. ábra Regisztr</w:t>
       </w:r>
@@ -13275,7 +13282,7 @@
       <w:pPr>
         <w:pStyle w:val="Cmsor3"/>
       </w:pPr>
-      <w:bookmarkStart w:id="50" w:name="_Toc226988019"/>
+      <w:bookmarkStart w:id="50" w:name="_Toc227094485"/>
       <w:r>
         <w:t>2.4.</w:t>
       </w:r>
@@ -13357,7 +13364,7 @@
                     <pic:cNvPicPr/>
                   </pic:nvPicPr>
                   <pic:blipFill>
-                    <a:blip r:embed="rId55"/>
+                    <a:blip r:embed="rId56"/>
                     <a:stretch>
                       <a:fillRect/>
                     </a:stretch>
@@ -13382,28 +13389,15 @@
       <w:pPr>
         <w:pStyle w:val="Kpalrs"/>
       </w:pPr>
-      <w:r>
-        <w:fldChar w:fldCharType="begin"/>
-      </w:r>
-      <w:r>
-        <w:instrText xml:space="preserve"> SEQ ábra \* ARABIC </w:instrText>
-      </w:r>
-      <w:r>
-        <w:fldChar w:fldCharType="separate"/>
-      </w:r>
-      <w:bookmarkStart w:id="51" w:name="_Toc226202962"/>
-      <w:r>
-        <w:rPr>
-          <w:noProof/>
-        </w:rPr>
-        <w:t>16</w:t>
-      </w:r>
-      <w:r>
-        <w:rPr>
-          <w:noProof/>
-        </w:rPr>
-        <w:fldChar w:fldCharType="end"/>
-      </w:r>
+      <w:fldSimple w:instr=" SEQ ábra \* ARABIC ">
+        <w:bookmarkStart w:id="51" w:name="_Toc227094515"/>
+        <w:r>
+          <w:rPr>
+            <w:noProof/>
+          </w:rPr>
+          <w:t>16</w:t>
+        </w:r>
+      </w:fldSimple>
       <w:r>
         <w:t xml:space="preserve">. ábra </w:t>
       </w:r>
@@ -13424,7 +13418,7 @@
           <w:lang w:eastAsia="hu-HU"/>
         </w:rPr>
       </w:pPr>
-      <w:bookmarkStart w:id="52" w:name="_Toc226988020"/>
+      <w:bookmarkStart w:id="52" w:name="_Toc227094486"/>
       <w:r>
         <w:rPr>
           <w:rFonts w:eastAsiaTheme="minorEastAsia"/>
@@ -13490,7 +13484,7 @@
                     </pic:cNvPicPr>
                   </pic:nvPicPr>
                   <pic:blipFill>
-                    <a:blip r:embed="rId56">
+                    <a:blip r:embed="rId57">
                       <a:extLst>
                         <a:ext uri="{28A0092B-C50C-407E-A947-70E740481C1C}">
                           <a14:useLocalDpi xmlns:a14="http://schemas.microsoft.com/office/drawing/2010/main" val="0"/>
@@ -13551,7 +13545,7 @@
         </w:rPr>
         <w:fldChar w:fldCharType="separate"/>
       </w:r>
-      <w:bookmarkStart w:id="53" w:name="_Toc226202963"/>
+      <w:bookmarkStart w:id="53" w:name="_Toc227094516"/>
       <w:r>
         <w:rPr>
           <w:noProof/>
@@ -13585,7 +13579,7 @@
           <w:lang w:eastAsia="hu-HU"/>
         </w:rPr>
       </w:pPr>
-      <w:bookmarkStart w:id="54" w:name="_Toc226988021"/>
+      <w:bookmarkStart w:id="54" w:name="_Toc227094487"/>
       <w:r>
         <w:rPr>
           <w:rFonts w:eastAsiaTheme="minorEastAsia"/>
@@ -13640,7 +13634,7 @@
                     </pic:cNvPicPr>
                   </pic:nvPicPr>
                   <pic:blipFill>
-                    <a:blip r:embed="rId57">
+                    <a:blip r:embed="rId58">
                       <a:extLst>
                         <a:ext uri="{28A0092B-C50C-407E-A947-70E740481C1C}">
                           <a14:useLocalDpi xmlns:a14="http://schemas.microsoft.com/office/drawing/2010/main" val="0"/>
@@ -13697,7 +13691,7 @@
         </w:rPr>
         <w:fldChar w:fldCharType="separate"/>
       </w:r>
-      <w:bookmarkStart w:id="55" w:name="_Toc226202964"/>
+      <w:bookmarkStart w:id="55" w:name="_Toc227094517"/>
       <w:r>
         <w:rPr>
           <w:noProof/>
@@ -13799,7 +13793,7 @@
         </w:rPr>
         <w:br w:type="page"/>
       </w:r>
-      <w:bookmarkStart w:id="56" w:name="_Toc226988022"/>
+      <w:bookmarkStart w:id="56" w:name="_Toc227094488"/>
       <w:r>
         <w:rPr>
           <w:noProof/>
@@ -13905,7 +13899,7 @@
                     <pic:cNvPicPr/>
                   </pic:nvPicPr>
                   <pic:blipFill>
-                    <a:blip r:embed="rId23"/>
+                    <a:blip r:embed="rId24"/>
                     <a:stretch>
                       <a:fillRect/>
                     </a:stretch>
@@ -13951,7 +13945,7 @@
         </w:rPr>
         <w:fldChar w:fldCharType="separate"/>
       </w:r>
-      <w:bookmarkStart w:id="57" w:name="_Toc226202965"/>
+      <w:bookmarkStart w:id="57" w:name="_Toc227094518"/>
       <w:r>
         <w:rPr>
           <w:noProof/>
@@ -13985,7 +13979,7 @@
         </w:rPr>
         <w:br w:type="page"/>
       </w:r>
-      <w:bookmarkStart w:id="58" w:name="_Toc226988023"/>
+      <w:bookmarkStart w:id="58" w:name="_Toc227094489"/>
       <w:r>
         <w:rPr>
           <w:noProof/>
@@ -14018,7 +14012,7 @@
           <w:lang w:eastAsia="hu-HU"/>
         </w:rPr>
       </w:pPr>
-      <w:bookmarkStart w:id="59" w:name="_Toc226988024"/>
+      <w:bookmarkStart w:id="59" w:name="_Toc227094490"/>
       <w:r>
         <w:rPr>
           <w:noProof/>
@@ -14102,7 +14096,7 @@
                     <pic:cNvPicPr/>
                   </pic:nvPicPr>
                   <pic:blipFill>
-                    <a:blip r:embed="rId58"/>
+                    <a:blip r:embed="rId59"/>
                     <a:stretch>
                       <a:fillRect/>
                     </a:stretch>
@@ -14127,28 +14121,15 @@
       <w:pPr>
         <w:pStyle w:val="Kpalrs"/>
       </w:pPr>
-      <w:r>
-        <w:fldChar w:fldCharType="begin"/>
-      </w:r>
-      <w:r>
-        <w:instrText xml:space="preserve"> SEQ ábra \* ARABIC </w:instrText>
-      </w:r>
-      <w:r>
-        <w:fldChar w:fldCharType="separate"/>
-      </w:r>
-      <w:bookmarkStart w:id="60" w:name="_Toc226202966"/>
-      <w:r>
-        <w:rPr>
-          <w:noProof/>
-        </w:rPr>
-        <w:t>20</w:t>
-      </w:r>
-      <w:r>
-        <w:rPr>
-          <w:noProof/>
-        </w:rPr>
-        <w:fldChar w:fldCharType="end"/>
-      </w:r>
+      <w:fldSimple w:instr=" SEQ ábra \* ARABIC ">
+        <w:bookmarkStart w:id="60" w:name="_Toc227094519"/>
+        <w:r>
+          <w:rPr>
+            <w:noProof/>
+          </w:rPr>
+          <w:t>20</w:t>
+        </w:r>
+      </w:fldSimple>
       <w:r>
         <w:t>. ábra Normál teszteset – Postman</w:t>
       </w:r>
@@ -14236,7 +14217,7 @@
                     <pic:cNvPicPr/>
                   </pic:nvPicPr>
                   <pic:blipFill>
-                    <a:blip r:embed="rId59"/>
+                    <a:blip r:embed="rId60"/>
                     <a:stretch>
                       <a:fillRect/>
                     </a:stretch>
@@ -14261,28 +14242,15 @@
       <w:pPr>
         <w:pStyle w:val="Kpalrs"/>
       </w:pPr>
-      <w:r>
-        <w:fldChar w:fldCharType="begin"/>
-      </w:r>
-      <w:r>
-        <w:instrText xml:space="preserve"> SEQ ábra \* ARABIC </w:instrText>
-      </w:r>
-      <w:r>
-        <w:fldChar w:fldCharType="separate"/>
-      </w:r>
-      <w:bookmarkStart w:id="61" w:name="_Toc226202967"/>
-      <w:r>
-        <w:rPr>
-          <w:noProof/>
-        </w:rPr>
-        <w:t>21</w:t>
-      </w:r>
-      <w:r>
-        <w:rPr>
-          <w:noProof/>
-        </w:rPr>
-        <w:fldChar w:fldCharType="end"/>
-      </w:r>
+      <w:fldSimple w:instr=" SEQ ábra \* ARABIC ">
+        <w:bookmarkStart w:id="61" w:name="_Toc227094520"/>
+        <w:r>
+          <w:rPr>
+            <w:noProof/>
+          </w:rPr>
+          <w:t>21</w:t>
+        </w:r>
+      </w:fldSimple>
       <w:r>
         <w:t>. ábra Teszteset: Token hiánya</w:t>
       </w:r>
@@ -14373,7 +14341,7 @@
                     <pic:cNvPicPr/>
                   </pic:nvPicPr>
                   <pic:blipFill>
-                    <a:blip r:embed="rId60"/>
+                    <a:blip r:embed="rId61"/>
                     <a:stretch>
                       <a:fillRect/>
                     </a:stretch>
@@ -14401,28 +14369,15 @@
           <w:noProof/>
         </w:rPr>
       </w:pPr>
-      <w:r>
-        <w:fldChar w:fldCharType="begin"/>
-      </w:r>
-      <w:r>
-        <w:instrText xml:space="preserve"> SEQ ábra \* ARABIC </w:instrText>
-      </w:r>
-      <w:r>
-        <w:fldChar w:fldCharType="separate"/>
-      </w:r>
-      <w:bookmarkStart w:id="62" w:name="_Toc226202968"/>
-      <w:r>
-        <w:rPr>
-          <w:noProof/>
-        </w:rPr>
-        <w:t>22</w:t>
-      </w:r>
-      <w:r>
-        <w:rPr>
-          <w:noProof/>
-        </w:rPr>
-        <w:fldChar w:fldCharType="end"/>
-      </w:r>
+      <w:fldSimple w:instr=" SEQ ábra \* ARABIC ">
+        <w:bookmarkStart w:id="62" w:name="_Toc227094521"/>
+        <w:r>
+          <w:rPr>
+            <w:noProof/>
+          </w:rPr>
+          <w:t>22</w:t>
+        </w:r>
+      </w:fldSimple>
       <w:r>
         <w:t>. ábra Hibás frissí</w:t>
       </w:r>
@@ -14454,7 +14409,7 @@
           <w:lang w:eastAsia="hu-HU"/>
         </w:rPr>
       </w:pPr>
-      <w:bookmarkStart w:id="63" w:name="_Toc226988025"/>
+      <w:bookmarkStart w:id="63" w:name="_Toc227094491"/>
       <w:r>
         <w:rPr>
           <w:noProof/>
@@ -14587,7 +14542,7 @@
                     <pic:cNvPicPr/>
                   </pic:nvPicPr>
                   <pic:blipFill>
-                    <a:blip r:embed="rId61"/>
+                    <a:blip r:embed="rId62"/>
                     <a:stretch>
                       <a:fillRect/>
                     </a:stretch>
@@ -14612,28 +14567,15 @@
       <w:pPr>
         <w:pStyle w:val="Kpalrs"/>
       </w:pPr>
-      <w:r>
-        <w:fldChar w:fldCharType="begin"/>
-      </w:r>
-      <w:r>
-        <w:instrText xml:space="preserve"> SEQ ábra \* ARABIC </w:instrText>
-      </w:r>
-      <w:r>
-        <w:fldChar w:fldCharType="separate"/>
-      </w:r>
-      <w:bookmarkStart w:id="64" w:name="_Toc226202969"/>
-      <w:r>
-        <w:rPr>
-          <w:noProof/>
-        </w:rPr>
-        <w:t>23</w:t>
-      </w:r>
-      <w:r>
-        <w:rPr>
-          <w:noProof/>
-        </w:rPr>
-        <w:fldChar w:fldCharType="end"/>
-      </w:r>
+      <w:fldSimple w:instr=" SEQ ábra \* ARABIC ">
+        <w:bookmarkStart w:id="64" w:name="_Toc227094522"/>
+        <w:r>
+          <w:rPr>
+            <w:noProof/>
+          </w:rPr>
+          <w:t>23</w:t>
+        </w:r>
+      </w:fldSimple>
       <w:r>
         <w:t>. ábra Bejelentkezés - Normál teszteset - Postman</w:t>
       </w:r>
@@ -14743,7 +14685,7 @@
                     <pic:cNvPicPr/>
                   </pic:nvPicPr>
                   <pic:blipFill>
-                    <a:blip r:embed="rId62"/>
+                    <a:blip r:embed="rId63"/>
                     <a:stretch>
                       <a:fillRect/>
                     </a:stretch>
@@ -14793,7 +14735,7 @@
         </w:rPr>
         <w:fldChar w:fldCharType="separate"/>
       </w:r>
-      <w:bookmarkStart w:id="65" w:name="_Toc226202970"/>
+      <w:bookmarkStart w:id="65" w:name="_Toc227094523"/>
       <w:r>
         <w:rPr>
           <w:noProof/>
@@ -14945,7 +14887,7 @@
                     <pic:cNvPicPr/>
                   </pic:nvPicPr>
                   <pic:blipFill>
-                    <a:blip r:embed="rId63"/>
+                    <a:blip r:embed="rId64"/>
                     <a:stretch>
                       <a:fillRect/>
                     </a:stretch>
@@ -14995,7 +14937,7 @@
         </w:rPr>
         <w:fldChar w:fldCharType="separate"/>
       </w:r>
-      <w:bookmarkStart w:id="66" w:name="_Toc226202971"/>
+      <w:bookmarkStart w:id="66" w:name="_Toc227094524"/>
       <w:r>
         <w:rPr>
           <w:noProof/>
@@ -15113,7 +15055,7 @@
                     <pic:cNvPicPr/>
                   </pic:nvPicPr>
                   <pic:blipFill>
-                    <a:blip r:embed="rId64"/>
+                    <a:blip r:embed="rId65"/>
                     <a:stretch>
                       <a:fillRect/>
                     </a:stretch>
@@ -15138,28 +15080,15 @@
       <w:pPr>
         <w:pStyle w:val="Kpalrs"/>
       </w:pPr>
-      <w:r>
-        <w:fldChar w:fldCharType="begin"/>
-      </w:r>
-      <w:r>
-        <w:instrText xml:space="preserve"> SEQ ábra \* ARABIC </w:instrText>
-      </w:r>
-      <w:r>
-        <w:fldChar w:fldCharType="separate"/>
-      </w:r>
-      <w:bookmarkStart w:id="67" w:name="_Toc226202972"/>
-      <w:r>
-        <w:rPr>
-          <w:noProof/>
-        </w:rPr>
-        <w:t>26</w:t>
-      </w:r>
-      <w:r>
-        <w:rPr>
-          <w:noProof/>
-        </w:rPr>
-        <w:fldChar w:fldCharType="end"/>
-      </w:r>
+      <w:fldSimple w:instr=" SEQ ábra \* ARABIC ">
+        <w:bookmarkStart w:id="67" w:name="_Toc227094525"/>
+        <w:r>
+          <w:rPr>
+            <w:noProof/>
+          </w:rPr>
+          <w:t>26</w:t>
+        </w:r>
+      </w:fldSimple>
       <w:r>
         <w:t>. ábra Bejelentkezés - nem megerősített email cím - Postman</w:t>
       </w:r>
@@ -15199,7 +15128,7 @@
           <w:lang w:eastAsia="hu-HU"/>
         </w:rPr>
       </w:pPr>
-      <w:bookmarkStart w:id="68" w:name="_Toc226988026"/>
+      <w:bookmarkStart w:id="68" w:name="_Toc227094492"/>
       <w:r>
         <w:rPr>
           <w:lang w:eastAsia="hu-HU"/>
@@ -15240,7 +15169,7 @@
           <w:lang w:eastAsia="hu-HU"/>
         </w:rPr>
       </w:pPr>
-      <w:bookmarkStart w:id="69" w:name="_Toc226988027"/>
+      <w:bookmarkStart w:id="69" w:name="_Toc227094493"/>
       <w:r>
         <w:rPr>
           <w:lang w:eastAsia="hu-HU"/>
@@ -15275,7 +15204,7 @@
       <w:pPr>
         <w:pStyle w:val="Cmsor3"/>
       </w:pPr>
-      <w:bookmarkStart w:id="70" w:name="_Toc226988028"/>
+      <w:bookmarkStart w:id="70" w:name="_Toc227094494"/>
       <w:r>
         <w:t>2.6.2. Átfogóbb szerkesztési lehetőségek</w:t>
       </w:r>
@@ -15295,7 +15224,7 @@
       <w:pPr>
         <w:pStyle w:val="Cmsor3"/>
       </w:pPr>
-      <w:bookmarkStart w:id="71" w:name="_Toc226988029"/>
+      <w:bookmarkStart w:id="71" w:name="_Toc227094495"/>
       <w:r>
         <w:t>2.6.3. Ismert kisebb hibák kijavítása</w:t>
       </w:r>
@@ -15339,7 +15268,7 @@
       <w:pPr>
         <w:pStyle w:val="Cmsor3"/>
       </w:pPr>
-      <w:bookmarkStart w:id="72" w:name="_Toc226988030"/>
+      <w:bookmarkStart w:id="72" w:name="_Toc227094496"/>
       <w:r>
         <w:t>2.6.4. Mobil alkalmazás</w:t>
       </w:r>
@@ -15376,7 +15305,7 @@
           <w:lang w:eastAsia="hu-HU"/>
         </w:rPr>
       </w:pPr>
-      <w:bookmarkStart w:id="73" w:name="_Toc226988031"/>
+      <w:bookmarkStart w:id="73" w:name="_Toc227094497"/>
       <w:r>
         <w:rPr>
           <w:lang w:eastAsia="hu-HU"/>
@@ -15453,7 +15382,7 @@
           <w:lang w:eastAsia="hu-HU"/>
         </w:rPr>
       </w:pPr>
-      <w:bookmarkStart w:id="74" w:name="_Toc226988032"/>
+      <w:bookmarkStart w:id="74" w:name="_Toc227094498"/>
       <w:r>
         <w:rPr>
           <w:lang w:eastAsia="hu-HU"/>
@@ -15484,7 +15413,7 @@
           <w:lang w:eastAsia="hu-HU"/>
         </w:rPr>
       </w:pPr>
-      <w:hyperlink r:id="rId65" w:history="1">
+      <w:hyperlink r:id="rId66" w:history="1">
         <w:r>
           <w:rPr>
             <w:rStyle w:val="Hiperhivatkozs"/>
@@ -15515,7 +15444,7 @@
           <w:lang w:eastAsia="hu-HU"/>
         </w:rPr>
       </w:pPr>
-      <w:hyperlink r:id="rId66" w:history="1">
+      <w:hyperlink r:id="rId67" w:history="1">
         <w:r>
           <w:rPr>
             <w:rStyle w:val="Hiperhivatkozs"/>
@@ -15546,7 +15475,7 @@
           <w:lang w:eastAsia="hu-HU"/>
         </w:rPr>
       </w:pPr>
-      <w:hyperlink r:id="rId67" w:history="1">
+      <w:hyperlink r:id="rId68" w:history="1">
         <w:r>
           <w:rPr>
             <w:rStyle w:val="Hiperhivatkozs"/>
@@ -15577,7 +15506,7 @@
           <w:lang w:eastAsia="hu-HU"/>
         </w:rPr>
       </w:pPr>
-      <w:hyperlink r:id="rId68" w:history="1">
+      <w:hyperlink r:id="rId69" w:history="1">
         <w:r>
           <w:rPr>
             <w:rStyle w:val="Hiperhivatkozs"/>
@@ -15624,7 +15553,7 @@
           <w:lang w:eastAsia="hu-HU"/>
         </w:rPr>
       </w:pPr>
-      <w:bookmarkStart w:id="75" w:name="_Toc226988033"/>
+      <w:bookmarkStart w:id="75" w:name="_Toc227094499"/>
       <w:r>
         <w:rPr>
           <w:rFonts w:eastAsiaTheme="minorEastAsia"/>
@@ -15675,7 +15604,7 @@
         </w:rPr>
         <w:fldChar w:fldCharType="separate"/>
       </w:r>
-      <w:hyperlink w:anchor="_Toc226202947" w:history="1">
+      <w:hyperlink w:anchor="_Toc227094500" w:history="1">
         <w:r>
           <w:rPr>
             <w:rStyle w:val="Hiperhivatkozs"/>
@@ -15702,7 +15631,7 @@
             <w:noProof/>
             <w:webHidden/>
           </w:rPr>
-          <w:instrText xml:space="preserve"> PAGEREF _Toc226202947 \h </w:instrText>
+          <w:instrText xml:space="preserve"> PAGEREF _Toc227094500 \h </w:instrText>
         </w:r>
         <w:r>
           <w:rPr>
@@ -15746,7 +15675,7 @@
           <w:lang w:eastAsia="hu-HU"/>
         </w:rPr>
       </w:pPr>
-      <w:hyperlink w:anchor="_Toc226202948" w:history="1">
+      <w:hyperlink w:anchor="_Toc227094501" w:history="1">
         <w:r>
           <w:rPr>
             <w:rStyle w:val="Hiperhivatkozs"/>
@@ -15773,7 +15702,7 @@
             <w:noProof/>
             <w:webHidden/>
           </w:rPr>
-          <w:instrText xml:space="preserve"> PAGEREF _Toc226202948 \h </w:instrText>
+          <w:instrText xml:space="preserve"> PAGEREF _Toc227094501 \h </w:instrText>
         </w:r>
         <w:r>
           <w:rPr>
@@ -15817,7 +15746,7 @@
           <w:lang w:eastAsia="hu-HU"/>
         </w:rPr>
       </w:pPr>
-      <w:hyperlink w:anchor="_Toc226202949" w:history="1">
+      <w:hyperlink w:anchor="_Toc227094502" w:history="1">
         <w:r>
           <w:rPr>
             <w:rStyle w:val="Hiperhivatkozs"/>
@@ -15844,7 +15773,7 @@
             <w:noProof/>
             <w:webHidden/>
           </w:rPr>
-          <w:instrText xml:space="preserve"> PAGEREF _Toc226202949 \h </w:instrText>
+          <w:instrText xml:space="preserve"> PAGEREF _Toc227094502 \h </w:instrText>
         </w:r>
         <w:r>
           <w:rPr>
@@ -15888,7 +15817,7 @@
           <w:lang w:eastAsia="hu-HU"/>
         </w:rPr>
       </w:pPr>
-      <w:hyperlink w:anchor="_Toc226202950" w:history="1">
+      <w:hyperlink w:anchor="_Toc227094503" w:history="1">
         <w:r>
           <w:rPr>
             <w:rStyle w:val="Hiperhivatkozs"/>
@@ -15915,7 +15844,7 @@
             <w:noProof/>
             <w:webHidden/>
           </w:rPr>
-          <w:instrText xml:space="preserve"> PAGEREF _Toc226202950 \h </w:instrText>
+          <w:instrText xml:space="preserve"> PAGEREF _Toc227094503 \h </w:instrText>
         </w:r>
         <w:r>
           <w:rPr>
@@ -15959,7 +15888,7 @@
           <w:lang w:eastAsia="hu-HU"/>
         </w:rPr>
       </w:pPr>
-      <w:hyperlink w:anchor="_Toc226202951" w:history="1">
+      <w:hyperlink w:anchor="_Toc227094504" w:history="1">
         <w:r>
           <w:rPr>
             <w:rStyle w:val="Hiperhivatkozs"/>
@@ -15986,7 +15915,7 @@
             <w:noProof/>
             <w:webHidden/>
           </w:rPr>
-          <w:instrText xml:space="preserve"> PAGEREF _Toc226202951 \h </w:instrText>
+          <w:instrText xml:space="preserve"> PAGEREF _Toc227094504 \h </w:instrText>
         </w:r>
         <w:r>
           <w:rPr>
@@ -16030,7 +15959,7 @@
           <w:lang w:eastAsia="hu-HU"/>
         </w:rPr>
       </w:pPr>
-      <w:hyperlink w:anchor="_Toc226202952" w:history="1">
+      <w:hyperlink w:anchor="_Toc227094505" w:history="1">
         <w:r>
           <w:rPr>
             <w:rStyle w:val="Hiperhivatkozs"/>
@@ -16057,7 +15986,7 @@
             <w:noProof/>
             <w:webHidden/>
           </w:rPr>
-          <w:instrText xml:space="preserve"> PAGEREF _Toc226202952 \h </w:instrText>
+          <w:instrText xml:space="preserve"> PAGEREF _Toc227094505 \h </w:instrText>
         </w:r>
         <w:r>
           <w:rPr>
@@ -16101,7 +16030,7 @@
           <w:lang w:eastAsia="hu-HU"/>
         </w:rPr>
       </w:pPr>
-      <w:hyperlink w:anchor="_Toc226202953" w:history="1">
+      <w:hyperlink w:anchor="_Toc227094506" w:history="1">
         <w:r>
           <w:rPr>
             <w:rStyle w:val="Hiperhivatkozs"/>
@@ -16128,7 +16057,7 @@
             <w:noProof/>
             <w:webHidden/>
           </w:rPr>
-          <w:instrText xml:space="preserve"> PAGEREF _Toc226202953 \h </w:instrText>
+          <w:instrText xml:space="preserve"> PAGEREF _Toc227094506 \h </w:instrText>
         </w:r>
         <w:r>
           <w:rPr>
@@ -16172,7 +16101,7 @@
           <w:lang w:eastAsia="hu-HU"/>
         </w:rPr>
       </w:pPr>
-      <w:hyperlink w:anchor="_Toc226202954" w:history="1">
+      <w:hyperlink w:anchor="_Toc227094507" w:history="1">
         <w:r>
           <w:rPr>
             <w:rStyle w:val="Hiperhivatkozs"/>
@@ -16199,7 +16128,7 @@
             <w:noProof/>
             <w:webHidden/>
           </w:rPr>
-          <w:instrText xml:space="preserve"> PAGEREF _Toc226202954 \h </w:instrText>
+          <w:instrText xml:space="preserve"> PAGEREF _Toc227094507 \h </w:instrText>
         </w:r>
         <w:r>
           <w:rPr>
@@ -16243,7 +16172,7 @@
           <w:lang w:eastAsia="hu-HU"/>
         </w:rPr>
       </w:pPr>
-      <w:hyperlink w:anchor="_Toc226202955" w:history="1">
+      <w:hyperlink w:anchor="_Toc227094508" w:history="1">
         <w:r>
           <w:rPr>
             <w:rStyle w:val="Hiperhivatkozs"/>
@@ -16270,7 +16199,7 @@
             <w:noProof/>
             <w:webHidden/>
           </w:rPr>
-          <w:instrText xml:space="preserve"> PAGEREF _Toc226202955 \h </w:instrText>
+          <w:instrText xml:space="preserve"> PAGEREF _Toc227094508 \h </w:instrText>
         </w:r>
         <w:r>
           <w:rPr>
@@ -16314,7 +16243,7 @@
           <w:lang w:eastAsia="hu-HU"/>
         </w:rPr>
       </w:pPr>
-      <w:hyperlink w:anchor="_Toc226202956" w:history="1">
+      <w:hyperlink w:anchor="_Toc227094509" w:history="1">
         <w:r>
           <w:rPr>
             <w:rStyle w:val="Hiperhivatkozs"/>
@@ -16341,7 +16270,7 @@
             <w:noProof/>
             <w:webHidden/>
           </w:rPr>
-          <w:instrText xml:space="preserve"> PAGEREF _Toc226202956 \h </w:instrText>
+          <w:instrText xml:space="preserve"> PAGEREF _Toc227094509 \h </w:instrText>
         </w:r>
         <w:r>
           <w:rPr>
@@ -16385,7 +16314,7 @@
           <w:lang w:eastAsia="hu-HU"/>
         </w:rPr>
       </w:pPr>
-      <w:hyperlink w:anchor="_Toc226202957" w:history="1">
+      <w:hyperlink w:anchor="_Toc227094510" w:history="1">
         <w:r>
           <w:rPr>
             <w:rStyle w:val="Hiperhivatkozs"/>
@@ -16412,7 +16341,7 @@
             <w:noProof/>
             <w:webHidden/>
           </w:rPr>
-          <w:instrText xml:space="preserve"> PAGEREF _Toc226202957 \h </w:instrText>
+          <w:instrText xml:space="preserve"> PAGEREF _Toc227094510 \h </w:instrText>
         </w:r>
         <w:r>
           <w:rPr>
@@ -16456,7 +16385,7 @@
           <w:lang w:eastAsia="hu-HU"/>
         </w:rPr>
       </w:pPr>
-      <w:hyperlink w:anchor="_Toc226202958" w:history="1">
+      <w:hyperlink w:anchor="_Toc227094511" w:history="1">
         <w:r>
           <w:rPr>
             <w:rStyle w:val="Hiperhivatkozs"/>
@@ -16483,7 +16412,7 @@
             <w:noProof/>
             <w:webHidden/>
           </w:rPr>
-          <w:instrText xml:space="preserve"> PAGEREF _Toc226202958 \h </w:instrText>
+          <w:instrText xml:space="preserve"> PAGEREF _Toc227094511 \h </w:instrText>
         </w:r>
         <w:r>
           <w:rPr>
@@ -16527,7 +16456,7 @@
           <w:lang w:eastAsia="hu-HU"/>
         </w:rPr>
       </w:pPr>
-      <w:hyperlink w:anchor="_Toc226202959" w:history="1">
+      <w:hyperlink w:anchor="_Toc227094512" w:history="1">
         <w:r>
           <w:rPr>
             <w:rStyle w:val="Hiperhivatkozs"/>
@@ -16554,7 +16483,7 @@
             <w:noProof/>
             <w:webHidden/>
           </w:rPr>
-          <w:instrText xml:space="preserve"> PAGEREF _Toc226202959 \h </w:instrText>
+          <w:instrText xml:space="preserve"> PAGEREF _Toc227094512 \h </w:instrText>
         </w:r>
         <w:r>
           <w:rPr>
@@ -16598,7 +16527,7 @@
           <w:lang w:eastAsia="hu-HU"/>
         </w:rPr>
       </w:pPr>
-      <w:hyperlink w:anchor="_Toc226202960" w:history="1">
+      <w:hyperlink w:anchor="_Toc227094513" w:history="1">
         <w:r>
           <w:rPr>
             <w:rStyle w:val="Hiperhivatkozs"/>
@@ -16633,7 +16562,7 @@
             <w:noProof/>
             <w:webHidden/>
           </w:rPr>
-          <w:instrText xml:space="preserve"> PAGEREF _Toc226202960 \h </w:instrText>
+          <w:instrText xml:space="preserve"> PAGEREF _Toc227094513 \h </w:instrText>
         </w:r>
         <w:r>
           <w:rPr>
@@ -16677,7 +16606,7 @@
           <w:lang w:eastAsia="hu-HU"/>
         </w:rPr>
       </w:pPr>
-      <w:hyperlink w:anchor="_Toc226202961" w:history="1">
+      <w:hyperlink w:anchor="_Toc227094514" w:history="1">
         <w:r>
           <w:rPr>
             <w:rStyle w:val="Hiperhivatkozs"/>
@@ -16704,7 +16633,7 @@
             <w:noProof/>
             <w:webHidden/>
           </w:rPr>
-          <w:instrText xml:space="preserve"> PAGEREF _Toc226202961 \h </w:instrText>
+          <w:instrText xml:space="preserve"> PAGEREF _Toc227094514 \h </w:instrText>
         </w:r>
         <w:r>
           <w:rPr>
@@ -16748,7 +16677,7 @@
           <w:lang w:eastAsia="hu-HU"/>
         </w:rPr>
       </w:pPr>
-      <w:hyperlink w:anchor="_Toc226202962" w:history="1">
+      <w:hyperlink w:anchor="_Toc227094515" w:history="1">
         <w:r>
           <w:rPr>
             <w:rStyle w:val="Hiperhivatkozs"/>
@@ -16775,7 +16704,7 @@
             <w:noProof/>
             <w:webHidden/>
           </w:rPr>
-          <w:instrText xml:space="preserve"> PAGEREF _Toc226202962 \h </w:instrText>
+          <w:instrText xml:space="preserve"> PAGEREF _Toc227094515 \h </w:instrText>
         </w:r>
         <w:r>
           <w:rPr>
@@ -16819,7 +16748,7 @@
           <w:lang w:eastAsia="hu-HU"/>
         </w:rPr>
       </w:pPr>
-      <w:hyperlink w:anchor="_Toc226202963" w:history="1">
+      <w:hyperlink w:anchor="_Toc227094516" w:history="1">
         <w:r>
           <w:rPr>
             <w:rStyle w:val="Hiperhivatkozs"/>
@@ -16854,7 +16783,7 @@
             <w:noProof/>
             <w:webHidden/>
           </w:rPr>
-          <w:instrText xml:space="preserve"> PAGEREF _Toc226202963 \h </w:instrText>
+          <w:instrText xml:space="preserve"> PAGEREF _Toc227094516 \h </w:instrText>
         </w:r>
         <w:r>
           <w:rPr>
@@ -16898,7 +16827,7 @@
           <w:lang w:eastAsia="hu-HU"/>
         </w:rPr>
       </w:pPr>
-      <w:hyperlink w:anchor="_Toc226202964" w:history="1">
+      <w:hyperlink w:anchor="_Toc227094517" w:history="1">
         <w:r>
           <w:rPr>
             <w:rStyle w:val="Hiperhivatkozs"/>
@@ -16933,7 +16862,7 @@
             <w:noProof/>
             <w:webHidden/>
           </w:rPr>
-          <w:instrText xml:space="preserve"> PAGEREF _Toc226202964 \h </w:instrText>
+          <w:instrText xml:space="preserve"> PAGEREF _Toc227094517 \h </w:instrText>
         </w:r>
         <w:r>
           <w:rPr>
@@ -16977,7 +16906,7 @@
           <w:lang w:eastAsia="hu-HU"/>
         </w:rPr>
       </w:pPr>
-      <w:hyperlink w:anchor="_Toc226202965" w:history="1">
+      <w:hyperlink w:anchor="_Toc227094518" w:history="1">
         <w:r>
           <w:rPr>
             <w:rStyle w:val="Hiperhivatkozs"/>
@@ -17012,7 +16941,7 @@
             <w:noProof/>
             <w:webHidden/>
           </w:rPr>
-          <w:instrText xml:space="preserve"> PAGEREF _Toc226202965 \h </w:instrText>
+          <w:instrText xml:space="preserve"> PAGEREF _Toc227094518 \h </w:instrText>
         </w:r>
         <w:r>
           <w:rPr>
@@ -17056,7 +16985,7 @@
           <w:lang w:eastAsia="hu-HU"/>
         </w:rPr>
       </w:pPr>
-      <w:hyperlink w:anchor="_Toc226202966" w:history="1">
+      <w:hyperlink w:anchor="_Toc227094519" w:history="1">
         <w:r>
           <w:rPr>
             <w:rStyle w:val="Hiperhivatkozs"/>
@@ -17083,7 +17012,7 @@
             <w:noProof/>
             <w:webHidden/>
           </w:rPr>
-          <w:instrText xml:space="preserve"> PAGEREF _Toc226202966 \h </w:instrText>
+          <w:instrText xml:space="preserve"> PAGEREF _Toc227094519 \h </w:instrText>
         </w:r>
         <w:r>
           <w:rPr>
@@ -17127,7 +17056,7 @@
           <w:lang w:eastAsia="hu-HU"/>
         </w:rPr>
       </w:pPr>
-      <w:hyperlink w:anchor="_Toc226202967" w:history="1">
+      <w:hyperlink w:anchor="_Toc227094520" w:history="1">
         <w:r>
           <w:rPr>
             <w:rStyle w:val="Hiperhivatkozs"/>
@@ -17154,7 +17083,7 @@
             <w:noProof/>
             <w:webHidden/>
           </w:rPr>
-          <w:instrText xml:space="preserve"> PAGEREF _Toc226202967 \h </w:instrText>
+          <w:instrText xml:space="preserve"> PAGEREF _Toc227094520 \h </w:instrText>
         </w:r>
         <w:r>
           <w:rPr>
@@ -17198,7 +17127,7 @@
           <w:lang w:eastAsia="hu-HU"/>
         </w:rPr>
       </w:pPr>
-      <w:hyperlink w:anchor="_Toc226202968" w:history="1">
+      <w:hyperlink w:anchor="_Toc227094521" w:history="1">
         <w:r>
           <w:rPr>
             <w:rStyle w:val="Hiperhivatkozs"/>
@@ -17225,7 +17154,7 @@
             <w:noProof/>
             <w:webHidden/>
           </w:rPr>
-          <w:instrText xml:space="preserve"> PAGEREF _Toc226202968 \h </w:instrText>
+          <w:instrText xml:space="preserve"> PAGEREF _Toc227094521 \h </w:instrText>
         </w:r>
         <w:r>
           <w:rPr>
@@ -17269,7 +17198,7 @@
           <w:lang w:eastAsia="hu-HU"/>
         </w:rPr>
       </w:pPr>
-      <w:hyperlink w:anchor="_Toc226202969" w:history="1">
+      <w:hyperlink w:anchor="_Toc227094522" w:history="1">
         <w:r>
           <w:rPr>
             <w:rStyle w:val="Hiperhivatkozs"/>
@@ -17296,7 +17225,7 @@
             <w:noProof/>
             <w:webHidden/>
           </w:rPr>
-          <w:instrText xml:space="preserve"> PAGEREF _Toc226202969 \h </w:instrText>
+          <w:instrText xml:space="preserve"> PAGEREF _Toc227094522 \h </w:instrText>
         </w:r>
         <w:r>
           <w:rPr>
@@ -17340,7 +17269,7 @@
           <w:lang w:eastAsia="hu-HU"/>
         </w:rPr>
       </w:pPr>
-      <w:hyperlink w:anchor="_Toc226202970" w:history="1">
+      <w:hyperlink w:anchor="_Toc227094523" w:history="1">
         <w:r>
           <w:rPr>
             <w:rStyle w:val="Hiperhivatkozs"/>
@@ -17375,7 +17304,7 @@
             <w:noProof/>
             <w:webHidden/>
           </w:rPr>
-          <w:instrText xml:space="preserve"> PAGEREF _Toc226202970 \h </w:instrText>
+          <w:instrText xml:space="preserve"> PAGEREF _Toc227094523 \h </w:instrText>
         </w:r>
         <w:r>
           <w:rPr>
@@ -17419,7 +17348,7 @@
           <w:lang w:eastAsia="hu-HU"/>
         </w:rPr>
       </w:pPr>
-      <w:hyperlink w:anchor="_Toc226202971" w:history="1">
+      <w:hyperlink w:anchor="_Toc227094524" w:history="1">
         <w:r>
           <w:rPr>
             <w:rStyle w:val="Hiperhivatkozs"/>
@@ -17454,7 +17383,7 @@
             <w:noProof/>
             <w:webHidden/>
           </w:rPr>
-          <w:instrText xml:space="preserve"> PAGEREF _Toc226202971 \h </w:instrText>
+          <w:instrText xml:space="preserve"> PAGEREF _Toc227094524 \h </w:instrText>
         </w:r>
         <w:r>
           <w:rPr>
@@ -17498,7 +17427,7 @@
           <w:lang w:eastAsia="hu-HU"/>
         </w:rPr>
       </w:pPr>
-      <w:hyperlink w:anchor="_Toc226202972" w:history="1">
+      <w:hyperlink w:anchor="_Toc227094525" w:history="1">
         <w:r>
           <w:rPr>
             <w:rStyle w:val="Hiperhivatkozs"/>
@@ -17525,7 +17454,7 @@
             <w:noProof/>
             <w:webHidden/>
           </w:rPr>
-          <w:instrText xml:space="preserve"> PAGEREF _Toc226202972 \h </w:instrText>
+          <w:instrText xml:space="preserve"> PAGEREF _Toc227094525 \h </w:instrText>
         </w:r>
         <w:r>
           <w:rPr>
@@ -17580,10 +17509,11 @@
       </w:r>
     </w:p>
     <w:sectPr>
-      <w:footerReference w:type="default" r:id="rId69"/>
+      <w:footerReference w:type="default" r:id="rId70"/>
       <w:pgSz w:w="11906" w:h="16838"/>
       <w:pgMar w:top="1418" w:right="1418" w:bottom="1418" w:left="1418" w:header="709" w:footer="709" w:gutter="0"/>
       <w:cols w:space="708"/>
+      <w:titlePg/>
       <w:docGrid w:linePitch="360"/>
     </w:sectPr>
   </w:body>
@@ -17677,7 +17607,19 @@
       <w:rPr>
         <w:rFonts w:cs="Times New Roman"/>
       </w:rPr>
-      <w:instrText xml:space="preserve"> NUMPAGES  \* Arabic  \* MERGEFORMAT </w:instrText>
+      <w:instrText xml:space="preserve">  =</w:instrText>
+    </w:r>
+    <w:r>
+      <w:rPr>
+        <w:rFonts w:cs="Times New Roman"/>
+      </w:rPr>
+      <w:fldChar w:fldCharType="begin"/>
+    </w:r>
+    <w:r>
+      <w:rPr>
+        <w:rFonts w:cs="Times New Roman"/>
+      </w:rPr>
+      <w:instrText xml:space="preserve"> NUMPAGES </w:instrText>
     </w:r>
     <w:r>
       <w:rPr>
@@ -17690,7 +17632,32 @@
         <w:rFonts w:cs="Times New Roman"/>
         <w:noProof/>
       </w:rPr>
-      <w:t>1</w:t>
+      <w:instrText>45</w:instrText>
+    </w:r>
+    <w:r>
+      <w:rPr>
+        <w:rFonts w:cs="Times New Roman"/>
+      </w:rPr>
+      <w:fldChar w:fldCharType="end"/>
+    </w:r>
+    <w:r>
+      <w:rPr>
+        <w:rFonts w:cs="Times New Roman"/>
+      </w:rPr>
+      <w:instrText>-1</w:instrText>
+    </w:r>
+    <w:r>
+      <w:rPr>
+        <w:rFonts w:cs="Times New Roman"/>
+      </w:rPr>
+      <w:fldChar w:fldCharType="separate"/>
+    </w:r>
+    <w:r>
+      <w:rPr>
+        <w:rFonts w:cs="Times New Roman"/>
+        <w:noProof/>
+      </w:rPr>
+      <w:t>44</w:t>
     </w:r>
     <w:r>
       <w:rPr>
@@ -22248,6 +22215,7 @@
   <w:style w:type="character" w:default="1" w:styleId="Bekezdsalapbettpusa">
     <w:name w:val="Default Paragraph Font"/>
     <w:uiPriority w:val="1"/>
+    <w:semiHidden/>
     <w:unhideWhenUsed/>
   </w:style>
   <w:style w:type="table" w:default="1" w:styleId="Normltblzat">

--- a/docs/Katona Zalán - Záródolgozat.docx
+++ b/docs/Katona Zalán - Záródolgozat.docx
@@ -254,306 +254,6 @@
       <w:r>
         <w:rPr>
           <w:rFonts w:cs="Times New Roman"/>
-        </w:rPr>
-        <w:br w:type="page"/>
-      </w:r>
-    </w:p>
-    <w:p>
-      <w:pPr>
-        <w:spacing w:line="480" w:lineRule="auto"/>
-        <w:jc w:val="center"/>
-        <w:rPr>
-          <w:b/>
-          <w:bCs/>
-          <w:sz w:val="40"/>
-          <w:szCs w:val="40"/>
-        </w:rPr>
-      </w:pPr>
-      <w:r>
-        <w:rPr>
-          <w:b/>
-          <w:bCs/>
-          <w:sz w:val="40"/>
-          <w:szCs w:val="40"/>
-        </w:rPr>
-        <w:lastRenderedPageBreak/>
-        <w:t>Nyilatkozat</w:t>
-      </w:r>
-    </w:p>
-    <w:p>
-      <w:pPr>
-        <w:spacing w:line="360" w:lineRule="auto"/>
-        <w:jc w:val="both"/>
-        <w:rPr>
-          <w:rFonts w:cs="Times New Roman"/>
-          <w:color w:val="000000" w:themeColor="text1"/>
-          <w:szCs w:val="24"/>
-        </w:rPr>
-      </w:pPr>
-      <w:r>
-        <w:rPr>
-          <w:rFonts w:cs="Times New Roman"/>
-          <w:color w:val="000000" w:themeColor="text1"/>
-          <w:szCs w:val="24"/>
-        </w:rPr>
-        <w:t>A</w:t>
-      </w:r>
-      <w:r>
-        <w:rPr>
-          <w:rFonts w:cs="Times New Roman"/>
-          <w:color w:val="000000" w:themeColor="text1"/>
-          <w:szCs w:val="24"/>
-        </w:rPr>
-        <w:t>lulírott</w:t>
-      </w:r>
-      <w:r>
-        <w:rPr>
-          <w:rFonts w:cs="Times New Roman"/>
-          <w:color w:val="000000" w:themeColor="text1"/>
-          <w:szCs w:val="24"/>
-        </w:rPr>
-        <w:t>,</w:t>
-      </w:r>
-      <w:r>
-        <w:rPr>
-          <w:rFonts w:cs="Times New Roman"/>
-          <w:color w:val="000000" w:themeColor="text1"/>
-          <w:szCs w:val="24"/>
-        </w:rPr>
-        <w:t xml:space="preserve"> </w:t>
-      </w:r>
-      <w:r>
-        <w:rPr>
-          <w:rFonts w:cs="Times New Roman"/>
-          <w:i/>
-          <w:iCs/>
-          <w:color w:val="000000" w:themeColor="text1"/>
-          <w:szCs w:val="24"/>
-        </w:rPr>
-        <w:t>Katona Zalán</w:t>
-      </w:r>
-      <w:r>
-        <w:rPr>
-          <w:rFonts w:cs="Times New Roman"/>
-          <w:color w:val="000000" w:themeColor="text1"/>
-          <w:szCs w:val="24"/>
-        </w:rPr>
-        <w:t xml:space="preserve"> tanuló kijelentem, hogy ez a szakdolgozat saját tudásom, önálló munkám eredménye. A felhasznált eszközöket és szakirodalmakat (tanulmány, internetes forrás, személyes közlés stb.) idézőjel és megjelölt források nélkül nem építettem</w:t>
-      </w:r>
-      <w:r>
-        <w:rPr>
-          <w:rFonts w:cs="Times New Roman"/>
-          <w:color w:val="000000" w:themeColor="text1"/>
-          <w:szCs w:val="24"/>
-        </w:rPr>
-        <w:t xml:space="preserve"> </w:t>
-      </w:r>
-      <w:r>
-        <w:rPr>
-          <w:rFonts w:cs="Times New Roman"/>
-          <w:color w:val="000000" w:themeColor="text1"/>
-          <w:szCs w:val="24"/>
-        </w:rPr>
-        <w:t>be, egyértelműen megjelöltem. Az elkészült záródolgozatban található eredményeket a képzőintézmény és a feladatot kiíró intézmény saját céljára térítés nélkül felhasználhatja, a titkosításra vonatkozó esetleges megkötések mellett.</w:t>
-      </w:r>
-    </w:p>
-    <w:p>
-      <w:pPr>
-        <w:spacing w:line="360" w:lineRule="auto"/>
-        <w:jc w:val="both"/>
-        <w:rPr>
-          <w:rFonts w:cs="Times New Roman"/>
-          <w:color w:val="000000" w:themeColor="text1"/>
-          <w:sz w:val="28"/>
-          <w:szCs w:val="28"/>
-        </w:rPr>
-      </w:pPr>
-    </w:p>
-    <w:p>
-      <w:pPr>
-        <w:tabs>
-          <w:tab w:val="left" w:leader="dot" w:pos="2268"/>
-          <w:tab w:val="left" w:pos="6521"/>
-          <w:tab w:val="left" w:leader="dot" w:pos="8789"/>
-        </w:tabs>
-        <w:spacing w:line="360" w:lineRule="auto"/>
-        <w:jc w:val="both"/>
-        <w:rPr>
-          <w:rFonts w:cs="Times New Roman"/>
-          <w:color w:val="000000" w:themeColor="text1"/>
-          <w:szCs w:val="24"/>
-        </w:rPr>
-      </w:pPr>
-      <w:r>
-        <w:rPr>
-          <w:rFonts w:cs="Times New Roman"/>
-          <w:color w:val="000000" w:themeColor="text1"/>
-          <w:szCs w:val="24"/>
-        </w:rPr>
-        <w:t>Aszód,</w:t>
-      </w:r>
-      <w:r>
-        <w:rPr>
-          <w:rFonts w:cs="Times New Roman"/>
-          <w:color w:val="000000" w:themeColor="text1"/>
-          <w:szCs w:val="24"/>
-        </w:rPr>
-        <w:t xml:space="preserve"> </w:t>
-      </w:r>
-      <w:r>
-        <w:rPr>
-          <w:rFonts w:cs="Times New Roman"/>
-          <w:color w:val="000000" w:themeColor="text1"/>
-          <w:szCs w:val="24"/>
-        </w:rPr>
-        <w:tab/>
-      </w:r>
-      <w:r>
-        <w:rPr>
-          <w:rFonts w:cs="Times New Roman"/>
-          <w:color w:val="000000" w:themeColor="text1"/>
-          <w:szCs w:val="24"/>
-        </w:rPr>
-        <w:tab/>
-      </w:r>
-      <w:r>
-        <w:rPr>
-          <w:rFonts w:cs="Times New Roman"/>
-          <w:color w:val="000000" w:themeColor="text1"/>
-          <w:szCs w:val="24"/>
-        </w:rPr>
-        <w:tab/>
-      </w:r>
-    </w:p>
-    <w:p>
-      <w:pPr>
-        <w:tabs>
-          <w:tab w:val="left" w:pos="6521"/>
-          <w:tab w:val="center" w:pos="7655"/>
-          <w:tab w:val="left" w:leader="dot" w:pos="8789"/>
-        </w:tabs>
-        <w:spacing w:line="360" w:lineRule="auto"/>
-        <w:jc w:val="both"/>
-        <w:rPr>
-          <w:szCs w:val="24"/>
-        </w:rPr>
-      </w:pPr>
-      <w:r>
-        <w:rPr>
-          <w:b/>
-          <w:bCs/>
-          <w:szCs w:val="24"/>
-        </w:rPr>
-        <w:tab/>
-      </w:r>
-      <w:r>
-        <w:rPr>
-          <w:b/>
-          <w:bCs/>
-          <w:szCs w:val="24"/>
-        </w:rPr>
-        <w:tab/>
-      </w:r>
-      <w:r>
-        <w:rPr>
-          <w:szCs w:val="24"/>
-        </w:rPr>
-        <w:t>Katona Zalán</w:t>
-      </w:r>
-    </w:p>
-    <w:p>
-      <w:pPr>
-        <w:jc w:val="center"/>
-        <w:rPr>
-          <w:b/>
-          <w:bCs/>
-          <w:sz w:val="48"/>
-          <w:szCs w:val="48"/>
-        </w:rPr>
-      </w:pPr>
-      <w:r>
-        <w:rPr>
-          <w:b/>
-          <w:bCs/>
-          <w:sz w:val="48"/>
-          <w:szCs w:val="48"/>
-        </w:rPr>
-        <w:br w:type="page"/>
-      </w:r>
-      <w:r>
-        <w:rPr>
-          <w:b/>
-          <w:bCs/>
-          <w:noProof/>
-          <w:sz w:val="48"/>
-          <w:szCs w:val="48"/>
-        </w:rPr>
-        <w:lastRenderedPageBreak/>
-        <w:drawing>
-          <wp:inline distT="0" distB="0" distL="0" distR="0" wp14:anchorId="27BE6EF4" wp14:editId="6F40DC39">
-            <wp:extent cx="5753100" cy="8134350"/>
-            <wp:effectExtent l="0" t="0" r="0" b="0"/>
-            <wp:docPr id="440084721" name="Kép 3"/>
-            <wp:cNvGraphicFramePr>
-              <a:graphicFrameLocks xmlns:a="http://schemas.openxmlformats.org/drawingml/2006/main" noChangeAspect="1"/>
-            </wp:cNvGraphicFramePr>
-            <a:graphic xmlns:a="http://schemas.openxmlformats.org/drawingml/2006/main">
-              <a:graphicData uri="http://schemas.openxmlformats.org/drawingml/2006/picture">
-                <pic:pic xmlns:pic="http://schemas.openxmlformats.org/drawingml/2006/picture">
-                  <pic:nvPicPr>
-                    <pic:cNvPr id="0" name="Picture 5"/>
-                    <pic:cNvPicPr>
-                      <a:picLocks noChangeAspect="1" noChangeArrowheads="1"/>
-                    </pic:cNvPicPr>
-                  </pic:nvPicPr>
-                  <pic:blipFill>
-                    <a:blip r:embed="rId9" cstate="print">
-                      <a:extLst>
-                        <a:ext uri="{28A0092B-C50C-407E-A947-70E740481C1C}">
-                          <a14:useLocalDpi xmlns:a14="http://schemas.microsoft.com/office/drawing/2010/main" val="0"/>
-                        </a:ext>
-                      </a:extLst>
-                    </a:blip>
-                    <a:srcRect/>
-                    <a:stretch>
-                      <a:fillRect/>
-                    </a:stretch>
-                  </pic:blipFill>
-                  <pic:spPr bwMode="auto">
-                    <a:xfrm>
-                      <a:off x="0" y="0"/>
-                      <a:ext cx="5753100" cy="8134350"/>
-                    </a:xfrm>
-                    <a:prstGeom prst="rect">
-                      <a:avLst/>
-                    </a:prstGeom>
-                    <a:noFill/>
-                    <a:ln>
-                      <a:noFill/>
-                    </a:ln>
-                  </pic:spPr>
-                </pic:pic>
-              </a:graphicData>
-            </a:graphic>
-          </wp:inline>
-        </w:drawing>
-      </w:r>
-    </w:p>
-    <w:p>
-      <w:pPr>
-        <w:rPr>
-          <w:b/>
-          <w:bCs/>
-          <w:sz w:val="48"/>
-          <w:szCs w:val="48"/>
-        </w:rPr>
-      </w:pPr>
-      <w:r>
-        <w:rPr>
-          <w:b/>
-          <w:bCs/>
-          <w:sz w:val="48"/>
-          <w:szCs w:val="48"/>
         </w:rPr>
         <w:br w:type="page"/>
       </w:r>
@@ -624,7 +324,7 @@
             </w:rPr>
             <w:fldChar w:fldCharType="separate"/>
           </w:r>
-          <w:hyperlink w:anchor="_Toc227094454" w:history="1">
+          <w:hyperlink w:anchor="_Toc227094977" w:history="1">
             <w:r>
               <w:rPr>
                 <w:rStyle w:val="Hiperhivatkozs"/>
@@ -652,7 +352,7 @@
                 <w:noProof/>
                 <w:webHidden/>
               </w:rPr>
-              <w:instrText xml:space="preserve"> PAGEREF _Toc227094454 \h </w:instrText>
+              <w:instrText xml:space="preserve"> PAGEREF _Toc227094977 \h </w:instrText>
             </w:r>
             <w:r>
               <w:rPr>
@@ -672,7 +372,7 @@
                 <w:noProof/>
                 <w:webHidden/>
               </w:rPr>
-              <w:t>6</w:t>
+              <w:t>4</w:t>
             </w:r>
             <w:r>
               <w:rPr>
@@ -693,7 +393,7 @@
               <w:lang w:eastAsia="hu-HU"/>
             </w:rPr>
           </w:pPr>
-          <w:hyperlink w:anchor="_Toc227094455" w:history="1">
+          <w:hyperlink w:anchor="_Toc227094978" w:history="1">
             <w:r>
               <w:rPr>
                 <w:rStyle w:val="Hiperhivatkozs"/>
@@ -720,7 +420,7 @@
                 <w:noProof/>
                 <w:webHidden/>
               </w:rPr>
-              <w:instrText xml:space="preserve"> PAGEREF _Toc227094455 \h </w:instrText>
+              <w:instrText xml:space="preserve"> PAGEREF _Toc227094978 \h </w:instrText>
             </w:r>
             <w:r>
               <w:rPr>
@@ -740,7 +440,7 @@
                 <w:noProof/>
                 <w:webHidden/>
               </w:rPr>
-              <w:t>7</w:t>
+              <w:t>5</w:t>
             </w:r>
             <w:r>
               <w:rPr>
@@ -764,7 +464,7 @@
               <w:lang w:eastAsia="hu-HU"/>
             </w:rPr>
           </w:pPr>
-          <w:hyperlink w:anchor="_Toc227094456" w:history="1">
+          <w:hyperlink w:anchor="_Toc227094979" w:history="1">
             <w:r>
               <w:rPr>
                 <w:rStyle w:val="Hiperhivatkozs"/>
@@ -791,7 +491,7 @@
                 <w:noProof/>
                 <w:webHidden/>
               </w:rPr>
-              <w:instrText xml:space="preserve"> PAGEREF _Toc227094456 \h </w:instrText>
+              <w:instrText xml:space="preserve"> PAGEREF _Toc227094979 \h </w:instrText>
             </w:r>
             <w:r>
               <w:rPr>
@@ -811,7 +511,7 @@
                 <w:noProof/>
                 <w:webHidden/>
               </w:rPr>
-              <w:t>7</w:t>
+              <w:t>5</w:t>
             </w:r>
             <w:r>
               <w:rPr>
@@ -835,7 +535,7 @@
               <w:lang w:eastAsia="hu-HU"/>
             </w:rPr>
           </w:pPr>
-          <w:hyperlink w:anchor="_Toc227094457" w:history="1">
+          <w:hyperlink w:anchor="_Toc227094980" w:history="1">
             <w:r>
               <w:rPr>
                 <w:rStyle w:val="Hiperhivatkozs"/>
@@ -862,7 +562,7 @@
                 <w:noProof/>
                 <w:webHidden/>
               </w:rPr>
-              <w:instrText xml:space="preserve"> PAGEREF _Toc227094457 \h </w:instrText>
+              <w:instrText xml:space="preserve"> PAGEREF _Toc227094980 \h </w:instrText>
             </w:r>
             <w:r>
               <w:rPr>
@@ -882,7 +582,7 @@
                 <w:noProof/>
                 <w:webHidden/>
               </w:rPr>
-              <w:t>8</w:t>
+              <w:t>6</w:t>
             </w:r>
             <w:r>
               <w:rPr>
@@ -906,7 +606,7 @@
               <w:lang w:eastAsia="hu-HU"/>
             </w:rPr>
           </w:pPr>
-          <w:hyperlink w:anchor="_Toc227094458" w:history="1">
+          <w:hyperlink w:anchor="_Toc227094981" w:history="1">
             <w:r>
               <w:rPr>
                 <w:rStyle w:val="Hiperhivatkozs"/>
@@ -933,7 +633,7 @@
                 <w:noProof/>
                 <w:webHidden/>
               </w:rPr>
-              <w:instrText xml:space="preserve"> PAGEREF _Toc227094458 \h </w:instrText>
+              <w:instrText xml:space="preserve"> PAGEREF _Toc227094981 \h </w:instrText>
             </w:r>
             <w:r>
               <w:rPr>
@@ -953,7 +653,7 @@
                 <w:noProof/>
                 <w:webHidden/>
               </w:rPr>
-              <w:t>8</w:t>
+              <w:t>6</w:t>
             </w:r>
             <w:r>
               <w:rPr>
@@ -977,7 +677,7 @@
               <w:lang w:eastAsia="hu-HU"/>
             </w:rPr>
           </w:pPr>
-          <w:hyperlink w:anchor="_Toc227094459" w:history="1">
+          <w:hyperlink w:anchor="_Toc227094982" w:history="1">
             <w:r>
               <w:rPr>
                 <w:rStyle w:val="Hiperhivatkozs"/>
@@ -1004,7 +704,7 @@
                 <w:noProof/>
                 <w:webHidden/>
               </w:rPr>
-              <w:instrText xml:space="preserve"> PAGEREF _Toc227094459 \h </w:instrText>
+              <w:instrText xml:space="preserve"> PAGEREF _Toc227094982 \h </w:instrText>
             </w:r>
             <w:r>
               <w:rPr>
@@ -1024,7 +724,7 @@
                 <w:noProof/>
                 <w:webHidden/>
               </w:rPr>
-              <w:t>8</w:t>
+              <w:t>6</w:t>
             </w:r>
             <w:r>
               <w:rPr>
@@ -1048,13 +748,13 @@
               <w:lang w:eastAsia="hu-HU"/>
             </w:rPr>
           </w:pPr>
-          <w:hyperlink w:anchor="_Toc227094460" w:history="1">
+          <w:hyperlink w:anchor="_Toc227094983" w:history="1">
             <w:r>
               <w:rPr>
                 <w:rStyle w:val="Hiperhivatkozs"/>
                 <w:noProof/>
               </w:rPr>
-              <w:t>1.1.  A program telepítése</w:t>
+              <w:t>1.3. A program telepítése</w:t>
             </w:r>
             <w:r>
               <w:rPr>
@@ -1075,7 +775,7 @@
                 <w:noProof/>
                 <w:webHidden/>
               </w:rPr>
-              <w:instrText xml:space="preserve"> PAGEREF _Toc227094460 \h </w:instrText>
+              <w:instrText xml:space="preserve"> PAGEREF _Toc227094983 \h </w:instrText>
             </w:r>
             <w:r>
               <w:rPr>
@@ -1095,7 +795,7 @@
                 <w:noProof/>
                 <w:webHidden/>
               </w:rPr>
-              <w:t>9</w:t>
+              <w:t>7</w:t>
             </w:r>
             <w:r>
               <w:rPr>
@@ -1119,13 +819,13 @@
               <w:lang w:eastAsia="hu-HU"/>
             </w:rPr>
           </w:pPr>
-          <w:hyperlink w:anchor="_Toc227094461" w:history="1">
+          <w:hyperlink w:anchor="_Toc227094984" w:history="1">
             <w:r>
               <w:rPr>
                 <w:rStyle w:val="Hiperhivatkozs"/>
                 <w:noProof/>
               </w:rPr>
-              <w:t>1.2. A program használatának részletes leírása</w:t>
+              <w:t>1.4. A program használatának részletes leírása</w:t>
             </w:r>
             <w:r>
               <w:rPr>
@@ -1146,7 +846,7 @@
                 <w:noProof/>
                 <w:webHidden/>
               </w:rPr>
-              <w:instrText xml:space="preserve"> PAGEREF _Toc227094461 \h </w:instrText>
+              <w:instrText xml:space="preserve"> PAGEREF _Toc227094984 \h </w:instrText>
             </w:r>
             <w:r>
               <w:rPr>
@@ -1166,7 +866,7 @@
                 <w:noProof/>
                 <w:webHidden/>
               </w:rPr>
-              <w:t>10</w:t>
+              <w:t>8</w:t>
             </w:r>
             <w:r>
               <w:rPr>
@@ -1190,13 +890,13 @@
               <w:lang w:eastAsia="hu-HU"/>
             </w:rPr>
           </w:pPr>
-          <w:hyperlink w:anchor="_Toc227094462" w:history="1">
+          <w:hyperlink w:anchor="_Toc227094985" w:history="1">
             <w:r>
               <w:rPr>
                 <w:rStyle w:val="Hiperhivatkozs"/>
                 <w:noProof/>
               </w:rPr>
-              <w:t>1.2.1. Bejelentkezési és regisztrációs oldal</w:t>
+              <w:t>1.4.1. Bejelentkezési és regisztrációs oldal</w:t>
             </w:r>
             <w:r>
               <w:rPr>
@@ -1217,7 +917,7 @@
                 <w:noProof/>
                 <w:webHidden/>
               </w:rPr>
-              <w:instrText xml:space="preserve"> PAGEREF _Toc227094462 \h </w:instrText>
+              <w:instrText xml:space="preserve"> PAGEREF _Toc227094985 \h </w:instrText>
             </w:r>
             <w:r>
               <w:rPr>
@@ -1237,7 +937,7 @@
                 <w:noProof/>
                 <w:webHidden/>
               </w:rPr>
-              <w:t>10</w:t>
+              <w:t>8</w:t>
             </w:r>
             <w:r>
               <w:rPr>
@@ -1261,13 +961,13 @@
               <w:lang w:eastAsia="hu-HU"/>
             </w:rPr>
           </w:pPr>
-          <w:hyperlink w:anchor="_Toc227094463" w:history="1">
+          <w:hyperlink w:anchor="_Toc227094986" w:history="1">
             <w:r>
               <w:rPr>
                 <w:rStyle w:val="Hiperhivatkozs"/>
                 <w:noProof/>
               </w:rPr>
-              <w:t>1.2.2. Navigációs sáv</w:t>
+              <w:t>1.4.2. Navigációs sáv</w:t>
             </w:r>
             <w:r>
               <w:rPr>
@@ -1288,7 +988,7 @@
                 <w:noProof/>
                 <w:webHidden/>
               </w:rPr>
-              <w:instrText xml:space="preserve"> PAGEREF _Toc227094463 \h </w:instrText>
+              <w:instrText xml:space="preserve"> PAGEREF _Toc227094986 \h </w:instrText>
             </w:r>
             <w:r>
               <w:rPr>
@@ -1308,7 +1008,7 @@
                 <w:noProof/>
                 <w:webHidden/>
               </w:rPr>
-              <w:t>14</w:t>
+              <w:t>12</w:t>
             </w:r>
             <w:r>
               <w:rPr>
@@ -1332,13 +1032,13 @@
               <w:lang w:eastAsia="hu-HU"/>
             </w:rPr>
           </w:pPr>
-          <w:hyperlink w:anchor="_Toc227094464" w:history="1">
+          <w:hyperlink w:anchor="_Toc227094987" w:history="1">
             <w:r>
               <w:rPr>
                 <w:rStyle w:val="Hiperhivatkozs"/>
                 <w:noProof/>
               </w:rPr>
-              <w:t>1.2.3. Profil oldal és jelszó visszaállítása</w:t>
+              <w:t>1.4.3. Profil oldal és jelszó visszaállítása</w:t>
             </w:r>
             <w:r>
               <w:rPr>
@@ -1359,7 +1059,7 @@
                 <w:noProof/>
                 <w:webHidden/>
               </w:rPr>
-              <w:instrText xml:space="preserve"> PAGEREF _Toc227094464 \h </w:instrText>
+              <w:instrText xml:space="preserve"> PAGEREF _Toc227094987 \h </w:instrText>
             </w:r>
             <w:r>
               <w:rPr>
@@ -1379,7 +1079,7 @@
                 <w:noProof/>
                 <w:webHidden/>
               </w:rPr>
-              <w:t>15</w:t>
+              <w:t>13</w:t>
             </w:r>
             <w:r>
               <w:rPr>
@@ -1403,13 +1103,13 @@
               <w:lang w:eastAsia="hu-HU"/>
             </w:rPr>
           </w:pPr>
-          <w:hyperlink w:anchor="_Toc227094465" w:history="1">
+          <w:hyperlink w:anchor="_Toc227094988" w:history="1">
             <w:r>
               <w:rPr>
                 <w:rStyle w:val="Hiperhivatkozs"/>
                 <w:noProof/>
               </w:rPr>
-              <w:t>1.2.4. Hanglejátszó oldal</w:t>
+              <w:t>1.4.4. Hanglejátszó oldal</w:t>
             </w:r>
             <w:r>
               <w:rPr>
@@ -1430,7 +1130,7 @@
                 <w:noProof/>
                 <w:webHidden/>
               </w:rPr>
-              <w:instrText xml:space="preserve"> PAGEREF _Toc227094465 \h </w:instrText>
+              <w:instrText xml:space="preserve"> PAGEREF _Toc227094988 \h </w:instrText>
             </w:r>
             <w:r>
               <w:rPr>
@@ -1450,7 +1150,7 @@
                 <w:noProof/>
                 <w:webHidden/>
               </w:rPr>
-              <w:t>16</w:t>
+              <w:t>14</w:t>
             </w:r>
             <w:r>
               <w:rPr>
@@ -1474,13 +1174,13 @@
               <w:lang w:eastAsia="hu-HU"/>
             </w:rPr>
           </w:pPr>
-          <w:hyperlink w:anchor="_Toc227094466" w:history="1">
+          <w:hyperlink w:anchor="_Toc227094989" w:history="1">
             <w:r>
               <w:rPr>
                 <w:rStyle w:val="Hiperhivatkozs"/>
                 <w:noProof/>
               </w:rPr>
-              <w:t>1.2.5. Adminisztrátori funkció: Hangkezelő</w:t>
+              <w:t>1.4.5. Adminisztrátori funkció: Hangkezelő</w:t>
             </w:r>
             <w:r>
               <w:rPr>
@@ -1501,7 +1201,7 @@
                 <w:noProof/>
                 <w:webHidden/>
               </w:rPr>
-              <w:instrText xml:space="preserve"> PAGEREF _Toc227094466 \h </w:instrText>
+              <w:instrText xml:space="preserve"> PAGEREF _Toc227094989 \h </w:instrText>
             </w:r>
             <w:r>
               <w:rPr>
@@ -1521,7 +1221,7 @@
                 <w:noProof/>
                 <w:webHidden/>
               </w:rPr>
-              <w:t>18</w:t>
+              <w:t>16</w:t>
             </w:r>
             <w:r>
               <w:rPr>
@@ -1545,13 +1245,13 @@
               <w:lang w:eastAsia="hu-HU"/>
             </w:rPr>
           </w:pPr>
-          <w:hyperlink w:anchor="_Toc227094467" w:history="1">
+          <w:hyperlink w:anchor="_Toc227094990" w:history="1">
             <w:r>
               <w:rPr>
                 <w:rStyle w:val="Hiperhivatkozs"/>
                 <w:noProof/>
               </w:rPr>
-              <w:t>1.2.6. Adminisztrátori funkció: Feltöltési oldal</w:t>
+              <w:t>1.4.6. Adminisztrátori funkció: Feltöltési oldal</w:t>
             </w:r>
             <w:r>
               <w:rPr>
@@ -1572,7 +1272,7 @@
                 <w:noProof/>
                 <w:webHidden/>
               </w:rPr>
-              <w:instrText xml:space="preserve"> PAGEREF _Toc227094467 \h </w:instrText>
+              <w:instrText xml:space="preserve"> PAGEREF _Toc227094990 \h </w:instrText>
             </w:r>
             <w:r>
               <w:rPr>
@@ -1592,7 +1292,7 @@
                 <w:noProof/>
                 <w:webHidden/>
               </w:rPr>
-              <w:t>19</w:t>
+              <w:t>17</w:t>
             </w:r>
             <w:r>
               <w:rPr>
@@ -1613,7 +1313,7 @@
               <w:lang w:eastAsia="hu-HU"/>
             </w:rPr>
           </w:pPr>
-          <w:hyperlink w:anchor="_Toc227094468" w:history="1">
+          <w:hyperlink w:anchor="_Toc227094991" w:history="1">
             <w:r>
               <w:rPr>
                 <w:rStyle w:val="Hiperhivatkozs"/>
@@ -1640,7 +1340,7 @@
                 <w:noProof/>
                 <w:webHidden/>
               </w:rPr>
-              <w:instrText xml:space="preserve"> PAGEREF _Toc227094468 \h </w:instrText>
+              <w:instrText xml:space="preserve"> PAGEREF _Toc227094991 \h </w:instrText>
             </w:r>
             <w:r>
               <w:rPr>
@@ -1660,7 +1360,7 @@
                 <w:noProof/>
                 <w:webHidden/>
               </w:rPr>
-              <w:t>21</w:t>
+              <w:t>19</w:t>
             </w:r>
             <w:r>
               <w:rPr>
@@ -1684,7 +1384,7 @@
               <w:lang w:eastAsia="hu-HU"/>
             </w:rPr>
           </w:pPr>
-          <w:hyperlink w:anchor="_Toc227094469" w:history="1">
+          <w:hyperlink w:anchor="_Toc227094992" w:history="1">
             <w:r>
               <w:rPr>
                 <w:rStyle w:val="Hiperhivatkozs"/>
@@ -1711,7 +1411,7 @@
                 <w:noProof/>
                 <w:webHidden/>
               </w:rPr>
-              <w:instrText xml:space="preserve"> PAGEREF _Toc227094469 \h </w:instrText>
+              <w:instrText xml:space="preserve"> PAGEREF _Toc227094992 \h </w:instrText>
             </w:r>
             <w:r>
               <w:rPr>
@@ -1731,7 +1431,7 @@
                 <w:noProof/>
                 <w:webHidden/>
               </w:rPr>
-              <w:t>21</w:t>
+              <w:t>19</w:t>
             </w:r>
             <w:r>
               <w:rPr>
@@ -1755,7 +1455,7 @@
               <w:lang w:eastAsia="hu-HU"/>
             </w:rPr>
           </w:pPr>
-          <w:hyperlink w:anchor="_Toc227094470" w:history="1">
+          <w:hyperlink w:anchor="_Toc227094993" w:history="1">
             <w:r>
               <w:rPr>
                 <w:rStyle w:val="Hiperhivatkozs"/>
@@ -1782,7 +1482,7 @@
                 <w:noProof/>
                 <w:webHidden/>
               </w:rPr>
-              <w:instrText xml:space="preserve"> PAGEREF _Toc227094470 \h </w:instrText>
+              <w:instrText xml:space="preserve"> PAGEREF _Toc227094993 \h </w:instrText>
             </w:r>
             <w:r>
               <w:rPr>
@@ -1802,7 +1502,7 @@
                 <w:noProof/>
                 <w:webHidden/>
               </w:rPr>
-              <w:t>22</w:t>
+              <w:t>20</w:t>
             </w:r>
             <w:r>
               <w:rPr>
@@ -1826,7 +1526,7 @@
               <w:lang w:eastAsia="hu-HU"/>
             </w:rPr>
           </w:pPr>
-          <w:hyperlink w:anchor="_Toc227094471" w:history="1">
+          <w:hyperlink w:anchor="_Toc227094994" w:history="1">
             <w:r>
               <w:rPr>
                 <w:rStyle w:val="Hiperhivatkozs"/>
@@ -1853,7 +1553,7 @@
                 <w:noProof/>
                 <w:webHidden/>
               </w:rPr>
-              <w:instrText xml:space="preserve"> PAGEREF _Toc227094471 \h </w:instrText>
+              <w:instrText xml:space="preserve"> PAGEREF _Toc227094994 \h </w:instrText>
             </w:r>
             <w:r>
               <w:rPr>
@@ -1873,7 +1573,7 @@
                 <w:noProof/>
                 <w:webHidden/>
               </w:rPr>
-              <w:t>22</w:t>
+              <w:t>20</w:t>
             </w:r>
             <w:r>
               <w:rPr>
@@ -1897,7 +1597,7 @@
               <w:lang w:eastAsia="hu-HU"/>
             </w:rPr>
           </w:pPr>
-          <w:hyperlink w:anchor="_Toc227094472" w:history="1">
+          <w:hyperlink w:anchor="_Toc227094995" w:history="1">
             <w:r>
               <w:rPr>
                 <w:rStyle w:val="Hiperhivatkozs"/>
@@ -1924,7 +1624,7 @@
                 <w:noProof/>
                 <w:webHidden/>
               </w:rPr>
-              <w:instrText xml:space="preserve"> PAGEREF _Toc227094472 \h </w:instrText>
+              <w:instrText xml:space="preserve"> PAGEREF _Toc227094995 \h </w:instrText>
             </w:r>
             <w:r>
               <w:rPr>
@@ -1944,7 +1644,7 @@
                 <w:noProof/>
                 <w:webHidden/>
               </w:rPr>
-              <w:t>24</w:t>
+              <w:t>22</w:t>
             </w:r>
             <w:r>
               <w:rPr>
@@ -1968,7 +1668,7 @@
               <w:lang w:eastAsia="hu-HU"/>
             </w:rPr>
           </w:pPr>
-          <w:hyperlink w:anchor="_Toc227094473" w:history="1">
+          <w:hyperlink w:anchor="_Toc227094996" w:history="1">
             <w:r>
               <w:rPr>
                 <w:rStyle w:val="Hiperhivatkozs"/>
@@ -1995,7 +1695,7 @@
                 <w:noProof/>
                 <w:webHidden/>
               </w:rPr>
-              <w:instrText xml:space="preserve"> PAGEREF _Toc227094473 \h </w:instrText>
+              <w:instrText xml:space="preserve"> PAGEREF _Toc227094996 \h </w:instrText>
             </w:r>
             <w:r>
               <w:rPr>
@@ -2015,7 +1715,7 @@
                 <w:noProof/>
                 <w:webHidden/>
               </w:rPr>
-              <w:t>27</w:t>
+              <w:t>25</w:t>
             </w:r>
             <w:r>
               <w:rPr>
@@ -2039,7 +1739,7 @@
               <w:lang w:eastAsia="hu-HU"/>
             </w:rPr>
           </w:pPr>
-          <w:hyperlink w:anchor="_Toc227094474" w:history="1">
+          <w:hyperlink w:anchor="_Toc227094997" w:history="1">
             <w:r>
               <w:rPr>
                 <w:rStyle w:val="Hiperhivatkozs"/>
@@ -2066,7 +1766,7 @@
                 <w:noProof/>
                 <w:webHidden/>
               </w:rPr>
-              <w:instrText xml:space="preserve"> PAGEREF _Toc227094474 \h </w:instrText>
+              <w:instrText xml:space="preserve"> PAGEREF _Toc227094997 \h </w:instrText>
             </w:r>
             <w:r>
               <w:rPr>
@@ -2086,7 +1786,7 @@
                 <w:noProof/>
                 <w:webHidden/>
               </w:rPr>
-              <w:t>28</w:t>
+              <w:t>26</w:t>
             </w:r>
             <w:r>
               <w:rPr>
@@ -2110,7 +1810,7 @@
               <w:lang w:eastAsia="hu-HU"/>
             </w:rPr>
           </w:pPr>
-          <w:hyperlink w:anchor="_Toc227094475" w:history="1">
+          <w:hyperlink w:anchor="_Toc227094998" w:history="1">
             <w:r>
               <w:rPr>
                 <w:rStyle w:val="Hiperhivatkozs"/>
@@ -2137,7 +1837,7 @@
                 <w:noProof/>
                 <w:webHidden/>
               </w:rPr>
-              <w:instrText xml:space="preserve"> PAGEREF _Toc227094475 \h </w:instrText>
+              <w:instrText xml:space="preserve"> PAGEREF _Toc227094998 \h </w:instrText>
             </w:r>
             <w:r>
               <w:rPr>
@@ -2157,7 +1857,7 @@
                 <w:noProof/>
                 <w:webHidden/>
               </w:rPr>
-              <w:t>29</w:t>
+              <w:t>27</w:t>
             </w:r>
             <w:r>
               <w:rPr>
@@ -2181,7 +1881,7 @@
               <w:lang w:eastAsia="hu-HU"/>
             </w:rPr>
           </w:pPr>
-          <w:hyperlink w:anchor="_Toc227094476" w:history="1">
+          <w:hyperlink w:anchor="_Toc227094999" w:history="1">
             <w:r>
               <w:rPr>
                 <w:rStyle w:val="Hiperhivatkozs"/>
@@ -2209,7 +1909,7 @@
                 <w:noProof/>
                 <w:webHidden/>
               </w:rPr>
-              <w:instrText xml:space="preserve"> PAGEREF _Toc227094476 \h </w:instrText>
+              <w:instrText xml:space="preserve"> PAGEREF _Toc227094999 \h </w:instrText>
             </w:r>
             <w:r>
               <w:rPr>
@@ -2229,7 +1929,7 @@
                 <w:noProof/>
                 <w:webHidden/>
               </w:rPr>
-              <w:t>29</w:t>
+              <w:t>27</w:t>
             </w:r>
             <w:r>
               <w:rPr>
@@ -2253,7 +1953,7 @@
               <w:lang w:eastAsia="hu-HU"/>
             </w:rPr>
           </w:pPr>
-          <w:hyperlink w:anchor="_Toc227094477" w:history="1">
+          <w:hyperlink w:anchor="_Toc227095000" w:history="1">
             <w:r>
               <w:rPr>
                 <w:rStyle w:val="Hiperhivatkozs"/>
@@ -2281,7 +1981,7 @@
                 <w:noProof/>
                 <w:webHidden/>
               </w:rPr>
-              <w:instrText xml:space="preserve"> PAGEREF _Toc227094477 \h </w:instrText>
+              <w:instrText xml:space="preserve"> PAGEREF _Toc227095000 \h </w:instrText>
             </w:r>
             <w:r>
               <w:rPr>
@@ -2301,7 +2001,7 @@
                 <w:noProof/>
                 <w:webHidden/>
               </w:rPr>
-              <w:t>30</w:t>
+              <w:t>28</w:t>
             </w:r>
             <w:r>
               <w:rPr>
@@ -2325,7 +2025,7 @@
               <w:lang w:eastAsia="hu-HU"/>
             </w:rPr>
           </w:pPr>
-          <w:hyperlink w:anchor="_Toc227094478" w:history="1">
+          <w:hyperlink w:anchor="_Toc227095001" w:history="1">
             <w:r>
               <w:rPr>
                 <w:rStyle w:val="Hiperhivatkozs"/>
@@ -2353,7 +2053,7 @@
                 <w:noProof/>
                 <w:webHidden/>
               </w:rPr>
-              <w:instrText xml:space="preserve"> PAGEREF _Toc227094478 \h </w:instrText>
+              <w:instrText xml:space="preserve"> PAGEREF _Toc227095001 \h </w:instrText>
             </w:r>
             <w:r>
               <w:rPr>
@@ -2373,7 +2073,7 @@
                 <w:noProof/>
                 <w:webHidden/>
               </w:rPr>
-              <w:t>31</w:t>
+              <w:t>29</w:t>
             </w:r>
             <w:r>
               <w:rPr>
@@ -2397,7 +2097,7 @@
               <w:lang w:eastAsia="hu-HU"/>
             </w:rPr>
           </w:pPr>
-          <w:hyperlink w:anchor="_Toc227094479" w:history="1">
+          <w:hyperlink w:anchor="_Toc227095002" w:history="1">
             <w:r>
               <w:rPr>
                 <w:rStyle w:val="Hiperhivatkozs"/>
@@ -2425,7 +2125,7 @@
                 <w:noProof/>
                 <w:webHidden/>
               </w:rPr>
-              <w:instrText xml:space="preserve"> PAGEREF _Toc227094479 \h </w:instrText>
+              <w:instrText xml:space="preserve"> PAGEREF _Toc227095002 \h </w:instrText>
             </w:r>
             <w:r>
               <w:rPr>
@@ -2445,7 +2145,7 @@
                 <w:noProof/>
                 <w:webHidden/>
               </w:rPr>
-              <w:t>31</w:t>
+              <w:t>29</w:t>
             </w:r>
             <w:r>
               <w:rPr>
@@ -2469,7 +2169,7 @@
               <w:lang w:eastAsia="hu-HU"/>
             </w:rPr>
           </w:pPr>
-          <w:hyperlink w:anchor="_Toc227094480" w:history="1">
+          <w:hyperlink w:anchor="_Toc227095003" w:history="1">
             <w:r>
               <w:rPr>
                 <w:rStyle w:val="Hiperhivatkozs"/>
@@ -2497,7 +2197,7 @@
                 <w:noProof/>
                 <w:webHidden/>
               </w:rPr>
-              <w:instrText xml:space="preserve"> PAGEREF _Toc227094480 \h </w:instrText>
+              <w:instrText xml:space="preserve"> PAGEREF _Toc227095003 \h </w:instrText>
             </w:r>
             <w:r>
               <w:rPr>
@@ -2517,7 +2217,7 @@
                 <w:noProof/>
                 <w:webHidden/>
               </w:rPr>
-              <w:t>32</w:t>
+              <w:t>30</w:t>
             </w:r>
             <w:r>
               <w:rPr>
@@ -2541,7 +2241,7 @@
               <w:lang w:eastAsia="hu-HU"/>
             </w:rPr>
           </w:pPr>
-          <w:hyperlink w:anchor="_Toc227094481" w:history="1">
+          <w:hyperlink w:anchor="_Toc227095004" w:history="1">
             <w:r>
               <w:rPr>
                 <w:rStyle w:val="Hiperhivatkozs"/>
@@ -2569,7 +2269,7 @@
                 <w:noProof/>
                 <w:webHidden/>
               </w:rPr>
-              <w:instrText xml:space="preserve"> PAGEREF _Toc227094481 \h </w:instrText>
+              <w:instrText xml:space="preserve"> PAGEREF _Toc227095004 \h </w:instrText>
             </w:r>
             <w:r>
               <w:rPr>
@@ -2589,7 +2289,7 @@
                 <w:noProof/>
                 <w:webHidden/>
               </w:rPr>
-              <w:t>33</w:t>
+              <w:t>31</w:t>
             </w:r>
             <w:r>
               <w:rPr>
@@ -2613,7 +2313,7 @@
               <w:lang w:eastAsia="hu-HU"/>
             </w:rPr>
           </w:pPr>
-          <w:hyperlink w:anchor="_Toc227094482" w:history="1">
+          <w:hyperlink w:anchor="_Toc227095005" w:history="1">
             <w:r>
               <w:rPr>
                 <w:rStyle w:val="Hiperhivatkozs"/>
@@ -2648,7 +2348,7 @@
                 <w:noProof/>
                 <w:webHidden/>
               </w:rPr>
-              <w:instrText xml:space="preserve"> PAGEREF _Toc227094482 \h </w:instrText>
+              <w:instrText xml:space="preserve"> PAGEREF _Toc227095005 \h </w:instrText>
             </w:r>
             <w:r>
               <w:rPr>
@@ -2668,7 +2368,7 @@
                 <w:noProof/>
                 <w:webHidden/>
               </w:rPr>
-              <w:t>34</w:t>
+              <w:t>32</w:t>
             </w:r>
             <w:r>
               <w:rPr>
@@ -2692,7 +2392,7 @@
               <w:lang w:eastAsia="hu-HU"/>
             </w:rPr>
           </w:pPr>
-          <w:hyperlink w:anchor="_Toc227094483" w:history="1">
+          <w:hyperlink w:anchor="_Toc227095006" w:history="1">
             <w:r>
               <w:rPr>
                 <w:rStyle w:val="Hiperhivatkozs"/>
@@ -2719,7 +2419,7 @@
                 <w:noProof/>
                 <w:webHidden/>
               </w:rPr>
-              <w:instrText xml:space="preserve"> PAGEREF _Toc227094483 \h </w:instrText>
+              <w:instrText xml:space="preserve"> PAGEREF _Toc227095006 \h </w:instrText>
             </w:r>
             <w:r>
               <w:rPr>
@@ -2739,7 +2439,7 @@
                 <w:noProof/>
                 <w:webHidden/>
               </w:rPr>
-              <w:t>34</w:t>
+              <w:t>32</w:t>
             </w:r>
             <w:r>
               <w:rPr>
@@ -2763,7 +2463,7 @@
               <w:lang w:eastAsia="hu-HU"/>
             </w:rPr>
           </w:pPr>
-          <w:hyperlink w:anchor="_Toc227094484" w:history="1">
+          <w:hyperlink w:anchor="_Toc227095007" w:history="1">
             <w:r>
               <w:rPr>
                 <w:rStyle w:val="Hiperhivatkozs"/>
@@ -2790,7 +2490,7 @@
                 <w:noProof/>
                 <w:webHidden/>
               </w:rPr>
-              <w:instrText xml:space="preserve"> PAGEREF _Toc227094484 \h </w:instrText>
+              <w:instrText xml:space="preserve"> PAGEREF _Toc227095007 \h </w:instrText>
             </w:r>
             <w:r>
               <w:rPr>
@@ -2810,7 +2510,7 @@
                 <w:noProof/>
                 <w:webHidden/>
               </w:rPr>
-              <w:t>35</w:t>
+              <w:t>33</w:t>
             </w:r>
             <w:r>
               <w:rPr>
@@ -2834,7 +2534,7 @@
               <w:lang w:eastAsia="hu-HU"/>
             </w:rPr>
           </w:pPr>
-          <w:hyperlink w:anchor="_Toc227094485" w:history="1">
+          <w:hyperlink w:anchor="_Toc227095008" w:history="1">
             <w:r>
               <w:rPr>
                 <w:rStyle w:val="Hiperhivatkozs"/>
@@ -2861,7 +2561,7 @@
                 <w:noProof/>
                 <w:webHidden/>
               </w:rPr>
-              <w:instrText xml:space="preserve"> PAGEREF _Toc227094485 \h </w:instrText>
+              <w:instrText xml:space="preserve"> PAGEREF _Toc227095008 \h </w:instrText>
             </w:r>
             <w:r>
               <w:rPr>
@@ -2881,7 +2581,7 @@
                 <w:noProof/>
                 <w:webHidden/>
               </w:rPr>
-              <w:t>35</w:t>
+              <w:t>33</w:t>
             </w:r>
             <w:r>
               <w:rPr>
@@ -2905,7 +2605,7 @@
               <w:lang w:eastAsia="hu-HU"/>
             </w:rPr>
           </w:pPr>
-          <w:hyperlink w:anchor="_Toc227094486" w:history="1">
+          <w:hyperlink w:anchor="_Toc227095009" w:history="1">
             <w:r>
               <w:rPr>
                 <w:rStyle w:val="Hiperhivatkozs"/>
@@ -2933,7 +2633,7 @@
                 <w:noProof/>
                 <w:webHidden/>
               </w:rPr>
-              <w:instrText xml:space="preserve"> PAGEREF _Toc227094486 \h </w:instrText>
+              <w:instrText xml:space="preserve"> PAGEREF _Toc227095009 \h </w:instrText>
             </w:r>
             <w:r>
               <w:rPr>
@@ -2953,7 +2653,7 @@
                 <w:noProof/>
                 <w:webHidden/>
               </w:rPr>
-              <w:t>36</w:t>
+              <w:t>34</w:t>
             </w:r>
             <w:r>
               <w:rPr>
@@ -2977,7 +2677,7 @@
               <w:lang w:eastAsia="hu-HU"/>
             </w:rPr>
           </w:pPr>
-          <w:hyperlink w:anchor="_Toc227094487" w:history="1">
+          <w:hyperlink w:anchor="_Toc227095010" w:history="1">
             <w:r>
               <w:rPr>
                 <w:rStyle w:val="Hiperhivatkozs"/>
@@ -3005,7 +2705,7 @@
                 <w:noProof/>
                 <w:webHidden/>
               </w:rPr>
-              <w:instrText xml:space="preserve"> PAGEREF _Toc227094487 \h </w:instrText>
+              <w:instrText xml:space="preserve"> PAGEREF _Toc227095010 \h </w:instrText>
             </w:r>
             <w:r>
               <w:rPr>
@@ -3025,7 +2725,7 @@
                 <w:noProof/>
                 <w:webHidden/>
               </w:rPr>
-              <w:t>37</w:t>
+              <w:t>35</w:t>
             </w:r>
             <w:r>
               <w:rPr>
@@ -3049,7 +2749,7 @@
               <w:lang w:eastAsia="hu-HU"/>
             </w:rPr>
           </w:pPr>
-          <w:hyperlink w:anchor="_Toc227094488" w:history="1">
+          <w:hyperlink w:anchor="_Toc227095011" w:history="1">
             <w:r>
               <w:rPr>
                 <w:rStyle w:val="Hiperhivatkozs"/>
@@ -3077,7 +2777,7 @@
                 <w:noProof/>
                 <w:webHidden/>
               </w:rPr>
-              <w:instrText xml:space="preserve"> PAGEREF _Toc227094488 \h </w:instrText>
+              <w:instrText xml:space="preserve"> PAGEREF _Toc227095011 \h </w:instrText>
             </w:r>
             <w:r>
               <w:rPr>
@@ -3097,7 +2797,7 @@
                 <w:noProof/>
                 <w:webHidden/>
               </w:rPr>
-              <w:t>38</w:t>
+              <w:t>36</w:t>
             </w:r>
             <w:r>
               <w:rPr>
@@ -3121,7 +2821,7 @@
               <w:lang w:eastAsia="hu-HU"/>
             </w:rPr>
           </w:pPr>
-          <w:hyperlink w:anchor="_Toc227094489" w:history="1">
+          <w:hyperlink w:anchor="_Toc227095012" w:history="1">
             <w:r>
               <w:rPr>
                 <w:rStyle w:val="Hiperhivatkozs"/>
@@ -3149,7 +2849,7 @@
                 <w:noProof/>
                 <w:webHidden/>
               </w:rPr>
-              <w:instrText xml:space="preserve"> PAGEREF _Toc227094489 \h </w:instrText>
+              <w:instrText xml:space="preserve"> PAGEREF _Toc227095012 \h </w:instrText>
             </w:r>
             <w:r>
               <w:rPr>
@@ -3169,7 +2869,7 @@
                 <w:noProof/>
                 <w:webHidden/>
               </w:rPr>
-              <w:t>39</w:t>
+              <w:t>37</w:t>
             </w:r>
             <w:r>
               <w:rPr>
@@ -3193,7 +2893,7 @@
               <w:lang w:eastAsia="hu-HU"/>
             </w:rPr>
           </w:pPr>
-          <w:hyperlink w:anchor="_Toc227094490" w:history="1">
+          <w:hyperlink w:anchor="_Toc227095013" w:history="1">
             <w:r>
               <w:rPr>
                 <w:rStyle w:val="Hiperhivatkozs"/>
@@ -3221,7 +2921,7 @@
                 <w:noProof/>
                 <w:webHidden/>
               </w:rPr>
-              <w:instrText xml:space="preserve"> PAGEREF _Toc227094490 \h </w:instrText>
+              <w:instrText xml:space="preserve"> PAGEREF _Toc227095013 \h </w:instrText>
             </w:r>
             <w:r>
               <w:rPr>
@@ -3241,7 +2941,7 @@
                 <w:noProof/>
                 <w:webHidden/>
               </w:rPr>
-              <w:t>39</w:t>
+              <w:t>37</w:t>
             </w:r>
             <w:r>
               <w:rPr>
@@ -3265,7 +2965,7 @@
               <w:lang w:eastAsia="hu-HU"/>
             </w:rPr>
           </w:pPr>
-          <w:hyperlink w:anchor="_Toc227094491" w:history="1">
+          <w:hyperlink w:anchor="_Toc227095014" w:history="1">
             <w:r>
               <w:rPr>
                 <w:rStyle w:val="Hiperhivatkozs"/>
@@ -3293,7 +2993,7 @@
                 <w:noProof/>
                 <w:webHidden/>
               </w:rPr>
-              <w:instrText xml:space="preserve"> PAGEREF _Toc227094491 \h </w:instrText>
+              <w:instrText xml:space="preserve"> PAGEREF _Toc227095014 \h </w:instrText>
             </w:r>
             <w:r>
               <w:rPr>
@@ -3313,7 +3013,7 @@
                 <w:noProof/>
                 <w:webHidden/>
               </w:rPr>
-              <w:t>40</w:t>
+              <w:t>38</w:t>
             </w:r>
             <w:r>
               <w:rPr>
@@ -3337,7 +3037,7 @@
               <w:lang w:eastAsia="hu-HU"/>
             </w:rPr>
           </w:pPr>
-          <w:hyperlink w:anchor="_Toc227094492" w:history="1">
+          <w:hyperlink w:anchor="_Toc227095015" w:history="1">
             <w:r>
               <w:rPr>
                 <w:rStyle w:val="Hiperhivatkozs"/>
@@ -3365,7 +3065,7 @@
                 <w:noProof/>
                 <w:webHidden/>
               </w:rPr>
-              <w:instrText xml:space="preserve"> PAGEREF _Toc227094492 \h </w:instrText>
+              <w:instrText xml:space="preserve"> PAGEREF _Toc227095015 \h </w:instrText>
             </w:r>
             <w:r>
               <w:rPr>
@@ -3385,7 +3085,7 @@
                 <w:noProof/>
                 <w:webHidden/>
               </w:rPr>
-              <w:t>42</w:t>
+              <w:t>40</w:t>
             </w:r>
             <w:r>
               <w:rPr>
@@ -3409,7 +3109,7 @@
               <w:lang w:eastAsia="hu-HU"/>
             </w:rPr>
           </w:pPr>
-          <w:hyperlink w:anchor="_Toc227094493" w:history="1">
+          <w:hyperlink w:anchor="_Toc227095016" w:history="1">
             <w:r>
               <w:rPr>
                 <w:rStyle w:val="Hiperhivatkozs"/>
@@ -3437,7 +3137,7 @@
                 <w:noProof/>
                 <w:webHidden/>
               </w:rPr>
-              <w:instrText xml:space="preserve"> PAGEREF _Toc227094493 \h </w:instrText>
+              <w:instrText xml:space="preserve"> PAGEREF _Toc227095016 \h </w:instrText>
             </w:r>
             <w:r>
               <w:rPr>
@@ -3457,7 +3157,7 @@
                 <w:noProof/>
                 <w:webHidden/>
               </w:rPr>
-              <w:t>42</w:t>
+              <w:t>40</w:t>
             </w:r>
             <w:r>
               <w:rPr>
@@ -3481,7 +3181,7 @@
               <w:lang w:eastAsia="hu-HU"/>
             </w:rPr>
           </w:pPr>
-          <w:hyperlink w:anchor="_Toc227094494" w:history="1">
+          <w:hyperlink w:anchor="_Toc227095017" w:history="1">
             <w:r>
               <w:rPr>
                 <w:rStyle w:val="Hiperhivatkozs"/>
@@ -3508,7 +3208,7 @@
                 <w:noProof/>
                 <w:webHidden/>
               </w:rPr>
-              <w:instrText xml:space="preserve"> PAGEREF _Toc227094494 \h </w:instrText>
+              <w:instrText xml:space="preserve"> PAGEREF _Toc227095017 \h </w:instrText>
             </w:r>
             <w:r>
               <w:rPr>
@@ -3528,7 +3228,7 @@
                 <w:noProof/>
                 <w:webHidden/>
               </w:rPr>
-              <w:t>42</w:t>
+              <w:t>40</w:t>
             </w:r>
             <w:r>
               <w:rPr>
@@ -3552,7 +3252,7 @@
               <w:lang w:eastAsia="hu-HU"/>
             </w:rPr>
           </w:pPr>
-          <w:hyperlink w:anchor="_Toc227094495" w:history="1">
+          <w:hyperlink w:anchor="_Toc227095018" w:history="1">
             <w:r>
               <w:rPr>
                 <w:rStyle w:val="Hiperhivatkozs"/>
@@ -3579,7 +3279,7 @@
                 <w:noProof/>
                 <w:webHidden/>
               </w:rPr>
-              <w:instrText xml:space="preserve"> PAGEREF _Toc227094495 \h </w:instrText>
+              <w:instrText xml:space="preserve"> PAGEREF _Toc227095018 \h </w:instrText>
             </w:r>
             <w:r>
               <w:rPr>
@@ -3599,7 +3299,7 @@
                 <w:noProof/>
                 <w:webHidden/>
               </w:rPr>
-              <w:t>42</w:t>
+              <w:t>40</w:t>
             </w:r>
             <w:r>
               <w:rPr>
@@ -3623,7 +3323,7 @@
               <w:lang w:eastAsia="hu-HU"/>
             </w:rPr>
           </w:pPr>
-          <w:hyperlink w:anchor="_Toc227094496" w:history="1">
+          <w:hyperlink w:anchor="_Toc227095019" w:history="1">
             <w:r>
               <w:rPr>
                 <w:rStyle w:val="Hiperhivatkozs"/>
@@ -3650,7 +3350,7 @@
                 <w:noProof/>
                 <w:webHidden/>
               </w:rPr>
-              <w:instrText xml:space="preserve"> PAGEREF _Toc227094496 \h </w:instrText>
+              <w:instrText xml:space="preserve"> PAGEREF _Toc227095019 \h </w:instrText>
             </w:r>
             <w:r>
               <w:rPr>
@@ -3670,7 +3370,7 @@
                 <w:noProof/>
                 <w:webHidden/>
               </w:rPr>
-              <w:t>42</w:t>
+              <w:t>40</w:t>
             </w:r>
             <w:r>
               <w:rPr>
@@ -3691,7 +3391,7 @@
               <w:lang w:eastAsia="hu-HU"/>
             </w:rPr>
           </w:pPr>
-          <w:hyperlink w:anchor="_Toc227094497" w:history="1">
+          <w:hyperlink w:anchor="_Toc227095020" w:history="1">
             <w:r>
               <w:rPr>
                 <w:rStyle w:val="Hiperhivatkozs"/>
@@ -3719,7 +3419,7 @@
                 <w:noProof/>
                 <w:webHidden/>
               </w:rPr>
-              <w:instrText xml:space="preserve"> PAGEREF _Toc227094497 \h </w:instrText>
+              <w:instrText xml:space="preserve"> PAGEREF _Toc227095020 \h </w:instrText>
             </w:r>
             <w:r>
               <w:rPr>
@@ -3739,7 +3439,7 @@
                 <w:noProof/>
                 <w:webHidden/>
               </w:rPr>
-              <w:t>43</w:t>
+              <w:t>41</w:t>
             </w:r>
             <w:r>
               <w:rPr>
@@ -3760,7 +3460,7 @@
               <w:lang w:eastAsia="hu-HU"/>
             </w:rPr>
           </w:pPr>
-          <w:hyperlink w:anchor="_Toc227094498" w:history="1">
+          <w:hyperlink w:anchor="_Toc227095021" w:history="1">
             <w:r>
               <w:rPr>
                 <w:rStyle w:val="Hiperhivatkozs"/>
@@ -3788,7 +3488,7 @@
                 <w:noProof/>
                 <w:webHidden/>
               </w:rPr>
-              <w:instrText xml:space="preserve"> PAGEREF _Toc227094498 \h </w:instrText>
+              <w:instrText xml:space="preserve"> PAGEREF _Toc227095021 \h </w:instrText>
             </w:r>
             <w:r>
               <w:rPr>
@@ -3808,7 +3508,7 @@
                 <w:noProof/>
                 <w:webHidden/>
               </w:rPr>
-              <w:t>44</w:t>
+              <w:t>42</w:t>
             </w:r>
             <w:r>
               <w:rPr>
@@ -3829,7 +3529,7 @@
               <w:lang w:eastAsia="hu-HU"/>
             </w:rPr>
           </w:pPr>
-          <w:hyperlink w:anchor="_Toc227094499" w:history="1">
+          <w:hyperlink w:anchor="_Toc227095022" w:history="1">
             <w:r>
               <w:rPr>
                 <w:rStyle w:val="Hiperhivatkozs"/>
@@ -3857,7 +3557,7 @@
                 <w:noProof/>
                 <w:webHidden/>
               </w:rPr>
-              <w:instrText xml:space="preserve"> PAGEREF _Toc227094499 \h </w:instrText>
+              <w:instrText xml:space="preserve"> PAGEREF _Toc227095022 \h </w:instrText>
             </w:r>
             <w:r>
               <w:rPr>
@@ -3877,7 +3577,7 @@
                 <w:noProof/>
                 <w:webHidden/>
               </w:rPr>
-              <w:t>45</w:t>
+              <w:t>43</w:t>
             </w:r>
             <w:r>
               <w:rPr>
@@ -3928,7 +3628,7 @@
         <w:pStyle w:val="Cmsor1"/>
         <w:jc w:val="center"/>
       </w:pPr>
-      <w:bookmarkStart w:id="0" w:name="_Toc227094454"/>
+      <w:bookmarkStart w:id="0" w:name="_Toc227094977"/>
       <w:r>
         <w:rPr>
           <w:rFonts w:cs="Times New Roman"/>
@@ -4523,7 +4223,7 @@
         <w:ind w:left="360"/>
         <w:jc w:val="center"/>
       </w:pPr>
-      <w:bookmarkStart w:id="1" w:name="_Toc227094455"/>
+      <w:bookmarkStart w:id="1" w:name="_Toc227094978"/>
       <w:r>
         <w:lastRenderedPageBreak/>
         <w:t>1.</w:t>
@@ -4540,7 +4240,7 @@
       <w:pPr>
         <w:pStyle w:val="Cmsor2"/>
       </w:pPr>
-      <w:bookmarkStart w:id="2" w:name="_Toc227094456"/>
+      <w:bookmarkStart w:id="2" w:name="_Toc227094979"/>
       <w:r>
         <w:t xml:space="preserve">1.1. </w:t>
       </w:r>
@@ -4637,7 +4337,7 @@
       <w:pPr>
         <w:pStyle w:val="Cmsor2"/>
       </w:pPr>
-      <w:bookmarkStart w:id="3" w:name="_Toc227094457"/>
+      <w:bookmarkStart w:id="3" w:name="_Toc227094980"/>
       <w:r>
         <w:lastRenderedPageBreak/>
         <w:t>1.2.</w:t>
@@ -4654,7 +4354,7 @@
       <w:pPr>
         <w:pStyle w:val="Cmsor3"/>
       </w:pPr>
-      <w:bookmarkStart w:id="4" w:name="_Toc227094458"/>
+      <w:bookmarkStart w:id="4" w:name="_Toc227094981"/>
       <w:r>
         <w:t xml:space="preserve">1.2.1. </w:t>
       </w:r>
@@ -4911,7 +4611,7 @@
       <w:pPr>
         <w:pStyle w:val="Cmsor3"/>
       </w:pPr>
-      <w:bookmarkStart w:id="5" w:name="_Toc227094459"/>
+      <w:bookmarkStart w:id="5" w:name="_Toc227094982"/>
       <w:r>
         <w:t>1.2.2</w:t>
       </w:r>
@@ -5238,15 +4938,17 @@
     <w:p>
       <w:pPr>
         <w:pStyle w:val="Cmsor2"/>
-        <w:ind w:left="720"/>
-      </w:pPr>
-      <w:bookmarkStart w:id="6" w:name="_Toc227094460"/>
+      </w:pPr>
+      <w:bookmarkStart w:id="6" w:name="_Toc227094983"/>
       <w:r>
         <w:lastRenderedPageBreak/>
         <w:t>1.</w:t>
       </w:r>
       <w:r>
-        <w:t>1.  A</w:t>
+        <w:t>3</w:t>
+      </w:r>
+      <w:r>
+        <w:t>. A</w:t>
       </w:r>
       <w:r>
         <w:t xml:space="preserve"> program t</w:t>
@@ -5286,7 +4988,7 @@
       <w:r>
         <w:t xml:space="preserve"> eléréséhez nyissa meg a választott böngészőjét, és navigáljon a következő címre: </w:t>
       </w:r>
-      <w:hyperlink r:id="rId10" w:history="1">
+      <w:hyperlink r:id="rId9" w:history="1">
         <w:r>
           <w:rPr>
             <w:rStyle w:val="Hiperhivatkozs"/>
@@ -5319,7 +5021,7 @@
                     <pic:cNvPicPr/>
                   </pic:nvPicPr>
                   <pic:blipFill>
-                    <a:blip r:embed="rId11"/>
+                    <a:blip r:embed="rId10"/>
                     <a:stretch>
                       <a:fillRect/>
                     </a:stretch>
@@ -5367,10 +5069,16 @@
       <w:pPr>
         <w:pStyle w:val="Cmsor2"/>
       </w:pPr>
-      <w:bookmarkStart w:id="8" w:name="_Toc227094461"/>
+      <w:bookmarkStart w:id="8" w:name="_Toc227094984"/>
       <w:r>
         <w:lastRenderedPageBreak/>
-        <w:t>1.2. A program használatának részletes leírása</w:t>
+        <w:t>1.</w:t>
+      </w:r>
+      <w:r>
+        <w:t>4</w:t>
+      </w:r>
+      <w:r>
+        <w:t>. A program használatának részletes leírása</w:t>
       </w:r>
       <w:bookmarkEnd w:id="8"/>
     </w:p>
@@ -5378,9 +5086,15 @@
       <w:pPr>
         <w:pStyle w:val="Cmsor3"/>
       </w:pPr>
-      <w:bookmarkStart w:id="9" w:name="_Toc227094462"/>
-      <w:r>
-        <w:t>1.2.1</w:t>
+      <w:bookmarkStart w:id="9" w:name="_Toc227094985"/>
+      <w:r>
+        <w:t>1.</w:t>
+      </w:r>
+      <w:r>
+        <w:t>4</w:t>
+      </w:r>
+      <w:r>
+        <w:t>.1</w:t>
       </w:r>
       <w:r>
         <w:t>.</w:t>
@@ -5476,7 +5190,7 @@
                     <pic:cNvPicPr/>
                   </pic:nvPicPr>
                   <pic:blipFill>
-                    <a:blip r:embed="rId12"/>
+                    <a:blip r:embed="rId11"/>
                     <a:stretch>
                       <a:fillRect/>
                     </a:stretch>
@@ -5685,7 +5399,7 @@
                     <pic:cNvPicPr/>
                   </pic:nvPicPr>
                   <pic:blipFill>
-                    <a:blip r:embed="rId13"/>
+                    <a:blip r:embed="rId12"/>
                     <a:stretch>
                       <a:fillRect/>
                     </a:stretch>
@@ -5942,7 +5656,7 @@
                     <pic:cNvPicPr/>
                   </pic:nvPicPr>
                   <pic:blipFill>
-                    <a:blip r:embed="rId14"/>
+                    <a:blip r:embed="rId13"/>
                     <a:stretch>
                       <a:fillRect/>
                     </a:stretch>
@@ -6029,7 +5743,7 @@
                     <pic:cNvPicPr/>
                   </pic:nvPicPr>
                   <pic:blipFill>
-                    <a:blip r:embed="rId15"/>
+                    <a:blip r:embed="rId14"/>
                     <a:stretch>
                       <a:fillRect/>
                     </a:stretch>
@@ -6115,7 +5829,7 @@
                     <pic:cNvPicPr/>
                   </pic:nvPicPr>
                   <pic:blipFill>
-                    <a:blip r:embed="rId16"/>
+                    <a:blip r:embed="rId15"/>
                     <a:stretch>
                       <a:fillRect/>
                     </a:stretch>
@@ -6187,10 +5901,16 @@
       <w:r>
         <w:br w:type="page"/>
       </w:r>
-      <w:bookmarkStart w:id="18" w:name="_Toc227094463"/>
+      <w:bookmarkStart w:id="18" w:name="_Toc227094986"/>
       <w:r>
         <w:lastRenderedPageBreak/>
-        <w:t>1.2.2</w:t>
+        <w:t>1.</w:t>
+      </w:r>
+      <w:r>
+        <w:t>4</w:t>
+      </w:r>
+      <w:r>
+        <w:t>.2</w:t>
       </w:r>
       <w:r>
         <w:t>.</w:t>
@@ -6267,7 +5987,7 @@
                     <pic:cNvPicPr/>
                   </pic:nvPicPr>
                   <pic:blipFill>
-                    <a:blip r:embed="rId17"/>
+                    <a:blip r:embed="rId16"/>
                     <a:stretch>
                       <a:fillRect/>
                     </a:stretch>
@@ -6318,10 +6038,16 @@
       <w:r>
         <w:br w:type="page"/>
       </w:r>
-      <w:bookmarkStart w:id="20" w:name="_Toc227094464"/>
+      <w:bookmarkStart w:id="20" w:name="_Toc227094987"/>
       <w:r>
         <w:lastRenderedPageBreak/>
-        <w:t>1.2.3</w:t>
+        <w:t>1.</w:t>
+      </w:r>
+      <w:r>
+        <w:t>4</w:t>
+      </w:r>
+      <w:r>
+        <w:t>.3</w:t>
       </w:r>
       <w:r>
         <w:t>.</w:t>
@@ -6420,7 +6146,7 @@
                     <pic:cNvPicPr/>
                   </pic:nvPicPr>
                   <pic:blipFill>
-                    <a:blip r:embed="rId18"/>
+                    <a:blip r:embed="rId17"/>
                     <a:stretch>
                       <a:fillRect/>
                     </a:stretch>
@@ -6488,7 +6214,7 @@
                     <pic:cNvPicPr/>
                   </pic:nvPicPr>
                   <pic:blipFill>
-                    <a:blip r:embed="rId19"/>
+                    <a:blip r:embed="rId18"/>
                     <a:stretch>
                       <a:fillRect/>
                     </a:stretch>
@@ -6540,10 +6266,16 @@
       <w:r>
         <w:br w:type="page"/>
       </w:r>
-      <w:bookmarkStart w:id="23" w:name="_Toc227094465"/>
+      <w:bookmarkStart w:id="23" w:name="_Toc227094988"/>
       <w:r>
         <w:lastRenderedPageBreak/>
-        <w:t>1.2.4</w:t>
+        <w:t>1.</w:t>
+      </w:r>
+      <w:r>
+        <w:t>4</w:t>
+      </w:r>
+      <w:r>
+        <w:t>.4</w:t>
       </w:r>
       <w:r>
         <w:t>.</w:t>
@@ -6771,7 +6503,7 @@
                     <pic:cNvPicPr/>
                   </pic:nvPicPr>
                   <pic:blipFill>
-                    <a:blip r:embed="rId20"/>
+                    <a:blip r:embed="rId19"/>
                     <a:stretch>
                       <a:fillRect/>
                     </a:stretch>
@@ -6817,10 +6549,16 @@
       <w:r>
         <w:br w:type="page"/>
       </w:r>
-      <w:bookmarkStart w:id="25" w:name="_Toc227094466"/>
+      <w:bookmarkStart w:id="25" w:name="_Toc227094989"/>
       <w:r>
         <w:lastRenderedPageBreak/>
-        <w:t>1.2.5</w:t>
+        <w:t>1.</w:t>
+      </w:r>
+      <w:r>
+        <w:t>4</w:t>
+      </w:r>
+      <w:r>
+        <w:t>.5</w:t>
       </w:r>
       <w:r>
         <w:t>.</w:t>
@@ -6887,7 +6625,7 @@
                     <pic:cNvPicPr/>
                   </pic:nvPicPr>
                   <pic:blipFill>
-                    <a:blip r:embed="rId21"/>
+                    <a:blip r:embed="rId20"/>
                     <a:stretch>
                       <a:fillRect/>
                     </a:stretch>
@@ -6945,10 +6683,16 @@
       <w:pPr>
         <w:pStyle w:val="Cmsor3"/>
       </w:pPr>
-      <w:bookmarkStart w:id="27" w:name="_Toc227094467"/>
+      <w:bookmarkStart w:id="27" w:name="_Toc227094990"/>
       <w:r>
         <w:lastRenderedPageBreak/>
-        <w:t>1.2.6</w:t>
+        <w:t>1.</w:t>
+      </w:r>
+      <w:r>
+        <w:t>4</w:t>
+      </w:r>
+      <w:r>
+        <w:t>.6</w:t>
       </w:r>
       <w:r>
         <w:t>.</w:t>
@@ -7028,7 +6772,7 @@
                     <pic:cNvPicPr/>
                   </pic:nvPicPr>
                   <pic:blipFill>
-                    <a:blip r:embed="rId22"/>
+                    <a:blip r:embed="rId21"/>
                     <a:stretch>
                       <a:fillRect/>
                     </a:stretch>
@@ -7068,7 +6812,7 @@
                     <pic:cNvPicPr/>
                   </pic:nvPicPr>
                   <pic:blipFill>
-                    <a:blip r:embed="rId23"/>
+                    <a:blip r:embed="rId22"/>
                     <a:stretch>
                       <a:fillRect/>
                     </a:stretch>
@@ -7301,7 +7045,7 @@
                     <pic:cNvPicPr/>
                   </pic:nvPicPr>
                   <pic:blipFill>
-                    <a:blip r:embed="rId24"/>
+                    <a:blip r:embed="rId23"/>
                     <a:stretch>
                       <a:fillRect/>
                     </a:stretch>
@@ -7378,7 +7122,7 @@
         <w:ind w:firstLine="709"/>
         <w:jc w:val="center"/>
       </w:pPr>
-      <w:bookmarkStart w:id="31" w:name="_Toc227094468"/>
+      <w:bookmarkStart w:id="31" w:name="_Toc227094991"/>
       <w:r>
         <w:lastRenderedPageBreak/>
         <w:t xml:space="preserve">2. </w:t>
@@ -7393,7 +7137,7 @@
         <w:pStyle w:val="Cmsor2"/>
         <w:spacing w:line="360" w:lineRule="auto"/>
       </w:pPr>
-      <w:bookmarkStart w:id="32" w:name="_Toc227094469"/>
+      <w:bookmarkStart w:id="32" w:name="_Toc227094992"/>
       <w:r>
         <w:t>2.1</w:t>
       </w:r>
@@ -7468,7 +7212,7 @@
         <w:pStyle w:val="Cmsor2"/>
         <w:spacing w:line="360" w:lineRule="auto"/>
       </w:pPr>
-      <w:bookmarkStart w:id="33" w:name="_Toc227094470"/>
+      <w:bookmarkStart w:id="33" w:name="_Toc227094993"/>
       <w:r>
         <w:lastRenderedPageBreak/>
         <w:t>2.2.</w:t>
@@ -7485,7 +7229,7 @@
       <w:pPr>
         <w:pStyle w:val="Cmsor3"/>
       </w:pPr>
-      <w:bookmarkStart w:id="34" w:name="_Toc227094471"/>
+      <w:bookmarkStart w:id="34" w:name="_Toc227094994"/>
       <w:r>
         <w:t>2.2.1</w:t>
       </w:r>
@@ -7960,7 +7704,7 @@
       <w:pPr>
         <w:spacing w:line="360" w:lineRule="auto"/>
       </w:pPr>
-      <w:hyperlink r:id="rId25" w:history="1">
+      <w:hyperlink r:id="rId24" w:history="1">
         <w:r>
           <w:rPr>
             <w:rStyle w:val="Hiperhivatkozs"/>
@@ -7978,7 +7722,7 @@
       <w:pPr>
         <w:pStyle w:val="Cmsor3"/>
       </w:pPr>
-      <w:bookmarkStart w:id="35" w:name="_Toc227094472"/>
+      <w:bookmarkStart w:id="35" w:name="_Toc227094995"/>
       <w:r>
         <w:lastRenderedPageBreak/>
         <w:t>2.2.2</w:t>
@@ -8043,7 +7787,7 @@
       <w:pPr>
         <w:spacing w:line="360" w:lineRule="auto"/>
       </w:pPr>
-      <w:hyperlink r:id="rId26" w:history="1">
+      <w:hyperlink r:id="rId25" w:history="1">
         <w:r>
           <w:rPr>
             <w:rStyle w:val="Hiperhivatkozs"/>
@@ -8091,7 +7835,7 @@
       <w:pPr>
         <w:spacing w:line="360" w:lineRule="auto"/>
       </w:pPr>
-      <w:hyperlink r:id="rId27" w:history="1">
+      <w:hyperlink r:id="rId26" w:history="1">
         <w:r>
           <w:rPr>
             <w:rStyle w:val="Hiperhivatkozs"/>
@@ -8154,7 +7898,7 @@
       <w:pPr>
         <w:spacing w:line="360" w:lineRule="auto"/>
       </w:pPr>
-      <w:hyperlink r:id="rId28" w:history="1">
+      <w:hyperlink r:id="rId27" w:history="1">
         <w:r>
           <w:rPr>
             <w:rStyle w:val="Hiperhivatkozs"/>
@@ -8205,7 +7949,7 @@
       <w:pPr>
         <w:spacing w:line="360" w:lineRule="auto"/>
       </w:pPr>
-      <w:hyperlink r:id="rId29" w:history="1">
+      <w:hyperlink r:id="rId28" w:history="1">
         <w:r>
           <w:rPr>
             <w:rStyle w:val="Hiperhivatkozs"/>
@@ -8247,20 +7991,20 @@
       <w:pPr>
         <w:spacing w:line="360" w:lineRule="auto"/>
       </w:pPr>
+      <w:hyperlink r:id="rId29" w:history="1">
+        <w:r>
+          <w:rPr>
+            <w:rStyle w:val="Hiperhivatkozs"/>
+          </w:rPr>
+          <w:t>https://www.npmjs.com/package/express</w:t>
+        </w:r>
+      </w:hyperlink>
+    </w:p>
+    <w:p>
+      <w:pPr>
+        <w:spacing w:line="360" w:lineRule="auto"/>
+      </w:pPr>
       <w:hyperlink r:id="rId30" w:history="1">
-        <w:r>
-          <w:rPr>
-            <w:rStyle w:val="Hiperhivatkozs"/>
-          </w:rPr>
-          <w:t>https://www.npmjs.com/package/express</w:t>
-        </w:r>
-      </w:hyperlink>
-    </w:p>
-    <w:p>
-      <w:pPr>
-        <w:spacing w:line="360" w:lineRule="auto"/>
-      </w:pPr>
-      <w:hyperlink r:id="rId31" w:history="1">
         <w:r>
           <w:rPr>
             <w:rStyle w:val="Hiperhivatkozs"/>
@@ -8317,7 +8061,7 @@
       <w:pPr>
         <w:spacing w:line="360" w:lineRule="auto"/>
       </w:pPr>
-      <w:hyperlink r:id="rId32" w:history="1">
+      <w:hyperlink r:id="rId31" w:history="1">
         <w:r>
           <w:rPr>
             <w:rStyle w:val="Hiperhivatkozs"/>
@@ -8368,20 +8112,20 @@
       <w:pPr>
         <w:spacing w:line="360" w:lineRule="auto"/>
       </w:pPr>
+      <w:hyperlink r:id="rId32" w:history="1">
+        <w:r>
+          <w:rPr>
+            <w:rStyle w:val="Hiperhivatkozs"/>
+          </w:rPr>
+          <w:t>https://datatracker.ietf.org/doc/html/rfc7519</w:t>
+        </w:r>
+      </w:hyperlink>
+    </w:p>
+    <w:p>
+      <w:pPr>
+        <w:spacing w:line="360" w:lineRule="auto"/>
+      </w:pPr>
       <w:hyperlink r:id="rId33" w:history="1">
-        <w:r>
-          <w:rPr>
-            <w:rStyle w:val="Hiperhivatkozs"/>
-          </w:rPr>
-          <w:t>https://datatracker.ietf.org/doc/html/rfc7519</w:t>
-        </w:r>
-      </w:hyperlink>
-    </w:p>
-    <w:p>
-      <w:pPr>
-        <w:spacing w:line="360" w:lineRule="auto"/>
-      </w:pPr>
-      <w:hyperlink r:id="rId34" w:history="1">
         <w:r>
           <w:rPr>
             <w:rStyle w:val="Hiperhivatkozs"/>
@@ -8435,7 +8179,7 @@
       <w:pPr>
         <w:spacing w:line="360" w:lineRule="auto"/>
       </w:pPr>
-      <w:hyperlink r:id="rId35" w:history="1">
+      <w:hyperlink r:id="rId34" w:history="1">
         <w:r>
           <w:rPr>
             <w:rStyle w:val="Hiperhivatkozs"/>
@@ -8483,20 +8227,20 @@
       <w:pPr>
         <w:spacing w:line="360" w:lineRule="auto"/>
       </w:pPr>
+      <w:hyperlink r:id="rId35" w:history="1">
+        <w:r>
+          <w:rPr>
+            <w:rStyle w:val="Hiperhivatkozs"/>
+          </w:rPr>
+          <w:t>https://www.npmjs.com/package/nodemailer</w:t>
+        </w:r>
+      </w:hyperlink>
+    </w:p>
+    <w:p>
+      <w:pPr>
+        <w:spacing w:line="360" w:lineRule="auto"/>
+      </w:pPr>
       <w:hyperlink r:id="rId36" w:history="1">
-        <w:r>
-          <w:rPr>
-            <w:rStyle w:val="Hiperhivatkozs"/>
-          </w:rPr>
-          <w:t>https://www.npmjs.com/package/nodemailer</w:t>
-        </w:r>
-      </w:hyperlink>
-    </w:p>
-    <w:p>
-      <w:pPr>
-        <w:spacing w:line="360" w:lineRule="auto"/>
-      </w:pPr>
-      <w:hyperlink r:id="rId37" w:history="1">
         <w:r>
           <w:rPr>
             <w:rStyle w:val="Hiperhivatkozs"/>
@@ -8550,20 +8294,20 @@
       <w:pPr>
         <w:spacing w:line="360" w:lineRule="auto"/>
       </w:pPr>
+      <w:hyperlink r:id="rId37" w:history="1">
+        <w:r>
+          <w:rPr>
+            <w:rStyle w:val="Hiperhivatkozs"/>
+          </w:rPr>
+          <w:t>https://www.npmjs.com/package/piscina</w:t>
+        </w:r>
+      </w:hyperlink>
+    </w:p>
+    <w:p>
+      <w:pPr>
+        <w:spacing w:line="360" w:lineRule="auto"/>
+      </w:pPr>
       <w:hyperlink r:id="rId38" w:history="1">
-        <w:r>
-          <w:rPr>
-            <w:rStyle w:val="Hiperhivatkozs"/>
-          </w:rPr>
-          <w:t>https://www.npmjs.com/package/piscina</w:t>
-        </w:r>
-      </w:hyperlink>
-    </w:p>
-    <w:p>
-      <w:pPr>
-        <w:spacing w:line="360" w:lineRule="auto"/>
-      </w:pPr>
-      <w:hyperlink r:id="rId39" w:history="1">
         <w:r>
           <w:rPr>
             <w:rStyle w:val="Hiperhivatkozs"/>
@@ -8605,7 +8349,7 @@
       <w:pPr>
         <w:spacing w:line="360" w:lineRule="auto"/>
       </w:pPr>
-      <w:hyperlink r:id="rId40" w:history="1">
+      <w:hyperlink r:id="rId39" w:history="1">
         <w:r>
           <w:rPr>
             <w:rStyle w:val="Hiperhivatkozs"/>
@@ -8647,7 +8391,7 @@
       <w:pPr>
         <w:spacing w:line="360" w:lineRule="auto"/>
       </w:pPr>
-      <w:hyperlink r:id="rId41" w:history="1">
+      <w:hyperlink r:id="rId40" w:history="1">
         <w:r>
           <w:rPr>
             <w:rStyle w:val="Hiperhivatkozs"/>
@@ -8703,7 +8447,7 @@
       <w:pPr>
         <w:spacing w:line="360" w:lineRule="auto"/>
       </w:pPr>
-      <w:hyperlink r:id="rId42" w:history="1">
+      <w:hyperlink r:id="rId41" w:history="1">
         <w:r>
           <w:rPr>
             <w:rStyle w:val="Hiperhivatkozs"/>
@@ -8745,7 +8489,7 @@
       <w:pPr>
         <w:spacing w:line="360" w:lineRule="auto"/>
       </w:pPr>
-      <w:hyperlink r:id="rId43" w:history="1">
+      <w:hyperlink r:id="rId42" w:history="1">
         <w:r>
           <w:rPr>
             <w:rStyle w:val="Hiperhivatkozs"/>
@@ -8793,7 +8537,7 @@
       <w:pPr>
         <w:spacing w:line="360" w:lineRule="auto"/>
       </w:pPr>
-      <w:hyperlink r:id="rId44" w:history="1">
+      <w:hyperlink r:id="rId43" w:history="1">
         <w:r>
           <w:rPr>
             <w:rStyle w:val="Hiperhivatkozs"/>
@@ -8835,7 +8579,7 @@
       <w:pPr>
         <w:spacing w:line="360" w:lineRule="auto"/>
       </w:pPr>
-      <w:hyperlink r:id="rId45" w:history="1">
+      <w:hyperlink r:id="rId44" w:history="1">
         <w:r>
           <w:rPr>
             <w:rStyle w:val="Hiperhivatkozs"/>
@@ -8851,7 +8595,7 @@
       <w:r>
         <w:br w:type="page"/>
       </w:r>
-      <w:bookmarkStart w:id="36" w:name="_Toc227094473"/>
+      <w:bookmarkStart w:id="36" w:name="_Toc227094996"/>
       <w:r>
         <w:lastRenderedPageBreak/>
         <w:t>2.2.3</w:t>
@@ -8898,7 +8642,7 @@
       </w:r>
     </w:p>
     <w:p>
-      <w:hyperlink r:id="rId46" w:history="1">
+      <w:hyperlink r:id="rId45" w:history="1">
         <w:r>
           <w:rPr>
             <w:rStyle w:val="Hiperhivatkozs"/>
@@ -8958,7 +8702,7 @@
       <w:pPr>
         <w:spacing w:line="360" w:lineRule="auto"/>
       </w:pPr>
-      <w:hyperlink r:id="rId47" w:history="1">
+      <w:hyperlink r:id="rId46" w:history="1">
         <w:r>
           <w:rPr>
             <w:rStyle w:val="Hiperhivatkozs"/>
@@ -9007,7 +8751,7 @@
       <w:pPr>
         <w:spacing w:line="360" w:lineRule="auto"/>
       </w:pPr>
-      <w:hyperlink r:id="rId48" w:history="1">
+      <w:hyperlink r:id="rId47" w:history="1">
         <w:r>
           <w:rPr>
             <w:rStyle w:val="Hiperhivatkozs"/>
@@ -9053,7 +8797,7 @@
       <w:pPr>
         <w:spacing w:line="360" w:lineRule="auto"/>
       </w:pPr>
-      <w:hyperlink r:id="rId49" w:history="1">
+      <w:hyperlink r:id="rId48" w:history="1">
         <w:r>
           <w:rPr>
             <w:rStyle w:val="Hiperhivatkozs"/>
@@ -9099,7 +8843,7 @@
       <w:pPr>
         <w:spacing w:line="360" w:lineRule="auto"/>
       </w:pPr>
-      <w:hyperlink r:id="rId50" w:history="1">
+      <w:hyperlink r:id="rId49" w:history="1">
         <w:r>
           <w:rPr>
             <w:rStyle w:val="Hiperhivatkozs"/>
@@ -9145,7 +8889,7 @@
       <w:pPr>
         <w:spacing w:line="360" w:lineRule="auto"/>
       </w:pPr>
-      <w:hyperlink r:id="rId51" w:history="1">
+      <w:hyperlink r:id="rId50" w:history="1">
         <w:r>
           <w:rPr>
             <w:rStyle w:val="Hiperhivatkozs"/>
@@ -9191,7 +8935,7 @@
       <w:pPr>
         <w:spacing w:line="360" w:lineRule="auto"/>
       </w:pPr>
-      <w:hyperlink r:id="rId52" w:history="1">
+      <w:hyperlink r:id="rId51" w:history="1">
         <w:r>
           <w:rPr>
             <w:rStyle w:val="Hiperhivatkozs"/>
@@ -9219,7 +8963,7 @@
       <w:pPr>
         <w:pStyle w:val="Cmsor3"/>
       </w:pPr>
-      <w:bookmarkStart w:id="37" w:name="_Toc227094474"/>
+      <w:bookmarkStart w:id="37" w:name="_Toc227094997"/>
       <w:r>
         <w:lastRenderedPageBreak/>
         <w:t>2.2.4</w:t>
@@ -9474,7 +9218,7 @@
         <w:pStyle w:val="Cmsor2"/>
         <w:spacing w:line="360" w:lineRule="auto"/>
       </w:pPr>
-      <w:bookmarkStart w:id="38" w:name="_Toc227094475"/>
+      <w:bookmarkStart w:id="38" w:name="_Toc227094998"/>
       <w:r>
         <w:lastRenderedPageBreak/>
         <w:t>2.3</w:t>
@@ -9497,7 +9241,7 @@
           <w:lang w:eastAsia="hu-HU"/>
         </w:rPr>
       </w:pPr>
-      <w:bookmarkStart w:id="39" w:name="_Toc227094476"/>
+      <w:bookmarkStart w:id="39" w:name="_Toc227094999"/>
       <w:r>
         <w:rPr>
           <w:lang w:eastAsia="hu-HU"/>
@@ -10431,7 +10175,7 @@
           <w:lang w:eastAsia="hu-HU"/>
         </w:rPr>
       </w:pPr>
-      <w:bookmarkStart w:id="40" w:name="_Toc227094477"/>
+      <w:bookmarkStart w:id="40" w:name="_Toc227095000"/>
       <w:r>
         <w:rPr>
           <w:noProof/>
@@ -11265,7 +11009,7 @@
           <w:lang w:eastAsia="hu-HU"/>
         </w:rPr>
       </w:pPr>
-      <w:bookmarkStart w:id="41" w:name="_Toc227094478"/>
+      <w:bookmarkStart w:id="41" w:name="_Toc227095001"/>
       <w:r>
         <w:rPr>
           <w:noProof/>
@@ -11722,7 +11466,7 @@
           <w:lang w:eastAsia="hu-HU"/>
         </w:rPr>
       </w:pPr>
-      <w:bookmarkStart w:id="42" w:name="_Toc227094479"/>
+      <w:bookmarkStart w:id="42" w:name="_Toc227095002"/>
       <w:r>
         <w:rPr>
           <w:noProof/>
@@ -12092,7 +11836,7 @@
           <w:lang w:eastAsia="hu-HU"/>
         </w:rPr>
       </w:pPr>
-      <w:bookmarkStart w:id="43" w:name="_Toc227094480"/>
+      <w:bookmarkStart w:id="43" w:name="_Toc227095003"/>
       <w:r>
         <w:rPr>
           <w:noProof/>
@@ -12291,7 +12035,7 @@
                     <pic:cNvPicPr/>
                   </pic:nvPicPr>
                   <pic:blipFill>
-                    <a:blip r:embed="rId53"/>
+                    <a:blip r:embed="rId52"/>
                     <a:stretch>
                       <a:fillRect/>
                     </a:stretch>
@@ -12386,7 +12130,7 @@
           <w:lang w:eastAsia="hu-HU"/>
         </w:rPr>
       </w:pPr>
-      <w:bookmarkStart w:id="45" w:name="_Toc227094481"/>
+      <w:bookmarkStart w:id="45" w:name="_Toc227095004"/>
       <w:r>
         <w:rPr>
           <w:noProof/>
@@ -12662,7 +12406,7 @@
         </w:rPr>
         <w:br w:type="page"/>
       </w:r>
-      <w:bookmarkStart w:id="46" w:name="_Toc227094482"/>
+      <w:bookmarkStart w:id="46" w:name="_Toc227095005"/>
       <w:r>
         <w:rPr>
           <w:rFonts w:eastAsiaTheme="minorEastAsia"/>
@@ -12721,7 +12465,7 @@
           <w:lang w:eastAsia="hu-HU"/>
         </w:rPr>
       </w:pPr>
-      <w:hyperlink r:id="rId54" w:history="1">
+      <w:hyperlink r:id="rId53" w:history="1">
         <w:r>
           <w:rPr>
             <w:rStyle w:val="Hiperhivatkozs"/>
@@ -12736,7 +12480,7 @@
       <w:pPr>
         <w:pStyle w:val="Cmsor3"/>
       </w:pPr>
-      <w:bookmarkStart w:id="47" w:name="_Toc227094483"/>
+      <w:bookmarkStart w:id="47" w:name="_Toc227095006"/>
       <w:r>
         <w:t>2.4.1</w:t>
       </w:r>
@@ -13150,7 +12894,7 @@
           <w:rStyle w:val="Cmsor3Char"/>
         </w:rPr>
       </w:pPr>
-      <w:bookmarkStart w:id="48" w:name="_Toc227094484"/>
+      <w:bookmarkStart w:id="48" w:name="_Toc227095007"/>
       <w:r>
         <w:rPr>
           <w:rStyle w:val="Cmsor3Char"/>
@@ -13207,7 +12951,7 @@
                     </pic:cNvPicPr>
                   </pic:nvPicPr>
                   <pic:blipFill>
-                    <a:blip r:embed="rId55">
+                    <a:blip r:embed="rId54">
                       <a:extLst>
                         <a:ext uri="{28A0092B-C50C-407E-A947-70E740481C1C}">
                           <a14:useLocalDpi xmlns:a14="http://schemas.microsoft.com/office/drawing/2010/main" val="0"/>
@@ -13282,7 +13026,7 @@
       <w:pPr>
         <w:pStyle w:val="Cmsor3"/>
       </w:pPr>
-      <w:bookmarkStart w:id="50" w:name="_Toc227094485"/>
+      <w:bookmarkStart w:id="50" w:name="_Toc227095008"/>
       <w:r>
         <w:t>2.4.</w:t>
       </w:r>
@@ -13364,7 +13108,7 @@
                     <pic:cNvPicPr/>
                   </pic:nvPicPr>
                   <pic:blipFill>
-                    <a:blip r:embed="rId56"/>
+                    <a:blip r:embed="rId55"/>
                     <a:stretch>
                       <a:fillRect/>
                     </a:stretch>
@@ -13418,7 +13162,7 @@
           <w:lang w:eastAsia="hu-HU"/>
         </w:rPr>
       </w:pPr>
-      <w:bookmarkStart w:id="52" w:name="_Toc227094486"/>
+      <w:bookmarkStart w:id="52" w:name="_Toc227095009"/>
       <w:r>
         <w:rPr>
           <w:rFonts w:eastAsiaTheme="minorEastAsia"/>
@@ -13484,7 +13228,7 @@
                     </pic:cNvPicPr>
                   </pic:nvPicPr>
                   <pic:blipFill>
-                    <a:blip r:embed="rId57">
+                    <a:blip r:embed="rId56">
                       <a:extLst>
                         <a:ext uri="{28A0092B-C50C-407E-A947-70E740481C1C}">
                           <a14:useLocalDpi xmlns:a14="http://schemas.microsoft.com/office/drawing/2010/main" val="0"/>
@@ -13579,7 +13323,7 @@
           <w:lang w:eastAsia="hu-HU"/>
         </w:rPr>
       </w:pPr>
-      <w:bookmarkStart w:id="54" w:name="_Toc227094487"/>
+      <w:bookmarkStart w:id="54" w:name="_Toc227095010"/>
       <w:r>
         <w:rPr>
           <w:rFonts w:eastAsiaTheme="minorEastAsia"/>
@@ -13634,7 +13378,7 @@
                     </pic:cNvPicPr>
                   </pic:nvPicPr>
                   <pic:blipFill>
-                    <a:blip r:embed="rId58">
+                    <a:blip r:embed="rId57">
                       <a:extLst>
                         <a:ext uri="{28A0092B-C50C-407E-A947-70E740481C1C}">
                           <a14:useLocalDpi xmlns:a14="http://schemas.microsoft.com/office/drawing/2010/main" val="0"/>
@@ -13793,7 +13537,7 @@
         </w:rPr>
         <w:br w:type="page"/>
       </w:r>
-      <w:bookmarkStart w:id="56" w:name="_Toc227094488"/>
+      <w:bookmarkStart w:id="56" w:name="_Toc227095011"/>
       <w:r>
         <w:rPr>
           <w:noProof/>
@@ -13899,7 +13643,7 @@
                     <pic:cNvPicPr/>
                   </pic:nvPicPr>
                   <pic:blipFill>
-                    <a:blip r:embed="rId24"/>
+                    <a:blip r:embed="rId23"/>
                     <a:stretch>
                       <a:fillRect/>
                     </a:stretch>
@@ -13979,7 +13723,7 @@
         </w:rPr>
         <w:br w:type="page"/>
       </w:r>
-      <w:bookmarkStart w:id="58" w:name="_Toc227094489"/>
+      <w:bookmarkStart w:id="58" w:name="_Toc227095012"/>
       <w:r>
         <w:rPr>
           <w:noProof/>
@@ -14012,7 +13756,7 @@
           <w:lang w:eastAsia="hu-HU"/>
         </w:rPr>
       </w:pPr>
-      <w:bookmarkStart w:id="59" w:name="_Toc227094490"/>
+      <w:bookmarkStart w:id="59" w:name="_Toc227095013"/>
       <w:r>
         <w:rPr>
           <w:noProof/>
@@ -14096,7 +13840,7 @@
                     <pic:cNvPicPr/>
                   </pic:nvPicPr>
                   <pic:blipFill>
-                    <a:blip r:embed="rId59"/>
+                    <a:blip r:embed="rId58"/>
                     <a:stretch>
                       <a:fillRect/>
                     </a:stretch>
@@ -14217,7 +13961,7 @@
                     <pic:cNvPicPr/>
                   </pic:nvPicPr>
                   <pic:blipFill>
-                    <a:blip r:embed="rId60"/>
+                    <a:blip r:embed="rId59"/>
                     <a:stretch>
                       <a:fillRect/>
                     </a:stretch>
@@ -14341,7 +14085,7 @@
                     <pic:cNvPicPr/>
                   </pic:nvPicPr>
                   <pic:blipFill>
-                    <a:blip r:embed="rId61"/>
+                    <a:blip r:embed="rId60"/>
                     <a:stretch>
                       <a:fillRect/>
                     </a:stretch>
@@ -14409,7 +14153,7 @@
           <w:lang w:eastAsia="hu-HU"/>
         </w:rPr>
       </w:pPr>
-      <w:bookmarkStart w:id="63" w:name="_Toc227094491"/>
+      <w:bookmarkStart w:id="63" w:name="_Toc227095014"/>
       <w:r>
         <w:rPr>
           <w:noProof/>
@@ -14542,7 +14286,7 @@
                     <pic:cNvPicPr/>
                   </pic:nvPicPr>
                   <pic:blipFill>
-                    <a:blip r:embed="rId62"/>
+                    <a:blip r:embed="rId61"/>
                     <a:stretch>
                       <a:fillRect/>
                     </a:stretch>
@@ -14685,7 +14429,7 @@
                     <pic:cNvPicPr/>
                   </pic:nvPicPr>
                   <pic:blipFill>
-                    <a:blip r:embed="rId63"/>
+                    <a:blip r:embed="rId62"/>
                     <a:stretch>
                       <a:fillRect/>
                     </a:stretch>
@@ -14887,7 +14631,7 @@
                     <pic:cNvPicPr/>
                   </pic:nvPicPr>
                   <pic:blipFill>
-                    <a:blip r:embed="rId64"/>
+                    <a:blip r:embed="rId63"/>
                     <a:stretch>
                       <a:fillRect/>
                     </a:stretch>
@@ -15055,7 +14799,7 @@
                     <pic:cNvPicPr/>
                   </pic:nvPicPr>
                   <pic:blipFill>
-                    <a:blip r:embed="rId65"/>
+                    <a:blip r:embed="rId64"/>
                     <a:stretch>
                       <a:fillRect/>
                     </a:stretch>
@@ -15128,7 +14872,7 @@
           <w:lang w:eastAsia="hu-HU"/>
         </w:rPr>
       </w:pPr>
-      <w:bookmarkStart w:id="68" w:name="_Toc227094492"/>
+      <w:bookmarkStart w:id="68" w:name="_Toc227095015"/>
       <w:r>
         <w:rPr>
           <w:lang w:eastAsia="hu-HU"/>
@@ -15169,7 +14913,7 @@
           <w:lang w:eastAsia="hu-HU"/>
         </w:rPr>
       </w:pPr>
-      <w:bookmarkStart w:id="69" w:name="_Toc227094493"/>
+      <w:bookmarkStart w:id="69" w:name="_Toc227095016"/>
       <w:r>
         <w:rPr>
           <w:lang w:eastAsia="hu-HU"/>
@@ -15204,7 +14948,7 @@
       <w:pPr>
         <w:pStyle w:val="Cmsor3"/>
       </w:pPr>
-      <w:bookmarkStart w:id="70" w:name="_Toc227094494"/>
+      <w:bookmarkStart w:id="70" w:name="_Toc227095017"/>
       <w:r>
         <w:t>2.6.2. Átfogóbb szerkesztési lehetőségek</w:t>
       </w:r>
@@ -15224,7 +14968,7 @@
       <w:pPr>
         <w:pStyle w:val="Cmsor3"/>
       </w:pPr>
-      <w:bookmarkStart w:id="71" w:name="_Toc227094495"/>
+      <w:bookmarkStart w:id="71" w:name="_Toc227095018"/>
       <w:r>
         <w:t>2.6.3. Ismert kisebb hibák kijavítása</w:t>
       </w:r>
@@ -15268,7 +15012,7 @@
       <w:pPr>
         <w:pStyle w:val="Cmsor3"/>
       </w:pPr>
-      <w:bookmarkStart w:id="72" w:name="_Toc227094496"/>
+      <w:bookmarkStart w:id="72" w:name="_Toc227095019"/>
       <w:r>
         <w:t>2.6.4. Mobil alkalmazás</w:t>
       </w:r>
@@ -15305,7 +15049,7 @@
           <w:lang w:eastAsia="hu-HU"/>
         </w:rPr>
       </w:pPr>
-      <w:bookmarkStart w:id="73" w:name="_Toc227094497"/>
+      <w:bookmarkStart w:id="73" w:name="_Toc227095020"/>
       <w:r>
         <w:rPr>
           <w:lang w:eastAsia="hu-HU"/>
@@ -15382,7 +15126,7 @@
           <w:lang w:eastAsia="hu-HU"/>
         </w:rPr>
       </w:pPr>
-      <w:bookmarkStart w:id="74" w:name="_Toc227094498"/>
+      <w:bookmarkStart w:id="74" w:name="_Toc227095021"/>
       <w:r>
         <w:rPr>
           <w:lang w:eastAsia="hu-HU"/>
@@ -15413,7 +15157,7 @@
           <w:lang w:eastAsia="hu-HU"/>
         </w:rPr>
       </w:pPr>
-      <w:hyperlink r:id="rId66" w:history="1">
+      <w:hyperlink r:id="rId65" w:history="1">
         <w:r>
           <w:rPr>
             <w:rStyle w:val="Hiperhivatkozs"/>
@@ -15444,7 +15188,7 @@
           <w:lang w:eastAsia="hu-HU"/>
         </w:rPr>
       </w:pPr>
-      <w:hyperlink r:id="rId67" w:history="1">
+      <w:hyperlink r:id="rId66" w:history="1">
         <w:r>
           <w:rPr>
             <w:rStyle w:val="Hiperhivatkozs"/>
@@ -15475,7 +15219,7 @@
           <w:lang w:eastAsia="hu-HU"/>
         </w:rPr>
       </w:pPr>
-      <w:hyperlink r:id="rId68" w:history="1">
+      <w:hyperlink r:id="rId67" w:history="1">
         <w:r>
           <w:rPr>
             <w:rStyle w:val="Hiperhivatkozs"/>
@@ -15506,7 +15250,7 @@
           <w:lang w:eastAsia="hu-HU"/>
         </w:rPr>
       </w:pPr>
-      <w:hyperlink r:id="rId69" w:history="1">
+      <w:hyperlink r:id="rId68" w:history="1">
         <w:r>
           <w:rPr>
             <w:rStyle w:val="Hiperhivatkozs"/>
@@ -15553,7 +15297,7 @@
           <w:lang w:eastAsia="hu-HU"/>
         </w:rPr>
       </w:pPr>
-      <w:bookmarkStart w:id="75" w:name="_Toc227094499"/>
+      <w:bookmarkStart w:id="75" w:name="_Toc227095022"/>
       <w:r>
         <w:rPr>
           <w:rFonts w:eastAsiaTheme="minorEastAsia"/>
@@ -17506,6 +17250,319 @@
           <w:lang w:eastAsia="hu-HU"/>
         </w:rPr>
         <w:fldChar w:fldCharType="end"/>
+      </w:r>
+    </w:p>
+    <w:p>
+      <w:pPr>
+        <w:rPr>
+          <w:rFonts w:asciiTheme="minorHAnsi" w:eastAsiaTheme="minorEastAsia" w:hAnsiTheme="minorHAnsi"/>
+          <w:noProof/>
+          <w:szCs w:val="24"/>
+          <w:lang w:eastAsia="hu-HU"/>
+        </w:rPr>
+      </w:pPr>
+      <w:r>
+        <w:rPr>
+          <w:rFonts w:asciiTheme="minorHAnsi" w:eastAsiaTheme="minorEastAsia" w:hAnsiTheme="minorHAnsi"/>
+          <w:noProof/>
+          <w:szCs w:val="24"/>
+          <w:lang w:eastAsia="hu-HU"/>
+        </w:rPr>
+        <w:br w:type="page"/>
+      </w:r>
+    </w:p>
+    <w:p>
+      <w:pPr>
+        <w:spacing w:line="480" w:lineRule="auto"/>
+        <w:jc w:val="center"/>
+        <w:rPr>
+          <w:b/>
+          <w:bCs/>
+          <w:sz w:val="40"/>
+          <w:szCs w:val="40"/>
+        </w:rPr>
+      </w:pPr>
+      <w:r>
+        <w:rPr>
+          <w:b/>
+          <w:bCs/>
+          <w:sz w:val="40"/>
+          <w:szCs w:val="40"/>
+        </w:rPr>
+        <w:lastRenderedPageBreak/>
+        <w:t>Nyilatkozat</w:t>
+      </w:r>
+    </w:p>
+    <w:p>
+      <w:pPr>
+        <w:spacing w:line="360" w:lineRule="auto"/>
+        <w:jc w:val="both"/>
+        <w:rPr>
+          <w:rFonts w:cs="Times New Roman"/>
+          <w:color w:val="000000" w:themeColor="text1"/>
+          <w:szCs w:val="24"/>
+        </w:rPr>
+      </w:pPr>
+      <w:r>
+        <w:rPr>
+          <w:rFonts w:cs="Times New Roman"/>
+          <w:color w:val="000000" w:themeColor="text1"/>
+          <w:szCs w:val="24"/>
+        </w:rPr>
+        <w:t>A</w:t>
+      </w:r>
+      <w:r>
+        <w:rPr>
+          <w:rFonts w:cs="Times New Roman"/>
+          <w:color w:val="000000" w:themeColor="text1"/>
+          <w:szCs w:val="24"/>
+        </w:rPr>
+        <w:t>lulírott</w:t>
+      </w:r>
+      <w:r>
+        <w:rPr>
+          <w:rFonts w:cs="Times New Roman"/>
+          <w:color w:val="000000" w:themeColor="text1"/>
+          <w:szCs w:val="24"/>
+        </w:rPr>
+        <w:t>,</w:t>
+      </w:r>
+      <w:r>
+        <w:rPr>
+          <w:rFonts w:cs="Times New Roman"/>
+          <w:color w:val="000000" w:themeColor="text1"/>
+          <w:szCs w:val="24"/>
+        </w:rPr>
+        <w:t xml:space="preserve"> </w:t>
+      </w:r>
+      <w:r>
+        <w:rPr>
+          <w:rFonts w:cs="Times New Roman"/>
+          <w:i/>
+          <w:iCs/>
+          <w:color w:val="000000" w:themeColor="text1"/>
+          <w:szCs w:val="24"/>
+        </w:rPr>
+        <w:t>Katona Zalán</w:t>
+      </w:r>
+      <w:r>
+        <w:rPr>
+          <w:rFonts w:cs="Times New Roman"/>
+          <w:color w:val="000000" w:themeColor="text1"/>
+          <w:szCs w:val="24"/>
+        </w:rPr>
+        <w:t xml:space="preserve"> tanuló kijelentem, hogy ez a szakdolgozat saját tudásom, önálló munkám eredménye. A felhasznált eszközöket és szakirodalmakat (tanulmány, internetes forrás, személyes közlés stb.) idézőjel és megjelölt források nélkül nem építettem</w:t>
+      </w:r>
+      <w:r>
+        <w:rPr>
+          <w:rFonts w:cs="Times New Roman"/>
+          <w:color w:val="000000" w:themeColor="text1"/>
+          <w:szCs w:val="24"/>
+        </w:rPr>
+        <w:t xml:space="preserve"> </w:t>
+      </w:r>
+      <w:r>
+        <w:rPr>
+          <w:rFonts w:cs="Times New Roman"/>
+          <w:color w:val="000000" w:themeColor="text1"/>
+          <w:szCs w:val="24"/>
+        </w:rPr>
+        <w:t>be, egyértelműen megjelöltem. Az elkészült záródolgozatban található eredményeket a képzőintézmény és a feladatot kiíró intézmény saját céljára térítés nélkül felhasználhatja, a titkosításra vonatkozó esetleges megkötések mellett.</w:t>
+      </w:r>
+    </w:p>
+    <w:p>
+      <w:pPr>
+        <w:spacing w:line="360" w:lineRule="auto"/>
+        <w:jc w:val="both"/>
+        <w:rPr>
+          <w:rFonts w:cs="Times New Roman"/>
+          <w:color w:val="000000" w:themeColor="text1"/>
+          <w:sz w:val="28"/>
+          <w:szCs w:val="28"/>
+        </w:rPr>
+      </w:pPr>
+    </w:p>
+    <w:p>
+      <w:pPr>
+        <w:tabs>
+          <w:tab w:val="left" w:leader="dot" w:pos="2268"/>
+          <w:tab w:val="left" w:pos="6521"/>
+          <w:tab w:val="left" w:leader="dot" w:pos="8789"/>
+        </w:tabs>
+        <w:spacing w:line="360" w:lineRule="auto"/>
+        <w:jc w:val="both"/>
+        <w:rPr>
+          <w:rFonts w:cs="Times New Roman"/>
+          <w:color w:val="000000" w:themeColor="text1"/>
+          <w:szCs w:val="24"/>
+        </w:rPr>
+      </w:pPr>
+      <w:r>
+        <w:rPr>
+          <w:rFonts w:cs="Times New Roman"/>
+          <w:color w:val="000000" w:themeColor="text1"/>
+          <w:szCs w:val="24"/>
+        </w:rPr>
+        <w:t>Aszód,</w:t>
+      </w:r>
+      <w:r>
+        <w:rPr>
+          <w:rFonts w:cs="Times New Roman"/>
+          <w:color w:val="000000" w:themeColor="text1"/>
+          <w:szCs w:val="24"/>
+        </w:rPr>
+        <w:t xml:space="preserve"> </w:t>
+      </w:r>
+      <w:r>
+        <w:rPr>
+          <w:rFonts w:cs="Times New Roman"/>
+          <w:color w:val="000000" w:themeColor="text1"/>
+          <w:szCs w:val="24"/>
+        </w:rPr>
+        <w:tab/>
+      </w:r>
+      <w:r>
+        <w:rPr>
+          <w:rFonts w:cs="Times New Roman"/>
+          <w:color w:val="000000" w:themeColor="text1"/>
+          <w:szCs w:val="24"/>
+        </w:rPr>
+        <w:tab/>
+      </w:r>
+      <w:r>
+        <w:rPr>
+          <w:rFonts w:cs="Times New Roman"/>
+          <w:color w:val="000000" w:themeColor="text1"/>
+          <w:szCs w:val="24"/>
+        </w:rPr>
+        <w:tab/>
+      </w:r>
+    </w:p>
+    <w:p>
+      <w:pPr>
+        <w:tabs>
+          <w:tab w:val="left" w:pos="6521"/>
+          <w:tab w:val="center" w:pos="7655"/>
+          <w:tab w:val="left" w:leader="dot" w:pos="8789"/>
+        </w:tabs>
+        <w:spacing w:line="360" w:lineRule="auto"/>
+        <w:jc w:val="both"/>
+        <w:rPr>
+          <w:szCs w:val="24"/>
+        </w:rPr>
+      </w:pPr>
+      <w:r>
+        <w:rPr>
+          <w:b/>
+          <w:bCs/>
+          <w:szCs w:val="24"/>
+        </w:rPr>
+        <w:tab/>
+      </w:r>
+      <w:r>
+        <w:rPr>
+          <w:b/>
+          <w:bCs/>
+          <w:szCs w:val="24"/>
+        </w:rPr>
+        <w:tab/>
+      </w:r>
+      <w:r>
+        <w:rPr>
+          <w:szCs w:val="24"/>
+        </w:rPr>
+        <w:t>Katona Zalán</w:t>
+      </w:r>
+    </w:p>
+    <w:p>
+      <w:pPr>
+        <w:rPr>
+          <w:rFonts w:asciiTheme="minorHAnsi" w:eastAsiaTheme="minorEastAsia" w:hAnsiTheme="minorHAnsi"/>
+          <w:noProof/>
+          <w:szCs w:val="24"/>
+          <w:lang w:eastAsia="hu-HU"/>
+        </w:rPr>
+      </w:pPr>
+      <w:r>
+        <w:rPr>
+          <w:rFonts w:asciiTheme="minorHAnsi" w:eastAsiaTheme="minorEastAsia" w:hAnsiTheme="minorHAnsi"/>
+          <w:noProof/>
+          <w:szCs w:val="24"/>
+          <w:lang w:eastAsia="hu-HU"/>
+        </w:rPr>
+        <w:br w:type="page"/>
+      </w:r>
+    </w:p>
+    <w:p>
+      <w:pPr>
+        <w:pStyle w:val="brajegyzk"/>
+        <w:tabs>
+          <w:tab w:val="right" w:leader="dot" w:pos="9060"/>
+        </w:tabs>
+        <w:rPr>
+          <w:rFonts w:asciiTheme="minorHAnsi" w:eastAsiaTheme="minorEastAsia" w:hAnsiTheme="minorHAnsi"/>
+          <w:noProof/>
+          <w:szCs w:val="24"/>
+          <w:lang w:eastAsia="hu-HU"/>
+        </w:rPr>
+      </w:pPr>
+      <w:r>
+        <w:rPr>
+          <w:b/>
+          <w:bCs/>
+          <w:noProof/>
+          <w:sz w:val="48"/>
+          <w:szCs w:val="48"/>
+        </w:rPr>
+        <w:lastRenderedPageBreak/>
+        <w:drawing>
+          <wp:inline distT="0" distB="0" distL="0" distR="0" wp14:anchorId="627DCECE" wp14:editId="0F739BDE">
+            <wp:extent cx="5753100" cy="8134350"/>
+            <wp:effectExtent l="0" t="0" r="0" b="0"/>
+            <wp:docPr id="440084721" name="Kép 3"/>
+            <wp:cNvGraphicFramePr>
+              <a:graphicFrameLocks xmlns:a="http://schemas.openxmlformats.org/drawingml/2006/main" noChangeAspect="1"/>
+            </wp:cNvGraphicFramePr>
+            <a:graphic xmlns:a="http://schemas.openxmlformats.org/drawingml/2006/main">
+              <a:graphicData uri="http://schemas.openxmlformats.org/drawingml/2006/picture">
+                <pic:pic xmlns:pic="http://schemas.openxmlformats.org/drawingml/2006/picture">
+                  <pic:nvPicPr>
+                    <pic:cNvPr id="0" name="Picture 5"/>
+                    <pic:cNvPicPr>
+                      <a:picLocks noChangeAspect="1" noChangeArrowheads="1"/>
+                    </pic:cNvPicPr>
+                  </pic:nvPicPr>
+                  <pic:blipFill>
+                    <a:blip r:embed="rId69" cstate="print">
+                      <a:extLst>
+                        <a:ext uri="{28A0092B-C50C-407E-A947-70E740481C1C}">
+                          <a14:useLocalDpi xmlns:a14="http://schemas.microsoft.com/office/drawing/2010/main" val="0"/>
+                        </a:ext>
+                      </a:extLst>
+                    </a:blip>
+                    <a:srcRect/>
+                    <a:stretch>
+                      <a:fillRect/>
+                    </a:stretch>
+                  </pic:blipFill>
+                  <pic:spPr bwMode="auto">
+                    <a:xfrm>
+                      <a:off x="0" y="0"/>
+                      <a:ext cx="5753100" cy="8134350"/>
+                    </a:xfrm>
+                    <a:prstGeom prst="rect">
+                      <a:avLst/>
+                    </a:prstGeom>
+                    <a:noFill/>
+                    <a:ln>
+                      <a:noFill/>
+                    </a:ln>
+                  </pic:spPr>
+                </pic:pic>
+              </a:graphicData>
+            </a:graphic>
+          </wp:inline>
+        </w:drawing>
       </w:r>
     </w:p>
     <w:sectPr>
